--- a/internal_doc/03.开发设计/Story-traceOn支持指定函数和线程类型监控.docx
+++ b/internal_doc/03.开发设计/Story-traceOn支持指定函数和线程类型监控.docx
@@ -7,14 +7,12 @@
         <w:pStyle w:val="Title"/>
         <w:spacing w:line="360" w:lineRule="auto"/>
       </w:pPr>
-      <w:proofErr w:type="spellStart"/>
       <w:r>
         <w:rPr>
           <w:rFonts w:hint="eastAsia"/>
         </w:rPr>
         <w:t>traceOn</w:t>
       </w:r>
-      <w:proofErr w:type="spellEnd"/>
       <w:r>
         <w:rPr>
           <w:rFonts w:hint="eastAsia"/>
@@ -74,7 +72,13 @@
               <w:rPr>
                 <w:rFonts w:hint="eastAsia"/>
               </w:rPr>
-              <w:t>2018-02-21</w:t>
+              <w:t>2019</w:t>
+            </w:r>
+            <w:r>
+              <w:rPr>
+                <w:rFonts w:hint="eastAsia"/>
+              </w:rPr>
+              <w:t>-02-21</w:t>
             </w:r>
             <w:r>
               <w:rPr>
@@ -82,14 +86,12 @@
               </w:rPr>
               <w:t xml:space="preserve">  </w:t>
             </w:r>
-            <w:proofErr w:type="spellStart"/>
             <w:r>
               <w:rPr>
                 <w:rFonts w:hint="eastAsia"/>
               </w:rPr>
               <w:t>fangjiabin</w:t>
             </w:r>
-            <w:proofErr w:type="spellEnd"/>
           </w:p>
         </w:tc>
         <w:tc>
@@ -120,6 +122,12 @@
               <w:spacing w:line="360" w:lineRule="auto"/>
               <w:ind w:left="0"/>
             </w:pPr>
+            <w:r>
+              <w:rPr>
+                <w:rFonts w:hint="eastAsia"/>
+              </w:rPr>
+              <w:t>2019-3-14   fangjiabin</w:t>
+            </w:r>
           </w:p>
         </w:tc>
         <w:tc>
@@ -131,6 +139,12 @@
               <w:spacing w:line="360" w:lineRule="auto"/>
               <w:ind w:left="0"/>
             </w:pPr>
+            <w:r>
+              <w:rPr>
+                <w:rFonts w:hint="eastAsia"/>
+              </w:rPr>
+              <w:t>update</w:t>
+            </w:r>
           </w:p>
         </w:tc>
       </w:tr>
@@ -193,7 +207,28 @@
           <w:rFonts w:asciiTheme="minorEastAsia" w:hAnsiTheme="minorEastAsia" w:hint="eastAsia"/>
           <w:szCs w:val="21"/>
         </w:rPr>
-        <w:t>trace支持过滤线程类型和函数</w:t>
+        <w:t xml:space="preserve"> </w:t>
+      </w:r>
+      <w:r>
+        <w:rPr>
+          <w:rFonts w:asciiTheme="minorEastAsia" w:hAnsiTheme="minorEastAsia" w:hint="eastAsia"/>
+          <w:szCs w:val="21"/>
+        </w:rPr>
+        <w:t>trace</w:t>
+      </w:r>
+      <w:r>
+        <w:rPr>
+          <w:rFonts w:asciiTheme="minorEastAsia" w:hAnsiTheme="minorEastAsia" w:hint="eastAsia"/>
+          <w:szCs w:val="21"/>
+        </w:rPr>
+        <w:t xml:space="preserve">On </w:t>
+      </w:r>
+      <w:r>
+        <w:rPr>
+          <w:rFonts w:asciiTheme="minorEastAsia" w:hAnsiTheme="minorEastAsia" w:hint="eastAsia"/>
+          <w:szCs w:val="21"/>
+        </w:rPr>
+        <w:t>支持过滤线程类型和函数</w:t>
       </w:r>
     </w:p>
     <w:p>
@@ -252,21 +287,12 @@
           <w:szCs w:val="21"/>
         </w:rPr>
       </w:pPr>
-      <w:proofErr w:type="spellStart"/>
-      <w:r>
-        <w:rPr>
-          <w:rFonts w:asciiTheme="minorEastAsia" w:hAnsiTheme="minorEastAsia" w:hint="eastAsia"/>
-          <w:szCs w:val="21"/>
-        </w:rPr>
-        <w:t>traceOn</w:t>
-      </w:r>
-      <w:proofErr w:type="spellEnd"/>
-      <w:r>
-        <w:rPr>
-          <w:rFonts w:asciiTheme="minorEastAsia" w:hAnsiTheme="minorEastAsia" w:hint="eastAsia"/>
-          <w:szCs w:val="21"/>
-        </w:rPr>
-        <w:t xml:space="preserve"> 当前支持监控指定模块、线程。现在需要在支持监控指定函数和指定类型的线程</w:t>
+      <w:r>
+        <w:rPr>
+          <w:rFonts w:asciiTheme="minorEastAsia" w:hAnsiTheme="minorEastAsia" w:hint="eastAsia"/>
+          <w:szCs w:val="21"/>
+        </w:rPr>
+        <w:t>traceOn 当前支持监控指定模块、线程。现在需要在支持监控指定函数和指定类型的线程</w:t>
       </w:r>
     </w:p>
     <w:p>
@@ -349,6 +375,75 @@
     </w:p>
     <w:p>
       <w:pPr>
+        <w:rPr>
+          <w:sz w:val="18"/>
+          <w:szCs w:val="18"/>
+        </w:rPr>
+      </w:pPr>
+      <w:r>
+        <w:rPr>
+          <w:rFonts w:hint="eastAsia"/>
+          <w:sz w:val="18"/>
+          <w:szCs w:val="18"/>
+        </w:rPr>
+        <w:t>注：</w:t>
+      </w:r>
+      <w:r>
+        <w:rPr>
+          <w:rFonts w:hint="eastAsia"/>
+          <w:b/>
+          <w:sz w:val="18"/>
+          <w:szCs w:val="18"/>
+        </w:rPr>
+        <w:t>黑色</w:t>
+      </w:r>
+      <w:r>
+        <w:rPr>
+          <w:rFonts w:hint="eastAsia"/>
+          <w:sz w:val="18"/>
+          <w:szCs w:val="18"/>
+        </w:rPr>
+        <w:t>为已有，</w:t>
+      </w:r>
+      <w:r>
+        <w:rPr>
+          <w:rFonts w:hint="eastAsia"/>
+          <w:b/>
+          <w:color w:val="C00000"/>
+          <w:sz w:val="18"/>
+          <w:szCs w:val="18"/>
+        </w:rPr>
+        <w:t>红色</w:t>
+      </w:r>
+      <w:r>
+        <w:rPr>
+          <w:rFonts w:hint="eastAsia"/>
+          <w:sz w:val="18"/>
+          <w:szCs w:val="18"/>
+        </w:rPr>
+        <w:t>为变化，</w:t>
+      </w:r>
+      <w:r>
+        <w:rPr>
+          <w:rFonts w:hint="eastAsia"/>
+          <w:b/>
+          <w:color w:val="548DD4" w:themeColor="text2" w:themeTint="99"/>
+          <w:sz w:val="18"/>
+          <w:szCs w:val="18"/>
+        </w:rPr>
+        <w:t>蓝色</w:t>
+      </w:r>
+      <w:r>
+        <w:rPr>
+          <w:rFonts w:hint="eastAsia"/>
+          <w:sz w:val="18"/>
+          <w:szCs w:val="18"/>
+        </w:rPr>
+        <w:t>为新加。</w:t>
+      </w:r>
+    </w:p>
+    <w:p>
+      <w:pPr>
         <w:pStyle w:val="Heading3"/>
       </w:pPr>
       <w:r>
@@ -366,7 +461,6 @@
           <w:bCs/>
         </w:rPr>
       </w:pPr>
-      <w:proofErr w:type="spellStart"/>
       <w:r>
         <w:rPr>
           <w:rFonts w:asciiTheme="minorEastAsia" w:hAnsiTheme="minorEastAsia"/>
@@ -374,7 +468,6 @@
         </w:rPr>
         <w:t>traceOn</w:t>
       </w:r>
-      <w:proofErr w:type="spellEnd"/>
       <w:r>
         <w:rPr>
           <w:rFonts w:asciiTheme="minorEastAsia" w:hAnsiTheme="minorEastAsia" w:hint="eastAsia"/>
@@ -389,7 +482,6 @@
         </w:rPr>
         <w:t>( &lt;</w:t>
       </w:r>
-      <w:proofErr w:type="spellStart"/>
       <w:r>
         <w:rPr>
           <w:rFonts w:asciiTheme="minorEastAsia" w:hAnsiTheme="minorEastAsia"/>
@@ -404,90 +496,50 @@
         </w:rPr>
         <w:t>e</w:t>
       </w:r>
-      <w:proofErr w:type="spellEnd"/>
       <w:r>
         <w:rPr>
           <w:rFonts w:asciiTheme="minorEastAsia" w:hAnsiTheme="minorEastAsia"/>
           <w:bCs/>
         </w:rPr>
-        <w:t>&gt;, [</w:t>
-      </w:r>
-      <w:proofErr w:type="spellStart"/>
+        <w:t>&gt;, [strComp], [strBreak</w:t>
+      </w:r>
+      <w:r>
+        <w:rPr>
+          <w:rFonts w:asciiTheme="minorEastAsia" w:hAnsiTheme="minorEastAsia" w:hint="eastAsia"/>
+          <w:bCs/>
+        </w:rPr>
+        <w:t>p</w:t>
+      </w:r>
       <w:r>
         <w:rPr>
           <w:rFonts w:asciiTheme="minorEastAsia" w:hAnsiTheme="minorEastAsia"/>
           <w:bCs/>
         </w:rPr>
-        <w:t>strComp</w:t>
-      </w:r>
-      <w:proofErr w:type="spellEnd"/>
+        <w:t>oint], [tids]</w:t>
+      </w:r>
+      <w:r>
+        <w:rPr>
+          <w:rFonts w:asciiTheme="minorEastAsia" w:hAnsiTheme="minorEastAsia" w:hint="eastAsia"/>
+          <w:bCs/>
+        </w:rPr>
+        <w:t xml:space="preserve"> </w:t>
+      </w:r>
       <w:r>
         <w:rPr>
           <w:rFonts w:asciiTheme="minorEastAsia" w:hAnsiTheme="minorEastAsia"/>
           <w:bCs/>
         </w:rPr>
-        <w:t>], [</w:t>
-      </w:r>
-      <w:proofErr w:type="spellStart"/>
-      <w:r>
+        <w:t>)</w:t>
+      </w:r>
+    </w:p>
+    <w:p>
+      <w:pPr>
+        <w:spacing w:line="360" w:lineRule="auto"/>
         <w:rPr>
           <w:rFonts w:asciiTheme="minorEastAsia" w:hAnsiTheme="minorEastAsia"/>
           <w:bCs/>
         </w:rPr>
-        <w:t>strBreak</w:t>
-      </w:r>
-      <w:r>
-        <w:rPr>
-          <w:rFonts w:asciiTheme="minorEastAsia" w:hAnsiTheme="minorEastAsia" w:hint="eastAsia"/>
-          <w:bCs/>
-        </w:rPr>
-        <w:t>p</w:t>
-      </w:r>
-      <w:r>
-        <w:rPr>
-          <w:rFonts w:asciiTheme="minorEastAsia" w:hAnsiTheme="minorEastAsia"/>
-          <w:bCs/>
-        </w:rPr>
-        <w:t>oint</w:t>
-      </w:r>
-      <w:proofErr w:type="spellEnd"/>
-      <w:r>
-        <w:rPr>
-          <w:rFonts w:asciiTheme="minorEastAsia" w:hAnsiTheme="minorEastAsia"/>
-          <w:bCs/>
-        </w:rPr>
-        <w:t>], [</w:t>
-      </w:r>
-      <w:proofErr w:type="spellStart"/>
-      <w:r>
-        <w:rPr>
-          <w:rFonts w:asciiTheme="minorEastAsia" w:hAnsiTheme="minorEastAsia"/>
-          <w:bCs/>
-        </w:rPr>
-        <w:t>tids</w:t>
-      </w:r>
-      <w:proofErr w:type="spellEnd"/>
-      <w:r>
-        <w:rPr>
-          <w:rFonts w:asciiTheme="minorEastAsia" w:hAnsiTheme="minorEastAsia"/>
-          <w:bCs/>
-        </w:rPr>
-        <w:t>]</w:t>
-      </w:r>
-      <w:r>
-        <w:rPr>
-          <w:rFonts w:asciiTheme="minorEastAsia" w:hAnsiTheme="minorEastAsia" w:hint="eastAsia"/>
-          <w:bCs/>
-        </w:rPr>
-        <w:t xml:space="preserve"> </w:t>
-      </w:r>
-      <w:r>
-        <w:rPr>
-          <w:rFonts w:asciiTheme="minorEastAsia" w:hAnsiTheme="minorEastAsia"/>
-          <w:bCs/>
-        </w:rPr>
-        <w:t>)</w:t>
-      </w:r>
+      </w:pPr>
     </w:p>
     <w:p>
       <w:pPr>
@@ -500,14 +552,12 @@
         <w:lastRenderedPageBreak/>
         <w:t>增加</w:t>
       </w:r>
-      <w:proofErr w:type="spellStart"/>
       <w:r>
         <w:rPr>
           <w:rFonts w:hint="eastAsia"/>
         </w:rPr>
         <w:t>Javascript</w:t>
       </w:r>
-      <w:proofErr w:type="spellEnd"/>
       <w:r>
         <w:rPr>
           <w:rFonts w:hint="eastAsia"/>
@@ -519,24 +569,11 @@
       <w:pPr>
         <w:pStyle w:val="Heading4"/>
       </w:pPr>
-      <w:commentRangeStart w:id="0"/>
-      <w:proofErr w:type="spellStart"/>
-      <w:r>
-        <w:rPr>
-          <w:rFonts w:hint="eastAsia"/>
-        </w:rPr>
-        <w:t>traceOnOption</w:t>
-      </w:r>
-      <w:commentRangeEnd w:id="0"/>
-      <w:proofErr w:type="spellEnd"/>
-      <w:r>
-        <w:rPr>
-          <w:rStyle w:val="CommentReference"/>
-          <w:rFonts w:asciiTheme="minorHAnsi" w:eastAsiaTheme="minorEastAsia" w:hAnsiTheme="minorHAnsi" w:cstheme="minorBidi"/>
-          <w:b w:val="0"/>
-          <w:bCs w:val="0"/>
-        </w:rPr>
-        <w:commentReference w:id="0"/>
+      <w:r>
+        <w:rPr>
+          <w:rFonts w:hint="eastAsia"/>
+        </w:rPr>
+        <w:t>traceOptions</w:t>
       </w:r>
       <w:r>
         <w:rPr>
@@ -566,51 +603,15 @@
           <w:bCs/>
           <w:szCs w:val="21"/>
         </w:rPr>
-        <w:t xml:space="preserve">指定 </w:t>
-      </w:r>
-      <w:proofErr w:type="spellStart"/>
-      <w:r>
-        <w:rPr>
-          <w:rFonts w:asciiTheme="minorEastAsia" w:hAnsiTheme="minorEastAsia" w:hint="eastAsia"/>
-          <w:bCs/>
-          <w:szCs w:val="21"/>
-        </w:rPr>
-        <w:t>traceOn</w:t>
-      </w:r>
-      <w:proofErr w:type="spellEnd"/>
-      <w:r>
-        <w:rPr>
-          <w:rFonts w:asciiTheme="minorEastAsia" w:hAnsiTheme="minorEastAsia" w:hint="eastAsia"/>
-          <w:bCs/>
-          <w:szCs w:val="21"/>
-        </w:rPr>
-        <w:t xml:space="preserve"> 监控程序的参数</w:t>
-      </w:r>
-      <w:r>
-        <w:rPr>
-          <w:rFonts w:asciiTheme="minorEastAsia" w:hAnsiTheme="minorEastAsia" w:hint="eastAsia"/>
-          <w:bCs/>
-          <w:szCs w:val="21"/>
-        </w:rPr>
-        <w:t xml:space="preserve">并作为 </w:t>
-      </w:r>
-      <w:proofErr w:type="spellStart"/>
-      <w:r>
-        <w:rPr>
-          <w:rFonts w:asciiTheme="minorEastAsia" w:hAnsiTheme="minorEastAsia" w:hint="eastAsia"/>
-          <w:bCs/>
-          <w:szCs w:val="21"/>
-        </w:rPr>
-        <w:t>traceOn</w:t>
-      </w:r>
-      <w:proofErr w:type="spellEnd"/>
-      <w:r>
-        <w:rPr>
-          <w:rFonts w:asciiTheme="minorEastAsia" w:hAnsiTheme="minorEastAsia" w:hint="eastAsia"/>
-          <w:bCs/>
-          <w:szCs w:val="21"/>
-        </w:rPr>
-        <w:t xml:space="preserve"> 的新接口的参数</w:t>
+        <w:t>指定 traceOn 监控程序的参数</w:t>
+      </w:r>
+      <w:r>
+        <w:rPr>
+          <w:rFonts w:asciiTheme="minorEastAsia" w:hAnsiTheme="minorEastAsia" w:hint="eastAsia"/>
+          <w:bCs/>
+          <w:szCs w:val="21"/>
+        </w:rPr>
+        <w:t>并作为 traceOn 的新接口的参数</w:t>
       </w:r>
     </w:p>
     <w:p>
@@ -629,24 +630,25 @@
         <w:spacing w:line="360" w:lineRule="auto"/>
         <w:rPr>
           <w:rFonts w:asciiTheme="minorEastAsia" w:hAnsiTheme="minorEastAsia"/>
-          <w:bCs/>
-          <w:szCs w:val="21"/>
-        </w:rPr>
-      </w:pPr>
-      <w:proofErr w:type="spellStart"/>
-      <w:r>
-        <w:rPr>
-          <w:rFonts w:asciiTheme="minorEastAsia" w:hAnsiTheme="minorEastAsia" w:hint="eastAsia"/>
-          <w:bCs/>
-          <w:szCs w:val="21"/>
-        </w:rPr>
-        <w:t>traceOnOption</w:t>
-      </w:r>
-      <w:proofErr w:type="spellEnd"/>
-      <w:r>
-        <w:rPr>
-          <w:rFonts w:asciiTheme="minorEastAsia" w:hAnsiTheme="minorEastAsia" w:hint="eastAsia"/>
-          <w:bCs/>
+          <w:b/>
+          <w:color w:val="548DD4" w:themeColor="text2" w:themeTint="99"/>
+          <w:szCs w:val="21"/>
+        </w:rPr>
+      </w:pPr>
+      <w:r>
+        <w:rPr>
+          <w:rFonts w:asciiTheme="minorEastAsia" w:hAnsiTheme="minorEastAsia" w:hint="eastAsia"/>
+          <w:b/>
+          <w:color w:val="548DD4" w:themeColor="text2" w:themeTint="99"/>
+          <w:szCs w:val="21"/>
+        </w:rPr>
+        <w:t>traceOptions</w:t>
+      </w:r>
+      <w:r>
+        <w:rPr>
+          <w:rFonts w:asciiTheme="minorEastAsia" w:hAnsiTheme="minorEastAsia" w:hint="eastAsia"/>
+          <w:b/>
+          <w:color w:val="548DD4" w:themeColor="text2" w:themeTint="99"/>
           <w:szCs w:val="21"/>
         </w:rPr>
         <w:t>()</w:t>
@@ -654,67 +656,459 @@
       <w:r>
         <w:rPr>
           <w:rFonts w:asciiTheme="minorEastAsia" w:hAnsiTheme="minorEastAsia" w:hint="eastAsia"/>
-          <w:bCs/>
+          <w:b/>
+          <w:color w:val="548DD4" w:themeColor="text2" w:themeTint="99"/>
+          <w:szCs w:val="21"/>
+        </w:rPr>
+        <w:t>.bufferSize( &lt;size&gt;</w:t>
+      </w:r>
+      <w:r>
+        <w:rPr>
+          <w:rFonts w:asciiTheme="minorEastAsia" w:hAnsiTheme="minorEastAsia" w:hint="eastAsia"/>
+          <w:b/>
+          <w:color w:val="548DD4" w:themeColor="text2" w:themeTint="99"/>
+          <w:szCs w:val="21"/>
+        </w:rPr>
+        <w:t xml:space="preserve"> </w:t>
+      </w:r>
+      <w:r>
+        <w:rPr>
+          <w:rFonts w:asciiTheme="minorEastAsia" w:hAnsiTheme="minorEastAsia" w:hint="eastAsia"/>
+          <w:b/>
+          <w:color w:val="548DD4" w:themeColor="text2" w:themeTint="99"/>
+          <w:szCs w:val="21"/>
+        </w:rPr>
+        <w:t>)</w:t>
+      </w:r>
+    </w:p>
+    <w:p>
+      <w:pPr>
+        <w:spacing w:line="360" w:lineRule="auto"/>
+        <w:rPr>
+          <w:rFonts w:asciiTheme="minorEastAsia" w:hAnsiTheme="minorEastAsia"/>
+          <w:b/>
+          <w:color w:val="548DD4" w:themeColor="text2" w:themeTint="99"/>
+          <w:szCs w:val="21"/>
+        </w:rPr>
+      </w:pPr>
+      <w:r>
+        <w:rPr>
+          <w:rFonts w:asciiTheme="minorEastAsia" w:hAnsiTheme="minorEastAsia" w:hint="eastAsia"/>
+          <w:b/>
+          <w:color w:val="548DD4" w:themeColor="text2" w:themeTint="99"/>
+          <w:szCs w:val="21"/>
+        </w:rPr>
+        <w:t xml:space="preserve">            [</w:t>
+      </w:r>
+      <w:r>
+        <w:rPr>
+          <w:rFonts w:asciiTheme="minorEastAsia" w:hAnsiTheme="minorEastAsia"/>
+          <w:b/>
+          <w:color w:val="548DD4" w:themeColor="text2" w:themeTint="99"/>
+          <w:szCs w:val="21"/>
+        </w:rPr>
+        <w:t>.comp</w:t>
+      </w:r>
+      <w:r>
+        <w:rPr>
+          <w:rFonts w:asciiTheme="minorEastAsia" w:hAnsiTheme="minorEastAsia" w:hint="eastAsia"/>
+          <w:b/>
+          <w:color w:val="548DD4" w:themeColor="text2" w:themeTint="99"/>
+          <w:szCs w:val="21"/>
+        </w:rPr>
+        <w:t>on</w:t>
+      </w:r>
+      <w:r>
+        <w:rPr>
+          <w:rFonts w:asciiTheme="minorEastAsia" w:hAnsiTheme="minorEastAsia"/>
+          <w:b/>
+          <w:color w:val="548DD4" w:themeColor="text2" w:themeTint="99"/>
+          <w:szCs w:val="21"/>
+        </w:rPr>
+        <w:t>ent</w:t>
+      </w:r>
+      <w:r>
+        <w:rPr>
+          <w:rFonts w:asciiTheme="minorEastAsia" w:hAnsiTheme="minorEastAsia" w:hint="eastAsia"/>
+          <w:b/>
+          <w:color w:val="548DD4" w:themeColor="text2" w:themeTint="99"/>
+          <w:szCs w:val="21"/>
+        </w:rPr>
+        <w:t>s</w:t>
+      </w:r>
+      <w:r>
+        <w:rPr>
+          <w:rFonts w:asciiTheme="minorEastAsia" w:hAnsiTheme="minorEastAsia"/>
+          <w:b/>
+          <w:color w:val="548DD4" w:themeColor="text2" w:themeTint="99"/>
+          <w:szCs w:val="21"/>
+        </w:rPr>
+        <w:t>(</w:t>
+      </w:r>
+      <w:r>
+        <w:rPr>
+          <w:rFonts w:asciiTheme="minorEastAsia" w:hAnsiTheme="minorEastAsia" w:hint="eastAsia"/>
+          <w:b/>
+          <w:color w:val="548DD4" w:themeColor="text2" w:themeTint="99"/>
+          <w:szCs w:val="21"/>
+        </w:rPr>
+        <w:t xml:space="preserve"> </w:t>
+      </w:r>
+      <w:r>
+        <w:rPr>
+          <w:rFonts w:asciiTheme="minorEastAsia" w:hAnsiTheme="minorEastAsia" w:hint="eastAsia"/>
+          <w:b/>
+          <w:color w:val="548DD4" w:themeColor="text2" w:themeTint="99"/>
+          <w:szCs w:val="21"/>
+        </w:rPr>
+        <w:t xml:space="preserve">&lt;components&gt; </w:t>
+      </w:r>
+      <w:r>
+        <w:rPr>
+          <w:rFonts w:asciiTheme="minorEastAsia" w:hAnsiTheme="minorEastAsia"/>
+          <w:b/>
+          <w:color w:val="548DD4" w:themeColor="text2" w:themeTint="99"/>
+          <w:szCs w:val="21"/>
+        </w:rPr>
+        <w:t>)</w:t>
+      </w:r>
+      <w:r>
+        <w:rPr>
+          <w:rFonts w:asciiTheme="minorEastAsia" w:hAnsiTheme="minorEastAsia" w:hint="eastAsia"/>
+          <w:b/>
+          <w:color w:val="548DD4" w:themeColor="text2" w:themeTint="99"/>
+          <w:szCs w:val="21"/>
+        </w:rPr>
+        <w:t>]</w:t>
+      </w:r>
+    </w:p>
+    <w:p>
+      <w:pPr>
+        <w:spacing w:line="360" w:lineRule="auto"/>
+        <w:rPr>
+          <w:rFonts w:asciiTheme="minorEastAsia" w:hAnsiTheme="minorEastAsia"/>
+          <w:b/>
+          <w:color w:val="548DD4" w:themeColor="text2" w:themeTint="99"/>
+          <w:szCs w:val="21"/>
+        </w:rPr>
+      </w:pPr>
+      <w:r>
+        <w:rPr>
+          <w:rFonts w:asciiTheme="minorEastAsia" w:hAnsiTheme="minorEastAsia" w:hint="eastAsia"/>
+          <w:b/>
+          <w:color w:val="548DD4" w:themeColor="text2" w:themeTint="99"/>
+          <w:szCs w:val="21"/>
+        </w:rPr>
+        <w:t xml:space="preserve">            [</w:t>
+      </w:r>
+      <w:r>
+        <w:rPr>
+          <w:rFonts w:asciiTheme="minorEastAsia" w:hAnsiTheme="minorEastAsia"/>
+          <w:b/>
+          <w:color w:val="548DD4" w:themeColor="text2" w:themeTint="99"/>
+          <w:szCs w:val="21"/>
+        </w:rPr>
+        <w:t>.breakpoint</w:t>
+      </w:r>
+      <w:r>
+        <w:rPr>
+          <w:rFonts w:asciiTheme="minorEastAsia" w:hAnsiTheme="minorEastAsia" w:hint="eastAsia"/>
+          <w:b/>
+          <w:color w:val="548DD4" w:themeColor="text2" w:themeTint="99"/>
+          <w:szCs w:val="21"/>
+        </w:rPr>
+        <w:t>s</w:t>
+      </w:r>
+      <w:r>
+        <w:rPr>
+          <w:rFonts w:asciiTheme="minorEastAsia" w:hAnsiTheme="minorEastAsia"/>
+          <w:b/>
+          <w:color w:val="548DD4" w:themeColor="text2" w:themeTint="99"/>
+          <w:szCs w:val="21"/>
+        </w:rPr>
+        <w:t>(</w:t>
+      </w:r>
+      <w:r>
+        <w:rPr>
+          <w:rFonts w:asciiTheme="minorEastAsia" w:hAnsiTheme="minorEastAsia" w:hint="eastAsia"/>
+          <w:b/>
+          <w:color w:val="548DD4" w:themeColor="text2" w:themeTint="99"/>
+          <w:szCs w:val="21"/>
+        </w:rPr>
+        <w:t xml:space="preserve"> &lt;breakpoints&gt;</w:t>
+      </w:r>
+      <w:r>
+        <w:rPr>
+          <w:rFonts w:asciiTheme="minorEastAsia" w:hAnsiTheme="minorEastAsia" w:hint="eastAsia"/>
+          <w:b/>
+          <w:color w:val="548DD4" w:themeColor="text2" w:themeTint="99"/>
+          <w:szCs w:val="21"/>
+        </w:rPr>
+        <w:t xml:space="preserve"> </w:t>
+      </w:r>
+      <w:r>
+        <w:rPr>
+          <w:rFonts w:asciiTheme="minorEastAsia" w:hAnsiTheme="minorEastAsia"/>
+          <w:b/>
+          <w:color w:val="548DD4" w:themeColor="text2" w:themeTint="99"/>
+          <w:szCs w:val="21"/>
+        </w:rPr>
+        <w:t>)</w:t>
+      </w:r>
+      <w:r>
+        <w:rPr>
+          <w:rFonts w:asciiTheme="minorEastAsia" w:hAnsiTheme="minorEastAsia" w:hint="eastAsia"/>
+          <w:b/>
+          <w:color w:val="548DD4" w:themeColor="text2" w:themeTint="99"/>
+          <w:szCs w:val="21"/>
+        </w:rPr>
+        <w:t>]</w:t>
+      </w:r>
+    </w:p>
+    <w:p>
+      <w:pPr>
+        <w:spacing w:line="360" w:lineRule="auto"/>
+        <w:rPr>
+          <w:rFonts w:asciiTheme="minorEastAsia" w:hAnsiTheme="minorEastAsia"/>
+          <w:b/>
+          <w:color w:val="548DD4" w:themeColor="text2" w:themeTint="99"/>
+          <w:szCs w:val="21"/>
+        </w:rPr>
+      </w:pPr>
+      <w:r>
+        <w:rPr>
+          <w:rFonts w:asciiTheme="minorEastAsia" w:hAnsiTheme="minorEastAsia" w:hint="eastAsia"/>
+          <w:b/>
+          <w:color w:val="548DD4" w:themeColor="text2" w:themeTint="99"/>
+          <w:szCs w:val="21"/>
+        </w:rPr>
+        <w:t xml:space="preserve">            [</w:t>
+      </w:r>
+      <w:r>
+        <w:rPr>
+          <w:rFonts w:asciiTheme="minorEastAsia" w:hAnsiTheme="minorEastAsia"/>
+          <w:b/>
+          <w:color w:val="548DD4" w:themeColor="text2" w:themeTint="99"/>
+          <w:szCs w:val="21"/>
+        </w:rPr>
+        <w:t>.tids(</w:t>
+      </w:r>
+      <w:r>
+        <w:rPr>
+          <w:rFonts w:asciiTheme="minorEastAsia" w:hAnsiTheme="minorEastAsia" w:hint="eastAsia"/>
+          <w:b/>
+          <w:color w:val="548DD4" w:themeColor="text2" w:themeTint="99"/>
+          <w:szCs w:val="21"/>
+        </w:rPr>
+        <w:t xml:space="preserve"> </w:t>
+      </w:r>
+      <w:r>
+        <w:rPr>
+          <w:rFonts w:asciiTheme="minorEastAsia" w:hAnsiTheme="minorEastAsia" w:hint="eastAsia"/>
+          <w:b/>
+          <w:color w:val="548DD4" w:themeColor="text2" w:themeTint="99"/>
+          <w:szCs w:val="21"/>
+        </w:rPr>
+        <w:t>[</w:t>
+      </w:r>
+      <w:r>
+        <w:rPr>
+          <w:rFonts w:asciiTheme="minorEastAsia" w:hAnsiTheme="minorEastAsia" w:hint="eastAsia"/>
+          <w:b/>
+          <w:color w:val="548DD4" w:themeColor="text2" w:themeTint="99"/>
+          <w:szCs w:val="21"/>
+        </w:rPr>
+        <w:t>tid</w:t>
+      </w:r>
+      <w:r>
+        <w:rPr>
+          <w:rFonts w:asciiTheme="minorEastAsia" w:hAnsiTheme="minorEastAsia" w:hint="eastAsia"/>
+          <w:b/>
+          <w:color w:val="548DD4" w:themeColor="text2" w:themeTint="99"/>
+          <w:szCs w:val="21"/>
+        </w:rPr>
+        <w:t>s]</w:t>
+      </w:r>
+      <w:r>
+        <w:rPr>
+          <w:rFonts w:asciiTheme="minorEastAsia" w:hAnsiTheme="minorEastAsia" w:hint="eastAsia"/>
+          <w:b/>
+          <w:color w:val="548DD4" w:themeColor="text2" w:themeTint="99"/>
+          <w:szCs w:val="21"/>
+        </w:rPr>
+        <w:t xml:space="preserve"> </w:t>
+      </w:r>
+      <w:r>
+        <w:rPr>
+          <w:rFonts w:asciiTheme="minorEastAsia" w:hAnsiTheme="minorEastAsia"/>
+          <w:b/>
+          <w:color w:val="548DD4" w:themeColor="text2" w:themeTint="99"/>
+          <w:szCs w:val="21"/>
+        </w:rPr>
+        <w:t>)</w:t>
+      </w:r>
+      <w:r>
+        <w:rPr>
+          <w:rFonts w:asciiTheme="minorEastAsia" w:hAnsiTheme="minorEastAsia" w:hint="eastAsia"/>
+          <w:b/>
+          <w:color w:val="548DD4" w:themeColor="text2" w:themeTint="99"/>
+          <w:szCs w:val="21"/>
+        </w:rPr>
+        <w:t>]</w:t>
+      </w:r>
+    </w:p>
+    <w:p>
+      <w:pPr>
+        <w:spacing w:line="360" w:lineRule="auto"/>
+        <w:rPr>
+          <w:rFonts w:asciiTheme="minorEastAsia" w:hAnsiTheme="minorEastAsia"/>
+          <w:b/>
+          <w:color w:val="548DD4" w:themeColor="text2" w:themeTint="99"/>
+          <w:szCs w:val="21"/>
+        </w:rPr>
+      </w:pPr>
+      <w:r>
+        <w:rPr>
+          <w:rFonts w:asciiTheme="minorEastAsia" w:hAnsiTheme="minorEastAsia" w:hint="eastAsia"/>
+          <w:b/>
+          <w:color w:val="548DD4" w:themeColor="text2" w:themeTint="99"/>
+          <w:szCs w:val="21"/>
+        </w:rPr>
+        <w:t xml:space="preserve">            [</w:t>
+      </w:r>
+      <w:r>
+        <w:rPr>
+          <w:rFonts w:asciiTheme="minorEastAsia" w:hAnsiTheme="minorEastAsia"/>
+          <w:b/>
+          <w:color w:val="548DD4" w:themeColor="text2" w:themeTint="99"/>
           <w:szCs w:val="21"/>
         </w:rPr>
         <w:t>.</w:t>
       </w:r>
-      <w:proofErr w:type="spellStart"/>
-      <w:r>
-        <w:rPr>
-          <w:rFonts w:asciiTheme="minorEastAsia" w:hAnsiTheme="minorEastAsia" w:hint="eastAsia"/>
-          <w:bCs/>
-          <w:szCs w:val="21"/>
-        </w:rPr>
-        <w:t>bufferSize</w:t>
-      </w:r>
-      <w:proofErr w:type="spellEnd"/>
-      <w:r>
-        <w:rPr>
-          <w:rFonts w:asciiTheme="minorEastAsia" w:hAnsiTheme="minorEastAsia" w:hint="eastAsia"/>
-          <w:bCs/>
-          <w:szCs w:val="21"/>
-        </w:rPr>
-        <w:t>("1000")</w:t>
-      </w:r>
       <w:r>
         <w:rPr>
           <w:rFonts w:asciiTheme="minorEastAsia" w:hAnsiTheme="minorEastAsia"/>
-          <w:bCs/>
+          <w:b/>
+          <w:color w:val="548DD4" w:themeColor="text2" w:themeTint="99"/>
+          <w:szCs w:val="21"/>
+        </w:rPr>
+        <w:t>functions</w:t>
+      </w:r>
+      <w:r>
+        <w:rPr>
+          <w:rFonts w:asciiTheme="minorEastAsia" w:hAnsiTheme="minorEastAsia" w:hint="eastAsia"/>
+          <w:b/>
+          <w:color w:val="548DD4" w:themeColor="text2" w:themeTint="99"/>
+          <w:szCs w:val="21"/>
+        </w:rPr>
+        <w:t>N</w:t>
+      </w:r>
+      <w:r>
+        <w:rPr>
+          <w:rFonts w:asciiTheme="minorEastAsia" w:hAnsiTheme="minorEastAsia"/>
+          <w:b/>
+          <w:color w:val="548DD4" w:themeColor="text2" w:themeTint="99"/>
+          <w:szCs w:val="21"/>
+        </w:rPr>
+        <w:t>ames</w:t>
+      </w:r>
+      <w:r>
+        <w:rPr>
+          <w:rFonts w:asciiTheme="minorEastAsia" w:hAnsiTheme="minorEastAsia"/>
+          <w:b/>
+          <w:color w:val="548DD4" w:themeColor="text2" w:themeTint="99"/>
+          <w:szCs w:val="21"/>
+        </w:rPr>
+        <w:t>(</w:t>
+      </w:r>
+      <w:r>
+        <w:rPr>
+          <w:rFonts w:asciiTheme="minorEastAsia" w:hAnsiTheme="minorEastAsia" w:hint="eastAsia"/>
+          <w:b/>
+          <w:color w:val="548DD4" w:themeColor="text2" w:themeTint="99"/>
+          <w:szCs w:val="21"/>
+        </w:rPr>
+        <w:t xml:space="preserve"> </w:t>
+      </w:r>
+      <w:r>
+        <w:rPr>
+          <w:rFonts w:asciiTheme="minorEastAsia" w:hAnsiTheme="minorEastAsia" w:hint="eastAsia"/>
+          <w:b/>
+          <w:color w:val="548DD4" w:themeColor="text2" w:themeTint="99"/>
+          <w:szCs w:val="21"/>
+        </w:rPr>
+        <w:t>&lt;names&gt;</w:t>
+      </w:r>
+      <w:r>
+        <w:rPr>
+          <w:rFonts w:asciiTheme="minorEastAsia" w:hAnsiTheme="minorEastAsia" w:hint="eastAsia"/>
+          <w:b/>
+          <w:color w:val="548DD4" w:themeColor="text2" w:themeTint="99"/>
+          <w:szCs w:val="21"/>
+        </w:rPr>
+        <w:t xml:space="preserve"> </w:t>
+      </w:r>
+      <w:r>
+        <w:rPr>
+          <w:rFonts w:asciiTheme="minorEastAsia" w:hAnsiTheme="minorEastAsia"/>
+          <w:b/>
+          <w:color w:val="548DD4" w:themeColor="text2" w:themeTint="99"/>
+          <w:szCs w:val="21"/>
+        </w:rPr>
+        <w:t>)</w:t>
+      </w:r>
+      <w:r>
+        <w:rPr>
+          <w:rFonts w:asciiTheme="minorEastAsia" w:hAnsiTheme="minorEastAsia" w:hint="eastAsia"/>
+          <w:b/>
+          <w:color w:val="548DD4" w:themeColor="text2" w:themeTint="99"/>
+          <w:szCs w:val="21"/>
+        </w:rPr>
+        <w:t>]</w:t>
+      </w:r>
+    </w:p>
+    <w:p>
+      <w:pPr>
+        <w:spacing w:line="360" w:lineRule="auto"/>
+        <w:rPr>
+          <w:rFonts w:asciiTheme="minorEastAsia" w:hAnsiTheme="minorEastAsia"/>
+          <w:b/>
+          <w:color w:val="548DD4" w:themeColor="text2" w:themeTint="99"/>
+          <w:szCs w:val="21"/>
+        </w:rPr>
+      </w:pPr>
+      <w:r>
+        <w:rPr>
+          <w:rFonts w:asciiTheme="minorEastAsia" w:hAnsiTheme="minorEastAsia" w:hint="eastAsia"/>
+          <w:b/>
+          <w:color w:val="548DD4" w:themeColor="text2" w:themeTint="99"/>
+          <w:szCs w:val="21"/>
+        </w:rPr>
+        <w:t xml:space="preserve">            [</w:t>
+      </w:r>
+      <w:r>
+        <w:rPr>
+          <w:rFonts w:asciiTheme="minorEastAsia" w:hAnsiTheme="minorEastAsia"/>
+          <w:b/>
+          <w:color w:val="548DD4" w:themeColor="text2" w:themeTint="99"/>
           <w:szCs w:val="21"/>
         </w:rPr>
         <w:t>.</w:t>
       </w:r>
-      <w:commentRangeStart w:id="1"/>
-      <w:proofErr w:type="spellStart"/>
       <w:r>
         <w:rPr>
           <w:rFonts w:asciiTheme="minorEastAsia" w:hAnsiTheme="minorEastAsia"/>
-          <w:bCs/>
-          <w:szCs w:val="21"/>
-        </w:rPr>
-        <w:t>compent</w:t>
-      </w:r>
-      <w:r>
-        <w:rPr>
-          <w:rFonts w:asciiTheme="minorEastAsia" w:hAnsiTheme="minorEastAsia" w:hint="eastAsia"/>
-          <w:bCs/>
-          <w:szCs w:val="21"/>
-        </w:rPr>
-        <w:t>s</w:t>
-      </w:r>
-      <w:commentRangeEnd w:id="1"/>
-      <w:proofErr w:type="spellEnd"/>
-      <w:r>
-        <w:rPr>
-          <w:rStyle w:val="CommentReference"/>
-        </w:rPr>
-        <w:commentReference w:id="1"/>
+          <w:b/>
+          <w:color w:val="548DD4" w:themeColor="text2" w:themeTint="99"/>
+          <w:szCs w:val="21"/>
+        </w:rPr>
+        <w:t>threadTypes</w:t>
       </w:r>
       <w:r>
         <w:rPr>
           <w:rFonts w:asciiTheme="minorEastAsia" w:hAnsiTheme="minorEastAsia"/>
-          <w:bCs/>
+          <w:b/>
+          <w:color w:val="548DD4" w:themeColor="text2" w:themeTint="99"/>
           <w:szCs w:val="21"/>
         </w:rPr>
         <w:t>(</w:t>
@@ -722,7 +1116,8 @@
       <w:r>
         <w:rPr>
           <w:rFonts w:asciiTheme="minorEastAsia" w:hAnsiTheme="minorEastAsia" w:hint="eastAsia"/>
-          <w:bCs/>
+          <w:b/>
+          <w:color w:val="548DD4" w:themeColor="text2" w:themeTint="99"/>
           <w:szCs w:val="21"/>
         </w:rPr>
         <w:t xml:space="preserve"> </w:t>
@@ -730,7 +1125,1400 @@
       <w:r>
         <w:rPr>
           <w:rFonts w:asciiTheme="minorEastAsia" w:hAnsiTheme="minorEastAsia" w:hint="eastAsia"/>
-          <w:bCs/>
+          <w:b/>
+          <w:color w:val="548DD4" w:themeColor="text2" w:themeTint="99"/>
+          <w:szCs w:val="21"/>
+        </w:rPr>
+        <w:t>&lt;</w:t>
+      </w:r>
+      <w:r>
+        <w:rPr>
+          <w:rFonts w:asciiTheme="minorEastAsia" w:hAnsiTheme="minorEastAsia" w:hint="eastAsia"/>
+          <w:b/>
+          <w:color w:val="548DD4" w:themeColor="text2" w:themeTint="99"/>
+          <w:szCs w:val="21"/>
+        </w:rPr>
+        <w:t>type</w:t>
+      </w:r>
+      <w:r>
+        <w:rPr>
+          <w:rFonts w:asciiTheme="minorEastAsia" w:hAnsiTheme="minorEastAsia" w:hint="eastAsia"/>
+          <w:b/>
+          <w:color w:val="548DD4" w:themeColor="text2" w:themeTint="99"/>
+          <w:szCs w:val="21"/>
+        </w:rPr>
+        <w:t>s&gt;</w:t>
+      </w:r>
+      <w:r>
+        <w:rPr>
+          <w:rFonts w:asciiTheme="minorEastAsia" w:hAnsiTheme="minorEastAsia" w:hint="eastAsia"/>
+          <w:b/>
+          <w:color w:val="548DD4" w:themeColor="text2" w:themeTint="99"/>
+          <w:szCs w:val="21"/>
+        </w:rPr>
+        <w:t xml:space="preserve"> </w:t>
+      </w:r>
+      <w:r>
+        <w:rPr>
+          <w:rFonts w:asciiTheme="minorEastAsia" w:hAnsiTheme="minorEastAsia"/>
+          <w:b/>
+          <w:color w:val="548DD4" w:themeColor="text2" w:themeTint="99"/>
+          <w:szCs w:val="21"/>
+        </w:rPr>
+        <w:t>)</w:t>
+      </w:r>
+      <w:r>
+        <w:rPr>
+          <w:rFonts w:asciiTheme="minorEastAsia" w:hAnsiTheme="minorEastAsia" w:hint="eastAsia"/>
+          <w:b/>
+          <w:color w:val="548DD4" w:themeColor="text2" w:themeTint="99"/>
+          <w:szCs w:val="21"/>
+        </w:rPr>
+        <w:t>]</w:t>
+      </w:r>
+    </w:p>
+    <w:p>
+      <w:pPr>
+        <w:pStyle w:val="Heading4"/>
+      </w:pPr>
+      <w:r>
+        <w:rPr>
+          <w:rFonts w:hint="eastAsia"/>
+        </w:rPr>
+        <w:t>参数说明</w:t>
+      </w:r>
+    </w:p>
+    <w:p/>
+    <w:tbl>
+      <w:tblPr>
+        <w:tblStyle w:val="TableGrid"/>
+        <w:tblW w:w="0" w:type="auto"/>
+        <w:jc w:val="center"/>
+        <w:tblInd w:w="357" w:type="dxa"/>
+        <w:tblLook w:val="04A0"/>
+      </w:tblPr>
+      <w:tblGrid>
+        <w:gridCol w:w="1687"/>
+        <w:gridCol w:w="1430"/>
+        <w:gridCol w:w="1143"/>
+        <w:gridCol w:w="1650"/>
+      </w:tblGrid>
+      <w:tr>
+        <w:trPr>
+          <w:jc w:val="center"/>
+        </w:trPr>
+        <w:tc>
+          <w:tcPr>
+            <w:tcW w:w="1687" w:type="dxa"/>
+          </w:tcPr>
+          <w:p>
+            <w:pPr>
+              <w:spacing w:line="360" w:lineRule="auto"/>
+              <w:ind w:left="0"/>
+            </w:pPr>
+            <w:r>
+              <w:rPr>
+                <w:rFonts w:hint="eastAsia"/>
+              </w:rPr>
+              <w:t>属性</w:t>
+            </w:r>
+          </w:p>
+        </w:tc>
+        <w:tc>
+          <w:tcPr>
+            <w:tcW w:w="1430" w:type="dxa"/>
+          </w:tcPr>
+          <w:p>
+            <w:pPr>
+              <w:spacing w:line="360" w:lineRule="auto"/>
+              <w:ind w:left="0"/>
+            </w:pPr>
+            <w:r>
+              <w:rPr>
+                <w:rFonts w:hint="eastAsia"/>
+              </w:rPr>
+              <w:t>值类型</w:t>
+            </w:r>
+          </w:p>
+        </w:tc>
+        <w:tc>
+          <w:tcPr>
+            <w:tcW w:w="1143" w:type="dxa"/>
+          </w:tcPr>
+          <w:p>
+            <w:pPr>
+              <w:spacing w:line="360" w:lineRule="auto"/>
+              <w:ind w:left="0"/>
+            </w:pPr>
+            <w:r>
+              <w:rPr>
+                <w:rFonts w:hint="eastAsia"/>
+              </w:rPr>
+              <w:t>是否必填</w:t>
+            </w:r>
+          </w:p>
+        </w:tc>
+        <w:tc>
+          <w:tcPr>
+            <w:tcW w:w="1650" w:type="dxa"/>
+          </w:tcPr>
+          <w:p>
+            <w:pPr>
+              <w:spacing w:line="360" w:lineRule="auto"/>
+              <w:ind w:left="0"/>
+            </w:pPr>
+            <w:r>
+              <w:rPr>
+                <w:rFonts w:hint="eastAsia"/>
+              </w:rPr>
+              <w:t>描述</w:t>
+            </w:r>
+          </w:p>
+        </w:tc>
+      </w:tr>
+      <w:tr>
+        <w:trPr>
+          <w:jc w:val="center"/>
+        </w:trPr>
+        <w:tc>
+          <w:tcPr>
+            <w:tcW w:w="1687" w:type="dxa"/>
+          </w:tcPr>
+          <w:p>
+            <w:pPr>
+              <w:spacing w:line="360" w:lineRule="auto"/>
+              <w:ind w:left="0"/>
+            </w:pPr>
+            <w:r>
+              <w:rPr>
+                <w:rFonts w:asciiTheme="minorEastAsia" w:hAnsiTheme="minorEastAsia" w:hint="eastAsia"/>
+                <w:bCs/>
+                <w:szCs w:val="21"/>
+              </w:rPr>
+              <w:t>bufferSize</w:t>
+            </w:r>
+          </w:p>
+        </w:tc>
+        <w:tc>
+          <w:tcPr>
+            <w:tcW w:w="1430" w:type="dxa"/>
+          </w:tcPr>
+          <w:p>
+            <w:pPr>
+              <w:spacing w:line="360" w:lineRule="auto"/>
+              <w:ind w:left="0"/>
+            </w:pPr>
+            <w:r>
+              <w:rPr>
+                <w:rFonts w:asciiTheme="minorEastAsia" w:hAnsiTheme="minorEastAsia" w:hint="eastAsia"/>
+                <w:bCs/>
+                <w:szCs w:val="21"/>
+              </w:rPr>
+              <w:t>int</w:t>
+            </w:r>
+          </w:p>
+        </w:tc>
+        <w:tc>
+          <w:tcPr>
+            <w:tcW w:w="1143" w:type="dxa"/>
+          </w:tcPr>
+          <w:p>
+            <w:pPr>
+              <w:spacing w:line="360" w:lineRule="auto"/>
+              <w:ind w:left="0"/>
+            </w:pPr>
+            <w:r>
+              <w:rPr>
+                <w:rFonts w:hint="eastAsia"/>
+              </w:rPr>
+              <w:t>是</w:t>
+            </w:r>
+          </w:p>
+        </w:tc>
+        <w:tc>
+          <w:tcPr>
+            <w:tcW w:w="1650" w:type="dxa"/>
+          </w:tcPr>
+          <w:p>
+            <w:pPr>
+              <w:spacing w:line="360" w:lineRule="auto"/>
+              <w:ind w:left="0"/>
+            </w:pPr>
+            <w:r>
+              <w:rPr>
+                <w:rFonts w:hint="eastAsia"/>
+              </w:rPr>
+              <w:t>开启追踪文件的大小，单位：兆字节，取值：</w:t>
+            </w:r>
+            <w:r>
+              <w:rPr>
+                <w:rFonts w:hint="eastAsia"/>
+              </w:rPr>
+              <w:t>[1,1024]</w:t>
+            </w:r>
+          </w:p>
+        </w:tc>
+      </w:tr>
+      <w:tr>
+        <w:trPr>
+          <w:jc w:val="center"/>
+        </w:trPr>
+        <w:tc>
+          <w:tcPr>
+            <w:tcW w:w="1687" w:type="dxa"/>
+          </w:tcPr>
+          <w:p>
+            <w:pPr>
+              <w:spacing w:line="360" w:lineRule="auto"/>
+              <w:ind w:left="0"/>
+              <w:rPr>
+                <w:rFonts w:asciiTheme="minorEastAsia" w:hAnsiTheme="minorEastAsia"/>
+                <w:bCs/>
+                <w:szCs w:val="21"/>
+              </w:rPr>
+            </w:pPr>
+            <w:r>
+              <w:rPr>
+                <w:rFonts w:asciiTheme="minorEastAsia" w:hAnsiTheme="minorEastAsia"/>
+                <w:bCs/>
+                <w:szCs w:val="21"/>
+              </w:rPr>
+              <w:t>component</w:t>
+            </w:r>
+            <w:r>
+              <w:rPr>
+                <w:rFonts w:asciiTheme="minorEastAsia" w:hAnsiTheme="minorEastAsia" w:hint="eastAsia"/>
+                <w:bCs/>
+                <w:szCs w:val="21"/>
+              </w:rPr>
+              <w:t>s</w:t>
+            </w:r>
+          </w:p>
+        </w:tc>
+        <w:tc>
+          <w:tcPr>
+            <w:tcW w:w="1430" w:type="dxa"/>
+          </w:tcPr>
+          <w:p>
+            <w:pPr>
+              <w:spacing w:line="360" w:lineRule="auto"/>
+              <w:ind w:left="0"/>
+              <w:rPr>
+                <w:rFonts w:asciiTheme="minorEastAsia" w:hAnsiTheme="minorEastAsia"/>
+                <w:bCs/>
+                <w:szCs w:val="21"/>
+              </w:rPr>
+            </w:pPr>
+            <w:r>
+              <w:rPr>
+                <w:rFonts w:asciiTheme="minorEastAsia" w:hAnsiTheme="minorEastAsia" w:hint="eastAsia"/>
+                <w:bCs/>
+                <w:szCs w:val="21"/>
+              </w:rPr>
+              <w:t>string</w:t>
+            </w:r>
+          </w:p>
+        </w:tc>
+        <w:tc>
+          <w:tcPr>
+            <w:tcW w:w="1143" w:type="dxa"/>
+          </w:tcPr>
+          <w:p>
+            <w:pPr>
+              <w:spacing w:line="360" w:lineRule="auto"/>
+              <w:ind w:left="0"/>
+              <w:rPr>
+                <w:rFonts w:asciiTheme="minorEastAsia" w:hAnsiTheme="minorEastAsia"/>
+                <w:bCs/>
+                <w:szCs w:val="21"/>
+              </w:rPr>
+            </w:pPr>
+            <w:r>
+              <w:rPr>
+                <w:rFonts w:asciiTheme="minorEastAsia" w:hAnsiTheme="minorEastAsia" w:hint="eastAsia"/>
+                <w:bCs/>
+                <w:szCs w:val="21"/>
+              </w:rPr>
+              <w:t>否</w:t>
+            </w:r>
+          </w:p>
+        </w:tc>
+        <w:tc>
+          <w:tcPr>
+            <w:tcW w:w="1650" w:type="dxa"/>
+          </w:tcPr>
+          <w:p>
+            <w:pPr>
+              <w:spacing w:line="360" w:lineRule="auto"/>
+              <w:ind w:left="0"/>
+              <w:rPr>
+                <w:rFonts w:asciiTheme="minorEastAsia" w:hAnsiTheme="minorEastAsia"/>
+                <w:bCs/>
+                <w:szCs w:val="21"/>
+              </w:rPr>
+            </w:pPr>
+            <w:r>
+              <w:rPr>
+                <w:rFonts w:asciiTheme="minorEastAsia" w:hAnsiTheme="minorEastAsia" w:hint="eastAsia"/>
+                <w:bCs/>
+                <w:szCs w:val="21"/>
+              </w:rPr>
+              <w:t>指定模块</w:t>
+            </w:r>
+          </w:p>
+        </w:tc>
+      </w:tr>
+      <w:tr>
+        <w:trPr>
+          <w:jc w:val="center"/>
+        </w:trPr>
+        <w:tc>
+          <w:tcPr>
+            <w:tcW w:w="1687" w:type="dxa"/>
+          </w:tcPr>
+          <w:p>
+            <w:pPr>
+              <w:spacing w:line="360" w:lineRule="auto"/>
+              <w:ind w:left="0"/>
+              <w:rPr>
+                <w:rFonts w:asciiTheme="minorEastAsia" w:hAnsiTheme="minorEastAsia"/>
+                <w:bCs/>
+                <w:szCs w:val="21"/>
+              </w:rPr>
+            </w:pPr>
+            <w:r>
+              <w:rPr>
+                <w:rFonts w:asciiTheme="minorEastAsia" w:hAnsiTheme="minorEastAsia"/>
+                <w:bCs/>
+                <w:szCs w:val="21"/>
+              </w:rPr>
+              <w:t>breakpoint</w:t>
+            </w:r>
+            <w:r>
+              <w:rPr>
+                <w:rFonts w:asciiTheme="minorEastAsia" w:hAnsiTheme="minorEastAsia" w:hint="eastAsia"/>
+                <w:bCs/>
+                <w:szCs w:val="21"/>
+              </w:rPr>
+              <w:t>s</w:t>
+            </w:r>
+          </w:p>
+        </w:tc>
+        <w:tc>
+          <w:tcPr>
+            <w:tcW w:w="1430" w:type="dxa"/>
+          </w:tcPr>
+          <w:p>
+            <w:pPr>
+              <w:spacing w:line="360" w:lineRule="auto"/>
+              <w:ind w:left="0"/>
+              <w:rPr>
+                <w:rFonts w:asciiTheme="minorEastAsia" w:hAnsiTheme="minorEastAsia"/>
+                <w:bCs/>
+                <w:szCs w:val="21"/>
+              </w:rPr>
+            </w:pPr>
+            <w:r>
+              <w:rPr>
+                <w:rFonts w:asciiTheme="minorEastAsia" w:hAnsiTheme="minorEastAsia" w:hint="eastAsia"/>
+                <w:bCs/>
+                <w:szCs w:val="21"/>
+              </w:rPr>
+              <w:t>string</w:t>
+            </w:r>
+          </w:p>
+        </w:tc>
+        <w:tc>
+          <w:tcPr>
+            <w:tcW w:w="1143" w:type="dxa"/>
+          </w:tcPr>
+          <w:p>
+            <w:pPr>
+              <w:spacing w:line="360" w:lineRule="auto"/>
+              <w:ind w:left="0"/>
+              <w:rPr>
+                <w:rFonts w:asciiTheme="minorEastAsia" w:hAnsiTheme="minorEastAsia"/>
+                <w:bCs/>
+                <w:szCs w:val="21"/>
+              </w:rPr>
+            </w:pPr>
+            <w:r>
+              <w:rPr>
+                <w:rFonts w:asciiTheme="minorEastAsia" w:hAnsiTheme="minorEastAsia" w:hint="eastAsia"/>
+                <w:bCs/>
+                <w:szCs w:val="21"/>
+              </w:rPr>
+              <w:t>否</w:t>
+            </w:r>
+          </w:p>
+        </w:tc>
+        <w:tc>
+          <w:tcPr>
+            <w:tcW w:w="1650" w:type="dxa"/>
+          </w:tcPr>
+          <w:p>
+            <w:pPr>
+              <w:spacing w:line="360" w:lineRule="auto"/>
+              <w:ind w:left="0"/>
+              <w:rPr>
+                <w:rFonts w:asciiTheme="minorEastAsia" w:hAnsiTheme="minorEastAsia"/>
+                <w:bCs/>
+                <w:szCs w:val="21"/>
+              </w:rPr>
+            </w:pPr>
+            <w:r>
+              <w:rPr>
+                <w:rFonts w:asciiTheme="minorEastAsia" w:hAnsiTheme="minorEastAsia" w:hint="eastAsia"/>
+                <w:bCs/>
+                <w:szCs w:val="21"/>
+              </w:rPr>
+              <w:t>指定断点</w:t>
+            </w:r>
+          </w:p>
+        </w:tc>
+      </w:tr>
+      <w:tr>
+        <w:trPr>
+          <w:jc w:val="center"/>
+        </w:trPr>
+        <w:tc>
+          <w:tcPr>
+            <w:tcW w:w="1687" w:type="dxa"/>
+          </w:tcPr>
+          <w:p>
+            <w:pPr>
+              <w:spacing w:line="360" w:lineRule="auto"/>
+              <w:ind w:left="0"/>
+              <w:rPr>
+                <w:rFonts w:asciiTheme="minorEastAsia" w:hAnsiTheme="minorEastAsia"/>
+                <w:bCs/>
+                <w:szCs w:val="21"/>
+              </w:rPr>
+            </w:pPr>
+            <w:r>
+              <w:rPr>
+                <w:rFonts w:asciiTheme="minorEastAsia" w:hAnsiTheme="minorEastAsia" w:hint="eastAsia"/>
+                <w:bCs/>
+                <w:szCs w:val="21"/>
+              </w:rPr>
+              <w:t>tids</w:t>
+            </w:r>
+          </w:p>
+        </w:tc>
+        <w:tc>
+          <w:tcPr>
+            <w:tcW w:w="1430" w:type="dxa"/>
+          </w:tcPr>
+          <w:p>
+            <w:pPr>
+              <w:spacing w:line="360" w:lineRule="auto"/>
+              <w:ind w:left="0"/>
+              <w:rPr>
+                <w:rFonts w:asciiTheme="minorEastAsia" w:hAnsiTheme="minorEastAsia"/>
+                <w:bCs/>
+                <w:szCs w:val="21"/>
+              </w:rPr>
+            </w:pPr>
+            <w:r>
+              <w:rPr>
+                <w:rFonts w:asciiTheme="minorEastAsia" w:hAnsiTheme="minorEastAsia" w:hint="eastAsia"/>
+                <w:bCs/>
+                <w:szCs w:val="21"/>
+              </w:rPr>
+              <w:t>int</w:t>
+            </w:r>
+          </w:p>
+        </w:tc>
+        <w:tc>
+          <w:tcPr>
+            <w:tcW w:w="1143" w:type="dxa"/>
+          </w:tcPr>
+          <w:p>
+            <w:pPr>
+              <w:spacing w:line="360" w:lineRule="auto"/>
+              <w:ind w:left="0"/>
+              <w:rPr>
+                <w:rFonts w:asciiTheme="minorEastAsia" w:hAnsiTheme="minorEastAsia"/>
+                <w:bCs/>
+                <w:szCs w:val="21"/>
+              </w:rPr>
+            </w:pPr>
+            <w:r>
+              <w:rPr>
+                <w:rFonts w:asciiTheme="minorEastAsia" w:hAnsiTheme="minorEastAsia" w:hint="eastAsia"/>
+                <w:bCs/>
+                <w:szCs w:val="21"/>
+              </w:rPr>
+              <w:t>否</w:t>
+            </w:r>
+          </w:p>
+        </w:tc>
+        <w:tc>
+          <w:tcPr>
+            <w:tcW w:w="1650" w:type="dxa"/>
+          </w:tcPr>
+          <w:p>
+            <w:pPr>
+              <w:spacing w:line="360" w:lineRule="auto"/>
+              <w:ind w:left="0"/>
+              <w:rPr>
+                <w:rFonts w:asciiTheme="minorEastAsia" w:hAnsiTheme="minorEastAsia"/>
+                <w:bCs/>
+                <w:szCs w:val="21"/>
+              </w:rPr>
+            </w:pPr>
+            <w:r>
+              <w:rPr>
+                <w:rFonts w:asciiTheme="minorEastAsia" w:hAnsiTheme="minorEastAsia" w:hint="eastAsia"/>
+                <w:bCs/>
+                <w:szCs w:val="21"/>
+              </w:rPr>
+              <w:t>指定线程号</w:t>
+            </w:r>
+          </w:p>
+        </w:tc>
+      </w:tr>
+      <w:tr>
+        <w:trPr>
+          <w:jc w:val="center"/>
+        </w:trPr>
+        <w:tc>
+          <w:tcPr>
+            <w:tcW w:w="1687" w:type="dxa"/>
+          </w:tcPr>
+          <w:p>
+            <w:pPr>
+              <w:spacing w:line="360" w:lineRule="auto"/>
+              <w:ind w:left="0"/>
+              <w:rPr>
+                <w:rFonts w:asciiTheme="minorEastAsia" w:hAnsiTheme="minorEastAsia"/>
+                <w:color w:val="548DD4" w:themeColor="text2" w:themeTint="99"/>
+                <w:szCs w:val="21"/>
+              </w:rPr>
+            </w:pPr>
+            <w:r>
+              <w:rPr>
+                <w:rFonts w:asciiTheme="minorEastAsia" w:hAnsiTheme="minorEastAsia" w:hint="eastAsia"/>
+                <w:color w:val="548DD4" w:themeColor="text2" w:themeTint="99"/>
+                <w:szCs w:val="21"/>
+              </w:rPr>
+              <w:t>functionsNames</w:t>
+            </w:r>
+          </w:p>
+        </w:tc>
+        <w:tc>
+          <w:tcPr>
+            <w:tcW w:w="1430" w:type="dxa"/>
+          </w:tcPr>
+          <w:p>
+            <w:pPr>
+              <w:spacing w:line="360" w:lineRule="auto"/>
+              <w:ind w:left="0"/>
+              <w:rPr>
+                <w:rFonts w:asciiTheme="minorEastAsia" w:hAnsiTheme="minorEastAsia"/>
+                <w:color w:val="548DD4" w:themeColor="text2" w:themeTint="99"/>
+                <w:szCs w:val="21"/>
+              </w:rPr>
+            </w:pPr>
+            <w:r>
+              <w:rPr>
+                <w:rFonts w:asciiTheme="minorEastAsia" w:hAnsiTheme="minorEastAsia" w:hint="eastAsia"/>
+                <w:color w:val="548DD4" w:themeColor="text2" w:themeTint="99"/>
+                <w:szCs w:val="21"/>
+              </w:rPr>
+              <w:t>string</w:t>
+            </w:r>
+          </w:p>
+        </w:tc>
+        <w:tc>
+          <w:tcPr>
+            <w:tcW w:w="1143" w:type="dxa"/>
+          </w:tcPr>
+          <w:p>
+            <w:pPr>
+              <w:spacing w:line="360" w:lineRule="auto"/>
+              <w:ind w:left="0"/>
+              <w:rPr>
+                <w:rFonts w:asciiTheme="minorEastAsia" w:hAnsiTheme="minorEastAsia"/>
+                <w:color w:val="548DD4" w:themeColor="text2" w:themeTint="99"/>
+                <w:szCs w:val="21"/>
+              </w:rPr>
+            </w:pPr>
+            <w:r>
+              <w:rPr>
+                <w:rFonts w:asciiTheme="minorEastAsia" w:hAnsiTheme="minorEastAsia" w:hint="eastAsia"/>
+                <w:color w:val="548DD4" w:themeColor="text2" w:themeTint="99"/>
+                <w:szCs w:val="21"/>
+              </w:rPr>
+              <w:t>否</w:t>
+            </w:r>
+          </w:p>
+        </w:tc>
+        <w:tc>
+          <w:tcPr>
+            <w:tcW w:w="1650" w:type="dxa"/>
+          </w:tcPr>
+          <w:p>
+            <w:pPr>
+              <w:spacing w:line="360" w:lineRule="auto"/>
+              <w:ind w:left="0"/>
+              <w:rPr>
+                <w:rFonts w:asciiTheme="minorEastAsia" w:hAnsiTheme="minorEastAsia"/>
+                <w:color w:val="548DD4" w:themeColor="text2" w:themeTint="99"/>
+                <w:szCs w:val="21"/>
+              </w:rPr>
+            </w:pPr>
+            <w:r>
+              <w:rPr>
+                <w:rFonts w:asciiTheme="minorEastAsia" w:hAnsiTheme="minorEastAsia" w:hint="eastAsia"/>
+                <w:color w:val="548DD4" w:themeColor="text2" w:themeTint="99"/>
+                <w:szCs w:val="21"/>
+              </w:rPr>
+              <w:t>指定函数</w:t>
+            </w:r>
+          </w:p>
+        </w:tc>
+      </w:tr>
+      <w:tr>
+        <w:trPr>
+          <w:jc w:val="center"/>
+        </w:trPr>
+        <w:tc>
+          <w:tcPr>
+            <w:tcW w:w="1687" w:type="dxa"/>
+          </w:tcPr>
+          <w:p>
+            <w:pPr>
+              <w:spacing w:line="360" w:lineRule="auto"/>
+              <w:ind w:left="0"/>
+              <w:rPr>
+                <w:rFonts w:asciiTheme="minorEastAsia" w:hAnsiTheme="minorEastAsia"/>
+                <w:color w:val="548DD4" w:themeColor="text2" w:themeTint="99"/>
+                <w:szCs w:val="21"/>
+              </w:rPr>
+            </w:pPr>
+            <w:r>
+              <w:rPr>
+                <w:rFonts w:asciiTheme="minorEastAsia" w:hAnsiTheme="minorEastAsia" w:hint="eastAsia"/>
+                <w:color w:val="548DD4" w:themeColor="text2" w:themeTint="99"/>
+                <w:szCs w:val="21"/>
+              </w:rPr>
+              <w:t>threadTypes</w:t>
+            </w:r>
+          </w:p>
+        </w:tc>
+        <w:tc>
+          <w:tcPr>
+            <w:tcW w:w="1430" w:type="dxa"/>
+          </w:tcPr>
+          <w:p>
+            <w:pPr>
+              <w:spacing w:line="360" w:lineRule="auto"/>
+              <w:ind w:left="0"/>
+              <w:rPr>
+                <w:rFonts w:asciiTheme="minorEastAsia" w:hAnsiTheme="minorEastAsia"/>
+                <w:color w:val="548DD4" w:themeColor="text2" w:themeTint="99"/>
+                <w:szCs w:val="21"/>
+              </w:rPr>
+            </w:pPr>
+            <w:r>
+              <w:rPr>
+                <w:rFonts w:asciiTheme="minorEastAsia" w:hAnsiTheme="minorEastAsia" w:hint="eastAsia"/>
+                <w:color w:val="548DD4" w:themeColor="text2" w:themeTint="99"/>
+                <w:szCs w:val="21"/>
+              </w:rPr>
+              <w:t>string</w:t>
+            </w:r>
+          </w:p>
+        </w:tc>
+        <w:tc>
+          <w:tcPr>
+            <w:tcW w:w="1143" w:type="dxa"/>
+          </w:tcPr>
+          <w:p>
+            <w:pPr>
+              <w:spacing w:line="360" w:lineRule="auto"/>
+              <w:ind w:left="0"/>
+              <w:rPr>
+                <w:rFonts w:asciiTheme="minorEastAsia" w:hAnsiTheme="minorEastAsia"/>
+                <w:color w:val="548DD4" w:themeColor="text2" w:themeTint="99"/>
+                <w:szCs w:val="21"/>
+              </w:rPr>
+            </w:pPr>
+            <w:r>
+              <w:rPr>
+                <w:rFonts w:asciiTheme="minorEastAsia" w:hAnsiTheme="minorEastAsia" w:hint="eastAsia"/>
+                <w:color w:val="548DD4" w:themeColor="text2" w:themeTint="99"/>
+                <w:szCs w:val="21"/>
+              </w:rPr>
+              <w:t>否</w:t>
+            </w:r>
+          </w:p>
+        </w:tc>
+        <w:tc>
+          <w:tcPr>
+            <w:tcW w:w="1650" w:type="dxa"/>
+          </w:tcPr>
+          <w:p>
+            <w:pPr>
+              <w:spacing w:line="360" w:lineRule="auto"/>
+              <w:ind w:left="0"/>
+              <w:rPr>
+                <w:rFonts w:asciiTheme="minorEastAsia" w:hAnsiTheme="minorEastAsia"/>
+                <w:color w:val="548DD4" w:themeColor="text2" w:themeTint="99"/>
+                <w:szCs w:val="21"/>
+              </w:rPr>
+            </w:pPr>
+            <w:r>
+              <w:rPr>
+                <w:rFonts w:asciiTheme="minorEastAsia" w:hAnsiTheme="minorEastAsia" w:hint="eastAsia"/>
+                <w:color w:val="548DD4" w:themeColor="text2" w:themeTint="99"/>
+                <w:szCs w:val="21"/>
+              </w:rPr>
+              <w:t>指定线程类型</w:t>
+            </w:r>
+          </w:p>
+        </w:tc>
+      </w:tr>
+    </w:tbl>
+    <w:p>
+      <w:pPr>
+        <w:spacing w:line="360" w:lineRule="auto"/>
+      </w:pPr>
+      <w:r>
+        <w:rPr>
+          <w:rFonts w:hint="eastAsia"/>
+        </w:rPr>
+        <w:t>注意：</w:t>
+      </w:r>
+      <w:r>
+        <w:rPr>
+          <w:rFonts w:hint="eastAsia"/>
+        </w:rPr>
+        <w:t>以上</w:t>
+      </w:r>
+      <w:r>
+        <w:rPr>
+          <w:rFonts w:hint="eastAsia"/>
+        </w:rPr>
+        <w:t>非必填</w:t>
+      </w:r>
+      <w:r>
+        <w:rPr>
+          <w:rFonts w:hint="eastAsia"/>
+        </w:rPr>
+        <w:t>参数可以任意组合对数据库引擎进行跟踪</w:t>
+      </w:r>
+      <w:r>
+        <w:rPr>
+          <w:rFonts w:hint="eastAsia"/>
+        </w:rPr>
+        <w:t>，如果不指定非必填参数则默认监控所有可监控的模块和线程。</w:t>
+      </w:r>
+    </w:p>
+    <w:p/>
+    <w:p>
+      <w:pPr>
+        <w:pStyle w:val="Heading5"/>
+        <w:rPr>
+          <w:color w:val="548DD4" w:themeColor="text2" w:themeTint="99"/>
+        </w:rPr>
+      </w:pPr>
+      <w:r>
+        <w:rPr>
+          <w:rFonts w:hint="eastAsia"/>
+          <w:color w:val="548DD4" w:themeColor="text2" w:themeTint="99"/>
+        </w:rPr>
+        <w:lastRenderedPageBreak/>
+        <w:t>functionsNames</w:t>
+      </w:r>
+      <w:r>
+        <w:rPr>
+          <w:rFonts w:hint="eastAsia"/>
+          <w:color w:val="548DD4" w:themeColor="text2" w:themeTint="99"/>
+        </w:rPr>
+        <w:t xml:space="preserve"> </w:t>
+      </w:r>
+    </w:p>
+    <w:p>
+      <w:pPr>
+        <w:spacing w:line="360" w:lineRule="auto"/>
+      </w:pPr>
+      <w:r>
+        <w:rPr>
+          <w:rFonts w:hint="eastAsia"/>
+        </w:rPr>
+        <w:t>指定</w:t>
+      </w:r>
+      <w:r>
+        <w:rPr>
+          <w:rFonts w:hint="eastAsia"/>
+        </w:rPr>
+        <w:t>函数名，目前函数名可选值存放于文件</w:t>
+      </w:r>
+      <w:r>
+        <w:rPr>
+          <w:rFonts w:hint="eastAsia"/>
+        </w:rPr>
+        <w:t xml:space="preserve"> pdFuntioncList.cpp </w:t>
+      </w:r>
+      <w:r>
+        <w:rPr>
+          <w:rFonts w:hint="eastAsia"/>
+        </w:rPr>
+        <w:t>中的</w:t>
+      </w:r>
+      <w:r>
+        <w:rPr>
+          <w:rFonts w:hint="eastAsia"/>
+        </w:rPr>
+        <w:t xml:space="preserve"> </w:t>
+      </w:r>
+      <w:r>
+        <w:t>_pTraceFunctionList</w:t>
+      </w:r>
+      <w:r>
+        <w:rPr>
+          <w:rFonts w:hint="eastAsia"/>
+        </w:rPr>
+        <w:t xml:space="preserve"> </w:t>
+      </w:r>
+      <w:r>
+        <w:rPr>
+          <w:rFonts w:hint="eastAsia"/>
+        </w:rPr>
+        <w:t>数组中，该文件是在项目编译时自动生成</w:t>
+      </w:r>
+      <w:r>
+        <w:rPr>
+          <w:rFonts w:hint="eastAsia"/>
+        </w:rPr>
+        <w:t>。</w:t>
+      </w:r>
+    </w:p>
+    <w:p>
+      <w:pPr>
+        <w:pStyle w:val="Heading5"/>
+        <w:rPr>
+          <w:color w:val="548DD4" w:themeColor="text2" w:themeTint="99"/>
+        </w:rPr>
+      </w:pPr>
+      <w:r>
+        <w:rPr>
+          <w:rFonts w:hint="eastAsia"/>
+          <w:color w:val="548DD4" w:themeColor="text2" w:themeTint="99"/>
+        </w:rPr>
+        <w:t>threadTypes</w:t>
+      </w:r>
+      <w:r>
+        <w:rPr>
+          <w:rFonts w:hint="eastAsia"/>
+          <w:color w:val="548DD4" w:themeColor="text2" w:themeTint="99"/>
+        </w:rPr>
+        <w:t xml:space="preserve"> </w:t>
+      </w:r>
+    </w:p>
+    <w:p>
+      <w:pPr>
+        <w:spacing w:line="360" w:lineRule="auto"/>
+      </w:pPr>
+      <w:r>
+        <w:rPr>
+          <w:rFonts w:hint="eastAsia"/>
+        </w:rPr>
+        <w:t>指定</w:t>
+      </w:r>
+      <w:r>
+        <w:rPr>
+          <w:rFonts w:hint="eastAsia"/>
+        </w:rPr>
+        <w:t>线程类型，目前</w:t>
+      </w:r>
+      <w:r>
+        <w:rPr>
+          <w:rFonts w:hint="eastAsia"/>
+        </w:rPr>
+        <w:t>供</w:t>
+      </w:r>
+      <w:r>
+        <w:rPr>
+          <w:rFonts w:hint="eastAsia"/>
+        </w:rPr>
+        <w:t>内部使用的</w:t>
+      </w:r>
+      <w:r>
+        <w:rPr>
+          <w:rFonts w:hint="eastAsia"/>
+        </w:rPr>
+        <w:t>线程类型如下：</w:t>
+      </w:r>
+    </w:p>
+    <w:p>
+      <w:pPr>
+        <w:spacing w:line="360" w:lineRule="auto"/>
+      </w:pPr>
+      <w:r>
+        <w:t xml:space="preserve">      EDU_TYPE_TCPLISTENER</w:t>
+      </w:r>
+      <w:r>
+        <w:rPr>
+          <w:rFonts w:hint="eastAsia"/>
+        </w:rPr>
+        <w:t>,</w:t>
+      </w:r>
+    </w:p>
+    <w:p>
+      <w:pPr>
+        <w:spacing w:line="360" w:lineRule="auto"/>
+      </w:pPr>
+      <w:r>
+        <w:t xml:space="preserve">      EDU_TYPE_RESTLISTENER,</w:t>
+      </w:r>
+    </w:p>
+    <w:p>
+      <w:pPr>
+        <w:spacing w:line="360" w:lineRule="auto"/>
+      </w:pPr>
+      <w:r>
+        <w:t xml:space="preserve">      EDU_TYPE_REPR,</w:t>
+      </w:r>
+    </w:p>
+    <w:p>
+      <w:pPr>
+        <w:spacing w:line="360" w:lineRule="auto"/>
+      </w:pPr>
+      <w:r>
+        <w:t xml:space="preserve">      EDU_TYPE_LOGGW,</w:t>
+      </w:r>
+    </w:p>
+    <w:p>
+      <w:pPr>
+        <w:spacing w:line="360" w:lineRule="auto"/>
+      </w:pPr>
+      <w:r>
+        <w:t xml:space="preserve">      EDU_TYPE_LOGARCHIVEMGR,</w:t>
+      </w:r>
+    </w:p>
+    <w:p>
+      <w:pPr>
+        <w:spacing w:line="360" w:lineRule="auto"/>
+      </w:pPr>
+      <w:r>
+        <w:t xml:space="preserve">      EDU_TYPE_DPSROLLBACK,</w:t>
+      </w:r>
+    </w:p>
+    <w:p>
+      <w:pPr>
+        <w:spacing w:line="360" w:lineRule="auto"/>
+      </w:pPr>
+      <w:r>
+        <w:t xml:space="preserve">      EDU_TYPE_SHARDR,</w:t>
+      </w:r>
+    </w:p>
+    <w:p>
+      <w:pPr>
+        <w:spacing w:line="360" w:lineRule="auto"/>
+      </w:pPr>
+      <w:r>
+        <w:t xml:space="preserve">      EDU_TYPE_CLUSTER,</w:t>
+      </w:r>
+    </w:p>
+    <w:p>
+      <w:pPr>
+        <w:spacing w:line="360" w:lineRule="auto"/>
+      </w:pPr>
+      <w:r>
+        <w:t xml:space="preserve">      EDU_TYPE_CLUSTERSHARD,</w:t>
+      </w:r>
+    </w:p>
+    <w:p>
+      <w:pPr>
+        <w:spacing w:line="360" w:lineRule="auto"/>
+      </w:pPr>
+      <w:r>
+        <w:t xml:space="preserve">      EDU_TYPE_CLSLOGNTY,</w:t>
+      </w:r>
+    </w:p>
+    <w:p>
+      <w:pPr>
+        <w:spacing w:line="360" w:lineRule="auto"/>
+      </w:pPr>
+      <w:r>
+        <w:t xml:space="preserve">      EDU_TYPE_CATMGR,</w:t>
+      </w:r>
+    </w:p>
+    <w:p>
+      <w:pPr>
+        <w:spacing w:line="360" w:lineRule="auto"/>
+      </w:pPr>
+      <w:r>
+        <w:t xml:space="preserve">      EDU_TYPE_CATNETWORK,</w:t>
+      </w:r>
+    </w:p>
+    <w:p>
+      <w:pPr>
+        <w:spacing w:line="360" w:lineRule="auto"/>
+      </w:pPr>
+      <w:r>
+        <w:t xml:space="preserve">      EDU_TYPE_COORDNETWORK,</w:t>
+      </w:r>
+    </w:p>
+    <w:p>
+      <w:pPr>
+        <w:spacing w:line="360" w:lineRule="auto"/>
+      </w:pPr>
+      <w:r>
+        <w:t xml:space="preserve">      EDU_TYPE_COORDMGR,</w:t>
+      </w:r>
+    </w:p>
+    <w:p>
+      <w:pPr>
+        <w:spacing w:line="360" w:lineRule="auto"/>
+      </w:pPr>
+      <w:r>
+        <w:t xml:space="preserve">      EDU_TYPE_OMMGR,</w:t>
+      </w:r>
+    </w:p>
+    <w:p>
+      <w:pPr>
+        <w:spacing w:line="360" w:lineRule="auto"/>
+      </w:pPr>
+      <w:r>
+        <w:t xml:space="preserve">      EDU_TYPE_OMNET,</w:t>
+      </w:r>
+    </w:p>
+    <w:p>
+      <w:pPr>
+        <w:spacing w:line="360" w:lineRule="auto"/>
+      </w:pPr>
+      <w:r>
+        <w:t xml:space="preserve">      EDU_TYPE_SYNCCLOCK,</w:t>
+      </w:r>
+    </w:p>
+    <w:p>
+      <w:pPr>
+        <w:spacing w:line="360" w:lineRule="auto"/>
+      </w:pPr>
+      <w:r>
+        <w:t xml:space="preserve">      EDU_TYPE_PIPESLISTENER,</w:t>
+      </w:r>
+    </w:p>
+    <w:p>
+      <w:pPr>
+        <w:spacing w:line="360" w:lineRule="auto"/>
+      </w:pPr>
+      <w:r>
+        <w:t xml:space="preserve">      EDU_TYPE_FAPLISTENER,</w:t>
+      </w:r>
+    </w:p>
+    <w:p>
+      <w:pPr>
+        <w:spacing w:line="360" w:lineRule="auto"/>
+      </w:pPr>
+      <w:r>
+        <w:t xml:space="preserve">      EDU_TYPE_DBMONITOR,</w:t>
+      </w:r>
+    </w:p>
+    <w:p>
+      <w:pPr>
+        <w:spacing w:line="360" w:lineRule="auto"/>
+      </w:pPr>
+      <w:r>
+        <w:t xml:space="preserve">      EDU_TYPE_RTNNETWORK,</w:t>
+      </w:r>
+    </w:p>
+    <w:p>
+      <w:pPr>
+        <w:spacing w:line="360" w:lineRule="auto"/>
+      </w:pPr>
+      <w:r>
+        <w:t xml:space="preserve">      EDU_TYPE_SIGNALTEST,</w:t>
+      </w:r>
+    </w:p>
+    <w:p>
+      <w:pPr>
+        <w:spacing w:line="360" w:lineRule="auto"/>
+      </w:pPr>
+      <w:r>
+        <w:lastRenderedPageBreak/>
+        <w:t xml:space="preserve">      EDU_TYPE_AGENT_BEGIN,</w:t>
+      </w:r>
+    </w:p>
+    <w:p>
+      <w:pPr>
+        <w:spacing w:line="360" w:lineRule="auto"/>
+      </w:pPr>
+      <w:r>
+        <w:t xml:space="preserve">      EDU_TYPE_AGENT,</w:t>
+      </w:r>
+    </w:p>
+    <w:p>
+      <w:pPr>
+        <w:spacing w:line="360" w:lineRule="auto"/>
+      </w:pPr>
+      <w:r>
+        <w:t xml:space="preserve">      EDU_TYPE_SHARDAGENT,</w:t>
+      </w:r>
+    </w:p>
+    <w:p>
+      <w:pPr>
+        <w:spacing w:line="360" w:lineRule="auto"/>
+      </w:pPr>
+      <w:r>
+        <w:t xml:space="preserve">      EDU_TYPE_REPLAGENT,</w:t>
+      </w:r>
+    </w:p>
+    <w:p>
+      <w:pPr>
+        <w:spacing w:line="360" w:lineRule="auto"/>
+      </w:pPr>
+      <w:r>
+        <w:t xml:space="preserve">      EDU_TYPE_RESTAGENT,</w:t>
+      </w:r>
+    </w:p>
+    <w:p>
+      <w:pPr>
+        <w:spacing w:line="360" w:lineRule="auto"/>
+      </w:pPr>
+      <w:r>
+        <w:t xml:space="preserve">      EDU_TYPE_FAPAGENT,</w:t>
+      </w:r>
+    </w:p>
+    <w:p>
+      <w:pPr>
+        <w:spacing w:line="360" w:lineRule="auto"/>
+      </w:pPr>
+      <w:r>
+        <w:t xml:space="preserve">      EDU_TYPE_OMAAGENT,</w:t>
+      </w:r>
+    </w:p>
+    <w:p>
+      <w:pPr>
+        <w:spacing w:line="360" w:lineRule="auto"/>
+      </w:pPr>
+      <w:r>
+        <w:t xml:space="preserve">      EDU_TYPE_AGENT_END,</w:t>
+      </w:r>
+    </w:p>
+    <w:p>
+      <w:pPr>
+        <w:spacing w:line="360" w:lineRule="auto"/>
+      </w:pPr>
+      <w:r>
+        <w:t xml:space="preserve">      EDU_TYPE_BACKGROUND_JOB,</w:t>
+      </w:r>
+    </w:p>
+    <w:p>
+      <w:pPr>
+        <w:spacing w:line="360" w:lineRule="auto"/>
+      </w:pPr>
+      <w:r>
+        <w:t xml:space="preserve">      EDU_TYPE_LOADWORKER,</w:t>
+      </w:r>
+    </w:p>
+    <w:p>
+      <w:pPr>
+        <w:spacing w:line="360" w:lineRule="auto"/>
+      </w:pPr>
+      <w:r>
+        <w:t xml:space="preserve">      EDU_TYPE_PREFETCHER,</w:t>
+      </w:r>
+    </w:p>
+    <w:p>
+      <w:pPr>
+        <w:spacing w:line="360" w:lineRule="auto"/>
+      </w:pPr>
+      <w:r>
+        <w:t xml:space="preserve">      EDU_TYPE_MAIN,</w:t>
+      </w:r>
+    </w:p>
+    <w:p>
+      <w:pPr>
+        <w:spacing w:line="360" w:lineRule="auto"/>
+      </w:pPr>
+      <w:r>
+        <w:t xml:space="preserve">      EDU_TYPE_SEADPTMGR,</w:t>
+      </w:r>
+    </w:p>
+    <w:p>
+      <w:pPr>
+        <w:spacing w:line="360" w:lineRule="auto"/>
+      </w:pPr>
+      <w:r>
+        <w:t xml:space="preserve">      EDU_TYPE_SE_SERVICE,</w:t>
+      </w:r>
+    </w:p>
+    <w:p>
+      <w:pPr>
+        <w:spacing w:line="360" w:lineRule="auto"/>
+      </w:pPr>
+      <w:r>
+        <w:t xml:space="preserve">      EDU_TYPE_SE_INDEXR,</w:t>
+      </w:r>
+    </w:p>
+    <w:p>
+      <w:pPr>
+        <w:spacing w:line="360" w:lineRule="auto"/>
+      </w:pPr>
+      <w:r>
+        <w:t xml:space="preserve">      EDU_TYPE_SE_INDEX,</w:t>
+      </w:r>
+    </w:p>
+    <w:p>
+      <w:pPr>
+        <w:spacing w:line="360" w:lineRule="auto"/>
+      </w:pPr>
+      <w:r>
+        <w:t xml:space="preserve">      EDU_TYPE_SE_AGENT,</w:t>
+      </w:r>
+    </w:p>
+    <w:p>
+      <w:pPr>
+        <w:spacing w:line="360" w:lineRule="auto"/>
+      </w:pPr>
+      <w:r>
+        <w:t xml:space="preserve">      EDU_TYPE_UNKNOWN,</w:t>
+      </w:r>
+    </w:p>
+    <w:p>
+      <w:pPr>
+        <w:spacing w:line="360" w:lineRule="auto"/>
+      </w:pPr>
+      <w:r>
+        <w:t xml:space="preserve">      EDU_TYPE_MAXIMUM = EDU_TYPE_UNKNOWN</w:t>
+      </w:r>
+    </w:p>
+    <w:p>
+      <w:r>
+        <w:rPr>
+          <w:rFonts w:hint="eastAsia"/>
+        </w:rPr>
+        <w:t xml:space="preserve">  </w:t>
+      </w:r>
+    </w:p>
+    <w:p>
+      <w:pPr>
+        <w:spacing w:line="360" w:lineRule="auto"/>
+      </w:pPr>
+      <w:r>
+        <w:rPr>
+          <w:rFonts w:hint="eastAsia"/>
+        </w:rPr>
+        <w:t xml:space="preserve">  </w:t>
+      </w:r>
+      <w:r>
+        <w:rPr>
+          <w:rFonts w:hint="eastAsia"/>
+        </w:rPr>
+        <w:t>但是考虑到内部定义的线程类型枚举值应尽量不暴露到外部，所以重新定义了一个枚举类型数据，与以上线程类型枚举值一一对应。例如：</w:t>
+      </w:r>
+    </w:p>
+    <w:p>
+      <w:pPr>
+        <w:spacing w:line="360" w:lineRule="auto"/>
+      </w:pPr>
+      <w:r>
+        <w:rPr>
+          <w:rFonts w:asciiTheme="minorEastAsia" w:hAnsiTheme="minorEastAsia" w:hint="eastAsia"/>
+          <w:bCs/>
+          <w:color w:val="548DD4" w:themeColor="text2" w:themeTint="99"/>
+          <w:szCs w:val="21"/>
+        </w:rPr>
+        <w:t>SDB_</w:t>
+      </w:r>
+      <w:r>
+        <w:rPr>
+          <w:rFonts w:asciiTheme="minorEastAsia" w:hAnsiTheme="minorEastAsia"/>
+          <w:bCs/>
+          <w:color w:val="548DD4" w:themeColor="text2" w:themeTint="99"/>
+          <w:szCs w:val="21"/>
+        </w:rPr>
+        <w:t>EDU_TYPE_TCPLISTENER</w:t>
+      </w:r>
+      <w:r>
+        <w:rPr>
+          <w:rFonts w:hint="eastAsia"/>
+        </w:rPr>
+        <w:t xml:space="preserve"> </w:t>
+      </w:r>
+      <w:r>
+        <w:rPr>
+          <w:rFonts w:hint="eastAsia"/>
+        </w:rPr>
+        <w:t>对应</w:t>
+      </w:r>
+      <w:r>
+        <w:t>EDU_TYPE_TCPLISTENER</w:t>
+      </w:r>
+      <w:r>
+        <w:rPr>
+          <w:rFonts w:hint="eastAsia"/>
+        </w:rPr>
+        <w:t>，以此类推。</w:t>
+      </w:r>
+    </w:p>
+    <w:p>
+      <w:pPr>
+        <w:pStyle w:val="Heading4"/>
+      </w:pPr>
+      <w:r>
+        <w:rPr>
+          <w:rFonts w:hint="eastAsia"/>
+        </w:rPr>
+        <w:t>输出格式</w:t>
+      </w:r>
+    </w:p>
+    <w:p>
+      <w:pPr>
+        <w:spacing w:line="360" w:lineRule="auto"/>
+        <w:rPr>
+          <w:rFonts w:asciiTheme="minorEastAsia" w:hAnsiTheme="minorEastAsia"/>
+          <w:bCs/>
+          <w:color w:val="548DD4" w:themeColor="text2" w:themeTint="99"/>
+          <w:szCs w:val="21"/>
+        </w:rPr>
+      </w:pPr>
+      <w:r>
+        <w:rPr>
+          <w:rFonts w:asciiTheme="minorEastAsia" w:hAnsiTheme="minorEastAsia" w:hint="eastAsia"/>
+          <w:bCs/>
+          <w:color w:val="548DD4" w:themeColor="text2" w:themeTint="99"/>
+          <w:szCs w:val="21"/>
+        </w:rPr>
+        <w:t>traceOptions</w:t>
+      </w:r>
+      <w:r>
+        <w:rPr>
+          <w:rFonts w:asciiTheme="minorEastAsia" w:hAnsiTheme="minorEastAsia" w:hint="eastAsia"/>
+          <w:bCs/>
+          <w:color w:val="548DD4" w:themeColor="text2" w:themeTint="99"/>
+          <w:szCs w:val="21"/>
+        </w:rPr>
+        <w:t xml:space="preserve">( </w:t>
+      </w:r>
+      <w:r>
+        <w:rPr>
+          <w:rFonts w:asciiTheme="minorEastAsia" w:hAnsiTheme="minorEastAsia" w:hint="eastAsia"/>
+          <w:bCs/>
+          <w:color w:val="548DD4" w:themeColor="text2" w:themeTint="99"/>
+          <w:szCs w:val="21"/>
+        </w:rPr>
+        <w:t xml:space="preserve"> </w:t>
+      </w:r>
+      <w:r>
+        <w:rPr>
+          <w:rFonts w:asciiTheme="minorEastAsia" w:hAnsiTheme="minorEastAsia" w:hint="eastAsia"/>
+          <w:bCs/>
+          <w:color w:val="548DD4" w:themeColor="text2" w:themeTint="99"/>
+          <w:szCs w:val="21"/>
+        </w:rPr>
+        <w:t xml:space="preserve">{ </w:t>
+      </w:r>
+      <w:r>
+        <w:rPr>
+          <w:rFonts w:asciiTheme="minorEastAsia" w:hAnsiTheme="minorEastAsia" w:hint="eastAsia"/>
+          <w:bCs/>
+          <w:color w:val="548DD4" w:themeColor="text2" w:themeTint="99"/>
           <w:szCs w:val="21"/>
         </w:rPr>
         <w:t>"</w:t>
@@ -739,896 +2527,54 @@
         <w:rPr>
           <w:rFonts w:asciiTheme="minorEastAsia" w:hAnsiTheme="minorEastAsia" w:hint="eastAsia"/>
           <w:bCs/>
-          <w:szCs w:val="21"/>
-        </w:rPr>
-        <w:t>comp1</w:t>
-      </w:r>
-      <w:r>
+          <w:color w:val="548DD4" w:themeColor="text2" w:themeTint="99"/>
+          <w:szCs w:val="21"/>
+        </w:rPr>
+        <w:t>b</w:t>
+      </w:r>
+      <w:r>
+        <w:rPr>
+          <w:rFonts w:asciiTheme="minorEastAsia" w:hAnsiTheme="minorEastAsia" w:hint="eastAsia"/>
+          <w:bCs/>
+          <w:color w:val="548DD4" w:themeColor="text2" w:themeTint="99"/>
+          <w:szCs w:val="21"/>
+        </w:rPr>
+        <w:t>ufferSize</w:t>
+      </w:r>
+      <w:r>
+        <w:rPr>
+          <w:rFonts w:asciiTheme="minorEastAsia" w:hAnsiTheme="minorEastAsia" w:hint="eastAsia"/>
+          <w:bCs/>
+          <w:color w:val="548DD4" w:themeColor="text2" w:themeTint="99"/>
+          <w:szCs w:val="21"/>
+        </w:rPr>
+        <w:t>":&lt;size&gt;</w:t>
+      </w:r>
+      <w:r>
+        <w:rPr>
+          <w:rFonts w:asciiTheme="minorEastAsia" w:hAnsiTheme="minorEastAsia" w:hint="eastAsia"/>
+          <w:bCs/>
+          <w:color w:val="548DD4" w:themeColor="text2" w:themeTint="99"/>
+          <w:szCs w:val="21"/>
+        </w:rPr>
+        <w:t xml:space="preserve">, </w:t>
+      </w:r>
+    </w:p>
+    <w:p>
+      <w:pPr>
+        <w:spacing w:line="360" w:lineRule="auto"/>
         <w:rPr>
           <w:rFonts w:asciiTheme="minorEastAsia" w:hAnsiTheme="minorEastAsia"/>
           <w:bCs/>
-          <w:szCs w:val="21"/>
-        </w:rPr>
-        <w:t>,</w:t>
-      </w:r>
-      <w:r>
-        <w:rPr>
-          <w:rFonts w:asciiTheme="minorEastAsia" w:hAnsiTheme="minorEastAsia" w:hint="eastAsia"/>
-          <w:bCs/>
-          <w:szCs w:val="21"/>
-        </w:rPr>
-        <w:t>comp2...</w:t>
-      </w:r>
-      <w:r>
-        <w:rPr>
-          <w:rFonts w:asciiTheme="minorEastAsia" w:hAnsiTheme="minorEastAsia" w:hint="eastAsia"/>
-          <w:bCs/>
-          <w:szCs w:val="21"/>
-        </w:rPr>
-        <w:t>"</w:t>
-      </w:r>
-      <w:r>
-        <w:rPr>
-          <w:rFonts w:asciiTheme="minorEastAsia" w:hAnsiTheme="minorEastAsia" w:hint="eastAsia"/>
-          <w:bCs/>
-          <w:szCs w:val="21"/>
-        </w:rPr>
-        <w:t xml:space="preserve"> </w:t>
-      </w:r>
-      <w:r>
-        <w:rPr>
-          <w:rFonts w:asciiTheme="minorEastAsia" w:hAnsiTheme="minorEastAsia"/>
-          <w:bCs/>
-          <w:szCs w:val="21"/>
-        </w:rPr>
-        <w:t>).breakpoint</w:t>
-      </w:r>
-      <w:r>
-        <w:rPr>
-          <w:rFonts w:asciiTheme="minorEastAsia" w:hAnsiTheme="minorEastAsia" w:hint="eastAsia"/>
-          <w:bCs/>
-          <w:szCs w:val="21"/>
-        </w:rPr>
-        <w:t>s</w:t>
-      </w:r>
-      <w:r>
-        <w:rPr>
-          <w:rFonts w:asciiTheme="minorEastAsia" w:hAnsiTheme="minorEastAsia"/>
-          <w:bCs/>
-          <w:szCs w:val="21"/>
-        </w:rPr>
-        <w:t>(</w:t>
-      </w:r>
-      <w:r>
-        <w:rPr>
-          <w:rFonts w:asciiTheme="minorEastAsia" w:hAnsiTheme="minorEastAsia" w:hint="eastAsia"/>
-          <w:bCs/>
-          <w:szCs w:val="21"/>
-        </w:rPr>
-        <w:t xml:space="preserve"> </w:t>
-      </w:r>
-      <w:r>
-        <w:rPr>
-          <w:rFonts w:asciiTheme="minorEastAsia" w:hAnsiTheme="minorEastAsia"/>
-          <w:bCs/>
-          <w:szCs w:val="21"/>
-        </w:rPr>
-        <w:t>"</w:t>
-      </w:r>
-      <w:r>
-        <w:rPr>
-          <w:rFonts w:asciiTheme="minorEastAsia" w:hAnsiTheme="minorEastAsia" w:hint="eastAsia"/>
-          <w:bCs/>
-          <w:szCs w:val="21"/>
-        </w:rPr>
-        <w:t>b1,b2...</w:t>
-      </w:r>
-      <w:r>
-        <w:rPr>
-          <w:rFonts w:asciiTheme="minorEastAsia" w:hAnsiTheme="minorEastAsia"/>
-          <w:bCs/>
-          <w:szCs w:val="21"/>
-        </w:rPr>
-        <w:t>"</w:t>
-      </w:r>
-      <w:r>
-        <w:rPr>
-          <w:rFonts w:asciiTheme="minorEastAsia" w:hAnsiTheme="minorEastAsia" w:hint="eastAsia"/>
-          <w:bCs/>
-          <w:szCs w:val="21"/>
-        </w:rPr>
-        <w:t xml:space="preserve"> </w:t>
-      </w:r>
-      <w:r>
-        <w:rPr>
-          <w:rFonts w:asciiTheme="minorEastAsia" w:hAnsiTheme="minorEastAsia"/>
-          <w:bCs/>
-          <w:szCs w:val="21"/>
-        </w:rPr>
-        <w:t>).</w:t>
-      </w:r>
-      <w:proofErr w:type="spellStart"/>
-      <w:r>
-        <w:rPr>
-          <w:rFonts w:asciiTheme="minorEastAsia" w:hAnsiTheme="minorEastAsia"/>
-          <w:bCs/>
-          <w:szCs w:val="21"/>
-        </w:rPr>
-        <w:t>tids</w:t>
-      </w:r>
-      <w:proofErr w:type="spellEnd"/>
-      <w:r>
-        <w:rPr>
-          <w:rFonts w:asciiTheme="minorEastAsia" w:hAnsiTheme="minorEastAsia"/>
-          <w:bCs/>
-          <w:szCs w:val="21"/>
-        </w:rPr>
-        <w:t>(</w:t>
-      </w:r>
-      <w:r>
-        <w:rPr>
-          <w:rFonts w:asciiTheme="minorEastAsia" w:hAnsiTheme="minorEastAsia" w:hint="eastAsia"/>
-          <w:bCs/>
-          <w:szCs w:val="21"/>
-        </w:rPr>
-        <w:t xml:space="preserve"> </w:t>
-      </w:r>
-      <w:r>
-        <w:rPr>
-          <w:rFonts w:asciiTheme="minorEastAsia" w:hAnsiTheme="minorEastAsia"/>
-          <w:bCs/>
-          <w:szCs w:val="21"/>
-        </w:rPr>
-        <w:t>"</w:t>
-      </w:r>
-      <w:r>
-        <w:rPr>
-          <w:rFonts w:asciiTheme="minorEastAsia" w:hAnsiTheme="minorEastAsia" w:hint="eastAsia"/>
-          <w:bCs/>
-          <w:szCs w:val="21"/>
-        </w:rPr>
-        <w:t>tid1,tid2...</w:t>
-      </w:r>
-      <w:r>
-        <w:rPr>
-          <w:rFonts w:asciiTheme="minorEastAsia" w:hAnsiTheme="minorEastAsia"/>
-          <w:bCs/>
-          <w:szCs w:val="21"/>
-        </w:rPr>
-        <w:t>"</w:t>
-      </w:r>
-      <w:r>
-        <w:rPr>
-          <w:rFonts w:asciiTheme="minorEastAsia" w:hAnsiTheme="minorEastAsia" w:hint="eastAsia"/>
-          <w:bCs/>
-          <w:szCs w:val="21"/>
-        </w:rPr>
-        <w:t xml:space="preserve"> </w:t>
-      </w:r>
-      <w:r>
-        <w:rPr>
-          <w:rFonts w:asciiTheme="minorEastAsia" w:hAnsiTheme="minorEastAsia"/>
-          <w:bCs/>
-          <w:szCs w:val="21"/>
-        </w:rPr>
-        <w:t>).</w:t>
-      </w:r>
-      <w:proofErr w:type="spellStart"/>
-      <w:r>
-        <w:rPr>
-          <w:rFonts w:asciiTheme="minorEastAsia" w:hAnsiTheme="minorEastAsia"/>
-          <w:bCs/>
-          <w:szCs w:val="21"/>
-        </w:rPr>
-        <w:t>func</w:t>
-      </w:r>
-      <w:r>
-        <w:rPr>
-          <w:rFonts w:asciiTheme="minorEastAsia" w:hAnsiTheme="minorEastAsia" w:hint="eastAsia"/>
-          <w:bCs/>
-          <w:szCs w:val="21"/>
-        </w:rPr>
-        <w:t>tionN</w:t>
-      </w:r>
-      <w:r>
-        <w:rPr>
-          <w:rFonts w:asciiTheme="minorEastAsia" w:hAnsiTheme="minorEastAsia"/>
-          <w:bCs/>
-          <w:szCs w:val="21"/>
-        </w:rPr>
-        <w:t>ames</w:t>
-      </w:r>
-      <w:proofErr w:type="spellEnd"/>
-      <w:r>
-        <w:rPr>
-          <w:rFonts w:asciiTheme="minorEastAsia" w:hAnsiTheme="minorEastAsia"/>
-          <w:bCs/>
-          <w:szCs w:val="21"/>
-        </w:rPr>
-        <w:t>(</w:t>
-      </w:r>
-      <w:r>
-        <w:rPr>
-          <w:rFonts w:asciiTheme="minorEastAsia" w:hAnsiTheme="minorEastAsia" w:hint="eastAsia"/>
-          <w:bCs/>
-          <w:szCs w:val="21"/>
-        </w:rPr>
-        <w:t xml:space="preserve"> </w:t>
-      </w:r>
-      <w:r>
-        <w:rPr>
-          <w:rFonts w:asciiTheme="minorEastAsia" w:hAnsiTheme="minorEastAsia"/>
-          <w:bCs/>
-          <w:szCs w:val="21"/>
-        </w:rPr>
-        <w:t>"func1,func2</w:t>
-      </w:r>
-      <w:r>
-        <w:rPr>
-          <w:rFonts w:asciiTheme="minorEastAsia" w:hAnsiTheme="minorEastAsia" w:hint="eastAsia"/>
-          <w:bCs/>
-          <w:szCs w:val="21"/>
-        </w:rPr>
-        <w:t>...</w:t>
-      </w:r>
-      <w:r>
-        <w:rPr>
-          <w:rFonts w:asciiTheme="minorEastAsia" w:hAnsiTheme="minorEastAsia"/>
-          <w:bCs/>
-          <w:szCs w:val="21"/>
-        </w:rPr>
-        <w:t>"</w:t>
-      </w:r>
-      <w:r>
-        <w:rPr>
-          <w:rFonts w:asciiTheme="minorEastAsia" w:hAnsiTheme="minorEastAsia" w:hint="eastAsia"/>
-          <w:bCs/>
-          <w:szCs w:val="21"/>
-        </w:rPr>
-        <w:t xml:space="preserve"> </w:t>
-      </w:r>
-      <w:r>
-        <w:rPr>
-          <w:rFonts w:asciiTheme="minorEastAsia" w:hAnsiTheme="minorEastAsia"/>
-          <w:bCs/>
-          <w:szCs w:val="21"/>
-        </w:rPr>
-        <w:t>).</w:t>
-      </w:r>
-      <w:proofErr w:type="spellStart"/>
-      <w:r>
-        <w:rPr>
-          <w:rFonts w:asciiTheme="minorEastAsia" w:hAnsiTheme="minorEastAsia"/>
-          <w:bCs/>
-          <w:szCs w:val="21"/>
-        </w:rPr>
-        <w:t>threadTypes</w:t>
-      </w:r>
-      <w:proofErr w:type="spellEnd"/>
-      <w:r>
-        <w:rPr>
-          <w:rFonts w:asciiTheme="minorEastAsia" w:hAnsiTheme="minorEastAsia"/>
-          <w:bCs/>
-          <w:szCs w:val="21"/>
-        </w:rPr>
-        <w:t>(</w:t>
-      </w:r>
-      <w:r>
-        <w:rPr>
-          <w:rFonts w:asciiTheme="minorEastAsia" w:hAnsiTheme="minorEastAsia" w:hint="eastAsia"/>
-          <w:bCs/>
-          <w:szCs w:val="21"/>
-        </w:rPr>
-        <w:t xml:space="preserve"> </w:t>
-      </w:r>
-      <w:r>
-        <w:rPr>
-          <w:rFonts w:asciiTheme="minorEastAsia" w:hAnsiTheme="minorEastAsia"/>
-          <w:bCs/>
-          <w:szCs w:val="21"/>
-        </w:rPr>
-        <w:t>"</w:t>
-      </w:r>
-      <w:r>
-        <w:rPr>
-          <w:rFonts w:asciiTheme="minorEastAsia" w:hAnsiTheme="minorEastAsia" w:hint="eastAsia"/>
-          <w:bCs/>
-          <w:szCs w:val="21"/>
-        </w:rPr>
-        <w:t>type1,</w:t>
-      </w:r>
-      <w:commentRangeStart w:id="2"/>
-      <w:r>
-        <w:rPr>
-          <w:rFonts w:asciiTheme="minorEastAsia" w:hAnsiTheme="minorEastAsia" w:hint="eastAsia"/>
-          <w:bCs/>
-          <w:szCs w:val="21"/>
-        </w:rPr>
-        <w:t>type2</w:t>
-      </w:r>
-      <w:commentRangeEnd w:id="2"/>
-      <w:r>
-        <w:rPr>
-          <w:rStyle w:val="CommentReference"/>
-        </w:rPr>
-        <w:commentReference w:id="2"/>
-      </w:r>
-      <w:r>
-        <w:rPr>
-          <w:rFonts w:asciiTheme="minorEastAsia" w:hAnsiTheme="minorEastAsia" w:hint="eastAsia"/>
-          <w:bCs/>
-          <w:szCs w:val="21"/>
-        </w:rPr>
-        <w:t>...</w:t>
-      </w:r>
-      <w:r>
-        <w:rPr>
-          <w:rFonts w:asciiTheme="minorEastAsia" w:hAnsiTheme="minorEastAsia"/>
-          <w:bCs/>
-          <w:szCs w:val="21"/>
-        </w:rPr>
-        <w:t>"</w:t>
-      </w:r>
-      <w:r>
-        <w:rPr>
-          <w:rFonts w:asciiTheme="minorEastAsia" w:hAnsiTheme="minorEastAsia" w:hint="eastAsia"/>
-          <w:bCs/>
-          <w:szCs w:val="21"/>
-        </w:rPr>
-        <w:t xml:space="preserve"> </w:t>
-      </w:r>
-      <w:r>
-        <w:rPr>
-          <w:rFonts w:asciiTheme="minorEastAsia" w:hAnsiTheme="minorEastAsia"/>
-          <w:bCs/>
-          <w:szCs w:val="21"/>
-        </w:rPr>
-        <w:t>)</w:t>
-      </w:r>
-    </w:p>
-    <w:p>
-      <w:pPr>
-        <w:pStyle w:val="Heading4"/>
-      </w:pPr>
-      <w:r>
-        <w:rPr>
-          <w:rFonts w:hint="eastAsia"/>
-        </w:rPr>
-        <w:t>参数说明</w:t>
-      </w:r>
-    </w:p>
-    <w:p>
-      <w:pPr>
-        <w:pStyle w:val="Heading5"/>
-      </w:pPr>
-      <w:proofErr w:type="spellStart"/>
-      <w:r>
-        <w:rPr>
-          <w:rFonts w:hint="eastAsia"/>
-        </w:rPr>
-        <w:t>functionNames</w:t>
-      </w:r>
-      <w:proofErr w:type="spellEnd"/>
-      <w:r>
-        <w:rPr>
-          <w:rFonts w:hint="eastAsia"/>
-        </w:rPr>
-        <w:t xml:space="preserve"> </w:t>
-      </w:r>
-    </w:p>
-    <w:p>
-      <w:pPr>
-        <w:spacing w:line="360" w:lineRule="auto"/>
-      </w:pPr>
-      <w:r>
-        <w:rPr>
-          <w:rFonts w:hint="eastAsia"/>
-        </w:rPr>
-        <w:t>指定的函数名，以字符串的格式输入。目前函数名可选值存放于文件</w:t>
-      </w:r>
-      <w:r>
-        <w:rPr>
-          <w:rFonts w:hint="eastAsia"/>
-        </w:rPr>
-        <w:t xml:space="preserve"> pdFuntioncList.cpp </w:t>
-      </w:r>
-      <w:r>
-        <w:rPr>
-          <w:rFonts w:hint="eastAsia"/>
-        </w:rPr>
-        <w:t>中的</w:t>
-      </w:r>
-      <w:r>
-        <w:rPr>
-          <w:rFonts w:hint="eastAsia"/>
-        </w:rPr>
-        <w:t xml:space="preserve"> </w:t>
-      </w:r>
-      <w:r>
-        <w:t>_</w:t>
-      </w:r>
-      <w:proofErr w:type="spellStart"/>
-      <w:r>
-        <w:t>pTraceFunctionList</w:t>
-      </w:r>
-      <w:proofErr w:type="spellEnd"/>
-      <w:r>
-        <w:rPr>
-          <w:rFonts w:hint="eastAsia"/>
-        </w:rPr>
-        <w:t xml:space="preserve"> </w:t>
-      </w:r>
-      <w:r>
-        <w:rPr>
-          <w:rFonts w:hint="eastAsia"/>
-        </w:rPr>
-        <w:t>数组中，该文件是在项目编译时自动生成</w:t>
-      </w:r>
-    </w:p>
-    <w:p>
-      <w:pPr>
-        <w:pStyle w:val="Heading5"/>
-      </w:pPr>
-      <w:proofErr w:type="spellStart"/>
-      <w:r>
-        <w:rPr>
-          <w:rFonts w:hint="eastAsia"/>
-        </w:rPr>
-        <w:t>threadTypes</w:t>
-      </w:r>
-      <w:proofErr w:type="spellEnd"/>
-      <w:r>
-        <w:rPr>
-          <w:rFonts w:hint="eastAsia"/>
-        </w:rPr>
-        <w:t xml:space="preserve"> </w:t>
-      </w:r>
-    </w:p>
-    <w:p>
-      <w:pPr>
-        <w:spacing w:line="360" w:lineRule="auto"/>
-      </w:pPr>
-      <w:r>
-        <w:rPr>
-          <w:rFonts w:hint="eastAsia"/>
-        </w:rPr>
-        <w:t>指定的线程类型，以字符串的格式输入</w:t>
-      </w:r>
-    </w:p>
-    <w:p>
-      <w:pPr>
-        <w:spacing w:line="360" w:lineRule="auto"/>
-      </w:pPr>
-      <w:r>
-        <w:rPr>
-          <w:rFonts w:hint="eastAsia"/>
-        </w:rPr>
-        <w:t>目前线程类型可选值如下：</w:t>
-      </w:r>
-    </w:p>
-    <w:p>
-      <w:pPr>
-        <w:spacing w:line="360" w:lineRule="auto"/>
-      </w:pPr>
-      <w:r>
-        <w:t xml:space="preserve">      EDU_TYPE_TCPLISTENER</w:t>
-      </w:r>
-      <w:r>
-        <w:rPr>
-          <w:rFonts w:hint="eastAsia"/>
-        </w:rPr>
-        <w:t>,</w:t>
-      </w:r>
-    </w:p>
-    <w:p>
-      <w:pPr>
-        <w:spacing w:line="360" w:lineRule="auto"/>
-      </w:pPr>
-      <w:r>
-        <w:t xml:space="preserve">      EDU_TYPE_RESTLISTENER,</w:t>
-      </w:r>
-    </w:p>
-    <w:p>
-      <w:pPr>
-        <w:spacing w:line="360" w:lineRule="auto"/>
-      </w:pPr>
-      <w:r>
-        <w:t xml:space="preserve">      EDU_TYPE_REPR,</w:t>
-      </w:r>
-    </w:p>
-    <w:p>
-      <w:pPr>
-        <w:spacing w:line="360" w:lineRule="auto"/>
-      </w:pPr>
-      <w:r>
-        <w:t xml:space="preserve">      EDU_TYPE_LOGGW,</w:t>
-      </w:r>
-    </w:p>
-    <w:p>
-      <w:pPr>
-        <w:spacing w:line="360" w:lineRule="auto"/>
-      </w:pPr>
-      <w:r>
-        <w:t xml:space="preserve">      EDU_TYPE_LOGARCHIVEMGR,</w:t>
-      </w:r>
-    </w:p>
-    <w:p>
-      <w:pPr>
-        <w:spacing w:line="360" w:lineRule="auto"/>
-      </w:pPr>
-      <w:r>
-        <w:t xml:space="preserve">      EDU_TYPE_DPSROLLBACK,</w:t>
-      </w:r>
-    </w:p>
-    <w:p>
-      <w:pPr>
-        <w:spacing w:line="360" w:lineRule="auto"/>
-      </w:pPr>
-      <w:r>
-        <w:t xml:space="preserve">      EDU_TYPE_SHARDR,</w:t>
-      </w:r>
-    </w:p>
-    <w:p>
-      <w:pPr>
-        <w:spacing w:line="360" w:lineRule="auto"/>
-      </w:pPr>
-      <w:r>
-        <w:t xml:space="preserve">      EDU_TYPE_CLUSTER,</w:t>
-      </w:r>
-    </w:p>
-    <w:p>
-      <w:pPr>
-        <w:spacing w:line="360" w:lineRule="auto"/>
-      </w:pPr>
-      <w:r>
-        <w:lastRenderedPageBreak/>
-        <w:t xml:space="preserve">      EDU_TYPE_CLUSTERSHARD,</w:t>
-      </w:r>
-    </w:p>
-    <w:p>
-      <w:pPr>
-        <w:spacing w:line="360" w:lineRule="auto"/>
-      </w:pPr>
-      <w:r>
-        <w:t xml:space="preserve">      EDU_TYPE_CLSLOGNTY,</w:t>
-      </w:r>
-    </w:p>
-    <w:p>
-      <w:pPr>
-        <w:spacing w:line="360" w:lineRule="auto"/>
-      </w:pPr>
-      <w:r>
-        <w:t xml:space="preserve">      EDU_TYPE_CATMGR,</w:t>
-      </w:r>
-    </w:p>
-    <w:p>
-      <w:pPr>
-        <w:spacing w:line="360" w:lineRule="auto"/>
-      </w:pPr>
-      <w:r>
-        <w:t xml:space="preserve">      EDU_TYPE_CATNETWORK,</w:t>
-      </w:r>
-    </w:p>
-    <w:p>
-      <w:pPr>
-        <w:spacing w:line="360" w:lineRule="auto"/>
-      </w:pPr>
-      <w:r>
-        <w:t xml:space="preserve">      EDU_TYPE_COORDNETWORK,</w:t>
-      </w:r>
-    </w:p>
-    <w:p>
-      <w:pPr>
-        <w:spacing w:line="360" w:lineRule="auto"/>
-      </w:pPr>
-      <w:r>
-        <w:t xml:space="preserve">      EDU_TYPE_COORDMGR,</w:t>
-      </w:r>
-    </w:p>
-    <w:p>
-      <w:pPr>
-        <w:spacing w:line="360" w:lineRule="auto"/>
-      </w:pPr>
-      <w:r>
-        <w:t xml:space="preserve">      EDU_TYPE_OMMGR,</w:t>
-      </w:r>
-    </w:p>
-    <w:p>
-      <w:pPr>
-        <w:spacing w:line="360" w:lineRule="auto"/>
-      </w:pPr>
-      <w:r>
-        <w:t xml:space="preserve">      EDU_TYPE_OMNET,</w:t>
-      </w:r>
-    </w:p>
-    <w:p>
-      <w:pPr>
-        <w:spacing w:line="360" w:lineRule="auto"/>
-      </w:pPr>
-      <w:r>
-        <w:t xml:space="preserve">      EDU_TYPE_SYNCCLOCK,</w:t>
-      </w:r>
-    </w:p>
-    <w:p>
-      <w:pPr>
-        <w:spacing w:line="360" w:lineRule="auto"/>
-      </w:pPr>
-      <w:r>
-        <w:t xml:space="preserve">      EDU_TYPE_PIPESLISTENER,</w:t>
-      </w:r>
-    </w:p>
-    <w:p>
-      <w:pPr>
-        <w:spacing w:line="360" w:lineRule="auto"/>
-      </w:pPr>
-      <w:r>
-        <w:t xml:space="preserve">      EDU_TYPE_FAPLISTENER,</w:t>
-      </w:r>
-    </w:p>
-    <w:p>
-      <w:pPr>
-        <w:spacing w:line="360" w:lineRule="auto"/>
-      </w:pPr>
-      <w:r>
-        <w:t xml:space="preserve">      EDU_TYPE_DBMONITOR,</w:t>
-      </w:r>
-    </w:p>
-    <w:p>
-      <w:pPr>
-        <w:spacing w:line="360" w:lineRule="auto"/>
-      </w:pPr>
-      <w:r>
-        <w:t xml:space="preserve">      EDU_TYPE_RTNNETWORK,</w:t>
-      </w:r>
-    </w:p>
-    <w:p>
-      <w:pPr>
-        <w:spacing w:line="360" w:lineRule="auto"/>
-      </w:pPr>
-      <w:r>
-        <w:t xml:space="preserve">      EDU_TYPE_SIGNALTEST,</w:t>
-      </w:r>
-    </w:p>
-    <w:p>
-      <w:pPr>
-        <w:spacing w:line="360" w:lineRule="auto"/>
-      </w:pPr>
-      <w:r>
-        <w:t xml:space="preserve">      EDU_TYPE_AGENT_BEGIN,</w:t>
-      </w:r>
-    </w:p>
-    <w:p>
-      <w:pPr>
-        <w:spacing w:line="360" w:lineRule="auto"/>
-      </w:pPr>
-      <w:r>
-        <w:t xml:space="preserve">      EDU_TYPE_AGENT,</w:t>
-      </w:r>
-    </w:p>
-    <w:p>
-      <w:pPr>
-        <w:spacing w:line="360" w:lineRule="auto"/>
-      </w:pPr>
-      <w:r>
-        <w:t xml:space="preserve">      EDU_TYPE_SHARDAGENT,</w:t>
-      </w:r>
-    </w:p>
-    <w:p>
-      <w:pPr>
-        <w:spacing w:line="360" w:lineRule="auto"/>
-      </w:pPr>
-      <w:r>
-        <w:t xml:space="preserve">      EDU_TYPE_REPLAGENT,</w:t>
-      </w:r>
-    </w:p>
-    <w:p>
-      <w:pPr>
-        <w:spacing w:line="360" w:lineRule="auto"/>
-      </w:pPr>
-      <w:r>
-        <w:t xml:space="preserve">      EDU_TYPE_RESTAGENT,</w:t>
-      </w:r>
-    </w:p>
-    <w:p>
-      <w:pPr>
-        <w:spacing w:line="360" w:lineRule="auto"/>
-      </w:pPr>
-      <w:r>
-        <w:t xml:space="preserve">      EDU_TYPE_FAPAGENT,</w:t>
-      </w:r>
-    </w:p>
-    <w:p>
-      <w:pPr>
-        <w:spacing w:line="360" w:lineRule="auto"/>
-      </w:pPr>
-      <w:r>
-        <w:t xml:space="preserve">      EDU_TYPE_OMAAGENT,</w:t>
-      </w:r>
-    </w:p>
-    <w:p>
-      <w:pPr>
-        <w:spacing w:line="360" w:lineRule="auto"/>
-      </w:pPr>
-      <w:r>
-        <w:t xml:space="preserve">      EDU_TYPE_AGENT_END,</w:t>
-      </w:r>
-    </w:p>
-    <w:p>
-      <w:pPr>
-        <w:spacing w:line="360" w:lineRule="auto"/>
-      </w:pPr>
-      <w:r>
-        <w:t xml:space="preserve">      EDU_TYPE_BACKGROUND_JOB,</w:t>
-      </w:r>
-    </w:p>
-    <w:p>
-      <w:pPr>
-        <w:spacing w:line="360" w:lineRule="auto"/>
-      </w:pPr>
-      <w:r>
-        <w:t xml:space="preserve">      EDU_TYPE_LOADWORKER,</w:t>
-      </w:r>
-    </w:p>
-    <w:p>
-      <w:pPr>
-        <w:spacing w:line="360" w:lineRule="auto"/>
-      </w:pPr>
-      <w:r>
-        <w:t xml:space="preserve">      EDU_TYPE_PREFETCHER,</w:t>
-      </w:r>
-    </w:p>
-    <w:p>
-      <w:pPr>
-        <w:spacing w:line="360" w:lineRule="auto"/>
-      </w:pPr>
-      <w:r>
-        <w:t xml:space="preserve">      EDU_TYPE_MAIN,</w:t>
-      </w:r>
-    </w:p>
-    <w:p>
-      <w:pPr>
-        <w:spacing w:line="360" w:lineRule="auto"/>
-      </w:pPr>
-      <w:r>
-        <w:t xml:space="preserve">      EDU_TYPE_SEADPTMGR,</w:t>
-      </w:r>
-    </w:p>
-    <w:p>
-      <w:pPr>
-        <w:spacing w:line="360" w:lineRule="auto"/>
-      </w:pPr>
-      <w:r>
-        <w:t xml:space="preserve">      EDU_TYPE_SE_SERVICE,</w:t>
-      </w:r>
-    </w:p>
-    <w:p>
-      <w:pPr>
-        <w:spacing w:line="360" w:lineRule="auto"/>
-      </w:pPr>
-      <w:r>
-        <w:t xml:space="preserve">      EDU_TYPE_SE_INDEXR,</w:t>
-      </w:r>
-    </w:p>
-    <w:p>
-      <w:pPr>
-        <w:spacing w:line="360" w:lineRule="auto"/>
-      </w:pPr>
-      <w:r>
-        <w:t xml:space="preserve">      EDU_TYPE_SE_INDEX,</w:t>
-      </w:r>
-    </w:p>
-    <w:p>
-      <w:pPr>
-        <w:spacing w:line="360" w:lineRule="auto"/>
-      </w:pPr>
-      <w:r>
-        <w:lastRenderedPageBreak/>
-        <w:t xml:space="preserve">      EDU_TYPE_SE_AGENT,</w:t>
-      </w:r>
-    </w:p>
-    <w:p>
-      <w:pPr>
-        <w:spacing w:line="360" w:lineRule="auto"/>
-      </w:pPr>
-      <w:r>
-        <w:t xml:space="preserve">      EDU_TYPE_UNKNOWN,</w:t>
-      </w:r>
-    </w:p>
-    <w:p>
-      <w:pPr>
-        <w:spacing w:line="360" w:lineRule="auto"/>
-      </w:pPr>
-      <w:r>
-        <w:t xml:space="preserve">      EDU_TYPE_MAXIMUM = EDU_TYPE_UNKNOWN</w:t>
-      </w:r>
-    </w:p>
-    <w:p/>
-    <w:p>
-      <w:pPr>
-        <w:pStyle w:val="Heading4"/>
-      </w:pPr>
-      <w:r>
-        <w:rPr>
-          <w:rFonts w:hint="eastAsia"/>
-        </w:rPr>
-        <w:t>输出格式</w:t>
-      </w:r>
-    </w:p>
-    <w:p>
-      <w:pPr>
-        <w:spacing w:line="360" w:lineRule="auto"/>
-        <w:rPr>
-          <w:rFonts w:asciiTheme="minorEastAsia" w:hAnsiTheme="minorEastAsia"/>
-          <w:bCs/>
-          <w:szCs w:val="21"/>
-        </w:rPr>
-      </w:pPr>
-      <w:proofErr w:type="spellStart"/>
-      <w:r>
-        <w:rPr>
-          <w:rFonts w:asciiTheme="minorEastAsia" w:hAnsiTheme="minorEastAsia" w:hint="eastAsia"/>
-          <w:bCs/>
-          <w:szCs w:val="21"/>
-        </w:rPr>
-        <w:t>traceOnOption</w:t>
-      </w:r>
-      <w:proofErr w:type="spellEnd"/>
-      <w:r>
-        <w:rPr>
-          <w:rFonts w:asciiTheme="minorEastAsia" w:hAnsiTheme="minorEastAsia" w:hint="eastAsia"/>
-          <w:bCs/>
-          <w:szCs w:val="21"/>
-        </w:rPr>
-        <w:t xml:space="preserve">( </w:t>
-      </w:r>
-      <w:r>
-        <w:rPr>
-          <w:rFonts w:asciiTheme="minorEastAsia" w:hAnsiTheme="minorEastAsia" w:hint="eastAsia"/>
-          <w:bCs/>
-          <w:szCs w:val="21"/>
-        </w:rPr>
-        <w:t>"</w:t>
-      </w:r>
-      <w:proofErr w:type="spellStart"/>
-      <w:r>
-        <w:rPr>
-          <w:rFonts w:asciiTheme="minorEastAsia" w:hAnsiTheme="minorEastAsia" w:hint="eastAsia"/>
-          <w:bCs/>
-          <w:szCs w:val="21"/>
-        </w:rPr>
-        <w:t>bufferSize</w:t>
-      </w:r>
-      <w:proofErr w:type="spellEnd"/>
-      <w:r>
-        <w:rPr>
-          <w:rFonts w:asciiTheme="minorEastAsia" w:hAnsiTheme="minorEastAsia" w:hint="eastAsia"/>
-          <w:bCs/>
-          <w:szCs w:val="21"/>
-        </w:rPr>
-        <w:t>":&lt;size&gt;</w:t>
-      </w:r>
-      <w:r>
-        <w:rPr>
-          <w:rFonts w:asciiTheme="minorEastAsia" w:hAnsiTheme="minorEastAsia" w:hint="eastAsia"/>
-          <w:bCs/>
-          <w:szCs w:val="21"/>
-        </w:rPr>
-        <w:t xml:space="preserve">, </w:t>
-      </w:r>
-    </w:p>
-    <w:p>
-      <w:pPr>
-        <w:spacing w:line="360" w:lineRule="auto"/>
-        <w:rPr>
-          <w:rFonts w:asciiTheme="minorEastAsia" w:hAnsiTheme="minorEastAsia"/>
-          <w:bCs/>
-          <w:szCs w:val="21"/>
-        </w:rPr>
-      </w:pPr>
-      <w:r>
-        <w:rPr>
-          <w:rFonts w:asciiTheme="minorEastAsia" w:hAnsiTheme="minorEastAsia" w:hint="eastAsia"/>
-          <w:bCs/>
+          <w:color w:val="548DD4" w:themeColor="text2" w:themeTint="99"/>
+          <w:szCs w:val="21"/>
+        </w:rPr>
+      </w:pPr>
+      <w:r>
+        <w:rPr>
+          <w:rFonts w:asciiTheme="minorEastAsia" w:hAnsiTheme="minorEastAsia" w:hint="eastAsia"/>
+          <w:bCs/>
+          <w:color w:val="548DD4" w:themeColor="text2" w:themeTint="99"/>
           <w:szCs w:val="21"/>
         </w:rPr>
         <w:tab/>
@@ -1637,6 +2583,7 @@
         <w:rPr>
           <w:rFonts w:asciiTheme="minorEastAsia" w:hAnsiTheme="minorEastAsia" w:hint="eastAsia"/>
           <w:bCs/>
+          <w:color w:val="548DD4" w:themeColor="text2" w:themeTint="99"/>
           <w:szCs w:val="21"/>
         </w:rPr>
         <w:tab/>
@@ -1645,6 +2592,7 @@
         <w:rPr>
           <w:rFonts w:asciiTheme="minorEastAsia" w:hAnsiTheme="minorEastAsia" w:hint="eastAsia"/>
           <w:bCs/>
+          <w:color w:val="548DD4" w:themeColor="text2" w:themeTint="99"/>
           <w:szCs w:val="21"/>
         </w:rPr>
         <w:tab/>
@@ -1653,6 +2601,7 @@
         <w:rPr>
           <w:rFonts w:asciiTheme="minorEastAsia" w:hAnsiTheme="minorEastAsia" w:hint="eastAsia"/>
           <w:bCs/>
+          <w:color w:val="548DD4" w:themeColor="text2" w:themeTint="99"/>
           <w:szCs w:val="21"/>
         </w:rPr>
         <w:tab/>
@@ -1662,40 +2611,43 @@
         <w:rPr>
           <w:rFonts w:asciiTheme="minorEastAsia" w:hAnsiTheme="minorEastAsia" w:hint="eastAsia"/>
           <w:bCs/>
+          <w:color w:val="548DD4" w:themeColor="text2" w:themeTint="99"/>
           <w:szCs w:val="21"/>
         </w:rPr>
         <w:t>"</w:t>
       </w:r>
-      <w:proofErr w:type="spellStart"/>
+      <w:r>
+        <w:rPr>
+          <w:rFonts w:asciiTheme="minorEastAsia" w:hAnsiTheme="minorEastAsia" w:hint="eastAsia"/>
+          <w:bCs/>
+          <w:color w:val="548DD4" w:themeColor="text2" w:themeTint="99"/>
+          <w:szCs w:val="21"/>
+        </w:rPr>
+        <w:t>c</w:t>
+      </w:r>
       <w:r>
         <w:rPr>
           <w:rFonts w:asciiTheme="minorEastAsia" w:hAnsiTheme="minorEastAsia"/>
           <w:bCs/>
-          <w:szCs w:val="21"/>
-        </w:rPr>
-        <w:t>compent</w:t>
-      </w:r>
-      <w:r>
-        <w:rPr>
-          <w:rFonts w:asciiTheme="minorEastAsia" w:hAnsiTheme="minorEastAsia" w:hint="eastAsia"/>
-          <w:bCs/>
-          <w:szCs w:val="21"/>
-        </w:rPr>
-        <w:t>s</w:t>
-      </w:r>
-      <w:proofErr w:type="spellEnd"/>
-      <w:r>
-        <w:rPr>
-          <w:rFonts w:asciiTheme="minorEastAsia" w:hAnsiTheme="minorEastAsia" w:hint="eastAsia"/>
-          <w:bCs/>
-          <w:szCs w:val="21"/>
-        </w:rPr>
-        <w:t>" : &lt;comp1</w:t>
+          <w:color w:val="548DD4" w:themeColor="text2" w:themeTint="99"/>
+          <w:szCs w:val="21"/>
+        </w:rPr>
+        <w:t>ompent</w:t>
+      </w:r>
+      <w:r>
+        <w:rPr>
+          <w:rFonts w:asciiTheme="minorEastAsia" w:hAnsiTheme="minorEastAsia" w:hint="eastAsia"/>
+          <w:bCs/>
+          <w:color w:val="548DD4" w:themeColor="text2" w:themeTint="99"/>
+          <w:szCs w:val="21"/>
+        </w:rPr>
+        <w:t>s" : &lt;comp1</w:t>
       </w:r>
       <w:r>
         <w:rPr>
           <w:rFonts w:asciiTheme="minorEastAsia" w:hAnsiTheme="minorEastAsia"/>
           <w:bCs/>
+          <w:color w:val="548DD4" w:themeColor="text2" w:themeTint="99"/>
           <w:szCs w:val="21"/>
         </w:rPr>
         <w:t>,</w:t>
@@ -1704,6 +2656,7 @@
         <w:rPr>
           <w:rFonts w:asciiTheme="minorEastAsia" w:hAnsiTheme="minorEastAsia" w:hint="eastAsia"/>
           <w:bCs/>
+          <w:color w:val="548DD4" w:themeColor="text2" w:themeTint="99"/>
           <w:szCs w:val="21"/>
         </w:rPr>
         <w:t xml:space="preserve">comp2...&gt;, </w:t>
@@ -1715,13 +2668,15 @@
         <w:rPr>
           <w:rFonts w:asciiTheme="minorEastAsia" w:hAnsiTheme="minorEastAsia"/>
           <w:bCs/>
-          <w:szCs w:val="21"/>
-        </w:rPr>
-      </w:pPr>
-      <w:r>
-        <w:rPr>
-          <w:rFonts w:asciiTheme="minorEastAsia" w:hAnsiTheme="minorEastAsia" w:hint="eastAsia"/>
-          <w:bCs/>
+          <w:color w:val="548DD4" w:themeColor="text2" w:themeTint="99"/>
+          <w:szCs w:val="21"/>
+        </w:rPr>
+      </w:pPr>
+      <w:r>
+        <w:rPr>
+          <w:rFonts w:asciiTheme="minorEastAsia" w:hAnsiTheme="minorEastAsia" w:hint="eastAsia"/>
+          <w:bCs/>
+          <w:color w:val="548DD4" w:themeColor="text2" w:themeTint="99"/>
           <w:szCs w:val="21"/>
         </w:rPr>
         <w:tab/>
@@ -1730,6 +2685,7 @@
         <w:rPr>
           <w:rFonts w:asciiTheme="minorEastAsia" w:hAnsiTheme="minorEastAsia" w:hint="eastAsia"/>
           <w:bCs/>
+          <w:color w:val="548DD4" w:themeColor="text2" w:themeTint="99"/>
           <w:szCs w:val="21"/>
         </w:rPr>
         <w:tab/>
@@ -1738,6 +2694,7 @@
         <w:rPr>
           <w:rFonts w:asciiTheme="minorEastAsia" w:hAnsiTheme="minorEastAsia" w:hint="eastAsia"/>
           <w:bCs/>
+          <w:color w:val="548DD4" w:themeColor="text2" w:themeTint="99"/>
           <w:szCs w:val="21"/>
         </w:rPr>
         <w:tab/>
@@ -1746,6 +2703,7 @@
         <w:rPr>
           <w:rFonts w:asciiTheme="minorEastAsia" w:hAnsiTheme="minorEastAsia" w:hint="eastAsia"/>
           <w:bCs/>
+          <w:color w:val="548DD4" w:themeColor="text2" w:themeTint="99"/>
           <w:szCs w:val="21"/>
         </w:rPr>
         <w:tab/>
@@ -1753,16 +2711,27 @@
       </w:r>
       <w:r>
         <w:rPr>
+          <w:rFonts w:asciiTheme="minorEastAsia" w:hAnsiTheme="minorEastAsia" w:hint="eastAsia"/>
+          <w:bCs/>
+          <w:color w:val="548DD4" w:themeColor="text2" w:themeTint="99"/>
+          <w:szCs w:val="21"/>
+        </w:rPr>
+        <w:t>b</w:t>
+      </w:r>
+      <w:r>
+        <w:rPr>
           <w:rFonts w:asciiTheme="minorEastAsia" w:hAnsiTheme="minorEastAsia"/>
           <w:bCs/>
-          <w:szCs w:val="21"/>
-        </w:rPr>
-        <w:t>breakpoint</w:t>
-      </w:r>
-      <w:r>
-        <w:rPr>
-          <w:rFonts w:asciiTheme="minorEastAsia" w:hAnsiTheme="minorEastAsia" w:hint="eastAsia"/>
-          <w:bCs/>
+          <w:color w:val="548DD4" w:themeColor="text2" w:themeTint="99"/>
+          <w:szCs w:val="21"/>
+        </w:rPr>
+        <w:t>reakpoint</w:t>
+      </w:r>
+      <w:r>
+        <w:rPr>
+          <w:rFonts w:asciiTheme="minorEastAsia" w:hAnsiTheme="minorEastAsia" w:hint="eastAsia"/>
+          <w:bCs/>
+          <w:color w:val="548DD4" w:themeColor="text2" w:themeTint="99"/>
           <w:szCs w:val="21"/>
         </w:rPr>
         <w:t xml:space="preserve">s" : &lt;b1,b2...&gt;, </w:t>
@@ -1774,13 +2743,15 @@
         <w:rPr>
           <w:rFonts w:asciiTheme="minorEastAsia" w:hAnsiTheme="minorEastAsia"/>
           <w:bCs/>
-          <w:szCs w:val="21"/>
-        </w:rPr>
-      </w:pPr>
-      <w:r>
-        <w:rPr>
-          <w:rFonts w:asciiTheme="minorEastAsia" w:hAnsiTheme="minorEastAsia" w:hint="eastAsia"/>
-          <w:bCs/>
+          <w:color w:val="548DD4" w:themeColor="text2" w:themeTint="99"/>
+          <w:szCs w:val="21"/>
+        </w:rPr>
+      </w:pPr>
+      <w:r>
+        <w:rPr>
+          <w:rFonts w:asciiTheme="minorEastAsia" w:hAnsiTheme="minorEastAsia" w:hint="eastAsia"/>
+          <w:bCs/>
+          <w:color w:val="548DD4" w:themeColor="text2" w:themeTint="99"/>
           <w:szCs w:val="21"/>
         </w:rPr>
         <w:tab/>
@@ -1789,6 +2760,7 @@
         <w:rPr>
           <w:rFonts w:asciiTheme="minorEastAsia" w:hAnsiTheme="minorEastAsia" w:hint="eastAsia"/>
           <w:bCs/>
+          <w:color w:val="548DD4" w:themeColor="text2" w:themeTint="99"/>
           <w:szCs w:val="21"/>
         </w:rPr>
         <w:tab/>
@@ -1797,6 +2769,7 @@
         <w:rPr>
           <w:rFonts w:asciiTheme="minorEastAsia" w:hAnsiTheme="minorEastAsia" w:hint="eastAsia"/>
           <w:bCs/>
+          <w:color w:val="548DD4" w:themeColor="text2" w:themeTint="99"/>
           <w:szCs w:val="21"/>
         </w:rPr>
         <w:tab/>
@@ -1805,59 +2778,65 @@
         <w:rPr>
           <w:rFonts w:asciiTheme="minorEastAsia" w:hAnsiTheme="minorEastAsia" w:hint="eastAsia"/>
           <w:bCs/>
+          <w:color w:val="548DD4" w:themeColor="text2" w:themeTint="99"/>
           <w:szCs w:val="21"/>
         </w:rPr>
         <w:tab/>
         <w:t xml:space="preserve">  "</w:t>
       </w:r>
-      <w:proofErr w:type="spellStart"/>
+      <w:r>
+        <w:rPr>
+          <w:rFonts w:asciiTheme="minorEastAsia" w:hAnsiTheme="minorEastAsia" w:hint="eastAsia"/>
+          <w:bCs/>
+          <w:color w:val="548DD4" w:themeColor="text2" w:themeTint="99"/>
+          <w:szCs w:val="21"/>
+        </w:rPr>
+        <w:t>t</w:t>
+      </w:r>
       <w:r>
         <w:rPr>
           <w:rFonts w:asciiTheme="minorEastAsia" w:hAnsiTheme="minorEastAsia"/>
           <w:bCs/>
-          <w:szCs w:val="21"/>
-        </w:rPr>
-        <w:t>tids</w:t>
-      </w:r>
-      <w:proofErr w:type="spellEnd"/>
-      <w:r>
+          <w:color w:val="548DD4" w:themeColor="text2" w:themeTint="99"/>
+          <w:szCs w:val="21"/>
+        </w:rPr>
+        <w:t>ids"</w:t>
+      </w:r>
+      <w:r>
+        <w:rPr>
+          <w:rFonts w:asciiTheme="minorEastAsia" w:hAnsiTheme="minorEastAsia" w:hint="eastAsia"/>
+          <w:bCs/>
+          <w:color w:val="548DD4" w:themeColor="text2" w:themeTint="99"/>
+          <w:szCs w:val="21"/>
+        </w:rPr>
+        <w:t xml:space="preserve"> : &lt;tid1,tid2...&gt;, </w:t>
+      </w:r>
+    </w:p>
+    <w:p>
+      <w:pPr>
+        <w:spacing w:line="360" w:lineRule="auto"/>
         <w:rPr>
           <w:rFonts w:asciiTheme="minorEastAsia" w:hAnsiTheme="minorEastAsia"/>
           <w:bCs/>
-          <w:szCs w:val="21"/>
-        </w:rPr>
-        <w:t>"</w:t>
-      </w:r>
-      <w:r>
-        <w:rPr>
-          <w:rFonts w:asciiTheme="minorEastAsia" w:hAnsiTheme="minorEastAsia" w:hint="eastAsia"/>
-          <w:bCs/>
-          <w:szCs w:val="21"/>
-        </w:rPr>
-        <w:t xml:space="preserve"> : &lt;tid1,tid2...&gt;, </w:t>
-      </w:r>
-    </w:p>
-    <w:p>
-      <w:pPr>
-        <w:spacing w:line="360" w:lineRule="auto"/>
-        <w:rPr>
-          <w:rFonts w:asciiTheme="minorEastAsia" w:hAnsiTheme="minorEastAsia"/>
-          <w:bCs/>
-          <w:szCs w:val="21"/>
-        </w:rPr>
-      </w:pPr>
-      <w:r>
-        <w:rPr>
-          <w:rFonts w:asciiTheme="minorEastAsia" w:hAnsiTheme="minorEastAsia" w:hint="eastAsia"/>
-          <w:bCs/>
-          <w:szCs w:val="21"/>
-        </w:rPr>
+          <w:color w:val="548DD4" w:themeColor="text2" w:themeTint="99"/>
+          <w:szCs w:val="21"/>
+        </w:rPr>
+      </w:pPr>
+      <w:r>
+        <w:rPr>
+          <w:rFonts w:asciiTheme="minorEastAsia" w:hAnsiTheme="minorEastAsia" w:hint="eastAsia"/>
+          <w:bCs/>
+          <w:color w:val="548DD4" w:themeColor="text2" w:themeTint="99"/>
+          <w:szCs w:val="21"/>
+        </w:rPr>
+        <w:lastRenderedPageBreak/>
         <w:tab/>
       </w:r>
       <w:r>
         <w:rPr>
           <w:rFonts w:asciiTheme="minorEastAsia" w:hAnsiTheme="minorEastAsia" w:hint="eastAsia"/>
           <w:bCs/>
+          <w:color w:val="548DD4" w:themeColor="text2" w:themeTint="99"/>
           <w:szCs w:val="21"/>
         </w:rPr>
         <w:tab/>
@@ -1866,6 +2845,7 @@
         <w:rPr>
           <w:rFonts w:asciiTheme="minorEastAsia" w:hAnsiTheme="minorEastAsia" w:hint="eastAsia"/>
           <w:bCs/>
+          <w:color w:val="548DD4" w:themeColor="text2" w:themeTint="99"/>
           <w:szCs w:val="21"/>
         </w:rPr>
         <w:tab/>
@@ -1874,33 +2854,53 @@
         <w:rPr>
           <w:rFonts w:asciiTheme="minorEastAsia" w:hAnsiTheme="minorEastAsia" w:hint="eastAsia"/>
           <w:bCs/>
+          <w:color w:val="548DD4" w:themeColor="text2" w:themeTint="99"/>
           <w:szCs w:val="21"/>
         </w:rPr>
         <w:tab/>
         <w:t xml:space="preserve">  "</w:t>
       </w:r>
-      <w:proofErr w:type="spellStart"/>
+      <w:r>
+        <w:rPr>
+          <w:rFonts w:asciiTheme="minorEastAsia" w:hAnsiTheme="minorEastAsia" w:hint="eastAsia"/>
+          <w:bCs/>
+          <w:color w:val="548DD4" w:themeColor="text2" w:themeTint="99"/>
+          <w:szCs w:val="21"/>
+        </w:rPr>
+        <w:t>f</w:t>
+      </w:r>
       <w:r>
         <w:rPr>
           <w:rFonts w:asciiTheme="minorEastAsia" w:hAnsiTheme="minorEastAsia"/>
           <w:bCs/>
-          <w:szCs w:val="21"/>
-        </w:rPr>
-        <w:t>funcnames</w:t>
-      </w:r>
-      <w:proofErr w:type="spellEnd"/>
+          <w:color w:val="548DD4" w:themeColor="text2" w:themeTint="99"/>
+          <w:szCs w:val="21"/>
+        </w:rPr>
+        <w:t>unc</w:t>
+      </w:r>
+      <w:r>
+        <w:rPr>
+          <w:rFonts w:asciiTheme="minorEastAsia" w:hAnsiTheme="minorEastAsia" w:hint="eastAsia"/>
+          <w:bCs/>
+          <w:color w:val="548DD4" w:themeColor="text2" w:themeTint="99"/>
+          <w:szCs w:val="21"/>
+        </w:rPr>
+        <w:t>tiosN</w:t>
+      </w:r>
       <w:r>
         <w:rPr>
           <w:rFonts w:asciiTheme="minorEastAsia" w:hAnsiTheme="minorEastAsia"/>
           <w:bCs/>
-          <w:szCs w:val="21"/>
-        </w:rPr>
-        <w:t>"</w:t>
-      </w:r>
-      <w:r>
-        <w:rPr>
-          <w:rFonts w:asciiTheme="minorEastAsia" w:hAnsiTheme="minorEastAsia" w:hint="eastAsia"/>
-          <w:bCs/>
+          <w:color w:val="548DD4" w:themeColor="text2" w:themeTint="99"/>
+          <w:szCs w:val="21"/>
+        </w:rPr>
+        <w:t>ames"</w:t>
+      </w:r>
+      <w:r>
+        <w:rPr>
+          <w:rFonts w:asciiTheme="minorEastAsia" w:hAnsiTheme="minorEastAsia" w:hint="eastAsia"/>
+          <w:bCs/>
+          <w:color w:val="548DD4" w:themeColor="text2" w:themeTint="99"/>
           <w:szCs w:val="21"/>
         </w:rPr>
         <w:t xml:space="preserve"> : &lt;</w:t>
@@ -1909,6 +2909,7 @@
         <w:rPr>
           <w:rFonts w:asciiTheme="minorEastAsia" w:hAnsiTheme="minorEastAsia"/>
           <w:bCs/>
+          <w:color w:val="548DD4" w:themeColor="text2" w:themeTint="99"/>
           <w:szCs w:val="21"/>
         </w:rPr>
         <w:t>func1,func2</w:t>
@@ -1917,6 +2918,7 @@
         <w:rPr>
           <w:rFonts w:asciiTheme="minorEastAsia" w:hAnsiTheme="minorEastAsia" w:hint="eastAsia"/>
           <w:bCs/>
+          <w:color w:val="548DD4" w:themeColor="text2" w:themeTint="99"/>
           <w:szCs w:val="21"/>
         </w:rPr>
         <w:t xml:space="preserve">...&gt;, </w:t>
@@ -1928,13 +2930,15 @@
         <w:rPr>
           <w:rFonts w:asciiTheme="minorEastAsia" w:hAnsiTheme="minorEastAsia"/>
           <w:bCs/>
-          <w:szCs w:val="21"/>
-        </w:rPr>
-      </w:pPr>
-      <w:r>
-        <w:rPr>
-          <w:rFonts w:asciiTheme="minorEastAsia" w:hAnsiTheme="minorEastAsia" w:hint="eastAsia"/>
-          <w:bCs/>
+          <w:color w:val="548DD4" w:themeColor="text2" w:themeTint="99"/>
+          <w:szCs w:val="21"/>
+        </w:rPr>
+      </w:pPr>
+      <w:r>
+        <w:rPr>
+          <w:rFonts w:asciiTheme="minorEastAsia" w:hAnsiTheme="minorEastAsia" w:hint="eastAsia"/>
+          <w:bCs/>
+          <w:color w:val="548DD4" w:themeColor="text2" w:themeTint="99"/>
           <w:szCs w:val="21"/>
         </w:rPr>
         <w:tab/>
@@ -1943,6 +2947,7 @@
         <w:rPr>
           <w:rFonts w:asciiTheme="minorEastAsia" w:hAnsiTheme="minorEastAsia" w:hint="eastAsia"/>
           <w:bCs/>
+          <w:color w:val="548DD4" w:themeColor="text2" w:themeTint="99"/>
           <w:szCs w:val="21"/>
         </w:rPr>
         <w:tab/>
@@ -1951,6 +2956,7 @@
         <w:rPr>
           <w:rFonts w:asciiTheme="minorEastAsia" w:hAnsiTheme="minorEastAsia" w:hint="eastAsia"/>
           <w:bCs/>
+          <w:color w:val="548DD4" w:themeColor="text2" w:themeTint="99"/>
           <w:szCs w:val="21"/>
         </w:rPr>
         <w:tab/>
@@ -1959,25 +2965,35 @@
         <w:rPr>
           <w:rFonts w:asciiTheme="minorEastAsia" w:hAnsiTheme="minorEastAsia" w:hint="eastAsia"/>
           <w:bCs/>
+          <w:color w:val="548DD4" w:themeColor="text2" w:themeTint="99"/>
           <w:szCs w:val="21"/>
         </w:rPr>
         <w:tab/>
         <w:t xml:space="preserve">  "</w:t>
       </w:r>
-      <w:proofErr w:type="spellStart"/>
+      <w:r>
+        <w:rPr>
+          <w:rFonts w:asciiTheme="minorEastAsia" w:hAnsiTheme="minorEastAsia" w:hint="eastAsia"/>
+          <w:bCs/>
+          <w:color w:val="548DD4" w:themeColor="text2" w:themeTint="99"/>
+          <w:szCs w:val="21"/>
+        </w:rPr>
+        <w:t>t</w:t>
+      </w:r>
       <w:r>
         <w:rPr>
           <w:rFonts w:asciiTheme="minorEastAsia" w:hAnsiTheme="minorEastAsia"/>
           <w:bCs/>
-          <w:szCs w:val="21"/>
-        </w:rPr>
-        <w:t>threadTypes</w:t>
-      </w:r>
-      <w:proofErr w:type="spellEnd"/>
+          <w:color w:val="548DD4" w:themeColor="text2" w:themeTint="99"/>
+          <w:szCs w:val="21"/>
+        </w:rPr>
+        <w:t>hreadTypes</w:t>
+      </w:r>
       <w:r>
         <w:rPr>
           <w:rFonts w:asciiTheme="minorEastAsia" w:hAnsiTheme="minorEastAsia"/>
           <w:bCs/>
+          <w:color w:val="548DD4" w:themeColor="text2" w:themeTint="99"/>
           <w:szCs w:val="21"/>
         </w:rPr>
         <w:t>"</w:t>
@@ -1986,9 +3002,28 @@
         <w:rPr>
           <w:rFonts w:asciiTheme="minorEastAsia" w:hAnsiTheme="minorEastAsia" w:hint="eastAsia"/>
           <w:bCs/>
-          <w:szCs w:val="21"/>
-        </w:rPr>
-        <w:t xml:space="preserve"> : &lt;type1,type2...&gt; )</w:t>
+          <w:color w:val="548DD4" w:themeColor="text2" w:themeTint="99"/>
+          <w:szCs w:val="21"/>
+        </w:rPr>
+        <w:t xml:space="preserve"> : &lt;type1,type2...&gt;</w:t>
+      </w:r>
+      <w:r>
+        <w:rPr>
+          <w:rFonts w:asciiTheme="minorEastAsia" w:hAnsiTheme="minorEastAsia" w:hint="eastAsia"/>
+          <w:bCs/>
+          <w:color w:val="548DD4" w:themeColor="text2" w:themeTint="99"/>
+          <w:szCs w:val="21"/>
+        </w:rPr>
+        <w:t xml:space="preserve"> }</w:t>
+      </w:r>
+      <w:r>
+        <w:rPr>
+          <w:rFonts w:asciiTheme="minorEastAsia" w:hAnsiTheme="minorEastAsia" w:hint="eastAsia"/>
+          <w:bCs/>
+          <w:color w:val="548DD4" w:themeColor="text2" w:themeTint="99"/>
+          <w:szCs w:val="21"/>
+        </w:rPr>
+        <w:t xml:space="preserve"> )</w:t>
       </w:r>
     </w:p>
     <w:p/>
@@ -2011,7 +3046,6 @@
           <w:bCs/>
         </w:rPr>
       </w:pPr>
-      <w:proofErr w:type="spellStart"/>
       <w:r>
         <w:rPr>
           <w:rFonts w:asciiTheme="minorEastAsia" w:hAnsiTheme="minorEastAsia"/>
@@ -2019,7 +3053,6 @@
         </w:rPr>
         <w:t>traceOn</w:t>
       </w:r>
-      <w:proofErr w:type="spellEnd"/>
       <w:r>
         <w:rPr>
           <w:rFonts w:asciiTheme="minorEastAsia" w:hAnsiTheme="minorEastAsia" w:hint="eastAsia"/>
@@ -2046,45 +3079,37 @@
           <w:rFonts w:asciiTheme="minorEastAsia" w:hAnsiTheme="minorEastAsia" w:hint="eastAsia"/>
           <w:bCs/>
         </w:rPr>
-        <w:t>&lt;</w:t>
-      </w:r>
-      <w:proofErr w:type="spellStart"/>
-      <w:r>
-        <w:rPr>
-          <w:rFonts w:asciiTheme="minorEastAsia" w:hAnsiTheme="minorEastAsia" w:hint="eastAsia"/>
-          <w:bCs/>
-        </w:rPr>
-        <w:t>bufferSize</w:t>
-      </w:r>
-      <w:proofErr w:type="spellEnd"/>
-      <w:r>
-        <w:rPr>
-          <w:rFonts w:asciiTheme="minorEastAsia" w:hAnsiTheme="minorEastAsia" w:hint="eastAsia"/>
-          <w:bCs/>
-        </w:rPr>
-        <w:t>&gt;, [</w:t>
-      </w:r>
-      <w:commentRangeStart w:id="3"/>
-      <w:proofErr w:type="spellStart"/>
-      <w:r>
-        <w:rPr>
-          <w:rFonts w:asciiTheme="minorEastAsia" w:hAnsiTheme="minorEastAsia" w:hint="eastAsia"/>
-          <w:bCs/>
-        </w:rPr>
-        <w:t>traceOnOptionObj</w:t>
-      </w:r>
-      <w:commentRangeEnd w:id="3"/>
-      <w:proofErr w:type="spellEnd"/>
-      <w:r>
-        <w:rPr>
-          <w:rStyle w:val="CommentReference"/>
-        </w:rPr>
-        <w:commentReference w:id="3"/>
-      </w:r>
-      <w:r>
-        <w:rPr>
-          <w:rFonts w:asciiTheme="minorEastAsia" w:hAnsiTheme="minorEastAsia" w:hint="eastAsia"/>
-          <w:bCs/>
+        <w:t>&lt;bufferSize&gt;</w:t>
+      </w:r>
+      <w:r>
+        <w:rPr>
+          <w:rFonts w:asciiTheme="minorEastAsia" w:hAnsiTheme="minorEastAsia" w:hint="eastAsia"/>
+          <w:bCs/>
+          <w:color w:val="548DD4" w:themeColor="text2" w:themeTint="99"/>
+        </w:rPr>
+        <w:t>, [</w:t>
+      </w:r>
+      <w:r>
+        <w:rPr>
+          <w:rFonts w:asciiTheme="minorEastAsia" w:hAnsiTheme="minorEastAsia" w:hint="eastAsia"/>
+          <w:bCs/>
+          <w:color w:val="548DD4" w:themeColor="text2" w:themeTint="99"/>
+        </w:rPr>
+        <w:t>traceOptions</w:t>
+      </w:r>
+      <w:r>
+        <w:rPr>
+          <w:rFonts w:asciiTheme="minorEastAsia" w:hAnsiTheme="minorEastAsia" w:hint="eastAsia"/>
+          <w:bCs/>
+          <w:color w:val="548DD4" w:themeColor="text2" w:themeTint="99"/>
+        </w:rPr>
+        <w:t>Obj</w:t>
+      </w:r>
+      <w:r>
+        <w:rPr>
+          <w:rFonts w:asciiTheme="minorEastAsia" w:hAnsiTheme="minorEastAsia" w:hint="eastAsia"/>
+          <w:bCs/>
+          <w:color w:val="548DD4" w:themeColor="text2" w:themeTint="99"/>
         </w:rPr>
         <w:t>]</w:t>
       </w:r>
@@ -2118,31 +3143,27 @@
         </w:rPr>
         <w:t>参数</w:t>
       </w:r>
-      <w:proofErr w:type="spellStart"/>
-      <w:r>
-        <w:rPr>
-          <w:rFonts w:asciiTheme="minorEastAsia" w:hAnsiTheme="minorEastAsia" w:hint="eastAsia"/>
-          <w:bCs/>
-        </w:rPr>
-        <w:t>traceOnOptionObj</w:t>
-      </w:r>
-      <w:proofErr w:type="spellEnd"/>
-      <w:r>
-        <w:rPr>
-          <w:rFonts w:asciiTheme="minorEastAsia" w:hAnsiTheme="minorEastAsia" w:hint="eastAsia"/>
-          <w:bCs/>
-        </w:rPr>
-        <w:t xml:space="preserve"> 是新增加的 </w:t>
-      </w:r>
-      <w:proofErr w:type="spellStart"/>
-      <w:r>
-        <w:rPr>
-          <w:rFonts w:asciiTheme="minorEastAsia" w:hAnsiTheme="minorEastAsia" w:hint="eastAsia"/>
-          <w:bCs/>
-        </w:rPr>
-        <w:t>traceOnOption</w:t>
-      </w:r>
-      <w:proofErr w:type="spellEnd"/>
+      <w:r>
+        <w:rPr>
+          <w:rFonts w:asciiTheme="minorEastAsia" w:hAnsiTheme="minorEastAsia" w:hint="eastAsia"/>
+          <w:bCs/>
+        </w:rPr>
+        <w:t>traceOptions</w:t>
+      </w:r>
+      <w:r>
+        <w:rPr>
+          <w:rFonts w:asciiTheme="minorEastAsia" w:hAnsiTheme="minorEastAsia" w:hint="eastAsia"/>
+          <w:bCs/>
+        </w:rPr>
+        <w:t xml:space="preserve">Obj 是新增加的 </w:t>
+      </w:r>
+      <w:r>
+        <w:rPr>
+          <w:rFonts w:asciiTheme="minorEastAsia" w:hAnsiTheme="minorEastAsia" w:hint="eastAsia"/>
+          <w:bCs/>
+        </w:rPr>
+        <w:t>traceOptions</w:t>
+      </w:r>
       <w:r>
         <w:rPr>
           <w:rFonts w:asciiTheme="minorEastAsia" w:hAnsiTheme="minorEastAsia" w:hint="eastAsia"/>
@@ -2169,20 +3190,53 @@
         </w:rPr>
         <w:t xml:space="preserve">  </w:t>
       </w:r>
-      <w:proofErr w:type="spellStart"/>
-      <w:r>
-        <w:rPr>
-          <w:rFonts w:asciiTheme="minorEastAsia" w:hAnsiTheme="minorEastAsia" w:hint="eastAsia"/>
-          <w:bCs/>
-        </w:rPr>
-        <w:t>traceOnOptionObj</w:t>
-      </w:r>
-      <w:proofErr w:type="spellEnd"/>
-      <w:r>
-        <w:rPr>
-          <w:rFonts w:hint="eastAsia"/>
-        </w:rPr>
-        <w:t>参数，则默认监控所有所有可监控的模块函数和线程</w:t>
+      <w:r>
+        <w:rPr>
+          <w:rFonts w:asciiTheme="minorEastAsia" w:hAnsiTheme="minorEastAsia" w:hint="eastAsia"/>
+          <w:bCs/>
+        </w:rPr>
+        <w:t>traceOptions</w:t>
+      </w:r>
+      <w:r>
+        <w:rPr>
+          <w:rFonts w:asciiTheme="minorEastAsia" w:hAnsiTheme="minorEastAsia" w:hint="eastAsia"/>
+          <w:bCs/>
+        </w:rPr>
+        <w:t>Obj</w:t>
+      </w:r>
+      <w:r>
+        <w:rPr>
+          <w:rFonts w:hint="eastAsia"/>
+        </w:rPr>
+        <w:t>参数，则默认监控所有可监控的模块</w:t>
+      </w:r>
+      <w:r>
+        <w:rPr>
+          <w:rFonts w:hint="eastAsia"/>
+        </w:rPr>
+        <w:t>和线程</w:t>
+      </w:r>
+      <w:r>
+        <w:rPr>
+          <w:rFonts w:hint="eastAsia"/>
+        </w:rPr>
+        <w:t>。</w:t>
+      </w:r>
+    </w:p>
+    <w:p>
+      <w:pPr>
+        <w:spacing w:line="360" w:lineRule="auto"/>
+      </w:pPr>
+    </w:p>
+    <w:p>
+      <w:pPr>
+        <w:pStyle w:val="Heading3"/>
+      </w:pPr>
+      <w:r>
+        <w:rPr>
+          <w:rFonts w:hint="eastAsia"/>
+        </w:rPr>
+        <w:t>驱动变更</w:t>
       </w:r>
     </w:p>
     <w:p>
@@ -2193,6 +3247,13 @@
           <w:bCs/>
         </w:rPr>
       </w:pPr>
+      <w:r>
+        <w:rPr>
+          <w:rFonts w:asciiTheme="minorEastAsia" w:hAnsiTheme="minorEastAsia" w:hint="eastAsia"/>
+          <w:bCs/>
+        </w:rPr>
+        <w:t xml:space="preserve">  由于接口的变更， C++ 驱动需要做相应的修改</w:t>
+      </w:r>
     </w:p>
     <w:p>
       <w:pPr>
@@ -2226,7 +3287,6 @@
         </w:rPr>
         <w:t xml:space="preserve">  </w:t>
       </w:r>
-      <w:proofErr w:type="spellStart"/>
       <w:r>
         <w:rPr>
           <w:rFonts w:hint="eastAsia"/>
@@ -2239,15 +3299,7 @@
           <w:rFonts w:hint="eastAsia"/>
           <w:szCs w:val="21"/>
         </w:rPr>
-        <w:t>On</w:t>
-      </w:r>
-      <w:proofErr w:type="spellEnd"/>
-      <w:r>
-        <w:rPr>
-          <w:rFonts w:hint="eastAsia"/>
-          <w:szCs w:val="21"/>
-        </w:rPr>
-        <w:t xml:space="preserve"> </w:t>
+        <w:t xml:space="preserve">On </w:t>
       </w:r>
       <w:r>
         <w:rPr>
@@ -2273,7 +3325,6 @@
         <w:rPr>
           <w:rFonts w:hint="eastAsia"/>
         </w:rPr>
-        <w:lastRenderedPageBreak/>
         <w:t xml:space="preserve">Story </w:t>
       </w:r>
       <w:r>
@@ -2325,23 +3376,7 @@
           <w:rFonts w:asciiTheme="minorEastAsia" w:hAnsiTheme="minorEastAsia" w:hint="eastAsia"/>
           <w:szCs w:val="21"/>
         </w:rPr>
-        <w:t xml:space="preserve">  现版本 </w:t>
-      </w:r>
-      <w:proofErr w:type="spellStart"/>
-      <w:r>
-        <w:rPr>
-          <w:rFonts w:asciiTheme="minorEastAsia" w:hAnsiTheme="minorEastAsia" w:hint="eastAsia"/>
-          <w:szCs w:val="21"/>
-        </w:rPr>
-        <w:t>traceOn</w:t>
-      </w:r>
-      <w:proofErr w:type="spellEnd"/>
-      <w:r>
-        <w:rPr>
-          <w:rFonts w:asciiTheme="minorEastAsia" w:hAnsiTheme="minorEastAsia" w:hint="eastAsia"/>
-          <w:szCs w:val="21"/>
-        </w:rPr>
-        <w:t xml:space="preserve"> 对指定的模块和指定的线程号进行跟踪，还可以在函数处打断点进行跟踪。</w:t>
+        <w:t xml:space="preserve">  现版本 traceOn 对指定的模块和指定的线程号进行跟踪，还可以在函数处打断点进行跟踪。</w:t>
       </w:r>
     </w:p>
     <w:p>
@@ -2408,670 +3443,135 @@
           <w:rFonts w:asciiTheme="minorEastAsia" w:hAnsiTheme="minorEastAsia"/>
           <w:szCs w:val="21"/>
         </w:rPr>
-        <w:t>_</w:t>
-      </w:r>
-      <w:proofErr w:type="spellStart"/>
+        <w:t>_traceStarted</w:t>
+      </w:r>
+      <w:r>
+        <w:rPr>
+          <w:rFonts w:asciiTheme="minorEastAsia" w:hAnsiTheme="minorEastAsia" w:hint="eastAsia"/>
+          <w:szCs w:val="21"/>
+        </w:rPr>
+        <w:t xml:space="preserve"> 和 </w:t>
+      </w:r>
       <w:r>
         <w:rPr>
           <w:rFonts w:asciiTheme="minorEastAsia" w:hAnsiTheme="minorEastAsia"/>
           <w:szCs w:val="21"/>
         </w:rPr>
-        <w:t>traceStarted</w:t>
-      </w:r>
-      <w:proofErr w:type="spellEnd"/>
-      <w:r>
-        <w:rPr>
-          <w:rFonts w:asciiTheme="minorEastAsia" w:hAnsiTheme="minorEastAsia" w:hint="eastAsia"/>
-          <w:szCs w:val="21"/>
-        </w:rPr>
-        <w:t xml:space="preserve"> 和 </w:t>
-      </w:r>
-      <w:proofErr w:type="spellStart"/>
-      <w:r>
+        <w:t>g_isTraceStarted</w:t>
+      </w:r>
+      <w:r>
+        <w:rPr>
+          <w:rFonts w:asciiTheme="minorEastAsia" w:hAnsiTheme="minorEastAsia" w:hint="eastAsia"/>
+          <w:szCs w:val="21"/>
+        </w:rPr>
+        <w:t xml:space="preserve"> 判断当前是否有 traceOn 进程运行着，同一个 Sdb 进程只能有一个</w:t>
+      </w:r>
+      <w:r>
+        <w:rPr>
+          <w:rFonts w:asciiTheme="minorEastAsia" w:hAnsiTheme="minorEastAsia" w:hint="eastAsia"/>
+          <w:szCs w:val="21"/>
+        </w:rPr>
+        <w:t xml:space="preserve"> trace</w:t>
+      </w:r>
+      <w:r>
+        <w:rPr>
+          <w:rFonts w:asciiTheme="minorEastAsia" w:hAnsiTheme="minorEastAsia" w:hint="eastAsia"/>
+          <w:szCs w:val="21"/>
+        </w:rPr>
+        <w:t xml:space="preserve"> 的进程在运行</w:t>
+      </w:r>
+      <w:r>
+        <w:rPr>
+          <w:rFonts w:asciiTheme="minorEastAsia" w:hAnsiTheme="minorEastAsia" w:hint="eastAsia"/>
+          <w:szCs w:val="21"/>
+        </w:rPr>
+        <w:t>；</w:t>
+      </w:r>
+    </w:p>
+    <w:p>
+      <w:pPr>
+        <w:spacing w:line="360" w:lineRule="auto"/>
         <w:rPr>
           <w:rFonts w:asciiTheme="minorEastAsia" w:hAnsiTheme="minorEastAsia"/>
           <w:szCs w:val="21"/>
         </w:rPr>
-        <w:t>g_isTraceStarted</w:t>
-      </w:r>
-      <w:proofErr w:type="spellEnd"/>
-      <w:r>
-        <w:rPr>
-          <w:rFonts w:asciiTheme="minorEastAsia" w:hAnsiTheme="minorEastAsia" w:hint="eastAsia"/>
-          <w:szCs w:val="21"/>
-        </w:rPr>
-        <w:t xml:space="preserve"> 判断当前是否有 </w:t>
-      </w:r>
-      <w:proofErr w:type="spellStart"/>
-      <w:r>
-        <w:rPr>
-          <w:rFonts w:asciiTheme="minorEastAsia" w:hAnsiTheme="minorEastAsia" w:hint="eastAsia"/>
-          <w:szCs w:val="21"/>
-        </w:rPr>
-        <w:t>traceOn</w:t>
-      </w:r>
-      <w:proofErr w:type="spellEnd"/>
-      <w:r>
-        <w:rPr>
-          <w:rFonts w:asciiTheme="minorEastAsia" w:hAnsiTheme="minorEastAsia" w:hint="eastAsia"/>
-          <w:szCs w:val="21"/>
-        </w:rPr>
-        <w:t xml:space="preserve"> 进程运行着，同一个 </w:t>
-      </w:r>
-      <w:proofErr w:type="spellStart"/>
-      <w:r>
-        <w:rPr>
-          <w:rFonts w:asciiTheme="minorEastAsia" w:hAnsiTheme="minorEastAsia" w:hint="eastAsia"/>
-          <w:szCs w:val="21"/>
-        </w:rPr>
-        <w:t>Sdb</w:t>
-      </w:r>
-      <w:proofErr w:type="spellEnd"/>
-      <w:r>
-        <w:rPr>
-          <w:rFonts w:asciiTheme="minorEastAsia" w:hAnsiTheme="minorEastAsia" w:hint="eastAsia"/>
-          <w:szCs w:val="21"/>
-        </w:rPr>
-        <w:t xml:space="preserve"> 进程只能有一个 </w:t>
-      </w:r>
-      <w:proofErr w:type="spellStart"/>
-      <w:r>
-        <w:rPr>
-          <w:rFonts w:asciiTheme="minorEastAsia" w:hAnsiTheme="minorEastAsia" w:hint="eastAsia"/>
-          <w:szCs w:val="21"/>
-        </w:rPr>
-        <w:t>traceOn</w:t>
-      </w:r>
-      <w:proofErr w:type="spellEnd"/>
-      <w:r>
-        <w:rPr>
-          <w:rFonts w:asciiTheme="minorEastAsia" w:hAnsiTheme="minorEastAsia" w:hint="eastAsia"/>
-          <w:szCs w:val="21"/>
-        </w:rPr>
-        <w:t xml:space="preserve"> 的进程在运行</w:t>
-      </w:r>
-    </w:p>
-    <w:p>
-      <w:pPr>
-        <w:spacing w:line="360" w:lineRule="auto"/>
+      </w:pPr>
+      <w:r>
+        <w:rPr>
+          <w:rFonts w:asciiTheme="minorEastAsia" w:hAnsiTheme="minorEastAsia" w:hint="eastAsia"/>
+          <w:szCs w:val="21"/>
+        </w:rPr>
+        <w:lastRenderedPageBreak/>
+        <w:t xml:space="preserve">  </w:t>
+      </w:r>
+      <w:r>
         <w:rPr>
           <w:rFonts w:asciiTheme="minorEastAsia" w:hAnsiTheme="minorEastAsia"/>
           <w:szCs w:val="21"/>
         </w:rPr>
-      </w:pPr>
-      <w:r>
-        <w:rPr>
-          <w:rFonts w:asciiTheme="minorEastAsia" w:hAnsiTheme="minorEastAsia" w:hint="eastAsia"/>
-          <w:szCs w:val="21"/>
-        </w:rPr>
-        <w:t xml:space="preserve">  </w:t>
-      </w:r>
-      <w:r>
+        <w:t>_componentMask</w:t>
+      </w:r>
+      <w:r>
+        <w:rPr>
+          <w:rFonts w:asciiTheme="minorEastAsia" w:hAnsiTheme="minorEastAsia" w:hint="eastAsia"/>
+          <w:szCs w:val="21"/>
+        </w:rPr>
+        <w:t xml:space="preserve"> 为 32 位无符号整数，每一位表示着一个模块。</w:t>
+      </w:r>
+      <w:r>
+        <w:rPr>
+          <w:rFonts w:asciiTheme="minorEastAsia" w:hAnsiTheme="minorEastAsia" w:hint="eastAsia"/>
+          <w:szCs w:val="21"/>
+        </w:rPr>
+        <w:t>=；</w:t>
+      </w:r>
+    </w:p>
+    <w:p>
+      <w:pPr>
+        <w:spacing w:line="360" w:lineRule="auto"/>
         <w:rPr>
           <w:rFonts w:asciiTheme="minorEastAsia" w:hAnsiTheme="minorEastAsia"/>
           <w:szCs w:val="21"/>
         </w:rPr>
-        <w:t>_</w:t>
-      </w:r>
-      <w:proofErr w:type="spellStart"/>
-      <w:r>
+      </w:pPr>
+      <w:r>
+        <w:rPr>
+          <w:rFonts w:asciiTheme="minorEastAsia" w:hAnsiTheme="minorEastAsia" w:hint="eastAsia"/>
+          <w:szCs w:val="21"/>
+        </w:rPr>
+        <w:t xml:space="preserve">  funcCode 为 64 位无符号整数，前 32 为表示模块的编号，后 32 位表示当前函数的编号。当调用宏指令时候，通过计算 funcCode 来判断当前函数是否属于用户指定的模块。由此来过滤出用户需要的数据库引擎执行情况。</w:t>
+      </w:r>
+      <w:r>
+        <w:rPr>
+          <w:rFonts w:asciiTheme="minorEastAsia" w:hAnsiTheme="minorEastAsia" w:hint="eastAsia"/>
+          <w:szCs w:val="21"/>
+        </w:rPr>
+        <w:t>由于性能的要求，单个 trace 进程最多只能同时监控 10 个线程或者 10 个断点。</w:t>
+      </w:r>
+    </w:p>
+    <w:p>
+      <w:pPr>
+        <w:spacing w:line="360" w:lineRule="auto"/>
         <w:rPr>
           <w:rFonts w:asciiTheme="minorEastAsia" w:hAnsiTheme="minorEastAsia"/>
           <w:szCs w:val="21"/>
         </w:rPr>
-        <w:t>componentMask</w:t>
-      </w:r>
-      <w:proofErr w:type="spellEnd"/>
-      <w:r>
-        <w:rPr>
-          <w:rFonts w:asciiTheme="minorEastAsia" w:hAnsiTheme="minorEastAsia" w:hint="eastAsia"/>
-          <w:szCs w:val="21"/>
-        </w:rPr>
-        <w:t xml:space="preserve"> 为 32 位无符号整数，每一位表示着一个模块。</w:t>
-      </w:r>
-    </w:p>
-    <w:p>
-      <w:pPr>
-        <w:spacing w:line="360" w:lineRule="auto"/>
-        <w:rPr>
-          <w:rFonts w:asciiTheme="minorEastAsia" w:hAnsiTheme="minorEastAsia"/>
-          <w:szCs w:val="21"/>
-        </w:rPr>
-      </w:pPr>
-      <w:r>
-        <w:rPr>
-          <w:rFonts w:asciiTheme="minorEastAsia" w:hAnsiTheme="minorEastAsia" w:hint="eastAsia"/>
-          <w:szCs w:val="21"/>
-        </w:rPr>
-        <w:t xml:space="preserve">  </w:t>
-      </w:r>
-      <w:proofErr w:type="spellStart"/>
-      <w:r>
-        <w:rPr>
-          <w:rFonts w:asciiTheme="minorEastAsia" w:hAnsiTheme="minorEastAsia" w:hint="eastAsia"/>
-          <w:szCs w:val="21"/>
-        </w:rPr>
-        <w:t>funcCode</w:t>
-      </w:r>
-      <w:proofErr w:type="spellEnd"/>
-      <w:r>
-        <w:rPr>
-          <w:rFonts w:asciiTheme="minorEastAsia" w:hAnsiTheme="minorEastAsia" w:hint="eastAsia"/>
-          <w:szCs w:val="21"/>
-        </w:rPr>
-        <w:t xml:space="preserve"> 为 64 位无符号整数，前 32 为表示模块的编号，后 32 位表示当前函数的编号。当调用宏指令时候，通过计算 </w:t>
-      </w:r>
-      <w:proofErr w:type="spellStart"/>
-      <w:r>
-        <w:rPr>
-          <w:rFonts w:asciiTheme="minorEastAsia" w:hAnsiTheme="minorEastAsia" w:hint="eastAsia"/>
-          <w:szCs w:val="21"/>
-        </w:rPr>
-        <w:t>funcCode</w:t>
-      </w:r>
-      <w:proofErr w:type="spellEnd"/>
-      <w:r>
-        <w:rPr>
-          <w:rFonts w:asciiTheme="minorEastAsia" w:hAnsiTheme="minorEastAsia" w:hint="eastAsia"/>
-          <w:szCs w:val="21"/>
-        </w:rPr>
-        <w:t xml:space="preserve"> 来判断当前函数是否属于用户指定的模块。</w:t>
-      </w:r>
-      <w:commentRangeStart w:id="4"/>
-      <w:r>
-        <w:rPr>
-          <w:rFonts w:asciiTheme="minorEastAsia" w:hAnsiTheme="minorEastAsia" w:hint="eastAsia"/>
-          <w:szCs w:val="21"/>
-        </w:rPr>
-        <w:t>由此来过滤出用户需要的数据库引擎执行情况</w:t>
-      </w:r>
-      <w:commentRangeEnd w:id="4"/>
-      <w:r>
-        <w:rPr>
-          <w:rStyle w:val="CommentReference"/>
-        </w:rPr>
-        <w:commentReference w:id="4"/>
-      </w:r>
-      <w:r>
-        <w:rPr>
-          <w:rFonts w:asciiTheme="minorEastAsia" w:hAnsiTheme="minorEastAsia" w:hint="eastAsia"/>
-          <w:szCs w:val="21"/>
-        </w:rPr>
-        <w:t>。</w:t>
-      </w:r>
-    </w:p>
-    <w:p>
-      <w:pPr>
-        <w:spacing w:line="360" w:lineRule="auto"/>
-        <w:rPr>
-          <w:rFonts w:asciiTheme="minorEastAsia" w:hAnsiTheme="minorEastAsia"/>
-          <w:szCs w:val="21"/>
-        </w:rPr>
-      </w:pPr>
-      <w:r>
-        <w:rPr>
-          <w:rFonts w:asciiTheme="minorEastAsia" w:hAnsiTheme="minorEastAsia" w:hint="eastAsia"/>
-          <w:szCs w:val="21"/>
-        </w:rPr>
-        <w:t xml:space="preserve">  通过指定线程号来进行跟踪也是同样的逻辑，通过判断当前函数调用的所属线程是否为用户指定的线程来过滤无效信息。</w:t>
-      </w:r>
-    </w:p>
-    <w:p>
-      <w:pPr>
-        <w:spacing w:line="360" w:lineRule="auto"/>
-        <w:rPr>
-          <w:rFonts w:asciiTheme="minorEastAsia" w:hAnsiTheme="minorEastAsia"/>
-          <w:szCs w:val="21"/>
-        </w:rPr>
-      </w:pPr>
-    </w:p>
-    <w:p>
-      <w:pPr>
-        <w:pStyle w:val="Heading3"/>
-        <w:numPr>
-          <w:ilvl w:val="0"/>
-          <w:numId w:val="0"/>
-        </w:numPr>
-        <w:ind w:left="357"/>
-      </w:pPr>
-      <w:r>
-        <w:rPr>
-          <w:rFonts w:hint="eastAsia"/>
-        </w:rPr>
-        <w:t xml:space="preserve">2. </w:t>
-      </w:r>
-      <w:r>
-        <w:rPr>
-          <w:rFonts w:hint="eastAsia"/>
-        </w:rPr>
-        <w:t>设计方案</w:t>
-      </w:r>
-    </w:p>
-    <w:p>
-      <w:pPr>
-        <w:pStyle w:val="Heading4"/>
-      </w:pPr>
-      <w:r>
-        <w:rPr>
-          <w:rFonts w:hint="eastAsia"/>
-        </w:rPr>
-        <w:t xml:space="preserve">2.1 </w:t>
-      </w:r>
-      <w:r>
-        <w:rPr>
-          <w:rFonts w:hint="eastAsia"/>
-        </w:rPr>
-        <w:t>设计思路</w:t>
-      </w:r>
-    </w:p>
-    <w:p>
-      <w:pPr>
-        <w:spacing w:line="360" w:lineRule="auto"/>
-      </w:pPr>
-      <w:r>
-        <w:rPr>
-          <w:rFonts w:hint="eastAsia"/>
-        </w:rPr>
-        <w:t xml:space="preserve">  </w:t>
-      </w:r>
-      <w:commentRangeStart w:id="5"/>
-      <w:r>
-        <w:rPr>
-          <w:rFonts w:hint="eastAsia"/>
-        </w:rPr>
-        <w:t>指定函数名进行数据库引擎跟踪</w:t>
-      </w:r>
-      <w:commentRangeEnd w:id="5"/>
-      <w:r>
-        <w:rPr>
-          <w:rStyle w:val="CommentReference"/>
-        </w:rPr>
-        <w:commentReference w:id="5"/>
-      </w:r>
-    </w:p>
-    <w:p>
-      <w:pPr>
-        <w:spacing w:line="360" w:lineRule="auto"/>
-        <w:rPr>
-          <w:rFonts w:asciiTheme="minorEastAsia" w:hAnsiTheme="minorEastAsia"/>
-          <w:szCs w:val="21"/>
-        </w:rPr>
-      </w:pPr>
-      <w:r>
-        <w:rPr>
-          <w:rFonts w:hint="eastAsia"/>
-        </w:rPr>
-        <w:t xml:space="preserve">  </w:t>
-      </w:r>
-      <w:proofErr w:type="spellStart"/>
-      <w:r>
-        <w:rPr>
-          <w:rFonts w:asciiTheme="minorEastAsia" w:hAnsiTheme="minorEastAsia" w:hint="eastAsia"/>
-          <w:szCs w:val="21"/>
-        </w:rPr>
-        <w:t>funcCode</w:t>
-      </w:r>
-      <w:proofErr w:type="spellEnd"/>
-      <w:r>
-        <w:rPr>
-          <w:rFonts w:asciiTheme="minorEastAsia" w:hAnsiTheme="minorEastAsia" w:hint="eastAsia"/>
-          <w:szCs w:val="21"/>
-        </w:rPr>
-        <w:t xml:space="preserve"> 的后 32 位表示当前函数的编号，所以在调用宏指令之后，可以利用 </w:t>
-      </w:r>
-      <w:proofErr w:type="spellStart"/>
-      <w:r>
-        <w:rPr>
-          <w:rFonts w:asciiTheme="minorEastAsia" w:hAnsiTheme="minorEastAsia" w:hint="eastAsia"/>
-          <w:szCs w:val="21"/>
-        </w:rPr>
-        <w:t>funcCode</w:t>
-      </w:r>
-      <w:proofErr w:type="spellEnd"/>
-      <w:r>
-        <w:rPr>
-          <w:rFonts w:asciiTheme="minorEastAsia" w:hAnsiTheme="minorEastAsia" w:hint="eastAsia"/>
-          <w:szCs w:val="21"/>
-        </w:rPr>
-        <w:t xml:space="preserve"> 的后 32 位跟用户指定的函数的编号进行比较，由此来过滤出用户所需要的跟踪信息</w:t>
-      </w:r>
-    </w:p>
-    <w:p>
-      <w:pPr>
-        <w:spacing w:line="360" w:lineRule="auto"/>
-        <w:rPr>
-          <w:rFonts w:asciiTheme="minorEastAsia" w:hAnsiTheme="minorEastAsia"/>
-          <w:szCs w:val="21"/>
-        </w:rPr>
-      </w:pPr>
-      <w:r>
-        <w:rPr>
-          <w:rFonts w:asciiTheme="minorEastAsia" w:hAnsiTheme="minorEastAsia" w:hint="eastAsia"/>
-          <w:szCs w:val="21"/>
-        </w:rPr>
-        <w:t xml:space="preserve">  </w:t>
-      </w:r>
-      <w:commentRangeStart w:id="6"/>
-      <w:r>
-        <w:rPr>
-          <w:rFonts w:asciiTheme="minorEastAsia" w:hAnsiTheme="minorEastAsia" w:hint="eastAsia"/>
-          <w:szCs w:val="21"/>
-        </w:rPr>
-        <w:t>指定线程类型进行数据库引擎跟踪</w:t>
-      </w:r>
-      <w:commentRangeEnd w:id="6"/>
-      <w:r>
-        <w:rPr>
-          <w:rStyle w:val="CommentReference"/>
-        </w:rPr>
-        <w:commentReference w:id="6"/>
-      </w:r>
-    </w:p>
-    <w:p>
-      <w:pPr>
-        <w:spacing w:line="360" w:lineRule="auto"/>
-        <w:rPr>
-          <w:rFonts w:asciiTheme="minorEastAsia" w:hAnsiTheme="minorEastAsia"/>
-          <w:szCs w:val="21"/>
-        </w:rPr>
-      </w:pPr>
-      <w:r>
-        <w:rPr>
-          <w:rFonts w:asciiTheme="minorEastAsia" w:hAnsiTheme="minorEastAsia" w:hint="eastAsia"/>
-          <w:szCs w:val="21"/>
-        </w:rPr>
-        <w:t xml:space="preserve">  通过用户指定的线程类型获取对应线程号：利用 </w:t>
-      </w:r>
-      <w:r>
-        <w:rPr>
-          <w:rFonts w:asciiTheme="minorEastAsia" w:hAnsiTheme="minorEastAsia"/>
-          <w:szCs w:val="21"/>
-        </w:rPr>
-        <w:t>EDUID _</w:t>
-      </w:r>
-      <w:proofErr w:type="spellStart"/>
-      <w:r>
-        <w:rPr>
-          <w:rFonts w:asciiTheme="minorEastAsia" w:hAnsiTheme="minorEastAsia"/>
-          <w:szCs w:val="21"/>
-        </w:rPr>
-        <w:t>pmdEDUMgr</w:t>
-      </w:r>
-      <w:proofErr w:type="spellEnd"/>
-      <w:r>
-        <w:rPr>
-          <w:rFonts w:asciiTheme="minorEastAsia" w:hAnsiTheme="minorEastAsia"/>
-          <w:szCs w:val="21"/>
-        </w:rPr>
-        <w:t>::</w:t>
-      </w:r>
-      <w:proofErr w:type="spellStart"/>
-      <w:r>
-        <w:rPr>
-          <w:rFonts w:asciiTheme="minorEastAsia" w:hAnsiTheme="minorEastAsia"/>
-          <w:szCs w:val="21"/>
-        </w:rPr>
-        <w:t>getSystemE</w:t>
-      </w:r>
-      <w:r>
-        <w:rPr>
-          <w:rFonts w:asciiTheme="minorEastAsia" w:hAnsiTheme="minorEastAsia" w:hint="eastAsia"/>
-          <w:szCs w:val="21"/>
-        </w:rPr>
-        <w:t>DU</w:t>
-      </w:r>
-      <w:proofErr w:type="spellEnd"/>
-      <w:r>
-        <w:rPr>
-          <w:rFonts w:asciiTheme="minorEastAsia" w:hAnsiTheme="minorEastAsia" w:hint="eastAsia"/>
-          <w:szCs w:val="21"/>
-        </w:rPr>
-        <w:t xml:space="preserve">( </w:t>
-      </w:r>
-      <w:r>
-        <w:rPr>
-          <w:rFonts w:asciiTheme="minorEastAsia" w:hAnsiTheme="minorEastAsia"/>
-          <w:szCs w:val="21"/>
-        </w:rPr>
-        <w:t xml:space="preserve">INT32 </w:t>
-      </w:r>
-      <w:proofErr w:type="spellStart"/>
-      <w:r>
-        <w:rPr>
-          <w:rFonts w:asciiTheme="minorEastAsia" w:hAnsiTheme="minorEastAsia"/>
-          <w:szCs w:val="21"/>
-        </w:rPr>
-        <w:t>eduType</w:t>
-      </w:r>
-      <w:proofErr w:type="spellEnd"/>
-      <w:r>
-        <w:rPr>
-          <w:rFonts w:asciiTheme="minorEastAsia" w:hAnsiTheme="minorEastAsia" w:hint="eastAsia"/>
-          <w:szCs w:val="21"/>
-        </w:rPr>
-        <w:t xml:space="preserve"> ) 获取系统线程 ID ，在 </w:t>
-      </w:r>
-      <w:r>
-        <w:rPr>
-          <w:rFonts w:asciiTheme="minorEastAsia" w:hAnsiTheme="minorEastAsia"/>
-          <w:szCs w:val="21"/>
-        </w:rPr>
-        <w:t>_</w:t>
-      </w:r>
-      <w:proofErr w:type="spellStart"/>
-      <w:r>
-        <w:rPr>
-          <w:rFonts w:asciiTheme="minorEastAsia" w:hAnsiTheme="minorEastAsia"/>
-          <w:szCs w:val="21"/>
-        </w:rPr>
-        <w:t>pmdEDUMgr</w:t>
-      </w:r>
-      <w:proofErr w:type="spellEnd"/>
-      <w:r>
-        <w:rPr>
-          <w:rFonts w:asciiTheme="minorEastAsia" w:hAnsiTheme="minorEastAsia" w:hint="eastAsia"/>
-          <w:szCs w:val="21"/>
-        </w:rPr>
-        <w:t xml:space="preserve"> 类新增获取非系统线程 ID 的成员方法 INT32*</w:t>
-      </w:r>
-      <w:r>
-        <w:rPr>
-          <w:rFonts w:asciiTheme="minorEastAsia" w:hAnsiTheme="minorEastAsia"/>
-          <w:szCs w:val="21"/>
-        </w:rPr>
-        <w:t xml:space="preserve"> _</w:t>
-      </w:r>
-      <w:proofErr w:type="spellStart"/>
-      <w:r>
-        <w:rPr>
-          <w:rFonts w:asciiTheme="minorEastAsia" w:hAnsiTheme="minorEastAsia"/>
-          <w:szCs w:val="21"/>
-        </w:rPr>
-        <w:t>pmdEDUMgr</w:t>
-      </w:r>
-      <w:proofErr w:type="spellEnd"/>
-      <w:r>
-        <w:rPr>
-          <w:rFonts w:asciiTheme="minorEastAsia" w:hAnsiTheme="minorEastAsia"/>
-          <w:szCs w:val="21"/>
-        </w:rPr>
-        <w:t>::</w:t>
-      </w:r>
-      <w:proofErr w:type="spellStart"/>
-      <w:r>
-        <w:rPr>
-          <w:rFonts w:asciiTheme="minorEastAsia" w:hAnsiTheme="minorEastAsia"/>
-          <w:szCs w:val="21"/>
-        </w:rPr>
-        <w:t>get</w:t>
-      </w:r>
-      <w:r>
-        <w:rPr>
-          <w:rFonts w:asciiTheme="minorEastAsia" w:hAnsiTheme="minorEastAsia" w:hint="eastAsia"/>
-          <w:szCs w:val="21"/>
-        </w:rPr>
-        <w:t>Non</w:t>
-      </w:r>
-      <w:r>
-        <w:rPr>
-          <w:rFonts w:asciiTheme="minorEastAsia" w:hAnsiTheme="minorEastAsia"/>
-          <w:szCs w:val="21"/>
-        </w:rPr>
-        <w:t>SystemE</w:t>
-      </w:r>
-      <w:r>
-        <w:rPr>
-          <w:rFonts w:asciiTheme="minorEastAsia" w:hAnsiTheme="minorEastAsia" w:hint="eastAsia"/>
-          <w:szCs w:val="21"/>
-        </w:rPr>
-        <w:t>DU</w:t>
-      </w:r>
-      <w:proofErr w:type="spellEnd"/>
-      <w:r>
-        <w:rPr>
-          <w:rFonts w:asciiTheme="minorEastAsia" w:hAnsiTheme="minorEastAsia" w:hint="eastAsia"/>
-          <w:szCs w:val="21"/>
-        </w:rPr>
-        <w:t xml:space="preserve">( </w:t>
-      </w:r>
-      <w:r>
-        <w:rPr>
-          <w:rFonts w:asciiTheme="minorEastAsia" w:hAnsiTheme="minorEastAsia"/>
-          <w:szCs w:val="21"/>
-        </w:rPr>
-        <w:t xml:space="preserve">INT32 </w:t>
-      </w:r>
-      <w:proofErr w:type="spellStart"/>
-      <w:r>
-        <w:rPr>
-          <w:rFonts w:asciiTheme="minorEastAsia" w:hAnsiTheme="minorEastAsia"/>
-          <w:szCs w:val="21"/>
-        </w:rPr>
-        <w:lastRenderedPageBreak/>
-        <w:t>eduType</w:t>
-      </w:r>
-      <w:proofErr w:type="spellEnd"/>
-      <w:r>
-        <w:rPr>
-          <w:rFonts w:asciiTheme="minorEastAsia" w:hAnsiTheme="minorEastAsia" w:hint="eastAsia"/>
-          <w:szCs w:val="21"/>
-        </w:rPr>
-        <w:t xml:space="preserve"> )，</w:t>
-      </w:r>
-      <w:commentRangeStart w:id="7"/>
-      <w:r>
-        <w:rPr>
-          <w:rFonts w:asciiTheme="minorEastAsia" w:hAnsiTheme="minorEastAsia" w:hint="eastAsia"/>
-          <w:szCs w:val="21"/>
-        </w:rPr>
-        <w:t>之后的操作跟指定线程号跟踪数据库引擎的情况相同</w:t>
-      </w:r>
-      <w:commentRangeEnd w:id="7"/>
-      <w:r>
-        <w:rPr>
-          <w:rStyle w:val="CommentReference"/>
-        </w:rPr>
-        <w:commentReference w:id="7"/>
-      </w:r>
-      <w:r>
-        <w:rPr>
-          <w:rFonts w:asciiTheme="minorEastAsia" w:hAnsiTheme="minorEastAsia" w:hint="eastAsia"/>
-          <w:szCs w:val="21"/>
-        </w:rPr>
-        <w:t>。</w:t>
-      </w:r>
-    </w:p>
-    <w:p>
-      <w:pPr>
-        <w:spacing w:line="360" w:lineRule="auto"/>
-      </w:pPr>
-      <w:r>
-        <w:rPr>
-          <w:rFonts w:asciiTheme="minorEastAsia" w:hAnsiTheme="minorEastAsia" w:hint="eastAsia"/>
-          <w:szCs w:val="21"/>
-        </w:rPr>
-        <w:t xml:space="preserve">  新设计的 </w:t>
-      </w:r>
-      <w:proofErr w:type="spellStart"/>
-      <w:r>
-        <w:rPr>
-          <w:rFonts w:asciiTheme="minorEastAsia" w:hAnsiTheme="minorEastAsia" w:hint="eastAsia"/>
-          <w:szCs w:val="21"/>
-        </w:rPr>
-        <w:t>traceOn</w:t>
-      </w:r>
-      <w:proofErr w:type="spellEnd"/>
-      <w:r>
-        <w:rPr>
-          <w:rFonts w:asciiTheme="minorEastAsia" w:hAnsiTheme="minorEastAsia" w:hint="eastAsia"/>
-          <w:szCs w:val="21"/>
-        </w:rPr>
-        <w:t xml:space="preserve"> 功能同时指定模块和函数名，或者线程类型和线程号进行数据库引擎跟踪时，如果指定的函数名属于指定的模块，监控程序会忽略指定的函数名，并给出提示信息，如果不属于，监控程序会一起监控指定模块和指定函数；同样如果线程类型对应的线程号包含了指定的线程号，监控程序也会忽略指定的线程号，并给出提示信息，如果不包含，</w:t>
-      </w:r>
-      <w:commentRangeStart w:id="8"/>
-      <w:r>
-        <w:rPr>
-          <w:rFonts w:asciiTheme="minorEastAsia" w:hAnsiTheme="minorEastAsia" w:hint="eastAsia"/>
-          <w:szCs w:val="21"/>
-        </w:rPr>
-        <w:t>监控程序会一起监控指定线程类型的线程和指定的线程号</w:t>
-      </w:r>
-      <w:commentRangeEnd w:id="8"/>
-      <w:r>
-        <w:rPr>
-          <w:rStyle w:val="CommentReference"/>
-        </w:rPr>
-        <w:commentReference w:id="8"/>
-      </w:r>
-      <w:r>
-        <w:rPr>
-          <w:rFonts w:asciiTheme="minorEastAsia" w:hAnsiTheme="minorEastAsia" w:hint="eastAsia"/>
-          <w:szCs w:val="21"/>
-        </w:rPr>
-        <w:t>。</w:t>
-      </w:r>
-    </w:p>
-    <w:p>
-      <w:pPr>
-        <w:spacing w:line="360" w:lineRule="auto"/>
-      </w:pPr>
-    </w:p>
-    <w:p>
-      <w:pPr>
-        <w:pStyle w:val="Heading4"/>
-      </w:pPr>
-      <w:r>
-        <w:rPr>
-          <w:rFonts w:hint="eastAsia"/>
-        </w:rPr>
-        <w:lastRenderedPageBreak/>
-        <w:t>2.</w:t>
-      </w:r>
-      <w:r>
-        <w:rPr>
-          <w:rFonts w:hint="eastAsia"/>
-        </w:rPr>
-        <w:t>2</w:t>
-      </w:r>
-      <w:r>
-        <w:rPr>
-          <w:rFonts w:hint="eastAsia"/>
-        </w:rPr>
-        <w:t xml:space="preserve"> </w:t>
-      </w:r>
-      <w:r>
-        <w:rPr>
-          <w:rFonts w:hint="eastAsia"/>
-        </w:rPr>
-        <w:t>功能流程图</w:t>
-      </w:r>
-    </w:p>
-    <w:p>
-      <w:pPr>
+      </w:pPr>
+      <w:r>
+        <w:rPr>
+          <w:rFonts w:asciiTheme="minorEastAsia" w:hAnsiTheme="minorEastAsia" w:hint="eastAsia"/>
+          <w:szCs w:val="21"/>
+        </w:rPr>
+        <w:t xml:space="preserve">  当前 trace 的过滤逻辑是：模块的优先级最高，其次才是线程，相关流程图如下：</w:t>
+      </w:r>
+    </w:p>
+    <w:p>
+      <w:pPr>
+        <w:spacing w:line="360" w:lineRule="auto"/>
         <w:jc w:val="center"/>
       </w:pPr>
       <w:r>
-        <w:object w:dxaOrig="4645" w:dyaOrig="11891">
+        <w:object w:dxaOrig="4645" w:dyaOrig="7893">
           <v:shapetype id="_x0000_t75" coordsize="21600,21600" o:spt="75" o:preferrelative="t" path="m@4@5l@4@11@9@11@9@5xe" filled="f" stroked="f">
             <v:stroke joinstyle="miter"/>
             <v:formulas>
@@ -3091,10 +3591,10 @@
             <v:path o:extrusionok="f" gradientshapeok="t" o:connecttype="rect"/>
             <o:lock v:ext="edit" aspectratio="t"/>
           </v:shapetype>
-          <v:shape id="_x0000_i1025" type="#_x0000_t75" style="width:232.15pt;height:595.1pt" o:ole="">
-            <v:imagedata r:id="rId8" o:title=""/>
+          <v:shape id="_x0000_i1025" type="#_x0000_t75" style="width:232.15pt;height:394.8pt" o:ole="">
+            <v:imagedata r:id="rId7" o:title=""/>
           </v:shape>
-          <o:OLEObject Type="Embed" ProgID="Visio.Drawing.11" ShapeID="_x0000_i1025" DrawAspect="Content" ObjectID="_1613803478" r:id="rId9"/>
+          <o:OLEObject Type="Embed" ProgID="Visio.Drawing.11" ShapeID="_x0000_i1025" DrawAspect="Content" ObjectID="_1614077481" r:id="rId8"/>
         </w:object>
       </w:r>
     </w:p>
@@ -3118,7 +3618,7 @@
           <w:sz w:val="18"/>
           <w:szCs w:val="18"/>
         </w:rPr>
-        <w:t>2.1</w:t>
+        <w:t xml:space="preserve">1.1 </w:t>
       </w:r>
       <w:r>
         <w:rPr>
@@ -3127,7 +3627,7 @@
           <w:sz w:val="18"/>
           <w:szCs w:val="18"/>
         </w:rPr>
-        <w:t xml:space="preserve"> </w:t>
+        <w:t>trace</w:t>
       </w:r>
       <w:r>
         <w:rPr>
@@ -3136,8 +3636,320 @@
           <w:sz w:val="18"/>
           <w:szCs w:val="18"/>
         </w:rPr>
-        <w:t>trace</w:t>
-      </w:r>
+        <w:t>On 过滤逻辑</w:t>
+      </w:r>
+    </w:p>
+    <w:p>
+      <w:pPr>
+        <w:spacing w:line="360" w:lineRule="auto"/>
+        <w:rPr>
+          <w:rFonts w:asciiTheme="minorEastAsia" w:hAnsiTheme="minorEastAsia"/>
+          <w:szCs w:val="21"/>
+        </w:rPr>
+      </w:pPr>
+    </w:p>
+    <w:p>
+      <w:pPr>
+        <w:pStyle w:val="Heading3"/>
+        <w:numPr>
+          <w:ilvl w:val="0"/>
+          <w:numId w:val="0"/>
+        </w:numPr>
+        <w:ind w:left="357"/>
+      </w:pPr>
+      <w:r>
+        <w:rPr>
+          <w:rFonts w:hint="eastAsia"/>
+        </w:rPr>
+        <w:lastRenderedPageBreak/>
+        <w:t xml:space="preserve">2. </w:t>
+      </w:r>
+      <w:r>
+        <w:rPr>
+          <w:rFonts w:hint="eastAsia"/>
+        </w:rPr>
+        <w:t>设计方案</w:t>
+      </w:r>
+    </w:p>
+    <w:p>
+      <w:pPr>
+        <w:pStyle w:val="Heading4"/>
+      </w:pPr>
+      <w:r>
+        <w:rPr>
+          <w:rFonts w:hint="eastAsia"/>
+        </w:rPr>
+        <w:t xml:space="preserve">2.1 </w:t>
+      </w:r>
+      <w:r>
+        <w:rPr>
+          <w:rFonts w:hint="eastAsia"/>
+        </w:rPr>
+        <w:t>设计思路</w:t>
+      </w:r>
+    </w:p>
+    <w:p>
+      <w:pPr>
+        <w:pStyle w:val="ListParagraph"/>
+        <w:numPr>
+          <w:ilvl w:val="0"/>
+          <w:numId w:val="9"/>
+        </w:numPr>
+        <w:ind w:firstLineChars="0"/>
+        <w:rPr>
+          <w:b/>
+        </w:rPr>
+      </w:pPr>
+      <w:r>
+        <w:rPr>
+          <w:rFonts w:hint="eastAsia"/>
+          <w:b/>
+        </w:rPr>
+        <w:t>指定函数名进行数据库引擎跟踪</w:t>
+      </w:r>
+    </w:p>
+    <w:p>
+      <w:pPr>
+        <w:spacing w:line="360" w:lineRule="auto"/>
+        <w:rPr>
+          <w:rFonts w:asciiTheme="minorEastAsia" w:hAnsiTheme="minorEastAsia"/>
+          <w:szCs w:val="21"/>
+        </w:rPr>
+      </w:pPr>
+      <w:r>
+        <w:rPr>
+          <w:rFonts w:hint="eastAsia"/>
+        </w:rPr>
+        <w:t xml:space="preserve">  </w:t>
+      </w:r>
+      <w:r>
+        <w:rPr>
+          <w:rFonts w:asciiTheme="minorEastAsia" w:hAnsiTheme="minorEastAsia" w:hint="eastAsia"/>
+          <w:szCs w:val="21"/>
+        </w:rPr>
+        <w:t xml:space="preserve">funcCode 的后 32 位表示当前函数的编号，所以在调用宏指令之后，可以利用 funcCode 的后 32 </w:t>
+      </w:r>
+      <w:r>
+        <w:rPr>
+          <w:rFonts w:asciiTheme="minorEastAsia" w:hAnsiTheme="minorEastAsia" w:hint="eastAsia"/>
+          <w:szCs w:val="21"/>
+        </w:rPr>
+        <w:t>位跟用户指定的函数的编号进行运算（采用位运算，减少开销）</w:t>
+      </w:r>
+      <w:r>
+        <w:rPr>
+          <w:rFonts w:asciiTheme="minorEastAsia" w:hAnsiTheme="minorEastAsia" w:hint="eastAsia"/>
+          <w:szCs w:val="21"/>
+        </w:rPr>
+        <w:t>，由此来过滤出用户所需要的跟踪信息</w:t>
+      </w:r>
+      <w:r>
+        <w:rPr>
+          <w:rFonts w:asciiTheme="minorEastAsia" w:hAnsiTheme="minorEastAsia" w:hint="eastAsia"/>
+          <w:szCs w:val="21"/>
+        </w:rPr>
+        <w:t>。</w:t>
+      </w:r>
+      <w:r>
+        <w:rPr>
+          <w:rFonts w:asciiTheme="minorEastAsia" w:hAnsiTheme="minorEastAsia" w:hint="eastAsia"/>
+          <w:szCs w:val="21"/>
+        </w:rPr>
+        <w:t>与指定模块一样，参数个数不受限。</w:t>
+      </w:r>
+    </w:p>
+    <w:p>
+      <w:pPr>
+        <w:spacing w:line="360" w:lineRule="auto"/>
+        <w:rPr>
+          <w:rFonts w:asciiTheme="minorEastAsia" w:hAnsiTheme="minorEastAsia"/>
+          <w:szCs w:val="21"/>
+        </w:rPr>
+      </w:pPr>
+    </w:p>
+    <w:p>
+      <w:pPr>
+        <w:pStyle w:val="ListParagraph"/>
+        <w:numPr>
+          <w:ilvl w:val="0"/>
+          <w:numId w:val="7"/>
+        </w:numPr>
+        <w:spacing w:line="360" w:lineRule="auto"/>
+        <w:ind w:firstLineChars="0"/>
+        <w:rPr>
+          <w:rFonts w:asciiTheme="minorEastAsia" w:hAnsiTheme="minorEastAsia"/>
+          <w:b/>
+          <w:szCs w:val="21"/>
+        </w:rPr>
+      </w:pPr>
+      <w:r>
+        <w:rPr>
+          <w:rFonts w:asciiTheme="minorEastAsia" w:hAnsiTheme="minorEastAsia" w:hint="eastAsia"/>
+          <w:b/>
+          <w:szCs w:val="21"/>
+        </w:rPr>
+        <w:t>指定线程类型进行数据库引擎跟踪</w:t>
+      </w:r>
+    </w:p>
+    <w:p>
+      <w:pPr>
+        <w:spacing w:line="360" w:lineRule="auto"/>
+        <w:rPr>
+          <w:rFonts w:asciiTheme="minorEastAsia" w:hAnsiTheme="minorEastAsia"/>
+          <w:szCs w:val="21"/>
+        </w:rPr>
+      </w:pPr>
+      <w:r>
+        <w:rPr>
+          <w:rFonts w:asciiTheme="minorEastAsia" w:hAnsiTheme="minorEastAsia" w:hint="eastAsia"/>
+          <w:szCs w:val="21"/>
+        </w:rPr>
+        <w:t xml:space="preserve">  </w:t>
+      </w:r>
+      <w:r>
+        <w:rPr>
+          <w:rFonts w:asciiTheme="minorEastAsia" w:hAnsiTheme="minorEastAsia" w:hint="eastAsia"/>
+          <w:szCs w:val="21"/>
+        </w:rPr>
+        <w:t>逻辑与跟踪线程和断点一样。通过在内部维持一个</w:t>
+      </w:r>
+      <w:r>
+        <w:rPr>
+          <w:rFonts w:asciiTheme="minorEastAsia" w:hAnsiTheme="minorEastAsia" w:hint="eastAsia"/>
+          <w:szCs w:val="21"/>
+        </w:rPr>
+        <w:t xml:space="preserve">用户指定监控的线程类型数组。如果有线程调用宏指令 </w:t>
+      </w:r>
+      <w:r>
+        <w:rPr>
+          <w:rFonts w:asciiTheme="minorEastAsia" w:hAnsiTheme="minorEastAsia"/>
+          <w:szCs w:val="21"/>
+        </w:rPr>
+        <w:t>PD_TRACE_ENTRY</w:t>
+      </w:r>
+      <w:r>
+        <w:rPr>
+          <w:rFonts w:asciiTheme="minorEastAsia" w:hAnsiTheme="minorEastAsia" w:hint="eastAsia"/>
+          <w:szCs w:val="21"/>
+        </w:rPr>
+        <w:t xml:space="preserve"> 和 </w:t>
+      </w:r>
+      <w:r>
+        <w:rPr>
+          <w:rFonts w:asciiTheme="minorEastAsia" w:hAnsiTheme="minorEastAsia"/>
+          <w:szCs w:val="21"/>
+        </w:rPr>
+        <w:t>PD_TRACE_EXITRC</w:t>
+      </w:r>
+      <w:r>
+        <w:rPr>
+          <w:rFonts w:asciiTheme="minorEastAsia" w:hAnsiTheme="minorEastAsia" w:hint="eastAsia"/>
+          <w:szCs w:val="21"/>
+        </w:rPr>
+        <w:t xml:space="preserve"> ，则先获取该线程的类型，再与数组内的元素进行比较，判断当前线程类型是否属于用户指定的线程类型。</w:t>
+      </w:r>
+      <w:r>
+        <w:rPr>
+          <w:rFonts w:asciiTheme="minorEastAsia" w:hAnsiTheme="minorEastAsia" w:hint="eastAsia"/>
+          <w:szCs w:val="21"/>
+        </w:rPr>
+        <w:t>同样为了性能需求，用户最多只能指定 10 个线程类型。</w:t>
+      </w:r>
+    </w:p>
+    <w:p>
+      <w:pPr>
+        <w:spacing w:line="360" w:lineRule="auto"/>
+        <w:rPr>
+          <w:rFonts w:asciiTheme="minorEastAsia" w:hAnsiTheme="minorEastAsia"/>
+          <w:szCs w:val="21"/>
+        </w:rPr>
+      </w:pPr>
+    </w:p>
+    <w:p>
+      <w:pPr>
+        <w:pStyle w:val="ListParagraph"/>
+        <w:numPr>
+          <w:ilvl w:val="0"/>
+          <w:numId w:val="7"/>
+        </w:numPr>
+        <w:spacing w:line="360" w:lineRule="auto"/>
+        <w:ind w:firstLineChars="0"/>
+        <w:rPr>
+          <w:rFonts w:asciiTheme="minorEastAsia" w:hAnsiTheme="minorEastAsia"/>
+          <w:b/>
+          <w:szCs w:val="21"/>
+        </w:rPr>
+      </w:pPr>
+      <w:r>
+        <w:rPr>
+          <w:rFonts w:asciiTheme="minorEastAsia" w:hAnsiTheme="minorEastAsia" w:hint="eastAsia"/>
+          <w:b/>
+          <w:szCs w:val="21"/>
+        </w:rPr>
+        <w:t>trace 过滤逻辑</w:t>
+      </w:r>
+    </w:p>
+    <w:p>
+      <w:pPr>
+        <w:spacing w:line="360" w:lineRule="auto"/>
+        <w:rPr>
+          <w:rFonts w:asciiTheme="minorEastAsia" w:hAnsiTheme="minorEastAsia"/>
+          <w:szCs w:val="21"/>
+        </w:rPr>
+      </w:pPr>
+      <w:r>
+        <w:rPr>
+          <w:rFonts w:asciiTheme="minorEastAsia" w:hAnsiTheme="minorEastAsia" w:hint="eastAsia"/>
+          <w:szCs w:val="21"/>
+        </w:rPr>
+        <w:t xml:space="preserve">  在 trace 对指定模块、指定函数、指定线程和指定线程类型，在过滤的</w:t>
+      </w:r>
+      <w:r>
+        <w:rPr>
+          <w:rFonts w:asciiTheme="minorEastAsia" w:hAnsiTheme="minorEastAsia" w:hint="eastAsia"/>
+          <w:szCs w:val="21"/>
+        </w:rPr>
+        <w:t>逻辑</w:t>
+      </w:r>
+      <w:r>
+        <w:rPr>
+          <w:rFonts w:asciiTheme="minorEastAsia" w:hAnsiTheme="minorEastAsia" w:hint="eastAsia"/>
+          <w:szCs w:val="21"/>
+        </w:rPr>
+        <w:t>中，会优先判断当前的模块是否符合，</w:t>
+      </w:r>
+      <w:r>
+        <w:rPr>
+          <w:rFonts w:asciiTheme="minorEastAsia" w:hAnsiTheme="minorEastAsia" w:hint="eastAsia"/>
+          <w:szCs w:val="21"/>
+        </w:rPr>
+        <w:t>相关流程图如下：</w:t>
+      </w:r>
+    </w:p>
+    <w:p>
+      <w:pPr>
+        <w:spacing w:line="360" w:lineRule="auto"/>
+        <w:jc w:val="center"/>
+      </w:pPr>
+      <w:r>
+        <w:object w:dxaOrig="4645" w:dyaOrig="8460">
+          <v:shape id="_x0000_i1026" type="#_x0000_t75" style="width:232.15pt;height:423.2pt" o:ole="">
+            <v:imagedata r:id="rId9" o:title=""/>
+          </v:shape>
+          <o:OLEObject Type="Embed" ProgID="Visio.Drawing.11" ShapeID="_x0000_i1026" DrawAspect="Content" ObjectID="_1614077482" r:id="rId10"/>
+        </w:object>
+      </w:r>
+    </w:p>
+    <w:p>
+      <w:pPr>
+        <w:jc w:val="center"/>
+        <w:rPr>
+          <w:rFonts w:ascii="黑体" w:eastAsia="黑体" w:hAnsi="黑体"/>
+          <w:b/>
+          <w:sz w:val="18"/>
+          <w:szCs w:val="18"/>
+        </w:rPr>
+      </w:pPr>
       <w:r>
         <w:rPr>
           <w:rFonts w:ascii="黑体" w:eastAsia="黑体" w:hAnsi="黑体" w:hint="eastAsia"/>
@@ -3145,34 +3957,8 @@
           <w:sz w:val="18"/>
           <w:szCs w:val="18"/>
         </w:rPr>
-        <w:t>On 跟踪指定函数</w:t>
-      </w:r>
-    </w:p>
-    <w:p>
-      <w:r>
-        <w:rPr>
-          <w:rFonts w:hint="eastAsia"/>
-        </w:rPr>
-        <w:t xml:space="preserve">  </w:t>
-      </w:r>
-    </w:p>
-    <w:p>
-      <w:pPr>
-        <w:jc w:val="center"/>
-      </w:pPr>
-      <w:r>
-        <w:object w:dxaOrig="4856" w:dyaOrig="13094">
-          <v:shape id="_x0000_i1026" type="#_x0000_t75" style="width:242.45pt;height:654.85pt" o:ole="">
-            <v:imagedata r:id="rId10" o:title=""/>
-          </v:shape>
-          <o:OLEObject Type="Embed" ProgID="Visio.Drawing.11" ShapeID="_x0000_i1026" DrawAspect="Content" ObjectID="_1613803479" r:id="rId11"/>
-        </w:object>
-      </w:r>
-    </w:p>
-    <w:p>
-      <w:pPr>
-        <w:jc w:val="center"/>
-      </w:pPr>
+        <w:t>图</w:t>
+      </w:r>
       <w:r>
         <w:rPr>
           <w:rFonts w:ascii="黑体" w:eastAsia="黑体" w:hAnsi="黑体" w:hint="eastAsia"/>
@@ -3180,7 +3966,7 @@
           <w:sz w:val="18"/>
           <w:szCs w:val="18"/>
         </w:rPr>
-        <w:t>图</w:t>
+        <w:t xml:space="preserve">2.1 </w:t>
       </w:r>
       <w:r>
         <w:rPr>
@@ -3189,7 +3975,516 @@
           <w:sz w:val="18"/>
           <w:szCs w:val="18"/>
         </w:rPr>
+        <w:t>trace</w:t>
+      </w:r>
+      <w:r>
+        <w:rPr>
+          <w:rFonts w:ascii="黑体" w:eastAsia="黑体" w:hAnsi="黑体" w:hint="eastAsia"/>
+          <w:b/>
+          <w:sz w:val="18"/>
+          <w:szCs w:val="18"/>
+        </w:rPr>
+        <w:t>On 过滤逻辑（新）</w:t>
+      </w:r>
+    </w:p>
+    <w:p>
+      <w:pPr>
+        <w:jc w:val="center"/>
+        <w:rPr>
+          <w:rFonts w:ascii="黑体" w:eastAsia="黑体" w:hAnsi="黑体"/>
+          <w:b/>
+          <w:sz w:val="18"/>
+          <w:szCs w:val="18"/>
+        </w:rPr>
+      </w:pPr>
+    </w:p>
+    <w:p>
+      <w:pPr>
+        <w:pStyle w:val="ListParagraph"/>
+        <w:numPr>
+          <w:ilvl w:val="0"/>
+          <w:numId w:val="7"/>
+        </w:numPr>
+        <w:ind w:firstLineChars="0"/>
+        <w:jc w:val="left"/>
+        <w:rPr>
+          <w:b/>
+        </w:rPr>
+      </w:pPr>
+      <w:r>
+        <w:rPr>
+          <w:rFonts w:asciiTheme="minorEastAsia" w:hAnsiTheme="minorEastAsia" w:hint="eastAsia"/>
+          <w:b/>
+          <w:szCs w:val="21"/>
+        </w:rPr>
+        <w:t>非必填参数特殊组合说明</w:t>
+      </w:r>
+    </w:p>
+    <w:p>
+      <w:pPr>
+        <w:spacing w:line="360" w:lineRule="auto"/>
+        <w:rPr>
+          <w:rFonts w:asciiTheme="minorEastAsia" w:hAnsiTheme="minorEastAsia"/>
+          <w:szCs w:val="21"/>
+        </w:rPr>
+      </w:pPr>
+      <w:r>
+        <w:rPr>
+          <w:rFonts w:asciiTheme="minorEastAsia" w:hAnsiTheme="minorEastAsia" w:hint="eastAsia"/>
+          <w:szCs w:val="21"/>
+        </w:rPr>
+        <w:t xml:space="preserve">  新设计的 traceOn 功能</w:t>
+      </w:r>
+      <w:r>
+        <w:rPr>
+          <w:rFonts w:asciiTheme="minorEastAsia" w:hAnsiTheme="minorEastAsia" w:hint="eastAsia"/>
+          <w:szCs w:val="21"/>
+        </w:rPr>
+        <w:t>，</w:t>
+      </w:r>
+      <w:r>
+        <w:rPr>
+          <w:rFonts w:asciiTheme="minorEastAsia" w:hAnsiTheme="minorEastAsia" w:hint="eastAsia"/>
+          <w:szCs w:val="21"/>
+        </w:rPr>
+        <w:t>非必填参数的</w:t>
+      </w:r>
+      <w:r>
+        <w:rPr>
+          <w:rFonts w:asciiTheme="minorEastAsia" w:hAnsiTheme="minorEastAsia" w:hint="eastAsia"/>
+          <w:szCs w:val="21"/>
+        </w:rPr>
+        <w:t>一些特殊</w:t>
+      </w:r>
+      <w:r>
+        <w:rPr>
+          <w:rFonts w:asciiTheme="minorEastAsia" w:hAnsiTheme="minorEastAsia" w:hint="eastAsia"/>
+          <w:szCs w:val="21"/>
+        </w:rPr>
+        <w:t>组合情况</w:t>
+      </w:r>
+      <w:r>
+        <w:rPr>
+          <w:rFonts w:asciiTheme="minorEastAsia" w:hAnsiTheme="minorEastAsia" w:hint="eastAsia"/>
+          <w:szCs w:val="21"/>
+        </w:rPr>
+        <w:t>说明</w:t>
+      </w:r>
+      <w:r>
+        <w:rPr>
+          <w:rFonts w:asciiTheme="minorEastAsia" w:hAnsiTheme="minorEastAsia" w:hint="eastAsia"/>
+          <w:szCs w:val="21"/>
+        </w:rPr>
+        <w:t>如下</w:t>
+      </w:r>
+      <w:r>
+        <w:rPr>
+          <w:rFonts w:asciiTheme="minorEastAsia" w:hAnsiTheme="minorEastAsia" w:hint="eastAsia"/>
+          <w:szCs w:val="21"/>
+        </w:rPr>
+        <w:t>（下面A和B只是举例子，无实际含义）</w:t>
+      </w:r>
+      <w:r>
+        <w:rPr>
+          <w:rFonts w:asciiTheme="minorEastAsia" w:hAnsiTheme="minorEastAsia" w:hint="eastAsia"/>
+          <w:szCs w:val="21"/>
+        </w:rPr>
+        <w:t>：</w:t>
+      </w:r>
+    </w:p>
+    <w:p>
+      <w:pPr>
+        <w:spacing w:line="360" w:lineRule="auto"/>
+        <w:rPr>
+          <w:rFonts w:asciiTheme="minorEastAsia" w:hAnsiTheme="minorEastAsia"/>
+          <w:szCs w:val="21"/>
+        </w:rPr>
+      </w:pPr>
+      <w:r>
+        <w:rPr>
+          <w:rFonts w:asciiTheme="minorEastAsia" w:hAnsiTheme="minorEastAsia" w:hint="eastAsia"/>
+          <w:szCs w:val="21"/>
+        </w:rPr>
+        <w:t xml:space="preserve">  1、</w:t>
+      </w:r>
+      <w:r>
+        <w:rPr>
+          <w:rFonts w:asciiTheme="minorEastAsia" w:hAnsiTheme="minorEastAsia" w:hint="eastAsia"/>
+          <w:szCs w:val="21"/>
+        </w:rPr>
+        <w:t xml:space="preserve"> </w:t>
+      </w:r>
+      <w:r>
+        <w:rPr>
+          <w:rFonts w:asciiTheme="minorEastAsia" w:hAnsiTheme="minorEastAsia" w:hint="eastAsia"/>
+          <w:szCs w:val="21"/>
+        </w:rPr>
+        <w:t>A模块中的</w:t>
+      </w:r>
+      <w:r>
+        <w:rPr>
+          <w:rFonts w:asciiTheme="minorEastAsia" w:hAnsiTheme="minorEastAsia" w:hint="eastAsia"/>
+          <w:szCs w:val="21"/>
+        </w:rPr>
+        <w:t>函数</w:t>
+      </w:r>
+      <w:r>
+        <w:rPr>
+          <w:rFonts w:asciiTheme="minorEastAsia" w:hAnsiTheme="minorEastAsia" w:hint="eastAsia"/>
+          <w:szCs w:val="21"/>
+        </w:rPr>
+        <w:t xml:space="preserve"> </w:t>
+      </w:r>
+      <w:r>
+        <w:rPr>
+          <w:rFonts w:asciiTheme="minorEastAsia" w:hAnsiTheme="minorEastAsia" w:hint="eastAsia"/>
+          <w:szCs w:val="21"/>
+        </w:rPr>
+        <w:t>+</w:t>
+      </w:r>
+      <w:r>
+        <w:rPr>
+          <w:rFonts w:asciiTheme="minorEastAsia" w:hAnsiTheme="minorEastAsia" w:hint="eastAsia"/>
+          <w:szCs w:val="21"/>
+        </w:rPr>
+        <w:t xml:space="preserve"> A</w:t>
+      </w:r>
+      <w:r>
+        <w:rPr>
+          <w:rFonts w:asciiTheme="minorEastAsia" w:hAnsiTheme="minorEastAsia" w:hint="eastAsia"/>
+          <w:szCs w:val="21"/>
+        </w:rPr>
+        <w:t>模块，监控程序会忽略指定的函数名，并给出提示信息</w:t>
+      </w:r>
+    </w:p>
+    <w:p>
+      <w:pPr>
+        <w:spacing w:line="360" w:lineRule="auto"/>
+        <w:rPr>
+          <w:rFonts w:asciiTheme="minorEastAsia" w:hAnsiTheme="minorEastAsia"/>
+          <w:szCs w:val="21"/>
+        </w:rPr>
+      </w:pPr>
+      <w:r>
+        <w:rPr>
+          <w:rFonts w:asciiTheme="minorEastAsia" w:hAnsiTheme="minorEastAsia" w:hint="eastAsia"/>
+          <w:szCs w:val="21"/>
+        </w:rPr>
+        <w:t xml:space="preserve">  2、</w:t>
+      </w:r>
+      <w:r>
+        <w:rPr>
+          <w:rFonts w:asciiTheme="minorEastAsia" w:hAnsiTheme="minorEastAsia" w:hint="eastAsia"/>
+          <w:szCs w:val="21"/>
+        </w:rPr>
+        <w:t xml:space="preserve"> </w:t>
+      </w:r>
+      <w:r>
+        <w:rPr>
+          <w:rFonts w:asciiTheme="minorEastAsia" w:hAnsiTheme="minorEastAsia" w:hint="eastAsia"/>
+          <w:szCs w:val="21"/>
+        </w:rPr>
+        <w:t>B模块中的函数 + A模块</w:t>
+      </w:r>
+      <w:r>
+        <w:rPr>
+          <w:rFonts w:asciiTheme="minorEastAsia" w:hAnsiTheme="minorEastAsia" w:hint="eastAsia"/>
+          <w:szCs w:val="21"/>
+        </w:rPr>
+        <w:t>，监控程序会一起监控指定模块和指定函数</w:t>
+      </w:r>
+    </w:p>
+    <w:p>
+      <w:pPr>
+        <w:spacing w:line="360" w:lineRule="auto"/>
+        <w:rPr>
+          <w:rFonts w:asciiTheme="minorEastAsia" w:hAnsiTheme="minorEastAsia"/>
+          <w:szCs w:val="21"/>
+        </w:rPr>
+      </w:pPr>
+      <w:r>
+        <w:rPr>
+          <w:rFonts w:asciiTheme="minorEastAsia" w:hAnsiTheme="minorEastAsia" w:hint="eastAsia"/>
+          <w:szCs w:val="21"/>
+        </w:rPr>
+        <w:t xml:space="preserve">  3、</w:t>
+      </w:r>
+      <w:r>
+        <w:rPr>
+          <w:rFonts w:asciiTheme="minorEastAsia" w:hAnsiTheme="minorEastAsia" w:hint="eastAsia"/>
+          <w:szCs w:val="21"/>
+        </w:rPr>
+        <w:t xml:space="preserve"> </w:t>
+      </w:r>
+      <w:r>
+        <w:rPr>
+          <w:rFonts w:asciiTheme="minorEastAsia" w:hAnsiTheme="minorEastAsia" w:hint="eastAsia"/>
+          <w:szCs w:val="21"/>
+        </w:rPr>
+        <w:t>A</w:t>
+      </w:r>
+      <w:r>
+        <w:rPr>
+          <w:rFonts w:asciiTheme="minorEastAsia" w:hAnsiTheme="minorEastAsia" w:hint="eastAsia"/>
+          <w:szCs w:val="21"/>
+        </w:rPr>
+        <w:t>线程类型</w:t>
+      </w:r>
+      <w:r>
+        <w:rPr>
+          <w:rFonts w:asciiTheme="minorEastAsia" w:hAnsiTheme="minorEastAsia" w:hint="eastAsia"/>
+          <w:szCs w:val="21"/>
+        </w:rPr>
+        <w:t xml:space="preserve"> </w:t>
+      </w:r>
+      <w:r>
+        <w:rPr>
+          <w:rFonts w:asciiTheme="minorEastAsia" w:hAnsiTheme="minorEastAsia" w:hint="eastAsia"/>
+          <w:szCs w:val="21"/>
+        </w:rPr>
+        <w:t>+</w:t>
+      </w:r>
+      <w:r>
+        <w:rPr>
+          <w:rFonts w:asciiTheme="minorEastAsia" w:hAnsiTheme="minorEastAsia" w:hint="eastAsia"/>
+          <w:szCs w:val="21"/>
+        </w:rPr>
+        <w:t xml:space="preserve"> </w:t>
+      </w:r>
+      <w:r>
+        <w:rPr>
+          <w:rFonts w:asciiTheme="minorEastAsia" w:hAnsiTheme="minorEastAsia" w:hint="eastAsia"/>
+          <w:szCs w:val="21"/>
+        </w:rPr>
+        <w:t>A类型的</w:t>
+      </w:r>
+      <w:r>
+        <w:rPr>
+          <w:rFonts w:asciiTheme="minorEastAsia" w:hAnsiTheme="minorEastAsia" w:hint="eastAsia"/>
+          <w:szCs w:val="21"/>
+        </w:rPr>
+        <w:t>线程号</w:t>
+      </w:r>
+      <w:r>
+        <w:rPr>
+          <w:rFonts w:asciiTheme="minorEastAsia" w:hAnsiTheme="minorEastAsia" w:hint="eastAsia"/>
+          <w:szCs w:val="21"/>
+        </w:rPr>
+        <w:t>，</w:t>
+      </w:r>
+      <w:r>
+        <w:rPr>
+          <w:rFonts w:asciiTheme="minorEastAsia" w:hAnsiTheme="minorEastAsia" w:hint="eastAsia"/>
+          <w:szCs w:val="21"/>
+        </w:rPr>
+        <w:t>监控程序也会忽略指定的线程号，并给出提示信息</w:t>
+      </w:r>
+    </w:p>
+    <w:p>
+      <w:pPr>
+        <w:spacing w:line="360" w:lineRule="auto"/>
+        <w:rPr>
+          <w:rFonts w:asciiTheme="minorEastAsia" w:hAnsiTheme="minorEastAsia"/>
+          <w:szCs w:val="21"/>
+        </w:rPr>
+      </w:pPr>
+      <w:r>
+        <w:rPr>
+          <w:rFonts w:asciiTheme="minorEastAsia" w:hAnsiTheme="minorEastAsia" w:hint="eastAsia"/>
+          <w:szCs w:val="21"/>
+        </w:rPr>
+        <w:t xml:space="preserve">  4、</w:t>
+      </w:r>
+      <w:r>
+        <w:rPr>
+          <w:rFonts w:asciiTheme="minorEastAsia" w:hAnsiTheme="minorEastAsia" w:hint="eastAsia"/>
+          <w:szCs w:val="21"/>
+        </w:rPr>
+        <w:t xml:space="preserve"> </w:t>
+      </w:r>
+      <w:r>
+        <w:rPr>
+          <w:rFonts w:asciiTheme="minorEastAsia" w:hAnsiTheme="minorEastAsia" w:hint="eastAsia"/>
+          <w:szCs w:val="21"/>
+        </w:rPr>
+        <w:t>B线程类型</w:t>
+      </w:r>
+      <w:r>
+        <w:rPr>
+          <w:rFonts w:asciiTheme="minorEastAsia" w:hAnsiTheme="minorEastAsia" w:hint="eastAsia"/>
+          <w:szCs w:val="21"/>
+        </w:rPr>
+        <w:t xml:space="preserve"> </w:t>
+      </w:r>
+      <w:r>
+        <w:rPr>
+          <w:rFonts w:asciiTheme="minorEastAsia" w:hAnsiTheme="minorEastAsia" w:hint="eastAsia"/>
+          <w:szCs w:val="21"/>
+        </w:rPr>
+        <w:t>+</w:t>
+      </w:r>
+      <w:r>
+        <w:rPr>
+          <w:rFonts w:asciiTheme="minorEastAsia" w:hAnsiTheme="minorEastAsia" w:hint="eastAsia"/>
+          <w:szCs w:val="21"/>
+        </w:rPr>
+        <w:t xml:space="preserve"> </w:t>
+      </w:r>
+      <w:r>
+        <w:rPr>
+          <w:rFonts w:asciiTheme="minorEastAsia" w:hAnsiTheme="minorEastAsia" w:hint="eastAsia"/>
+          <w:szCs w:val="21"/>
+        </w:rPr>
+        <w:t>A类型的线程号，</w:t>
+      </w:r>
+      <w:r>
+        <w:rPr>
+          <w:rFonts w:asciiTheme="minorEastAsia" w:hAnsiTheme="minorEastAsia" w:hint="eastAsia"/>
+          <w:szCs w:val="21"/>
+        </w:rPr>
+        <w:t>监控程序会一起监控指定线程类型的线程和指定的线程</w:t>
+      </w:r>
+    </w:p>
+    <w:p>
+      <w:pPr>
+        <w:spacing w:line="360" w:lineRule="auto"/>
+      </w:pPr>
+    </w:p>
+    <w:p>
+      <w:pPr>
+        <w:pStyle w:val="Heading4"/>
+      </w:pPr>
+      <w:r>
+        <w:rPr>
+          <w:rFonts w:hint="eastAsia"/>
+        </w:rPr>
+        <w:lastRenderedPageBreak/>
+        <w:t>2.</w:t>
+      </w:r>
+      <w:r>
+        <w:rPr>
+          <w:rFonts w:hint="eastAsia"/>
+        </w:rPr>
+        <w:t>2</w:t>
+      </w:r>
+      <w:r>
+        <w:rPr>
+          <w:rFonts w:hint="eastAsia"/>
+        </w:rPr>
+        <w:t xml:space="preserve"> </w:t>
+      </w:r>
+      <w:r>
+        <w:rPr>
+          <w:rFonts w:hint="eastAsia"/>
+        </w:rPr>
+        <w:t>功能流程图</w:t>
+      </w:r>
+    </w:p>
+    <w:p>
+      <w:pPr>
+        <w:jc w:val="center"/>
+      </w:pPr>
+      <w:r>
+        <w:object w:dxaOrig="4645" w:dyaOrig="11891">
+          <v:shape id="_x0000_i1027" type="#_x0000_t75" style="width:232.15pt;height:595.1pt" o:ole="">
+            <v:imagedata r:id="rId11" o:title=""/>
+          </v:shape>
+          <o:OLEObject Type="Embed" ProgID="Visio.Drawing.11" ShapeID="_x0000_i1027" DrawAspect="Content" ObjectID="_1614077483" r:id="rId12"/>
+        </w:object>
+      </w:r>
+    </w:p>
+    <w:p>
+      <w:pPr>
+        <w:jc w:val="center"/>
+      </w:pPr>
+      <w:r>
+        <w:rPr>
+          <w:rFonts w:ascii="黑体" w:eastAsia="黑体" w:hAnsi="黑体" w:hint="eastAsia"/>
+          <w:b/>
+          <w:sz w:val="18"/>
+          <w:szCs w:val="18"/>
+        </w:rPr>
+        <w:t>图</w:t>
+      </w:r>
+      <w:r>
+        <w:rPr>
+          <w:rFonts w:ascii="黑体" w:eastAsia="黑体" w:hAnsi="黑体" w:hint="eastAsia"/>
+          <w:b/>
+          <w:sz w:val="18"/>
+          <w:szCs w:val="18"/>
+        </w:rPr>
         <w:t>2.2</w:t>
+      </w:r>
+      <w:r>
+        <w:rPr>
+          <w:rFonts w:ascii="黑体" w:eastAsia="黑体" w:hAnsi="黑体" w:hint="eastAsia"/>
+          <w:b/>
+          <w:sz w:val="18"/>
+          <w:szCs w:val="18"/>
+        </w:rPr>
+        <w:t xml:space="preserve"> </w:t>
+      </w:r>
+      <w:r>
+        <w:rPr>
+          <w:rFonts w:ascii="黑体" w:eastAsia="黑体" w:hAnsi="黑体" w:hint="eastAsia"/>
+          <w:b/>
+          <w:sz w:val="18"/>
+          <w:szCs w:val="18"/>
+        </w:rPr>
+        <w:t>trace</w:t>
+      </w:r>
+      <w:r>
+        <w:rPr>
+          <w:rFonts w:ascii="黑体" w:eastAsia="黑体" w:hAnsi="黑体" w:hint="eastAsia"/>
+          <w:b/>
+          <w:sz w:val="18"/>
+          <w:szCs w:val="18"/>
+        </w:rPr>
+        <w:t>On 跟踪指定函数</w:t>
+      </w:r>
+    </w:p>
+    <w:p>
+      <w:r>
+        <w:rPr>
+          <w:rFonts w:hint="eastAsia"/>
+        </w:rPr>
+        <w:t xml:space="preserve">  </w:t>
+      </w:r>
+    </w:p>
+    <w:p>
+      <w:pPr>
+        <w:jc w:val="center"/>
+      </w:pPr>
+      <w:r>
+        <w:object w:dxaOrig="6919" w:dyaOrig="11998">
+          <v:shape id="_x0000_i1028" type="#_x0000_t75" style="width:345.8pt;height:600pt" o:ole="">
+            <v:imagedata r:id="rId13" o:title=""/>
+          </v:shape>
+          <o:OLEObject Type="Embed" ProgID="Visio.Drawing.11" ShapeID="_x0000_i1028" DrawAspect="Content" ObjectID="_1614077484" r:id="rId14"/>
+        </w:object>
+      </w:r>
+    </w:p>
+    <w:p>
+      <w:pPr>
+        <w:jc w:val="center"/>
+      </w:pPr>
+      <w:r>
+        <w:rPr>
+          <w:rFonts w:ascii="黑体" w:eastAsia="黑体" w:hAnsi="黑体" w:hint="eastAsia"/>
+          <w:b/>
+          <w:sz w:val="18"/>
+          <w:szCs w:val="18"/>
+        </w:rPr>
+        <w:t>图</w:t>
+      </w:r>
+      <w:r>
+        <w:rPr>
+          <w:rFonts w:ascii="黑体" w:eastAsia="黑体" w:hAnsi="黑体" w:hint="eastAsia"/>
+          <w:b/>
+          <w:sz w:val="18"/>
+          <w:szCs w:val="18"/>
+        </w:rPr>
+        <w:t>2.3</w:t>
       </w:r>
       <w:r>
         <w:rPr>
@@ -4079,9 +5374,9 @@
       </w:tblPr>
       <w:tblGrid>
         <w:gridCol w:w="786"/>
-        <w:gridCol w:w="2084"/>
-        <w:gridCol w:w="3902"/>
-        <w:gridCol w:w="1629"/>
+        <w:gridCol w:w="1163"/>
+        <w:gridCol w:w="4852"/>
+        <w:gridCol w:w="1600"/>
       </w:tblGrid>
       <w:tr>
         <w:tc>
@@ -4121,20 +5416,12 @@
                 <w:b/>
               </w:rPr>
             </w:pPr>
-            <w:commentRangeStart w:id="9"/>
             <w:r>
               <w:rPr>
                 <w:rFonts w:hint="eastAsia"/>
                 <w:b/>
               </w:rPr>
               <w:t>用例名称</w:t>
-            </w:r>
-            <w:commentRangeEnd w:id="9"/>
-            <w:r>
-              <w:rPr>
-                <w:rStyle w:val="CommentReference"/>
-              </w:rPr>
-              <w:commentReference w:id="9"/>
             </w:r>
           </w:p>
         </w:tc>
@@ -4238,6 +5525,7 @@
                 <w:rFonts w:hint="eastAsia"/>
                 <w:szCs w:val="21"/>
               </w:rPr>
+              <w:lastRenderedPageBreak/>
               <w:t>函数跟踪数据库引擎</w:t>
             </w:r>
           </w:p>
@@ -4258,6 +5546,7 @@
               <w:rPr>
                 <w:szCs w:val="21"/>
               </w:rPr>
+              <w:lastRenderedPageBreak/>
               <w:t>D</w:t>
             </w:r>
             <w:r>
@@ -4265,7 +5554,14 @@
                 <w:rFonts w:hint="eastAsia"/>
                 <w:szCs w:val="21"/>
               </w:rPr>
-              <w:t>ata.traceOn(10000,</w:t>
+              <w:t>ata.traceOn(100</w:t>
+            </w:r>
+            <w:r>
+              <w:rPr>
+                <w:rFonts w:hint="eastAsia"/>
+                <w:szCs w:val="21"/>
+              </w:rPr>
+              <w:t>0,</w:t>
             </w:r>
             <w:r>
               <w:rPr>
@@ -4276,9 +5572,33 @@
             </w:r>
             <w:r>
               <w:rPr>
-                <w:szCs w:val="21"/>
-              </w:rPr>
-              <w:t>"_dmsStorageUnit::insertRecord"</w:t>
+                <w:rFonts w:hint="eastAsia"/>
+                <w:szCs w:val="21"/>
+              </w:rPr>
+              <w:t>new traceOption().functionsNames</w:t>
+            </w:r>
+          </w:p>
+          <w:p>
+            <w:pPr>
+              <w:spacing w:line="360" w:lineRule="auto"/>
+              <w:jc w:val="left"/>
+              <w:rPr>
+                <w:szCs w:val="21"/>
+              </w:rPr>
+            </w:pPr>
+            <w:r>
+              <w:rPr>
+                <w:rFonts w:hint="eastAsia"/>
+                <w:szCs w:val="21"/>
+              </w:rPr>
+              <w:lastRenderedPageBreak/>
+              <w:t>(</w:t>
+            </w:r>
+            <w:r>
+              <w:rPr>
+                <w:szCs w:val="21"/>
+              </w:rPr>
+              <w:t>_dmsStorageUnit::insertRecord</w:t>
             </w:r>
             <w:r>
               <w:rPr>
@@ -4287,6 +5607,13 @@
               </w:rPr>
               <w:t>)</w:t>
             </w:r>
+            <w:r>
+              <w:rPr>
+                <w:rFonts w:hint="eastAsia"/>
+                <w:szCs w:val="21"/>
+              </w:rPr>
+              <w:t>)</w:t>
+            </w:r>
           </w:p>
         </w:tc>
         <w:tc>
@@ -4306,6 +5633,7 @@
                 <w:rFonts w:hint="eastAsia"/>
                 <w:szCs w:val="21"/>
               </w:rPr>
+              <w:lastRenderedPageBreak/>
               <w:t>成功跟踪指定函数</w:t>
             </w:r>
           </w:p>
@@ -4378,17 +5706,69 @@
                 <w:rFonts w:hint="eastAsia"/>
                 <w:szCs w:val="21"/>
               </w:rPr>
-              <w:t xml:space="preserve">ata.traceOn(10000,              </w:t>
-            </w:r>
-            <w:r>
-              <w:rPr>
-                <w:szCs w:val="21"/>
-              </w:rPr>
-              <w:t>"</w:t>
-            </w:r>
-            <w:r>
-              <w:t xml:space="preserve"> </w:t>
-            </w:r>
+              <w:t>ata.traceOn(100</w:t>
+            </w:r>
+            <w:r>
+              <w:rPr>
+                <w:rFonts w:hint="eastAsia"/>
+                <w:szCs w:val="21"/>
+              </w:rPr>
+              <w:t>0,</w:t>
+            </w:r>
+          </w:p>
+          <w:p>
+            <w:pPr>
+              <w:spacing w:line="360" w:lineRule="auto"/>
+              <w:jc w:val="left"/>
+              <w:rPr>
+                <w:szCs w:val="21"/>
+              </w:rPr>
+            </w:pPr>
+            <w:r>
+              <w:rPr>
+                <w:rFonts w:hint="eastAsia"/>
+                <w:szCs w:val="21"/>
+              </w:rPr>
+              <w:t>new traceOption().functionsNames</w:t>
+            </w:r>
+          </w:p>
+          <w:p>
+            <w:pPr>
+              <w:spacing w:line="360" w:lineRule="auto"/>
+              <w:jc w:val="left"/>
+              <w:rPr>
+                <w:szCs w:val="21"/>
+              </w:rPr>
+            </w:pPr>
+            <w:r>
+              <w:rPr>
+                <w:rFonts w:hint="eastAsia"/>
+                <w:szCs w:val="21"/>
+              </w:rPr>
+              <w:t>(</w:t>
+            </w:r>
+            <w:r>
+              <w:rPr>
+                <w:szCs w:val="21"/>
+              </w:rPr>
+              <w:t>_dmsStorageUnit::insertRecord</w:t>
+            </w:r>
+            <w:r>
+              <w:rPr>
+                <w:rFonts w:hint="eastAsia"/>
+                <w:szCs w:val="21"/>
+              </w:rPr>
+              <w:t>,</w:t>
+            </w:r>
+          </w:p>
+          <w:p>
+            <w:pPr>
+              <w:spacing w:line="360" w:lineRule="auto"/>
+              <w:jc w:val="left"/>
+              <w:rPr>
+                <w:szCs w:val="21"/>
+              </w:rPr>
+            </w:pPr>
             <w:r>
               <w:rPr>
                 <w:szCs w:val="21"/>
@@ -4400,13 +5780,7 @@
                 <w:rFonts w:hint="eastAsia"/>
                 <w:szCs w:val="21"/>
               </w:rPr>
-              <w:t>，</w:t>
-            </w:r>
-            <w:r>
-              <w:rPr>
-                <w:szCs w:val="21"/>
-              </w:rPr>
-              <w:t>_dmsStorageUnit::insertRecord"</w:t>
+              <w:t>)</w:t>
             </w:r>
             <w:r>
               <w:rPr>
@@ -4505,22 +5879,59 @@
                 <w:rFonts w:hint="eastAsia"/>
                 <w:szCs w:val="21"/>
               </w:rPr>
-              <w:t xml:space="preserve">ata.traceOn(10000, </w:t>
-            </w:r>
-            <w:r>
-              <w:rPr>
-                <w:szCs w:val="21"/>
-              </w:rPr>
-              <w:t>"</w:t>
-            </w:r>
-            <w:r>
-              <w:t xml:space="preserve"> </w:t>
-            </w:r>
-            <w:r>
-              <w:rPr>
-                <w:szCs w:val="21"/>
-              </w:rPr>
-              <w:t>_pdTraceCB::start"</w:t>
+              <w:t>ata.traceOn(10</w:t>
+            </w:r>
+            <w:r>
+              <w:rPr>
+                <w:rFonts w:hint="eastAsia"/>
+                <w:szCs w:val="21"/>
+              </w:rPr>
+              <w:t xml:space="preserve">00, </w:t>
+            </w:r>
+          </w:p>
+          <w:p>
+            <w:pPr>
+              <w:spacing w:line="360" w:lineRule="auto"/>
+              <w:jc w:val="left"/>
+              <w:rPr>
+                <w:szCs w:val="21"/>
+              </w:rPr>
+            </w:pPr>
+            <w:r>
+              <w:rPr>
+                <w:rFonts w:hint="eastAsia"/>
+                <w:szCs w:val="21"/>
+              </w:rPr>
+              <w:t>new traceOption().functionsNames</w:t>
+            </w:r>
+          </w:p>
+          <w:p>
+            <w:pPr>
+              <w:spacing w:line="360" w:lineRule="auto"/>
+              <w:jc w:val="left"/>
+              <w:rPr>
+                <w:szCs w:val="21"/>
+              </w:rPr>
+            </w:pPr>
+            <w:r>
+              <w:rPr>
+                <w:rFonts w:hint="eastAsia"/>
+                <w:szCs w:val="21"/>
+              </w:rPr>
+              <w:t>(</w:t>
+            </w:r>
+            <w:r>
+              <w:rPr>
+                <w:szCs w:val="21"/>
+              </w:rPr>
+              <w:t>_pdTraceCB::start</w:t>
+            </w:r>
+            <w:r>
+              <w:rPr>
+                <w:rFonts w:hint="eastAsia"/>
+                <w:szCs w:val="21"/>
+              </w:rPr>
+              <w:t>)</w:t>
             </w:r>
             <w:r>
               <w:rPr>
@@ -4608,7 +6019,6 @@
                 <w:szCs w:val="21"/>
               </w:rPr>
             </w:pPr>
-            <w:proofErr w:type="spellStart"/>
             <w:r>
               <w:rPr>
                 <w:szCs w:val="21"/>
@@ -4620,44 +6030,56 @@
                 <w:rFonts w:hint="eastAsia"/>
                 <w:szCs w:val="21"/>
               </w:rPr>
-              <w:t>ata.traceOn</w:t>
-            </w:r>
-            <w:proofErr w:type="spellEnd"/>
-            <w:r>
-              <w:rPr>
-                <w:rFonts w:hint="eastAsia"/>
-                <w:szCs w:val="21"/>
-              </w:rPr>
-              <w:t xml:space="preserve">(10000, </w:t>
-            </w:r>
-            <w:r>
-              <w:rPr>
-                <w:szCs w:val="21"/>
-              </w:rPr>
-              <w:t>"</w:t>
-            </w:r>
-            <w:r>
-              <w:t xml:space="preserve"> </w:t>
-            </w:r>
-            <w:r>
-              <w:t>EDU_TYPE_</w:t>
-            </w:r>
-            <w:commentRangeStart w:id="10"/>
-            <w:r>
-              <w:t>COORDNETWORK</w:t>
-            </w:r>
-            <w:commentRangeEnd w:id="10"/>
-            <w:r>
-              <w:rPr>
-                <w:rStyle w:val="CommentReference"/>
-              </w:rPr>
-              <w:commentReference w:id="10"/>
-            </w:r>
-            <w:r>
-              <w:rPr>
-                <w:szCs w:val="21"/>
-              </w:rPr>
-              <w:t>"</w:t>
+              <w:t>ata.traceOn(100</w:t>
+            </w:r>
+            <w:r>
+              <w:rPr>
+                <w:rFonts w:hint="eastAsia"/>
+                <w:szCs w:val="21"/>
+              </w:rPr>
+              <w:t>0,</w:t>
+            </w:r>
+          </w:p>
+          <w:p>
+            <w:pPr>
+              <w:spacing w:line="360" w:lineRule="auto"/>
+              <w:jc w:val="left"/>
+              <w:rPr>
+                <w:szCs w:val="21"/>
+              </w:rPr>
+            </w:pPr>
+            <w:r>
+              <w:rPr>
+                <w:rFonts w:hint="eastAsia"/>
+                <w:szCs w:val="21"/>
+              </w:rPr>
+              <w:t>new traceOption().threadsTypes</w:t>
+            </w:r>
+          </w:p>
+          <w:p>
+            <w:pPr>
+              <w:spacing w:line="360" w:lineRule="auto"/>
+              <w:jc w:val="left"/>
+              <w:rPr>
+                <w:szCs w:val="21"/>
+              </w:rPr>
+            </w:pPr>
+            <w:r>
+              <w:rPr>
+                <w:rFonts w:hint="eastAsia"/>
+                <w:szCs w:val="21"/>
+              </w:rPr>
+              <w:t>(SDB_</w:t>
+            </w:r>
+            <w:r>
+              <w:t>EDU_TYPE_COORDNETWORK</w:t>
+            </w:r>
+            <w:r>
+              <w:rPr>
+                <w:rFonts w:hint="eastAsia"/>
+                <w:szCs w:val="21"/>
+              </w:rPr>
+              <w:t>)</w:t>
             </w:r>
             <w:r>
               <w:rPr>
@@ -4756,19 +6178,42 @@
                 <w:rFonts w:hint="eastAsia"/>
                 <w:szCs w:val="21"/>
               </w:rPr>
-              <w:t xml:space="preserve">ata.traceOn(10000, </w:t>
-            </w:r>
-            <w:r>
-              <w:rPr>
-                <w:szCs w:val="21"/>
-              </w:rPr>
-              <w:t>"</w:t>
+              <w:t>ata.traceOn(10</w:t>
+            </w:r>
+            <w:r>
+              <w:rPr>
+                <w:rFonts w:hint="eastAsia"/>
+                <w:szCs w:val="21"/>
+              </w:rPr>
+              <w:t xml:space="preserve">00, </w:t>
+            </w:r>
+          </w:p>
+          <w:p>
+            <w:pPr>
+              <w:spacing w:line="360" w:lineRule="auto"/>
+              <w:jc w:val="left"/>
+              <w:rPr>
+                <w:szCs w:val="21"/>
+              </w:rPr>
+            </w:pPr>
+            <w:r>
+              <w:rPr>
+                <w:rFonts w:hint="eastAsia"/>
+                <w:szCs w:val="21"/>
+              </w:rPr>
+              <w:t>new traceOption().threadsTypes</w:t>
             </w:r>
             <w:r>
               <w:t xml:space="preserve"> </w:t>
             </w:r>
             <w:r>
               <w:rPr>
+                <w:rFonts w:hint="eastAsia"/>
+              </w:rPr>
+              <w:t>(SDB_</w:t>
+            </w:r>
+            <w:r>
+              <w:rPr>
                 <w:szCs w:val="21"/>
               </w:rPr>
               <w:t>EDU_TYPE_CATNETWORK</w:t>
@@ -4788,9 +6233,10 @@
             </w:r>
             <w:r>
               <w:rPr>
-                <w:szCs w:val="21"/>
-              </w:rPr>
-              <w:t>"</w:t>
+                <w:rFonts w:hint="eastAsia"/>
+                <w:szCs w:val="21"/>
+              </w:rPr>
+              <w:t>)</w:t>
             </w:r>
             <w:r>
               <w:rPr>
@@ -4862,7 +6308,15 @@
                 <w:rFonts w:hint="eastAsia"/>
                 <w:szCs w:val="21"/>
               </w:rPr>
-              <w:t>指定不存在线程类型</w:t>
+              <w:t>指定</w:t>
+            </w:r>
+            <w:r>
+              <w:rPr>
+                <w:rFonts w:hint="eastAsia"/>
+                <w:szCs w:val="21"/>
+              </w:rPr>
+              <w:lastRenderedPageBreak/>
+              <w:t>不存在线程类型</w:t>
             </w:r>
           </w:p>
         </w:tc>
@@ -4882,6 +6336,7 @@
               <w:rPr>
                 <w:szCs w:val="21"/>
               </w:rPr>
+              <w:lastRenderedPageBreak/>
               <w:t>D</w:t>
             </w:r>
             <w:r>
@@ -4889,28 +6344,24 @@
                 <w:rFonts w:hint="eastAsia"/>
                 <w:szCs w:val="21"/>
               </w:rPr>
-              <w:t xml:space="preserve">ata.traceOn(10000, </w:t>
-            </w:r>
-            <w:r>
-              <w:rPr>
-                <w:szCs w:val="21"/>
-              </w:rPr>
-              <w:t>"</w:t>
-            </w:r>
-            <w:r>
-              <w:t xml:space="preserve"> </w:t>
-            </w:r>
-            <w:r>
-              <w:rPr>
-                <w:rFonts w:hint="eastAsia"/>
-              </w:rPr>
-              <w:t>ABCD</w:t>
-            </w:r>
-            <w:r>
-              <w:rPr>
-                <w:szCs w:val="21"/>
-              </w:rPr>
-              <w:t xml:space="preserve"> "</w:t>
+              <w:t>ata.traceOn(10000,</w:t>
+            </w:r>
+          </w:p>
+          <w:p>
+            <w:pPr>
+              <w:spacing w:line="360" w:lineRule="auto"/>
+              <w:jc w:val="left"/>
+              <w:rPr>
+                <w:szCs w:val="21"/>
+              </w:rPr>
+            </w:pPr>
+            <w:r>
+              <w:rPr>
+                <w:rFonts w:hint="eastAsia"/>
+                <w:szCs w:val="21"/>
+              </w:rPr>
+              <w:lastRenderedPageBreak/>
+              <w:t>new traceOption().threadsTypes(AB)</w:t>
             </w:r>
             <w:r>
               <w:rPr>
@@ -4938,7 +6389,16 @@
                 <w:rFonts w:hint="eastAsia"/>
                 <w:szCs w:val="21"/>
               </w:rPr>
-              <w:t>报错，不存在该线程类型</w:t>
+              <w:lastRenderedPageBreak/>
+              <w:t>报错，不存</w:t>
+            </w:r>
+            <w:r>
+              <w:rPr>
+                <w:rFonts w:hint="eastAsia"/>
+                <w:szCs w:val="21"/>
+              </w:rPr>
+              <w:lastRenderedPageBreak/>
+              <w:t>在该线程类型</w:t>
             </w:r>
           </w:p>
         </w:tc>
@@ -4961,6 +6421,7 @@
                 <w:rFonts w:hint="eastAsia"/>
                 <w:szCs w:val="21"/>
               </w:rPr>
+              <w:lastRenderedPageBreak/>
               <w:t>7</w:t>
             </w:r>
           </w:p>
@@ -4982,7 +6443,14 @@
                 <w:rFonts w:hint="eastAsia"/>
                 <w:szCs w:val="21"/>
               </w:rPr>
-              <w:t>函数名参数不以字符串形式给出</w:t>
+              <w:t>参数</w:t>
+            </w:r>
+            <w:r>
+              <w:rPr>
+                <w:rFonts w:hint="eastAsia"/>
+                <w:szCs w:val="21"/>
+              </w:rPr>
+              <w:t>格式不正确</w:t>
             </w:r>
           </w:p>
         </w:tc>
@@ -5009,7 +6477,14 @@
                 <w:rFonts w:hint="eastAsia"/>
                 <w:szCs w:val="21"/>
               </w:rPr>
-              <w:t>ata.traceOn(10000, {</w:t>
+              <w:t>ata.traceOn(100</w:t>
+            </w:r>
+            <w:r>
+              <w:rPr>
+                <w:rFonts w:hint="eastAsia"/>
+                <w:szCs w:val="21"/>
+              </w:rPr>
+              <w:t>0, {</w:t>
             </w:r>
             <w:r>
               <w:rPr>
@@ -5022,40 +6497,7 @@
                 <w:rFonts w:hint="eastAsia"/>
                 <w:szCs w:val="21"/>
               </w:rPr>
-              <w:t xml:space="preserve">}) </w:t>
-            </w:r>
-            <w:r>
-              <w:rPr>
-                <w:rFonts w:hint="eastAsia"/>
-                <w:szCs w:val="21"/>
-              </w:rPr>
-              <w:t>或者</w:t>
-            </w:r>
-            <w:r>
-              <w:rPr>
-                <w:szCs w:val="21"/>
-              </w:rPr>
-              <w:t>D</w:t>
-            </w:r>
-            <w:r>
-              <w:rPr>
-                <w:rFonts w:hint="eastAsia"/>
-                <w:szCs w:val="21"/>
-              </w:rPr>
-              <w:t>ata.traceOn(10000, [</w:t>
-            </w:r>
-            <w:r>
-              <w:rPr>
-                <w:szCs w:val="21"/>
-              </w:rPr>
-              <w:t>_dmsStorageUnit::insertRecord</w:t>
-            </w:r>
-            <w:r>
-              <w:rPr>
-                <w:rFonts w:hint="eastAsia"/>
-                <w:szCs w:val="21"/>
-              </w:rPr>
-              <w:t>])</w:t>
+              <w:t>})</w:t>
             </w:r>
           </w:p>
         </w:tc>
@@ -5076,7 +6518,28 @@
                 <w:rFonts w:hint="eastAsia"/>
                 <w:szCs w:val="21"/>
               </w:rPr>
-              <w:t>报错，函数名参数必须以字符串形式给出</w:t>
+              <w:t>报错，</w:t>
+            </w:r>
+            <w:r>
+              <w:rPr>
+                <w:rFonts w:hint="eastAsia"/>
+                <w:szCs w:val="21"/>
+              </w:rPr>
+              <w:t>第二个参数必须为</w:t>
+            </w:r>
+            <w:r>
+              <w:rPr>
+                <w:rFonts w:hint="eastAsia"/>
+                <w:szCs w:val="21"/>
+              </w:rPr>
+              <w:t xml:space="preserve"> traceOption</w:t>
+            </w:r>
+            <w:r>
+              <w:rPr>
+                <w:rFonts w:hint="eastAsia"/>
+                <w:szCs w:val="21"/>
+              </w:rPr>
+              <w:t>对象</w:t>
             </w:r>
           </w:p>
         </w:tc>
@@ -5120,7 +6583,7 @@
                 <w:rFonts w:hint="eastAsia"/>
                 <w:szCs w:val="21"/>
               </w:rPr>
-              <w:t>线程类型不以字符串形式给出</w:t>
+              <w:t>同时指定模块，断点，函数名和线程类型</w:t>
             </w:r>
           </w:p>
         </w:tc>
@@ -5147,13 +6610,102 @@
                 <w:rFonts w:hint="eastAsia"/>
                 <w:szCs w:val="21"/>
               </w:rPr>
-              <w:t xml:space="preserve">ata.traceOn(10000, </w:t>
-            </w:r>
-            <w:r>
-              <w:rPr>
-                <w:rFonts w:hint="eastAsia"/>
-              </w:rPr>
-              <w:t>{</w:t>
+              <w:t>ata.traceOn(1000</w:t>
+            </w:r>
+            <w:r>
+              <w:rPr>
+                <w:rFonts w:hint="eastAsia"/>
+                <w:szCs w:val="21"/>
+              </w:rPr>
+              <w:t xml:space="preserve">, </w:t>
+            </w:r>
+            <w:r>
+              <w:rPr>
+                <w:rFonts w:hint="eastAsia"/>
+                <w:szCs w:val="21"/>
+              </w:rPr>
+              <w:t>new traceOption().</w:t>
+            </w:r>
+          </w:p>
+          <w:p>
+            <w:pPr>
+              <w:spacing w:line="360" w:lineRule="auto"/>
+              <w:jc w:val="left"/>
+              <w:rPr>
+                <w:szCs w:val="21"/>
+              </w:rPr>
+            </w:pPr>
+            <w:r>
+              <w:rPr>
+                <w:rFonts w:hint="eastAsia"/>
+                <w:szCs w:val="21"/>
+              </w:rPr>
+              <w:t>compoent(dms).</w:t>
+            </w:r>
+          </w:p>
+          <w:p>
+            <w:pPr>
+              <w:spacing w:line="360" w:lineRule="auto"/>
+              <w:jc w:val="left"/>
+              <w:rPr>
+                <w:szCs w:val="21"/>
+              </w:rPr>
+            </w:pPr>
+            <w:r>
+              <w:rPr>
+                <w:rFonts w:hint="eastAsia"/>
+                <w:szCs w:val="21"/>
+              </w:rPr>
+              <w:t>breakpoints(_dmsStorageUint::insertRecord).</w:t>
+            </w:r>
+            <w:r>
+              <w:rPr>
+                <w:rFonts w:hint="eastAsia"/>
+                <w:szCs w:val="21"/>
+              </w:rPr>
+              <w:t xml:space="preserve"> </w:t>
+            </w:r>
+            <w:r>
+              <w:rPr>
+                <w:rFonts w:hint="eastAsia"/>
+                <w:szCs w:val="21"/>
+              </w:rPr>
+              <w:t>functionsNames(</w:t>
+            </w:r>
+            <w:r>
+              <w:rPr>
+                <w:szCs w:val="21"/>
+              </w:rPr>
+              <w:t>_dmsStorageUnit::insertRecord</w:t>
+            </w:r>
+            <w:r>
+              <w:rPr>
+                <w:rFonts w:hint="eastAsia"/>
+                <w:szCs w:val="21"/>
+              </w:rPr>
+              <w:t>).</w:t>
+            </w:r>
+          </w:p>
+          <w:p>
+            <w:pPr>
+              <w:spacing w:line="360" w:lineRule="auto"/>
+              <w:jc w:val="left"/>
+              <w:rPr>
+                <w:szCs w:val="21"/>
+              </w:rPr>
+            </w:pPr>
+            <w:r>
+              <w:rPr>
+                <w:rFonts w:hint="eastAsia"/>
+                <w:szCs w:val="21"/>
+              </w:rPr>
+              <w:t>threadsTypes(SDB</w:t>
+            </w:r>
+            <w:r>
+              <w:rPr>
+                <w:rFonts w:hint="eastAsia"/>
+              </w:rPr>
+              <w:t>_</w:t>
             </w:r>
             <w:r>
               <w:t>EDU_TYPE_COORDNETWORK</w:t>
@@ -5163,40 +6715,14 @@
                 <w:rFonts w:hint="eastAsia"/>
                 <w:szCs w:val="21"/>
               </w:rPr>
-              <w:t xml:space="preserve">}) </w:t>
-            </w:r>
-            <w:r>
-              <w:rPr>
-                <w:rFonts w:hint="eastAsia"/>
-                <w:szCs w:val="21"/>
-              </w:rPr>
-              <w:t>或者</w:t>
-            </w:r>
-            <w:r>
-              <w:rPr>
-                <w:szCs w:val="21"/>
-              </w:rPr>
-              <w:t>D</w:t>
-            </w:r>
-            <w:r>
-              <w:rPr>
-                <w:rFonts w:hint="eastAsia"/>
-                <w:szCs w:val="21"/>
-              </w:rPr>
-              <w:t>ata.traceOn(10000, [</w:t>
-            </w:r>
-            <w:r>
-              <w:t xml:space="preserve"> </w:t>
-            </w:r>
-            <w:r>
-              <w:t>EDU_TYPE_COORDNETWORK</w:t>
-            </w:r>
-            <w:r>
-              <w:rPr>
-                <w:rFonts w:hint="eastAsia"/>
-                <w:szCs w:val="21"/>
-              </w:rPr>
-              <w:t>])</w:t>
+              <w:t>)</w:t>
+            </w:r>
+            <w:r>
+              <w:rPr>
+                <w:rFonts w:hint="eastAsia"/>
+                <w:szCs w:val="21"/>
+              </w:rPr>
+              <w:t>)</w:t>
             </w:r>
           </w:p>
         </w:tc>
@@ -5217,7 +6743,7 @@
                 <w:rFonts w:hint="eastAsia"/>
                 <w:szCs w:val="21"/>
               </w:rPr>
-              <w:t>报错，线程类型必须以字符串形式给出</w:t>
+              <w:t>成功跟踪指定模块，指定函数和指定类型的线程，并可以打断点</w:t>
             </w:r>
           </w:p>
         </w:tc>
@@ -5261,7 +6787,7 @@
                 <w:rFonts w:hint="eastAsia"/>
                 <w:szCs w:val="21"/>
               </w:rPr>
-              <w:t>同时指定模块，断点，函数名和线程类型</w:t>
+              <w:t>测试老接口</w:t>
             </w:r>
           </w:p>
         </w:tc>
@@ -5288,30 +6814,55 @@
                 <w:rFonts w:hint="eastAsia"/>
                 <w:szCs w:val="21"/>
               </w:rPr>
-              <w:t>ata.traceOn(10000, "dms", "_dmsStorageUint::insertRecord" "</w:t>
-            </w:r>
-            <w:r>
-              <w:rPr>
-                <w:szCs w:val="21"/>
-              </w:rPr>
-              <w:t>_dmsStorageUnit::insertRecord"</w:t>
-            </w:r>
-            <w:r>
-              <w:rPr>
-                <w:rFonts w:hint="eastAsia"/>
-                <w:szCs w:val="21"/>
-              </w:rPr>
-              <w:t>,"</w:t>
-            </w:r>
-            <w:r>
-              <w:t xml:space="preserve"> EDU_TYPE_COORDNETWORK</w:t>
-            </w:r>
-            <w:r>
-              <w:rPr>
-                <w:rFonts w:hint="eastAsia"/>
-                <w:szCs w:val="21"/>
-              </w:rPr>
-              <w:t xml:space="preserve"> ")</w:t>
+              <w:t>ata.traceOn(1000,</w:t>
+            </w:r>
+          </w:p>
+          <w:p>
+            <w:pPr>
+              <w:spacing w:line="360" w:lineRule="auto"/>
+              <w:jc w:val="left"/>
+              <w:rPr>
+                <w:szCs w:val="21"/>
+              </w:rPr>
+            </w:pPr>
+            <w:r>
+              <w:rPr>
+                <w:rFonts w:hint="eastAsia"/>
+                <w:szCs w:val="21"/>
+              </w:rPr>
+              <w:t>"dms",</w:t>
+            </w:r>
+          </w:p>
+          <w:p>
+            <w:pPr>
+              <w:spacing w:line="360" w:lineRule="auto"/>
+              <w:jc w:val="left"/>
+              <w:rPr>
+                <w:szCs w:val="21"/>
+              </w:rPr>
+            </w:pPr>
+            <w:r>
+              <w:rPr>
+                <w:rFonts w:hint="eastAsia"/>
+                <w:szCs w:val="21"/>
+              </w:rPr>
+              <w:t>"_dmsStorageUint::insertRecord",</w:t>
+            </w:r>
+          </w:p>
+          <w:p>
+            <w:pPr>
+              <w:spacing w:line="360" w:lineRule="auto"/>
+              <w:jc w:val="left"/>
+              <w:rPr>
+                <w:szCs w:val="21"/>
+              </w:rPr>
+            </w:pPr>
+            <w:r>
+              <w:rPr>
+                <w:rFonts w:hint="eastAsia"/>
+                <w:szCs w:val="21"/>
+              </w:rPr>
+              <w:t>[15963,15964])</w:t>
             </w:r>
           </w:p>
         </w:tc>
@@ -5332,7 +6883,93 @@
                 <w:rFonts w:hint="eastAsia"/>
                 <w:szCs w:val="21"/>
               </w:rPr>
-              <w:t>成功跟踪指定模块，指定函数和指定类型的线程，并可以打断点跟踪</w:t>
+              <w:t>成功跟踪指定模块和指定类型的线程，并可以打断点</w:t>
+            </w:r>
+          </w:p>
+        </w:tc>
+      </w:tr>
+      <w:tr>
+        <w:tc>
+          <w:tcPr>
+            <w:tcW w:w="786" w:type="dxa"/>
+          </w:tcPr>
+          <w:p>
+            <w:pPr>
+              <w:spacing w:line="360" w:lineRule="auto"/>
+              <w:jc w:val="left"/>
+              <w:rPr>
+                <w:szCs w:val="21"/>
+              </w:rPr>
+            </w:pPr>
+            <w:r>
+              <w:rPr>
+                <w:rFonts w:hint="eastAsia"/>
+                <w:szCs w:val="21"/>
+              </w:rPr>
+              <w:t>10</w:t>
+            </w:r>
+          </w:p>
+        </w:tc>
+        <w:tc>
+          <w:tcPr>
+            <w:tcW w:w="2084" w:type="dxa"/>
+          </w:tcPr>
+          <w:p>
+            <w:pPr>
+              <w:spacing w:line="360" w:lineRule="auto"/>
+              <w:jc w:val="left"/>
+              <w:rPr>
+                <w:szCs w:val="21"/>
+              </w:rPr>
+            </w:pPr>
+            <w:r>
+              <w:rPr>
+                <w:rFonts w:hint="eastAsia"/>
+                <w:szCs w:val="21"/>
+              </w:rPr>
+              <w:t>性能测试</w:t>
+            </w:r>
+          </w:p>
+        </w:tc>
+        <w:tc>
+          <w:tcPr>
+            <w:tcW w:w="3902" w:type="dxa"/>
+          </w:tcPr>
+          <w:p>
+            <w:pPr>
+              <w:spacing w:line="360" w:lineRule="auto"/>
+              <w:jc w:val="left"/>
+              <w:rPr>
+                <w:szCs w:val="21"/>
+              </w:rPr>
+            </w:pPr>
+            <w:r>
+              <w:rPr>
+                <w:rFonts w:hint="eastAsia"/>
+                <w:szCs w:val="21"/>
+              </w:rPr>
+              <w:t>设计场景如下：开启数据库跟踪程序，多次执行数据库插入，删除操作，对比新老版本数据库插入，删除操作的性能损耗</w:t>
+            </w:r>
+          </w:p>
+        </w:tc>
+        <w:tc>
+          <w:tcPr>
+            <w:tcW w:w="1629" w:type="dxa"/>
+          </w:tcPr>
+          <w:p>
+            <w:pPr>
+              <w:spacing w:line="360" w:lineRule="auto"/>
+              <w:jc w:val="left"/>
+              <w:rPr>
+                <w:szCs w:val="21"/>
+              </w:rPr>
+            </w:pPr>
+            <w:r>
+              <w:rPr>
+                <w:rFonts w:hint="eastAsia"/>
+                <w:szCs w:val="21"/>
+              </w:rPr>
+              <w:t>几乎没有性能损耗</w:t>
             </w:r>
           </w:p>
         </w:tc>
@@ -5352,6 +6989,7 @@
         <w:rPr>
           <w:rFonts w:hint="eastAsia"/>
         </w:rPr>
+        <w:lastRenderedPageBreak/>
         <w:t>Checklist</w:t>
       </w:r>
     </w:p>
@@ -5857,263 +7495,6 @@
 </w:document>
 </file>
 
-<file path=word/comments.xml><?xml version="1.0" encoding="utf-8"?>
-<w:comments xmlns:ve="http://schemas.openxmlformats.org/markup-compatibility/2006" xmlns:o="urn:schemas-microsoft-com:office:office" xmlns:r="http://schemas.openxmlformats.org/officeDocument/2006/relationships" xmlns:m="http://schemas.openxmlformats.org/officeDocument/2006/math" xmlns:v="urn:schemas-microsoft-com:vml" xmlns:wp="http://schemas.openxmlformats.org/drawingml/2006/wordprocessingDrawing" xmlns:w10="urn:schemas-microsoft-com:office:word" xmlns:w="http://schemas.openxmlformats.org/wordprocessingml/2006/main" xmlns:wne="http://schemas.microsoft.com/office/word/2006/wordml">
-  <w:comment w:id="0" w:author="fangjiabin" w:date="2019-03-11T09:51:00Z" w:initials="f">
-    <w:p>
-      <w:pPr>
-        <w:pStyle w:val="CommentText"/>
-      </w:pPr>
-      <w:r>
-        <w:rPr>
-          <w:rStyle w:val="CommentReference"/>
-        </w:rPr>
-        <w:annotationRef/>
-      </w:r>
-      <w:r>
-        <w:rPr>
-          <w:rFonts w:hint="eastAsia"/>
-        </w:rPr>
-        <w:t>命名格式</w:t>
-      </w:r>
-    </w:p>
-  </w:comment>
-  <w:comment w:id="1" w:author="fangjiabin" w:date="2019-03-11T09:49:00Z" w:initials="f">
-    <w:p>
-      <w:pPr>
-        <w:pStyle w:val="CommentText"/>
-      </w:pPr>
-      <w:r>
-        <w:rPr>
-          <w:rStyle w:val="CommentReference"/>
-        </w:rPr>
-        <w:annotationRef/>
-      </w:r>
-      <w:r>
-        <w:rPr>
-          <w:rFonts w:hint="eastAsia"/>
-        </w:rPr>
-        <w:t>JSON</w:t>
-      </w:r>
-      <w:r>
-        <w:rPr>
-          <w:rFonts w:hint="eastAsia"/>
-        </w:rPr>
-        <w:t>格式</w:t>
-      </w:r>
-    </w:p>
-  </w:comment>
-  <w:comment w:id="2" w:author="fangjiabin" w:date="2019-03-11T09:50:00Z" w:initials="f">
-    <w:p>
-      <w:pPr>
-        <w:pStyle w:val="CommentText"/>
-      </w:pPr>
-      <w:r>
-        <w:rPr>
-          <w:rStyle w:val="CommentReference"/>
-        </w:rPr>
-        <w:annotationRef/>
-      </w:r>
-      <w:r>
-        <w:rPr>
-          <w:rFonts w:hint="eastAsia"/>
-        </w:rPr>
-        <w:t>驱动，信息传输</w:t>
-      </w:r>
-    </w:p>
-  </w:comment>
-  <w:comment w:id="3" w:author="fangjiabin" w:date="2019-03-11T09:54:00Z" w:initials="f">
-    <w:p>
-      <w:pPr>
-        <w:pStyle w:val="CommentText"/>
-      </w:pPr>
-      <w:r>
-        <w:rPr>
-          <w:rStyle w:val="CommentReference"/>
-        </w:rPr>
-        <w:annotationRef/>
-      </w:r>
-      <w:r>
-        <w:rPr>
-          <w:rFonts w:hint="eastAsia"/>
-        </w:rPr>
-        <w:t>命名格式，以下同</w:t>
-      </w:r>
-    </w:p>
-  </w:comment>
-  <w:comment w:id="4" w:author="fangjiabin" w:date="2019-03-11T09:55:00Z" w:initials="f">
-    <w:p>
-      <w:pPr>
-        <w:pStyle w:val="CommentText"/>
-      </w:pPr>
-      <w:r>
-        <w:rPr>
-          <w:rStyle w:val="CommentReference"/>
-        </w:rPr>
-        <w:annotationRef/>
-      </w:r>
-      <w:r>
-        <w:rPr>
-          <w:rFonts w:asciiTheme="minorEastAsia" w:hAnsiTheme="minorEastAsia" w:hint="eastAsia"/>
-          <w:szCs w:val="21"/>
-        </w:rPr>
-        <w:t>线程等个数参数限制</w:t>
-      </w:r>
-      <w:r>
-        <w:rPr>
-          <w:rStyle w:val="CommentReference"/>
-        </w:rPr>
-        <w:annotationRef/>
-      </w:r>
-    </w:p>
-  </w:comment>
-  <w:comment w:id="5" w:author="fangjiabin" w:date="2019-03-11T09:55:00Z" w:initials="f">
-    <w:p>
-      <w:pPr>
-        <w:pStyle w:val="CommentText"/>
-      </w:pPr>
-      <w:r>
-        <w:rPr>
-          <w:rStyle w:val="CommentReference"/>
-        </w:rPr>
-        <w:annotationRef/>
-      </w:r>
-      <w:r>
-        <w:rPr>
-          <w:rFonts w:hint="eastAsia"/>
-        </w:rPr>
-        <w:t>性能提升</w:t>
-      </w:r>
-    </w:p>
-  </w:comment>
-  <w:comment w:id="6" w:author="fangjiabin" w:date="2019-03-11T09:55:00Z" w:initials="f">
-    <w:p>
-      <w:pPr>
-        <w:pStyle w:val="CommentText"/>
-      </w:pPr>
-      <w:r>
-        <w:rPr>
-          <w:rStyle w:val="CommentReference"/>
-        </w:rPr>
-        <w:annotationRef/>
-      </w:r>
-      <w:r>
-        <w:rPr>
-          <w:rFonts w:hint="eastAsia"/>
-        </w:rPr>
-        <w:t>线程自己干</w:t>
-      </w:r>
-    </w:p>
-  </w:comment>
-  <w:comment w:id="7" w:author="fangjiabin" w:date="2019-03-11T09:55:00Z" w:initials="f">
-    <w:p>
-      <w:pPr>
-        <w:pStyle w:val="CommentText"/>
-      </w:pPr>
-      <w:r>
-        <w:rPr>
-          <w:rStyle w:val="CommentReference"/>
-        </w:rPr>
-        <w:annotationRef/>
-      </w:r>
-      <w:r>
-        <w:rPr>
-          <w:rFonts w:hint="eastAsia"/>
-        </w:rPr>
-        <w:t>动态线程</w:t>
-      </w:r>
-      <w:r>
-        <w:rPr>
-          <w:rFonts w:hint="eastAsia"/>
-        </w:rPr>
-        <w:t>ID</w:t>
-      </w:r>
-      <w:r>
-        <w:rPr>
-          <w:rFonts w:hint="eastAsia"/>
-        </w:rPr>
-        <w:t>，启动之后生成</w:t>
-      </w:r>
-    </w:p>
-  </w:comment>
-  <w:comment w:id="8" w:author="fangjiabin" w:date="2019-03-11T09:55:00Z" w:initials="f">
-    <w:p>
-      <w:pPr>
-        <w:pStyle w:val="CommentText"/>
-      </w:pPr>
-      <w:r>
-        <w:rPr>
-          <w:rStyle w:val="CommentReference"/>
-        </w:rPr>
-        <w:annotationRef/>
-      </w:r>
-      <w:r>
-        <w:rPr>
-          <w:rFonts w:hint="eastAsia"/>
-        </w:rPr>
-        <w:t>线程和函数的关系，之前与的关系</w:t>
-      </w:r>
-    </w:p>
-  </w:comment>
-  <w:comment w:id="9" w:author="fangjiabin" w:date="2019-03-11T09:58:00Z" w:initials="f">
-    <w:p>
-      <w:pPr>
-        <w:pStyle w:val="CommentText"/>
-      </w:pPr>
-      <w:r>
-        <w:rPr>
-          <w:rStyle w:val="CommentReference"/>
-        </w:rPr>
-        <w:annotationRef/>
-      </w:r>
-      <w:r>
-        <w:rPr>
-          <w:rFonts w:hint="eastAsia"/>
-        </w:rPr>
-        <w:t>还有性能的对比</w:t>
-      </w:r>
-    </w:p>
-  </w:comment>
-  <w:comment w:id="10" w:author="fangjiabin" w:date="2019-03-11T09:58:00Z" w:initials="f">
-    <w:p>
-      <w:pPr>
-        <w:pStyle w:val="CommentText"/>
-      </w:pPr>
-      <w:r>
-        <w:rPr>
-          <w:rStyle w:val="CommentReference"/>
-        </w:rPr>
-        <w:annotationRef/>
-      </w:r>
-      <w:r>
-        <w:rPr>
-          <w:rFonts w:hint="eastAsia"/>
-        </w:rPr>
-        <w:t>传值，输入格式参照</w:t>
-      </w:r>
-      <w:r>
-        <w:rPr>
-          <w:rFonts w:hint="eastAsia"/>
-        </w:rPr>
-        <w:t>snapshot</w:t>
-      </w:r>
-      <w:r>
-        <w:rPr>
-          <w:rFonts w:hint="eastAsia"/>
-        </w:rPr>
-        <w:t>，例如：</w:t>
-      </w:r>
-      <w:r>
-        <w:rPr>
-          <w:rFonts w:hint="eastAsia"/>
-        </w:rPr>
-        <w:t>SDB_SNAP_CONTEXTS</w:t>
-      </w:r>
-    </w:p>
-  </w:comment>
-</w:comments>
-</file>
-
 <file path=word/endnotes.xml><?xml version="1.0" encoding="utf-8"?>
 <w:endnotes xmlns:ve="http://schemas.openxmlformats.org/markup-compatibility/2006" xmlns:o="urn:schemas-microsoft-com:office:office" xmlns:r="http://schemas.openxmlformats.org/officeDocument/2006/relationships" xmlns:m="http://schemas.openxmlformats.org/officeDocument/2006/math" xmlns:v="urn:schemas-microsoft-com:vml" xmlns:wp="http://schemas.openxmlformats.org/drawingml/2006/wordprocessingDrawing" xmlns:w10="urn:schemas-microsoft-com:office:word" xmlns:w="http://schemas.openxmlformats.org/wordprocessingml/2006/main" xmlns:wne="http://schemas.microsoft.com/office/word/2006/wordml">
   <w:endnote w:type="separator" w:id="0">
@@ -6155,6 +7536,119 @@
 <file path=word/numbering.xml><?xml version="1.0" encoding="utf-8"?>
 <w:numbering xmlns:ve="http://schemas.openxmlformats.org/markup-compatibility/2006" xmlns:o="urn:schemas-microsoft-com:office:office" xmlns:r="http://schemas.openxmlformats.org/officeDocument/2006/relationships" xmlns:m="http://schemas.openxmlformats.org/officeDocument/2006/math" xmlns:v="urn:schemas-microsoft-com:vml" xmlns:wp="http://schemas.openxmlformats.org/drawingml/2006/wordprocessingDrawing" xmlns:w10="urn:schemas-microsoft-com:office:word" xmlns:w="http://schemas.openxmlformats.org/wordprocessingml/2006/main" xmlns:wne="http://schemas.microsoft.com/office/word/2006/wordml">
   <w:abstractNum w:abstractNumId="0">
+    <w:nsid w:val="08D27F4C"/>
+    <w:multiLevelType w:val="hybridMultilevel"/>
+    <w:tmpl w:val="C85CEF62"/>
+    <w:lvl w:ilvl="0" w:tplc="04090001">
+      <w:start w:val="1"/>
+      <w:numFmt w:val="bullet"/>
+      <w:lvlText w:val=""/>
+      <w:lvlJc w:val="left"/>
+      <w:pPr>
+        <w:ind w:left="978" w:hanging="420"/>
+      </w:pPr>
+      <w:rPr>
+        <w:rFonts w:ascii="Wingdings" w:hAnsi="Wingdings" w:hint="default"/>
+      </w:rPr>
+    </w:lvl>
+    <w:lvl w:ilvl="1" w:tplc="04090003" w:tentative="1">
+      <w:start w:val="1"/>
+      <w:numFmt w:val="bullet"/>
+      <w:lvlText w:val=""/>
+      <w:lvlJc w:val="left"/>
+      <w:pPr>
+        <w:ind w:left="1398" w:hanging="420"/>
+      </w:pPr>
+      <w:rPr>
+        <w:rFonts w:ascii="Wingdings" w:hAnsi="Wingdings" w:hint="default"/>
+      </w:rPr>
+    </w:lvl>
+    <w:lvl w:ilvl="2" w:tplc="04090005" w:tentative="1">
+      <w:start w:val="1"/>
+      <w:numFmt w:val="bullet"/>
+      <w:lvlText w:val=""/>
+      <w:lvlJc w:val="left"/>
+      <w:pPr>
+        <w:ind w:left="1818" w:hanging="420"/>
+      </w:pPr>
+      <w:rPr>
+        <w:rFonts w:ascii="Wingdings" w:hAnsi="Wingdings" w:hint="default"/>
+      </w:rPr>
+    </w:lvl>
+    <w:lvl w:ilvl="3" w:tplc="04090001" w:tentative="1">
+      <w:start w:val="1"/>
+      <w:numFmt w:val="bullet"/>
+      <w:lvlText w:val=""/>
+      <w:lvlJc w:val="left"/>
+      <w:pPr>
+        <w:ind w:left="2238" w:hanging="420"/>
+      </w:pPr>
+      <w:rPr>
+        <w:rFonts w:ascii="Wingdings" w:hAnsi="Wingdings" w:hint="default"/>
+      </w:rPr>
+    </w:lvl>
+    <w:lvl w:ilvl="4" w:tplc="04090003" w:tentative="1">
+      <w:start w:val="1"/>
+      <w:numFmt w:val="bullet"/>
+      <w:lvlText w:val=""/>
+      <w:lvlJc w:val="left"/>
+      <w:pPr>
+        <w:ind w:left="2658" w:hanging="420"/>
+      </w:pPr>
+      <w:rPr>
+        <w:rFonts w:ascii="Wingdings" w:hAnsi="Wingdings" w:hint="default"/>
+      </w:rPr>
+    </w:lvl>
+    <w:lvl w:ilvl="5" w:tplc="04090005" w:tentative="1">
+      <w:start w:val="1"/>
+      <w:numFmt w:val="bullet"/>
+      <w:lvlText w:val=""/>
+      <w:lvlJc w:val="left"/>
+      <w:pPr>
+        <w:ind w:left="3078" w:hanging="420"/>
+      </w:pPr>
+      <w:rPr>
+        <w:rFonts w:ascii="Wingdings" w:hAnsi="Wingdings" w:hint="default"/>
+      </w:rPr>
+    </w:lvl>
+    <w:lvl w:ilvl="6" w:tplc="04090001" w:tentative="1">
+      <w:start w:val="1"/>
+      <w:numFmt w:val="bullet"/>
+      <w:lvlText w:val=""/>
+      <w:lvlJc w:val="left"/>
+      <w:pPr>
+        <w:ind w:left="3498" w:hanging="420"/>
+      </w:pPr>
+      <w:rPr>
+        <w:rFonts w:ascii="Wingdings" w:hAnsi="Wingdings" w:hint="default"/>
+      </w:rPr>
+    </w:lvl>
+    <w:lvl w:ilvl="7" w:tplc="04090003" w:tentative="1">
+      <w:start w:val="1"/>
+      <w:numFmt w:val="bullet"/>
+      <w:lvlText w:val=""/>
+      <w:lvlJc w:val="left"/>
+      <w:pPr>
+        <w:ind w:left="3918" w:hanging="420"/>
+      </w:pPr>
+      <w:rPr>
+        <w:rFonts w:ascii="Wingdings" w:hAnsi="Wingdings" w:hint="default"/>
+      </w:rPr>
+    </w:lvl>
+    <w:lvl w:ilvl="8" w:tplc="04090005" w:tentative="1">
+      <w:start w:val="1"/>
+      <w:numFmt w:val="bullet"/>
+      <w:lvlText w:val=""/>
+      <w:lvlJc w:val="left"/>
+      <w:pPr>
+        <w:ind w:left="4338" w:hanging="420"/>
+      </w:pPr>
+      <w:rPr>
+        <w:rFonts w:ascii="Wingdings" w:hAnsi="Wingdings" w:hint="default"/>
+      </w:rPr>
+    </w:lvl>
+  </w:abstractNum>
+  <w:abstractNum w:abstractNumId="1">
     <w:nsid w:val="22501AA3"/>
     <w:multiLevelType w:val="hybridMultilevel"/>
     <w:tmpl w:val="1B2A9E7A"/>
@@ -6241,7 +7735,120 @@
       </w:pPr>
     </w:lvl>
   </w:abstractNum>
-  <w:abstractNum w:abstractNumId="1">
+  <w:abstractNum w:abstractNumId="2">
+    <w:nsid w:val="2351156B"/>
+    <w:multiLevelType w:val="hybridMultilevel"/>
+    <w:tmpl w:val="26C0E88C"/>
+    <w:lvl w:ilvl="0" w:tplc="04090001">
+      <w:start w:val="1"/>
+      <w:numFmt w:val="bullet"/>
+      <w:lvlText w:val=""/>
+      <w:lvlJc w:val="left"/>
+      <w:pPr>
+        <w:ind w:left="978" w:hanging="420"/>
+      </w:pPr>
+      <w:rPr>
+        <w:rFonts w:ascii="Wingdings" w:hAnsi="Wingdings" w:hint="default"/>
+      </w:rPr>
+    </w:lvl>
+    <w:lvl w:ilvl="1" w:tplc="04090003" w:tentative="1">
+      <w:start w:val="1"/>
+      <w:numFmt w:val="bullet"/>
+      <w:lvlText w:val=""/>
+      <w:lvlJc w:val="left"/>
+      <w:pPr>
+        <w:ind w:left="1398" w:hanging="420"/>
+      </w:pPr>
+      <w:rPr>
+        <w:rFonts w:ascii="Wingdings" w:hAnsi="Wingdings" w:hint="default"/>
+      </w:rPr>
+    </w:lvl>
+    <w:lvl w:ilvl="2" w:tplc="04090005" w:tentative="1">
+      <w:start w:val="1"/>
+      <w:numFmt w:val="bullet"/>
+      <w:lvlText w:val=""/>
+      <w:lvlJc w:val="left"/>
+      <w:pPr>
+        <w:ind w:left="1818" w:hanging="420"/>
+      </w:pPr>
+      <w:rPr>
+        <w:rFonts w:ascii="Wingdings" w:hAnsi="Wingdings" w:hint="default"/>
+      </w:rPr>
+    </w:lvl>
+    <w:lvl w:ilvl="3" w:tplc="04090001" w:tentative="1">
+      <w:start w:val="1"/>
+      <w:numFmt w:val="bullet"/>
+      <w:lvlText w:val=""/>
+      <w:lvlJc w:val="left"/>
+      <w:pPr>
+        <w:ind w:left="2238" w:hanging="420"/>
+      </w:pPr>
+      <w:rPr>
+        <w:rFonts w:ascii="Wingdings" w:hAnsi="Wingdings" w:hint="default"/>
+      </w:rPr>
+    </w:lvl>
+    <w:lvl w:ilvl="4" w:tplc="04090003" w:tentative="1">
+      <w:start w:val="1"/>
+      <w:numFmt w:val="bullet"/>
+      <w:lvlText w:val=""/>
+      <w:lvlJc w:val="left"/>
+      <w:pPr>
+        <w:ind w:left="2658" w:hanging="420"/>
+      </w:pPr>
+      <w:rPr>
+        <w:rFonts w:ascii="Wingdings" w:hAnsi="Wingdings" w:hint="default"/>
+      </w:rPr>
+    </w:lvl>
+    <w:lvl w:ilvl="5" w:tplc="04090005" w:tentative="1">
+      <w:start w:val="1"/>
+      <w:numFmt w:val="bullet"/>
+      <w:lvlText w:val=""/>
+      <w:lvlJc w:val="left"/>
+      <w:pPr>
+        <w:ind w:left="3078" w:hanging="420"/>
+      </w:pPr>
+      <w:rPr>
+        <w:rFonts w:ascii="Wingdings" w:hAnsi="Wingdings" w:hint="default"/>
+      </w:rPr>
+    </w:lvl>
+    <w:lvl w:ilvl="6" w:tplc="04090001" w:tentative="1">
+      <w:start w:val="1"/>
+      <w:numFmt w:val="bullet"/>
+      <w:lvlText w:val=""/>
+      <w:lvlJc w:val="left"/>
+      <w:pPr>
+        <w:ind w:left="3498" w:hanging="420"/>
+      </w:pPr>
+      <w:rPr>
+        <w:rFonts w:ascii="Wingdings" w:hAnsi="Wingdings" w:hint="default"/>
+      </w:rPr>
+    </w:lvl>
+    <w:lvl w:ilvl="7" w:tplc="04090003" w:tentative="1">
+      <w:start w:val="1"/>
+      <w:numFmt w:val="bullet"/>
+      <w:lvlText w:val=""/>
+      <w:lvlJc w:val="left"/>
+      <w:pPr>
+        <w:ind w:left="3918" w:hanging="420"/>
+      </w:pPr>
+      <w:rPr>
+        <w:rFonts w:ascii="Wingdings" w:hAnsi="Wingdings" w:hint="default"/>
+      </w:rPr>
+    </w:lvl>
+    <w:lvl w:ilvl="8" w:tplc="04090005" w:tentative="1">
+      <w:start w:val="1"/>
+      <w:numFmt w:val="bullet"/>
+      <w:lvlText w:val=""/>
+      <w:lvlJc w:val="left"/>
+      <w:pPr>
+        <w:ind w:left="4338" w:hanging="420"/>
+      </w:pPr>
+      <w:rPr>
+        <w:rFonts w:ascii="Wingdings" w:hAnsi="Wingdings" w:hint="default"/>
+      </w:rPr>
+    </w:lvl>
+  </w:abstractNum>
+  <w:abstractNum w:abstractNumId="3">
     <w:nsid w:val="23EC5C36"/>
     <w:multiLevelType w:val="hybridMultilevel"/>
     <w:tmpl w:val="3338448C"/>
@@ -6330,7 +7937,93 @@
       </w:pPr>
     </w:lvl>
   </w:abstractNum>
-  <w:abstractNum w:abstractNumId="2">
+  <w:abstractNum w:abstractNumId="4">
+    <w:nsid w:val="3B14317D"/>
+    <w:multiLevelType w:val="hybridMultilevel"/>
+    <w:tmpl w:val="849CC65A"/>
+    <w:lvl w:ilvl="0" w:tplc="0409000F">
+      <w:start w:val="1"/>
+      <w:numFmt w:val="decimal"/>
+      <w:lvlText w:val="%1."/>
+      <w:lvlJc w:val="left"/>
+      <w:pPr>
+        <w:ind w:left="978" w:hanging="420"/>
+      </w:pPr>
+    </w:lvl>
+    <w:lvl w:ilvl="1" w:tplc="04090019" w:tentative="1">
+      <w:start w:val="1"/>
+      <w:numFmt w:val="lowerLetter"/>
+      <w:lvlText w:val="%2)"/>
+      <w:lvlJc w:val="left"/>
+      <w:pPr>
+        <w:ind w:left="1398" w:hanging="420"/>
+      </w:pPr>
+    </w:lvl>
+    <w:lvl w:ilvl="2" w:tplc="0409001B" w:tentative="1">
+      <w:start w:val="1"/>
+      <w:numFmt w:val="lowerRoman"/>
+      <w:lvlText w:val="%3."/>
+      <w:lvlJc w:val="right"/>
+      <w:pPr>
+        <w:ind w:left="1818" w:hanging="420"/>
+      </w:pPr>
+    </w:lvl>
+    <w:lvl w:ilvl="3" w:tplc="0409000F" w:tentative="1">
+      <w:start w:val="1"/>
+      <w:numFmt w:val="decimal"/>
+      <w:lvlText w:val="%4."/>
+      <w:lvlJc w:val="left"/>
+      <w:pPr>
+        <w:ind w:left="2238" w:hanging="420"/>
+      </w:pPr>
+    </w:lvl>
+    <w:lvl w:ilvl="4" w:tplc="04090019" w:tentative="1">
+      <w:start w:val="1"/>
+      <w:numFmt w:val="lowerLetter"/>
+      <w:lvlText w:val="%5)"/>
+      <w:lvlJc w:val="left"/>
+      <w:pPr>
+        <w:ind w:left="2658" w:hanging="420"/>
+      </w:pPr>
+    </w:lvl>
+    <w:lvl w:ilvl="5" w:tplc="0409001B" w:tentative="1">
+      <w:start w:val="1"/>
+      <w:numFmt w:val="lowerRoman"/>
+      <w:lvlText w:val="%6."/>
+      <w:lvlJc w:val="right"/>
+      <w:pPr>
+        <w:ind w:left="3078" w:hanging="420"/>
+      </w:pPr>
+    </w:lvl>
+    <w:lvl w:ilvl="6" w:tplc="0409000F" w:tentative="1">
+      <w:start w:val="1"/>
+      <w:numFmt w:val="decimal"/>
+      <w:lvlText w:val="%7."/>
+      <w:lvlJc w:val="left"/>
+      <w:pPr>
+        <w:ind w:left="3498" w:hanging="420"/>
+      </w:pPr>
+    </w:lvl>
+    <w:lvl w:ilvl="7" w:tplc="04090019" w:tentative="1">
+      <w:start w:val="1"/>
+      <w:numFmt w:val="lowerLetter"/>
+      <w:lvlText w:val="%8)"/>
+      <w:lvlJc w:val="left"/>
+      <w:pPr>
+        <w:ind w:left="3918" w:hanging="420"/>
+      </w:pPr>
+    </w:lvl>
+    <w:lvl w:ilvl="8" w:tplc="0409001B" w:tentative="1">
+      <w:start w:val="1"/>
+      <w:numFmt w:val="lowerRoman"/>
+      <w:lvlText w:val="%9."/>
+      <w:lvlJc w:val="right"/>
+      <w:pPr>
+        <w:ind w:left="4338" w:hanging="420"/>
+      </w:pPr>
+    </w:lvl>
+  </w:abstractNum>
+  <w:abstractNum w:abstractNumId="5">
     <w:nsid w:val="589E00D2"/>
     <w:multiLevelType w:val="hybridMultilevel"/>
     <w:tmpl w:val="712282AA"/>
@@ -6418,21 +8111,30 @@
     </w:lvl>
   </w:abstractNum>
   <w:num w:numId="1">
-    <w:abstractNumId w:val="0"/>
+    <w:abstractNumId w:val="1"/>
   </w:num>
   <w:num w:numId="2">
+    <w:abstractNumId w:val="5"/>
+  </w:num>
+  <w:num w:numId="3">
+    <w:abstractNumId w:val="3"/>
+  </w:num>
+  <w:num w:numId="4">
+    <w:abstractNumId w:val="1"/>
+  </w:num>
+  <w:num w:numId="5">
+    <w:abstractNumId w:val="1"/>
+  </w:num>
+  <w:num w:numId="6">
+    <w:abstractNumId w:val="1"/>
+  </w:num>
+  <w:num w:numId="7">
     <w:abstractNumId w:val="2"/>
   </w:num>
-  <w:num w:numId="3">
-    <w:abstractNumId w:val="1"/>
+  <w:num w:numId="8">
+    <w:abstractNumId w:val="4"/>
   </w:num>
-  <w:num w:numId="4">
-    <w:abstractNumId w:val="0"/>
-  </w:num>
-  <w:num w:numId="5">
-    <w:abstractNumId w:val="0"/>
-  </w:num>
-  <w:num w:numId="6">
+  <w:num w:numId="9">
     <w:abstractNumId w:val="0"/>
   </w:num>
 </w:numbering>
@@ -6720,6 +8422,72 @@
       <w:bCs/>
       <w:sz w:val="28"/>
       <w:szCs w:val="28"/>
+    </w:rPr>
+  </w:style>
+  <w:style w:type="paragraph" w:styleId="Heading6">
+    <w:name w:val="heading 6"/>
+    <w:basedOn w:val="Normal"/>
+    <w:next w:val="Normal"/>
+    <w:link w:val="Heading6Char"/>
+    <w:uiPriority w:val="9"/>
+    <w:unhideWhenUsed/>
+    <w:qFormat/>
+    <w:rsid w:val="00E72068"/>
+    <w:pPr>
+      <w:keepNext/>
+      <w:keepLines/>
+      <w:spacing w:before="240" w:after="64" w:line="320" w:lineRule="auto"/>
+      <w:outlineLvl w:val="5"/>
+    </w:pPr>
+    <w:rPr>
+      <w:rFonts w:asciiTheme="majorHAnsi" w:eastAsiaTheme="majorEastAsia" w:hAnsiTheme="majorHAnsi" w:cstheme="majorBidi"/>
+      <w:b/>
+      <w:bCs/>
+      <w:sz w:val="24"/>
+      <w:szCs w:val="24"/>
+    </w:rPr>
+  </w:style>
+  <w:style w:type="paragraph" w:styleId="Heading7">
+    <w:name w:val="heading 7"/>
+    <w:basedOn w:val="Normal"/>
+    <w:next w:val="Normal"/>
+    <w:link w:val="Heading7Char"/>
+    <w:uiPriority w:val="9"/>
+    <w:unhideWhenUsed/>
+    <w:qFormat/>
+    <w:rsid w:val="00E72068"/>
+    <w:pPr>
+      <w:keepNext/>
+      <w:keepLines/>
+      <w:spacing w:before="240" w:after="64" w:line="320" w:lineRule="auto"/>
+      <w:outlineLvl w:val="6"/>
+    </w:pPr>
+    <w:rPr>
+      <w:b/>
+      <w:bCs/>
+      <w:sz w:val="24"/>
+      <w:szCs w:val="24"/>
+    </w:rPr>
+  </w:style>
+  <w:style w:type="paragraph" w:styleId="Heading8">
+    <w:name w:val="heading 8"/>
+    <w:basedOn w:val="Normal"/>
+    <w:next w:val="Normal"/>
+    <w:link w:val="Heading8Char"/>
+    <w:uiPriority w:val="9"/>
+    <w:unhideWhenUsed/>
+    <w:qFormat/>
+    <w:rsid w:val="00E72068"/>
+    <w:pPr>
+      <w:keepNext/>
+      <w:keepLines/>
+      <w:spacing w:before="240" w:after="64" w:line="320" w:lineRule="auto"/>
+      <w:outlineLvl w:val="7"/>
+    </w:pPr>
+    <w:rPr>
+      <w:rFonts w:asciiTheme="majorHAnsi" w:eastAsiaTheme="majorEastAsia" w:hAnsiTheme="majorHAnsi" w:cstheme="majorBidi"/>
+      <w:sz w:val="24"/>
+      <w:szCs w:val="24"/>
     </w:rPr>
   </w:style>
   <w:style w:type="character" w:default="1" w:styleId="DefaultParagraphFont">
@@ -7065,6 +8833,45 @@
       <w:bCs/>
     </w:rPr>
   </w:style>
+  <w:style w:type="character" w:customStyle="1" w:styleId="Heading6Char">
+    <w:name w:val="Heading 6 Char"/>
+    <w:basedOn w:val="DefaultParagraphFont"/>
+    <w:link w:val="Heading6"/>
+    <w:uiPriority w:val="9"/>
+    <w:rsid w:val="00E72068"/>
+    <w:rPr>
+      <w:rFonts w:asciiTheme="majorHAnsi" w:eastAsiaTheme="majorEastAsia" w:hAnsiTheme="majorHAnsi" w:cstheme="majorBidi"/>
+      <w:b/>
+      <w:bCs/>
+      <w:sz w:val="24"/>
+      <w:szCs w:val="24"/>
+    </w:rPr>
+  </w:style>
+  <w:style w:type="character" w:customStyle="1" w:styleId="Heading7Char">
+    <w:name w:val="Heading 7 Char"/>
+    <w:basedOn w:val="DefaultParagraphFont"/>
+    <w:link w:val="Heading7"/>
+    <w:uiPriority w:val="9"/>
+    <w:rsid w:val="00E72068"/>
+    <w:rPr>
+      <w:b/>
+      <w:bCs/>
+      <w:sz w:val="24"/>
+      <w:szCs w:val="24"/>
+    </w:rPr>
+  </w:style>
+  <w:style w:type="character" w:customStyle="1" w:styleId="Heading8Char">
+    <w:name w:val="Heading 8 Char"/>
+    <w:basedOn w:val="DefaultParagraphFont"/>
+    <w:link w:val="Heading8"/>
+    <w:uiPriority w:val="9"/>
+    <w:rsid w:val="00E72068"/>
+    <w:rPr>
+      <w:rFonts w:asciiTheme="majorHAnsi" w:eastAsiaTheme="majorEastAsia" w:hAnsiTheme="majorHAnsi" w:cstheme="majorBidi"/>
+      <w:sz w:val="24"/>
+      <w:szCs w:val="24"/>
+    </w:rPr>
+  </w:style>
 </w:styles>
 </file>
 

--- a/internal_doc/03.开发设计/Story-traceOn支持指定函数和线程类型监控.docx
+++ b/internal_doc/03.开发设计/Story-traceOn支持指定函数和线程类型监控.docx
@@ -126,7 +126,13 @@
               <w:rPr>
                 <w:rFonts w:hint="eastAsia"/>
               </w:rPr>
-              <w:t>2019-3-14   fangjiabin</w:t>
+              <w:t>2019-03-18</w:t>
+            </w:r>
+            <w:r>
+              <w:rPr>
+                <w:rFonts w:hint="eastAsia"/>
+              </w:rPr>
+              <w:t xml:space="preserve">   fangjiabin</w:t>
             </w:r>
           </w:p>
         </w:tc>
@@ -573,7 +579,7 @@
         <w:rPr>
           <w:rFonts w:hint="eastAsia"/>
         </w:rPr>
-        <w:t>traceOptions</w:t>
+        <w:t>SdbTraceOption</w:t>
       </w:r>
       <w:r>
         <w:rPr>
@@ -642,7 +648,7 @@
           <w:color w:val="548DD4" w:themeColor="text2" w:themeTint="99"/>
           <w:szCs w:val="21"/>
         </w:rPr>
-        <w:t>traceOptions</w:t>
+        <w:t xml:space="preserve"> SdbTraceOption</w:t>
       </w:r>
       <w:r>
         <w:rPr>
@@ -660,7 +666,70 @@
           <w:color w:val="548DD4" w:themeColor="text2" w:themeTint="99"/>
           <w:szCs w:val="21"/>
         </w:rPr>
-        <w:t>.bufferSize( &lt;size&gt;</w:t>
+        <w:t>[</w:t>
+      </w:r>
+      <w:r>
+        <w:rPr>
+          <w:rFonts w:asciiTheme="minorEastAsia" w:hAnsiTheme="minorEastAsia"/>
+          <w:b/>
+          <w:color w:val="548DD4" w:themeColor="text2" w:themeTint="99"/>
+          <w:szCs w:val="21"/>
+        </w:rPr>
+        <w:t>.</w:t>
+      </w:r>
+      <w:r>
+        <w:rPr>
+          <w:rFonts w:asciiTheme="minorEastAsia" w:hAnsiTheme="minorEastAsia" w:hint="eastAsia"/>
+          <w:b/>
+          <w:color w:val="548DD4" w:themeColor="text2" w:themeTint="99"/>
+          <w:szCs w:val="21"/>
+        </w:rPr>
+        <w:t>c</w:t>
+      </w:r>
+      <w:r>
+        <w:rPr>
+          <w:rFonts w:asciiTheme="minorEastAsia" w:hAnsiTheme="minorEastAsia"/>
+          <w:b/>
+          <w:color w:val="548DD4" w:themeColor="text2" w:themeTint="99"/>
+          <w:szCs w:val="21"/>
+        </w:rPr>
+        <w:t>omp</w:t>
+      </w:r>
+      <w:r>
+        <w:rPr>
+          <w:rFonts w:asciiTheme="minorEastAsia" w:hAnsiTheme="minorEastAsia" w:hint="eastAsia"/>
+          <w:b/>
+          <w:color w:val="548DD4" w:themeColor="text2" w:themeTint="99"/>
+          <w:szCs w:val="21"/>
+        </w:rPr>
+        <w:t>on</w:t>
+      </w:r>
+      <w:r>
+        <w:rPr>
+          <w:rFonts w:asciiTheme="minorEastAsia" w:hAnsiTheme="minorEastAsia"/>
+          <w:b/>
+          <w:color w:val="548DD4" w:themeColor="text2" w:themeTint="99"/>
+          <w:szCs w:val="21"/>
+        </w:rPr>
+        <w:t>ent</w:t>
+      </w:r>
+      <w:r>
+        <w:rPr>
+          <w:rFonts w:asciiTheme="minorEastAsia" w:hAnsiTheme="minorEastAsia" w:hint="eastAsia"/>
+          <w:b/>
+          <w:color w:val="548DD4" w:themeColor="text2" w:themeTint="99"/>
+          <w:szCs w:val="21"/>
+        </w:rPr>
+        <w:t>s</w:t>
+      </w:r>
+      <w:r>
+        <w:rPr>
+          <w:rFonts w:asciiTheme="minorEastAsia" w:hAnsiTheme="minorEastAsia"/>
+          <w:b/>
+          <w:color w:val="548DD4" w:themeColor="text2" w:themeTint="99"/>
+          <w:szCs w:val="21"/>
+        </w:rPr>
+        <w:t>(</w:t>
       </w:r>
       <w:r>
         <w:rPr>
@@ -675,57 +744,143 @@
         <w:rPr>
           <w:rFonts w:asciiTheme="minorEastAsia" w:hAnsiTheme="minorEastAsia" w:hint="eastAsia"/>
           <w:b/>
+          <w:bCs/>
+          <w:color w:val="548DD4" w:themeColor="text2" w:themeTint="99"/>
+          <w:szCs w:val="21"/>
+        </w:rPr>
+        <w:t>&lt;</w:t>
+      </w:r>
+      <w:r>
+        <w:rPr>
+          <w:rFonts w:asciiTheme="minorEastAsia" w:hAnsiTheme="minorEastAsia" w:hint="eastAsia"/>
+          <w:b/>
+          <w:bCs/>
+          <w:color w:val="548DD4" w:themeColor="text2" w:themeTint="99"/>
+          <w:szCs w:val="21"/>
+        </w:rPr>
+        <w:t>comp1</w:t>
+      </w:r>
+      <w:r>
+        <w:rPr>
+          <w:rFonts w:asciiTheme="minorEastAsia" w:hAnsiTheme="minorEastAsia" w:hint="eastAsia"/>
+          <w:b/>
+          <w:bCs/>
+          <w:color w:val="548DD4" w:themeColor="text2" w:themeTint="99"/>
+          <w:szCs w:val="21"/>
+        </w:rPr>
+        <w:t>&gt;[</w:t>
+      </w:r>
+      <w:r>
+        <w:rPr>
+          <w:rFonts w:asciiTheme="minorEastAsia" w:hAnsiTheme="minorEastAsia"/>
+          <w:b/>
+          <w:bCs/>
+          <w:color w:val="548DD4" w:themeColor="text2" w:themeTint="99"/>
+          <w:szCs w:val="21"/>
+        </w:rPr>
+        <w:t>,</w:t>
+      </w:r>
+      <w:r>
+        <w:rPr>
+          <w:rFonts w:asciiTheme="minorEastAsia" w:hAnsiTheme="minorEastAsia" w:hint="eastAsia"/>
+          <w:b/>
+          <w:bCs/>
+          <w:color w:val="548DD4" w:themeColor="text2" w:themeTint="99"/>
+          <w:szCs w:val="21"/>
+        </w:rPr>
+        <w:t>comp2...]</w:t>
+      </w:r>
+      <w:r>
+        <w:rPr>
+          <w:rFonts w:asciiTheme="minorEastAsia" w:hAnsiTheme="minorEastAsia" w:hint="eastAsia"/>
+          <w:b/>
+          <w:color w:val="548DD4" w:themeColor="text2" w:themeTint="99"/>
+          <w:szCs w:val="21"/>
+        </w:rPr>
+        <w:t xml:space="preserve"> </w:t>
+      </w:r>
+      <w:r>
+        <w:rPr>
+          <w:rFonts w:asciiTheme="minorEastAsia" w:hAnsiTheme="minorEastAsia"/>
+          <w:b/>
           <w:color w:val="548DD4" w:themeColor="text2" w:themeTint="99"/>
           <w:szCs w:val="21"/>
         </w:rPr>
         <w:t>)</w:t>
       </w:r>
-    </w:p>
-    <w:p>
-      <w:pPr>
-        <w:spacing w:line="360" w:lineRule="auto"/>
-        <w:rPr>
-          <w:rFonts w:asciiTheme="minorEastAsia" w:hAnsiTheme="minorEastAsia"/>
-          <w:b/>
-          <w:color w:val="548DD4" w:themeColor="text2" w:themeTint="99"/>
-          <w:szCs w:val="21"/>
-        </w:rPr>
-      </w:pPr>
-      <w:r>
-        <w:rPr>
-          <w:rFonts w:asciiTheme="minorEastAsia" w:hAnsiTheme="minorEastAsia" w:hint="eastAsia"/>
-          <w:b/>
-          <w:color w:val="548DD4" w:themeColor="text2" w:themeTint="99"/>
-          <w:szCs w:val="21"/>
-        </w:rPr>
-        <w:t xml:space="preserve">            [</w:t>
-      </w:r>
-      <w:r>
-        <w:rPr>
-          <w:rFonts w:asciiTheme="minorEastAsia" w:hAnsiTheme="minorEastAsia"/>
-          <w:b/>
-          <w:color w:val="548DD4" w:themeColor="text2" w:themeTint="99"/>
-          <w:szCs w:val="21"/>
-        </w:rPr>
-        <w:t>.comp</w:t>
-      </w:r>
-      <w:r>
-        <w:rPr>
-          <w:rFonts w:asciiTheme="minorEastAsia" w:hAnsiTheme="minorEastAsia" w:hint="eastAsia"/>
-          <w:b/>
-          <w:color w:val="548DD4" w:themeColor="text2" w:themeTint="99"/>
-          <w:szCs w:val="21"/>
-        </w:rPr>
-        <w:t>on</w:t>
-      </w:r>
-      <w:r>
-        <w:rPr>
-          <w:rFonts w:asciiTheme="minorEastAsia" w:hAnsiTheme="minorEastAsia"/>
-          <w:b/>
-          <w:color w:val="548DD4" w:themeColor="text2" w:themeTint="99"/>
-          <w:szCs w:val="21"/>
-        </w:rPr>
-        <w:t>ent</w:t>
+      <w:r>
+        <w:rPr>
+          <w:rFonts w:asciiTheme="minorEastAsia" w:hAnsiTheme="minorEastAsia" w:hint="eastAsia"/>
+          <w:b/>
+          <w:color w:val="548DD4" w:themeColor="text2" w:themeTint="99"/>
+          <w:szCs w:val="21"/>
+        </w:rPr>
+        <w:t>]</w:t>
+      </w:r>
+    </w:p>
+    <w:p>
+      <w:pPr>
+        <w:spacing w:line="360" w:lineRule="auto"/>
+        <w:rPr>
+          <w:rFonts w:asciiTheme="minorEastAsia" w:hAnsiTheme="minorEastAsia"/>
+          <w:b/>
+          <w:color w:val="548DD4" w:themeColor="text2" w:themeTint="99"/>
+          <w:szCs w:val="21"/>
+        </w:rPr>
+      </w:pPr>
+      <w:r>
+        <w:rPr>
+          <w:rFonts w:asciiTheme="minorEastAsia" w:hAnsiTheme="minorEastAsia" w:hint="eastAsia"/>
+          <w:b/>
+          <w:color w:val="548DD4" w:themeColor="text2" w:themeTint="99"/>
+          <w:szCs w:val="21"/>
+        </w:rPr>
+        <w:t xml:space="preserve">            </w:t>
+      </w:r>
+      <w:r>
+        <w:rPr>
+          <w:rFonts w:asciiTheme="minorEastAsia" w:hAnsiTheme="minorEastAsia" w:hint="eastAsia"/>
+          <w:b/>
+          <w:color w:val="548DD4" w:themeColor="text2" w:themeTint="99"/>
+          <w:szCs w:val="21"/>
+        </w:rPr>
+        <w:t xml:space="preserve">     </w:t>
+      </w:r>
+      <w:r>
+        <w:rPr>
+          <w:rFonts w:asciiTheme="minorEastAsia" w:hAnsiTheme="minorEastAsia" w:hint="eastAsia"/>
+          <w:b/>
+          <w:color w:val="548DD4" w:themeColor="text2" w:themeTint="99"/>
+          <w:szCs w:val="21"/>
+        </w:rPr>
+        <w:t>[</w:t>
+      </w:r>
+      <w:r>
+        <w:rPr>
+          <w:rFonts w:asciiTheme="minorEastAsia" w:hAnsiTheme="minorEastAsia"/>
+          <w:b/>
+          <w:color w:val="548DD4" w:themeColor="text2" w:themeTint="99"/>
+          <w:szCs w:val="21"/>
+        </w:rPr>
+        <w:t>.</w:t>
+      </w:r>
+      <w:r>
+        <w:rPr>
+          <w:rFonts w:asciiTheme="minorEastAsia" w:hAnsiTheme="minorEastAsia" w:hint="eastAsia"/>
+          <w:b/>
+          <w:color w:val="548DD4" w:themeColor="text2" w:themeTint="99"/>
+          <w:szCs w:val="21"/>
+        </w:rPr>
+        <w:t>b</w:t>
+      </w:r>
+      <w:r>
+        <w:rPr>
+          <w:rFonts w:asciiTheme="minorEastAsia" w:hAnsiTheme="minorEastAsia"/>
+          <w:b/>
+          <w:color w:val="548DD4" w:themeColor="text2" w:themeTint="99"/>
+          <w:szCs w:val="21"/>
+        </w:rPr>
+        <w:t>reakPoint</w:t>
       </w:r>
       <w:r>
         <w:rPr>
@@ -752,19 +907,55 @@
           <w:color w:val="548DD4" w:themeColor="text2" w:themeTint="99"/>
           <w:szCs w:val="21"/>
         </w:rPr>
+        <w:t xml:space="preserve"> &lt;</w:t>
+      </w:r>
+      <w:r>
+        <w:rPr>
+          <w:rFonts w:asciiTheme="minorEastAsia" w:hAnsiTheme="minorEastAsia" w:hint="eastAsia"/>
+          <w:b/>
+          <w:color w:val="548DD4" w:themeColor="text2" w:themeTint="99"/>
+          <w:szCs w:val="21"/>
+        </w:rPr>
+        <w:t>b1</w:t>
+      </w:r>
+      <w:r>
+        <w:rPr>
+          <w:rFonts w:asciiTheme="minorEastAsia" w:hAnsiTheme="minorEastAsia" w:hint="eastAsia"/>
+          <w:b/>
+          <w:color w:val="548DD4" w:themeColor="text2" w:themeTint="99"/>
+          <w:szCs w:val="21"/>
+        </w:rPr>
+        <w:t>&gt;[</w:t>
+      </w:r>
+      <w:r>
+        <w:rPr>
+          <w:rFonts w:asciiTheme="minorEastAsia" w:hAnsiTheme="minorEastAsia" w:hint="eastAsia"/>
+          <w:b/>
+          <w:color w:val="548DD4" w:themeColor="text2" w:themeTint="99"/>
+          <w:szCs w:val="21"/>
+        </w:rPr>
+        <w:t>,b2...</w:t>
+      </w:r>
+      <w:r>
+        <w:rPr>
+          <w:rFonts w:asciiTheme="minorEastAsia" w:hAnsiTheme="minorEastAsia" w:hint="eastAsia"/>
+          <w:b/>
+          <w:color w:val="548DD4" w:themeColor="text2" w:themeTint="99"/>
+          <w:szCs w:val="21"/>
+        </w:rPr>
+        <w:t>]</w:t>
+      </w:r>
+      <w:r>
+        <w:rPr>
+          <w:rFonts w:asciiTheme="minorEastAsia" w:hAnsiTheme="minorEastAsia" w:hint="eastAsia"/>
+          <w:b/>
+          <w:color w:val="548DD4" w:themeColor="text2" w:themeTint="99"/>
+          <w:szCs w:val="21"/>
+        </w:rPr>
         <w:t xml:space="preserve"> </w:t>
       </w:r>
       <w:r>
         <w:rPr>
-          <w:rFonts w:asciiTheme="minorEastAsia" w:hAnsiTheme="minorEastAsia" w:hint="eastAsia"/>
-          <w:b/>
-          <w:color w:val="548DD4" w:themeColor="text2" w:themeTint="99"/>
-          <w:szCs w:val="21"/>
-        </w:rPr>
-        <w:t xml:space="preserve">&lt;components&gt; </w:t>
-      </w:r>
-      <w:r>
-        <w:rPr>
           <w:rFonts w:asciiTheme="minorEastAsia" w:hAnsiTheme="minorEastAsia"/>
           <w:b/>
           <w:color w:val="548DD4" w:themeColor="text2" w:themeTint="99"/>
@@ -799,16 +990,34 @@
           <w:color w:val="548DD4" w:themeColor="text2" w:themeTint="99"/>
           <w:szCs w:val="21"/>
         </w:rPr>
-        <w:t xml:space="preserve">            [</w:t>
-      </w:r>
-      <w:r>
-        <w:rPr>
-          <w:rFonts w:asciiTheme="minorEastAsia" w:hAnsiTheme="minorEastAsia"/>
-          <w:b/>
-          <w:color w:val="548DD4" w:themeColor="text2" w:themeTint="99"/>
-          <w:szCs w:val="21"/>
-        </w:rPr>
-        <w:t>.breakpoint</w:t>
+        <w:t xml:space="preserve">            </w:t>
+      </w:r>
+      <w:r>
+        <w:rPr>
+          <w:rFonts w:asciiTheme="minorEastAsia" w:hAnsiTheme="minorEastAsia" w:hint="eastAsia"/>
+          <w:b/>
+          <w:color w:val="548DD4" w:themeColor="text2" w:themeTint="99"/>
+          <w:szCs w:val="21"/>
+        </w:rPr>
+        <w:t xml:space="preserve">     </w:t>
+      </w:r>
+      <w:r>
+        <w:rPr>
+          <w:rFonts w:asciiTheme="minorEastAsia" w:hAnsiTheme="minorEastAsia" w:hint="eastAsia"/>
+          <w:b/>
+          <w:color w:val="548DD4" w:themeColor="text2" w:themeTint="99"/>
+          <w:szCs w:val="21"/>
+        </w:rPr>
+        <w:t>[</w:t>
+      </w:r>
+      <w:r>
+        <w:rPr>
+          <w:rFonts w:asciiTheme="minorEastAsia" w:hAnsiTheme="minorEastAsia"/>
+          <w:b/>
+          <w:color w:val="548DD4" w:themeColor="text2" w:themeTint="99"/>
+          <w:szCs w:val="21"/>
+        </w:rPr>
+        <w:t>.tid</w:t>
       </w:r>
       <w:r>
         <w:rPr>
@@ -835,19 +1044,64 @@
           <w:color w:val="548DD4" w:themeColor="text2" w:themeTint="99"/>
           <w:szCs w:val="21"/>
         </w:rPr>
-        <w:t xml:space="preserve"> &lt;breakpoints&gt;</w:t>
-      </w:r>
-      <w:r>
-        <w:rPr>
-          <w:rFonts w:asciiTheme="minorEastAsia" w:hAnsiTheme="minorEastAsia" w:hint="eastAsia"/>
-          <w:b/>
-          <w:color w:val="548DD4" w:themeColor="text2" w:themeTint="99"/>
-          <w:szCs w:val="21"/>
-        </w:rPr>
         <w:t xml:space="preserve"> </w:t>
       </w:r>
       <w:r>
         <w:rPr>
+          <w:rFonts w:asciiTheme="minorEastAsia" w:hAnsiTheme="minorEastAsia" w:hint="eastAsia"/>
+          <w:b/>
+          <w:color w:val="548DD4" w:themeColor="text2" w:themeTint="99"/>
+          <w:szCs w:val="21"/>
+        </w:rPr>
+        <w:t>&lt;</w:t>
+      </w:r>
+      <w:r>
+        <w:rPr>
+          <w:rFonts w:asciiTheme="minorEastAsia" w:hAnsiTheme="minorEastAsia" w:hint="eastAsia"/>
+          <w:b/>
+          <w:color w:val="548DD4" w:themeColor="text2" w:themeTint="99"/>
+          <w:szCs w:val="21"/>
+        </w:rPr>
+        <w:t>tid</w:t>
+      </w:r>
+      <w:r>
+        <w:rPr>
+          <w:rFonts w:asciiTheme="minorEastAsia" w:hAnsiTheme="minorEastAsia" w:hint="eastAsia"/>
+          <w:b/>
+          <w:color w:val="548DD4" w:themeColor="text2" w:themeTint="99"/>
+          <w:szCs w:val="21"/>
+        </w:rPr>
+        <w:t>1</w:t>
+      </w:r>
+      <w:r>
+        <w:rPr>
+          <w:rFonts w:asciiTheme="minorEastAsia" w:hAnsiTheme="minorEastAsia" w:hint="eastAsia"/>
+          <w:b/>
+          <w:color w:val="548DD4" w:themeColor="text2" w:themeTint="99"/>
+          <w:szCs w:val="21"/>
+        </w:rPr>
+        <w:t>&gt;[</w:t>
+      </w:r>
+      <w:r>
+        <w:rPr>
+          <w:rFonts w:asciiTheme="minorEastAsia" w:hAnsiTheme="minorEastAsia" w:hint="eastAsia"/>
+          <w:b/>
+          <w:color w:val="548DD4" w:themeColor="text2" w:themeTint="99"/>
+          <w:szCs w:val="21"/>
+        </w:rPr>
+        <w:t>,tid2...]</w:t>
+      </w:r>
+      <w:r>
+        <w:rPr>
+          <w:rFonts w:asciiTheme="minorEastAsia" w:hAnsiTheme="minorEastAsia" w:hint="eastAsia"/>
+          <w:b/>
+          <w:color w:val="548DD4" w:themeColor="text2" w:themeTint="99"/>
+          <w:szCs w:val="21"/>
+        </w:rPr>
+        <w:t xml:space="preserve"> </w:t>
+      </w:r>
+      <w:r>
+        <w:rPr>
           <w:rFonts w:asciiTheme="minorEastAsia" w:hAnsiTheme="minorEastAsia"/>
           <w:b/>
           <w:color w:val="548DD4" w:themeColor="text2" w:themeTint="99"/>
@@ -882,16 +1136,79 @@
           <w:color w:val="548DD4" w:themeColor="text2" w:themeTint="99"/>
           <w:szCs w:val="21"/>
         </w:rPr>
-        <w:t xml:space="preserve">            [</w:t>
-      </w:r>
-      <w:r>
-        <w:rPr>
-          <w:rFonts w:asciiTheme="minorEastAsia" w:hAnsiTheme="minorEastAsia"/>
-          <w:b/>
-          <w:color w:val="548DD4" w:themeColor="text2" w:themeTint="99"/>
-          <w:szCs w:val="21"/>
-        </w:rPr>
-        <w:t>.tids(</w:t>
+        <w:t xml:space="preserve">            </w:t>
+      </w:r>
+      <w:r>
+        <w:rPr>
+          <w:rFonts w:asciiTheme="minorEastAsia" w:hAnsiTheme="minorEastAsia" w:hint="eastAsia"/>
+          <w:b/>
+          <w:color w:val="548DD4" w:themeColor="text2" w:themeTint="99"/>
+          <w:szCs w:val="21"/>
+        </w:rPr>
+        <w:t xml:space="preserve">     </w:t>
+      </w:r>
+      <w:r>
+        <w:rPr>
+          <w:rFonts w:asciiTheme="minorEastAsia" w:hAnsiTheme="minorEastAsia" w:hint="eastAsia"/>
+          <w:b/>
+          <w:color w:val="548DD4" w:themeColor="text2" w:themeTint="99"/>
+          <w:szCs w:val="21"/>
+        </w:rPr>
+        <w:t>[</w:t>
+      </w:r>
+      <w:r>
+        <w:rPr>
+          <w:rFonts w:asciiTheme="minorEastAsia" w:hAnsiTheme="minorEastAsia"/>
+          <w:b/>
+          <w:color w:val="548DD4" w:themeColor="text2" w:themeTint="99"/>
+          <w:szCs w:val="21"/>
+        </w:rPr>
+        <w:t>.</w:t>
+      </w:r>
+      <w:r>
+        <w:rPr>
+          <w:rFonts w:asciiTheme="minorEastAsia" w:hAnsiTheme="minorEastAsia"/>
+          <w:b/>
+          <w:color w:val="548DD4" w:themeColor="text2" w:themeTint="99"/>
+          <w:szCs w:val="21"/>
+        </w:rPr>
+        <w:t>function</w:t>
+      </w:r>
+      <w:r>
+        <w:rPr>
+          <w:rFonts w:asciiTheme="minorEastAsia" w:hAnsiTheme="minorEastAsia" w:hint="eastAsia"/>
+          <w:b/>
+          <w:color w:val="548DD4" w:themeColor="text2" w:themeTint="99"/>
+          <w:szCs w:val="21"/>
+        </w:rPr>
+        <w:t>N</w:t>
+      </w:r>
+      <w:r>
+        <w:rPr>
+          <w:rFonts w:asciiTheme="minorEastAsia" w:hAnsiTheme="minorEastAsia"/>
+          <w:b/>
+          <w:color w:val="548DD4" w:themeColor="text2" w:themeTint="99"/>
+          <w:szCs w:val="21"/>
+        </w:rPr>
+        <w:t>ame</w:t>
+      </w:r>
+      <w:r>
+        <w:rPr>
+          <w:rFonts w:asciiTheme="minorEastAsia" w:hAnsiTheme="minorEastAsia" w:hint="eastAsia"/>
+          <w:b/>
+          <w:color w:val="548DD4" w:themeColor="text2" w:themeTint="99"/>
+          <w:szCs w:val="21"/>
+        </w:rPr>
+        <w:t>s</w:t>
+      </w:r>
+      <w:r>
+        <w:rPr>
+          <w:rFonts w:asciiTheme="minorEastAsia" w:hAnsiTheme="minorEastAsia"/>
+          <w:b/>
+          <w:color w:val="548DD4" w:themeColor="text2" w:themeTint="99"/>
+          <w:szCs w:val="21"/>
+        </w:rPr>
+        <w:t>(</w:t>
       </w:r>
       <w:r>
         <w:rPr>
@@ -909,25 +1226,144 @@
           <w:color w:val="548DD4" w:themeColor="text2" w:themeTint="99"/>
           <w:szCs w:val="21"/>
         </w:rPr>
+        <w:t>&lt;</w:t>
+      </w:r>
+      <w:r>
+        <w:rPr>
+          <w:rFonts w:asciiTheme="minorEastAsia" w:hAnsiTheme="minorEastAsia" w:hint="eastAsia"/>
+          <w:b/>
+          <w:color w:val="548DD4" w:themeColor="text2" w:themeTint="99"/>
+          <w:szCs w:val="21"/>
+        </w:rPr>
+        <w:t>fun1</w:t>
+      </w:r>
+      <w:r>
+        <w:rPr>
+          <w:rFonts w:asciiTheme="minorEastAsia" w:hAnsiTheme="minorEastAsia" w:hint="eastAsia"/>
+          <w:b/>
+          <w:color w:val="548DD4" w:themeColor="text2" w:themeTint="99"/>
+          <w:szCs w:val="21"/>
+        </w:rPr>
+        <w:t>&gt;[</w:t>
+      </w:r>
+      <w:r>
+        <w:rPr>
+          <w:rFonts w:asciiTheme="minorEastAsia" w:hAnsiTheme="minorEastAsia" w:hint="eastAsia"/>
+          <w:b/>
+          <w:color w:val="548DD4" w:themeColor="text2" w:themeTint="99"/>
+          <w:szCs w:val="21"/>
+        </w:rPr>
+        <w:t>,fun2...</w:t>
+      </w:r>
+      <w:r>
+        <w:rPr>
+          <w:rFonts w:asciiTheme="minorEastAsia" w:hAnsiTheme="minorEastAsia" w:hint="eastAsia"/>
+          <w:b/>
+          <w:color w:val="548DD4" w:themeColor="text2" w:themeTint="99"/>
+          <w:szCs w:val="21"/>
+        </w:rPr>
+        <w:t>]</w:t>
+      </w:r>
+      <w:r>
+        <w:rPr>
+          <w:rFonts w:asciiTheme="minorEastAsia" w:hAnsiTheme="minorEastAsia" w:hint="eastAsia"/>
+          <w:b/>
+          <w:color w:val="548DD4" w:themeColor="text2" w:themeTint="99"/>
+          <w:szCs w:val="21"/>
+        </w:rPr>
+        <w:t xml:space="preserve"> </w:t>
+      </w:r>
+      <w:r>
+        <w:rPr>
+          <w:rFonts w:asciiTheme="minorEastAsia" w:hAnsiTheme="minorEastAsia"/>
+          <w:b/>
+          <w:color w:val="548DD4" w:themeColor="text2" w:themeTint="99"/>
+          <w:szCs w:val="21"/>
+        </w:rPr>
+        <w:t>)</w:t>
+      </w:r>
+      <w:r>
+        <w:rPr>
+          <w:rFonts w:asciiTheme="minorEastAsia" w:hAnsiTheme="minorEastAsia" w:hint="eastAsia"/>
+          <w:b/>
+          <w:color w:val="548DD4" w:themeColor="text2" w:themeTint="99"/>
+          <w:szCs w:val="21"/>
+        </w:rPr>
+        <w:t>]</w:t>
+      </w:r>
+    </w:p>
+    <w:p>
+      <w:pPr>
+        <w:spacing w:line="360" w:lineRule="auto"/>
+        <w:rPr>
+          <w:rFonts w:asciiTheme="minorEastAsia" w:hAnsiTheme="minorEastAsia"/>
+          <w:b/>
+          <w:color w:val="548DD4" w:themeColor="text2" w:themeTint="99"/>
+          <w:szCs w:val="21"/>
+        </w:rPr>
+      </w:pPr>
+      <w:r>
+        <w:rPr>
+          <w:rFonts w:asciiTheme="minorEastAsia" w:hAnsiTheme="minorEastAsia" w:hint="eastAsia"/>
+          <w:b/>
+          <w:color w:val="548DD4" w:themeColor="text2" w:themeTint="99"/>
+          <w:szCs w:val="21"/>
+        </w:rPr>
+        <w:t xml:space="preserve">            </w:t>
+      </w:r>
+      <w:r>
+        <w:rPr>
+          <w:rFonts w:asciiTheme="minorEastAsia" w:hAnsiTheme="minorEastAsia" w:hint="eastAsia"/>
+          <w:b/>
+          <w:color w:val="548DD4" w:themeColor="text2" w:themeTint="99"/>
+          <w:szCs w:val="21"/>
+        </w:rPr>
+        <w:t xml:space="preserve">     </w:t>
+      </w:r>
+      <w:r>
+        <w:rPr>
+          <w:rFonts w:asciiTheme="minorEastAsia" w:hAnsiTheme="minorEastAsia" w:hint="eastAsia"/>
+          <w:b/>
+          <w:color w:val="548DD4" w:themeColor="text2" w:themeTint="99"/>
+          <w:szCs w:val="21"/>
+        </w:rPr>
         <w:t>[</w:t>
       </w:r>
       <w:r>
         <w:rPr>
-          <w:rFonts w:asciiTheme="minorEastAsia" w:hAnsiTheme="minorEastAsia" w:hint="eastAsia"/>
-          <w:b/>
-          <w:color w:val="548DD4" w:themeColor="text2" w:themeTint="99"/>
-          <w:szCs w:val="21"/>
-        </w:rPr>
-        <w:t>tid</w:t>
-      </w:r>
-      <w:r>
-        <w:rPr>
-          <w:rFonts w:asciiTheme="minorEastAsia" w:hAnsiTheme="minorEastAsia" w:hint="eastAsia"/>
-          <w:b/>
-          <w:color w:val="548DD4" w:themeColor="text2" w:themeTint="99"/>
-          <w:szCs w:val="21"/>
-        </w:rPr>
-        <w:t>s]</w:t>
+          <w:rFonts w:asciiTheme="minorEastAsia" w:hAnsiTheme="minorEastAsia"/>
+          <w:b/>
+          <w:color w:val="548DD4" w:themeColor="text2" w:themeTint="99"/>
+          <w:szCs w:val="21"/>
+        </w:rPr>
+        <w:t>.</w:t>
+      </w:r>
+      <w:r>
+        <w:rPr>
+          <w:rFonts w:asciiTheme="minorEastAsia" w:hAnsiTheme="minorEastAsia"/>
+          <w:b/>
+          <w:color w:val="548DD4" w:themeColor="text2" w:themeTint="99"/>
+          <w:szCs w:val="21"/>
+        </w:rPr>
+        <w:t>threadType</w:t>
+      </w:r>
+      <w:r>
+        <w:rPr>
+          <w:rFonts w:asciiTheme="minorEastAsia" w:hAnsiTheme="minorEastAsia" w:hint="eastAsia"/>
+          <w:b/>
+          <w:color w:val="548DD4" w:themeColor="text2" w:themeTint="99"/>
+          <w:szCs w:val="21"/>
+        </w:rPr>
+        <w:t>s</w:t>
+      </w:r>
+      <w:r>
+        <w:rPr>
+          <w:rFonts w:asciiTheme="minorEastAsia" w:hAnsiTheme="minorEastAsia"/>
+          <w:b/>
+          <w:color w:val="548DD4" w:themeColor="text2" w:themeTint="99"/>
+          <w:szCs w:val="21"/>
+        </w:rPr>
+        <w:t>(</w:t>
       </w:r>
       <w:r>
         <w:rPr>
@@ -940,12 +1376,48 @@
       </w:r>
       <w:r>
         <w:rPr>
-          <w:rFonts w:asciiTheme="minorEastAsia" w:hAnsiTheme="minorEastAsia"/>
-          <w:b/>
-          <w:color w:val="548DD4" w:themeColor="text2" w:themeTint="99"/>
-          <w:szCs w:val="21"/>
-        </w:rPr>
-        <w:t>)</w:t>
+          <w:rFonts w:asciiTheme="minorEastAsia" w:hAnsiTheme="minorEastAsia" w:hint="eastAsia"/>
+          <w:b/>
+          <w:color w:val="548DD4" w:themeColor="text2" w:themeTint="99"/>
+          <w:szCs w:val="21"/>
+        </w:rPr>
+        <w:t>&lt;</w:t>
+      </w:r>
+      <w:r>
+        <w:rPr>
+          <w:rFonts w:asciiTheme="minorEastAsia" w:hAnsiTheme="minorEastAsia" w:hint="eastAsia"/>
+          <w:b/>
+          <w:color w:val="548DD4" w:themeColor="text2" w:themeTint="99"/>
+          <w:szCs w:val="21"/>
+        </w:rPr>
+        <w:t>type</w:t>
+      </w:r>
+      <w:r>
+        <w:rPr>
+          <w:rFonts w:asciiTheme="minorEastAsia" w:hAnsiTheme="minorEastAsia" w:hint="eastAsia"/>
+          <w:b/>
+          <w:color w:val="548DD4" w:themeColor="text2" w:themeTint="99"/>
+          <w:szCs w:val="21"/>
+        </w:rPr>
+        <w:t>1</w:t>
+      </w:r>
+      <w:r>
+        <w:rPr>
+          <w:rFonts w:asciiTheme="minorEastAsia" w:hAnsiTheme="minorEastAsia" w:hint="eastAsia"/>
+          <w:b/>
+          <w:color w:val="548DD4" w:themeColor="text2" w:themeTint="99"/>
+          <w:szCs w:val="21"/>
+        </w:rPr>
+        <w:t>&gt;[</w:t>
+      </w:r>
+      <w:r>
+        <w:rPr>
+          <w:rFonts w:asciiTheme="minorEastAsia" w:hAnsiTheme="minorEastAsia" w:hint="eastAsia"/>
+          <w:b/>
+          <w:color w:val="548DD4" w:themeColor="text2" w:themeTint="99"/>
+          <w:szCs w:val="21"/>
+        </w:rPr>
+        <w:t>,type2...</w:t>
       </w:r>
       <w:r>
         <w:rPr>
@@ -955,199 +1427,6 @@
           <w:szCs w:val="21"/>
         </w:rPr>
         <w:t>]</w:t>
-      </w:r>
-    </w:p>
-    <w:p>
-      <w:pPr>
-        <w:spacing w:line="360" w:lineRule="auto"/>
-        <w:rPr>
-          <w:rFonts w:asciiTheme="minorEastAsia" w:hAnsiTheme="minorEastAsia"/>
-          <w:b/>
-          <w:color w:val="548DD4" w:themeColor="text2" w:themeTint="99"/>
-          <w:szCs w:val="21"/>
-        </w:rPr>
-      </w:pPr>
-      <w:r>
-        <w:rPr>
-          <w:rFonts w:asciiTheme="minorEastAsia" w:hAnsiTheme="minorEastAsia" w:hint="eastAsia"/>
-          <w:b/>
-          <w:color w:val="548DD4" w:themeColor="text2" w:themeTint="99"/>
-          <w:szCs w:val="21"/>
-        </w:rPr>
-        <w:t xml:space="preserve">            [</w:t>
-      </w:r>
-      <w:r>
-        <w:rPr>
-          <w:rFonts w:asciiTheme="minorEastAsia" w:hAnsiTheme="minorEastAsia"/>
-          <w:b/>
-          <w:color w:val="548DD4" w:themeColor="text2" w:themeTint="99"/>
-          <w:szCs w:val="21"/>
-        </w:rPr>
-        <w:t>.</w:t>
-      </w:r>
-      <w:r>
-        <w:rPr>
-          <w:rFonts w:asciiTheme="minorEastAsia" w:hAnsiTheme="minorEastAsia"/>
-          <w:b/>
-          <w:color w:val="548DD4" w:themeColor="text2" w:themeTint="99"/>
-          <w:szCs w:val="21"/>
-        </w:rPr>
-        <w:t>functions</w:t>
-      </w:r>
-      <w:r>
-        <w:rPr>
-          <w:rFonts w:asciiTheme="minorEastAsia" w:hAnsiTheme="minorEastAsia" w:hint="eastAsia"/>
-          <w:b/>
-          <w:color w:val="548DD4" w:themeColor="text2" w:themeTint="99"/>
-          <w:szCs w:val="21"/>
-        </w:rPr>
-        <w:t>N</w:t>
-      </w:r>
-      <w:r>
-        <w:rPr>
-          <w:rFonts w:asciiTheme="minorEastAsia" w:hAnsiTheme="minorEastAsia"/>
-          <w:b/>
-          <w:color w:val="548DD4" w:themeColor="text2" w:themeTint="99"/>
-          <w:szCs w:val="21"/>
-        </w:rPr>
-        <w:t>ames</w:t>
-      </w:r>
-      <w:r>
-        <w:rPr>
-          <w:rFonts w:asciiTheme="minorEastAsia" w:hAnsiTheme="minorEastAsia"/>
-          <w:b/>
-          <w:color w:val="548DD4" w:themeColor="text2" w:themeTint="99"/>
-          <w:szCs w:val="21"/>
-        </w:rPr>
-        <w:t>(</w:t>
-      </w:r>
-      <w:r>
-        <w:rPr>
-          <w:rFonts w:asciiTheme="minorEastAsia" w:hAnsiTheme="minorEastAsia" w:hint="eastAsia"/>
-          <w:b/>
-          <w:color w:val="548DD4" w:themeColor="text2" w:themeTint="99"/>
-          <w:szCs w:val="21"/>
-        </w:rPr>
-        <w:t xml:space="preserve"> </w:t>
-      </w:r>
-      <w:r>
-        <w:rPr>
-          <w:rFonts w:asciiTheme="minorEastAsia" w:hAnsiTheme="minorEastAsia" w:hint="eastAsia"/>
-          <w:b/>
-          <w:color w:val="548DD4" w:themeColor="text2" w:themeTint="99"/>
-          <w:szCs w:val="21"/>
-        </w:rPr>
-        <w:t>&lt;names&gt;</w:t>
-      </w:r>
-      <w:r>
-        <w:rPr>
-          <w:rFonts w:asciiTheme="minorEastAsia" w:hAnsiTheme="minorEastAsia" w:hint="eastAsia"/>
-          <w:b/>
-          <w:color w:val="548DD4" w:themeColor="text2" w:themeTint="99"/>
-          <w:szCs w:val="21"/>
-        </w:rPr>
-        <w:t xml:space="preserve"> </w:t>
-      </w:r>
-      <w:r>
-        <w:rPr>
-          <w:rFonts w:asciiTheme="minorEastAsia" w:hAnsiTheme="minorEastAsia"/>
-          <w:b/>
-          <w:color w:val="548DD4" w:themeColor="text2" w:themeTint="99"/>
-          <w:szCs w:val="21"/>
-        </w:rPr>
-        <w:t>)</w:t>
-      </w:r>
-      <w:r>
-        <w:rPr>
-          <w:rFonts w:asciiTheme="minorEastAsia" w:hAnsiTheme="minorEastAsia" w:hint="eastAsia"/>
-          <w:b/>
-          <w:color w:val="548DD4" w:themeColor="text2" w:themeTint="99"/>
-          <w:szCs w:val="21"/>
-        </w:rPr>
-        <w:t>]</w:t>
-      </w:r>
-    </w:p>
-    <w:p>
-      <w:pPr>
-        <w:spacing w:line="360" w:lineRule="auto"/>
-        <w:rPr>
-          <w:rFonts w:asciiTheme="minorEastAsia" w:hAnsiTheme="minorEastAsia"/>
-          <w:b/>
-          <w:color w:val="548DD4" w:themeColor="text2" w:themeTint="99"/>
-          <w:szCs w:val="21"/>
-        </w:rPr>
-      </w:pPr>
-      <w:r>
-        <w:rPr>
-          <w:rFonts w:asciiTheme="minorEastAsia" w:hAnsiTheme="minorEastAsia" w:hint="eastAsia"/>
-          <w:b/>
-          <w:color w:val="548DD4" w:themeColor="text2" w:themeTint="99"/>
-          <w:szCs w:val="21"/>
-        </w:rPr>
-        <w:t xml:space="preserve">            [</w:t>
-      </w:r>
-      <w:r>
-        <w:rPr>
-          <w:rFonts w:asciiTheme="minorEastAsia" w:hAnsiTheme="minorEastAsia"/>
-          <w:b/>
-          <w:color w:val="548DD4" w:themeColor="text2" w:themeTint="99"/>
-          <w:szCs w:val="21"/>
-        </w:rPr>
-        <w:t>.</w:t>
-      </w:r>
-      <w:r>
-        <w:rPr>
-          <w:rFonts w:asciiTheme="minorEastAsia" w:hAnsiTheme="minorEastAsia"/>
-          <w:b/>
-          <w:color w:val="548DD4" w:themeColor="text2" w:themeTint="99"/>
-          <w:szCs w:val="21"/>
-        </w:rPr>
-        <w:t>threadTypes</w:t>
-      </w:r>
-      <w:r>
-        <w:rPr>
-          <w:rFonts w:asciiTheme="minorEastAsia" w:hAnsiTheme="minorEastAsia"/>
-          <w:b/>
-          <w:color w:val="548DD4" w:themeColor="text2" w:themeTint="99"/>
-          <w:szCs w:val="21"/>
-        </w:rPr>
-        <w:t>(</w:t>
-      </w:r>
-      <w:r>
-        <w:rPr>
-          <w:rFonts w:asciiTheme="minorEastAsia" w:hAnsiTheme="minorEastAsia" w:hint="eastAsia"/>
-          <w:b/>
-          <w:color w:val="548DD4" w:themeColor="text2" w:themeTint="99"/>
-          <w:szCs w:val="21"/>
-        </w:rPr>
-        <w:t xml:space="preserve"> </w:t>
-      </w:r>
-      <w:r>
-        <w:rPr>
-          <w:rFonts w:asciiTheme="minorEastAsia" w:hAnsiTheme="minorEastAsia" w:hint="eastAsia"/>
-          <w:b/>
-          <w:color w:val="548DD4" w:themeColor="text2" w:themeTint="99"/>
-          <w:szCs w:val="21"/>
-        </w:rPr>
-        <w:t>&lt;</w:t>
-      </w:r>
-      <w:r>
-        <w:rPr>
-          <w:rFonts w:asciiTheme="minorEastAsia" w:hAnsiTheme="minorEastAsia" w:hint="eastAsia"/>
-          <w:b/>
-          <w:color w:val="548DD4" w:themeColor="text2" w:themeTint="99"/>
-          <w:szCs w:val="21"/>
-        </w:rPr>
-        <w:t>type</w:t>
-      </w:r>
-      <w:r>
-        <w:rPr>
-          <w:rFonts w:asciiTheme="minorEastAsia" w:hAnsiTheme="minorEastAsia" w:hint="eastAsia"/>
-          <w:b/>
-          <w:color w:val="548DD4" w:themeColor="text2" w:themeTint="99"/>
-          <w:szCs w:val="21"/>
-        </w:rPr>
-        <w:t>s&gt;</w:t>
       </w:r>
       <w:r>
         <w:rPr>
@@ -1215,10 +1494,14 @@
             <w:pPr>
               <w:spacing w:line="360" w:lineRule="auto"/>
               <w:ind w:left="0"/>
-            </w:pPr>
-            <w:r>
-              <w:rPr>
-                <w:rFonts w:hint="eastAsia"/>
+              <w:rPr>
+                <w:b/>
+              </w:rPr>
+            </w:pPr>
+            <w:r>
+              <w:rPr>
+                <w:rFonts w:hint="eastAsia"/>
+                <w:b/>
               </w:rPr>
               <w:t>属性</w:t>
             </w:r>
@@ -1232,10 +1515,14 @@
             <w:pPr>
               <w:spacing w:line="360" w:lineRule="auto"/>
               <w:ind w:left="0"/>
-            </w:pPr>
-            <w:r>
-              <w:rPr>
-                <w:rFonts w:hint="eastAsia"/>
+              <w:rPr>
+                <w:b/>
+              </w:rPr>
+            </w:pPr>
+            <w:r>
+              <w:rPr>
+                <w:rFonts w:hint="eastAsia"/>
+                <w:b/>
               </w:rPr>
               <w:t>值类型</w:t>
             </w:r>
@@ -1249,10 +1536,14 @@
             <w:pPr>
               <w:spacing w:line="360" w:lineRule="auto"/>
               <w:ind w:left="0"/>
-            </w:pPr>
-            <w:r>
-              <w:rPr>
-                <w:rFonts w:hint="eastAsia"/>
+              <w:rPr>
+                <w:b/>
+              </w:rPr>
+            </w:pPr>
+            <w:r>
+              <w:rPr>
+                <w:rFonts w:hint="eastAsia"/>
+                <w:b/>
               </w:rPr>
               <w:t>是否必填</w:t>
             </w:r>
@@ -1266,10 +1557,14 @@
             <w:pPr>
               <w:spacing w:line="360" w:lineRule="auto"/>
               <w:ind w:left="0"/>
-            </w:pPr>
-            <w:r>
-              <w:rPr>
-                <w:rFonts w:hint="eastAsia"/>
+              <w:rPr>
+                <w:b/>
+              </w:rPr>
+            </w:pPr>
+            <w:r>
+              <w:rPr>
+                <w:rFonts w:hint="eastAsia"/>
+                <w:b/>
               </w:rPr>
               <w:t>描述</w:t>
             </w:r>
@@ -1288,10 +1583,14 @@
             <w:pPr>
               <w:spacing w:line="360" w:lineRule="auto"/>
               <w:ind w:left="0"/>
+              <w:rPr>
+                <w:b/>
+              </w:rPr>
             </w:pPr>
             <w:r>
               <w:rPr>
                 <w:rFonts w:asciiTheme="minorEastAsia" w:hAnsiTheme="minorEastAsia" w:hint="eastAsia"/>
+                <w:b/>
                 <w:bCs/>
                 <w:szCs w:val="21"/>
               </w:rPr>
@@ -1307,10 +1606,14 @@
             <w:pPr>
               <w:spacing w:line="360" w:lineRule="auto"/>
               <w:ind w:left="0"/>
+              <w:rPr>
+                <w:b/>
+              </w:rPr>
             </w:pPr>
             <w:r>
               <w:rPr>
                 <w:rFonts w:asciiTheme="minorEastAsia" w:hAnsiTheme="minorEastAsia" w:hint="eastAsia"/>
+                <w:b/>
                 <w:bCs/>
                 <w:szCs w:val="21"/>
               </w:rPr>
@@ -1326,10 +1629,14 @@
             <w:pPr>
               <w:spacing w:line="360" w:lineRule="auto"/>
               <w:ind w:left="0"/>
-            </w:pPr>
-            <w:r>
-              <w:rPr>
-                <w:rFonts w:hint="eastAsia"/>
+              <w:rPr>
+                <w:b/>
+              </w:rPr>
+            </w:pPr>
+            <w:r>
+              <w:rPr>
+                <w:rFonts w:hint="eastAsia"/>
+                <w:b/>
               </w:rPr>
               <w:t>是</w:t>
             </w:r>
@@ -1343,16 +1650,21 @@
             <w:pPr>
               <w:spacing w:line="360" w:lineRule="auto"/>
               <w:ind w:left="0"/>
-            </w:pPr>
-            <w:r>
-              <w:rPr>
-                <w:rFonts w:hint="eastAsia"/>
+              <w:rPr>
+                <w:b/>
+              </w:rPr>
+            </w:pPr>
+            <w:r>
+              <w:rPr>
+                <w:rFonts w:hint="eastAsia"/>
+                <w:b/>
               </w:rPr>
               <w:t>开启追踪文件的大小，单位：兆字节，取值：</w:t>
             </w:r>
             <w:r>
               <w:rPr>
                 <w:rFonts w:hint="eastAsia"/>
+                <w:b/>
               </w:rPr>
               <w:t>[1,1024]</w:t>
             </w:r>
@@ -1373,21 +1685,33 @@
               <w:ind w:left="0"/>
               <w:rPr>
                 <w:rFonts w:asciiTheme="minorEastAsia" w:hAnsiTheme="minorEastAsia"/>
+                <w:b/>
                 <w:bCs/>
                 <w:szCs w:val="21"/>
               </w:rPr>
             </w:pPr>
             <w:r>
               <w:rPr>
+                <w:rFonts w:asciiTheme="minorEastAsia" w:hAnsiTheme="minorEastAsia" w:hint="eastAsia"/>
+                <w:b/>
+                <w:bCs/>
+                <w:szCs w:val="21"/>
+              </w:rPr>
+              <w:t>c</w:t>
+            </w:r>
+            <w:r>
+              <w:rPr>
                 <w:rFonts w:asciiTheme="minorEastAsia" w:hAnsiTheme="minorEastAsia"/>
+                <w:b/>
                 <w:bCs/>
                 <w:szCs w:val="21"/>
               </w:rPr>
-              <w:t>component</w:t>
+              <w:t>omponent</w:t>
             </w:r>
             <w:r>
               <w:rPr>
                 <w:rFonts w:asciiTheme="minorEastAsia" w:hAnsiTheme="minorEastAsia" w:hint="eastAsia"/>
+                <w:b/>
                 <w:bCs/>
                 <w:szCs w:val="21"/>
               </w:rPr>
@@ -1405,6 +1729,7 @@
               <w:ind w:left="0"/>
               <w:rPr>
                 <w:rFonts w:asciiTheme="minorEastAsia" w:hAnsiTheme="minorEastAsia"/>
+                <w:b/>
                 <w:bCs/>
                 <w:szCs w:val="21"/>
               </w:rPr>
@@ -1412,6 +1737,7 @@
             <w:r>
               <w:rPr>
                 <w:rFonts w:asciiTheme="minorEastAsia" w:hAnsiTheme="minorEastAsia" w:hint="eastAsia"/>
+                <w:b/>
                 <w:bCs/>
                 <w:szCs w:val="21"/>
               </w:rPr>
@@ -1429,6 +1755,7 @@
               <w:ind w:left="0"/>
               <w:rPr>
                 <w:rFonts w:asciiTheme="minorEastAsia" w:hAnsiTheme="minorEastAsia"/>
+                <w:b/>
                 <w:bCs/>
                 <w:szCs w:val="21"/>
               </w:rPr>
@@ -1436,6 +1763,7 @@
             <w:r>
               <w:rPr>
                 <w:rFonts w:asciiTheme="minorEastAsia" w:hAnsiTheme="minorEastAsia" w:hint="eastAsia"/>
+                <w:b/>
                 <w:bCs/>
                 <w:szCs w:val="21"/>
               </w:rPr>
@@ -1453,6 +1781,7 @@
               <w:ind w:left="0"/>
               <w:rPr>
                 <w:rFonts w:asciiTheme="minorEastAsia" w:hAnsiTheme="minorEastAsia"/>
+                <w:b/>
                 <w:bCs/>
                 <w:szCs w:val="21"/>
               </w:rPr>
@@ -1460,6 +1789,7 @@
             <w:r>
               <w:rPr>
                 <w:rFonts w:asciiTheme="minorEastAsia" w:hAnsiTheme="minorEastAsia" w:hint="eastAsia"/>
+                <w:b/>
                 <w:bCs/>
                 <w:szCs w:val="21"/>
               </w:rPr>
@@ -1482,21 +1812,33 @@
               <w:ind w:left="0"/>
               <w:rPr>
                 <w:rFonts w:asciiTheme="minorEastAsia" w:hAnsiTheme="minorEastAsia"/>
+                <w:b/>
                 <w:bCs/>
                 <w:szCs w:val="21"/>
               </w:rPr>
             </w:pPr>
             <w:r>
               <w:rPr>
+                <w:rFonts w:asciiTheme="minorEastAsia" w:hAnsiTheme="minorEastAsia" w:hint="eastAsia"/>
+                <w:b/>
+                <w:bCs/>
+                <w:szCs w:val="21"/>
+              </w:rPr>
+              <w:t>b</w:t>
+            </w:r>
+            <w:r>
+              <w:rPr>
                 <w:rFonts w:asciiTheme="minorEastAsia" w:hAnsiTheme="minorEastAsia"/>
+                <w:b/>
                 <w:bCs/>
                 <w:szCs w:val="21"/>
               </w:rPr>
-              <w:t>breakpoint</w:t>
+              <w:t>reakPoint</w:t>
             </w:r>
             <w:r>
               <w:rPr>
                 <w:rFonts w:asciiTheme="minorEastAsia" w:hAnsiTheme="minorEastAsia" w:hint="eastAsia"/>
+                <w:b/>
                 <w:bCs/>
                 <w:szCs w:val="21"/>
               </w:rPr>
@@ -1514,6 +1856,7 @@
               <w:ind w:left="0"/>
               <w:rPr>
                 <w:rFonts w:asciiTheme="minorEastAsia" w:hAnsiTheme="minorEastAsia"/>
+                <w:b/>
                 <w:bCs/>
                 <w:szCs w:val="21"/>
               </w:rPr>
@@ -1521,6 +1864,7 @@
             <w:r>
               <w:rPr>
                 <w:rFonts w:asciiTheme="minorEastAsia" w:hAnsiTheme="minorEastAsia" w:hint="eastAsia"/>
+                <w:b/>
                 <w:bCs/>
                 <w:szCs w:val="21"/>
               </w:rPr>
@@ -1538,6 +1882,7 @@
               <w:ind w:left="0"/>
               <w:rPr>
                 <w:rFonts w:asciiTheme="minorEastAsia" w:hAnsiTheme="minorEastAsia"/>
+                <w:b/>
                 <w:bCs/>
                 <w:szCs w:val="21"/>
               </w:rPr>
@@ -1545,6 +1890,7 @@
             <w:r>
               <w:rPr>
                 <w:rFonts w:asciiTheme="minorEastAsia" w:hAnsiTheme="minorEastAsia" w:hint="eastAsia"/>
+                <w:b/>
                 <w:bCs/>
                 <w:szCs w:val="21"/>
               </w:rPr>
@@ -1562,6 +1908,7 @@
               <w:ind w:left="0"/>
               <w:rPr>
                 <w:rFonts w:asciiTheme="minorEastAsia" w:hAnsiTheme="minorEastAsia"/>
+                <w:b/>
                 <w:bCs/>
                 <w:szCs w:val="21"/>
               </w:rPr>
@@ -1569,6 +1916,7 @@
             <w:r>
               <w:rPr>
                 <w:rFonts w:asciiTheme="minorEastAsia" w:hAnsiTheme="minorEastAsia" w:hint="eastAsia"/>
+                <w:b/>
                 <w:bCs/>
                 <w:szCs w:val="21"/>
               </w:rPr>
@@ -1591,6 +1939,7 @@
               <w:ind w:left="0"/>
               <w:rPr>
                 <w:rFonts w:asciiTheme="minorEastAsia" w:hAnsiTheme="minorEastAsia"/>
+                <w:b/>
                 <w:bCs/>
                 <w:szCs w:val="21"/>
               </w:rPr>
@@ -1598,10 +1947,29 @@
             <w:r>
               <w:rPr>
                 <w:rFonts w:asciiTheme="minorEastAsia" w:hAnsiTheme="minorEastAsia" w:hint="eastAsia"/>
+                <w:b/>
                 <w:bCs/>
                 <w:szCs w:val="21"/>
               </w:rPr>
-              <w:t>tids</w:t>
+              <w:t>t</w:t>
+            </w:r>
+            <w:r>
+              <w:rPr>
+                <w:rFonts w:asciiTheme="minorEastAsia" w:hAnsiTheme="minorEastAsia" w:hint="eastAsia"/>
+                <w:b/>
+                <w:bCs/>
+                <w:szCs w:val="21"/>
+              </w:rPr>
+              <w:t>id</w:t>
+            </w:r>
+            <w:r>
+              <w:rPr>
+                <w:rFonts w:asciiTheme="minorEastAsia" w:hAnsiTheme="minorEastAsia" w:hint="eastAsia"/>
+                <w:b/>
+                <w:bCs/>
+                <w:szCs w:val="21"/>
+              </w:rPr>
+              <w:t>s</w:t>
             </w:r>
           </w:p>
         </w:tc>
@@ -1615,6 +1983,7 @@
               <w:ind w:left="0"/>
               <w:rPr>
                 <w:rFonts w:asciiTheme="minorEastAsia" w:hAnsiTheme="minorEastAsia"/>
+                <w:b/>
                 <w:bCs/>
                 <w:szCs w:val="21"/>
               </w:rPr>
@@ -1622,6 +1991,7 @@
             <w:r>
               <w:rPr>
                 <w:rFonts w:asciiTheme="minorEastAsia" w:hAnsiTheme="minorEastAsia" w:hint="eastAsia"/>
+                <w:b/>
                 <w:bCs/>
                 <w:szCs w:val="21"/>
               </w:rPr>
@@ -1639,6 +2009,7 @@
               <w:ind w:left="0"/>
               <w:rPr>
                 <w:rFonts w:asciiTheme="minorEastAsia" w:hAnsiTheme="minorEastAsia"/>
+                <w:b/>
                 <w:bCs/>
                 <w:szCs w:val="21"/>
               </w:rPr>
@@ -1646,6 +2017,7 @@
             <w:r>
               <w:rPr>
                 <w:rFonts w:asciiTheme="minorEastAsia" w:hAnsiTheme="minorEastAsia" w:hint="eastAsia"/>
+                <w:b/>
                 <w:bCs/>
                 <w:szCs w:val="21"/>
               </w:rPr>
@@ -1663,6 +2035,7 @@
               <w:ind w:left="0"/>
               <w:rPr>
                 <w:rFonts w:asciiTheme="minorEastAsia" w:hAnsiTheme="minorEastAsia"/>
+                <w:b/>
                 <w:bCs/>
                 <w:szCs w:val="21"/>
               </w:rPr>
@@ -1670,6 +2043,7 @@
             <w:r>
               <w:rPr>
                 <w:rFonts w:asciiTheme="minorEastAsia" w:hAnsiTheme="minorEastAsia" w:hint="eastAsia"/>
+                <w:b/>
                 <w:bCs/>
                 <w:szCs w:val="21"/>
               </w:rPr>
@@ -1692,6 +2066,7 @@
               <w:ind w:left="0"/>
               <w:rPr>
                 <w:rFonts w:asciiTheme="minorEastAsia" w:hAnsiTheme="minorEastAsia"/>
+                <w:b/>
                 <w:color w:val="548DD4" w:themeColor="text2" w:themeTint="99"/>
                 <w:szCs w:val="21"/>
               </w:rPr>
@@ -1699,10 +2074,29 @@
             <w:r>
               <w:rPr>
                 <w:rFonts w:asciiTheme="minorEastAsia" w:hAnsiTheme="minorEastAsia" w:hint="eastAsia"/>
+                <w:b/>
                 <w:color w:val="548DD4" w:themeColor="text2" w:themeTint="99"/>
                 <w:szCs w:val="21"/>
               </w:rPr>
-              <w:t>functionsNames</w:t>
+              <w:t>function</w:t>
+            </w:r>
+            <w:r>
+              <w:rPr>
+                <w:rFonts w:asciiTheme="minorEastAsia" w:hAnsiTheme="minorEastAsia" w:hint="eastAsia"/>
+                <w:b/>
+                <w:color w:val="548DD4" w:themeColor="text2" w:themeTint="99"/>
+                <w:szCs w:val="21"/>
+              </w:rPr>
+              <w:t>Name</w:t>
+            </w:r>
+            <w:r>
+              <w:rPr>
+                <w:rFonts w:asciiTheme="minorEastAsia" w:hAnsiTheme="minorEastAsia" w:hint="eastAsia"/>
+                <w:b/>
+                <w:color w:val="548DD4" w:themeColor="text2" w:themeTint="99"/>
+                <w:szCs w:val="21"/>
+              </w:rPr>
+              <w:t>s</w:t>
             </w:r>
           </w:p>
         </w:tc>
@@ -1716,6 +2110,7 @@
               <w:ind w:left="0"/>
               <w:rPr>
                 <w:rFonts w:asciiTheme="minorEastAsia" w:hAnsiTheme="minorEastAsia"/>
+                <w:b/>
                 <w:color w:val="548DD4" w:themeColor="text2" w:themeTint="99"/>
                 <w:szCs w:val="21"/>
               </w:rPr>
@@ -1723,6 +2118,7 @@
             <w:r>
               <w:rPr>
                 <w:rFonts w:asciiTheme="minorEastAsia" w:hAnsiTheme="minorEastAsia" w:hint="eastAsia"/>
+                <w:b/>
                 <w:color w:val="548DD4" w:themeColor="text2" w:themeTint="99"/>
                 <w:szCs w:val="21"/>
               </w:rPr>
@@ -1740,6 +2136,7 @@
               <w:ind w:left="0"/>
               <w:rPr>
                 <w:rFonts w:asciiTheme="minorEastAsia" w:hAnsiTheme="minorEastAsia"/>
+                <w:b/>
                 <w:color w:val="548DD4" w:themeColor="text2" w:themeTint="99"/>
                 <w:szCs w:val="21"/>
               </w:rPr>
@@ -1747,6 +2144,7 @@
             <w:r>
               <w:rPr>
                 <w:rFonts w:asciiTheme="minorEastAsia" w:hAnsiTheme="minorEastAsia" w:hint="eastAsia"/>
+                <w:b/>
                 <w:color w:val="548DD4" w:themeColor="text2" w:themeTint="99"/>
                 <w:szCs w:val="21"/>
               </w:rPr>
@@ -1764,6 +2162,7 @@
               <w:ind w:left="0"/>
               <w:rPr>
                 <w:rFonts w:asciiTheme="minorEastAsia" w:hAnsiTheme="minorEastAsia"/>
+                <w:b/>
                 <w:color w:val="548DD4" w:themeColor="text2" w:themeTint="99"/>
                 <w:szCs w:val="21"/>
               </w:rPr>
@@ -1771,6 +2170,7 @@
             <w:r>
               <w:rPr>
                 <w:rFonts w:asciiTheme="minorEastAsia" w:hAnsiTheme="minorEastAsia" w:hint="eastAsia"/>
+                <w:b/>
                 <w:color w:val="548DD4" w:themeColor="text2" w:themeTint="99"/>
                 <w:szCs w:val="21"/>
               </w:rPr>
@@ -1793,6 +2193,7 @@
               <w:ind w:left="0"/>
               <w:rPr>
                 <w:rFonts w:asciiTheme="minorEastAsia" w:hAnsiTheme="minorEastAsia"/>
+                <w:b/>
                 <w:color w:val="548DD4" w:themeColor="text2" w:themeTint="99"/>
                 <w:szCs w:val="21"/>
               </w:rPr>
@@ -1800,10 +2201,20 @@
             <w:r>
               <w:rPr>
                 <w:rFonts w:asciiTheme="minorEastAsia" w:hAnsiTheme="minorEastAsia" w:hint="eastAsia"/>
+                <w:b/>
                 <w:color w:val="548DD4" w:themeColor="text2" w:themeTint="99"/>
                 <w:szCs w:val="21"/>
               </w:rPr>
-              <w:t>threadTypes</w:t>
+              <w:t>threadType</w:t>
+            </w:r>
+            <w:r>
+              <w:rPr>
+                <w:rFonts w:asciiTheme="minorEastAsia" w:hAnsiTheme="minorEastAsia" w:hint="eastAsia"/>
+                <w:b/>
+                <w:color w:val="548DD4" w:themeColor="text2" w:themeTint="99"/>
+                <w:szCs w:val="21"/>
+              </w:rPr>
+              <w:t>s</w:t>
             </w:r>
           </w:p>
         </w:tc>
@@ -1817,6 +2228,7 @@
               <w:ind w:left="0"/>
               <w:rPr>
                 <w:rFonts w:asciiTheme="minorEastAsia" w:hAnsiTheme="minorEastAsia"/>
+                <w:b/>
                 <w:color w:val="548DD4" w:themeColor="text2" w:themeTint="99"/>
                 <w:szCs w:val="21"/>
               </w:rPr>
@@ -1824,6 +2236,7 @@
             <w:r>
               <w:rPr>
                 <w:rFonts w:asciiTheme="minorEastAsia" w:hAnsiTheme="minorEastAsia" w:hint="eastAsia"/>
+                <w:b/>
                 <w:color w:val="548DD4" w:themeColor="text2" w:themeTint="99"/>
                 <w:szCs w:val="21"/>
               </w:rPr>
@@ -1841,6 +2254,7 @@
               <w:ind w:left="0"/>
               <w:rPr>
                 <w:rFonts w:asciiTheme="minorEastAsia" w:hAnsiTheme="minorEastAsia"/>
+                <w:b/>
                 <w:color w:val="548DD4" w:themeColor="text2" w:themeTint="99"/>
                 <w:szCs w:val="21"/>
               </w:rPr>
@@ -1848,6 +2262,7 @@
             <w:r>
               <w:rPr>
                 <w:rFonts w:asciiTheme="minorEastAsia" w:hAnsiTheme="minorEastAsia" w:hint="eastAsia"/>
+                <w:b/>
                 <w:color w:val="548DD4" w:themeColor="text2" w:themeTint="99"/>
                 <w:szCs w:val="21"/>
               </w:rPr>
@@ -1865,6 +2280,7 @@
               <w:ind w:left="0"/>
               <w:rPr>
                 <w:rFonts w:asciiTheme="minorEastAsia" w:hAnsiTheme="minorEastAsia"/>
+                <w:b/>
                 <w:color w:val="548DD4" w:themeColor="text2" w:themeTint="99"/>
                 <w:szCs w:val="21"/>
               </w:rPr>
@@ -1872,6 +2288,7 @@
             <w:r>
               <w:rPr>
                 <w:rFonts w:asciiTheme="minorEastAsia" w:hAnsiTheme="minorEastAsia" w:hint="eastAsia"/>
+                <w:b/>
                 <w:color w:val="548DD4" w:themeColor="text2" w:themeTint="99"/>
                 <w:szCs w:val="21"/>
               </w:rPr>
@@ -1930,15 +2347,93 @@
           <w:color w:val="548DD4" w:themeColor="text2" w:themeTint="99"/>
         </w:rPr>
         <w:lastRenderedPageBreak/>
-        <w:t>functionsNames</w:t>
-      </w:r>
-      <w:r>
-        <w:rPr>
-          <w:rFonts w:hint="eastAsia"/>
-          <w:color w:val="548DD4" w:themeColor="text2" w:themeTint="99"/>
+        <w:t>functionName</w:t>
+      </w:r>
+      <w:r>
+        <w:rPr>
+          <w:rFonts w:hint="eastAsia"/>
+          <w:color w:val="548DD4" w:themeColor="text2" w:themeTint="99"/>
+        </w:rPr>
+        <w:t>s</w:t>
+      </w:r>
+    </w:p>
+    <w:p>
+      <w:pPr>
+        <w:spacing w:line="360" w:lineRule="auto"/>
+      </w:pPr>
+      <w:r>
+        <w:rPr>
+          <w:rFonts w:hint="eastAsia"/>
+        </w:rPr>
+        <w:t>指定</w:t>
+      </w:r>
+      <w:r>
+        <w:rPr>
+          <w:rFonts w:hint="eastAsia"/>
+        </w:rPr>
+        <w:t>函数名，目前函数名可选值存放于文件</w:t>
+      </w:r>
+      <w:r>
+        <w:rPr>
+          <w:rFonts w:hint="eastAsia"/>
+        </w:rPr>
+        <w:t xml:space="preserve"> pdFuntioncList.cpp </w:t>
+      </w:r>
+      <w:r>
+        <w:rPr>
+          <w:rFonts w:hint="eastAsia"/>
+        </w:rPr>
+        <w:t>中的</w:t>
+      </w:r>
+      <w:r>
+        <w:rPr>
+          <w:rFonts w:hint="eastAsia"/>
         </w:rPr>
         <w:t xml:space="preserve"> </w:t>
       </w:r>
+      <w:r>
+        <w:t>_pTraceFunctionList</w:t>
+      </w:r>
+      <w:r>
+        <w:rPr>
+          <w:rFonts w:hint="eastAsia"/>
+        </w:rPr>
+        <w:t xml:space="preserve"> </w:t>
+      </w:r>
+      <w:r>
+        <w:rPr>
+          <w:rFonts w:hint="eastAsia"/>
+        </w:rPr>
+        <w:t>数组中，该文件是在项目编译时自动生成</w:t>
+      </w:r>
+      <w:r>
+        <w:rPr>
+          <w:rFonts w:hint="eastAsia"/>
+        </w:rPr>
+        <w:t>。</w:t>
+      </w:r>
+    </w:p>
+    <w:p>
+      <w:pPr>
+        <w:pStyle w:val="Heading5"/>
+        <w:rPr>
+          <w:color w:val="548DD4" w:themeColor="text2" w:themeTint="99"/>
+        </w:rPr>
+      </w:pPr>
+      <w:r>
+        <w:rPr>
+          <w:rFonts w:hint="eastAsia"/>
+          <w:color w:val="548DD4" w:themeColor="text2" w:themeTint="99"/>
+        </w:rPr>
+        <w:t>threadType</w:t>
+      </w:r>
+      <w:r>
+        <w:rPr>
+          <w:rFonts w:hint="eastAsia"/>
+          <w:color w:val="548DD4" w:themeColor="text2" w:themeTint="99"/>
+        </w:rPr>
+        <w:t>s</w:t>
+      </w:r>
     </w:p>
     <w:p>
       <w:pPr>
@@ -1954,605 +2449,470 @@
         <w:rPr>
           <w:rFonts w:hint="eastAsia"/>
         </w:rPr>
-        <w:t>函数名，目前函数名可选值存放于文件</w:t>
-      </w:r>
-      <w:r>
-        <w:rPr>
-          <w:rFonts w:hint="eastAsia"/>
-        </w:rPr>
-        <w:t xml:space="preserve"> pdFuntioncList.cpp </w:t>
-      </w:r>
-      <w:r>
-        <w:rPr>
-          <w:rFonts w:hint="eastAsia"/>
-        </w:rPr>
-        <w:t>中的</w:t>
-      </w:r>
-      <w:r>
-        <w:rPr>
-          <w:rFonts w:hint="eastAsia"/>
+        <w:t>线程类型，目前</w:t>
+      </w:r>
+      <w:r>
+        <w:rPr>
+          <w:rFonts w:hint="eastAsia"/>
+        </w:rPr>
+        <w:t>的</w:t>
+      </w:r>
+      <w:r>
+        <w:rPr>
+          <w:rFonts w:hint="eastAsia"/>
+        </w:rPr>
+        <w:t>线程类型如下：</w:t>
+      </w:r>
+    </w:p>
+    <w:p>
+      <w:pPr>
+        <w:spacing w:line="360" w:lineRule="auto"/>
+      </w:pPr>
+      <w:r>
+        <w:t>TCPListener</w:t>
+      </w:r>
+    </w:p>
+    <w:p>
+      <w:pPr>
+        <w:spacing w:line="360" w:lineRule="auto"/>
+      </w:pPr>
+      <w:r>
+        <w:t>RestListener</w:t>
+      </w:r>
+    </w:p>
+    <w:p>
+      <w:pPr>
+        <w:spacing w:line="360" w:lineRule="auto"/>
+      </w:pPr>
+      <w:r>
+        <w:t>ReplReader</w:t>
+      </w:r>
+    </w:p>
+    <w:p>
+      <w:pPr>
+        <w:spacing w:line="360" w:lineRule="auto"/>
+      </w:pPr>
+      <w:r>
+        <w:t>LogWriter</w:t>
+      </w:r>
+    </w:p>
+    <w:p>
+      <w:pPr>
+        <w:spacing w:line="360" w:lineRule="auto"/>
+      </w:pPr>
+      <w:r>
+        <w:t>LogArchiveMgr</w:t>
+      </w:r>
+    </w:p>
+    <w:p>
+      <w:pPr>
+        <w:spacing w:line="360" w:lineRule="auto"/>
+      </w:pPr>
+      <w:r>
+        <w:t>DpsRollback</w:t>
+      </w:r>
+    </w:p>
+    <w:p>
+      <w:pPr>
+        <w:spacing w:line="360" w:lineRule="auto"/>
+      </w:pPr>
+      <w:r>
+        <w:t>ShardReader</w:t>
+      </w:r>
+    </w:p>
+    <w:p>
+      <w:pPr>
+        <w:spacing w:line="360" w:lineRule="auto"/>
+      </w:pPr>
+      <w:r>
+        <w:t>Cluster</w:t>
+      </w:r>
+    </w:p>
+    <w:p>
+      <w:pPr>
+        <w:spacing w:line="360" w:lineRule="auto"/>
+      </w:pPr>
+      <w:r>
+        <w:t>ClusterShard</w:t>
+      </w:r>
+    </w:p>
+    <w:p>
+      <w:pPr>
+        <w:spacing w:line="360" w:lineRule="auto"/>
+      </w:pPr>
+      <w:r>
+        <w:t>ClusterLogNotify</w:t>
+      </w:r>
+    </w:p>
+    <w:p>
+      <w:pPr>
+        <w:spacing w:line="360" w:lineRule="auto"/>
+      </w:pPr>
+      <w:r>
+        <w:t>CatalogMgr</w:t>
+      </w:r>
+    </w:p>
+    <w:p>
+      <w:pPr>
+        <w:spacing w:line="360" w:lineRule="auto"/>
+      </w:pPr>
+      <w:r>
+        <w:t>CatalogNetwork</w:t>
+      </w:r>
+    </w:p>
+    <w:p>
+      <w:pPr>
+        <w:spacing w:line="360" w:lineRule="auto"/>
+      </w:pPr>
+      <w:r>
+        <w:t>CoordNetwork</w:t>
+      </w:r>
+    </w:p>
+    <w:p>
+      <w:pPr>
+        <w:spacing w:line="360" w:lineRule="auto"/>
+      </w:pPr>
+      <w:r>
+        <w:t>CoordMgr</w:t>
+      </w:r>
+    </w:p>
+    <w:p>
+      <w:pPr>
+        <w:spacing w:line="360" w:lineRule="auto"/>
+      </w:pPr>
+      <w:r>
+        <w:t>OMManager</w:t>
+      </w:r>
+    </w:p>
+    <w:p>
+      <w:pPr>
+        <w:spacing w:line="360" w:lineRule="auto"/>
+      </w:pPr>
+      <w:r>
+        <w:t>OMNet</w:t>
+      </w:r>
+    </w:p>
+    <w:p>
+      <w:pPr>
+        <w:spacing w:line="360" w:lineRule="auto"/>
+      </w:pPr>
+      <w:r>
+        <w:t>SyncClockWorker</w:t>
+      </w:r>
+    </w:p>
+    <w:p>
+      <w:pPr>
+        <w:spacing w:line="360" w:lineRule="auto"/>
+      </w:pPr>
+      <w:r>
+        <w:t>PipeListener</w:t>
+      </w:r>
+    </w:p>
+    <w:p>
+      <w:pPr>
+        <w:spacing w:line="360" w:lineRule="auto"/>
+      </w:pPr>
+      <w:r>
+        <w:t>FAPListener</w:t>
+      </w:r>
+    </w:p>
+    <w:p>
+      <w:pPr>
+        <w:spacing w:line="360" w:lineRule="auto"/>
+      </w:pPr>
+      <w:r>
+        <w:t>DBMonitor</w:t>
+      </w:r>
+    </w:p>
+    <w:p>
+      <w:pPr>
+        <w:spacing w:line="360" w:lineRule="auto"/>
+      </w:pPr>
+      <w:r>
+        <w:t>RtnNetwork</w:t>
+      </w:r>
+    </w:p>
+    <w:p>
+      <w:pPr>
+        <w:spacing w:line="360" w:lineRule="auto"/>
+      </w:pPr>
+      <w:r>
+        <w:t>SignalTest</w:t>
+      </w:r>
+    </w:p>
+    <w:p>
+      <w:pPr>
+        <w:spacing w:line="360" w:lineRule="auto"/>
+      </w:pPr>
+      <w:r>
+        <w:lastRenderedPageBreak/>
+        <w:t>Agent</w:t>
+      </w:r>
+    </w:p>
+    <w:p>
+      <w:pPr>
+        <w:spacing w:line="360" w:lineRule="auto"/>
+      </w:pPr>
+      <w:r>
+        <w:t>ShardAgent</w:t>
+      </w:r>
+    </w:p>
+    <w:p>
+      <w:pPr>
+        <w:spacing w:line="360" w:lineRule="auto"/>
+      </w:pPr>
+      <w:r>
+        <w:t>ReplAgent</w:t>
+      </w:r>
+    </w:p>
+    <w:p>
+      <w:pPr>
+        <w:spacing w:line="360" w:lineRule="auto"/>
+      </w:pPr>
+      <w:r>
+        <w:t>RestAgent</w:t>
+      </w:r>
+    </w:p>
+    <w:p>
+      <w:pPr>
+        <w:spacing w:line="360" w:lineRule="auto"/>
+      </w:pPr>
+      <w:r>
+        <w:t>FAPAgent</w:t>
+      </w:r>
+    </w:p>
+    <w:p>
+      <w:pPr>
+        <w:spacing w:line="360" w:lineRule="auto"/>
+      </w:pPr>
+      <w:r>
+        <w:t>OMAAgent</w:t>
+      </w:r>
+    </w:p>
+    <w:p>
+      <w:pPr>
+        <w:spacing w:line="360" w:lineRule="auto"/>
+      </w:pPr>
+      <w:r>
+        <w:t>Task</w:t>
+      </w:r>
+    </w:p>
+    <w:p>
+      <w:pPr>
+        <w:spacing w:line="360" w:lineRule="auto"/>
+      </w:pPr>
+      <w:r>
+        <w:t>MigLoadWork</w:t>
+      </w:r>
+    </w:p>
+    <w:p>
+      <w:pPr>
+        <w:spacing w:line="360" w:lineRule="auto"/>
+      </w:pPr>
+      <w:r>
+        <w:t>PreLoader</w:t>
+      </w:r>
+    </w:p>
+    <w:p>
+      <w:pPr>
+        <w:spacing w:line="360" w:lineRule="auto"/>
+      </w:pPr>
+      <w:r>
+        <w:t>SeAdapterMgr</w:t>
+      </w:r>
+    </w:p>
+    <w:p>
+      <w:pPr>
+        <w:spacing w:line="360" w:lineRule="auto"/>
+      </w:pPr>
+      <w:r>
+        <w:t>SeService</w:t>
+      </w:r>
+    </w:p>
+    <w:p>
+      <w:pPr>
+        <w:spacing w:line="360" w:lineRule="auto"/>
+      </w:pPr>
+      <w:r>
+        <w:t>SeIndexerReader</w:t>
+      </w:r>
+    </w:p>
+    <w:p>
+      <w:pPr>
+        <w:spacing w:line="360" w:lineRule="auto"/>
+      </w:pPr>
+      <w:r>
+        <w:t>SeIndexAgent</w:t>
+      </w:r>
+    </w:p>
+    <w:p>
+      <w:pPr>
+        <w:spacing w:line="360" w:lineRule="auto"/>
+      </w:pPr>
+      <w:r>
+        <w:t>SeAgent</w:t>
+      </w:r>
+    </w:p>
+    <w:p>
+      <w:pPr>
+        <w:spacing w:line="360" w:lineRule="auto"/>
+      </w:pPr>
+      <w:r>
+        <w:t>Unknow</w:t>
+      </w:r>
+      <w:r>
+        <w:rPr>
+          <w:rFonts w:hint="eastAsia"/>
+        </w:rPr>
+        <w:t xml:space="preserve">  </w:t>
+      </w:r>
+    </w:p>
+    <w:p>
+      <w:pPr>
+        <w:pStyle w:val="Heading4"/>
+      </w:pPr>
+      <w:r>
+        <w:rPr>
+          <w:rFonts w:hint="eastAsia"/>
+        </w:rPr>
+        <w:t>输出格式</w:t>
+      </w:r>
+    </w:p>
+    <w:p>
+      <w:pPr>
+        <w:spacing w:line="360" w:lineRule="auto"/>
+        <w:rPr>
+          <w:rFonts w:asciiTheme="minorEastAsia" w:hAnsiTheme="minorEastAsia"/>
+          <w:b/>
+          <w:bCs/>
+          <w:color w:val="548DD4" w:themeColor="text2" w:themeTint="99"/>
+          <w:szCs w:val="21"/>
+        </w:rPr>
+      </w:pPr>
+      <w:r>
+        <w:rPr>
+          <w:rFonts w:asciiTheme="minorEastAsia" w:hAnsiTheme="minorEastAsia" w:hint="eastAsia"/>
+          <w:b/>
+          <w:bCs/>
+          <w:color w:val="548DD4" w:themeColor="text2" w:themeTint="99"/>
+          <w:szCs w:val="21"/>
+        </w:rPr>
+        <w:t>SdbTraceOption</w:t>
+      </w:r>
+      <w:r>
+        <w:rPr>
+          <w:rFonts w:asciiTheme="minorEastAsia" w:hAnsiTheme="minorEastAsia" w:hint="eastAsia"/>
+          <w:b/>
+          <w:bCs/>
+          <w:color w:val="548DD4" w:themeColor="text2" w:themeTint="99"/>
+          <w:szCs w:val="21"/>
+        </w:rPr>
+        <w:t xml:space="preserve">( </w:t>
+      </w:r>
+      <w:r>
+        <w:rPr>
+          <w:rFonts w:asciiTheme="minorEastAsia" w:hAnsiTheme="minorEastAsia" w:hint="eastAsia"/>
+          <w:b/>
+          <w:bCs/>
+          <w:color w:val="548DD4" w:themeColor="text2" w:themeTint="99"/>
+          <w:szCs w:val="21"/>
         </w:rPr>
         <w:t xml:space="preserve"> </w:t>
       </w:r>
       <w:r>
-        <w:t>_pTraceFunctionList</w:t>
-      </w:r>
-      <w:r>
-        <w:rPr>
-          <w:rFonts w:hint="eastAsia"/>
+        <w:rPr>
+          <w:rFonts w:asciiTheme="minorEastAsia" w:hAnsiTheme="minorEastAsia" w:hint="eastAsia"/>
+          <w:b/>
+          <w:bCs/>
+          <w:color w:val="548DD4" w:themeColor="text2" w:themeTint="99"/>
+          <w:szCs w:val="21"/>
+        </w:rPr>
+        <w:t>{</w:t>
+      </w:r>
+      <w:r>
+        <w:rPr>
+          <w:rFonts w:asciiTheme="minorEastAsia" w:hAnsiTheme="minorEastAsia" w:hint="eastAsia"/>
+          <w:b/>
+          <w:bCs/>
+          <w:color w:val="548DD4" w:themeColor="text2" w:themeTint="99"/>
+          <w:szCs w:val="21"/>
         </w:rPr>
         <w:t xml:space="preserve"> </w:t>
       </w:r>
       <w:r>
         <w:rPr>
-          <w:rFonts w:hint="eastAsia"/>
-        </w:rPr>
-        <w:t>数组中，该文件是在项目编译时自动生成</w:t>
-      </w:r>
-      <w:r>
-        <w:rPr>
-          <w:rFonts w:hint="eastAsia"/>
-        </w:rPr>
-        <w:t>。</w:t>
-      </w:r>
-    </w:p>
-    <w:p>
-      <w:pPr>
-        <w:pStyle w:val="Heading5"/>
-        <w:rPr>
-          <w:color w:val="548DD4" w:themeColor="text2" w:themeTint="99"/>
-        </w:rPr>
-      </w:pPr>
-      <w:r>
-        <w:rPr>
-          <w:rFonts w:hint="eastAsia"/>
-          <w:color w:val="548DD4" w:themeColor="text2" w:themeTint="99"/>
-        </w:rPr>
-        <w:t>threadTypes</w:t>
-      </w:r>
-      <w:r>
-        <w:rPr>
-          <w:rFonts w:hint="eastAsia"/>
-          <w:color w:val="548DD4" w:themeColor="text2" w:themeTint="99"/>
-        </w:rPr>
-        <w:t xml:space="preserve"> </w:t>
-      </w:r>
-    </w:p>
-    <w:p>
-      <w:pPr>
-        <w:spacing w:line="360" w:lineRule="auto"/>
-      </w:pPr>
-      <w:r>
-        <w:rPr>
-          <w:rFonts w:hint="eastAsia"/>
-        </w:rPr>
-        <w:t>指定</w:t>
-      </w:r>
-      <w:r>
-        <w:rPr>
-          <w:rFonts w:hint="eastAsia"/>
-        </w:rPr>
-        <w:t>线程类型，目前</w:t>
-      </w:r>
-      <w:r>
-        <w:rPr>
-          <w:rFonts w:hint="eastAsia"/>
-        </w:rPr>
-        <w:t>供</w:t>
-      </w:r>
-      <w:r>
-        <w:rPr>
-          <w:rFonts w:hint="eastAsia"/>
-        </w:rPr>
-        <w:t>内部使用的</w:t>
-      </w:r>
-      <w:r>
-        <w:rPr>
-          <w:rFonts w:hint="eastAsia"/>
-        </w:rPr>
-        <w:t>线程类型如下：</w:t>
-      </w:r>
-    </w:p>
-    <w:p>
-      <w:pPr>
-        <w:spacing w:line="360" w:lineRule="auto"/>
-      </w:pPr>
-      <w:r>
-        <w:t xml:space="preserve">      EDU_TYPE_TCPLISTENER</w:t>
-      </w:r>
-      <w:r>
-        <w:rPr>
-          <w:rFonts w:hint="eastAsia"/>
+          <w:rFonts w:asciiTheme="minorEastAsia" w:hAnsiTheme="minorEastAsia" w:hint="eastAsia"/>
+          <w:b/>
+          <w:bCs/>
+          <w:color w:val="548DD4" w:themeColor="text2" w:themeTint="99"/>
+          <w:szCs w:val="21"/>
+        </w:rPr>
+        <w:t>"</w:t>
+      </w:r>
+      <w:r>
+        <w:rPr>
+          <w:rFonts w:asciiTheme="minorEastAsia" w:hAnsiTheme="minorEastAsia" w:hint="eastAsia"/>
+          <w:b/>
+          <w:bCs/>
+          <w:color w:val="548DD4" w:themeColor="text2" w:themeTint="99"/>
+          <w:szCs w:val="21"/>
+        </w:rPr>
+        <w:t>c</w:t>
+      </w:r>
+      <w:r>
+        <w:rPr>
+          <w:rFonts w:asciiTheme="minorEastAsia" w:hAnsiTheme="minorEastAsia" w:hint="eastAsia"/>
+          <w:b/>
+          <w:bCs/>
+          <w:color w:val="548DD4" w:themeColor="text2" w:themeTint="99"/>
+          <w:szCs w:val="21"/>
+        </w:rPr>
+        <w:t>omponents</w:t>
+      </w:r>
+      <w:r>
+        <w:rPr>
+          <w:rFonts w:asciiTheme="minorEastAsia" w:hAnsiTheme="minorEastAsia" w:hint="eastAsia"/>
+          <w:b/>
+          <w:bCs/>
+          <w:color w:val="548DD4" w:themeColor="text2" w:themeTint="99"/>
+          <w:szCs w:val="21"/>
+        </w:rPr>
+        <w:t>" : [</w:t>
+      </w:r>
+      <w:r>
+        <w:rPr>
+          <w:rFonts w:asciiTheme="minorEastAsia" w:hAnsiTheme="minorEastAsia" w:hint="eastAsia"/>
+          <w:b/>
+          <w:bCs/>
+          <w:color w:val="548DD4" w:themeColor="text2" w:themeTint="99"/>
+          <w:szCs w:val="21"/>
+        </w:rPr>
+        <w:t>comp1</w:t>
+      </w:r>
+      <w:r>
+        <w:rPr>
+          <w:rFonts w:asciiTheme="minorEastAsia" w:hAnsiTheme="minorEastAsia"/>
+          <w:b/>
+          <w:bCs/>
+          <w:color w:val="548DD4" w:themeColor="text2" w:themeTint="99"/>
+          <w:szCs w:val="21"/>
         </w:rPr>
         <w:t>,</w:t>
       </w:r>
-    </w:p>
-    <w:p>
-      <w:pPr>
-        <w:spacing w:line="360" w:lineRule="auto"/>
-      </w:pPr>
-      <w:r>
-        <w:t xml:space="preserve">      EDU_TYPE_RESTLISTENER,</w:t>
-      </w:r>
-    </w:p>
-    <w:p>
-      <w:pPr>
-        <w:spacing w:line="360" w:lineRule="auto"/>
-      </w:pPr>
-      <w:r>
-        <w:t xml:space="preserve">      EDU_TYPE_REPR,</w:t>
-      </w:r>
-    </w:p>
-    <w:p>
-      <w:pPr>
-        <w:spacing w:line="360" w:lineRule="auto"/>
-      </w:pPr>
-      <w:r>
-        <w:t xml:space="preserve">      EDU_TYPE_LOGGW,</w:t>
-      </w:r>
-    </w:p>
-    <w:p>
-      <w:pPr>
-        <w:spacing w:line="360" w:lineRule="auto"/>
-      </w:pPr>
-      <w:r>
-        <w:t xml:space="preserve">      EDU_TYPE_LOGARCHIVEMGR,</w:t>
-      </w:r>
-    </w:p>
-    <w:p>
-      <w:pPr>
-        <w:spacing w:line="360" w:lineRule="auto"/>
-      </w:pPr>
-      <w:r>
-        <w:t xml:space="preserve">      EDU_TYPE_DPSROLLBACK,</w:t>
-      </w:r>
-    </w:p>
-    <w:p>
-      <w:pPr>
-        <w:spacing w:line="360" w:lineRule="auto"/>
-      </w:pPr>
-      <w:r>
-        <w:t xml:space="preserve">      EDU_TYPE_SHARDR,</w:t>
-      </w:r>
-    </w:p>
-    <w:p>
-      <w:pPr>
-        <w:spacing w:line="360" w:lineRule="auto"/>
-      </w:pPr>
-      <w:r>
-        <w:t xml:space="preserve">      EDU_TYPE_CLUSTER,</w:t>
-      </w:r>
-    </w:p>
-    <w:p>
-      <w:pPr>
-        <w:spacing w:line="360" w:lineRule="auto"/>
-      </w:pPr>
-      <w:r>
-        <w:t xml:space="preserve">      EDU_TYPE_CLUSTERSHARD,</w:t>
-      </w:r>
-    </w:p>
-    <w:p>
-      <w:pPr>
-        <w:spacing w:line="360" w:lineRule="auto"/>
-      </w:pPr>
-      <w:r>
-        <w:t xml:space="preserve">      EDU_TYPE_CLSLOGNTY,</w:t>
-      </w:r>
-    </w:p>
-    <w:p>
-      <w:pPr>
-        <w:spacing w:line="360" w:lineRule="auto"/>
-      </w:pPr>
-      <w:r>
-        <w:t xml:space="preserve">      EDU_TYPE_CATMGR,</w:t>
-      </w:r>
-    </w:p>
-    <w:p>
-      <w:pPr>
-        <w:spacing w:line="360" w:lineRule="auto"/>
-      </w:pPr>
-      <w:r>
-        <w:t xml:space="preserve">      EDU_TYPE_CATNETWORK,</w:t>
-      </w:r>
-    </w:p>
-    <w:p>
-      <w:pPr>
-        <w:spacing w:line="360" w:lineRule="auto"/>
-      </w:pPr>
-      <w:r>
-        <w:t xml:space="preserve">      EDU_TYPE_COORDNETWORK,</w:t>
-      </w:r>
-    </w:p>
-    <w:p>
-      <w:pPr>
-        <w:spacing w:line="360" w:lineRule="auto"/>
-      </w:pPr>
-      <w:r>
-        <w:t xml:space="preserve">      EDU_TYPE_COORDMGR,</w:t>
-      </w:r>
-    </w:p>
-    <w:p>
-      <w:pPr>
-        <w:spacing w:line="360" w:lineRule="auto"/>
-      </w:pPr>
-      <w:r>
-        <w:t xml:space="preserve">      EDU_TYPE_OMMGR,</w:t>
-      </w:r>
-    </w:p>
-    <w:p>
-      <w:pPr>
-        <w:spacing w:line="360" w:lineRule="auto"/>
-      </w:pPr>
-      <w:r>
-        <w:t xml:space="preserve">      EDU_TYPE_OMNET,</w:t>
-      </w:r>
-    </w:p>
-    <w:p>
-      <w:pPr>
-        <w:spacing w:line="360" w:lineRule="auto"/>
-      </w:pPr>
-      <w:r>
-        <w:t xml:space="preserve">      EDU_TYPE_SYNCCLOCK,</w:t>
-      </w:r>
-    </w:p>
-    <w:p>
-      <w:pPr>
-        <w:spacing w:line="360" w:lineRule="auto"/>
-      </w:pPr>
-      <w:r>
-        <w:t xml:space="preserve">      EDU_TYPE_PIPESLISTENER,</w:t>
-      </w:r>
-    </w:p>
-    <w:p>
-      <w:pPr>
-        <w:spacing w:line="360" w:lineRule="auto"/>
-      </w:pPr>
-      <w:r>
-        <w:t xml:space="preserve">      EDU_TYPE_FAPLISTENER,</w:t>
-      </w:r>
-    </w:p>
-    <w:p>
-      <w:pPr>
-        <w:spacing w:line="360" w:lineRule="auto"/>
-      </w:pPr>
-      <w:r>
-        <w:t xml:space="preserve">      EDU_TYPE_DBMONITOR,</w:t>
-      </w:r>
-    </w:p>
-    <w:p>
-      <w:pPr>
-        <w:spacing w:line="360" w:lineRule="auto"/>
-      </w:pPr>
-      <w:r>
-        <w:t xml:space="preserve">      EDU_TYPE_RTNNETWORK,</w:t>
-      </w:r>
-    </w:p>
-    <w:p>
-      <w:pPr>
-        <w:spacing w:line="360" w:lineRule="auto"/>
-      </w:pPr>
-      <w:r>
-        <w:t xml:space="preserve">      EDU_TYPE_SIGNALTEST,</w:t>
-      </w:r>
-    </w:p>
-    <w:p>
-      <w:pPr>
-        <w:spacing w:line="360" w:lineRule="auto"/>
-      </w:pPr>
-      <w:r>
-        <w:lastRenderedPageBreak/>
-        <w:t xml:space="preserve">      EDU_TYPE_AGENT_BEGIN,</w:t>
-      </w:r>
-    </w:p>
-    <w:p>
-      <w:pPr>
-        <w:spacing w:line="360" w:lineRule="auto"/>
-      </w:pPr>
-      <w:r>
-        <w:t xml:space="preserve">      EDU_TYPE_AGENT,</w:t>
-      </w:r>
-    </w:p>
-    <w:p>
-      <w:pPr>
-        <w:spacing w:line="360" w:lineRule="auto"/>
-      </w:pPr>
-      <w:r>
-        <w:t xml:space="preserve">      EDU_TYPE_SHARDAGENT,</w:t>
-      </w:r>
-    </w:p>
-    <w:p>
-      <w:pPr>
-        <w:spacing w:line="360" w:lineRule="auto"/>
-      </w:pPr>
-      <w:r>
-        <w:t xml:space="preserve">      EDU_TYPE_REPLAGENT,</w:t>
-      </w:r>
-    </w:p>
-    <w:p>
-      <w:pPr>
-        <w:spacing w:line="360" w:lineRule="auto"/>
-      </w:pPr>
-      <w:r>
-        <w:t xml:space="preserve">      EDU_TYPE_RESTAGENT,</w:t>
-      </w:r>
-    </w:p>
-    <w:p>
-      <w:pPr>
-        <w:spacing w:line="360" w:lineRule="auto"/>
-      </w:pPr>
-      <w:r>
-        <w:t xml:space="preserve">      EDU_TYPE_FAPAGENT,</w:t>
-      </w:r>
-    </w:p>
-    <w:p>
-      <w:pPr>
-        <w:spacing w:line="360" w:lineRule="auto"/>
-      </w:pPr>
-      <w:r>
-        <w:t xml:space="preserve">      EDU_TYPE_OMAAGENT,</w:t>
-      </w:r>
-    </w:p>
-    <w:p>
-      <w:pPr>
-        <w:spacing w:line="360" w:lineRule="auto"/>
-      </w:pPr>
-      <w:r>
-        <w:t xml:space="preserve">      EDU_TYPE_AGENT_END,</w:t>
-      </w:r>
-    </w:p>
-    <w:p>
-      <w:pPr>
-        <w:spacing w:line="360" w:lineRule="auto"/>
-      </w:pPr>
-      <w:r>
-        <w:t xml:space="preserve">      EDU_TYPE_BACKGROUND_JOB,</w:t>
-      </w:r>
-    </w:p>
-    <w:p>
-      <w:pPr>
-        <w:spacing w:line="360" w:lineRule="auto"/>
-      </w:pPr>
-      <w:r>
-        <w:t xml:space="preserve">      EDU_TYPE_LOADWORKER,</w:t>
-      </w:r>
-    </w:p>
-    <w:p>
-      <w:pPr>
-        <w:spacing w:line="360" w:lineRule="auto"/>
-      </w:pPr>
-      <w:r>
-        <w:t xml:space="preserve">      EDU_TYPE_PREFETCHER,</w:t>
-      </w:r>
-    </w:p>
-    <w:p>
-      <w:pPr>
-        <w:spacing w:line="360" w:lineRule="auto"/>
-      </w:pPr>
-      <w:r>
-        <w:t xml:space="preserve">      EDU_TYPE_MAIN,</w:t>
-      </w:r>
-    </w:p>
-    <w:p>
-      <w:pPr>
-        <w:spacing w:line="360" w:lineRule="auto"/>
-      </w:pPr>
-      <w:r>
-        <w:t xml:space="preserve">      EDU_TYPE_SEADPTMGR,</w:t>
-      </w:r>
-    </w:p>
-    <w:p>
-      <w:pPr>
-        <w:spacing w:line="360" w:lineRule="auto"/>
-      </w:pPr>
-      <w:r>
-        <w:t xml:space="preserve">      EDU_TYPE_SE_SERVICE,</w:t>
-      </w:r>
-    </w:p>
-    <w:p>
-      <w:pPr>
-        <w:spacing w:line="360" w:lineRule="auto"/>
-      </w:pPr>
-      <w:r>
-        <w:t xml:space="preserve">      EDU_TYPE_SE_INDEXR,</w:t>
-      </w:r>
-    </w:p>
-    <w:p>
-      <w:pPr>
-        <w:spacing w:line="360" w:lineRule="auto"/>
-      </w:pPr>
-      <w:r>
-        <w:t xml:space="preserve">      EDU_TYPE_SE_INDEX,</w:t>
-      </w:r>
-    </w:p>
-    <w:p>
-      <w:pPr>
-        <w:spacing w:line="360" w:lineRule="auto"/>
-      </w:pPr>
-      <w:r>
-        <w:t xml:space="preserve">      EDU_TYPE_SE_AGENT,</w:t>
-      </w:r>
-    </w:p>
-    <w:p>
-      <w:pPr>
-        <w:spacing w:line="360" w:lineRule="auto"/>
-      </w:pPr>
-      <w:r>
-        <w:t xml:space="preserve">      EDU_TYPE_UNKNOWN,</w:t>
-      </w:r>
-    </w:p>
-    <w:p>
-      <w:pPr>
-        <w:spacing w:line="360" w:lineRule="auto"/>
-      </w:pPr>
-      <w:r>
-        <w:t xml:space="preserve">      EDU_TYPE_MAXIMUM = EDU_TYPE_UNKNOWN</w:t>
-      </w:r>
-    </w:p>
-    <w:p>
-      <w:r>
-        <w:rPr>
-          <w:rFonts w:hint="eastAsia"/>
-        </w:rPr>
-        <w:t xml:space="preserve">  </w:t>
-      </w:r>
-    </w:p>
-    <w:p>
-      <w:pPr>
-        <w:spacing w:line="360" w:lineRule="auto"/>
-      </w:pPr>
-      <w:r>
-        <w:rPr>
-          <w:rFonts w:hint="eastAsia"/>
-        </w:rPr>
-        <w:t xml:space="preserve">  </w:t>
-      </w:r>
-      <w:r>
-        <w:rPr>
-          <w:rFonts w:hint="eastAsia"/>
-        </w:rPr>
-        <w:t>但是考虑到内部定义的线程类型枚举值应尽量不暴露到外部，所以重新定义了一个枚举类型数据，与以上线程类型枚举值一一对应。例如：</w:t>
-      </w:r>
-    </w:p>
-    <w:p>
-      <w:pPr>
-        <w:spacing w:line="360" w:lineRule="auto"/>
-      </w:pPr>
-      <w:r>
-        <w:rPr>
-          <w:rFonts w:asciiTheme="minorEastAsia" w:hAnsiTheme="minorEastAsia" w:hint="eastAsia"/>
-          <w:bCs/>
-          <w:color w:val="548DD4" w:themeColor="text2" w:themeTint="99"/>
-          <w:szCs w:val="21"/>
-        </w:rPr>
-        <w:t>SDB_</w:t>
-      </w:r>
-      <w:r>
-        <w:rPr>
-          <w:rFonts w:asciiTheme="minorEastAsia" w:hAnsiTheme="minorEastAsia"/>
-          <w:bCs/>
-          <w:color w:val="548DD4" w:themeColor="text2" w:themeTint="99"/>
-          <w:szCs w:val="21"/>
-        </w:rPr>
-        <w:t>EDU_TYPE_TCPLISTENER</w:t>
-      </w:r>
-      <w:r>
-        <w:rPr>
-          <w:rFonts w:hint="eastAsia"/>
-        </w:rPr>
-        <w:t xml:space="preserve"> </w:t>
-      </w:r>
-      <w:r>
-        <w:rPr>
-          <w:rFonts w:hint="eastAsia"/>
-        </w:rPr>
-        <w:t>对应</w:t>
-      </w:r>
-      <w:r>
-        <w:t>EDU_TYPE_TCPLISTENER</w:t>
-      </w:r>
-      <w:r>
-        <w:rPr>
-          <w:rFonts w:hint="eastAsia"/>
-        </w:rPr>
-        <w:t>，以此类推。</w:t>
-      </w:r>
-    </w:p>
-    <w:p>
-      <w:pPr>
-        <w:pStyle w:val="Heading4"/>
-      </w:pPr>
-      <w:r>
-        <w:rPr>
-          <w:rFonts w:hint="eastAsia"/>
-        </w:rPr>
-        <w:t>输出格式</w:t>
-      </w:r>
-    </w:p>
-    <w:p>
-      <w:pPr>
-        <w:spacing w:line="360" w:lineRule="auto"/>
-        <w:rPr>
-          <w:rFonts w:asciiTheme="minorEastAsia" w:hAnsiTheme="minorEastAsia"/>
-          <w:bCs/>
-          <w:color w:val="548DD4" w:themeColor="text2" w:themeTint="99"/>
-          <w:szCs w:val="21"/>
-        </w:rPr>
-      </w:pPr>
-      <w:r>
-        <w:rPr>
-          <w:rFonts w:asciiTheme="minorEastAsia" w:hAnsiTheme="minorEastAsia" w:hint="eastAsia"/>
-          <w:bCs/>
-          <w:color w:val="548DD4" w:themeColor="text2" w:themeTint="99"/>
-          <w:szCs w:val="21"/>
-        </w:rPr>
-        <w:t>traceOptions</w:t>
-      </w:r>
-      <w:r>
-        <w:rPr>
-          <w:rFonts w:asciiTheme="minorEastAsia" w:hAnsiTheme="minorEastAsia" w:hint="eastAsia"/>
-          <w:bCs/>
-          <w:color w:val="548DD4" w:themeColor="text2" w:themeTint="99"/>
-          <w:szCs w:val="21"/>
-        </w:rPr>
-        <w:t xml:space="preserve">( </w:t>
-      </w:r>
-      <w:r>
-        <w:rPr>
-          <w:rFonts w:asciiTheme="minorEastAsia" w:hAnsiTheme="minorEastAsia" w:hint="eastAsia"/>
-          <w:bCs/>
-          <w:color w:val="548DD4" w:themeColor="text2" w:themeTint="99"/>
-          <w:szCs w:val="21"/>
-        </w:rPr>
-        <w:t xml:space="preserve"> </w:t>
-      </w:r>
-      <w:r>
-        <w:rPr>
-          <w:rFonts w:asciiTheme="minorEastAsia" w:hAnsiTheme="minorEastAsia" w:hint="eastAsia"/>
-          <w:bCs/>
-          <w:color w:val="548DD4" w:themeColor="text2" w:themeTint="99"/>
-          <w:szCs w:val="21"/>
-        </w:rPr>
-        <w:t xml:space="preserve">{ </w:t>
-      </w:r>
-      <w:r>
-        <w:rPr>
-          <w:rFonts w:asciiTheme="minorEastAsia" w:hAnsiTheme="minorEastAsia" w:hint="eastAsia"/>
-          <w:bCs/>
-          <w:color w:val="548DD4" w:themeColor="text2" w:themeTint="99"/>
-          <w:szCs w:val="21"/>
-        </w:rPr>
-        <w:t>"</w:t>
-      </w:r>
-      <w:r>
-        <w:rPr>
-          <w:rFonts w:asciiTheme="minorEastAsia" w:hAnsiTheme="minorEastAsia" w:hint="eastAsia"/>
-          <w:bCs/>
-          <w:color w:val="548DD4" w:themeColor="text2" w:themeTint="99"/>
-          <w:szCs w:val="21"/>
-        </w:rPr>
-        <w:t>b</w:t>
-      </w:r>
-      <w:r>
-        <w:rPr>
-          <w:rFonts w:asciiTheme="minorEastAsia" w:hAnsiTheme="minorEastAsia" w:hint="eastAsia"/>
-          <w:bCs/>
-          <w:color w:val="548DD4" w:themeColor="text2" w:themeTint="99"/>
-          <w:szCs w:val="21"/>
-        </w:rPr>
-        <w:t>ufferSize</w:t>
-      </w:r>
-      <w:r>
-        <w:rPr>
-          <w:rFonts w:asciiTheme="minorEastAsia" w:hAnsiTheme="minorEastAsia" w:hint="eastAsia"/>
-          <w:bCs/>
-          <w:color w:val="548DD4" w:themeColor="text2" w:themeTint="99"/>
-          <w:szCs w:val="21"/>
-        </w:rPr>
-        <w:t>":&lt;size&gt;</w:t>
-      </w:r>
-      <w:r>
-        <w:rPr>
-          <w:rFonts w:asciiTheme="minorEastAsia" w:hAnsiTheme="minorEastAsia" w:hint="eastAsia"/>
+      <w:r>
+        <w:rPr>
+          <w:rFonts w:asciiTheme="minorEastAsia" w:hAnsiTheme="minorEastAsia" w:hint="eastAsia"/>
+          <w:b/>
+          <w:bCs/>
+          <w:color w:val="548DD4" w:themeColor="text2" w:themeTint="99"/>
+          <w:szCs w:val="21"/>
+        </w:rPr>
+        <w:t>comp2...]</w:t>
+      </w:r>
+      <w:r>
+        <w:rPr>
+          <w:rFonts w:asciiTheme="minorEastAsia" w:hAnsiTheme="minorEastAsia" w:hint="eastAsia"/>
+          <w:b/>
           <w:bCs/>
           <w:color w:val="548DD4" w:themeColor="text2" w:themeTint="99"/>
           <w:szCs w:val="21"/>
@@ -2565,14 +2925,16 @@
         <w:spacing w:line="360" w:lineRule="auto"/>
         <w:rPr>
           <w:rFonts w:asciiTheme="minorEastAsia" w:hAnsiTheme="minorEastAsia"/>
-          <w:bCs/>
-          <w:color w:val="548DD4" w:themeColor="text2" w:themeTint="99"/>
-          <w:szCs w:val="21"/>
-        </w:rPr>
-      </w:pPr>
-      <w:r>
-        <w:rPr>
-          <w:rFonts w:asciiTheme="minorEastAsia" w:hAnsiTheme="minorEastAsia" w:hint="eastAsia"/>
+          <w:b/>
+          <w:bCs/>
+          <w:color w:val="548DD4" w:themeColor="text2" w:themeTint="99"/>
+          <w:szCs w:val="21"/>
+        </w:rPr>
+      </w:pPr>
+      <w:r>
+        <w:rPr>
+          <w:rFonts w:asciiTheme="minorEastAsia" w:hAnsiTheme="minorEastAsia" w:hint="eastAsia"/>
+          <w:b/>
           <w:bCs/>
           <w:color w:val="548DD4" w:themeColor="text2" w:themeTint="99"/>
           <w:szCs w:val="21"/>
@@ -2582,6 +2944,7 @@
       <w:r>
         <w:rPr>
           <w:rFonts w:asciiTheme="minorEastAsia" w:hAnsiTheme="minorEastAsia" w:hint="eastAsia"/>
+          <w:b/>
           <w:bCs/>
           <w:color w:val="548DD4" w:themeColor="text2" w:themeTint="99"/>
           <w:szCs w:val="21"/>
@@ -2591,6 +2954,7 @@
       <w:r>
         <w:rPr>
           <w:rFonts w:asciiTheme="minorEastAsia" w:hAnsiTheme="minorEastAsia" w:hint="eastAsia"/>
+          <w:b/>
           <w:bCs/>
           <w:color w:val="548DD4" w:themeColor="text2" w:themeTint="99"/>
           <w:szCs w:val="21"/>
@@ -2600,6 +2964,7 @@
       <w:r>
         <w:rPr>
           <w:rFonts w:asciiTheme="minorEastAsia" w:hAnsiTheme="minorEastAsia" w:hint="eastAsia"/>
+          <w:b/>
           <w:bCs/>
           <w:color w:val="548DD4" w:themeColor="text2" w:themeTint="99"/>
           <w:szCs w:val="21"/>
@@ -2610,6 +2975,37 @@
       <w:r>
         <w:rPr>
           <w:rFonts w:asciiTheme="minorEastAsia" w:hAnsiTheme="minorEastAsia" w:hint="eastAsia"/>
+          <w:b/>
+          <w:bCs/>
+          <w:color w:val="548DD4" w:themeColor="text2" w:themeTint="99"/>
+          <w:szCs w:val="21"/>
+        </w:rPr>
+        <w:t xml:space="preserve">  </w:t>
+      </w:r>
+      <w:r>
+        <w:rPr>
+          <w:rFonts w:asciiTheme="minorEastAsia" w:hAnsiTheme="minorEastAsia" w:hint="eastAsia"/>
+          <w:b/>
+          <w:bCs/>
+          <w:color w:val="548DD4" w:themeColor="text2" w:themeTint="99"/>
+          <w:szCs w:val="21"/>
+        </w:rPr>
+        <w:t xml:space="preserve"> </w:t>
+      </w:r>
+      <w:r>
+        <w:rPr>
+          <w:rFonts w:asciiTheme="minorEastAsia" w:hAnsiTheme="minorEastAsia" w:hint="eastAsia"/>
+          <w:b/>
+          <w:bCs/>
+          <w:color w:val="548DD4" w:themeColor="text2" w:themeTint="99"/>
+          <w:szCs w:val="21"/>
+        </w:rPr>
+        <w:t xml:space="preserve"> </w:t>
+      </w:r>
+      <w:r>
+        <w:rPr>
+          <w:rFonts w:asciiTheme="minorEastAsia" w:hAnsiTheme="minorEastAsia" w:hint="eastAsia"/>
+          <w:b/>
           <w:bCs/>
           <w:color w:val="548DD4" w:themeColor="text2" w:themeTint="99"/>
           <w:szCs w:val="21"/>
@@ -2619,44 +3015,1748 @@
       <w:r>
         <w:rPr>
           <w:rFonts w:asciiTheme="minorEastAsia" w:hAnsiTheme="minorEastAsia" w:hint="eastAsia"/>
-          <w:bCs/>
-          <w:color w:val="548DD4" w:themeColor="text2" w:themeTint="99"/>
-          <w:szCs w:val="21"/>
-        </w:rPr>
-        <w:t>c</w:t>
-      </w:r>
-      <w:r>
-        <w:rPr>
-          <w:rFonts w:asciiTheme="minorEastAsia" w:hAnsiTheme="minorEastAsia"/>
-          <w:bCs/>
-          <w:color w:val="548DD4" w:themeColor="text2" w:themeTint="99"/>
-          <w:szCs w:val="21"/>
-        </w:rPr>
-        <w:t>ompent</w:t>
-      </w:r>
-      <w:r>
-        <w:rPr>
-          <w:rFonts w:asciiTheme="minorEastAsia" w:hAnsiTheme="minorEastAsia" w:hint="eastAsia"/>
-          <w:bCs/>
-          <w:color w:val="548DD4" w:themeColor="text2" w:themeTint="99"/>
-          <w:szCs w:val="21"/>
-        </w:rPr>
-        <w:t>s" : &lt;comp1</w:t>
-      </w:r>
-      <w:r>
-        <w:rPr>
-          <w:rFonts w:asciiTheme="minorEastAsia" w:hAnsiTheme="minorEastAsia"/>
+          <w:b/>
+          <w:bCs/>
+          <w:color w:val="548DD4" w:themeColor="text2" w:themeTint="99"/>
+          <w:szCs w:val="21"/>
+        </w:rPr>
+        <w:t>b</w:t>
+      </w:r>
+      <w:r>
+        <w:rPr>
+          <w:rFonts w:asciiTheme="minorEastAsia" w:hAnsiTheme="minorEastAsia" w:hint="eastAsia"/>
+          <w:b/>
+          <w:bCs/>
+          <w:color w:val="548DD4" w:themeColor="text2" w:themeTint="99"/>
+          <w:szCs w:val="21"/>
+        </w:rPr>
+        <w:t>reakPoint</w:t>
+      </w:r>
+      <w:r>
+        <w:rPr>
+          <w:rFonts w:asciiTheme="minorEastAsia" w:hAnsiTheme="minorEastAsia" w:hint="eastAsia"/>
+          <w:b/>
+          <w:bCs/>
+          <w:color w:val="548DD4" w:themeColor="text2" w:themeTint="99"/>
+          <w:szCs w:val="21"/>
+        </w:rPr>
+        <w:t xml:space="preserve">" : </w:t>
+      </w:r>
+      <w:r>
+        <w:rPr>
+          <w:rFonts w:asciiTheme="minorEastAsia" w:hAnsiTheme="minorEastAsia" w:hint="eastAsia"/>
+          <w:b/>
+          <w:bCs/>
+          <w:color w:val="548DD4" w:themeColor="text2" w:themeTint="99"/>
+          <w:szCs w:val="21"/>
+        </w:rPr>
+        <w:t>[b1,b2...]</w:t>
+      </w:r>
+      <w:r>
+        <w:rPr>
+          <w:rFonts w:asciiTheme="minorEastAsia" w:hAnsiTheme="minorEastAsia" w:hint="eastAsia"/>
+          <w:b/>
+          <w:bCs/>
+          <w:color w:val="548DD4" w:themeColor="text2" w:themeTint="99"/>
+          <w:szCs w:val="21"/>
+        </w:rPr>
+        <w:t xml:space="preserve">, </w:t>
+      </w:r>
+    </w:p>
+    <w:p>
+      <w:pPr>
+        <w:spacing w:line="360" w:lineRule="auto"/>
+        <w:rPr>
+          <w:rFonts w:asciiTheme="minorEastAsia" w:hAnsiTheme="minorEastAsia"/>
+          <w:b/>
+          <w:bCs/>
+          <w:color w:val="548DD4" w:themeColor="text2" w:themeTint="99"/>
+          <w:szCs w:val="21"/>
+        </w:rPr>
+      </w:pPr>
+      <w:r>
+        <w:rPr>
+          <w:rFonts w:asciiTheme="minorEastAsia" w:hAnsiTheme="minorEastAsia" w:hint="eastAsia"/>
+          <w:b/>
+          <w:bCs/>
+          <w:color w:val="548DD4" w:themeColor="text2" w:themeTint="99"/>
+          <w:szCs w:val="21"/>
+        </w:rPr>
+        <w:tab/>
+      </w:r>
+      <w:r>
+        <w:rPr>
+          <w:rFonts w:asciiTheme="minorEastAsia" w:hAnsiTheme="minorEastAsia" w:hint="eastAsia"/>
+          <w:b/>
+          <w:bCs/>
+          <w:color w:val="548DD4" w:themeColor="text2" w:themeTint="99"/>
+          <w:szCs w:val="21"/>
+        </w:rPr>
+        <w:tab/>
+      </w:r>
+      <w:r>
+        <w:rPr>
+          <w:rFonts w:asciiTheme="minorEastAsia" w:hAnsiTheme="minorEastAsia" w:hint="eastAsia"/>
+          <w:b/>
+          <w:bCs/>
+          <w:color w:val="548DD4" w:themeColor="text2" w:themeTint="99"/>
+          <w:szCs w:val="21"/>
+        </w:rPr>
+        <w:tab/>
+      </w:r>
+      <w:r>
+        <w:rPr>
+          <w:rFonts w:asciiTheme="minorEastAsia" w:hAnsiTheme="minorEastAsia" w:hint="eastAsia"/>
+          <w:b/>
+          <w:bCs/>
+          <w:color w:val="548DD4" w:themeColor="text2" w:themeTint="99"/>
+          <w:szCs w:val="21"/>
+        </w:rPr>
+        <w:tab/>
+        <w:t xml:space="preserve">  </w:t>
+      </w:r>
+      <w:r>
+        <w:rPr>
+          <w:rFonts w:asciiTheme="minorEastAsia" w:hAnsiTheme="minorEastAsia" w:hint="eastAsia"/>
+          <w:b/>
+          <w:bCs/>
+          <w:color w:val="548DD4" w:themeColor="text2" w:themeTint="99"/>
+          <w:szCs w:val="21"/>
+        </w:rPr>
+        <w:t xml:space="preserve">  </w:t>
+      </w:r>
+      <w:r>
+        <w:rPr>
+          <w:rFonts w:asciiTheme="minorEastAsia" w:hAnsiTheme="minorEastAsia" w:hint="eastAsia"/>
+          <w:b/>
+          <w:bCs/>
+          <w:color w:val="548DD4" w:themeColor="text2" w:themeTint="99"/>
+          <w:szCs w:val="21"/>
+        </w:rPr>
+        <w:t xml:space="preserve"> </w:t>
+      </w:r>
+      <w:r>
+        <w:rPr>
+          <w:rFonts w:asciiTheme="minorEastAsia" w:hAnsiTheme="minorEastAsia" w:hint="eastAsia"/>
+          <w:b/>
+          <w:bCs/>
+          <w:color w:val="548DD4" w:themeColor="text2" w:themeTint="99"/>
+          <w:szCs w:val="21"/>
+        </w:rPr>
+        <w:t xml:space="preserve"> </w:t>
+      </w:r>
+      <w:r>
+        <w:rPr>
+          <w:rFonts w:asciiTheme="minorEastAsia" w:hAnsiTheme="minorEastAsia" w:hint="eastAsia"/>
+          <w:b/>
+          <w:bCs/>
+          <w:color w:val="548DD4" w:themeColor="text2" w:themeTint="99"/>
+          <w:szCs w:val="21"/>
+        </w:rPr>
+        <w:t>"</w:t>
+      </w:r>
+      <w:r>
+        <w:rPr>
+          <w:rFonts w:asciiTheme="minorEastAsia" w:hAnsiTheme="minorEastAsia" w:hint="eastAsia"/>
+          <w:b/>
+          <w:bCs/>
+          <w:color w:val="548DD4" w:themeColor="text2" w:themeTint="99"/>
+          <w:szCs w:val="21"/>
+        </w:rPr>
+        <w:t>t</w:t>
+      </w:r>
+      <w:r>
+        <w:rPr>
+          <w:rFonts w:asciiTheme="minorEastAsia" w:hAnsiTheme="minorEastAsia"/>
+          <w:b/>
+          <w:bCs/>
+          <w:color w:val="548DD4" w:themeColor="text2" w:themeTint="99"/>
+          <w:szCs w:val="21"/>
+        </w:rPr>
+        <w:t>ids"</w:t>
+      </w:r>
+      <w:r>
+        <w:rPr>
+          <w:rFonts w:asciiTheme="minorEastAsia" w:hAnsiTheme="minorEastAsia" w:hint="eastAsia"/>
+          <w:b/>
+          <w:bCs/>
+          <w:color w:val="548DD4" w:themeColor="text2" w:themeTint="99"/>
+          <w:szCs w:val="21"/>
+        </w:rPr>
+        <w:t xml:space="preserve"> : </w:t>
+      </w:r>
+      <w:r>
+        <w:rPr>
+          <w:rFonts w:asciiTheme="minorEastAsia" w:hAnsiTheme="minorEastAsia" w:hint="eastAsia"/>
+          <w:b/>
+          <w:bCs/>
+          <w:color w:val="548DD4" w:themeColor="text2" w:themeTint="99"/>
+          <w:szCs w:val="21"/>
+        </w:rPr>
+        <w:t>[tid1,tid2...]</w:t>
+      </w:r>
+      <w:r>
+        <w:rPr>
+          <w:rFonts w:asciiTheme="minorEastAsia" w:hAnsiTheme="minorEastAsia" w:hint="eastAsia"/>
+          <w:b/>
+          <w:bCs/>
+          <w:color w:val="548DD4" w:themeColor="text2" w:themeTint="99"/>
+          <w:szCs w:val="21"/>
+        </w:rPr>
+        <w:t xml:space="preserve">, </w:t>
+      </w:r>
+    </w:p>
+    <w:p>
+      <w:pPr>
+        <w:spacing w:line="360" w:lineRule="auto"/>
+        <w:rPr>
+          <w:rFonts w:asciiTheme="minorEastAsia" w:hAnsiTheme="minorEastAsia"/>
+          <w:b/>
+          <w:bCs/>
+          <w:color w:val="548DD4" w:themeColor="text2" w:themeTint="99"/>
+          <w:szCs w:val="21"/>
+        </w:rPr>
+      </w:pPr>
+      <w:r>
+        <w:rPr>
+          <w:rFonts w:asciiTheme="minorEastAsia" w:hAnsiTheme="minorEastAsia" w:hint="eastAsia"/>
+          <w:b/>
+          <w:bCs/>
+          <w:color w:val="548DD4" w:themeColor="text2" w:themeTint="99"/>
+          <w:szCs w:val="21"/>
+        </w:rPr>
+        <w:tab/>
+      </w:r>
+      <w:r>
+        <w:rPr>
+          <w:rFonts w:asciiTheme="minorEastAsia" w:hAnsiTheme="minorEastAsia" w:hint="eastAsia"/>
+          <w:b/>
+          <w:bCs/>
+          <w:color w:val="548DD4" w:themeColor="text2" w:themeTint="99"/>
+          <w:szCs w:val="21"/>
+        </w:rPr>
+        <w:tab/>
+      </w:r>
+      <w:r>
+        <w:rPr>
+          <w:rFonts w:asciiTheme="minorEastAsia" w:hAnsiTheme="minorEastAsia" w:hint="eastAsia"/>
+          <w:b/>
+          <w:bCs/>
+          <w:color w:val="548DD4" w:themeColor="text2" w:themeTint="99"/>
+          <w:szCs w:val="21"/>
+        </w:rPr>
+        <w:tab/>
+      </w:r>
+      <w:r>
+        <w:rPr>
+          <w:rFonts w:asciiTheme="minorEastAsia" w:hAnsiTheme="minorEastAsia" w:hint="eastAsia"/>
+          <w:b/>
+          <w:bCs/>
+          <w:color w:val="548DD4" w:themeColor="text2" w:themeTint="99"/>
+          <w:szCs w:val="21"/>
+        </w:rPr>
+        <w:tab/>
+        <w:t xml:space="preserve">  </w:t>
+      </w:r>
+      <w:r>
+        <w:rPr>
+          <w:rFonts w:asciiTheme="minorEastAsia" w:hAnsiTheme="minorEastAsia" w:hint="eastAsia"/>
+          <w:b/>
+          <w:bCs/>
+          <w:color w:val="548DD4" w:themeColor="text2" w:themeTint="99"/>
+          <w:szCs w:val="21"/>
+        </w:rPr>
+        <w:t xml:space="preserve"> </w:t>
+      </w:r>
+      <w:r>
+        <w:rPr>
+          <w:rFonts w:asciiTheme="minorEastAsia" w:hAnsiTheme="minorEastAsia" w:hint="eastAsia"/>
+          <w:b/>
+          <w:bCs/>
+          <w:color w:val="548DD4" w:themeColor="text2" w:themeTint="99"/>
+          <w:szCs w:val="21"/>
+        </w:rPr>
+        <w:t xml:space="preserve">   </w:t>
+      </w:r>
+      <w:r>
+        <w:rPr>
+          <w:rFonts w:asciiTheme="minorEastAsia" w:hAnsiTheme="minorEastAsia" w:hint="eastAsia"/>
+          <w:b/>
+          <w:bCs/>
+          <w:color w:val="548DD4" w:themeColor="text2" w:themeTint="99"/>
+          <w:szCs w:val="21"/>
+        </w:rPr>
+        <w:t>"</w:t>
+      </w:r>
+      <w:r>
+        <w:rPr>
+          <w:rFonts w:asciiTheme="minorEastAsia" w:hAnsiTheme="minorEastAsia" w:hint="eastAsia"/>
+          <w:b/>
+          <w:bCs/>
+          <w:color w:val="548DD4" w:themeColor="text2" w:themeTint="99"/>
+          <w:szCs w:val="21"/>
+        </w:rPr>
+        <w:t>f</w:t>
+      </w:r>
+      <w:r>
+        <w:rPr>
+          <w:rFonts w:asciiTheme="minorEastAsia" w:hAnsiTheme="minorEastAsia"/>
+          <w:b/>
+          <w:bCs/>
+          <w:color w:val="548DD4" w:themeColor="text2" w:themeTint="99"/>
+          <w:szCs w:val="21"/>
+        </w:rPr>
+        <w:t>unc</w:t>
+      </w:r>
+      <w:r>
+        <w:rPr>
+          <w:rFonts w:asciiTheme="minorEastAsia" w:hAnsiTheme="minorEastAsia" w:hint="eastAsia"/>
+          <w:b/>
+          <w:bCs/>
+          <w:color w:val="548DD4" w:themeColor="text2" w:themeTint="99"/>
+          <w:szCs w:val="21"/>
+        </w:rPr>
+        <w:t>tio</w:t>
+      </w:r>
+      <w:r>
+        <w:rPr>
+          <w:rFonts w:asciiTheme="minorEastAsia" w:hAnsiTheme="minorEastAsia" w:hint="eastAsia"/>
+          <w:b/>
+          <w:bCs/>
+          <w:color w:val="548DD4" w:themeColor="text2" w:themeTint="99"/>
+          <w:szCs w:val="21"/>
+        </w:rPr>
+        <w:t>N</w:t>
+      </w:r>
+      <w:r>
+        <w:rPr>
+          <w:rFonts w:asciiTheme="minorEastAsia" w:hAnsiTheme="minorEastAsia"/>
+          <w:b/>
+          <w:bCs/>
+          <w:color w:val="548DD4" w:themeColor="text2" w:themeTint="99"/>
+          <w:szCs w:val="21"/>
+        </w:rPr>
+        <w:t>ames"</w:t>
+      </w:r>
+      <w:r>
+        <w:rPr>
+          <w:rFonts w:asciiTheme="minorEastAsia" w:hAnsiTheme="minorEastAsia" w:hint="eastAsia"/>
+          <w:b/>
+          <w:bCs/>
+          <w:color w:val="548DD4" w:themeColor="text2" w:themeTint="99"/>
+          <w:szCs w:val="21"/>
+        </w:rPr>
+        <w:t xml:space="preserve"> : </w:t>
+      </w:r>
+      <w:r>
+        <w:rPr>
+          <w:rFonts w:asciiTheme="minorEastAsia" w:hAnsiTheme="minorEastAsia" w:hint="eastAsia"/>
+          <w:b/>
+          <w:bCs/>
+          <w:color w:val="548DD4" w:themeColor="text2" w:themeTint="99"/>
+          <w:szCs w:val="21"/>
+        </w:rPr>
+        <w:t>[</w:t>
+      </w:r>
+      <w:r>
+        <w:rPr>
+          <w:rFonts w:asciiTheme="minorEastAsia" w:hAnsiTheme="minorEastAsia"/>
+          <w:b/>
+          <w:bCs/>
+          <w:color w:val="548DD4" w:themeColor="text2" w:themeTint="99"/>
+          <w:szCs w:val="21"/>
+        </w:rPr>
+        <w:t>func1,func2</w:t>
+      </w:r>
+      <w:r>
+        <w:rPr>
+          <w:rFonts w:asciiTheme="minorEastAsia" w:hAnsiTheme="minorEastAsia" w:hint="eastAsia"/>
+          <w:b/>
+          <w:bCs/>
+          <w:color w:val="548DD4" w:themeColor="text2" w:themeTint="99"/>
+          <w:szCs w:val="21"/>
+        </w:rPr>
+        <w:t>...]</w:t>
+      </w:r>
+      <w:r>
+        <w:rPr>
+          <w:rFonts w:asciiTheme="minorEastAsia" w:hAnsiTheme="minorEastAsia" w:hint="eastAsia"/>
+          <w:b/>
+          <w:bCs/>
+          <w:color w:val="548DD4" w:themeColor="text2" w:themeTint="99"/>
+          <w:szCs w:val="21"/>
+        </w:rPr>
+        <w:t xml:space="preserve">, </w:t>
+      </w:r>
+    </w:p>
+    <w:p>
+      <w:pPr>
+        <w:spacing w:line="360" w:lineRule="auto"/>
+        <w:rPr>
+          <w:rFonts w:asciiTheme="minorEastAsia" w:hAnsiTheme="minorEastAsia"/>
+          <w:b/>
+          <w:bCs/>
+          <w:color w:val="548DD4" w:themeColor="text2" w:themeTint="99"/>
+          <w:szCs w:val="21"/>
+        </w:rPr>
+      </w:pPr>
+      <w:r>
+        <w:rPr>
+          <w:rFonts w:asciiTheme="minorEastAsia" w:hAnsiTheme="minorEastAsia" w:hint="eastAsia"/>
+          <w:b/>
+          <w:bCs/>
+          <w:color w:val="548DD4" w:themeColor="text2" w:themeTint="99"/>
+          <w:szCs w:val="21"/>
+        </w:rPr>
+        <w:tab/>
+      </w:r>
+      <w:r>
+        <w:rPr>
+          <w:rFonts w:asciiTheme="minorEastAsia" w:hAnsiTheme="minorEastAsia" w:hint="eastAsia"/>
+          <w:b/>
+          <w:bCs/>
+          <w:color w:val="548DD4" w:themeColor="text2" w:themeTint="99"/>
+          <w:szCs w:val="21"/>
+        </w:rPr>
+        <w:tab/>
+      </w:r>
+      <w:r>
+        <w:rPr>
+          <w:rFonts w:asciiTheme="minorEastAsia" w:hAnsiTheme="minorEastAsia" w:hint="eastAsia"/>
+          <w:b/>
+          <w:bCs/>
+          <w:color w:val="548DD4" w:themeColor="text2" w:themeTint="99"/>
+          <w:szCs w:val="21"/>
+        </w:rPr>
+        <w:tab/>
+      </w:r>
+      <w:r>
+        <w:rPr>
+          <w:rFonts w:asciiTheme="minorEastAsia" w:hAnsiTheme="minorEastAsia" w:hint="eastAsia"/>
+          <w:b/>
+          <w:bCs/>
+          <w:color w:val="548DD4" w:themeColor="text2" w:themeTint="99"/>
+          <w:szCs w:val="21"/>
+        </w:rPr>
+        <w:tab/>
+        <w:t xml:space="preserve">  </w:t>
+      </w:r>
+      <w:r>
+        <w:rPr>
+          <w:rFonts w:asciiTheme="minorEastAsia" w:hAnsiTheme="minorEastAsia" w:hint="eastAsia"/>
+          <w:b/>
+          <w:bCs/>
+          <w:color w:val="548DD4" w:themeColor="text2" w:themeTint="99"/>
+          <w:szCs w:val="21"/>
+        </w:rPr>
+        <w:t xml:space="preserve"> </w:t>
+      </w:r>
+      <w:r>
+        <w:rPr>
+          <w:rFonts w:asciiTheme="minorEastAsia" w:hAnsiTheme="minorEastAsia" w:hint="eastAsia"/>
+          <w:b/>
+          <w:bCs/>
+          <w:color w:val="548DD4" w:themeColor="text2" w:themeTint="99"/>
+          <w:szCs w:val="21"/>
+        </w:rPr>
+        <w:t xml:space="preserve">   </w:t>
+      </w:r>
+      <w:r>
+        <w:rPr>
+          <w:rFonts w:asciiTheme="minorEastAsia" w:hAnsiTheme="minorEastAsia" w:hint="eastAsia"/>
+          <w:b/>
+          <w:bCs/>
+          <w:color w:val="548DD4" w:themeColor="text2" w:themeTint="99"/>
+          <w:szCs w:val="21"/>
+        </w:rPr>
+        <w:t>"</w:t>
+      </w:r>
+      <w:r>
+        <w:rPr>
+          <w:rFonts w:asciiTheme="minorEastAsia" w:hAnsiTheme="minorEastAsia" w:hint="eastAsia"/>
+          <w:b/>
+          <w:bCs/>
+          <w:color w:val="548DD4" w:themeColor="text2" w:themeTint="99"/>
+          <w:szCs w:val="21"/>
+        </w:rPr>
+        <w:t>t</w:t>
+      </w:r>
+      <w:r>
+        <w:rPr>
+          <w:rFonts w:asciiTheme="minorEastAsia" w:hAnsiTheme="minorEastAsia"/>
+          <w:b/>
+          <w:bCs/>
+          <w:color w:val="548DD4" w:themeColor="text2" w:themeTint="99"/>
+          <w:szCs w:val="21"/>
+        </w:rPr>
+        <w:t>hreadTypes</w:t>
+      </w:r>
+      <w:r>
+        <w:rPr>
+          <w:rFonts w:asciiTheme="minorEastAsia" w:hAnsiTheme="minorEastAsia"/>
+          <w:b/>
+          <w:bCs/>
+          <w:color w:val="548DD4" w:themeColor="text2" w:themeTint="99"/>
+          <w:szCs w:val="21"/>
+        </w:rPr>
+        <w:t>"</w:t>
+      </w:r>
+      <w:r>
+        <w:rPr>
+          <w:rFonts w:asciiTheme="minorEastAsia" w:hAnsiTheme="minorEastAsia" w:hint="eastAsia"/>
+          <w:b/>
+          <w:bCs/>
+          <w:color w:val="548DD4" w:themeColor="text2" w:themeTint="99"/>
+          <w:szCs w:val="21"/>
+        </w:rPr>
+        <w:t xml:space="preserve"> : [type1,type2...] }</w:t>
+      </w:r>
+      <w:r>
+        <w:rPr>
+          <w:rFonts w:asciiTheme="minorEastAsia" w:hAnsiTheme="minorEastAsia" w:hint="eastAsia"/>
+          <w:b/>
+          <w:bCs/>
+          <w:color w:val="548DD4" w:themeColor="text2" w:themeTint="99"/>
+          <w:szCs w:val="21"/>
+        </w:rPr>
+        <w:t xml:space="preserve"> )</w:t>
+      </w:r>
+    </w:p>
+    <w:p/>
+    <w:p>
+      <w:pPr>
+        <w:pStyle w:val="Heading3"/>
+      </w:pPr>
+      <w:r>
+        <w:rPr>
+          <w:rFonts w:hint="eastAsia"/>
+        </w:rPr>
+        <w:t>新接口</w:t>
+      </w:r>
+    </w:p>
+    <w:p>
+      <w:pPr>
+        <w:spacing w:line="360" w:lineRule="auto"/>
+        <w:rPr>
+          <w:rFonts w:asciiTheme="minorEastAsia" w:hAnsiTheme="minorEastAsia"/>
+          <w:b/>
+          <w:bCs/>
+        </w:rPr>
+      </w:pPr>
+      <w:r>
+        <w:rPr>
+          <w:rFonts w:asciiTheme="minorEastAsia" w:hAnsiTheme="minorEastAsia"/>
+          <w:b/>
+          <w:bCs/>
+        </w:rPr>
+        <w:t>traceOn</w:t>
+      </w:r>
+      <w:r>
+        <w:rPr>
+          <w:rFonts w:asciiTheme="minorEastAsia" w:hAnsiTheme="minorEastAsia" w:hint="eastAsia"/>
+          <w:b/>
+          <w:bCs/>
+        </w:rPr>
+        <w:t xml:space="preserve"> </w:t>
+      </w:r>
+      <w:r>
+        <w:rPr>
+          <w:rFonts w:asciiTheme="minorEastAsia" w:hAnsiTheme="minorEastAsia"/>
+          <w:b/>
+          <w:bCs/>
+        </w:rPr>
+        <w:t>(</w:t>
+      </w:r>
+      <w:r>
+        <w:rPr>
+          <w:rFonts w:asciiTheme="minorEastAsia" w:hAnsiTheme="minorEastAsia" w:hint="eastAsia"/>
+          <w:b/>
+          <w:bCs/>
+        </w:rPr>
+        <w:t xml:space="preserve"> </w:t>
+      </w:r>
+      <w:r>
+        <w:rPr>
+          <w:rFonts w:asciiTheme="minorEastAsia" w:hAnsiTheme="minorEastAsia" w:hint="eastAsia"/>
+          <w:b/>
+          <w:bCs/>
+        </w:rPr>
+        <w:t>&lt;bufferSize&gt;</w:t>
+      </w:r>
+      <w:r>
+        <w:rPr>
+          <w:rFonts w:asciiTheme="minorEastAsia" w:hAnsiTheme="minorEastAsia" w:hint="eastAsia"/>
+          <w:b/>
+          <w:bCs/>
+        </w:rPr>
+        <w:t xml:space="preserve"> </w:t>
+      </w:r>
+      <w:r>
+        <w:rPr>
+          <w:rFonts w:asciiTheme="minorEastAsia" w:hAnsiTheme="minorEastAsia" w:hint="eastAsia"/>
+          <w:b/>
+          <w:bCs/>
+          <w:color w:val="548DD4" w:themeColor="text2" w:themeTint="99"/>
+        </w:rPr>
+        <w:t>[</w:t>
+      </w:r>
+      <w:r>
+        <w:rPr>
+          <w:rFonts w:asciiTheme="minorEastAsia" w:hAnsiTheme="minorEastAsia" w:hint="eastAsia"/>
+          <w:b/>
+          <w:bCs/>
+          <w:color w:val="548DD4" w:themeColor="text2" w:themeTint="99"/>
+        </w:rPr>
+        <w:t xml:space="preserve">, </w:t>
+      </w:r>
+      <w:r>
+        <w:rPr>
+          <w:rFonts w:asciiTheme="minorEastAsia" w:hAnsiTheme="minorEastAsia" w:hint="eastAsia"/>
+          <w:b/>
+          <w:bCs/>
+          <w:color w:val="548DD4" w:themeColor="text2" w:themeTint="99"/>
+        </w:rPr>
+        <w:t>SdbTraceOptions</w:t>
+      </w:r>
+      <w:r>
+        <w:rPr>
+          <w:rFonts w:asciiTheme="minorEastAsia" w:hAnsiTheme="minorEastAsia" w:hint="eastAsia"/>
+          <w:b/>
+          <w:bCs/>
+          <w:color w:val="548DD4" w:themeColor="text2" w:themeTint="99"/>
+        </w:rPr>
+        <w:t>Obj</w:t>
+      </w:r>
+      <w:r>
+        <w:rPr>
+          <w:rFonts w:asciiTheme="minorEastAsia" w:hAnsiTheme="minorEastAsia" w:hint="eastAsia"/>
+          <w:b/>
+          <w:bCs/>
+          <w:color w:val="548DD4" w:themeColor="text2" w:themeTint="99"/>
+        </w:rPr>
+        <w:t>]</w:t>
+      </w:r>
+      <w:r>
+        <w:rPr>
+          <w:rFonts w:asciiTheme="minorEastAsia" w:hAnsiTheme="minorEastAsia" w:hint="eastAsia"/>
+          <w:b/>
+          <w:bCs/>
+        </w:rPr>
+        <w:t xml:space="preserve"> )</w:t>
+      </w:r>
+    </w:p>
+    <w:p>
+      <w:pPr>
+        <w:pStyle w:val="Heading4"/>
+      </w:pPr>
+      <w:r>
+        <w:rPr>
+          <w:rFonts w:hint="eastAsia"/>
+        </w:rPr>
+        <w:lastRenderedPageBreak/>
+        <w:t>参数说明</w:t>
+      </w:r>
+    </w:p>
+    <w:p>
+      <w:pPr>
+        <w:spacing w:line="360" w:lineRule="auto"/>
+      </w:pPr>
+      <w:r>
+        <w:rPr>
+          <w:rFonts w:asciiTheme="minorEastAsia" w:hAnsiTheme="minorEastAsia" w:hint="eastAsia"/>
+          <w:bCs/>
+        </w:rPr>
+        <w:t>参数</w:t>
+      </w:r>
+      <w:r>
+        <w:rPr>
+          <w:rFonts w:asciiTheme="minorEastAsia" w:hAnsiTheme="minorEastAsia" w:hint="eastAsia"/>
+          <w:bCs/>
+        </w:rPr>
+        <w:t>SdbTraceOptions</w:t>
+      </w:r>
+      <w:r>
+        <w:rPr>
+          <w:rFonts w:asciiTheme="minorEastAsia" w:hAnsiTheme="minorEastAsia" w:hint="eastAsia"/>
+          <w:bCs/>
+        </w:rPr>
+        <w:t xml:space="preserve">Obj 是新增加的 </w:t>
+      </w:r>
+      <w:r>
+        <w:rPr>
+          <w:rFonts w:asciiTheme="minorEastAsia" w:hAnsiTheme="minorEastAsia" w:hint="eastAsia"/>
+          <w:bCs/>
+        </w:rPr>
+        <w:t>SdbTraceOption</w:t>
+      </w:r>
+      <w:r>
+        <w:rPr>
+          <w:rFonts w:asciiTheme="minorEastAsia" w:hAnsiTheme="minorEastAsia" w:hint="eastAsia"/>
+          <w:bCs/>
+        </w:rPr>
+        <w:t xml:space="preserve"> 类对象</w:t>
+      </w:r>
+      <w:r>
+        <w:rPr>
+          <w:rFonts w:asciiTheme="minorEastAsia" w:hAnsiTheme="minorEastAsia" w:hint="eastAsia"/>
+          <w:bCs/>
+        </w:rPr>
+        <w:t>。</w:t>
+      </w:r>
+      <w:r>
+        <w:rPr>
+          <w:rFonts w:hint="eastAsia"/>
+        </w:rPr>
+        <w:t>如果不指定</w:t>
+      </w:r>
+      <w:r>
+        <w:rPr>
+          <w:rFonts w:hint="eastAsia"/>
+        </w:rPr>
+        <w:t xml:space="preserve">  </w:t>
+      </w:r>
+      <w:r>
+        <w:rPr>
+          <w:rFonts w:asciiTheme="minorEastAsia" w:hAnsiTheme="minorEastAsia" w:hint="eastAsia"/>
+          <w:bCs/>
+        </w:rPr>
+        <w:t>SdbTraceOptions</w:t>
+      </w:r>
+      <w:r>
+        <w:rPr>
+          <w:rFonts w:asciiTheme="minorEastAsia" w:hAnsiTheme="minorEastAsia" w:hint="eastAsia"/>
+          <w:bCs/>
+        </w:rPr>
+        <w:t>Obj</w:t>
+      </w:r>
+      <w:r>
+        <w:rPr>
+          <w:rFonts w:hint="eastAsia"/>
+        </w:rPr>
+        <w:t>参数，则默认监控所有可监控的模块</w:t>
+      </w:r>
+      <w:r>
+        <w:rPr>
+          <w:rFonts w:hint="eastAsia"/>
+        </w:rPr>
+        <w:t>和线程</w:t>
+      </w:r>
+      <w:r>
+        <w:rPr>
+          <w:rFonts w:hint="eastAsia"/>
+        </w:rPr>
+        <w:t>。</w:t>
+      </w:r>
+    </w:p>
+    <w:p>
+      <w:pPr>
+        <w:spacing w:line="360" w:lineRule="auto"/>
+      </w:pPr>
+    </w:p>
+    <w:p>
+      <w:pPr>
+        <w:pStyle w:val="Heading3"/>
+      </w:pPr>
+      <w:r>
+        <w:rPr>
+          <w:rFonts w:hint="eastAsia"/>
+        </w:rPr>
+        <w:t>驱动变更</w:t>
+      </w:r>
+    </w:p>
+    <w:p>
+      <w:pPr>
+        <w:spacing w:line="360" w:lineRule="auto"/>
+        <w:rPr>
+          <w:rFonts w:asciiTheme="minorEastAsia" w:hAnsiTheme="minorEastAsia"/>
+          <w:bCs/>
+        </w:rPr>
+      </w:pPr>
+      <w:r>
+        <w:rPr>
+          <w:rFonts w:asciiTheme="minorEastAsia" w:hAnsiTheme="minorEastAsia" w:hint="eastAsia"/>
+          <w:bCs/>
+        </w:rPr>
+        <w:t xml:space="preserve">  由于接口的变更， </w:t>
+      </w:r>
+      <w:r>
+        <w:rPr>
+          <w:rFonts w:asciiTheme="minorEastAsia" w:hAnsiTheme="minorEastAsia" w:hint="eastAsia"/>
+          <w:bCs/>
+        </w:rPr>
+        <w:t xml:space="preserve">C 和 </w:t>
+      </w:r>
+      <w:r>
+        <w:rPr>
+          <w:rFonts w:asciiTheme="minorEastAsia" w:hAnsiTheme="minorEastAsia" w:hint="eastAsia"/>
+          <w:bCs/>
+        </w:rPr>
+        <w:t>C++ 驱动需要做相应的修改</w:t>
+      </w:r>
+      <w:r>
+        <w:rPr>
+          <w:rFonts w:asciiTheme="minorEastAsia" w:hAnsiTheme="minorEastAsia" w:hint="eastAsia"/>
+          <w:bCs/>
+        </w:rPr>
+        <w:t>。详细修改如下：</w:t>
+      </w:r>
+    </w:p>
+    <w:p>
+      <w:pPr>
+        <w:pStyle w:val="Heading4"/>
+      </w:pPr>
+      <w:r>
+        <w:rPr>
+          <w:rFonts w:hint="eastAsia"/>
+        </w:rPr>
+        <w:t xml:space="preserve">C </w:t>
+      </w:r>
+      <w:r>
+        <w:rPr>
+          <w:rFonts w:hint="eastAsia"/>
+        </w:rPr>
+        <w:t>驱动</w:t>
+      </w:r>
+    </w:p>
+    <w:p>
+      <w:pPr>
+        <w:pStyle w:val="ListParagraph"/>
+        <w:numPr>
+          <w:ilvl w:val="0"/>
+          <w:numId w:val="12"/>
+        </w:numPr>
+        <w:ind w:firstLineChars="0"/>
+      </w:pPr>
+      <w:r>
+        <w:rPr>
+          <w:rFonts w:hint="eastAsia"/>
+        </w:rPr>
+        <w:t>新接口</w:t>
+      </w:r>
+    </w:p>
+    <w:p>
+      <w:pPr>
+        <w:spacing w:line="360" w:lineRule="auto"/>
+        <w:rPr>
+          <w:rFonts w:asciiTheme="minorEastAsia" w:hAnsiTheme="minorEastAsia"/>
+          <w:b/>
+          <w:bCs/>
+          <w:color w:val="548DD4" w:themeColor="text2" w:themeTint="99"/>
+          <w:szCs w:val="21"/>
+        </w:rPr>
+      </w:pPr>
+      <w:r>
+        <w:rPr>
+          <w:rFonts w:asciiTheme="minorEastAsia" w:hAnsiTheme="minorEastAsia"/>
+          <w:b/>
+          <w:bCs/>
+          <w:color w:val="548DD4" w:themeColor="text2" w:themeTint="99"/>
+          <w:szCs w:val="21"/>
+        </w:rPr>
+        <w:t>SDB_EXPORT INT32 sdbTraceStart</w:t>
+      </w:r>
+      <w:r>
+        <w:rPr>
+          <w:rFonts w:asciiTheme="minorEastAsia" w:hAnsiTheme="minorEastAsia" w:hint="eastAsia"/>
+          <w:b/>
+          <w:bCs/>
+          <w:color w:val="548DD4" w:themeColor="text2" w:themeTint="99"/>
+          <w:szCs w:val="21"/>
+        </w:rPr>
+        <w:t>1</w:t>
+      </w:r>
+      <w:r>
+        <w:rPr>
+          <w:rFonts w:asciiTheme="minorEastAsia" w:hAnsiTheme="minorEastAsia"/>
+          <w:b/>
+          <w:bCs/>
+          <w:color w:val="548DD4" w:themeColor="text2" w:themeTint="99"/>
+          <w:szCs w:val="21"/>
+        </w:rPr>
+        <w:t xml:space="preserve"> ( sdbConnectionHandle cHandle,</w:t>
+      </w:r>
+    </w:p>
+    <w:p>
+      <w:pPr>
+        <w:spacing w:line="360" w:lineRule="auto"/>
+        <w:rPr>
+          <w:rFonts w:asciiTheme="minorEastAsia" w:hAnsiTheme="minorEastAsia"/>
+          <w:b/>
+          <w:bCs/>
+          <w:color w:val="548DD4" w:themeColor="text2" w:themeTint="99"/>
+          <w:szCs w:val="21"/>
+        </w:rPr>
+      </w:pPr>
+      <w:r>
+        <w:rPr>
+          <w:rFonts w:asciiTheme="minorEastAsia" w:hAnsiTheme="minorEastAsia"/>
+          <w:b/>
+          <w:bCs/>
+          <w:color w:val="548DD4" w:themeColor="text2" w:themeTint="99"/>
+          <w:szCs w:val="21"/>
+        </w:rPr>
+        <w:t xml:space="preserve">                                 </w:t>
+      </w:r>
+      <w:r>
+        <w:rPr>
+          <w:rFonts w:asciiTheme="minorEastAsia" w:hAnsiTheme="minorEastAsia" w:hint="eastAsia"/>
+          <w:b/>
+          <w:bCs/>
+          <w:color w:val="548DD4" w:themeColor="text2" w:themeTint="99"/>
+          <w:szCs w:val="21"/>
+        </w:rPr>
+        <w:t xml:space="preserve"> </w:t>
+      </w:r>
+      <w:r>
+        <w:rPr>
+          <w:rFonts w:asciiTheme="minorEastAsia" w:hAnsiTheme="minorEastAsia"/>
+          <w:b/>
+          <w:bCs/>
+          <w:color w:val="548DD4" w:themeColor="text2" w:themeTint="99"/>
+          <w:szCs w:val="21"/>
+        </w:rPr>
+        <w:t>UINT32 traceBufferSize,</w:t>
+      </w:r>
+    </w:p>
+    <w:p>
+      <w:pPr>
+        <w:spacing w:line="360" w:lineRule="auto"/>
+        <w:rPr>
+          <w:rFonts w:asciiTheme="minorEastAsia" w:hAnsiTheme="minorEastAsia"/>
+          <w:b/>
+          <w:bCs/>
+          <w:color w:val="548DD4" w:themeColor="text2" w:themeTint="99"/>
+          <w:szCs w:val="21"/>
+        </w:rPr>
+      </w:pPr>
+      <w:r>
+        <w:rPr>
+          <w:rFonts w:asciiTheme="minorEastAsia" w:hAnsiTheme="minorEastAsia"/>
+          <w:b/>
+          <w:bCs/>
+          <w:color w:val="548DD4" w:themeColor="text2" w:themeTint="99"/>
+          <w:szCs w:val="21"/>
+        </w:rPr>
+        <w:t xml:space="preserve">                                 </w:t>
+      </w:r>
+      <w:r>
+        <w:rPr>
+          <w:rFonts w:asciiTheme="minorEastAsia" w:hAnsiTheme="minorEastAsia" w:hint="eastAsia"/>
+          <w:b/>
+          <w:bCs/>
+          <w:color w:val="548DD4" w:themeColor="text2" w:themeTint="99"/>
+          <w:szCs w:val="21"/>
+        </w:rPr>
+        <w:t xml:space="preserve"> </w:t>
+      </w:r>
+      <w:r>
+        <w:rPr>
+          <w:rFonts w:asciiTheme="minorEastAsia" w:hAnsiTheme="minorEastAsia" w:hint="eastAsia"/>
+          <w:b/>
+          <w:bCs/>
+          <w:color w:val="548DD4" w:themeColor="text2" w:themeTint="99"/>
+          <w:szCs w:val="21"/>
+        </w:rPr>
+        <w:t>bson</w:t>
+      </w:r>
+      <w:r>
+        <w:rPr>
+          <w:rFonts w:asciiTheme="minorEastAsia" w:hAnsiTheme="minorEastAsia"/>
+          <w:b/>
+          <w:bCs/>
+          <w:color w:val="548DD4" w:themeColor="text2" w:themeTint="99"/>
+          <w:szCs w:val="21"/>
+        </w:rPr>
+        <w:t xml:space="preserve"> * comp</w:t>
+      </w:r>
+      <w:r>
+        <w:rPr>
+          <w:rFonts w:asciiTheme="minorEastAsia" w:hAnsiTheme="minorEastAsia" w:hint="eastAsia"/>
+          <w:b/>
+          <w:bCs/>
+          <w:color w:val="548DD4" w:themeColor="text2" w:themeTint="99"/>
+          <w:szCs w:val="21"/>
+        </w:rPr>
+        <w:t>s</w:t>
+      </w:r>
+      <w:r>
+        <w:rPr>
+          <w:rFonts w:asciiTheme="minorEastAsia" w:hAnsiTheme="minorEastAsia"/>
+          <w:b/>
           <w:bCs/>
           <w:color w:val="548DD4" w:themeColor="text2" w:themeTint="99"/>
           <w:szCs w:val="21"/>
         </w:rPr>
         <w:t>,</w:t>
       </w:r>
-      <w:r>
-        <w:rPr>
-          <w:rFonts w:asciiTheme="minorEastAsia" w:hAnsiTheme="minorEastAsia" w:hint="eastAsia"/>
-          <w:bCs/>
-          <w:color w:val="548DD4" w:themeColor="text2" w:themeTint="99"/>
+    </w:p>
+    <w:p>
+      <w:pPr>
+        <w:spacing w:line="360" w:lineRule="auto"/>
+        <w:rPr>
+          <w:rFonts w:asciiTheme="minorEastAsia" w:hAnsiTheme="minorEastAsia"/>
+          <w:b/>
+          <w:bCs/>
+          <w:color w:val="548DD4" w:themeColor="text2" w:themeTint="99"/>
+          <w:szCs w:val="21"/>
+        </w:rPr>
+      </w:pPr>
+      <w:r>
+        <w:rPr>
+          <w:rFonts w:asciiTheme="minorEastAsia" w:hAnsiTheme="minorEastAsia"/>
+          <w:b/>
+          <w:bCs/>
+          <w:color w:val="548DD4" w:themeColor="text2" w:themeTint="99"/>
+          <w:szCs w:val="21"/>
+        </w:rPr>
+        <w:t xml:space="preserve">                                 </w:t>
+      </w:r>
+      <w:r>
+        <w:rPr>
+          <w:rFonts w:asciiTheme="minorEastAsia" w:hAnsiTheme="minorEastAsia" w:hint="eastAsia"/>
+          <w:b/>
+          <w:bCs/>
+          <w:color w:val="548DD4" w:themeColor="text2" w:themeTint="99"/>
+          <w:szCs w:val="21"/>
+        </w:rPr>
+        <w:t xml:space="preserve"> </w:t>
+      </w:r>
+      <w:r>
+        <w:rPr>
+          <w:rFonts w:asciiTheme="minorEastAsia" w:hAnsiTheme="minorEastAsia" w:hint="eastAsia"/>
+          <w:b/>
+          <w:bCs/>
+          <w:color w:val="548DD4" w:themeColor="text2" w:themeTint="99"/>
+          <w:szCs w:val="21"/>
+        </w:rPr>
+        <w:t>bson</w:t>
+      </w:r>
+      <w:r>
+        <w:rPr>
+          <w:rFonts w:asciiTheme="minorEastAsia" w:hAnsiTheme="minorEastAsia"/>
+          <w:b/>
+          <w:bCs/>
+          <w:color w:val="548DD4" w:themeColor="text2" w:themeTint="99"/>
+          <w:szCs w:val="21"/>
+        </w:rPr>
+        <w:t xml:space="preserve"> </w:t>
+      </w:r>
+      <w:r>
+        <w:rPr>
+          <w:rFonts w:asciiTheme="minorEastAsia" w:hAnsiTheme="minorEastAsia"/>
+          <w:b/>
+          <w:bCs/>
+          <w:color w:val="548DD4" w:themeColor="text2" w:themeTint="99"/>
+          <w:szCs w:val="21"/>
+        </w:rPr>
+        <w:t>* breakPoint</w:t>
+      </w:r>
+      <w:r>
+        <w:rPr>
+          <w:rFonts w:asciiTheme="minorEastAsia" w:hAnsiTheme="minorEastAsia" w:hint="eastAsia"/>
+          <w:b/>
+          <w:bCs/>
+          <w:color w:val="548DD4" w:themeColor="text2" w:themeTint="99"/>
+          <w:szCs w:val="21"/>
+        </w:rPr>
+        <w:t>s</w:t>
+      </w:r>
+      <w:r>
+        <w:rPr>
+          <w:rFonts w:asciiTheme="minorEastAsia" w:hAnsiTheme="minorEastAsia"/>
+          <w:b/>
+          <w:bCs/>
+          <w:color w:val="548DD4" w:themeColor="text2" w:themeTint="99"/>
+          <w:szCs w:val="21"/>
+        </w:rPr>
+        <w:t xml:space="preserve"> ,</w:t>
+      </w:r>
+    </w:p>
+    <w:p>
+      <w:pPr>
+        <w:spacing w:line="360" w:lineRule="auto"/>
+        <w:rPr>
+          <w:rFonts w:asciiTheme="minorEastAsia" w:hAnsiTheme="minorEastAsia"/>
+          <w:b/>
+          <w:bCs/>
+          <w:color w:val="548DD4" w:themeColor="text2" w:themeTint="99"/>
+          <w:szCs w:val="21"/>
+        </w:rPr>
+      </w:pPr>
+      <w:r>
+        <w:rPr>
+          <w:rFonts w:asciiTheme="minorEastAsia" w:hAnsiTheme="minorEastAsia"/>
+          <w:b/>
+          <w:bCs/>
+          <w:color w:val="548DD4" w:themeColor="text2" w:themeTint="99"/>
+          <w:szCs w:val="21"/>
+        </w:rPr>
+        <w:t xml:space="preserve">                                 </w:t>
+      </w:r>
+      <w:r>
+        <w:rPr>
+          <w:rFonts w:asciiTheme="minorEastAsia" w:hAnsiTheme="minorEastAsia" w:hint="eastAsia"/>
+          <w:b/>
+          <w:bCs/>
+          <w:color w:val="548DD4" w:themeColor="text2" w:themeTint="99"/>
+          <w:szCs w:val="21"/>
+        </w:rPr>
+        <w:t xml:space="preserve"> </w:t>
+      </w:r>
+      <w:r>
+        <w:rPr>
+          <w:rFonts w:asciiTheme="minorEastAsia" w:hAnsiTheme="minorEastAsia" w:hint="eastAsia"/>
+          <w:b/>
+          <w:bCs/>
+          <w:color w:val="548DD4" w:themeColor="text2" w:themeTint="99"/>
+          <w:szCs w:val="21"/>
+        </w:rPr>
+        <w:t>bson</w:t>
+      </w:r>
+      <w:r>
+        <w:rPr>
+          <w:rFonts w:asciiTheme="minorEastAsia" w:hAnsiTheme="minorEastAsia"/>
+          <w:b/>
+          <w:bCs/>
+          <w:color w:val="548DD4" w:themeColor="text2" w:themeTint="99"/>
+          <w:szCs w:val="21"/>
+        </w:rPr>
+        <w:t xml:space="preserve"> </w:t>
+      </w:r>
+      <w:r>
+        <w:rPr>
+          <w:rFonts w:asciiTheme="minorEastAsia" w:hAnsiTheme="minorEastAsia"/>
+          <w:b/>
+          <w:bCs/>
+          <w:color w:val="548DD4" w:themeColor="text2" w:themeTint="99"/>
+          <w:szCs w:val="21"/>
+        </w:rPr>
+        <w:t>*tids,</w:t>
+      </w:r>
+    </w:p>
+    <w:p>
+      <w:pPr>
+        <w:spacing w:line="360" w:lineRule="auto"/>
+        <w:rPr>
+          <w:rFonts w:asciiTheme="minorEastAsia" w:hAnsiTheme="minorEastAsia"/>
+          <w:b/>
+          <w:bCs/>
+          <w:color w:val="548DD4" w:themeColor="text2" w:themeTint="99"/>
+          <w:szCs w:val="21"/>
+        </w:rPr>
+      </w:pPr>
+      <w:r>
+        <w:rPr>
+          <w:rFonts w:asciiTheme="minorEastAsia" w:hAnsiTheme="minorEastAsia"/>
+          <w:b/>
+          <w:bCs/>
+          <w:color w:val="548DD4" w:themeColor="text2" w:themeTint="99"/>
+          <w:szCs w:val="21"/>
+        </w:rPr>
+        <w:t xml:space="preserve">                                 </w:t>
+      </w:r>
+      <w:r>
+        <w:rPr>
+          <w:rFonts w:asciiTheme="minorEastAsia" w:hAnsiTheme="minorEastAsia" w:hint="eastAsia"/>
+          <w:b/>
+          <w:bCs/>
+          <w:color w:val="548DD4" w:themeColor="text2" w:themeTint="99"/>
+          <w:szCs w:val="21"/>
+        </w:rPr>
+        <w:t xml:space="preserve"> </w:t>
+      </w:r>
+      <w:r>
+        <w:rPr>
+          <w:rFonts w:asciiTheme="minorEastAsia" w:hAnsiTheme="minorEastAsia" w:hint="eastAsia"/>
+          <w:b/>
+          <w:bCs/>
+          <w:color w:val="548DD4" w:themeColor="text2" w:themeTint="99"/>
+          <w:szCs w:val="21"/>
+        </w:rPr>
+        <w:t>bson</w:t>
+      </w:r>
+      <w:r>
+        <w:rPr>
+          <w:rFonts w:asciiTheme="minorEastAsia" w:hAnsiTheme="minorEastAsia"/>
+          <w:b/>
+          <w:bCs/>
+          <w:color w:val="548DD4" w:themeColor="text2" w:themeTint="99"/>
+          <w:szCs w:val="21"/>
+        </w:rPr>
+        <w:t xml:space="preserve"> </w:t>
+      </w:r>
+      <w:r>
+        <w:rPr>
+          <w:rFonts w:asciiTheme="minorEastAsia" w:hAnsiTheme="minorEastAsia" w:hint="eastAsia"/>
+          <w:b/>
+          <w:bCs/>
+          <w:color w:val="548DD4" w:themeColor="text2" w:themeTint="99"/>
+          <w:szCs w:val="21"/>
+        </w:rPr>
+        <w:t>*</w:t>
+      </w:r>
+      <w:r>
+        <w:rPr>
+          <w:rFonts w:asciiTheme="minorEastAsia" w:hAnsiTheme="minorEastAsia" w:hint="eastAsia"/>
+          <w:b/>
+          <w:bCs/>
+          <w:color w:val="548DD4" w:themeColor="text2" w:themeTint="99"/>
+          <w:szCs w:val="21"/>
+        </w:rPr>
+        <w:t>function</w:t>
+      </w:r>
+      <w:r>
+        <w:rPr>
+          <w:rFonts w:asciiTheme="minorEastAsia" w:hAnsiTheme="minorEastAsia" w:hint="eastAsia"/>
+          <w:b/>
+          <w:bCs/>
+          <w:color w:val="548DD4" w:themeColor="text2" w:themeTint="99"/>
+          <w:szCs w:val="21"/>
+        </w:rPr>
+        <w:t>Names，</w:t>
+      </w:r>
+    </w:p>
+    <w:p>
+      <w:pPr>
+        <w:spacing w:line="360" w:lineRule="auto"/>
+        <w:rPr>
+          <w:rFonts w:asciiTheme="minorEastAsia" w:hAnsiTheme="minorEastAsia"/>
+          <w:b/>
+          <w:bCs/>
+          <w:color w:val="548DD4" w:themeColor="text2" w:themeTint="99"/>
+          <w:szCs w:val="21"/>
+        </w:rPr>
+      </w:pPr>
+      <w:r>
+        <w:rPr>
+          <w:rFonts w:asciiTheme="minorEastAsia" w:hAnsiTheme="minorEastAsia" w:hint="eastAsia"/>
+          <w:b/>
+          <w:bCs/>
+          <w:color w:val="548DD4" w:themeColor="text2" w:themeTint="99"/>
+          <w:szCs w:val="21"/>
+        </w:rPr>
+        <w:t xml:space="preserve">                                  </w:t>
+      </w:r>
+      <w:r>
+        <w:rPr>
+          <w:rFonts w:asciiTheme="minorEastAsia" w:hAnsiTheme="minorEastAsia" w:hint="eastAsia"/>
+          <w:b/>
+          <w:bCs/>
+          <w:color w:val="548DD4" w:themeColor="text2" w:themeTint="99"/>
+          <w:szCs w:val="21"/>
+        </w:rPr>
+        <w:t>bson</w:t>
+      </w:r>
+      <w:r>
+        <w:rPr>
+          <w:rFonts w:asciiTheme="minorEastAsia" w:hAnsiTheme="minorEastAsia"/>
+          <w:b/>
+          <w:bCs/>
+          <w:color w:val="548DD4" w:themeColor="text2" w:themeTint="99"/>
+          <w:szCs w:val="21"/>
+        </w:rPr>
+        <w:t xml:space="preserve"> </w:t>
+      </w:r>
+      <w:r>
+        <w:rPr>
+          <w:rFonts w:asciiTheme="minorEastAsia" w:hAnsiTheme="minorEastAsia" w:hint="eastAsia"/>
+          <w:b/>
+          <w:bCs/>
+          <w:color w:val="548DD4" w:themeColor="text2" w:themeTint="99"/>
+          <w:szCs w:val="21"/>
+        </w:rPr>
+        <w:t>*thread</w:t>
+      </w:r>
+      <w:r>
+        <w:rPr>
+          <w:rFonts w:asciiTheme="minorEastAsia" w:hAnsiTheme="minorEastAsia" w:hint="eastAsia"/>
+          <w:b/>
+          <w:bCs/>
+          <w:color w:val="548DD4" w:themeColor="text2" w:themeTint="99"/>
+          <w:szCs w:val="21"/>
+        </w:rPr>
+        <w:t xml:space="preserve">Types </w:t>
+      </w:r>
+      <w:r>
+        <w:rPr>
+          <w:rFonts w:asciiTheme="minorEastAsia" w:hAnsiTheme="minorEastAsia"/>
+          <w:b/>
+          <w:bCs/>
+          <w:color w:val="548DD4" w:themeColor="text2" w:themeTint="99"/>
+          <w:szCs w:val="21"/>
+        </w:rPr>
+        <w:t>)</w:t>
+      </w:r>
+    </w:p>
+    <w:p>
+      <w:pPr>
+        <w:pStyle w:val="ListParagraph"/>
+        <w:numPr>
+          <w:ilvl w:val="0"/>
+          <w:numId w:val="12"/>
+        </w:numPr>
+        <w:spacing w:line="360" w:lineRule="auto"/>
+        <w:ind w:firstLineChars="0"/>
+        <w:rPr>
+          <w:rFonts w:asciiTheme="minorEastAsia" w:hAnsiTheme="minorEastAsia"/>
+          <w:b/>
+          <w:bCs/>
+          <w:szCs w:val="21"/>
+        </w:rPr>
+      </w:pPr>
+      <w:r>
+        <w:rPr>
+          <w:rFonts w:asciiTheme="minorEastAsia" w:hAnsiTheme="minorEastAsia" w:hint="eastAsia"/>
+          <w:b/>
+          <w:bCs/>
+          <w:szCs w:val="21"/>
+        </w:rPr>
+        <w:t>消息结构</w:t>
+      </w:r>
+    </w:p>
+    <w:p>
+      <w:pPr>
+        <w:spacing w:line="360" w:lineRule="auto"/>
+      </w:pPr>
+      <w:r>
+        <w:rPr>
+          <w:rFonts w:hint="eastAsia"/>
+          <w:szCs w:val="21"/>
+        </w:rPr>
+        <w:t>该</w:t>
+      </w:r>
+      <w:r>
+        <w:rPr>
+          <w:rFonts w:hint="eastAsia"/>
+          <w:szCs w:val="21"/>
+        </w:rPr>
+        <w:t>消息</w:t>
+      </w:r>
+      <w:r>
+        <w:rPr>
+          <w:rFonts w:hint="eastAsia"/>
+        </w:rPr>
+        <w:t>结构为</w:t>
+      </w:r>
+      <w:r>
+        <w:t>MsgOpQuery</w:t>
+      </w:r>
+      <w:r>
+        <w:rPr>
+          <w:rFonts w:hint="eastAsia"/>
+        </w:rPr>
+        <w:t>，由</w:t>
+      </w:r>
+      <w:r>
+        <w:t>MsgHeader</w:t>
+      </w:r>
+      <w:r>
+        <w:rPr>
+          <w:rFonts w:hint="eastAsia"/>
+        </w:rPr>
+        <w:t xml:space="preserve"> + BSON </w:t>
+      </w:r>
+      <w:r>
+        <w:rPr>
+          <w:rFonts w:hint="eastAsia"/>
+        </w:rPr>
+        <w:t>组成，</w:t>
+      </w:r>
+      <w:r>
+        <w:rPr>
+          <w:rFonts w:hint="eastAsia"/>
+        </w:rPr>
+        <w:t>BSON</w:t>
+      </w:r>
+      <w:r>
+        <w:rPr>
+          <w:rFonts w:hint="eastAsia"/>
+        </w:rPr>
+        <w:t>的结构为：</w:t>
+      </w:r>
+    </w:p>
+    <w:p>
+      <w:pPr>
+        <w:pStyle w:val="ListParagraph"/>
+        <w:pBdr>
+          <w:top w:val="single" w:sz="4" w:space="1" w:color="000000" w:themeColor="text1"/>
+          <w:left w:val="single" w:sz="4" w:space="4" w:color="000000" w:themeColor="text1"/>
+          <w:bottom w:val="single" w:sz="4" w:space="1" w:color="000000" w:themeColor="text1"/>
+          <w:right w:val="single" w:sz="4" w:space="0" w:color="000000" w:themeColor="text1"/>
+        </w:pBdr>
+        <w:ind w:left="1196" w:firstLineChars="0" w:firstLine="0"/>
+        <w:rPr>
+          <w:szCs w:val="21"/>
+        </w:rPr>
+      </w:pPr>
+      <w:r>
+        <w:rPr>
+          <w:rFonts w:hint="eastAsia"/>
+          <w:szCs w:val="21"/>
+        </w:rPr>
+        <w:t>{</w:t>
+      </w:r>
+    </w:p>
+    <w:p>
+      <w:pPr>
+        <w:pStyle w:val="ListParagraph"/>
+        <w:pBdr>
+          <w:top w:val="single" w:sz="4" w:space="1" w:color="000000" w:themeColor="text1"/>
+          <w:left w:val="single" w:sz="4" w:space="4" w:color="000000" w:themeColor="text1"/>
+          <w:bottom w:val="single" w:sz="4" w:space="1" w:color="000000" w:themeColor="text1"/>
+          <w:right w:val="single" w:sz="4" w:space="0" w:color="000000" w:themeColor="text1"/>
+        </w:pBdr>
+        <w:ind w:left="1196" w:firstLineChars="150" w:firstLine="315"/>
+        <w:rPr>
+          <w:color w:val="FF0000"/>
+          <w:szCs w:val="21"/>
+        </w:rPr>
+      </w:pPr>
+      <w:r>
+        <w:rPr>
+          <w:color w:val="FF0000"/>
+          <w:szCs w:val="21"/>
+        </w:rPr>
+        <w:t>query</w:t>
+      </w:r>
+      <w:r>
+        <w:rPr>
+          <w:rFonts w:hint="eastAsia"/>
+          <w:color w:val="FF0000"/>
+          <w:szCs w:val="21"/>
+        </w:rPr>
+        <w:t>:     O</w:t>
+      </w:r>
+      <w:r>
+        <w:rPr>
+          <w:color w:val="FF0000"/>
+          <w:szCs w:val="21"/>
+        </w:rPr>
+        <w:t>bject</w:t>
+      </w:r>
+      <w:r>
+        <w:rPr>
+          <w:rFonts w:hint="eastAsia"/>
+          <w:color w:val="FF0000"/>
+          <w:szCs w:val="21"/>
+        </w:rPr>
+        <w:t>,</w:t>
+      </w:r>
+    </w:p>
+    <w:p>
+      <w:pPr>
+        <w:pStyle w:val="ListParagraph"/>
+        <w:pBdr>
+          <w:top w:val="single" w:sz="4" w:space="1" w:color="000000" w:themeColor="text1"/>
+          <w:left w:val="single" w:sz="4" w:space="4" w:color="000000" w:themeColor="text1"/>
+          <w:bottom w:val="single" w:sz="4" w:space="1" w:color="000000" w:themeColor="text1"/>
+          <w:right w:val="single" w:sz="4" w:space="0" w:color="000000" w:themeColor="text1"/>
+        </w:pBdr>
+        <w:ind w:left="1196" w:firstLineChars="150" w:firstLine="315"/>
+        <w:rPr>
+          <w:szCs w:val="21"/>
+        </w:rPr>
+      </w:pPr>
+      <w:r>
+        <w:rPr>
+          <w:szCs w:val="21"/>
+        </w:rPr>
+        <w:t>fieldSelector</w:t>
+      </w:r>
+      <w:r>
+        <w:rPr>
+          <w:rFonts w:hint="eastAsia"/>
+          <w:szCs w:val="21"/>
+        </w:rPr>
+        <w:t xml:space="preserve">:   </w:t>
+      </w:r>
+      <w:r>
+        <w:rPr>
+          <w:rFonts w:hint="eastAsia"/>
+          <w:szCs w:val="21"/>
+        </w:rPr>
+        <w:t>O</w:t>
+      </w:r>
+      <w:r>
+        <w:rPr>
+          <w:szCs w:val="21"/>
+        </w:rPr>
+        <w:t>bject</w:t>
+      </w:r>
+      <w:r>
+        <w:rPr>
+          <w:rFonts w:hint="eastAsia"/>
+          <w:szCs w:val="21"/>
+        </w:rPr>
+        <w:t>,</w:t>
+      </w:r>
+    </w:p>
+    <w:p>
+      <w:pPr>
+        <w:pStyle w:val="ListParagraph"/>
+        <w:pBdr>
+          <w:top w:val="single" w:sz="4" w:space="1" w:color="000000" w:themeColor="text1"/>
+          <w:left w:val="single" w:sz="4" w:space="4" w:color="000000" w:themeColor="text1"/>
+          <w:bottom w:val="single" w:sz="4" w:space="1" w:color="000000" w:themeColor="text1"/>
+          <w:right w:val="single" w:sz="4" w:space="0" w:color="000000" w:themeColor="text1"/>
+        </w:pBdr>
+        <w:ind w:left="1196" w:firstLineChars="150" w:firstLine="315"/>
+        <w:rPr>
+          <w:szCs w:val="21"/>
+        </w:rPr>
+      </w:pPr>
+      <w:r>
+        <w:rPr>
+          <w:szCs w:val="21"/>
+        </w:rPr>
+        <w:t>orderBy</w:t>
+      </w:r>
+      <w:r>
+        <w:rPr>
+          <w:rFonts w:hint="eastAsia"/>
+          <w:szCs w:val="21"/>
+        </w:rPr>
+        <w:t xml:space="preserve">:  </w:t>
+      </w:r>
+      <w:r>
+        <w:rPr>
+          <w:rFonts w:hint="eastAsia"/>
+          <w:szCs w:val="21"/>
+        </w:rPr>
+        <w:t>O</w:t>
+      </w:r>
+      <w:r>
+        <w:rPr>
+          <w:szCs w:val="21"/>
+        </w:rPr>
+        <w:t>bject</w:t>
+      </w:r>
+      <w:r>
+        <w:rPr>
+          <w:rFonts w:hint="eastAsia"/>
+          <w:szCs w:val="21"/>
+        </w:rPr>
+        <w:t>,</w:t>
+      </w:r>
+    </w:p>
+    <w:p>
+      <w:pPr>
+        <w:pStyle w:val="ListParagraph"/>
+        <w:pBdr>
+          <w:top w:val="single" w:sz="4" w:space="1" w:color="000000" w:themeColor="text1"/>
+          <w:left w:val="single" w:sz="4" w:space="4" w:color="000000" w:themeColor="text1"/>
+          <w:bottom w:val="single" w:sz="4" w:space="1" w:color="000000" w:themeColor="text1"/>
+          <w:right w:val="single" w:sz="4" w:space="0" w:color="000000" w:themeColor="text1"/>
+        </w:pBdr>
+        <w:ind w:left="1196" w:firstLineChars="150" w:firstLine="315"/>
+        <w:rPr>
+          <w:szCs w:val="21"/>
+        </w:rPr>
+      </w:pPr>
+      <w:r>
+        <w:rPr>
+          <w:szCs w:val="21"/>
+        </w:rPr>
+        <w:t>hint</w:t>
+      </w:r>
+      <w:r>
+        <w:rPr>
+          <w:rFonts w:hint="eastAsia"/>
+          <w:szCs w:val="21"/>
+        </w:rPr>
+        <w:t xml:space="preserve">:  </w:t>
+      </w:r>
+      <w:r>
+        <w:rPr>
+          <w:rFonts w:hint="eastAsia"/>
+          <w:szCs w:val="21"/>
+        </w:rPr>
+        <w:t>O</w:t>
+      </w:r>
+      <w:r>
+        <w:rPr>
+          <w:szCs w:val="21"/>
+        </w:rPr>
+        <w:t>bject</w:t>
+      </w:r>
+    </w:p>
+    <w:p>
+      <w:pPr>
+        <w:pStyle w:val="ListParagraph"/>
+        <w:pBdr>
+          <w:top w:val="single" w:sz="4" w:space="1" w:color="000000" w:themeColor="text1"/>
+          <w:left w:val="single" w:sz="4" w:space="4" w:color="000000" w:themeColor="text1"/>
+          <w:bottom w:val="single" w:sz="4" w:space="1" w:color="000000" w:themeColor="text1"/>
+          <w:right w:val="single" w:sz="4" w:space="0" w:color="000000" w:themeColor="text1"/>
+        </w:pBdr>
+        <w:ind w:left="1196" w:firstLineChars="0" w:firstLine="0"/>
+        <w:rPr>
+          <w:color w:val="000099"/>
+          <w:szCs w:val="21"/>
+        </w:rPr>
+      </w:pPr>
+      <w:r>
+        <w:rPr>
+          <w:rFonts w:hint="eastAsia"/>
+          <w:color w:val="000099"/>
+          <w:szCs w:val="21"/>
+        </w:rPr>
+        <w:t>}</w:t>
+      </w:r>
+    </w:p>
+    <w:p>
+      <w:pPr>
+        <w:spacing w:line="360" w:lineRule="auto"/>
+      </w:pPr>
+      <w:r>
+        <w:rPr>
+          <w:rFonts w:hint="eastAsia"/>
+        </w:rPr>
+        <w:t>其中</w:t>
+      </w:r>
+      <w:r>
+        <w:rPr>
+          <w:rFonts w:hint="eastAsia"/>
+        </w:rPr>
+        <w:t xml:space="preserve"> query </w:t>
+      </w:r>
+      <w:r>
+        <w:rPr>
+          <w:rFonts w:hint="eastAsia"/>
+        </w:rPr>
+        <w:t>有成员：</w:t>
+      </w:r>
+    </w:p>
+    <w:p>
+      <w:pPr>
+        <w:spacing w:line="360" w:lineRule="auto"/>
+        <w:rPr>
+          <w:rFonts w:asciiTheme="minorEastAsia" w:hAnsiTheme="minorEastAsia"/>
+          <w:b/>
+          <w:bCs/>
+          <w:color w:val="FF0000"/>
+          <w:szCs w:val="21"/>
+        </w:rPr>
+      </w:pPr>
+      <w:r>
+        <w:rPr>
+          <w:rFonts w:asciiTheme="minorEastAsia" w:hAnsiTheme="minorEastAsia" w:hint="eastAsia"/>
+          <w:b/>
+          <w:bCs/>
+          <w:color w:val="FF0000"/>
+          <w:szCs w:val="21"/>
+        </w:rPr>
+        <w:t xml:space="preserve">{ </w:t>
+      </w:r>
+    </w:p>
+    <w:p>
+      <w:pPr>
+        <w:spacing w:line="360" w:lineRule="auto"/>
+        <w:rPr>
+          <w:rFonts w:asciiTheme="minorEastAsia" w:hAnsiTheme="minorEastAsia"/>
+          <w:b/>
+          <w:bCs/>
+          <w:szCs w:val="21"/>
+        </w:rPr>
+      </w:pPr>
+      <w:r>
+        <w:rPr>
+          <w:rFonts w:asciiTheme="minorEastAsia" w:hAnsiTheme="minorEastAsia" w:hint="eastAsia"/>
+          <w:b/>
+          <w:bCs/>
+          <w:color w:val="FF0000"/>
+          <w:szCs w:val="21"/>
+        </w:rPr>
+        <w:t xml:space="preserve">  </w:t>
+      </w:r>
+      <w:r>
+        <w:rPr>
+          <w:rFonts w:asciiTheme="minorEastAsia" w:hAnsiTheme="minorEastAsia" w:hint="eastAsia"/>
+          <w:b/>
+          <w:bCs/>
+          <w:szCs w:val="21"/>
+        </w:rPr>
+        <w:t>"</w:t>
+      </w:r>
+      <w:r>
+        <w:rPr>
+          <w:rFonts w:asciiTheme="minorEastAsia" w:hAnsiTheme="minorEastAsia"/>
+          <w:b/>
+          <w:bCs/>
+          <w:szCs w:val="21"/>
+        </w:rPr>
+        <w:t>Size</w:t>
+      </w:r>
+      <w:r>
+        <w:rPr>
+          <w:rFonts w:asciiTheme="minorEastAsia" w:hAnsiTheme="minorEastAsia" w:hint="eastAsia"/>
+          <w:b/>
+          <w:bCs/>
+          <w:szCs w:val="21"/>
+        </w:rPr>
+        <w:t>"</w:t>
+      </w:r>
+      <w:r>
+        <w:rPr>
+          <w:rFonts w:asciiTheme="minorEastAsia" w:hAnsiTheme="minorEastAsia" w:hint="eastAsia"/>
+          <w:b/>
+          <w:bCs/>
+          <w:szCs w:val="21"/>
+        </w:rPr>
+        <w:t>:size,</w:t>
+      </w:r>
+    </w:p>
+    <w:p>
+      <w:pPr>
+        <w:spacing w:line="360" w:lineRule="auto"/>
+        <w:rPr>
+          <w:rFonts w:asciiTheme="minorEastAsia" w:hAnsiTheme="minorEastAsia"/>
+          <w:b/>
+          <w:bCs/>
+          <w:szCs w:val="21"/>
+        </w:rPr>
+      </w:pPr>
+      <w:r>
+        <w:rPr>
+          <w:rFonts w:asciiTheme="minorEastAsia" w:hAnsiTheme="minorEastAsia" w:hint="eastAsia"/>
+          <w:b/>
+          <w:bCs/>
+          <w:szCs w:val="21"/>
+        </w:rPr>
+        <w:t xml:space="preserve">  "</w:t>
+      </w:r>
+      <w:r>
+        <w:rPr>
+          <w:rFonts w:asciiTheme="minorEastAsia" w:hAnsiTheme="minorEastAsia" w:hint="eastAsia"/>
+          <w:b/>
+          <w:bCs/>
+          <w:szCs w:val="21"/>
+        </w:rPr>
+        <w:t>C</w:t>
+      </w:r>
+      <w:r>
+        <w:rPr>
+          <w:rFonts w:asciiTheme="minorEastAsia" w:hAnsiTheme="minorEastAsia" w:hint="eastAsia"/>
+          <w:b/>
+          <w:bCs/>
+          <w:szCs w:val="21"/>
+        </w:rPr>
+        <w:t>omponents" : &lt;comp1</w:t>
+      </w:r>
+      <w:r>
+        <w:rPr>
+          <w:rFonts w:asciiTheme="minorEastAsia" w:hAnsiTheme="minorEastAsia"/>
+          <w:b/>
+          <w:bCs/>
+          <w:szCs w:val="21"/>
+        </w:rPr>
+        <w:t>,</w:t>
+      </w:r>
+      <w:r>
+        <w:rPr>
+          <w:rFonts w:asciiTheme="minorEastAsia" w:hAnsiTheme="minorEastAsia" w:hint="eastAsia"/>
+          <w:b/>
+          <w:bCs/>
           <w:szCs w:val="21"/>
         </w:rPr>
         <w:t xml:space="preserve">comp2...&gt;, </w:t>
@@ -2667,211 +4767,1105 @@
         <w:spacing w:line="360" w:lineRule="auto"/>
         <w:rPr>
           <w:rFonts w:asciiTheme="minorEastAsia" w:hAnsiTheme="minorEastAsia"/>
-          <w:bCs/>
-          <w:color w:val="548DD4" w:themeColor="text2" w:themeTint="99"/>
-          <w:szCs w:val="21"/>
-        </w:rPr>
-      </w:pPr>
-      <w:r>
-        <w:rPr>
-          <w:rFonts w:asciiTheme="minorEastAsia" w:hAnsiTheme="minorEastAsia" w:hint="eastAsia"/>
-          <w:bCs/>
-          <w:color w:val="548DD4" w:themeColor="text2" w:themeTint="99"/>
-          <w:szCs w:val="21"/>
-        </w:rPr>
-        <w:tab/>
-      </w:r>
-      <w:r>
-        <w:rPr>
-          <w:rFonts w:asciiTheme="minorEastAsia" w:hAnsiTheme="minorEastAsia" w:hint="eastAsia"/>
-          <w:bCs/>
-          <w:color w:val="548DD4" w:themeColor="text2" w:themeTint="99"/>
-          <w:szCs w:val="21"/>
-        </w:rPr>
-        <w:tab/>
-      </w:r>
-      <w:r>
-        <w:rPr>
-          <w:rFonts w:asciiTheme="minorEastAsia" w:hAnsiTheme="minorEastAsia" w:hint="eastAsia"/>
-          <w:bCs/>
-          <w:color w:val="548DD4" w:themeColor="text2" w:themeTint="99"/>
-          <w:szCs w:val="21"/>
-        </w:rPr>
-        <w:tab/>
-      </w:r>
-      <w:r>
-        <w:rPr>
-          <w:rFonts w:asciiTheme="minorEastAsia" w:hAnsiTheme="minorEastAsia" w:hint="eastAsia"/>
-          <w:bCs/>
-          <w:color w:val="548DD4" w:themeColor="text2" w:themeTint="99"/>
-          <w:szCs w:val="21"/>
-        </w:rPr>
-        <w:tab/>
-        <w:t xml:space="preserve">  "</w:t>
-      </w:r>
-      <w:r>
-        <w:rPr>
-          <w:rFonts w:asciiTheme="minorEastAsia" w:hAnsiTheme="minorEastAsia" w:hint="eastAsia"/>
-          <w:bCs/>
-          <w:color w:val="548DD4" w:themeColor="text2" w:themeTint="99"/>
-          <w:szCs w:val="21"/>
-        </w:rPr>
-        <w:t>b</w:t>
-      </w:r>
-      <w:r>
-        <w:rPr>
-          <w:rFonts w:asciiTheme="minorEastAsia" w:hAnsiTheme="minorEastAsia"/>
-          <w:bCs/>
-          <w:color w:val="548DD4" w:themeColor="text2" w:themeTint="99"/>
-          <w:szCs w:val="21"/>
-        </w:rPr>
-        <w:t>reakpoint</w:t>
-      </w:r>
-      <w:r>
-        <w:rPr>
-          <w:rFonts w:asciiTheme="minorEastAsia" w:hAnsiTheme="minorEastAsia" w:hint="eastAsia"/>
-          <w:bCs/>
-          <w:color w:val="548DD4" w:themeColor="text2" w:themeTint="99"/>
-          <w:szCs w:val="21"/>
-        </w:rPr>
-        <w:t xml:space="preserve">s" : &lt;b1,b2...&gt;, </w:t>
-      </w:r>
-    </w:p>
-    <w:p>
-      <w:pPr>
-        <w:spacing w:line="360" w:lineRule="auto"/>
-        <w:rPr>
-          <w:rFonts w:asciiTheme="minorEastAsia" w:hAnsiTheme="minorEastAsia"/>
-          <w:bCs/>
-          <w:color w:val="548DD4" w:themeColor="text2" w:themeTint="99"/>
-          <w:szCs w:val="21"/>
-        </w:rPr>
-      </w:pPr>
-      <w:r>
-        <w:rPr>
-          <w:rFonts w:asciiTheme="minorEastAsia" w:hAnsiTheme="minorEastAsia" w:hint="eastAsia"/>
-          <w:bCs/>
-          <w:color w:val="548DD4" w:themeColor="text2" w:themeTint="99"/>
-          <w:szCs w:val="21"/>
-        </w:rPr>
-        <w:tab/>
-      </w:r>
-      <w:r>
-        <w:rPr>
-          <w:rFonts w:asciiTheme="minorEastAsia" w:hAnsiTheme="minorEastAsia" w:hint="eastAsia"/>
-          <w:bCs/>
-          <w:color w:val="548DD4" w:themeColor="text2" w:themeTint="99"/>
-          <w:szCs w:val="21"/>
-        </w:rPr>
-        <w:tab/>
-      </w:r>
-      <w:r>
-        <w:rPr>
-          <w:rFonts w:asciiTheme="minorEastAsia" w:hAnsiTheme="minorEastAsia" w:hint="eastAsia"/>
-          <w:bCs/>
-          <w:color w:val="548DD4" w:themeColor="text2" w:themeTint="99"/>
-          <w:szCs w:val="21"/>
-        </w:rPr>
-        <w:tab/>
-      </w:r>
-      <w:r>
-        <w:rPr>
-          <w:rFonts w:asciiTheme="minorEastAsia" w:hAnsiTheme="minorEastAsia" w:hint="eastAsia"/>
-          <w:bCs/>
-          <w:color w:val="548DD4" w:themeColor="text2" w:themeTint="99"/>
-          <w:szCs w:val="21"/>
-        </w:rPr>
-        <w:tab/>
-        <w:t xml:space="preserve">  "</w:t>
-      </w:r>
-      <w:r>
-        <w:rPr>
-          <w:rFonts w:asciiTheme="minorEastAsia" w:hAnsiTheme="minorEastAsia" w:hint="eastAsia"/>
-          <w:bCs/>
-          <w:color w:val="548DD4" w:themeColor="text2" w:themeTint="99"/>
-          <w:szCs w:val="21"/>
-        </w:rPr>
-        <w:t>t</w:t>
-      </w:r>
-      <w:r>
-        <w:rPr>
-          <w:rFonts w:asciiTheme="minorEastAsia" w:hAnsiTheme="minorEastAsia"/>
-          <w:bCs/>
-          <w:color w:val="548DD4" w:themeColor="text2" w:themeTint="99"/>
-          <w:szCs w:val="21"/>
-        </w:rPr>
-        <w:t>ids"</w:t>
-      </w:r>
-      <w:r>
-        <w:rPr>
-          <w:rFonts w:asciiTheme="minorEastAsia" w:hAnsiTheme="minorEastAsia" w:hint="eastAsia"/>
-          <w:bCs/>
-          <w:color w:val="548DD4" w:themeColor="text2" w:themeTint="99"/>
-          <w:szCs w:val="21"/>
-        </w:rPr>
-        <w:t xml:space="preserve"> : &lt;tid1,tid2...&gt;, </w:t>
-      </w:r>
-    </w:p>
-    <w:p>
-      <w:pPr>
-        <w:spacing w:line="360" w:lineRule="auto"/>
-        <w:rPr>
-          <w:rFonts w:asciiTheme="minorEastAsia" w:hAnsiTheme="minorEastAsia"/>
-          <w:bCs/>
-          <w:color w:val="548DD4" w:themeColor="text2" w:themeTint="99"/>
-          <w:szCs w:val="21"/>
-        </w:rPr>
-      </w:pPr>
-      <w:r>
-        <w:rPr>
-          <w:rFonts w:asciiTheme="minorEastAsia" w:hAnsiTheme="minorEastAsia" w:hint="eastAsia"/>
-          <w:bCs/>
-          <w:color w:val="548DD4" w:themeColor="text2" w:themeTint="99"/>
+          <w:b/>
+          <w:bCs/>
+          <w:szCs w:val="21"/>
+        </w:rPr>
+      </w:pPr>
+      <w:r>
+        <w:rPr>
+          <w:rFonts w:asciiTheme="minorEastAsia" w:hAnsiTheme="minorEastAsia" w:hint="eastAsia"/>
+          <w:b/>
+          <w:bCs/>
+          <w:szCs w:val="21"/>
+        </w:rPr>
+        <w:t xml:space="preserve">  "BreakPoint" : &lt;b1,b2...&gt;, </w:t>
+      </w:r>
+    </w:p>
+    <w:p>
+      <w:pPr>
+        <w:spacing w:line="360" w:lineRule="auto"/>
+        <w:rPr>
+          <w:rFonts w:asciiTheme="minorEastAsia" w:hAnsiTheme="minorEastAsia"/>
+          <w:b/>
+          <w:bCs/>
+          <w:szCs w:val="21"/>
+        </w:rPr>
+      </w:pPr>
+      <w:r>
+        <w:rPr>
+          <w:rFonts w:asciiTheme="minorEastAsia" w:hAnsiTheme="minorEastAsia" w:hint="eastAsia"/>
+          <w:b/>
+          <w:bCs/>
           <w:szCs w:val="21"/>
         </w:rPr>
         <w:lastRenderedPageBreak/>
         <w:tab/>
-      </w:r>
-      <w:r>
-        <w:rPr>
-          <w:rFonts w:asciiTheme="minorEastAsia" w:hAnsiTheme="minorEastAsia" w:hint="eastAsia"/>
+        <w:t xml:space="preserve"> "</w:t>
+      </w:r>
+      <w:r>
+        <w:rPr>
+          <w:rFonts w:asciiTheme="minorEastAsia" w:hAnsiTheme="minorEastAsia"/>
+          <w:b/>
+          <w:bCs/>
+          <w:szCs w:val="21"/>
+        </w:rPr>
+        <w:t>Threads</w:t>
+      </w:r>
+      <w:r>
+        <w:rPr>
+          <w:rFonts w:asciiTheme="minorEastAsia" w:hAnsiTheme="minorEastAsia"/>
+          <w:b/>
+          <w:bCs/>
+          <w:szCs w:val="21"/>
+        </w:rPr>
+        <w:t>"</w:t>
+      </w:r>
+      <w:r>
+        <w:rPr>
+          <w:rFonts w:asciiTheme="minorEastAsia" w:hAnsiTheme="minorEastAsia" w:hint="eastAsia"/>
+          <w:b/>
+          <w:bCs/>
+          <w:szCs w:val="21"/>
+        </w:rPr>
+        <w:t xml:space="preserve"> : &lt;tid1,tid2...&gt;, </w:t>
+      </w:r>
+    </w:p>
+    <w:p>
+      <w:pPr>
+        <w:spacing w:line="360" w:lineRule="auto"/>
+        <w:rPr>
+          <w:rFonts w:asciiTheme="minorEastAsia" w:hAnsiTheme="minorEastAsia"/>
+          <w:b/>
+          <w:bCs/>
+          <w:color w:val="548DD4" w:themeColor="text2" w:themeTint="99"/>
+          <w:szCs w:val="21"/>
+        </w:rPr>
+      </w:pPr>
+      <w:r>
+        <w:rPr>
+          <w:rFonts w:asciiTheme="minorEastAsia" w:hAnsiTheme="minorEastAsia" w:hint="eastAsia"/>
+          <w:b/>
           <w:bCs/>
           <w:color w:val="548DD4" w:themeColor="text2" w:themeTint="99"/>
           <w:szCs w:val="21"/>
         </w:rPr>
         <w:tab/>
-      </w:r>
-      <w:r>
-        <w:rPr>
-          <w:rFonts w:asciiTheme="minorEastAsia" w:hAnsiTheme="minorEastAsia" w:hint="eastAsia"/>
+        <w:t xml:space="preserve"> </w:t>
+      </w:r>
+      <w:r>
+        <w:rPr>
+          <w:rFonts w:asciiTheme="minorEastAsia" w:hAnsiTheme="minorEastAsia" w:hint="eastAsia"/>
+          <w:b/>
+          <w:bCs/>
+          <w:color w:val="548DD4" w:themeColor="text2" w:themeTint="99"/>
+          <w:szCs w:val="21"/>
+        </w:rPr>
+        <w:t>"</w:t>
+      </w:r>
+      <w:r>
+        <w:rPr>
+          <w:rFonts w:asciiTheme="minorEastAsia" w:hAnsiTheme="minorEastAsia" w:hint="eastAsia"/>
+          <w:b/>
+          <w:bCs/>
+          <w:color w:val="548DD4" w:themeColor="text2" w:themeTint="99"/>
+          <w:szCs w:val="21"/>
+        </w:rPr>
+        <w:t>F</w:t>
+      </w:r>
+      <w:r>
+        <w:rPr>
+          <w:rFonts w:asciiTheme="minorEastAsia" w:hAnsiTheme="minorEastAsia"/>
+          <w:b/>
+          <w:bCs/>
+          <w:color w:val="548DD4" w:themeColor="text2" w:themeTint="99"/>
+          <w:szCs w:val="21"/>
+        </w:rPr>
+        <w:t>unc</w:t>
+      </w:r>
+      <w:r>
+        <w:rPr>
+          <w:rFonts w:asciiTheme="minorEastAsia" w:hAnsiTheme="minorEastAsia" w:hint="eastAsia"/>
+          <w:b/>
+          <w:bCs/>
+          <w:color w:val="548DD4" w:themeColor="text2" w:themeTint="99"/>
+          <w:szCs w:val="21"/>
+        </w:rPr>
+        <w:t>tio</w:t>
+      </w:r>
+      <w:r>
+        <w:rPr>
+          <w:rFonts w:asciiTheme="minorEastAsia" w:hAnsiTheme="minorEastAsia" w:hint="eastAsia"/>
+          <w:b/>
+          <w:bCs/>
+          <w:color w:val="548DD4" w:themeColor="text2" w:themeTint="99"/>
+          <w:szCs w:val="21"/>
+        </w:rPr>
+        <w:t>N</w:t>
+      </w:r>
+      <w:r>
+        <w:rPr>
+          <w:rFonts w:asciiTheme="minorEastAsia" w:hAnsiTheme="minorEastAsia"/>
+          <w:b/>
+          <w:bCs/>
+          <w:color w:val="548DD4" w:themeColor="text2" w:themeTint="99"/>
+          <w:szCs w:val="21"/>
+        </w:rPr>
+        <w:t>ames"</w:t>
+      </w:r>
+      <w:r>
+        <w:rPr>
+          <w:rFonts w:asciiTheme="minorEastAsia" w:hAnsiTheme="minorEastAsia" w:hint="eastAsia"/>
+          <w:b/>
+          <w:bCs/>
+          <w:color w:val="548DD4" w:themeColor="text2" w:themeTint="99"/>
+          <w:szCs w:val="21"/>
+        </w:rPr>
+        <w:t xml:space="preserve"> : &lt;</w:t>
+      </w:r>
+      <w:r>
+        <w:rPr>
+          <w:rFonts w:asciiTheme="minorEastAsia" w:hAnsiTheme="minorEastAsia"/>
+          <w:b/>
+          <w:bCs/>
+          <w:color w:val="548DD4" w:themeColor="text2" w:themeTint="99"/>
+          <w:szCs w:val="21"/>
+        </w:rPr>
+        <w:t>func1,func2</w:t>
+      </w:r>
+      <w:r>
+        <w:rPr>
+          <w:rFonts w:asciiTheme="minorEastAsia" w:hAnsiTheme="minorEastAsia" w:hint="eastAsia"/>
+          <w:b/>
+          <w:bCs/>
+          <w:color w:val="548DD4" w:themeColor="text2" w:themeTint="99"/>
+          <w:szCs w:val="21"/>
+        </w:rPr>
+        <w:t xml:space="preserve">...&gt;, </w:t>
+      </w:r>
+    </w:p>
+    <w:p>
+      <w:pPr>
+        <w:spacing w:line="360" w:lineRule="auto"/>
+        <w:rPr>
+          <w:rFonts w:asciiTheme="minorEastAsia" w:hAnsiTheme="minorEastAsia"/>
+          <w:b/>
+          <w:bCs/>
+          <w:color w:val="548DD4" w:themeColor="text2" w:themeTint="99"/>
+          <w:szCs w:val="21"/>
+        </w:rPr>
+      </w:pPr>
+      <w:r>
+        <w:rPr>
+          <w:rFonts w:asciiTheme="minorEastAsia" w:hAnsiTheme="minorEastAsia" w:hint="eastAsia"/>
+          <w:b/>
           <w:bCs/>
           <w:color w:val="548DD4" w:themeColor="text2" w:themeTint="99"/>
           <w:szCs w:val="21"/>
         </w:rPr>
         <w:tab/>
-      </w:r>
-      <w:r>
-        <w:rPr>
-          <w:rFonts w:asciiTheme="minorEastAsia" w:hAnsiTheme="minorEastAsia" w:hint="eastAsia"/>
-          <w:bCs/>
-          <w:color w:val="548DD4" w:themeColor="text2" w:themeTint="99"/>
+        <w:t xml:space="preserve"> </w:t>
+      </w:r>
+      <w:r>
+        <w:rPr>
+          <w:rFonts w:asciiTheme="minorEastAsia" w:hAnsiTheme="minorEastAsia" w:hint="eastAsia"/>
+          <w:b/>
+          <w:bCs/>
+          <w:color w:val="548DD4" w:themeColor="text2" w:themeTint="99"/>
+          <w:szCs w:val="21"/>
+        </w:rPr>
+        <w:t>"</w:t>
+      </w:r>
+      <w:r>
+        <w:rPr>
+          <w:rFonts w:asciiTheme="minorEastAsia" w:hAnsiTheme="minorEastAsia" w:hint="eastAsia"/>
+          <w:b/>
+          <w:bCs/>
+          <w:color w:val="548DD4" w:themeColor="text2" w:themeTint="99"/>
+          <w:szCs w:val="21"/>
+        </w:rPr>
+        <w:t>T</w:t>
+      </w:r>
+      <w:r>
+        <w:rPr>
+          <w:rFonts w:asciiTheme="minorEastAsia" w:hAnsiTheme="minorEastAsia"/>
+          <w:b/>
+          <w:bCs/>
+          <w:color w:val="548DD4" w:themeColor="text2" w:themeTint="99"/>
+          <w:szCs w:val="21"/>
+        </w:rPr>
+        <w:t>hreadTypes"</w:t>
+      </w:r>
+      <w:r>
+        <w:rPr>
+          <w:rFonts w:asciiTheme="minorEastAsia" w:hAnsiTheme="minorEastAsia" w:hint="eastAsia"/>
+          <w:b/>
+          <w:bCs/>
+          <w:color w:val="548DD4" w:themeColor="text2" w:themeTint="99"/>
+          <w:szCs w:val="21"/>
+        </w:rPr>
+        <w:t xml:space="preserve"> : &lt;type1,type2...&gt; </w:t>
+      </w:r>
+    </w:p>
+    <w:p>
+      <w:pPr>
+        <w:spacing w:line="360" w:lineRule="auto"/>
+      </w:pPr>
+      <w:r>
+        <w:rPr>
+          <w:rFonts w:asciiTheme="minorEastAsia" w:hAnsiTheme="minorEastAsia" w:hint="eastAsia"/>
+          <w:b/>
+          <w:bCs/>
+          <w:color w:val="FF0000"/>
+          <w:szCs w:val="21"/>
+        </w:rPr>
+        <w:t>}</w:t>
+      </w:r>
+      <w:r>
+        <w:rPr>
+          <w:rFonts w:asciiTheme="minorEastAsia" w:hAnsiTheme="minorEastAsia" w:hint="eastAsia"/>
+          <w:b/>
+          <w:bCs/>
+          <w:color w:val="548DD4" w:themeColor="text2" w:themeTint="99"/>
+          <w:szCs w:val="21"/>
+        </w:rPr>
+        <w:t xml:space="preserve"> </w:t>
+      </w:r>
+    </w:p>
+    <w:p>
+      <w:pPr>
+        <w:spacing w:line="360" w:lineRule="auto"/>
+      </w:pPr>
+    </w:p>
+    <w:p>
+      <w:pPr>
+        <w:pStyle w:val="Heading4"/>
+      </w:pPr>
+      <w:r>
+        <w:rPr>
+          <w:rFonts w:hint="eastAsia"/>
+        </w:rPr>
+        <w:t xml:space="preserve">C++ </w:t>
+      </w:r>
+      <w:r>
+        <w:rPr>
+          <w:rFonts w:hint="eastAsia"/>
+        </w:rPr>
+        <w:t>驱动</w:t>
+      </w:r>
+    </w:p>
+    <w:p>
+      <w:pPr>
+        <w:pStyle w:val="ListParagraph"/>
+        <w:numPr>
+          <w:ilvl w:val="0"/>
+          <w:numId w:val="12"/>
+        </w:numPr>
+        <w:spacing w:line="360" w:lineRule="auto"/>
+        <w:ind w:firstLineChars="0"/>
+        <w:rPr>
+          <w:rFonts w:asciiTheme="minorEastAsia" w:hAnsiTheme="minorEastAsia"/>
+          <w:bCs/>
+        </w:rPr>
+      </w:pPr>
+      <w:r>
+        <w:rPr>
+          <w:rFonts w:asciiTheme="minorEastAsia" w:hAnsiTheme="minorEastAsia" w:hint="eastAsia"/>
+          <w:bCs/>
+        </w:rPr>
+        <w:t>新接口</w:t>
+      </w:r>
+    </w:p>
+    <w:p>
+      <w:pPr>
+        <w:spacing w:line="360" w:lineRule="auto"/>
+        <w:rPr>
+          <w:rFonts w:asciiTheme="minorEastAsia" w:hAnsiTheme="minorEastAsia"/>
+          <w:b/>
+          <w:bCs/>
+          <w:color w:val="548DD4" w:themeColor="text2" w:themeTint="99"/>
+          <w:szCs w:val="21"/>
+        </w:rPr>
+      </w:pPr>
+      <w:r>
+        <w:rPr>
+          <w:rFonts w:asciiTheme="minorEastAsia" w:hAnsiTheme="minorEastAsia"/>
+          <w:b/>
+          <w:bCs/>
+          <w:color w:val="548DD4" w:themeColor="text2" w:themeTint="99"/>
+          <w:szCs w:val="21"/>
+        </w:rPr>
+        <w:t xml:space="preserve">   INT32 _sdbImpl::traceStart( UINT32 traceBufferSize,</w:t>
+      </w:r>
+    </w:p>
+    <w:p>
+      <w:pPr>
+        <w:spacing w:line="360" w:lineRule="auto"/>
+        <w:rPr>
+          <w:rFonts w:asciiTheme="minorEastAsia" w:hAnsiTheme="minorEastAsia"/>
+          <w:b/>
+          <w:bCs/>
+          <w:color w:val="548DD4" w:themeColor="text2" w:themeTint="99"/>
+          <w:szCs w:val="21"/>
+        </w:rPr>
+      </w:pPr>
+      <w:r>
+        <w:rPr>
+          <w:rFonts w:asciiTheme="minorEastAsia" w:hAnsiTheme="minorEastAsia"/>
+          <w:b/>
+          <w:bCs/>
+          <w:color w:val="548DD4" w:themeColor="text2" w:themeTint="99"/>
+          <w:szCs w:val="21"/>
+        </w:rPr>
+        <w:t xml:space="preserve">                               const BSONObj &amp;component</w:t>
+      </w:r>
+      <w:r>
+        <w:rPr>
+          <w:rFonts w:asciiTheme="minorEastAsia" w:hAnsiTheme="minorEastAsia" w:hint="eastAsia"/>
+          <w:b/>
+          <w:bCs/>
+          <w:color w:val="548DD4" w:themeColor="text2" w:themeTint="99"/>
+          <w:szCs w:val="21"/>
+        </w:rPr>
+        <w:t>s</w:t>
+      </w:r>
+      <w:r>
+        <w:rPr>
+          <w:rFonts w:asciiTheme="minorEastAsia" w:hAnsiTheme="minorEastAsia"/>
+          <w:b/>
+          <w:bCs/>
+          <w:color w:val="548DD4" w:themeColor="text2" w:themeTint="99"/>
+          <w:szCs w:val="21"/>
+        </w:rPr>
+        <w:t>,</w:t>
+      </w:r>
+    </w:p>
+    <w:p>
+      <w:pPr>
+        <w:spacing w:line="360" w:lineRule="auto"/>
+        <w:rPr>
+          <w:rFonts w:asciiTheme="minorEastAsia" w:hAnsiTheme="minorEastAsia"/>
+          <w:b/>
+          <w:bCs/>
+          <w:color w:val="548DD4" w:themeColor="text2" w:themeTint="99"/>
+          <w:szCs w:val="21"/>
+        </w:rPr>
+      </w:pPr>
+      <w:r>
+        <w:rPr>
+          <w:rFonts w:asciiTheme="minorEastAsia" w:hAnsiTheme="minorEastAsia"/>
+          <w:b/>
+          <w:bCs/>
+          <w:color w:val="548DD4" w:themeColor="text2" w:themeTint="99"/>
+          <w:szCs w:val="21"/>
+        </w:rPr>
+        <w:t xml:space="preserve">                               const BSONObj &amp;breakpoint</w:t>
+      </w:r>
+      <w:r>
+        <w:rPr>
+          <w:rFonts w:asciiTheme="minorEastAsia" w:hAnsiTheme="minorEastAsia" w:hint="eastAsia"/>
+          <w:b/>
+          <w:bCs/>
+          <w:color w:val="548DD4" w:themeColor="text2" w:themeTint="99"/>
+          <w:szCs w:val="21"/>
+        </w:rPr>
+        <w:t>s</w:t>
+      </w:r>
+      <w:r>
+        <w:rPr>
+          <w:rFonts w:asciiTheme="minorEastAsia" w:hAnsiTheme="minorEastAsia"/>
+          <w:b/>
+          <w:bCs/>
+          <w:color w:val="548DD4" w:themeColor="text2" w:themeTint="99"/>
+          <w:szCs w:val="21"/>
+        </w:rPr>
+        <w:t>,</w:t>
+      </w:r>
+    </w:p>
+    <w:p>
+      <w:pPr>
+        <w:spacing w:line="360" w:lineRule="auto"/>
+        <w:rPr>
+          <w:rFonts w:asciiTheme="minorEastAsia" w:hAnsiTheme="minorEastAsia"/>
+          <w:b/>
+          <w:bCs/>
+          <w:color w:val="548DD4" w:themeColor="text2" w:themeTint="99"/>
+          <w:szCs w:val="21"/>
+        </w:rPr>
+      </w:pPr>
+      <w:r>
+        <w:rPr>
+          <w:rFonts w:asciiTheme="minorEastAsia" w:hAnsiTheme="minorEastAsia"/>
+          <w:b/>
+          <w:bCs/>
+          <w:color w:val="548DD4" w:themeColor="text2" w:themeTint="99"/>
+          <w:szCs w:val="21"/>
+        </w:rPr>
+        <w:t xml:space="preserve">                               const BSONObj &amp;tid</w:t>
+      </w:r>
+      <w:r>
+        <w:rPr>
+          <w:rFonts w:asciiTheme="minorEastAsia" w:hAnsiTheme="minorEastAsia" w:hint="eastAsia"/>
+          <w:b/>
+          <w:bCs/>
+          <w:color w:val="548DD4" w:themeColor="text2" w:themeTint="99"/>
+          <w:szCs w:val="21"/>
+        </w:rPr>
+        <w:t>s,</w:t>
+      </w:r>
+    </w:p>
+    <w:p>
+      <w:pPr>
+        <w:spacing w:line="360" w:lineRule="auto"/>
+        <w:rPr>
+          <w:rFonts w:asciiTheme="minorEastAsia" w:hAnsiTheme="minorEastAsia"/>
+          <w:b/>
+          <w:bCs/>
+          <w:color w:val="548DD4" w:themeColor="text2" w:themeTint="99"/>
+          <w:szCs w:val="21"/>
+        </w:rPr>
+      </w:pPr>
+      <w:r>
+        <w:rPr>
+          <w:rFonts w:asciiTheme="minorEastAsia" w:hAnsiTheme="minorEastAsia" w:hint="eastAsia"/>
+          <w:b/>
+          <w:bCs/>
+          <w:color w:val="548DD4" w:themeColor="text2" w:themeTint="99"/>
+          <w:szCs w:val="21"/>
+        </w:rPr>
+        <w:t xml:space="preserve">                               </w:t>
+      </w:r>
+      <w:r>
+        <w:rPr>
+          <w:rFonts w:asciiTheme="minorEastAsia" w:hAnsiTheme="minorEastAsia"/>
+          <w:b/>
+          <w:bCs/>
+          <w:color w:val="548DD4" w:themeColor="text2" w:themeTint="99"/>
+          <w:szCs w:val="21"/>
+        </w:rPr>
+        <w:t>const BSONObj &amp;</w:t>
+      </w:r>
+      <w:r>
+        <w:rPr>
+          <w:rFonts w:asciiTheme="minorEastAsia" w:hAnsiTheme="minorEastAsia" w:hint="eastAsia"/>
+          <w:b/>
+          <w:bCs/>
+          <w:color w:val="548DD4" w:themeColor="text2" w:themeTint="99"/>
+          <w:szCs w:val="21"/>
+        </w:rPr>
+        <w:t>threadTypes,</w:t>
+      </w:r>
+      <w:r>
+        <w:rPr>
+          <w:rFonts w:asciiTheme="minorEastAsia" w:hAnsiTheme="minorEastAsia"/>
+          <w:b/>
+          <w:bCs/>
+          <w:color w:val="548DD4" w:themeColor="text2" w:themeTint="99"/>
+          <w:szCs w:val="21"/>
+        </w:rPr>
+        <w:t xml:space="preserve"> </w:t>
+      </w:r>
+    </w:p>
+    <w:p>
+      <w:pPr>
+        <w:spacing w:line="360" w:lineRule="auto"/>
+        <w:rPr>
+          <w:rFonts w:asciiTheme="minorEastAsia" w:hAnsiTheme="minorEastAsia"/>
+          <w:b/>
+          <w:bCs/>
+          <w:color w:val="548DD4" w:themeColor="text2" w:themeTint="99"/>
+          <w:szCs w:val="21"/>
+        </w:rPr>
+      </w:pPr>
+      <w:r>
+        <w:rPr>
+          <w:rFonts w:asciiTheme="minorEastAsia" w:hAnsiTheme="minorEastAsia" w:hint="eastAsia"/>
+          <w:b/>
+          <w:bCs/>
+          <w:color w:val="548DD4" w:themeColor="text2" w:themeTint="99"/>
+          <w:szCs w:val="21"/>
+        </w:rPr>
+        <w:t xml:space="preserve">                               </w:t>
+      </w:r>
+      <w:r>
+        <w:rPr>
+          <w:rFonts w:asciiTheme="minorEastAsia" w:hAnsiTheme="minorEastAsia"/>
+          <w:b/>
+          <w:bCs/>
+          <w:color w:val="548DD4" w:themeColor="text2" w:themeTint="99"/>
+          <w:szCs w:val="21"/>
+        </w:rPr>
+        <w:t>const BSONObj &amp;</w:t>
+      </w:r>
+      <w:r>
+        <w:rPr>
+          <w:rFonts w:asciiTheme="minorEastAsia" w:hAnsiTheme="minorEastAsia" w:hint="eastAsia"/>
+          <w:b/>
+          <w:bCs/>
+          <w:color w:val="548DD4" w:themeColor="text2" w:themeTint="99"/>
+          <w:szCs w:val="21"/>
+        </w:rPr>
+        <w:t xml:space="preserve">functionNames </w:t>
+      </w:r>
+      <w:r>
+        <w:rPr>
+          <w:rFonts w:asciiTheme="minorEastAsia" w:hAnsiTheme="minorEastAsia"/>
+          <w:b/>
+          <w:bCs/>
+          <w:color w:val="548DD4" w:themeColor="text2" w:themeTint="99"/>
+          <w:szCs w:val="21"/>
+        </w:rPr>
+        <w:t>)</w:t>
+      </w:r>
+    </w:p>
+    <w:p>
+      <w:pPr>
+        <w:pStyle w:val="ListParagraph"/>
+        <w:numPr>
+          <w:ilvl w:val="0"/>
+          <w:numId w:val="12"/>
+        </w:numPr>
+        <w:spacing w:line="360" w:lineRule="auto"/>
+        <w:ind w:firstLineChars="0"/>
+        <w:rPr>
+          <w:rFonts w:asciiTheme="minorEastAsia" w:hAnsiTheme="minorEastAsia"/>
+          <w:bCs/>
+        </w:rPr>
+      </w:pPr>
+      <w:r>
+        <w:rPr>
+          <w:rFonts w:asciiTheme="minorEastAsia" w:hAnsiTheme="minorEastAsia" w:hint="eastAsia"/>
+          <w:bCs/>
+        </w:rPr>
+        <w:t>消息结构</w:t>
+      </w:r>
+    </w:p>
+    <w:p>
+      <w:pPr>
+        <w:spacing w:line="360" w:lineRule="auto"/>
+      </w:pPr>
+      <w:r>
+        <w:rPr>
+          <w:rFonts w:hint="eastAsia"/>
+          <w:szCs w:val="21"/>
+        </w:rPr>
+        <w:t>该</w:t>
+      </w:r>
+      <w:r>
+        <w:rPr>
+          <w:rFonts w:hint="eastAsia"/>
+          <w:szCs w:val="21"/>
+        </w:rPr>
+        <w:t>消息</w:t>
+      </w:r>
+      <w:r>
+        <w:rPr>
+          <w:rFonts w:hint="eastAsia"/>
+        </w:rPr>
+        <w:t>结构为</w:t>
+      </w:r>
+      <w:r>
+        <w:t>MsgOpQuery</w:t>
+      </w:r>
+      <w:r>
+        <w:rPr>
+          <w:rFonts w:hint="eastAsia"/>
+        </w:rPr>
+        <w:t>，由</w:t>
+      </w:r>
+      <w:r>
+        <w:t>MsgHeader</w:t>
+      </w:r>
+      <w:r>
+        <w:rPr>
+          <w:rFonts w:hint="eastAsia"/>
+        </w:rPr>
+        <w:t xml:space="preserve"> + BSON </w:t>
+      </w:r>
+      <w:r>
+        <w:rPr>
+          <w:rFonts w:hint="eastAsia"/>
+        </w:rPr>
+        <w:t>组成，</w:t>
+      </w:r>
+      <w:r>
+        <w:rPr>
+          <w:rFonts w:hint="eastAsia"/>
+        </w:rPr>
+        <w:t>BSON</w:t>
+      </w:r>
+      <w:r>
+        <w:rPr>
+          <w:rFonts w:hint="eastAsia"/>
+        </w:rPr>
+        <w:t>的结构为：</w:t>
+      </w:r>
+    </w:p>
+    <w:p>
+      <w:pPr>
+        <w:pStyle w:val="ListParagraph"/>
+        <w:pBdr>
+          <w:top w:val="single" w:sz="4" w:space="1" w:color="000000" w:themeColor="text1"/>
+          <w:left w:val="single" w:sz="4" w:space="4" w:color="000000" w:themeColor="text1"/>
+          <w:bottom w:val="single" w:sz="4" w:space="1" w:color="000000" w:themeColor="text1"/>
+          <w:right w:val="single" w:sz="4" w:space="0" w:color="000000" w:themeColor="text1"/>
+        </w:pBdr>
+        <w:ind w:left="1196" w:firstLineChars="0" w:firstLine="0"/>
+        <w:rPr>
+          <w:szCs w:val="21"/>
+        </w:rPr>
+      </w:pPr>
+      <w:r>
+        <w:rPr>
+          <w:rFonts w:hint="eastAsia"/>
+          <w:szCs w:val="21"/>
+        </w:rPr>
+        <w:t>{</w:t>
+      </w:r>
+    </w:p>
+    <w:p>
+      <w:pPr>
+        <w:pStyle w:val="ListParagraph"/>
+        <w:pBdr>
+          <w:top w:val="single" w:sz="4" w:space="1" w:color="000000" w:themeColor="text1"/>
+          <w:left w:val="single" w:sz="4" w:space="4" w:color="000000" w:themeColor="text1"/>
+          <w:bottom w:val="single" w:sz="4" w:space="1" w:color="000000" w:themeColor="text1"/>
+          <w:right w:val="single" w:sz="4" w:space="0" w:color="000000" w:themeColor="text1"/>
+        </w:pBdr>
+        <w:ind w:left="1196" w:firstLineChars="150" w:firstLine="315"/>
+        <w:rPr>
+          <w:color w:val="FF0000"/>
+          <w:szCs w:val="21"/>
+        </w:rPr>
+      </w:pPr>
+      <w:r>
+        <w:rPr>
+          <w:color w:val="FF0000"/>
+          <w:szCs w:val="21"/>
+        </w:rPr>
+        <w:t>query</w:t>
+      </w:r>
+      <w:r>
+        <w:rPr>
+          <w:rFonts w:hint="eastAsia"/>
+          <w:color w:val="FF0000"/>
+          <w:szCs w:val="21"/>
+        </w:rPr>
+        <w:t>:     O</w:t>
+      </w:r>
+      <w:r>
+        <w:rPr>
+          <w:color w:val="FF0000"/>
+          <w:szCs w:val="21"/>
+        </w:rPr>
+        <w:t>bject</w:t>
+      </w:r>
+      <w:r>
+        <w:rPr>
+          <w:rFonts w:hint="eastAsia"/>
+          <w:color w:val="FF0000"/>
+          <w:szCs w:val="21"/>
+        </w:rPr>
+        <w:t>,</w:t>
+      </w:r>
+    </w:p>
+    <w:p>
+      <w:pPr>
+        <w:pStyle w:val="ListParagraph"/>
+        <w:pBdr>
+          <w:top w:val="single" w:sz="4" w:space="1" w:color="000000" w:themeColor="text1"/>
+          <w:left w:val="single" w:sz="4" w:space="4" w:color="000000" w:themeColor="text1"/>
+          <w:bottom w:val="single" w:sz="4" w:space="1" w:color="000000" w:themeColor="text1"/>
+          <w:right w:val="single" w:sz="4" w:space="0" w:color="000000" w:themeColor="text1"/>
+        </w:pBdr>
+        <w:ind w:left="1196" w:firstLineChars="150" w:firstLine="315"/>
+        <w:rPr>
+          <w:szCs w:val="21"/>
+        </w:rPr>
+      </w:pPr>
+      <w:r>
+        <w:rPr>
+          <w:szCs w:val="21"/>
+        </w:rPr>
+        <w:t>fieldSelector</w:t>
+      </w:r>
+      <w:r>
+        <w:rPr>
+          <w:rFonts w:hint="eastAsia"/>
+          <w:szCs w:val="21"/>
+        </w:rPr>
+        <w:t xml:space="preserve">:   </w:t>
+      </w:r>
+      <w:r>
+        <w:rPr>
+          <w:rFonts w:hint="eastAsia"/>
+          <w:szCs w:val="21"/>
+        </w:rPr>
+        <w:t>O</w:t>
+      </w:r>
+      <w:r>
+        <w:rPr>
+          <w:szCs w:val="21"/>
+        </w:rPr>
+        <w:t>bject</w:t>
+      </w:r>
+      <w:r>
+        <w:rPr>
+          <w:rFonts w:hint="eastAsia"/>
+          <w:szCs w:val="21"/>
+        </w:rPr>
+        <w:t>,</w:t>
+      </w:r>
+    </w:p>
+    <w:p>
+      <w:pPr>
+        <w:pStyle w:val="ListParagraph"/>
+        <w:pBdr>
+          <w:top w:val="single" w:sz="4" w:space="1" w:color="000000" w:themeColor="text1"/>
+          <w:left w:val="single" w:sz="4" w:space="4" w:color="000000" w:themeColor="text1"/>
+          <w:bottom w:val="single" w:sz="4" w:space="1" w:color="000000" w:themeColor="text1"/>
+          <w:right w:val="single" w:sz="4" w:space="0" w:color="000000" w:themeColor="text1"/>
+        </w:pBdr>
+        <w:ind w:left="1196" w:firstLineChars="150" w:firstLine="315"/>
+        <w:rPr>
+          <w:szCs w:val="21"/>
+        </w:rPr>
+      </w:pPr>
+      <w:r>
+        <w:rPr>
+          <w:szCs w:val="21"/>
+        </w:rPr>
+        <w:t>orderBy</w:t>
+      </w:r>
+      <w:r>
+        <w:rPr>
+          <w:rFonts w:hint="eastAsia"/>
+          <w:szCs w:val="21"/>
+        </w:rPr>
+        <w:t xml:space="preserve">:  </w:t>
+      </w:r>
+      <w:r>
+        <w:rPr>
+          <w:rFonts w:hint="eastAsia"/>
+          <w:szCs w:val="21"/>
+        </w:rPr>
+        <w:t>O</w:t>
+      </w:r>
+      <w:r>
+        <w:rPr>
+          <w:szCs w:val="21"/>
+        </w:rPr>
+        <w:t>bject</w:t>
+      </w:r>
+      <w:r>
+        <w:rPr>
+          <w:rFonts w:hint="eastAsia"/>
+          <w:szCs w:val="21"/>
+        </w:rPr>
+        <w:t>,</w:t>
+      </w:r>
+    </w:p>
+    <w:p>
+      <w:pPr>
+        <w:pStyle w:val="ListParagraph"/>
+        <w:pBdr>
+          <w:top w:val="single" w:sz="4" w:space="1" w:color="000000" w:themeColor="text1"/>
+          <w:left w:val="single" w:sz="4" w:space="4" w:color="000000" w:themeColor="text1"/>
+          <w:bottom w:val="single" w:sz="4" w:space="1" w:color="000000" w:themeColor="text1"/>
+          <w:right w:val="single" w:sz="4" w:space="0" w:color="000000" w:themeColor="text1"/>
+        </w:pBdr>
+        <w:ind w:left="1196" w:firstLineChars="150" w:firstLine="315"/>
+        <w:rPr>
+          <w:szCs w:val="21"/>
+        </w:rPr>
+      </w:pPr>
+      <w:r>
+        <w:rPr>
+          <w:szCs w:val="21"/>
+        </w:rPr>
+        <w:t>hint</w:t>
+      </w:r>
+      <w:r>
+        <w:rPr>
+          <w:rFonts w:hint="eastAsia"/>
+          <w:szCs w:val="21"/>
+        </w:rPr>
+        <w:t xml:space="preserve">:  </w:t>
+      </w:r>
+      <w:r>
+        <w:rPr>
+          <w:rFonts w:hint="eastAsia"/>
+          <w:szCs w:val="21"/>
+        </w:rPr>
+        <w:t>O</w:t>
+      </w:r>
+      <w:r>
+        <w:rPr>
+          <w:szCs w:val="21"/>
+        </w:rPr>
+        <w:t>bject</w:t>
+      </w:r>
+    </w:p>
+    <w:p>
+      <w:pPr>
+        <w:pStyle w:val="ListParagraph"/>
+        <w:pBdr>
+          <w:top w:val="single" w:sz="4" w:space="1" w:color="000000" w:themeColor="text1"/>
+          <w:left w:val="single" w:sz="4" w:space="4" w:color="000000" w:themeColor="text1"/>
+          <w:bottom w:val="single" w:sz="4" w:space="1" w:color="000000" w:themeColor="text1"/>
+          <w:right w:val="single" w:sz="4" w:space="0" w:color="000000" w:themeColor="text1"/>
+        </w:pBdr>
+        <w:ind w:left="1196" w:firstLineChars="0" w:firstLine="0"/>
+        <w:rPr>
+          <w:color w:val="000099"/>
+          <w:szCs w:val="21"/>
+        </w:rPr>
+      </w:pPr>
+      <w:r>
+        <w:rPr>
+          <w:rFonts w:hint="eastAsia"/>
+          <w:color w:val="000099"/>
+          <w:szCs w:val="21"/>
+        </w:rPr>
+        <w:t>}</w:t>
+      </w:r>
+    </w:p>
+    <w:p>
+      <w:pPr>
+        <w:spacing w:line="360" w:lineRule="auto"/>
+      </w:pPr>
+      <w:r>
+        <w:rPr>
+          <w:rFonts w:hint="eastAsia"/>
+        </w:rPr>
+        <w:t>其中</w:t>
+      </w:r>
+      <w:r>
+        <w:rPr>
+          <w:rFonts w:hint="eastAsia"/>
+        </w:rPr>
+        <w:t xml:space="preserve"> query </w:t>
+      </w:r>
+      <w:r>
+        <w:rPr>
+          <w:rFonts w:hint="eastAsia"/>
+        </w:rPr>
+        <w:t>有成员：</w:t>
+      </w:r>
+    </w:p>
+    <w:p>
+      <w:pPr>
+        <w:spacing w:line="360" w:lineRule="auto"/>
+        <w:rPr>
+          <w:rFonts w:asciiTheme="minorEastAsia" w:hAnsiTheme="minorEastAsia"/>
+          <w:b/>
+          <w:bCs/>
+          <w:color w:val="FF0000"/>
+          <w:szCs w:val="21"/>
+        </w:rPr>
+      </w:pPr>
+      <w:r>
+        <w:rPr>
+          <w:rFonts w:asciiTheme="minorEastAsia" w:hAnsiTheme="minorEastAsia" w:hint="eastAsia"/>
+          <w:b/>
+          <w:bCs/>
+          <w:color w:val="FF0000"/>
+          <w:szCs w:val="21"/>
+        </w:rPr>
+        <w:t xml:space="preserve">{ </w:t>
+      </w:r>
+    </w:p>
+    <w:p>
+      <w:pPr>
+        <w:spacing w:line="360" w:lineRule="auto"/>
+        <w:rPr>
+          <w:rFonts w:asciiTheme="minorEastAsia" w:hAnsiTheme="minorEastAsia"/>
+          <w:b/>
+          <w:bCs/>
+          <w:szCs w:val="21"/>
+        </w:rPr>
+      </w:pPr>
+      <w:r>
+        <w:rPr>
+          <w:rFonts w:asciiTheme="minorEastAsia" w:hAnsiTheme="minorEastAsia" w:hint="eastAsia"/>
+          <w:b/>
+          <w:bCs/>
+          <w:color w:val="FF0000"/>
+          <w:szCs w:val="21"/>
+        </w:rPr>
+        <w:t xml:space="preserve">  </w:t>
+      </w:r>
+      <w:r>
+        <w:rPr>
+          <w:rFonts w:asciiTheme="minorEastAsia" w:hAnsiTheme="minorEastAsia" w:hint="eastAsia"/>
+          <w:b/>
+          <w:bCs/>
+          <w:szCs w:val="21"/>
+        </w:rPr>
+        <w:t>"</w:t>
+      </w:r>
+      <w:r>
+        <w:rPr>
+          <w:rFonts w:asciiTheme="minorEastAsia" w:hAnsiTheme="minorEastAsia"/>
+          <w:b/>
+          <w:bCs/>
+          <w:szCs w:val="21"/>
+        </w:rPr>
+        <w:t>Size</w:t>
+      </w:r>
+      <w:r>
+        <w:rPr>
+          <w:rFonts w:asciiTheme="minorEastAsia" w:hAnsiTheme="minorEastAsia" w:hint="eastAsia"/>
+          <w:b/>
+          <w:bCs/>
+          <w:szCs w:val="21"/>
+        </w:rPr>
+        <w:t>":size,</w:t>
+      </w:r>
+    </w:p>
+    <w:p>
+      <w:pPr>
+        <w:spacing w:line="360" w:lineRule="auto"/>
+        <w:rPr>
+          <w:rFonts w:asciiTheme="minorEastAsia" w:hAnsiTheme="minorEastAsia"/>
+          <w:b/>
+          <w:bCs/>
+          <w:szCs w:val="21"/>
+        </w:rPr>
+      </w:pPr>
+      <w:r>
+        <w:rPr>
+          <w:rFonts w:asciiTheme="minorEastAsia" w:hAnsiTheme="minorEastAsia" w:hint="eastAsia"/>
+          <w:b/>
+          <w:bCs/>
+          <w:szCs w:val="21"/>
+        </w:rPr>
+        <w:t xml:space="preserve">  "Components" : &lt;comp1</w:t>
+      </w:r>
+      <w:r>
+        <w:rPr>
+          <w:rFonts w:asciiTheme="minorEastAsia" w:hAnsiTheme="minorEastAsia"/>
+          <w:b/>
+          <w:bCs/>
+          <w:szCs w:val="21"/>
+        </w:rPr>
+        <w:t>,</w:t>
+      </w:r>
+      <w:r>
+        <w:rPr>
+          <w:rFonts w:asciiTheme="minorEastAsia" w:hAnsiTheme="minorEastAsia" w:hint="eastAsia"/>
+          <w:b/>
+          <w:bCs/>
+          <w:szCs w:val="21"/>
+        </w:rPr>
+        <w:t xml:space="preserve">comp2...&gt;, </w:t>
+      </w:r>
+    </w:p>
+    <w:p>
+      <w:pPr>
+        <w:spacing w:line="360" w:lineRule="auto"/>
+        <w:rPr>
+          <w:rFonts w:asciiTheme="minorEastAsia" w:hAnsiTheme="minorEastAsia"/>
+          <w:b/>
+          <w:bCs/>
+          <w:szCs w:val="21"/>
+        </w:rPr>
+      </w:pPr>
+      <w:r>
+        <w:rPr>
+          <w:rFonts w:asciiTheme="minorEastAsia" w:hAnsiTheme="minorEastAsia" w:hint="eastAsia"/>
+          <w:b/>
+          <w:bCs/>
+          <w:szCs w:val="21"/>
+        </w:rPr>
+        <w:t xml:space="preserve">  "BreakPoint" : &lt;b1,b2...&gt;, </w:t>
+      </w:r>
+    </w:p>
+    <w:p>
+      <w:pPr>
+        <w:spacing w:line="360" w:lineRule="auto"/>
+        <w:rPr>
+          <w:rFonts w:asciiTheme="minorEastAsia" w:hAnsiTheme="minorEastAsia"/>
+          <w:b/>
+          <w:bCs/>
+          <w:szCs w:val="21"/>
+        </w:rPr>
+      </w:pPr>
+      <w:r>
+        <w:rPr>
+          <w:rFonts w:asciiTheme="minorEastAsia" w:hAnsiTheme="minorEastAsia" w:hint="eastAsia"/>
+          <w:b/>
+          <w:bCs/>
           <w:szCs w:val="21"/>
         </w:rPr>
         <w:tab/>
-        <w:t xml:space="preserve">  "</w:t>
-      </w:r>
-      <w:r>
-        <w:rPr>
-          <w:rFonts w:asciiTheme="minorEastAsia" w:hAnsiTheme="minorEastAsia" w:hint="eastAsia"/>
-          <w:bCs/>
-          <w:color w:val="548DD4" w:themeColor="text2" w:themeTint="99"/>
-          <w:szCs w:val="21"/>
-        </w:rPr>
-        <w:t>f</w:t>
-      </w:r>
-      <w:r>
-        <w:rPr>
-          <w:rFonts w:asciiTheme="minorEastAsia" w:hAnsiTheme="minorEastAsia"/>
+        <w:t xml:space="preserve"> "</w:t>
+      </w:r>
+      <w:r>
+        <w:rPr>
+          <w:rFonts w:asciiTheme="minorEastAsia" w:hAnsiTheme="minorEastAsia"/>
+          <w:b/>
+          <w:bCs/>
+          <w:szCs w:val="21"/>
+        </w:rPr>
+        <w:t>Threads"</w:t>
+      </w:r>
+      <w:r>
+        <w:rPr>
+          <w:rFonts w:asciiTheme="minorEastAsia" w:hAnsiTheme="minorEastAsia" w:hint="eastAsia"/>
+          <w:b/>
+          <w:bCs/>
+          <w:szCs w:val="21"/>
+        </w:rPr>
+        <w:t xml:space="preserve"> : &lt;tid1,tid2...&gt;, </w:t>
+      </w:r>
+    </w:p>
+    <w:p>
+      <w:pPr>
+        <w:spacing w:line="360" w:lineRule="auto"/>
+        <w:rPr>
+          <w:rFonts w:asciiTheme="minorEastAsia" w:hAnsiTheme="minorEastAsia"/>
+          <w:b/>
+          <w:bCs/>
+          <w:color w:val="548DD4" w:themeColor="text2" w:themeTint="99"/>
+          <w:szCs w:val="21"/>
+        </w:rPr>
+      </w:pPr>
+      <w:r>
+        <w:rPr>
+          <w:rFonts w:asciiTheme="minorEastAsia" w:hAnsiTheme="minorEastAsia" w:hint="eastAsia"/>
+          <w:b/>
+          <w:bCs/>
+          <w:color w:val="548DD4" w:themeColor="text2" w:themeTint="99"/>
+          <w:szCs w:val="21"/>
+        </w:rPr>
+        <w:tab/>
+        <w:t xml:space="preserve"> </w:t>
+      </w:r>
+      <w:r>
+        <w:rPr>
+          <w:rFonts w:asciiTheme="minorEastAsia" w:hAnsiTheme="minorEastAsia" w:hint="eastAsia"/>
+          <w:b/>
+          <w:bCs/>
+          <w:color w:val="548DD4" w:themeColor="text2" w:themeTint="99"/>
+          <w:szCs w:val="21"/>
+        </w:rPr>
+        <w:t>"</w:t>
+      </w:r>
+      <w:r>
+        <w:rPr>
+          <w:rFonts w:asciiTheme="minorEastAsia" w:hAnsiTheme="minorEastAsia" w:hint="eastAsia"/>
+          <w:b/>
+          <w:bCs/>
+          <w:color w:val="548DD4" w:themeColor="text2" w:themeTint="99"/>
+          <w:szCs w:val="21"/>
+        </w:rPr>
+        <w:t>F</w:t>
+      </w:r>
+      <w:r>
+        <w:rPr>
+          <w:rFonts w:asciiTheme="minorEastAsia" w:hAnsiTheme="minorEastAsia"/>
+          <w:b/>
           <w:bCs/>
           <w:color w:val="548DD4" w:themeColor="text2" w:themeTint="99"/>
           <w:szCs w:val="21"/>
@@ -2881,15 +5875,27 @@
       <w:r>
         <w:rPr>
           <w:rFonts w:asciiTheme="minorEastAsia" w:hAnsiTheme="minorEastAsia" w:hint="eastAsia"/>
-          <w:bCs/>
-          <w:color w:val="548DD4" w:themeColor="text2" w:themeTint="99"/>
-          <w:szCs w:val="21"/>
-        </w:rPr>
-        <w:t>tiosN</w:t>
-      </w:r>
-      <w:r>
-        <w:rPr>
-          <w:rFonts w:asciiTheme="minorEastAsia" w:hAnsiTheme="minorEastAsia"/>
+          <w:b/>
+          <w:bCs/>
+          <w:color w:val="548DD4" w:themeColor="text2" w:themeTint="99"/>
+          <w:szCs w:val="21"/>
+        </w:rPr>
+        <w:t>tio</w:t>
+      </w:r>
+      <w:r>
+        <w:rPr>
+          <w:rFonts w:asciiTheme="minorEastAsia" w:hAnsiTheme="minorEastAsia" w:hint="eastAsia"/>
+          <w:b/>
+          <w:bCs/>
+          <w:color w:val="548DD4" w:themeColor="text2" w:themeTint="99"/>
+          <w:szCs w:val="21"/>
+        </w:rPr>
+        <w:t>N</w:t>
+      </w:r>
+      <w:r>
+        <w:rPr>
+          <w:rFonts w:asciiTheme="minorEastAsia" w:hAnsiTheme="minorEastAsia"/>
+          <w:b/>
           <w:bCs/>
           <w:color w:val="548DD4" w:themeColor="text2" w:themeTint="99"/>
           <w:szCs w:val="21"/>
@@ -2899,6 +5905,7 @@
       <w:r>
         <w:rPr>
           <w:rFonts w:asciiTheme="minorEastAsia" w:hAnsiTheme="minorEastAsia" w:hint="eastAsia"/>
+          <w:b/>
           <w:bCs/>
           <w:color w:val="548DD4" w:themeColor="text2" w:themeTint="99"/>
           <w:szCs w:val="21"/>
@@ -2908,6 +5915,7 @@
       <w:r>
         <w:rPr>
           <w:rFonts w:asciiTheme="minorEastAsia" w:hAnsiTheme="minorEastAsia"/>
+          <w:b/>
           <w:bCs/>
           <w:color w:val="548DD4" w:themeColor="text2" w:themeTint="99"/>
           <w:szCs w:val="21"/>
@@ -2917,6 +5925,7 @@
       <w:r>
         <w:rPr>
           <w:rFonts w:asciiTheme="minorEastAsia" w:hAnsiTheme="minorEastAsia" w:hint="eastAsia"/>
+          <w:b/>
           <w:bCs/>
           <w:color w:val="548DD4" w:themeColor="text2" w:themeTint="99"/>
           <w:szCs w:val="21"/>
@@ -2929,69 +5938,27 @@
         <w:spacing w:line="360" w:lineRule="auto"/>
         <w:rPr>
           <w:rFonts w:asciiTheme="minorEastAsia" w:hAnsiTheme="minorEastAsia"/>
-          <w:bCs/>
-          <w:color w:val="548DD4" w:themeColor="text2" w:themeTint="99"/>
-          <w:szCs w:val="21"/>
-        </w:rPr>
-      </w:pPr>
-      <w:r>
-        <w:rPr>
-          <w:rFonts w:asciiTheme="minorEastAsia" w:hAnsiTheme="minorEastAsia" w:hint="eastAsia"/>
+          <w:b/>
+          <w:bCs/>
+          <w:color w:val="548DD4" w:themeColor="text2" w:themeTint="99"/>
+          <w:szCs w:val="21"/>
+        </w:rPr>
+      </w:pPr>
+      <w:r>
+        <w:rPr>
+          <w:rFonts w:asciiTheme="minorEastAsia" w:hAnsiTheme="minorEastAsia" w:hint="eastAsia"/>
+          <w:b/>
           <w:bCs/>
           <w:color w:val="548DD4" w:themeColor="text2" w:themeTint="99"/>
           <w:szCs w:val="21"/>
         </w:rPr>
         <w:tab/>
-      </w:r>
-      <w:r>
-        <w:rPr>
-          <w:rFonts w:asciiTheme="minorEastAsia" w:hAnsiTheme="minorEastAsia" w:hint="eastAsia"/>
-          <w:bCs/>
-          <w:color w:val="548DD4" w:themeColor="text2" w:themeTint="99"/>
-          <w:szCs w:val="21"/>
-        </w:rPr>
-        <w:tab/>
-      </w:r>
-      <w:r>
-        <w:rPr>
-          <w:rFonts w:asciiTheme="minorEastAsia" w:hAnsiTheme="minorEastAsia" w:hint="eastAsia"/>
-          <w:bCs/>
-          <w:color w:val="548DD4" w:themeColor="text2" w:themeTint="99"/>
-          <w:szCs w:val="21"/>
-        </w:rPr>
-        <w:tab/>
-      </w:r>
-      <w:r>
-        <w:rPr>
-          <w:rFonts w:asciiTheme="minorEastAsia" w:hAnsiTheme="minorEastAsia" w:hint="eastAsia"/>
-          <w:bCs/>
-          <w:color w:val="548DD4" w:themeColor="text2" w:themeTint="99"/>
-          <w:szCs w:val="21"/>
-        </w:rPr>
-        <w:tab/>
-        <w:t xml:space="preserve">  "</w:t>
-      </w:r>
-      <w:r>
-        <w:rPr>
-          <w:rFonts w:asciiTheme="minorEastAsia" w:hAnsiTheme="minorEastAsia" w:hint="eastAsia"/>
-          <w:bCs/>
-          <w:color w:val="548DD4" w:themeColor="text2" w:themeTint="99"/>
-          <w:szCs w:val="21"/>
-        </w:rPr>
-        <w:t>t</w:t>
-      </w:r>
-      <w:r>
-        <w:rPr>
-          <w:rFonts w:asciiTheme="minorEastAsia" w:hAnsiTheme="minorEastAsia"/>
-          <w:bCs/>
-          <w:color w:val="548DD4" w:themeColor="text2" w:themeTint="99"/>
-          <w:szCs w:val="21"/>
-        </w:rPr>
-        <w:t>hreadTypes</w:t>
-      </w:r>
-      <w:r>
-        <w:rPr>
-          <w:rFonts w:asciiTheme="minorEastAsia" w:hAnsiTheme="minorEastAsia"/>
+        <w:t xml:space="preserve"> </w:t>
+      </w:r>
+      <w:r>
+        <w:rPr>
+          <w:rFonts w:asciiTheme="minorEastAsia" w:hAnsiTheme="minorEastAsia" w:hint="eastAsia"/>
+          <w:b/>
           <w:bCs/>
           <w:color w:val="548DD4" w:themeColor="text2" w:themeTint="99"/>
           <w:szCs w:val="21"/>
@@ -3001,259 +5968,67 @@
       <w:r>
         <w:rPr>
           <w:rFonts w:asciiTheme="minorEastAsia" w:hAnsiTheme="minorEastAsia" w:hint="eastAsia"/>
-          <w:bCs/>
-          <w:color w:val="548DD4" w:themeColor="text2" w:themeTint="99"/>
-          <w:szCs w:val="21"/>
-        </w:rPr>
-        <w:t xml:space="preserve"> : &lt;type1,type2...&gt;</w:t>
-      </w:r>
-      <w:r>
-        <w:rPr>
-          <w:rFonts w:asciiTheme="minorEastAsia" w:hAnsiTheme="minorEastAsia" w:hint="eastAsia"/>
-          <w:bCs/>
-          <w:color w:val="548DD4" w:themeColor="text2" w:themeTint="99"/>
-          <w:szCs w:val="21"/>
-        </w:rPr>
-        <w:t xml:space="preserve"> }</w:t>
-      </w:r>
-      <w:r>
-        <w:rPr>
-          <w:rFonts w:asciiTheme="minorEastAsia" w:hAnsiTheme="minorEastAsia" w:hint="eastAsia"/>
-          <w:bCs/>
-          <w:color w:val="548DD4" w:themeColor="text2" w:themeTint="99"/>
-          <w:szCs w:val="21"/>
-        </w:rPr>
-        <w:t xml:space="preserve"> )</w:t>
-      </w:r>
-    </w:p>
-    <w:p/>
-    <w:p>
-      <w:pPr>
-        <w:pStyle w:val="Heading3"/>
-      </w:pPr>
-      <w:r>
-        <w:rPr>
-          <w:rFonts w:hint="eastAsia"/>
-        </w:rPr>
-        <w:t>新接口</w:t>
-      </w:r>
-    </w:p>
-    <w:p>
-      <w:pPr>
-        <w:spacing w:line="360" w:lineRule="auto"/>
-        <w:rPr>
-          <w:rFonts w:asciiTheme="minorEastAsia" w:hAnsiTheme="minorEastAsia"/>
-          <w:bCs/>
-        </w:rPr>
-      </w:pPr>
-      <w:r>
-        <w:rPr>
-          <w:rFonts w:asciiTheme="minorEastAsia" w:hAnsiTheme="minorEastAsia"/>
-          <w:bCs/>
-        </w:rPr>
-        <w:t>traceOn</w:t>
-      </w:r>
-      <w:r>
-        <w:rPr>
-          <w:rFonts w:asciiTheme="minorEastAsia" w:hAnsiTheme="minorEastAsia" w:hint="eastAsia"/>
-          <w:bCs/>
+          <w:b/>
+          <w:bCs/>
+          <w:color w:val="548DD4" w:themeColor="text2" w:themeTint="99"/>
+          <w:szCs w:val="21"/>
+        </w:rPr>
+        <w:t>T</w:t>
+      </w:r>
+      <w:r>
+        <w:rPr>
+          <w:rFonts w:asciiTheme="minorEastAsia" w:hAnsiTheme="minorEastAsia"/>
+          <w:b/>
+          <w:bCs/>
+          <w:color w:val="548DD4" w:themeColor="text2" w:themeTint="99"/>
+          <w:szCs w:val="21"/>
+        </w:rPr>
+        <w:t>hreadTypes"</w:t>
+      </w:r>
+      <w:r>
+        <w:rPr>
+          <w:rFonts w:asciiTheme="minorEastAsia" w:hAnsiTheme="minorEastAsia" w:hint="eastAsia"/>
+          <w:b/>
+          <w:bCs/>
+          <w:color w:val="548DD4" w:themeColor="text2" w:themeTint="99"/>
+          <w:szCs w:val="21"/>
+        </w:rPr>
+        <w:t xml:space="preserve"> : &lt;type1,type2...&gt; </w:t>
+      </w:r>
+    </w:p>
+    <w:p>
+      <w:pPr>
+        <w:spacing w:line="360" w:lineRule="auto"/>
+      </w:pPr>
+      <w:r>
+        <w:rPr>
+          <w:rFonts w:asciiTheme="minorEastAsia" w:hAnsiTheme="minorEastAsia" w:hint="eastAsia"/>
+          <w:b/>
+          <w:bCs/>
+          <w:color w:val="FF0000"/>
+          <w:szCs w:val="21"/>
+        </w:rPr>
+        <w:t>}</w:t>
+      </w:r>
+      <w:r>
+        <w:rPr>
+          <w:rFonts w:asciiTheme="minorEastAsia" w:hAnsiTheme="minorEastAsia" w:hint="eastAsia"/>
+          <w:b/>
+          <w:bCs/>
+          <w:color w:val="548DD4" w:themeColor="text2" w:themeTint="99"/>
+          <w:szCs w:val="21"/>
         </w:rPr>
         <w:t xml:space="preserve"> </w:t>
       </w:r>
-      <w:r>
-        <w:rPr>
-          <w:rFonts w:asciiTheme="minorEastAsia" w:hAnsiTheme="minorEastAsia"/>
-          <w:bCs/>
-        </w:rPr>
-        <w:t>(</w:t>
-      </w:r>
-      <w:r>
-        <w:rPr>
-          <w:rFonts w:asciiTheme="minorEastAsia" w:hAnsiTheme="minorEastAsia" w:hint="eastAsia"/>
-          <w:bCs/>
-        </w:rPr>
-        <w:t xml:space="preserve"> </w:t>
-      </w:r>
-      <w:r>
-        <w:rPr>
-          <w:rFonts w:asciiTheme="minorEastAsia" w:hAnsiTheme="minorEastAsia" w:hint="eastAsia"/>
-          <w:bCs/>
-        </w:rPr>
-        <w:t>&lt;bufferSize&gt;</w:t>
-      </w:r>
-      <w:r>
-        <w:rPr>
-          <w:rFonts w:asciiTheme="minorEastAsia" w:hAnsiTheme="minorEastAsia" w:hint="eastAsia"/>
-          <w:bCs/>
-          <w:color w:val="548DD4" w:themeColor="text2" w:themeTint="99"/>
-        </w:rPr>
-        <w:t>, [</w:t>
-      </w:r>
-      <w:r>
-        <w:rPr>
-          <w:rFonts w:asciiTheme="minorEastAsia" w:hAnsiTheme="minorEastAsia" w:hint="eastAsia"/>
-          <w:bCs/>
-          <w:color w:val="548DD4" w:themeColor="text2" w:themeTint="99"/>
-        </w:rPr>
-        <w:t>traceOptions</w:t>
-      </w:r>
-      <w:r>
-        <w:rPr>
-          <w:rFonts w:asciiTheme="minorEastAsia" w:hAnsiTheme="minorEastAsia" w:hint="eastAsia"/>
-          <w:bCs/>
-          <w:color w:val="548DD4" w:themeColor="text2" w:themeTint="99"/>
-        </w:rPr>
-        <w:t>Obj</w:t>
-      </w:r>
-      <w:r>
-        <w:rPr>
-          <w:rFonts w:asciiTheme="minorEastAsia" w:hAnsiTheme="minorEastAsia" w:hint="eastAsia"/>
-          <w:bCs/>
-          <w:color w:val="548DD4" w:themeColor="text2" w:themeTint="99"/>
-        </w:rPr>
-        <w:t>]</w:t>
-      </w:r>
-      <w:r>
-        <w:rPr>
-          <w:rFonts w:asciiTheme="minorEastAsia" w:hAnsiTheme="minorEastAsia" w:hint="eastAsia"/>
-          <w:bCs/>
-        </w:rPr>
-        <w:t xml:space="preserve"> )</w:t>
-      </w:r>
-    </w:p>
-    <w:p>
-      <w:pPr>
-        <w:pStyle w:val="Heading4"/>
-      </w:pPr>
-      <w:r>
-        <w:rPr>
-          <w:rFonts w:hint="eastAsia"/>
-        </w:rPr>
-        <w:t>参数说明</w:t>
-      </w:r>
-    </w:p>
-    <w:p>
-      <w:pPr>
-        <w:spacing w:line="360" w:lineRule="auto"/>
-      </w:pPr>
-      <w:r>
-        <w:rPr>
-          <w:rFonts w:asciiTheme="minorEastAsia" w:hAnsiTheme="minorEastAsia" w:hint="eastAsia"/>
-          <w:bCs/>
-        </w:rPr>
-        <w:t>参数</w:t>
-      </w:r>
-      <w:r>
-        <w:rPr>
-          <w:rFonts w:asciiTheme="minorEastAsia" w:hAnsiTheme="minorEastAsia" w:hint="eastAsia"/>
-          <w:bCs/>
-        </w:rPr>
-        <w:t>traceOptions</w:t>
-      </w:r>
-      <w:r>
-        <w:rPr>
-          <w:rFonts w:asciiTheme="minorEastAsia" w:hAnsiTheme="minorEastAsia" w:hint="eastAsia"/>
-          <w:bCs/>
-        </w:rPr>
-        <w:t xml:space="preserve">Obj 是新增加的 </w:t>
-      </w:r>
-      <w:r>
-        <w:rPr>
-          <w:rFonts w:asciiTheme="minorEastAsia" w:hAnsiTheme="minorEastAsia" w:hint="eastAsia"/>
-          <w:bCs/>
-        </w:rPr>
-        <w:t>traceOptions</w:t>
-      </w:r>
-      <w:r>
-        <w:rPr>
-          <w:rFonts w:asciiTheme="minorEastAsia" w:hAnsiTheme="minorEastAsia" w:hint="eastAsia"/>
-          <w:bCs/>
-        </w:rPr>
-        <w:t xml:space="preserve"> 类对象</w:t>
-      </w:r>
-      <w:r>
-        <w:rPr>
-          <w:rFonts w:asciiTheme="minorEastAsia" w:hAnsiTheme="minorEastAsia" w:hint="eastAsia"/>
-          <w:bCs/>
-        </w:rPr>
-        <w:t>。</w:t>
-      </w:r>
-      <w:r>
-        <w:rPr>
-          <w:rFonts w:hint="eastAsia"/>
-        </w:rPr>
-        <w:t>如果不指定</w:t>
-      </w:r>
-      <w:r>
-        <w:rPr>
-          <w:rFonts w:hint="eastAsia"/>
-        </w:rPr>
-        <w:t xml:space="preserve">  </w:t>
-      </w:r>
-      <w:r>
-        <w:rPr>
-          <w:rFonts w:asciiTheme="minorEastAsia" w:hAnsiTheme="minorEastAsia" w:hint="eastAsia"/>
-          <w:bCs/>
-        </w:rPr>
-        <w:t>traceOptions</w:t>
-      </w:r>
-      <w:r>
-        <w:rPr>
-          <w:rFonts w:asciiTheme="minorEastAsia" w:hAnsiTheme="minorEastAsia" w:hint="eastAsia"/>
-          <w:bCs/>
-        </w:rPr>
-        <w:t>Obj</w:t>
-      </w:r>
-      <w:r>
-        <w:rPr>
-          <w:rFonts w:hint="eastAsia"/>
-        </w:rPr>
-        <w:t>参数，则默认监控所有可监控的模块</w:t>
-      </w:r>
-      <w:r>
-        <w:rPr>
-          <w:rFonts w:hint="eastAsia"/>
-        </w:rPr>
-        <w:t>和线程</w:t>
-      </w:r>
-      <w:r>
-        <w:rPr>
-          <w:rFonts w:hint="eastAsia"/>
-        </w:rPr>
-        <w:t>。</w:t>
-      </w:r>
-    </w:p>
-    <w:p>
-      <w:pPr>
-        <w:spacing w:line="360" w:lineRule="auto"/>
-      </w:pPr>
-    </w:p>
-    <w:p>
-      <w:pPr>
-        <w:pStyle w:val="Heading3"/>
-      </w:pPr>
-      <w:r>
-        <w:rPr>
-          <w:rFonts w:hint="eastAsia"/>
-        </w:rPr>
-        <w:t>驱动变更</w:t>
-      </w:r>
-    </w:p>
-    <w:p>
-      <w:pPr>
-        <w:spacing w:line="360" w:lineRule="auto"/>
-        <w:rPr>
-          <w:rFonts w:asciiTheme="minorEastAsia" w:hAnsiTheme="minorEastAsia"/>
-          <w:bCs/>
-        </w:rPr>
-      </w:pPr>
-      <w:r>
-        <w:rPr>
-          <w:rFonts w:asciiTheme="minorEastAsia" w:hAnsiTheme="minorEastAsia" w:hint="eastAsia"/>
-          <w:bCs/>
-        </w:rPr>
-        <w:t xml:space="preserve">  由于接口的变更， C++ 驱动需要做相应的修改</w:t>
-      </w:r>
+    </w:p>
+    <w:p>
+      <w:pPr>
+        <w:spacing w:line="360" w:lineRule="auto"/>
+        <w:rPr>
+          <w:rFonts w:asciiTheme="minorEastAsia" w:hAnsiTheme="minorEastAsia"/>
+          <w:bCs/>
+        </w:rPr>
+      </w:pPr>
     </w:p>
     <w:p>
       <w:pPr>
@@ -3501,7 +6276,6 @@
           <w:rFonts w:asciiTheme="minorEastAsia" w:hAnsiTheme="minorEastAsia" w:hint="eastAsia"/>
           <w:szCs w:val="21"/>
         </w:rPr>
-        <w:lastRenderedPageBreak/>
         <w:t xml:space="preserve">  </w:t>
       </w:r>
       <w:r>
@@ -3594,7 +6368,7 @@
           <v:shape id="_x0000_i1025" type="#_x0000_t75" style="width:232.15pt;height:394.8pt" o:ole="">
             <v:imagedata r:id="rId7" o:title=""/>
           </v:shape>
-          <o:OLEObject Type="Embed" ProgID="Visio.Drawing.11" ShapeID="_x0000_i1025" DrawAspect="Content" ObjectID="_1614077481" r:id="rId8"/>
+          <o:OLEObject Type="Embed" ProgID="Visio.Drawing.11" ShapeID="_x0000_i1025" DrawAspect="Content" ObjectID="_1614428853" r:id="rId8"/>
         </w:object>
       </w:r>
     </w:p>
@@ -3661,7 +6435,6 @@
         <w:rPr>
           <w:rFonts w:hint="eastAsia"/>
         </w:rPr>
-        <w:lastRenderedPageBreak/>
         <w:t xml:space="preserve">2. </w:t>
       </w:r>
       <w:r>
@@ -3804,6 +6577,7 @@
           <w:rFonts w:asciiTheme="minorEastAsia" w:hAnsiTheme="minorEastAsia" w:hint="eastAsia"/>
           <w:szCs w:val="21"/>
         </w:rPr>
+        <w:lastRenderedPageBreak/>
         <w:t xml:space="preserve">  </w:t>
       </w:r>
       <w:r>
@@ -3936,7 +6710,7 @@
           <v:shape id="_x0000_i1026" type="#_x0000_t75" style="width:232.15pt;height:423.2pt" o:ole="">
             <v:imagedata r:id="rId9" o:title=""/>
           </v:shape>
-          <o:OLEObject Type="Embed" ProgID="Visio.Drawing.11" ShapeID="_x0000_i1026" DrawAspect="Content" ObjectID="_1614077482" r:id="rId10"/>
+          <o:OLEObject Type="Embed" ProgID="Visio.Drawing.11" ShapeID="_x0000_i1026" DrawAspect="Content" ObjectID="_1614428854" r:id="rId10"/>
         </w:object>
       </w:r>
     </w:p>
@@ -4082,7 +6856,15 @@
           <w:rFonts w:asciiTheme="minorEastAsia" w:hAnsiTheme="minorEastAsia" w:hint="eastAsia"/>
           <w:szCs w:val="21"/>
         </w:rPr>
-        <w:t>（下面A和B只是举例子，无实际含义）</w:t>
+        <w:t>（下面A和B只</w:t>
+      </w:r>
+      <w:r>
+        <w:rPr>
+          <w:rFonts w:asciiTheme="minorEastAsia" w:hAnsiTheme="minorEastAsia" w:hint="eastAsia"/>
+          <w:szCs w:val="21"/>
+        </w:rPr>
+        <w:lastRenderedPageBreak/>
+        <w:t>是举例子，无实际含义）</w:t>
       </w:r>
       <w:r>
         <w:rPr>
@@ -4389,7 +7171,7 @@
           <v:shape id="_x0000_i1027" type="#_x0000_t75" style="width:232.15pt;height:595.1pt" o:ole="">
             <v:imagedata r:id="rId11" o:title=""/>
           </v:shape>
-          <o:OLEObject Type="Embed" ProgID="Visio.Drawing.11" ShapeID="_x0000_i1027" DrawAspect="Content" ObjectID="_1614077483" r:id="rId12"/>
+          <o:OLEObject Type="Embed" ProgID="Visio.Drawing.11" ShapeID="_x0000_i1027" DrawAspect="Content" ObjectID="_1614428855" r:id="rId12"/>
         </w:object>
       </w:r>
     </w:p>
@@ -4460,7 +7242,7 @@
           <v:shape id="_x0000_i1028" type="#_x0000_t75" style="width:345.8pt;height:600pt" o:ole="">
             <v:imagedata r:id="rId13" o:title=""/>
           </v:shape>
-          <o:OLEObject Type="Embed" ProgID="Visio.Drawing.11" ShapeID="_x0000_i1028" DrawAspect="Content" ObjectID="_1614077484" r:id="rId14"/>
+          <o:OLEObject Type="Embed" ProgID="Visio.Drawing.11" ShapeID="_x0000_i1028" DrawAspect="Content" ObjectID="_1614428856" r:id="rId14"/>
         </w:object>
       </w:r>
     </w:p>
@@ -5374,9 +8156,9 @@
       </w:tblPr>
       <w:tblGrid>
         <w:gridCol w:w="786"/>
-        <w:gridCol w:w="1163"/>
-        <w:gridCol w:w="4852"/>
-        <w:gridCol w:w="1600"/>
+        <w:gridCol w:w="1284"/>
+        <w:gridCol w:w="4727"/>
+        <w:gridCol w:w="1604"/>
       </w:tblGrid>
       <w:tr>
         <w:tc>
@@ -5525,8 +8307,15 @@
                 <w:rFonts w:hint="eastAsia"/>
                 <w:szCs w:val="21"/>
               </w:rPr>
+              <w:t>函数</w:t>
+            </w:r>
+            <w:r>
+              <w:rPr>
+                <w:rFonts w:hint="eastAsia"/>
+                <w:szCs w:val="21"/>
+              </w:rPr>
               <w:lastRenderedPageBreak/>
-              <w:t>函数跟踪数据库引擎</w:t>
+              <w:t>跟踪数据库引擎</w:t>
             </w:r>
           </w:p>
         </w:tc>
@@ -5575,7 +8364,21 @@
                 <w:rFonts w:hint="eastAsia"/>
                 <w:szCs w:val="21"/>
               </w:rPr>
-              <w:t>new traceOption().functionsNames</w:t>
+              <w:t xml:space="preserve">new </w:t>
+            </w:r>
+            <w:r>
+              <w:rPr>
+                <w:rFonts w:hint="eastAsia"/>
+                <w:szCs w:val="21"/>
+              </w:rPr>
+              <w:t>SdbtraceOption().function</w:t>
+            </w:r>
+            <w:r>
+              <w:rPr>
+                <w:rFonts w:hint="eastAsia"/>
+                <w:szCs w:val="21"/>
+              </w:rPr>
+              <w:t>Names</w:t>
             </w:r>
           </w:p>
           <w:p>
@@ -5729,7 +8532,21 @@
                 <w:rFonts w:hint="eastAsia"/>
                 <w:szCs w:val="21"/>
               </w:rPr>
-              <w:t>new traceOption().functionsNames</w:t>
+              <w:t xml:space="preserve">new </w:t>
+            </w:r>
+            <w:r>
+              <w:rPr>
+                <w:rFonts w:hint="eastAsia"/>
+                <w:szCs w:val="21"/>
+              </w:rPr>
+              <w:t>SdbtraceOption().function</w:t>
+            </w:r>
+            <w:r>
+              <w:rPr>
+                <w:rFonts w:hint="eastAsia"/>
+                <w:szCs w:val="21"/>
+              </w:rPr>
+              <w:t>Names</w:t>
             </w:r>
           </w:p>
           <w:p>
@@ -5902,7 +8719,14 @@
                 <w:rFonts w:hint="eastAsia"/>
                 <w:szCs w:val="21"/>
               </w:rPr>
-              <w:t>new traceOption().functionsNames</w:t>
+              <w:t>new SdbtraceOption().function</w:t>
+            </w:r>
+            <w:r>
+              <w:rPr>
+                <w:rFonts w:hint="eastAsia"/>
+                <w:szCs w:val="21"/>
+              </w:rPr>
+              <w:t>Names</w:t>
             </w:r>
           </w:p>
           <w:p>
@@ -6053,7 +8877,21 @@
                 <w:rFonts w:hint="eastAsia"/>
                 <w:szCs w:val="21"/>
               </w:rPr>
-              <w:t>new traceOption().threadsTypes</w:t>
+              <w:t xml:space="preserve">new </w:t>
+            </w:r>
+            <w:r>
+              <w:rPr>
+                <w:rFonts w:hint="eastAsia"/>
+                <w:szCs w:val="21"/>
+              </w:rPr>
+              <w:t>SdbtraceOption().thread</w:t>
+            </w:r>
+            <w:r>
+              <w:rPr>
+                <w:rFonts w:hint="eastAsia"/>
+                <w:szCs w:val="21"/>
+              </w:rPr>
+              <w:t>Types</w:t>
             </w:r>
           </w:p>
           <w:p>
@@ -6069,10 +8907,13 @@
                 <w:rFonts w:hint="eastAsia"/>
                 <w:szCs w:val="21"/>
               </w:rPr>
-              <w:t>(SDB_</w:t>
-            </w:r>
-            <w:r>
-              <w:t>EDU_TYPE_COORDNETWORK</w:t>
+              <w:t>(</w:t>
+            </w:r>
+            <w:r>
+              <w:rPr>
+                <w:szCs w:val="21"/>
+              </w:rPr>
+              <w:t>CoordNetwork</w:t>
             </w:r>
             <w:r>
               <w:rPr>
@@ -6201,7 +9042,21 @@
                 <w:rFonts w:hint="eastAsia"/>
                 <w:szCs w:val="21"/>
               </w:rPr>
-              <w:t>new traceOption().threadsTypes</w:t>
+              <w:t xml:space="preserve">new </w:t>
+            </w:r>
+            <w:r>
+              <w:rPr>
+                <w:rFonts w:hint="eastAsia"/>
+                <w:szCs w:val="21"/>
+              </w:rPr>
+              <w:t>SdbtraceOption().thread</w:t>
+            </w:r>
+            <w:r>
+              <w:rPr>
+                <w:rFonts w:hint="eastAsia"/>
+                <w:szCs w:val="21"/>
+              </w:rPr>
+              <w:t>Types</w:t>
             </w:r>
             <w:r>
               <w:t xml:space="preserve"> </w:t>
@@ -6210,13 +9065,10 @@
               <w:rPr>
                 <w:rFonts w:hint="eastAsia"/>
               </w:rPr>
-              <w:t>(SDB_</w:t>
-            </w:r>
-            <w:r>
-              <w:rPr>
-                <w:szCs w:val="21"/>
-              </w:rPr>
-              <w:t>EDU_TYPE_CATNETWORK</w:t>
+              <w:t>(</w:t>
+            </w:r>
+            <w:r>
+              <w:t>CoordNetwork</w:t>
             </w:r>
             <w:r>
               <w:rPr>
@@ -6226,10 +9078,7 @@
               <w:t>，</w:t>
             </w:r>
             <w:r>
-              <w:t xml:space="preserve"> </w:t>
-            </w:r>
-            <w:r>
-              <w:t>EDU_TYPE_COORDNETWORK</w:t>
+              <w:t>OMManager</w:t>
             </w:r>
             <w:r>
               <w:rPr>
@@ -6308,7 +9157,276 @@
                 <w:rFonts w:hint="eastAsia"/>
                 <w:szCs w:val="21"/>
               </w:rPr>
-              <w:t>指定</w:t>
+              <w:t>指定不存在线程类型</w:t>
+            </w:r>
+          </w:p>
+        </w:tc>
+        <w:tc>
+          <w:tcPr>
+            <w:tcW w:w="3902" w:type="dxa"/>
+          </w:tcPr>
+          <w:p>
+            <w:pPr>
+              <w:spacing w:line="360" w:lineRule="auto"/>
+              <w:jc w:val="left"/>
+              <w:rPr>
+                <w:szCs w:val="21"/>
+              </w:rPr>
+            </w:pPr>
+            <w:r>
+              <w:rPr>
+                <w:szCs w:val="21"/>
+              </w:rPr>
+              <w:t>D</w:t>
+            </w:r>
+            <w:r>
+              <w:rPr>
+                <w:rFonts w:hint="eastAsia"/>
+                <w:szCs w:val="21"/>
+              </w:rPr>
+              <w:t>ata.traceOn(10000,</w:t>
+            </w:r>
+          </w:p>
+          <w:p>
+            <w:pPr>
+              <w:spacing w:line="360" w:lineRule="auto"/>
+              <w:jc w:val="left"/>
+              <w:rPr>
+                <w:szCs w:val="21"/>
+              </w:rPr>
+            </w:pPr>
+            <w:r>
+              <w:rPr>
+                <w:rFonts w:hint="eastAsia"/>
+                <w:szCs w:val="21"/>
+              </w:rPr>
+              <w:t xml:space="preserve">new </w:t>
+            </w:r>
+            <w:r>
+              <w:rPr>
+                <w:rFonts w:hint="eastAsia"/>
+                <w:szCs w:val="21"/>
+              </w:rPr>
+              <w:t>SdbtraceOption().thread</w:t>
+            </w:r>
+            <w:r>
+              <w:rPr>
+                <w:rFonts w:hint="eastAsia"/>
+                <w:szCs w:val="21"/>
+              </w:rPr>
+              <w:t>Types(AB)</w:t>
+            </w:r>
+            <w:r>
+              <w:rPr>
+                <w:rFonts w:hint="eastAsia"/>
+                <w:szCs w:val="21"/>
+              </w:rPr>
+              <w:t>)</w:t>
+            </w:r>
+          </w:p>
+        </w:tc>
+        <w:tc>
+          <w:tcPr>
+            <w:tcW w:w="1629" w:type="dxa"/>
+          </w:tcPr>
+          <w:p>
+            <w:pPr>
+              <w:spacing w:line="360" w:lineRule="auto"/>
+              <w:jc w:val="left"/>
+              <w:rPr>
+                <w:szCs w:val="21"/>
+              </w:rPr>
+            </w:pPr>
+            <w:r>
+              <w:rPr>
+                <w:rFonts w:hint="eastAsia"/>
+                <w:szCs w:val="21"/>
+              </w:rPr>
+              <w:t>报错，不存在该线程类型</w:t>
+            </w:r>
+          </w:p>
+        </w:tc>
+      </w:tr>
+      <w:tr>
+        <w:tc>
+          <w:tcPr>
+            <w:tcW w:w="786" w:type="dxa"/>
+          </w:tcPr>
+          <w:p>
+            <w:pPr>
+              <w:spacing w:line="360" w:lineRule="auto"/>
+              <w:jc w:val="left"/>
+              <w:rPr>
+                <w:szCs w:val="21"/>
+              </w:rPr>
+            </w:pPr>
+            <w:r>
+              <w:rPr>
+                <w:rFonts w:hint="eastAsia"/>
+                <w:szCs w:val="21"/>
+              </w:rPr>
+              <w:t>7</w:t>
+            </w:r>
+          </w:p>
+        </w:tc>
+        <w:tc>
+          <w:tcPr>
+            <w:tcW w:w="2084" w:type="dxa"/>
+          </w:tcPr>
+          <w:p>
+            <w:pPr>
+              <w:spacing w:line="360" w:lineRule="auto"/>
+              <w:jc w:val="left"/>
+              <w:rPr>
+                <w:szCs w:val="21"/>
+              </w:rPr>
+            </w:pPr>
+            <w:r>
+              <w:rPr>
+                <w:rFonts w:hint="eastAsia"/>
+                <w:szCs w:val="21"/>
+              </w:rPr>
+              <w:t>参数</w:t>
+            </w:r>
+            <w:r>
+              <w:rPr>
+                <w:rFonts w:hint="eastAsia"/>
+                <w:szCs w:val="21"/>
+              </w:rPr>
+              <w:t>格式不正确</w:t>
+            </w:r>
+          </w:p>
+        </w:tc>
+        <w:tc>
+          <w:tcPr>
+            <w:tcW w:w="3902" w:type="dxa"/>
+          </w:tcPr>
+          <w:p>
+            <w:pPr>
+              <w:spacing w:line="360" w:lineRule="auto"/>
+              <w:jc w:val="left"/>
+              <w:rPr>
+                <w:szCs w:val="21"/>
+              </w:rPr>
+            </w:pPr>
+            <w:r>
+              <w:rPr>
+                <w:szCs w:val="21"/>
+              </w:rPr>
+              <w:t>D</w:t>
+            </w:r>
+            <w:r>
+              <w:rPr>
+                <w:rFonts w:hint="eastAsia"/>
+                <w:szCs w:val="21"/>
+              </w:rPr>
+              <w:t>ata.traceOn(100</w:t>
+            </w:r>
+            <w:r>
+              <w:rPr>
+                <w:rFonts w:hint="eastAsia"/>
+                <w:szCs w:val="21"/>
+              </w:rPr>
+              <w:t>0, {</w:t>
+            </w:r>
+            <w:r>
+              <w:rPr>
+                <w:szCs w:val="21"/>
+              </w:rPr>
+              <w:t>_dmsStorageUnit::insertRecord</w:t>
+            </w:r>
+            <w:r>
+              <w:rPr>
+                <w:rFonts w:hint="eastAsia"/>
+                <w:szCs w:val="21"/>
+              </w:rPr>
+              <w:t>})</w:t>
+            </w:r>
+          </w:p>
+        </w:tc>
+        <w:tc>
+          <w:tcPr>
+            <w:tcW w:w="1629" w:type="dxa"/>
+          </w:tcPr>
+          <w:p>
+            <w:pPr>
+              <w:spacing w:line="360" w:lineRule="auto"/>
+              <w:jc w:val="left"/>
+              <w:rPr>
+                <w:szCs w:val="21"/>
+              </w:rPr>
+            </w:pPr>
+            <w:r>
+              <w:rPr>
+                <w:rFonts w:hint="eastAsia"/>
+                <w:szCs w:val="21"/>
+              </w:rPr>
+              <w:t>报错，</w:t>
+            </w:r>
+            <w:r>
+              <w:rPr>
+                <w:rFonts w:hint="eastAsia"/>
+                <w:szCs w:val="21"/>
+              </w:rPr>
+              <w:t>第二个参数必须为</w:t>
+            </w:r>
+            <w:r>
+              <w:rPr>
+                <w:rFonts w:hint="eastAsia"/>
+                <w:szCs w:val="21"/>
+              </w:rPr>
+              <w:t xml:space="preserve"> traceOption</w:t>
+            </w:r>
+            <w:r>
+              <w:rPr>
+                <w:rFonts w:hint="eastAsia"/>
+                <w:szCs w:val="21"/>
+              </w:rPr>
+              <w:t>对象</w:t>
+            </w:r>
+          </w:p>
+        </w:tc>
+      </w:tr>
+      <w:tr>
+        <w:tc>
+          <w:tcPr>
+            <w:tcW w:w="786" w:type="dxa"/>
+          </w:tcPr>
+          <w:p>
+            <w:pPr>
+              <w:spacing w:line="360" w:lineRule="auto"/>
+              <w:jc w:val="left"/>
+              <w:rPr>
+                <w:szCs w:val="21"/>
+              </w:rPr>
+            </w:pPr>
+            <w:r>
+              <w:rPr>
+                <w:rFonts w:hint="eastAsia"/>
+                <w:szCs w:val="21"/>
+              </w:rPr>
+              <w:t>8</w:t>
+            </w:r>
+          </w:p>
+        </w:tc>
+        <w:tc>
+          <w:tcPr>
+            <w:tcW w:w="2084" w:type="dxa"/>
+          </w:tcPr>
+          <w:p>
+            <w:pPr>
+              <w:spacing w:line="360" w:lineRule="auto"/>
+              <w:jc w:val="left"/>
+              <w:rPr>
+                <w:szCs w:val="21"/>
+              </w:rPr>
+            </w:pPr>
+            <w:r>
+              <w:rPr>
+                <w:rFonts w:hint="eastAsia"/>
+                <w:szCs w:val="21"/>
+              </w:rPr>
+              <w:t>同时指定模</w:t>
             </w:r>
             <w:r>
               <w:rPr>
@@ -6316,7 +9434,7 @@
                 <w:szCs w:val="21"/>
               </w:rPr>
               <w:lastRenderedPageBreak/>
-              <w:t>不存在线程类型</w:t>
+              <w:t>块，断点，函数名和线程类型</w:t>
             </w:r>
           </w:p>
         </w:tc>
@@ -6344,7 +9462,35 @@
                 <w:rFonts w:hint="eastAsia"/>
                 <w:szCs w:val="21"/>
               </w:rPr>
-              <w:t>ata.traceOn(10000,</w:t>
+              <w:t>ata.traceOn(1000</w:t>
+            </w:r>
+            <w:r>
+              <w:rPr>
+                <w:rFonts w:hint="eastAsia"/>
+                <w:szCs w:val="21"/>
+              </w:rPr>
+              <w:t xml:space="preserve">, </w:t>
+            </w:r>
+            <w:r>
+              <w:rPr>
+                <w:rFonts w:hint="eastAsia"/>
+                <w:szCs w:val="21"/>
+              </w:rPr>
+              <w:t xml:space="preserve">new </w:t>
+            </w:r>
+            <w:r>
+              <w:rPr>
+                <w:rFonts w:hint="eastAsia"/>
+                <w:szCs w:val="21"/>
+              </w:rPr>
+              <w:t>Sdb</w:t>
+            </w:r>
+            <w:r>
+              <w:rPr>
+                <w:rFonts w:hint="eastAsia"/>
+                <w:szCs w:val="21"/>
+              </w:rPr>
+              <w:t>traceOption().</w:t>
             </w:r>
           </w:p>
           <w:p>
@@ -6360,8 +9506,119 @@
                 <w:rFonts w:hint="eastAsia"/>
                 <w:szCs w:val="21"/>
               </w:rPr>
+              <w:t>compoent</w:t>
+            </w:r>
+            <w:r>
+              <w:rPr>
+                <w:rFonts w:hint="eastAsia"/>
+                <w:szCs w:val="21"/>
+              </w:rPr>
+              <w:t>s</w:t>
+            </w:r>
+            <w:r>
+              <w:rPr>
+                <w:rFonts w:hint="eastAsia"/>
+                <w:szCs w:val="21"/>
+              </w:rPr>
+              <w:t>(dms).</w:t>
+            </w:r>
+          </w:p>
+          <w:p>
+            <w:pPr>
+              <w:spacing w:line="360" w:lineRule="auto"/>
+              <w:jc w:val="left"/>
+              <w:rPr>
+                <w:szCs w:val="21"/>
+              </w:rPr>
+            </w:pPr>
+            <w:r>
+              <w:rPr>
+                <w:rFonts w:hint="eastAsia"/>
+                <w:szCs w:val="21"/>
+              </w:rPr>
               <w:lastRenderedPageBreak/>
-              <w:t>new traceOption().threadsTypes(AB)</w:t>
+              <w:t>b</w:t>
+            </w:r>
+            <w:r>
+              <w:rPr>
+                <w:rFonts w:hint="eastAsia"/>
+                <w:szCs w:val="21"/>
+              </w:rPr>
+              <w:t>reakPoint</w:t>
+            </w:r>
+            <w:r>
+              <w:rPr>
+                <w:rFonts w:hint="eastAsia"/>
+                <w:szCs w:val="21"/>
+              </w:rPr>
+              <w:t>s</w:t>
+            </w:r>
+            <w:r>
+              <w:rPr>
+                <w:rFonts w:hint="eastAsia"/>
+                <w:szCs w:val="21"/>
+              </w:rPr>
+              <w:t>(_dmsStorageUint::insertRecord).</w:t>
+            </w:r>
+            <w:r>
+              <w:rPr>
+                <w:rFonts w:hint="eastAsia"/>
+                <w:szCs w:val="21"/>
+              </w:rPr>
+              <w:t xml:space="preserve"> </w:t>
+            </w:r>
+            <w:r>
+              <w:rPr>
+                <w:rFonts w:hint="eastAsia"/>
+                <w:szCs w:val="21"/>
+              </w:rPr>
+              <w:t>function</w:t>
+            </w:r>
+            <w:r>
+              <w:rPr>
+                <w:rFonts w:hint="eastAsia"/>
+                <w:szCs w:val="21"/>
+              </w:rPr>
+              <w:t>Names(</w:t>
+            </w:r>
+            <w:r>
+              <w:rPr>
+                <w:szCs w:val="21"/>
+              </w:rPr>
+              <w:t>_dmsStorageUnit::insertRecord</w:t>
+            </w:r>
+            <w:r>
+              <w:rPr>
+                <w:rFonts w:hint="eastAsia"/>
+                <w:szCs w:val="21"/>
+              </w:rPr>
+              <w:t>).</w:t>
+            </w:r>
+          </w:p>
+          <w:p>
+            <w:pPr>
+              <w:spacing w:line="360" w:lineRule="auto"/>
+              <w:jc w:val="left"/>
+              <w:rPr>
+                <w:szCs w:val="21"/>
+              </w:rPr>
+            </w:pPr>
+            <w:r>
+              <w:rPr>
+                <w:rFonts w:hint="eastAsia"/>
+                <w:szCs w:val="21"/>
+              </w:rPr>
+              <w:t>thread</w:t>
+            </w:r>
+            <w:r>
+              <w:rPr>
+                <w:rFonts w:hint="eastAsia"/>
+                <w:szCs w:val="21"/>
+              </w:rPr>
+              <w:t>Types(</w:t>
+            </w:r>
+            <w:r>
+              <w:t>CoordNetwork</w:t>
             </w:r>
             <w:r>
               <w:rPr>
@@ -6370,6 +9627,13 @@
               </w:rPr>
               <w:t>)</w:t>
             </w:r>
+            <w:r>
+              <w:rPr>
+                <w:rFonts w:hint="eastAsia"/>
+                <w:szCs w:val="21"/>
+              </w:rPr>
+              <w:t>)</w:t>
+            </w:r>
           </w:p>
         </w:tc>
         <w:tc>
@@ -6390,7 +9654,7 @@
                 <w:szCs w:val="21"/>
               </w:rPr>
               <w:lastRenderedPageBreak/>
-              <w:t>报错，不存</w:t>
+              <w:t>成功跟踪指定模块，</w:t>
             </w:r>
             <w:r>
               <w:rPr>
@@ -6398,7 +9662,7 @@
                 <w:szCs w:val="21"/>
               </w:rPr>
               <w:lastRenderedPageBreak/>
-              <w:t>在该线程类型</w:t>
+              <w:t>指定函数和指定类型的线程，并可以打断点</w:t>
             </w:r>
           </w:p>
         </w:tc>
@@ -6422,7 +9686,7 @@
                 <w:szCs w:val="21"/>
               </w:rPr>
               <w:lastRenderedPageBreak/>
-              <w:t>7</w:t>
+              <w:t>9</w:t>
             </w:r>
           </w:p>
         </w:tc>
@@ -6443,14 +9707,7 @@
                 <w:rFonts w:hint="eastAsia"/>
                 <w:szCs w:val="21"/>
               </w:rPr>
-              <w:t>参数</w:t>
-            </w:r>
-            <w:r>
-              <w:rPr>
-                <w:rFonts w:hint="eastAsia"/>
-                <w:szCs w:val="21"/>
-              </w:rPr>
-              <w:t>格式不正确</w:t>
+              <w:t>测试老接口</w:t>
             </w:r>
           </w:p>
         </w:tc>
@@ -6477,27 +9734,55 @@
                 <w:rFonts w:hint="eastAsia"/>
                 <w:szCs w:val="21"/>
               </w:rPr>
-              <w:t>ata.traceOn(100</w:t>
-            </w:r>
-            <w:r>
-              <w:rPr>
-                <w:rFonts w:hint="eastAsia"/>
-                <w:szCs w:val="21"/>
-              </w:rPr>
-              <w:t>0, {</w:t>
-            </w:r>
-            <w:r>
-              <w:rPr>
-                <w:szCs w:val="21"/>
-              </w:rPr>
-              <w:t>_dmsStorageUnit::insertRecord</w:t>
-            </w:r>
-            <w:r>
-              <w:rPr>
-                <w:rFonts w:hint="eastAsia"/>
-                <w:szCs w:val="21"/>
-              </w:rPr>
-              <w:t>})</w:t>
+              <w:t>ata.traceOn(1000,</w:t>
+            </w:r>
+          </w:p>
+          <w:p>
+            <w:pPr>
+              <w:spacing w:line="360" w:lineRule="auto"/>
+              <w:jc w:val="left"/>
+              <w:rPr>
+                <w:szCs w:val="21"/>
+              </w:rPr>
+            </w:pPr>
+            <w:r>
+              <w:rPr>
+                <w:rFonts w:hint="eastAsia"/>
+                <w:szCs w:val="21"/>
+              </w:rPr>
+              <w:t>"dms",</w:t>
+            </w:r>
+          </w:p>
+          <w:p>
+            <w:pPr>
+              <w:spacing w:line="360" w:lineRule="auto"/>
+              <w:jc w:val="left"/>
+              <w:rPr>
+                <w:szCs w:val="21"/>
+              </w:rPr>
+            </w:pPr>
+            <w:r>
+              <w:rPr>
+                <w:rFonts w:hint="eastAsia"/>
+                <w:szCs w:val="21"/>
+              </w:rPr>
+              <w:t>"_dmsStorageUint::insertRecord",</w:t>
+            </w:r>
+          </w:p>
+          <w:p>
+            <w:pPr>
+              <w:spacing w:line="360" w:lineRule="auto"/>
+              <w:jc w:val="left"/>
+              <w:rPr>
+                <w:szCs w:val="21"/>
+              </w:rPr>
+            </w:pPr>
+            <w:r>
+              <w:rPr>
+                <w:rFonts w:hint="eastAsia"/>
+                <w:szCs w:val="21"/>
+              </w:rPr>
+              <w:t>[15963,15964])</w:t>
             </w:r>
           </w:p>
         </w:tc>
@@ -6518,28 +9803,7 @@
                 <w:rFonts w:hint="eastAsia"/>
                 <w:szCs w:val="21"/>
               </w:rPr>
-              <w:t>报错，</w:t>
-            </w:r>
-            <w:r>
-              <w:rPr>
-                <w:rFonts w:hint="eastAsia"/>
-                <w:szCs w:val="21"/>
-              </w:rPr>
-              <w:t>第二个参数必须为</w:t>
-            </w:r>
-            <w:r>
-              <w:rPr>
-                <w:rFonts w:hint="eastAsia"/>
-                <w:szCs w:val="21"/>
-              </w:rPr>
-              <w:t xml:space="preserve"> traceOption</w:t>
-            </w:r>
-            <w:r>
-              <w:rPr>
-                <w:rFonts w:hint="eastAsia"/>
-                <w:szCs w:val="21"/>
-              </w:rPr>
-              <w:t>对象</w:t>
+              <w:t>成功跟踪指定模块和指定类型的线程，并可以打断点</w:t>
             </w:r>
           </w:p>
         </w:tc>
@@ -6562,350 +9826,6 @@
                 <w:rFonts w:hint="eastAsia"/>
                 <w:szCs w:val="21"/>
               </w:rPr>
-              <w:t>8</w:t>
-            </w:r>
-          </w:p>
-        </w:tc>
-        <w:tc>
-          <w:tcPr>
-            <w:tcW w:w="2084" w:type="dxa"/>
-          </w:tcPr>
-          <w:p>
-            <w:pPr>
-              <w:spacing w:line="360" w:lineRule="auto"/>
-              <w:jc w:val="left"/>
-              <w:rPr>
-                <w:szCs w:val="21"/>
-              </w:rPr>
-            </w:pPr>
-            <w:r>
-              <w:rPr>
-                <w:rFonts w:hint="eastAsia"/>
-                <w:szCs w:val="21"/>
-              </w:rPr>
-              <w:t>同时指定模块，断点，函数名和线程类型</w:t>
-            </w:r>
-          </w:p>
-        </w:tc>
-        <w:tc>
-          <w:tcPr>
-            <w:tcW w:w="3902" w:type="dxa"/>
-          </w:tcPr>
-          <w:p>
-            <w:pPr>
-              <w:spacing w:line="360" w:lineRule="auto"/>
-              <w:jc w:val="left"/>
-              <w:rPr>
-                <w:szCs w:val="21"/>
-              </w:rPr>
-            </w:pPr>
-            <w:r>
-              <w:rPr>
-                <w:szCs w:val="21"/>
-              </w:rPr>
-              <w:t>D</w:t>
-            </w:r>
-            <w:r>
-              <w:rPr>
-                <w:rFonts w:hint="eastAsia"/>
-                <w:szCs w:val="21"/>
-              </w:rPr>
-              <w:t>ata.traceOn(1000</w:t>
-            </w:r>
-            <w:r>
-              <w:rPr>
-                <w:rFonts w:hint="eastAsia"/>
-                <w:szCs w:val="21"/>
-              </w:rPr>
-              <w:t xml:space="preserve">, </w:t>
-            </w:r>
-            <w:r>
-              <w:rPr>
-                <w:rFonts w:hint="eastAsia"/>
-                <w:szCs w:val="21"/>
-              </w:rPr>
-              <w:t>new traceOption().</w:t>
-            </w:r>
-          </w:p>
-          <w:p>
-            <w:pPr>
-              <w:spacing w:line="360" w:lineRule="auto"/>
-              <w:jc w:val="left"/>
-              <w:rPr>
-                <w:szCs w:val="21"/>
-              </w:rPr>
-            </w:pPr>
-            <w:r>
-              <w:rPr>
-                <w:rFonts w:hint="eastAsia"/>
-                <w:szCs w:val="21"/>
-              </w:rPr>
-              <w:t>compoent(dms).</w:t>
-            </w:r>
-          </w:p>
-          <w:p>
-            <w:pPr>
-              <w:spacing w:line="360" w:lineRule="auto"/>
-              <w:jc w:val="left"/>
-              <w:rPr>
-                <w:szCs w:val="21"/>
-              </w:rPr>
-            </w:pPr>
-            <w:r>
-              <w:rPr>
-                <w:rFonts w:hint="eastAsia"/>
-                <w:szCs w:val="21"/>
-              </w:rPr>
-              <w:t>breakpoints(_dmsStorageUint::insertRecord).</w:t>
-            </w:r>
-            <w:r>
-              <w:rPr>
-                <w:rFonts w:hint="eastAsia"/>
-                <w:szCs w:val="21"/>
-              </w:rPr>
-              <w:t xml:space="preserve"> </w:t>
-            </w:r>
-            <w:r>
-              <w:rPr>
-                <w:rFonts w:hint="eastAsia"/>
-                <w:szCs w:val="21"/>
-              </w:rPr>
-              <w:t>functionsNames(</w:t>
-            </w:r>
-            <w:r>
-              <w:rPr>
-                <w:szCs w:val="21"/>
-              </w:rPr>
-              <w:t>_dmsStorageUnit::insertRecord</w:t>
-            </w:r>
-            <w:r>
-              <w:rPr>
-                <w:rFonts w:hint="eastAsia"/>
-                <w:szCs w:val="21"/>
-              </w:rPr>
-              <w:t>).</w:t>
-            </w:r>
-          </w:p>
-          <w:p>
-            <w:pPr>
-              <w:spacing w:line="360" w:lineRule="auto"/>
-              <w:jc w:val="left"/>
-              <w:rPr>
-                <w:szCs w:val="21"/>
-              </w:rPr>
-            </w:pPr>
-            <w:r>
-              <w:rPr>
-                <w:rFonts w:hint="eastAsia"/>
-                <w:szCs w:val="21"/>
-              </w:rPr>
-              <w:t>threadsTypes(SDB</w:t>
-            </w:r>
-            <w:r>
-              <w:rPr>
-                <w:rFonts w:hint="eastAsia"/>
-              </w:rPr>
-              <w:t>_</w:t>
-            </w:r>
-            <w:r>
-              <w:t>EDU_TYPE_COORDNETWORK</w:t>
-            </w:r>
-            <w:r>
-              <w:rPr>
-                <w:rFonts w:hint="eastAsia"/>
-                <w:szCs w:val="21"/>
-              </w:rPr>
-              <w:t>)</w:t>
-            </w:r>
-            <w:r>
-              <w:rPr>
-                <w:rFonts w:hint="eastAsia"/>
-                <w:szCs w:val="21"/>
-              </w:rPr>
-              <w:t>)</w:t>
-            </w:r>
-          </w:p>
-        </w:tc>
-        <w:tc>
-          <w:tcPr>
-            <w:tcW w:w="1629" w:type="dxa"/>
-          </w:tcPr>
-          <w:p>
-            <w:pPr>
-              <w:spacing w:line="360" w:lineRule="auto"/>
-              <w:jc w:val="left"/>
-              <w:rPr>
-                <w:szCs w:val="21"/>
-              </w:rPr>
-            </w:pPr>
-            <w:r>
-              <w:rPr>
-                <w:rFonts w:hint="eastAsia"/>
-                <w:szCs w:val="21"/>
-              </w:rPr>
-              <w:t>成功跟踪指定模块，指定函数和指定类型的线程，并可以打断点</w:t>
-            </w:r>
-          </w:p>
-        </w:tc>
-      </w:tr>
-      <w:tr>
-        <w:tc>
-          <w:tcPr>
-            <w:tcW w:w="786" w:type="dxa"/>
-          </w:tcPr>
-          <w:p>
-            <w:pPr>
-              <w:spacing w:line="360" w:lineRule="auto"/>
-              <w:jc w:val="left"/>
-              <w:rPr>
-                <w:szCs w:val="21"/>
-              </w:rPr>
-            </w:pPr>
-            <w:r>
-              <w:rPr>
-                <w:rFonts w:hint="eastAsia"/>
-                <w:szCs w:val="21"/>
-              </w:rPr>
-              <w:t>9</w:t>
-            </w:r>
-          </w:p>
-        </w:tc>
-        <w:tc>
-          <w:tcPr>
-            <w:tcW w:w="2084" w:type="dxa"/>
-          </w:tcPr>
-          <w:p>
-            <w:pPr>
-              <w:spacing w:line="360" w:lineRule="auto"/>
-              <w:jc w:val="left"/>
-              <w:rPr>
-                <w:szCs w:val="21"/>
-              </w:rPr>
-            </w:pPr>
-            <w:r>
-              <w:rPr>
-                <w:rFonts w:hint="eastAsia"/>
-                <w:szCs w:val="21"/>
-              </w:rPr>
-              <w:t>测试老接口</w:t>
-            </w:r>
-          </w:p>
-        </w:tc>
-        <w:tc>
-          <w:tcPr>
-            <w:tcW w:w="3902" w:type="dxa"/>
-          </w:tcPr>
-          <w:p>
-            <w:pPr>
-              <w:spacing w:line="360" w:lineRule="auto"/>
-              <w:jc w:val="left"/>
-              <w:rPr>
-                <w:szCs w:val="21"/>
-              </w:rPr>
-            </w:pPr>
-            <w:r>
-              <w:rPr>
-                <w:szCs w:val="21"/>
-              </w:rPr>
-              <w:t>D</w:t>
-            </w:r>
-            <w:r>
-              <w:rPr>
-                <w:rFonts w:hint="eastAsia"/>
-                <w:szCs w:val="21"/>
-              </w:rPr>
-              <w:t>ata.traceOn(1000,</w:t>
-            </w:r>
-          </w:p>
-          <w:p>
-            <w:pPr>
-              <w:spacing w:line="360" w:lineRule="auto"/>
-              <w:jc w:val="left"/>
-              <w:rPr>
-                <w:szCs w:val="21"/>
-              </w:rPr>
-            </w:pPr>
-            <w:r>
-              <w:rPr>
-                <w:rFonts w:hint="eastAsia"/>
-                <w:szCs w:val="21"/>
-              </w:rPr>
-              <w:t>"dms",</w:t>
-            </w:r>
-          </w:p>
-          <w:p>
-            <w:pPr>
-              <w:spacing w:line="360" w:lineRule="auto"/>
-              <w:jc w:val="left"/>
-              <w:rPr>
-                <w:szCs w:val="21"/>
-              </w:rPr>
-            </w:pPr>
-            <w:r>
-              <w:rPr>
-                <w:rFonts w:hint="eastAsia"/>
-                <w:szCs w:val="21"/>
-              </w:rPr>
-              <w:t>"_dmsStorageUint::insertRecord",</w:t>
-            </w:r>
-          </w:p>
-          <w:p>
-            <w:pPr>
-              <w:spacing w:line="360" w:lineRule="auto"/>
-              <w:jc w:val="left"/>
-              <w:rPr>
-                <w:szCs w:val="21"/>
-              </w:rPr>
-            </w:pPr>
-            <w:r>
-              <w:rPr>
-                <w:rFonts w:hint="eastAsia"/>
-                <w:szCs w:val="21"/>
-              </w:rPr>
-              <w:t>[15963,15964])</w:t>
-            </w:r>
-          </w:p>
-        </w:tc>
-        <w:tc>
-          <w:tcPr>
-            <w:tcW w:w="1629" w:type="dxa"/>
-          </w:tcPr>
-          <w:p>
-            <w:pPr>
-              <w:spacing w:line="360" w:lineRule="auto"/>
-              <w:jc w:val="left"/>
-              <w:rPr>
-                <w:szCs w:val="21"/>
-              </w:rPr>
-            </w:pPr>
-            <w:r>
-              <w:rPr>
-                <w:rFonts w:hint="eastAsia"/>
-                <w:szCs w:val="21"/>
-              </w:rPr>
-              <w:t>成功跟踪指定模块和指定类型的线程，并可以打断点</w:t>
-            </w:r>
-          </w:p>
-        </w:tc>
-      </w:tr>
-      <w:tr>
-        <w:tc>
-          <w:tcPr>
-            <w:tcW w:w="786" w:type="dxa"/>
-          </w:tcPr>
-          <w:p>
-            <w:pPr>
-              <w:spacing w:line="360" w:lineRule="auto"/>
-              <w:jc w:val="left"/>
-              <w:rPr>
-                <w:szCs w:val="21"/>
-              </w:rPr>
-            </w:pPr>
-            <w:r>
-              <w:rPr>
-                <w:rFonts w:hint="eastAsia"/>
-                <w:szCs w:val="21"/>
-              </w:rPr>
               <w:t>10</w:t>
             </w:r>
           </w:p>
@@ -6989,7 +9909,6 @@
         <w:rPr>
           <w:rFonts w:hint="eastAsia"/>
         </w:rPr>
-        <w:lastRenderedPageBreak/>
         <w:t>Checklist</w:t>
       </w:r>
     </w:p>
@@ -7649,6 +10568,92 @@
     </w:lvl>
   </w:abstractNum>
   <w:abstractNum w:abstractNumId="1">
+    <w:nsid w:val="1A805282"/>
+    <w:multiLevelType w:val="hybridMultilevel"/>
+    <w:tmpl w:val="47E209BA"/>
+    <w:lvl w:ilvl="0" w:tplc="0409000F">
+      <w:start w:val="1"/>
+      <w:numFmt w:val="decimal"/>
+      <w:lvlText w:val="%1."/>
+      <w:lvlJc w:val="left"/>
+      <w:pPr>
+        <w:ind w:left="777" w:hanging="420"/>
+      </w:pPr>
+    </w:lvl>
+    <w:lvl w:ilvl="1" w:tplc="04090019" w:tentative="1">
+      <w:start w:val="1"/>
+      <w:numFmt w:val="lowerLetter"/>
+      <w:lvlText w:val="%2)"/>
+      <w:lvlJc w:val="left"/>
+      <w:pPr>
+        <w:ind w:left="1197" w:hanging="420"/>
+      </w:pPr>
+    </w:lvl>
+    <w:lvl w:ilvl="2" w:tplc="0409001B" w:tentative="1">
+      <w:start w:val="1"/>
+      <w:numFmt w:val="lowerRoman"/>
+      <w:lvlText w:val="%3."/>
+      <w:lvlJc w:val="right"/>
+      <w:pPr>
+        <w:ind w:left="1617" w:hanging="420"/>
+      </w:pPr>
+    </w:lvl>
+    <w:lvl w:ilvl="3" w:tplc="0409000F" w:tentative="1">
+      <w:start w:val="1"/>
+      <w:numFmt w:val="decimal"/>
+      <w:lvlText w:val="%4."/>
+      <w:lvlJc w:val="left"/>
+      <w:pPr>
+        <w:ind w:left="2037" w:hanging="420"/>
+      </w:pPr>
+    </w:lvl>
+    <w:lvl w:ilvl="4" w:tplc="04090019" w:tentative="1">
+      <w:start w:val="1"/>
+      <w:numFmt w:val="lowerLetter"/>
+      <w:lvlText w:val="%5)"/>
+      <w:lvlJc w:val="left"/>
+      <w:pPr>
+        <w:ind w:left="2457" w:hanging="420"/>
+      </w:pPr>
+    </w:lvl>
+    <w:lvl w:ilvl="5" w:tplc="0409001B" w:tentative="1">
+      <w:start w:val="1"/>
+      <w:numFmt w:val="lowerRoman"/>
+      <w:lvlText w:val="%6."/>
+      <w:lvlJc w:val="right"/>
+      <w:pPr>
+        <w:ind w:left="2877" w:hanging="420"/>
+      </w:pPr>
+    </w:lvl>
+    <w:lvl w:ilvl="6" w:tplc="0409000F" w:tentative="1">
+      <w:start w:val="1"/>
+      <w:numFmt w:val="decimal"/>
+      <w:lvlText w:val="%7."/>
+      <w:lvlJc w:val="left"/>
+      <w:pPr>
+        <w:ind w:left="3297" w:hanging="420"/>
+      </w:pPr>
+    </w:lvl>
+    <w:lvl w:ilvl="7" w:tplc="04090019" w:tentative="1">
+      <w:start w:val="1"/>
+      <w:numFmt w:val="lowerLetter"/>
+      <w:lvlText w:val="%8)"/>
+      <w:lvlJc w:val="left"/>
+      <w:pPr>
+        <w:ind w:left="3717" w:hanging="420"/>
+      </w:pPr>
+    </w:lvl>
+    <w:lvl w:ilvl="8" w:tplc="0409001B" w:tentative="1">
+      <w:start w:val="1"/>
+      <w:numFmt w:val="lowerRoman"/>
+      <w:lvlText w:val="%9."/>
+      <w:lvlJc w:val="right"/>
+      <w:pPr>
+        <w:ind w:left="4137" w:hanging="420"/>
+      </w:pPr>
+    </w:lvl>
+  </w:abstractNum>
+  <w:abstractNum w:abstractNumId="2">
     <w:nsid w:val="22501AA3"/>
     <w:multiLevelType w:val="hybridMultilevel"/>
     <w:tmpl w:val="1B2A9E7A"/>
@@ -7735,7 +10740,7 @@
       </w:pPr>
     </w:lvl>
   </w:abstractNum>
-  <w:abstractNum w:abstractNumId="2">
+  <w:abstractNum w:abstractNumId="3">
     <w:nsid w:val="2351156B"/>
     <w:multiLevelType w:val="hybridMultilevel"/>
     <w:tmpl w:val="26C0E88C"/>
@@ -7848,7 +10853,7 @@
       </w:rPr>
     </w:lvl>
   </w:abstractNum>
-  <w:abstractNum w:abstractNumId="3">
+  <w:abstractNum w:abstractNumId="4">
     <w:nsid w:val="23EC5C36"/>
     <w:multiLevelType w:val="hybridMultilevel"/>
     <w:tmpl w:val="3338448C"/>
@@ -7937,7 +10942,7 @@
       </w:pPr>
     </w:lvl>
   </w:abstractNum>
-  <w:abstractNum w:abstractNumId="4">
+  <w:abstractNum w:abstractNumId="5">
     <w:nsid w:val="3B14317D"/>
     <w:multiLevelType w:val="hybridMultilevel"/>
     <w:tmpl w:val="849CC65A"/>
@@ -8023,7 +11028,7 @@
       </w:pPr>
     </w:lvl>
   </w:abstractNum>
-  <w:abstractNum w:abstractNumId="5">
+  <w:abstractNum w:abstractNumId="6">
     <w:nsid w:val="589E00D2"/>
     <w:multiLevelType w:val="hybridMultilevel"/>
     <w:tmpl w:val="712282AA"/>
@@ -8110,32 +11115,267 @@
       </w:pPr>
     </w:lvl>
   </w:abstractNum>
+  <w:abstractNum w:abstractNumId="7">
+    <w:nsid w:val="66EE18A3"/>
+    <w:multiLevelType w:val="hybridMultilevel"/>
+    <w:tmpl w:val="404E4926"/>
+    <w:lvl w:ilvl="0" w:tplc="04090001">
+      <w:start w:val="1"/>
+      <w:numFmt w:val="bullet"/>
+      <w:lvlText w:val=""/>
+      <w:lvlJc w:val="left"/>
+      <w:pPr>
+        <w:ind w:left="978" w:hanging="420"/>
+      </w:pPr>
+      <w:rPr>
+        <w:rFonts w:ascii="Wingdings" w:hAnsi="Wingdings" w:hint="default"/>
+      </w:rPr>
+    </w:lvl>
+    <w:lvl w:ilvl="1" w:tplc="04090003" w:tentative="1">
+      <w:start w:val="1"/>
+      <w:numFmt w:val="bullet"/>
+      <w:lvlText w:val=""/>
+      <w:lvlJc w:val="left"/>
+      <w:pPr>
+        <w:ind w:left="1398" w:hanging="420"/>
+      </w:pPr>
+      <w:rPr>
+        <w:rFonts w:ascii="Wingdings" w:hAnsi="Wingdings" w:hint="default"/>
+      </w:rPr>
+    </w:lvl>
+    <w:lvl w:ilvl="2" w:tplc="04090005" w:tentative="1">
+      <w:start w:val="1"/>
+      <w:numFmt w:val="bullet"/>
+      <w:lvlText w:val=""/>
+      <w:lvlJc w:val="left"/>
+      <w:pPr>
+        <w:ind w:left="1818" w:hanging="420"/>
+      </w:pPr>
+      <w:rPr>
+        <w:rFonts w:ascii="Wingdings" w:hAnsi="Wingdings" w:hint="default"/>
+      </w:rPr>
+    </w:lvl>
+    <w:lvl w:ilvl="3" w:tplc="04090001" w:tentative="1">
+      <w:start w:val="1"/>
+      <w:numFmt w:val="bullet"/>
+      <w:lvlText w:val=""/>
+      <w:lvlJc w:val="left"/>
+      <w:pPr>
+        <w:ind w:left="2238" w:hanging="420"/>
+      </w:pPr>
+      <w:rPr>
+        <w:rFonts w:ascii="Wingdings" w:hAnsi="Wingdings" w:hint="default"/>
+      </w:rPr>
+    </w:lvl>
+    <w:lvl w:ilvl="4" w:tplc="04090003" w:tentative="1">
+      <w:start w:val="1"/>
+      <w:numFmt w:val="bullet"/>
+      <w:lvlText w:val=""/>
+      <w:lvlJc w:val="left"/>
+      <w:pPr>
+        <w:ind w:left="2658" w:hanging="420"/>
+      </w:pPr>
+      <w:rPr>
+        <w:rFonts w:ascii="Wingdings" w:hAnsi="Wingdings" w:hint="default"/>
+      </w:rPr>
+    </w:lvl>
+    <w:lvl w:ilvl="5" w:tplc="04090005" w:tentative="1">
+      <w:start w:val="1"/>
+      <w:numFmt w:val="bullet"/>
+      <w:lvlText w:val=""/>
+      <w:lvlJc w:val="left"/>
+      <w:pPr>
+        <w:ind w:left="3078" w:hanging="420"/>
+      </w:pPr>
+      <w:rPr>
+        <w:rFonts w:ascii="Wingdings" w:hAnsi="Wingdings" w:hint="default"/>
+      </w:rPr>
+    </w:lvl>
+    <w:lvl w:ilvl="6" w:tplc="04090001" w:tentative="1">
+      <w:start w:val="1"/>
+      <w:numFmt w:val="bullet"/>
+      <w:lvlText w:val=""/>
+      <w:lvlJc w:val="left"/>
+      <w:pPr>
+        <w:ind w:left="3498" w:hanging="420"/>
+      </w:pPr>
+      <w:rPr>
+        <w:rFonts w:ascii="Wingdings" w:hAnsi="Wingdings" w:hint="default"/>
+      </w:rPr>
+    </w:lvl>
+    <w:lvl w:ilvl="7" w:tplc="04090003" w:tentative="1">
+      <w:start w:val="1"/>
+      <w:numFmt w:val="bullet"/>
+      <w:lvlText w:val=""/>
+      <w:lvlJc w:val="left"/>
+      <w:pPr>
+        <w:ind w:left="3918" w:hanging="420"/>
+      </w:pPr>
+      <w:rPr>
+        <w:rFonts w:ascii="Wingdings" w:hAnsi="Wingdings" w:hint="default"/>
+      </w:rPr>
+    </w:lvl>
+    <w:lvl w:ilvl="8" w:tplc="04090005" w:tentative="1">
+      <w:start w:val="1"/>
+      <w:numFmt w:val="bullet"/>
+      <w:lvlText w:val=""/>
+      <w:lvlJc w:val="left"/>
+      <w:pPr>
+        <w:ind w:left="4338" w:hanging="420"/>
+      </w:pPr>
+      <w:rPr>
+        <w:rFonts w:ascii="Wingdings" w:hAnsi="Wingdings" w:hint="default"/>
+      </w:rPr>
+    </w:lvl>
+  </w:abstractNum>
+  <w:abstractNum w:abstractNumId="8">
+    <w:nsid w:val="6E9B116C"/>
+    <w:multiLevelType w:val="hybridMultilevel"/>
+    <w:tmpl w:val="534AD6C8"/>
+    <w:lvl w:ilvl="0" w:tplc="04090001">
+      <w:start w:val="1"/>
+      <w:numFmt w:val="bullet"/>
+      <w:lvlText w:val=""/>
+      <w:lvlJc w:val="left"/>
+      <w:pPr>
+        <w:ind w:left="777" w:hanging="420"/>
+      </w:pPr>
+      <w:rPr>
+        <w:rFonts w:ascii="Wingdings" w:hAnsi="Wingdings" w:hint="default"/>
+      </w:rPr>
+    </w:lvl>
+    <w:lvl w:ilvl="1" w:tplc="04090003" w:tentative="1">
+      <w:start w:val="1"/>
+      <w:numFmt w:val="bullet"/>
+      <w:lvlText w:val=""/>
+      <w:lvlJc w:val="left"/>
+      <w:pPr>
+        <w:ind w:left="1197" w:hanging="420"/>
+      </w:pPr>
+      <w:rPr>
+        <w:rFonts w:ascii="Wingdings" w:hAnsi="Wingdings" w:hint="default"/>
+      </w:rPr>
+    </w:lvl>
+    <w:lvl w:ilvl="2" w:tplc="04090005" w:tentative="1">
+      <w:start w:val="1"/>
+      <w:numFmt w:val="bullet"/>
+      <w:lvlText w:val=""/>
+      <w:lvlJc w:val="left"/>
+      <w:pPr>
+        <w:ind w:left="1617" w:hanging="420"/>
+      </w:pPr>
+      <w:rPr>
+        <w:rFonts w:ascii="Wingdings" w:hAnsi="Wingdings" w:hint="default"/>
+      </w:rPr>
+    </w:lvl>
+    <w:lvl w:ilvl="3" w:tplc="04090001" w:tentative="1">
+      <w:start w:val="1"/>
+      <w:numFmt w:val="bullet"/>
+      <w:lvlText w:val=""/>
+      <w:lvlJc w:val="left"/>
+      <w:pPr>
+        <w:ind w:left="2037" w:hanging="420"/>
+      </w:pPr>
+      <w:rPr>
+        <w:rFonts w:ascii="Wingdings" w:hAnsi="Wingdings" w:hint="default"/>
+      </w:rPr>
+    </w:lvl>
+    <w:lvl w:ilvl="4" w:tplc="04090003" w:tentative="1">
+      <w:start w:val="1"/>
+      <w:numFmt w:val="bullet"/>
+      <w:lvlText w:val=""/>
+      <w:lvlJc w:val="left"/>
+      <w:pPr>
+        <w:ind w:left="2457" w:hanging="420"/>
+      </w:pPr>
+      <w:rPr>
+        <w:rFonts w:ascii="Wingdings" w:hAnsi="Wingdings" w:hint="default"/>
+      </w:rPr>
+    </w:lvl>
+    <w:lvl w:ilvl="5" w:tplc="04090005" w:tentative="1">
+      <w:start w:val="1"/>
+      <w:numFmt w:val="bullet"/>
+      <w:lvlText w:val=""/>
+      <w:lvlJc w:val="left"/>
+      <w:pPr>
+        <w:ind w:left="2877" w:hanging="420"/>
+      </w:pPr>
+      <w:rPr>
+        <w:rFonts w:ascii="Wingdings" w:hAnsi="Wingdings" w:hint="default"/>
+      </w:rPr>
+    </w:lvl>
+    <w:lvl w:ilvl="6" w:tplc="04090001" w:tentative="1">
+      <w:start w:val="1"/>
+      <w:numFmt w:val="bullet"/>
+      <w:lvlText w:val=""/>
+      <w:lvlJc w:val="left"/>
+      <w:pPr>
+        <w:ind w:left="3297" w:hanging="420"/>
+      </w:pPr>
+      <w:rPr>
+        <w:rFonts w:ascii="Wingdings" w:hAnsi="Wingdings" w:hint="default"/>
+      </w:rPr>
+    </w:lvl>
+    <w:lvl w:ilvl="7" w:tplc="04090003" w:tentative="1">
+      <w:start w:val="1"/>
+      <w:numFmt w:val="bullet"/>
+      <w:lvlText w:val=""/>
+      <w:lvlJc w:val="left"/>
+      <w:pPr>
+        <w:ind w:left="3717" w:hanging="420"/>
+      </w:pPr>
+      <w:rPr>
+        <w:rFonts w:ascii="Wingdings" w:hAnsi="Wingdings" w:hint="default"/>
+      </w:rPr>
+    </w:lvl>
+    <w:lvl w:ilvl="8" w:tplc="04090005" w:tentative="1">
+      <w:start w:val="1"/>
+      <w:numFmt w:val="bullet"/>
+      <w:lvlText w:val=""/>
+      <w:lvlJc w:val="left"/>
+      <w:pPr>
+        <w:ind w:left="4137" w:hanging="420"/>
+      </w:pPr>
+      <w:rPr>
+        <w:rFonts w:ascii="Wingdings" w:hAnsi="Wingdings" w:hint="default"/>
+      </w:rPr>
+    </w:lvl>
+  </w:abstractNum>
   <w:num w:numId="1">
-    <w:abstractNumId w:val="1"/>
+    <w:abstractNumId w:val="2"/>
   </w:num>
   <w:num w:numId="2">
-    <w:abstractNumId w:val="5"/>
+    <w:abstractNumId w:val="6"/>
   </w:num>
   <w:num w:numId="3">
+    <w:abstractNumId w:val="4"/>
+  </w:num>
+  <w:num w:numId="4">
+    <w:abstractNumId w:val="2"/>
+  </w:num>
+  <w:num w:numId="5">
+    <w:abstractNumId w:val="2"/>
+  </w:num>
+  <w:num w:numId="6">
+    <w:abstractNumId w:val="2"/>
+  </w:num>
+  <w:num w:numId="7">
     <w:abstractNumId w:val="3"/>
   </w:num>
-  <w:num w:numId="4">
-    <w:abstractNumId w:val="1"/>
-  </w:num>
-  <w:num w:numId="5">
-    <w:abstractNumId w:val="1"/>
-  </w:num>
-  <w:num w:numId="6">
-    <w:abstractNumId w:val="1"/>
-  </w:num>
-  <w:num w:numId="7">
-    <w:abstractNumId w:val="2"/>
-  </w:num>
   <w:num w:numId="8">
-    <w:abstractNumId w:val="4"/>
+    <w:abstractNumId w:val="5"/>
   </w:num>
   <w:num w:numId="9">
     <w:abstractNumId w:val="0"/>
+  </w:num>
+  <w:num w:numId="10">
+    <w:abstractNumId w:val="7"/>
+  </w:num>
+  <w:num w:numId="11">
+    <w:abstractNumId w:val="1"/>
+  </w:num>
+  <w:num w:numId="12">
+    <w:abstractNumId w:val="8"/>
   </w:num>
 </w:numbering>
 </file>

--- a/internal_doc/03.开发设计/Story-traceOn支持指定函数和线程类型监控.docx
+++ b/internal_doc/03.开发设计/Story-traceOn支持指定函数和线程类型监控.docx
@@ -126,13 +126,7 @@
               <w:rPr>
                 <w:rFonts w:hint="eastAsia"/>
               </w:rPr>
-              <w:t>2019-03-18</w:t>
-            </w:r>
-            <w:r>
-              <w:rPr>
-                <w:rFonts w:hint="eastAsia"/>
-              </w:rPr>
-              <w:t xml:space="preserve">   fangjiabin</w:t>
+              <w:t>2019-04-25   fangjiabin</w:t>
             </w:r>
           </w:p>
         </w:tc>
@@ -1418,6 +1412,953 @@
           <w:szCs w:val="21"/>
         </w:rPr>
         <w:t>,type2...</w:t>
+      </w:r>
+      <w:r>
+        <w:rPr>
+          <w:rFonts w:asciiTheme="minorEastAsia" w:hAnsiTheme="minorEastAsia" w:hint="eastAsia"/>
+          <w:b/>
+          <w:color w:val="548DD4" w:themeColor="text2" w:themeTint="99"/>
+          <w:szCs w:val="21"/>
+        </w:rPr>
+        <w:t>]</w:t>
+      </w:r>
+      <w:r>
+        <w:rPr>
+          <w:rFonts w:asciiTheme="minorEastAsia" w:hAnsiTheme="minorEastAsia" w:hint="eastAsia"/>
+          <w:b/>
+          <w:color w:val="548DD4" w:themeColor="text2" w:themeTint="99"/>
+          <w:szCs w:val="21"/>
+        </w:rPr>
+        <w:t xml:space="preserve"> </w:t>
+      </w:r>
+      <w:r>
+        <w:rPr>
+          <w:rFonts w:asciiTheme="minorEastAsia" w:hAnsiTheme="minorEastAsia"/>
+          <w:b/>
+          <w:color w:val="548DD4" w:themeColor="text2" w:themeTint="99"/>
+          <w:szCs w:val="21"/>
+        </w:rPr>
+        <w:t>)</w:t>
+      </w:r>
+      <w:r>
+        <w:rPr>
+          <w:rFonts w:asciiTheme="minorEastAsia" w:hAnsiTheme="minorEastAsia" w:hint="eastAsia"/>
+          <w:b/>
+          <w:color w:val="548DD4" w:themeColor="text2" w:themeTint="99"/>
+          <w:szCs w:val="21"/>
+        </w:rPr>
+        <w:t>]</w:t>
+      </w:r>
+    </w:p>
+    <w:p>
+      <w:pPr>
+        <w:spacing w:line="360" w:lineRule="auto"/>
+        <w:rPr>
+          <w:rFonts w:asciiTheme="minorEastAsia" w:hAnsiTheme="minorEastAsia"/>
+          <w:b/>
+          <w:color w:val="548DD4" w:themeColor="text2" w:themeTint="99"/>
+          <w:szCs w:val="21"/>
+        </w:rPr>
+      </w:pPr>
+      <w:r>
+        <w:rPr>
+          <w:rFonts w:asciiTheme="minorEastAsia" w:hAnsiTheme="minorEastAsia" w:hint="eastAsia"/>
+          <w:b/>
+          <w:color w:val="548DD4" w:themeColor="text2" w:themeTint="99"/>
+          <w:szCs w:val="21"/>
+        </w:rPr>
+        <w:t>或者</w:t>
+      </w:r>
+    </w:p>
+    <w:p>
+      <w:pPr>
+        <w:spacing w:line="360" w:lineRule="auto"/>
+        <w:rPr>
+          <w:rFonts w:asciiTheme="minorEastAsia" w:hAnsiTheme="minorEastAsia"/>
+          <w:b/>
+          <w:color w:val="548DD4" w:themeColor="text2" w:themeTint="99"/>
+          <w:szCs w:val="21"/>
+        </w:rPr>
+      </w:pPr>
+      <w:r>
+        <w:rPr>
+          <w:rFonts w:asciiTheme="minorEastAsia" w:hAnsiTheme="minorEastAsia" w:hint="eastAsia"/>
+          <w:b/>
+          <w:color w:val="548DD4" w:themeColor="text2" w:themeTint="99"/>
+          <w:szCs w:val="21"/>
+        </w:rPr>
+        <w:t>SdbTraceOption()</w:t>
+      </w:r>
+      <w:r>
+        <w:rPr>
+          <w:rFonts w:asciiTheme="minorEastAsia" w:hAnsiTheme="minorEastAsia" w:hint="eastAsia"/>
+          <w:b/>
+          <w:color w:val="548DD4" w:themeColor="text2" w:themeTint="99"/>
+          <w:szCs w:val="21"/>
+        </w:rPr>
+        <w:t>[</w:t>
+      </w:r>
+      <w:r>
+        <w:rPr>
+          <w:rFonts w:asciiTheme="minorEastAsia" w:hAnsiTheme="minorEastAsia"/>
+          <w:b/>
+          <w:color w:val="548DD4" w:themeColor="text2" w:themeTint="99"/>
+          <w:szCs w:val="21"/>
+        </w:rPr>
+        <w:t>.</w:t>
+      </w:r>
+      <w:r>
+        <w:rPr>
+          <w:rFonts w:asciiTheme="minorEastAsia" w:hAnsiTheme="minorEastAsia" w:hint="eastAsia"/>
+          <w:b/>
+          <w:color w:val="548DD4" w:themeColor="text2" w:themeTint="99"/>
+          <w:szCs w:val="21"/>
+        </w:rPr>
+        <w:t>c</w:t>
+      </w:r>
+      <w:r>
+        <w:rPr>
+          <w:rFonts w:asciiTheme="minorEastAsia" w:hAnsiTheme="minorEastAsia"/>
+          <w:b/>
+          <w:color w:val="548DD4" w:themeColor="text2" w:themeTint="99"/>
+          <w:szCs w:val="21"/>
+        </w:rPr>
+        <w:t>omp</w:t>
+      </w:r>
+      <w:r>
+        <w:rPr>
+          <w:rFonts w:asciiTheme="minorEastAsia" w:hAnsiTheme="minorEastAsia" w:hint="eastAsia"/>
+          <w:b/>
+          <w:color w:val="548DD4" w:themeColor="text2" w:themeTint="99"/>
+          <w:szCs w:val="21"/>
+        </w:rPr>
+        <w:t>on</w:t>
+      </w:r>
+      <w:r>
+        <w:rPr>
+          <w:rFonts w:asciiTheme="minorEastAsia" w:hAnsiTheme="minorEastAsia"/>
+          <w:b/>
+          <w:color w:val="548DD4" w:themeColor="text2" w:themeTint="99"/>
+          <w:szCs w:val="21"/>
+        </w:rPr>
+        <w:t>ent</w:t>
+      </w:r>
+      <w:r>
+        <w:rPr>
+          <w:rFonts w:asciiTheme="minorEastAsia" w:hAnsiTheme="minorEastAsia" w:hint="eastAsia"/>
+          <w:b/>
+          <w:color w:val="548DD4" w:themeColor="text2" w:themeTint="99"/>
+          <w:szCs w:val="21"/>
+        </w:rPr>
+        <w:t>s</w:t>
+      </w:r>
+      <w:r>
+        <w:rPr>
+          <w:rFonts w:asciiTheme="minorEastAsia" w:hAnsiTheme="minorEastAsia"/>
+          <w:b/>
+          <w:color w:val="548DD4" w:themeColor="text2" w:themeTint="99"/>
+          <w:szCs w:val="21"/>
+        </w:rPr>
+        <w:t>(</w:t>
+      </w:r>
+      <w:r>
+        <w:rPr>
+          <w:rFonts w:asciiTheme="minorEastAsia" w:hAnsiTheme="minorEastAsia" w:hint="eastAsia"/>
+          <w:b/>
+          <w:color w:val="548DD4" w:themeColor="text2" w:themeTint="99"/>
+          <w:szCs w:val="21"/>
+        </w:rPr>
+        <w:t xml:space="preserve"> </w:t>
+      </w:r>
+      <w:r>
+        <w:rPr>
+          <w:rFonts w:asciiTheme="minorEastAsia" w:hAnsiTheme="minorEastAsia" w:hint="eastAsia"/>
+          <w:b/>
+          <w:bCs/>
+          <w:color w:val="548DD4" w:themeColor="text2" w:themeTint="99"/>
+          <w:szCs w:val="21"/>
+        </w:rPr>
+        <w:t>[</w:t>
+      </w:r>
+      <w:r>
+        <w:rPr>
+          <w:rFonts w:asciiTheme="minorEastAsia" w:hAnsiTheme="minorEastAsia" w:hint="eastAsia"/>
+          <w:b/>
+          <w:bCs/>
+          <w:color w:val="548DD4" w:themeColor="text2" w:themeTint="99"/>
+          <w:szCs w:val="21"/>
+        </w:rPr>
+        <w:t>&lt;</w:t>
+      </w:r>
+      <w:r>
+        <w:rPr>
+          <w:rFonts w:asciiTheme="minorEastAsia" w:hAnsiTheme="minorEastAsia" w:hint="eastAsia"/>
+          <w:b/>
+          <w:bCs/>
+          <w:color w:val="548DD4" w:themeColor="text2" w:themeTint="99"/>
+          <w:szCs w:val="21"/>
+        </w:rPr>
+        <w:t>comp1</w:t>
+      </w:r>
+      <w:r>
+        <w:rPr>
+          <w:rFonts w:asciiTheme="minorEastAsia" w:hAnsiTheme="minorEastAsia" w:hint="eastAsia"/>
+          <w:b/>
+          <w:bCs/>
+          <w:color w:val="548DD4" w:themeColor="text2" w:themeTint="99"/>
+          <w:szCs w:val="21"/>
+        </w:rPr>
+        <w:t>&gt;[</w:t>
+      </w:r>
+      <w:r>
+        <w:rPr>
+          <w:rFonts w:asciiTheme="minorEastAsia" w:hAnsiTheme="minorEastAsia"/>
+          <w:b/>
+          <w:bCs/>
+          <w:color w:val="548DD4" w:themeColor="text2" w:themeTint="99"/>
+          <w:szCs w:val="21"/>
+        </w:rPr>
+        <w:t>,</w:t>
+      </w:r>
+      <w:r>
+        <w:rPr>
+          <w:rFonts w:asciiTheme="minorEastAsia" w:hAnsiTheme="minorEastAsia" w:hint="eastAsia"/>
+          <w:b/>
+          <w:bCs/>
+          <w:color w:val="548DD4" w:themeColor="text2" w:themeTint="99"/>
+          <w:szCs w:val="21"/>
+        </w:rPr>
+        <w:t>comp2...</w:t>
+      </w:r>
+      <w:r>
+        <w:rPr>
+          <w:rFonts w:asciiTheme="minorEastAsia" w:hAnsiTheme="minorEastAsia" w:hint="eastAsia"/>
+          <w:b/>
+          <w:bCs/>
+          <w:color w:val="548DD4" w:themeColor="text2" w:themeTint="99"/>
+          <w:szCs w:val="21"/>
+        </w:rPr>
+        <w:t>]</w:t>
+      </w:r>
+      <w:r>
+        <w:rPr>
+          <w:rFonts w:asciiTheme="minorEastAsia" w:hAnsiTheme="minorEastAsia" w:hint="eastAsia"/>
+          <w:b/>
+          <w:bCs/>
+          <w:color w:val="548DD4" w:themeColor="text2" w:themeTint="99"/>
+          <w:szCs w:val="21"/>
+        </w:rPr>
+        <w:t>]</w:t>
+      </w:r>
+      <w:r>
+        <w:rPr>
+          <w:rFonts w:asciiTheme="minorEastAsia" w:hAnsiTheme="minorEastAsia" w:hint="eastAsia"/>
+          <w:b/>
+          <w:color w:val="548DD4" w:themeColor="text2" w:themeTint="99"/>
+          <w:szCs w:val="21"/>
+        </w:rPr>
+        <w:t xml:space="preserve"> </w:t>
+      </w:r>
+      <w:r>
+        <w:rPr>
+          <w:rFonts w:asciiTheme="minorEastAsia" w:hAnsiTheme="minorEastAsia"/>
+          <w:b/>
+          <w:color w:val="548DD4" w:themeColor="text2" w:themeTint="99"/>
+          <w:szCs w:val="21"/>
+        </w:rPr>
+        <w:t>)</w:t>
+      </w:r>
+      <w:r>
+        <w:rPr>
+          <w:rFonts w:asciiTheme="minorEastAsia" w:hAnsiTheme="minorEastAsia" w:hint="eastAsia"/>
+          <w:b/>
+          <w:color w:val="548DD4" w:themeColor="text2" w:themeTint="99"/>
+          <w:szCs w:val="21"/>
+        </w:rPr>
+        <w:t>]</w:t>
+      </w:r>
+    </w:p>
+    <w:p>
+      <w:pPr>
+        <w:spacing w:line="360" w:lineRule="auto"/>
+        <w:rPr>
+          <w:rFonts w:asciiTheme="minorEastAsia" w:hAnsiTheme="minorEastAsia"/>
+          <w:b/>
+          <w:color w:val="548DD4" w:themeColor="text2" w:themeTint="99"/>
+          <w:szCs w:val="21"/>
+        </w:rPr>
+      </w:pPr>
+      <w:r>
+        <w:rPr>
+          <w:rFonts w:asciiTheme="minorEastAsia" w:hAnsiTheme="minorEastAsia" w:hint="eastAsia"/>
+          <w:b/>
+          <w:color w:val="548DD4" w:themeColor="text2" w:themeTint="99"/>
+          <w:szCs w:val="21"/>
+        </w:rPr>
+        <w:t xml:space="preserve">            </w:t>
+      </w:r>
+      <w:r>
+        <w:rPr>
+          <w:rFonts w:asciiTheme="minorEastAsia" w:hAnsiTheme="minorEastAsia" w:hint="eastAsia"/>
+          <w:b/>
+          <w:color w:val="548DD4" w:themeColor="text2" w:themeTint="99"/>
+          <w:szCs w:val="21"/>
+        </w:rPr>
+        <w:t xml:space="preserve">     </w:t>
+      </w:r>
+      <w:r>
+        <w:rPr>
+          <w:rFonts w:asciiTheme="minorEastAsia" w:hAnsiTheme="minorEastAsia" w:hint="eastAsia"/>
+          <w:b/>
+          <w:color w:val="548DD4" w:themeColor="text2" w:themeTint="99"/>
+          <w:szCs w:val="21"/>
+        </w:rPr>
+        <w:t>[</w:t>
+      </w:r>
+      <w:r>
+        <w:rPr>
+          <w:rFonts w:asciiTheme="minorEastAsia" w:hAnsiTheme="minorEastAsia"/>
+          <w:b/>
+          <w:color w:val="548DD4" w:themeColor="text2" w:themeTint="99"/>
+          <w:szCs w:val="21"/>
+        </w:rPr>
+        <w:t>.</w:t>
+      </w:r>
+      <w:r>
+        <w:rPr>
+          <w:rFonts w:asciiTheme="minorEastAsia" w:hAnsiTheme="minorEastAsia" w:hint="eastAsia"/>
+          <w:b/>
+          <w:color w:val="548DD4" w:themeColor="text2" w:themeTint="99"/>
+          <w:szCs w:val="21"/>
+        </w:rPr>
+        <w:t>b</w:t>
+      </w:r>
+      <w:r>
+        <w:rPr>
+          <w:rFonts w:asciiTheme="minorEastAsia" w:hAnsiTheme="minorEastAsia"/>
+          <w:b/>
+          <w:color w:val="548DD4" w:themeColor="text2" w:themeTint="99"/>
+          <w:szCs w:val="21"/>
+        </w:rPr>
+        <w:t>reakPoint</w:t>
+      </w:r>
+      <w:r>
+        <w:rPr>
+          <w:rFonts w:asciiTheme="minorEastAsia" w:hAnsiTheme="minorEastAsia" w:hint="eastAsia"/>
+          <w:b/>
+          <w:color w:val="548DD4" w:themeColor="text2" w:themeTint="99"/>
+          <w:szCs w:val="21"/>
+        </w:rPr>
+        <w:t>s</w:t>
+      </w:r>
+      <w:r>
+        <w:rPr>
+          <w:rFonts w:asciiTheme="minorEastAsia" w:hAnsiTheme="minorEastAsia"/>
+          <w:b/>
+          <w:color w:val="548DD4" w:themeColor="text2" w:themeTint="99"/>
+          <w:szCs w:val="21"/>
+        </w:rPr>
+        <w:t>(</w:t>
+      </w:r>
+      <w:r>
+        <w:rPr>
+          <w:rFonts w:asciiTheme="minorEastAsia" w:hAnsiTheme="minorEastAsia" w:hint="eastAsia"/>
+          <w:b/>
+          <w:color w:val="548DD4" w:themeColor="text2" w:themeTint="99"/>
+          <w:szCs w:val="21"/>
+        </w:rPr>
+        <w:t xml:space="preserve"> [</w:t>
+      </w:r>
+      <w:r>
+        <w:rPr>
+          <w:rFonts w:asciiTheme="minorEastAsia" w:hAnsiTheme="minorEastAsia" w:hint="eastAsia"/>
+          <w:b/>
+          <w:color w:val="548DD4" w:themeColor="text2" w:themeTint="99"/>
+          <w:szCs w:val="21"/>
+        </w:rPr>
+        <w:t>&lt;</w:t>
+      </w:r>
+      <w:r>
+        <w:rPr>
+          <w:rFonts w:asciiTheme="minorEastAsia" w:hAnsiTheme="minorEastAsia" w:hint="eastAsia"/>
+          <w:b/>
+          <w:color w:val="548DD4" w:themeColor="text2" w:themeTint="99"/>
+          <w:szCs w:val="21"/>
+        </w:rPr>
+        <w:t>b1</w:t>
+      </w:r>
+      <w:r>
+        <w:rPr>
+          <w:rFonts w:asciiTheme="minorEastAsia" w:hAnsiTheme="minorEastAsia" w:hint="eastAsia"/>
+          <w:b/>
+          <w:color w:val="548DD4" w:themeColor="text2" w:themeTint="99"/>
+          <w:szCs w:val="21"/>
+        </w:rPr>
+        <w:t>&gt;[</w:t>
+      </w:r>
+      <w:r>
+        <w:rPr>
+          <w:rFonts w:asciiTheme="minorEastAsia" w:hAnsiTheme="minorEastAsia" w:hint="eastAsia"/>
+          <w:b/>
+          <w:color w:val="548DD4" w:themeColor="text2" w:themeTint="99"/>
+          <w:szCs w:val="21"/>
+        </w:rPr>
+        <w:t>,b2...</w:t>
+      </w:r>
+      <w:r>
+        <w:rPr>
+          <w:rFonts w:asciiTheme="minorEastAsia" w:hAnsiTheme="minorEastAsia" w:hint="eastAsia"/>
+          <w:b/>
+          <w:color w:val="548DD4" w:themeColor="text2" w:themeTint="99"/>
+          <w:szCs w:val="21"/>
+        </w:rPr>
+        <w:t>]</w:t>
+      </w:r>
+      <w:r>
+        <w:rPr>
+          <w:rFonts w:asciiTheme="minorEastAsia" w:hAnsiTheme="minorEastAsia" w:hint="eastAsia"/>
+          <w:b/>
+          <w:color w:val="548DD4" w:themeColor="text2" w:themeTint="99"/>
+          <w:szCs w:val="21"/>
+        </w:rPr>
+        <w:t>]</w:t>
+      </w:r>
+      <w:r>
+        <w:rPr>
+          <w:rFonts w:asciiTheme="minorEastAsia" w:hAnsiTheme="minorEastAsia" w:hint="eastAsia"/>
+          <w:b/>
+          <w:color w:val="548DD4" w:themeColor="text2" w:themeTint="99"/>
+          <w:szCs w:val="21"/>
+        </w:rPr>
+        <w:t xml:space="preserve"> </w:t>
+      </w:r>
+      <w:r>
+        <w:rPr>
+          <w:rFonts w:asciiTheme="minorEastAsia" w:hAnsiTheme="minorEastAsia"/>
+          <w:b/>
+          <w:color w:val="548DD4" w:themeColor="text2" w:themeTint="99"/>
+          <w:szCs w:val="21"/>
+        </w:rPr>
+        <w:t>)</w:t>
+      </w:r>
+      <w:r>
+        <w:rPr>
+          <w:rFonts w:asciiTheme="minorEastAsia" w:hAnsiTheme="minorEastAsia" w:hint="eastAsia"/>
+          <w:b/>
+          <w:color w:val="548DD4" w:themeColor="text2" w:themeTint="99"/>
+          <w:szCs w:val="21"/>
+        </w:rPr>
+        <w:t>]</w:t>
+      </w:r>
+    </w:p>
+    <w:p>
+      <w:pPr>
+        <w:spacing w:line="360" w:lineRule="auto"/>
+        <w:rPr>
+          <w:rFonts w:asciiTheme="minorEastAsia" w:hAnsiTheme="minorEastAsia"/>
+          <w:b/>
+          <w:color w:val="548DD4" w:themeColor="text2" w:themeTint="99"/>
+          <w:szCs w:val="21"/>
+        </w:rPr>
+      </w:pPr>
+      <w:r>
+        <w:rPr>
+          <w:rFonts w:asciiTheme="minorEastAsia" w:hAnsiTheme="minorEastAsia" w:hint="eastAsia"/>
+          <w:b/>
+          <w:color w:val="548DD4" w:themeColor="text2" w:themeTint="99"/>
+          <w:szCs w:val="21"/>
+        </w:rPr>
+        <w:t xml:space="preserve">            </w:t>
+      </w:r>
+      <w:r>
+        <w:rPr>
+          <w:rFonts w:asciiTheme="minorEastAsia" w:hAnsiTheme="minorEastAsia" w:hint="eastAsia"/>
+          <w:b/>
+          <w:color w:val="548DD4" w:themeColor="text2" w:themeTint="99"/>
+          <w:szCs w:val="21"/>
+        </w:rPr>
+        <w:t xml:space="preserve">     </w:t>
+      </w:r>
+      <w:r>
+        <w:rPr>
+          <w:rFonts w:asciiTheme="minorEastAsia" w:hAnsiTheme="minorEastAsia" w:hint="eastAsia"/>
+          <w:b/>
+          <w:color w:val="548DD4" w:themeColor="text2" w:themeTint="99"/>
+          <w:szCs w:val="21"/>
+        </w:rPr>
+        <w:t>[</w:t>
+      </w:r>
+      <w:r>
+        <w:rPr>
+          <w:rFonts w:asciiTheme="minorEastAsia" w:hAnsiTheme="minorEastAsia"/>
+          <w:b/>
+          <w:color w:val="548DD4" w:themeColor="text2" w:themeTint="99"/>
+          <w:szCs w:val="21"/>
+        </w:rPr>
+        <w:t>.tid</w:t>
+      </w:r>
+      <w:r>
+        <w:rPr>
+          <w:rFonts w:asciiTheme="minorEastAsia" w:hAnsiTheme="minorEastAsia" w:hint="eastAsia"/>
+          <w:b/>
+          <w:color w:val="548DD4" w:themeColor="text2" w:themeTint="99"/>
+          <w:szCs w:val="21"/>
+        </w:rPr>
+        <w:t>s</w:t>
+      </w:r>
+      <w:r>
+        <w:rPr>
+          <w:rFonts w:asciiTheme="minorEastAsia" w:hAnsiTheme="minorEastAsia"/>
+          <w:b/>
+          <w:color w:val="548DD4" w:themeColor="text2" w:themeTint="99"/>
+          <w:szCs w:val="21"/>
+        </w:rPr>
+        <w:t>(</w:t>
+      </w:r>
+      <w:r>
+        <w:rPr>
+          <w:rFonts w:asciiTheme="minorEastAsia" w:hAnsiTheme="minorEastAsia" w:hint="eastAsia"/>
+          <w:b/>
+          <w:color w:val="548DD4" w:themeColor="text2" w:themeTint="99"/>
+          <w:szCs w:val="21"/>
+        </w:rPr>
+        <w:t xml:space="preserve"> </w:t>
+      </w:r>
+      <w:r>
+        <w:rPr>
+          <w:rFonts w:asciiTheme="minorEastAsia" w:hAnsiTheme="minorEastAsia" w:hint="eastAsia"/>
+          <w:b/>
+          <w:color w:val="548DD4" w:themeColor="text2" w:themeTint="99"/>
+          <w:szCs w:val="21"/>
+        </w:rPr>
+        <w:t>[</w:t>
+      </w:r>
+      <w:r>
+        <w:rPr>
+          <w:rFonts w:asciiTheme="minorEastAsia" w:hAnsiTheme="minorEastAsia" w:hint="eastAsia"/>
+          <w:b/>
+          <w:color w:val="548DD4" w:themeColor="text2" w:themeTint="99"/>
+          <w:szCs w:val="21"/>
+        </w:rPr>
+        <w:t>&lt;</w:t>
+      </w:r>
+      <w:r>
+        <w:rPr>
+          <w:rFonts w:asciiTheme="minorEastAsia" w:hAnsiTheme="minorEastAsia" w:hint="eastAsia"/>
+          <w:b/>
+          <w:color w:val="548DD4" w:themeColor="text2" w:themeTint="99"/>
+          <w:szCs w:val="21"/>
+        </w:rPr>
+        <w:t>tid</w:t>
+      </w:r>
+      <w:r>
+        <w:rPr>
+          <w:rFonts w:asciiTheme="minorEastAsia" w:hAnsiTheme="minorEastAsia" w:hint="eastAsia"/>
+          <w:b/>
+          <w:color w:val="548DD4" w:themeColor="text2" w:themeTint="99"/>
+          <w:szCs w:val="21"/>
+        </w:rPr>
+        <w:t>1</w:t>
+      </w:r>
+      <w:r>
+        <w:rPr>
+          <w:rFonts w:asciiTheme="minorEastAsia" w:hAnsiTheme="minorEastAsia" w:hint="eastAsia"/>
+          <w:b/>
+          <w:color w:val="548DD4" w:themeColor="text2" w:themeTint="99"/>
+          <w:szCs w:val="21"/>
+        </w:rPr>
+        <w:t>&gt;[</w:t>
+      </w:r>
+      <w:r>
+        <w:rPr>
+          <w:rFonts w:asciiTheme="minorEastAsia" w:hAnsiTheme="minorEastAsia" w:hint="eastAsia"/>
+          <w:b/>
+          <w:color w:val="548DD4" w:themeColor="text2" w:themeTint="99"/>
+          <w:szCs w:val="21"/>
+        </w:rPr>
+        <w:t>,tid2...</w:t>
+      </w:r>
+      <w:r>
+        <w:rPr>
+          <w:rFonts w:asciiTheme="minorEastAsia" w:hAnsiTheme="minorEastAsia" w:hint="eastAsia"/>
+          <w:b/>
+          <w:color w:val="548DD4" w:themeColor="text2" w:themeTint="99"/>
+          <w:szCs w:val="21"/>
+        </w:rPr>
+        <w:t>]</w:t>
+      </w:r>
+      <w:r>
+        <w:rPr>
+          <w:rFonts w:asciiTheme="minorEastAsia" w:hAnsiTheme="minorEastAsia" w:hint="eastAsia"/>
+          <w:b/>
+          <w:color w:val="548DD4" w:themeColor="text2" w:themeTint="99"/>
+          <w:szCs w:val="21"/>
+        </w:rPr>
+        <w:t>]</w:t>
+      </w:r>
+      <w:r>
+        <w:rPr>
+          <w:rFonts w:asciiTheme="minorEastAsia" w:hAnsiTheme="minorEastAsia" w:hint="eastAsia"/>
+          <w:b/>
+          <w:color w:val="548DD4" w:themeColor="text2" w:themeTint="99"/>
+          <w:szCs w:val="21"/>
+        </w:rPr>
+        <w:t xml:space="preserve"> </w:t>
+      </w:r>
+      <w:r>
+        <w:rPr>
+          <w:rFonts w:asciiTheme="minorEastAsia" w:hAnsiTheme="minorEastAsia"/>
+          <w:b/>
+          <w:color w:val="548DD4" w:themeColor="text2" w:themeTint="99"/>
+          <w:szCs w:val="21"/>
+        </w:rPr>
+        <w:t>)</w:t>
+      </w:r>
+      <w:r>
+        <w:rPr>
+          <w:rFonts w:asciiTheme="minorEastAsia" w:hAnsiTheme="minorEastAsia" w:hint="eastAsia"/>
+          <w:b/>
+          <w:color w:val="548DD4" w:themeColor="text2" w:themeTint="99"/>
+          <w:szCs w:val="21"/>
+        </w:rPr>
+        <w:t>]</w:t>
+      </w:r>
+    </w:p>
+    <w:p>
+      <w:pPr>
+        <w:spacing w:line="360" w:lineRule="auto"/>
+        <w:rPr>
+          <w:rFonts w:asciiTheme="minorEastAsia" w:hAnsiTheme="minorEastAsia"/>
+          <w:b/>
+          <w:color w:val="548DD4" w:themeColor="text2" w:themeTint="99"/>
+          <w:szCs w:val="21"/>
+        </w:rPr>
+      </w:pPr>
+      <w:r>
+        <w:rPr>
+          <w:rFonts w:asciiTheme="minorEastAsia" w:hAnsiTheme="minorEastAsia" w:hint="eastAsia"/>
+          <w:b/>
+          <w:color w:val="548DD4" w:themeColor="text2" w:themeTint="99"/>
+          <w:szCs w:val="21"/>
+        </w:rPr>
+        <w:t xml:space="preserve">            </w:t>
+      </w:r>
+      <w:r>
+        <w:rPr>
+          <w:rFonts w:asciiTheme="minorEastAsia" w:hAnsiTheme="minorEastAsia" w:hint="eastAsia"/>
+          <w:b/>
+          <w:color w:val="548DD4" w:themeColor="text2" w:themeTint="99"/>
+          <w:szCs w:val="21"/>
+        </w:rPr>
+        <w:t xml:space="preserve">     </w:t>
+      </w:r>
+      <w:r>
+        <w:rPr>
+          <w:rFonts w:asciiTheme="minorEastAsia" w:hAnsiTheme="minorEastAsia" w:hint="eastAsia"/>
+          <w:b/>
+          <w:color w:val="548DD4" w:themeColor="text2" w:themeTint="99"/>
+          <w:szCs w:val="21"/>
+        </w:rPr>
+        <w:t>[</w:t>
+      </w:r>
+      <w:r>
+        <w:rPr>
+          <w:rFonts w:asciiTheme="minorEastAsia" w:hAnsiTheme="minorEastAsia"/>
+          <w:b/>
+          <w:color w:val="548DD4" w:themeColor="text2" w:themeTint="99"/>
+          <w:szCs w:val="21"/>
+        </w:rPr>
+        <w:t>.</w:t>
+      </w:r>
+      <w:r>
+        <w:rPr>
+          <w:rFonts w:asciiTheme="minorEastAsia" w:hAnsiTheme="minorEastAsia"/>
+          <w:b/>
+          <w:color w:val="548DD4" w:themeColor="text2" w:themeTint="99"/>
+          <w:szCs w:val="21"/>
+        </w:rPr>
+        <w:t>function</w:t>
+      </w:r>
+      <w:r>
+        <w:rPr>
+          <w:rFonts w:asciiTheme="minorEastAsia" w:hAnsiTheme="minorEastAsia" w:hint="eastAsia"/>
+          <w:b/>
+          <w:color w:val="548DD4" w:themeColor="text2" w:themeTint="99"/>
+          <w:szCs w:val="21"/>
+        </w:rPr>
+        <w:t>N</w:t>
+      </w:r>
+      <w:r>
+        <w:rPr>
+          <w:rFonts w:asciiTheme="minorEastAsia" w:hAnsiTheme="minorEastAsia"/>
+          <w:b/>
+          <w:color w:val="548DD4" w:themeColor="text2" w:themeTint="99"/>
+          <w:szCs w:val="21"/>
+        </w:rPr>
+        <w:t>ame</w:t>
+      </w:r>
+      <w:r>
+        <w:rPr>
+          <w:rFonts w:asciiTheme="minorEastAsia" w:hAnsiTheme="minorEastAsia" w:hint="eastAsia"/>
+          <w:b/>
+          <w:color w:val="548DD4" w:themeColor="text2" w:themeTint="99"/>
+          <w:szCs w:val="21"/>
+        </w:rPr>
+        <w:t>s</w:t>
+      </w:r>
+      <w:r>
+        <w:rPr>
+          <w:rFonts w:asciiTheme="minorEastAsia" w:hAnsiTheme="minorEastAsia"/>
+          <w:b/>
+          <w:color w:val="548DD4" w:themeColor="text2" w:themeTint="99"/>
+          <w:szCs w:val="21"/>
+        </w:rPr>
+        <w:t>(</w:t>
+      </w:r>
+      <w:r>
+        <w:rPr>
+          <w:rFonts w:asciiTheme="minorEastAsia" w:hAnsiTheme="minorEastAsia" w:hint="eastAsia"/>
+          <w:b/>
+          <w:color w:val="548DD4" w:themeColor="text2" w:themeTint="99"/>
+          <w:szCs w:val="21"/>
+        </w:rPr>
+        <w:t xml:space="preserve"> </w:t>
+      </w:r>
+      <w:r>
+        <w:rPr>
+          <w:rFonts w:asciiTheme="minorEastAsia" w:hAnsiTheme="minorEastAsia" w:hint="eastAsia"/>
+          <w:b/>
+          <w:color w:val="548DD4" w:themeColor="text2" w:themeTint="99"/>
+          <w:szCs w:val="21"/>
+        </w:rPr>
+        <w:t>[</w:t>
+      </w:r>
+      <w:r>
+        <w:rPr>
+          <w:rFonts w:asciiTheme="minorEastAsia" w:hAnsiTheme="minorEastAsia" w:hint="eastAsia"/>
+          <w:b/>
+          <w:color w:val="548DD4" w:themeColor="text2" w:themeTint="99"/>
+          <w:szCs w:val="21"/>
+        </w:rPr>
+        <w:t>&lt;</w:t>
+      </w:r>
+      <w:r>
+        <w:rPr>
+          <w:rFonts w:asciiTheme="minorEastAsia" w:hAnsiTheme="minorEastAsia" w:hint="eastAsia"/>
+          <w:b/>
+          <w:color w:val="548DD4" w:themeColor="text2" w:themeTint="99"/>
+          <w:szCs w:val="21"/>
+        </w:rPr>
+        <w:t>fun1</w:t>
+      </w:r>
+      <w:r>
+        <w:rPr>
+          <w:rFonts w:asciiTheme="minorEastAsia" w:hAnsiTheme="minorEastAsia" w:hint="eastAsia"/>
+          <w:b/>
+          <w:color w:val="548DD4" w:themeColor="text2" w:themeTint="99"/>
+          <w:szCs w:val="21"/>
+        </w:rPr>
+        <w:t>&gt;[</w:t>
+      </w:r>
+      <w:r>
+        <w:rPr>
+          <w:rFonts w:asciiTheme="minorEastAsia" w:hAnsiTheme="minorEastAsia" w:hint="eastAsia"/>
+          <w:b/>
+          <w:color w:val="548DD4" w:themeColor="text2" w:themeTint="99"/>
+          <w:szCs w:val="21"/>
+        </w:rPr>
+        <w:t>,fun2...</w:t>
+      </w:r>
+      <w:r>
+        <w:rPr>
+          <w:rFonts w:asciiTheme="minorEastAsia" w:hAnsiTheme="minorEastAsia" w:hint="eastAsia"/>
+          <w:b/>
+          <w:color w:val="548DD4" w:themeColor="text2" w:themeTint="99"/>
+          <w:szCs w:val="21"/>
+        </w:rPr>
+        <w:t>]</w:t>
+      </w:r>
+      <w:r>
+        <w:rPr>
+          <w:rFonts w:asciiTheme="minorEastAsia" w:hAnsiTheme="minorEastAsia" w:hint="eastAsia"/>
+          <w:b/>
+          <w:color w:val="548DD4" w:themeColor="text2" w:themeTint="99"/>
+          <w:szCs w:val="21"/>
+        </w:rPr>
+        <w:t>]</w:t>
+      </w:r>
+      <w:r>
+        <w:rPr>
+          <w:rFonts w:asciiTheme="minorEastAsia" w:hAnsiTheme="minorEastAsia" w:hint="eastAsia"/>
+          <w:b/>
+          <w:color w:val="548DD4" w:themeColor="text2" w:themeTint="99"/>
+          <w:szCs w:val="21"/>
+        </w:rPr>
+        <w:t xml:space="preserve"> </w:t>
+      </w:r>
+      <w:r>
+        <w:rPr>
+          <w:rFonts w:asciiTheme="minorEastAsia" w:hAnsiTheme="minorEastAsia"/>
+          <w:b/>
+          <w:color w:val="548DD4" w:themeColor="text2" w:themeTint="99"/>
+          <w:szCs w:val="21"/>
+        </w:rPr>
+        <w:t>)</w:t>
+      </w:r>
+      <w:r>
+        <w:rPr>
+          <w:rFonts w:asciiTheme="minorEastAsia" w:hAnsiTheme="minorEastAsia" w:hint="eastAsia"/>
+          <w:b/>
+          <w:color w:val="548DD4" w:themeColor="text2" w:themeTint="99"/>
+          <w:szCs w:val="21"/>
+        </w:rPr>
+        <w:t>]</w:t>
+      </w:r>
+    </w:p>
+    <w:p>
+      <w:pPr>
+        <w:spacing w:line="360" w:lineRule="auto"/>
+        <w:rPr>
+          <w:rFonts w:asciiTheme="minorEastAsia" w:hAnsiTheme="minorEastAsia"/>
+          <w:b/>
+          <w:color w:val="548DD4" w:themeColor="text2" w:themeTint="99"/>
+          <w:szCs w:val="21"/>
+        </w:rPr>
+      </w:pPr>
+      <w:r>
+        <w:rPr>
+          <w:rFonts w:asciiTheme="minorEastAsia" w:hAnsiTheme="minorEastAsia" w:hint="eastAsia"/>
+          <w:b/>
+          <w:color w:val="548DD4" w:themeColor="text2" w:themeTint="99"/>
+          <w:szCs w:val="21"/>
+        </w:rPr>
+        <w:t xml:space="preserve">            </w:t>
+      </w:r>
+      <w:r>
+        <w:rPr>
+          <w:rFonts w:asciiTheme="minorEastAsia" w:hAnsiTheme="minorEastAsia" w:hint="eastAsia"/>
+          <w:b/>
+          <w:color w:val="548DD4" w:themeColor="text2" w:themeTint="99"/>
+          <w:szCs w:val="21"/>
+        </w:rPr>
+        <w:t xml:space="preserve">     </w:t>
+      </w:r>
+      <w:r>
+        <w:rPr>
+          <w:rFonts w:asciiTheme="minorEastAsia" w:hAnsiTheme="minorEastAsia" w:hint="eastAsia"/>
+          <w:b/>
+          <w:color w:val="548DD4" w:themeColor="text2" w:themeTint="99"/>
+          <w:szCs w:val="21"/>
+        </w:rPr>
+        <w:t>[</w:t>
+      </w:r>
+      <w:r>
+        <w:rPr>
+          <w:rFonts w:asciiTheme="minorEastAsia" w:hAnsiTheme="minorEastAsia"/>
+          <w:b/>
+          <w:color w:val="548DD4" w:themeColor="text2" w:themeTint="99"/>
+          <w:szCs w:val="21"/>
+        </w:rPr>
+        <w:t>.</w:t>
+      </w:r>
+      <w:r>
+        <w:rPr>
+          <w:rFonts w:asciiTheme="minorEastAsia" w:hAnsiTheme="minorEastAsia"/>
+          <w:b/>
+          <w:color w:val="548DD4" w:themeColor="text2" w:themeTint="99"/>
+          <w:szCs w:val="21"/>
+        </w:rPr>
+        <w:t>threadType</w:t>
+      </w:r>
+      <w:r>
+        <w:rPr>
+          <w:rFonts w:asciiTheme="minorEastAsia" w:hAnsiTheme="minorEastAsia" w:hint="eastAsia"/>
+          <w:b/>
+          <w:color w:val="548DD4" w:themeColor="text2" w:themeTint="99"/>
+          <w:szCs w:val="21"/>
+        </w:rPr>
+        <w:t>s</w:t>
+      </w:r>
+      <w:r>
+        <w:rPr>
+          <w:rFonts w:asciiTheme="minorEastAsia" w:hAnsiTheme="minorEastAsia"/>
+          <w:b/>
+          <w:color w:val="548DD4" w:themeColor="text2" w:themeTint="99"/>
+          <w:szCs w:val="21"/>
+        </w:rPr>
+        <w:t>(</w:t>
+      </w:r>
+      <w:r>
+        <w:rPr>
+          <w:rFonts w:asciiTheme="minorEastAsia" w:hAnsiTheme="minorEastAsia" w:hint="eastAsia"/>
+          <w:b/>
+          <w:color w:val="548DD4" w:themeColor="text2" w:themeTint="99"/>
+          <w:szCs w:val="21"/>
+        </w:rPr>
+        <w:t xml:space="preserve"> </w:t>
+      </w:r>
+      <w:r>
+        <w:rPr>
+          <w:rFonts w:asciiTheme="minorEastAsia" w:hAnsiTheme="minorEastAsia" w:hint="eastAsia"/>
+          <w:b/>
+          <w:color w:val="548DD4" w:themeColor="text2" w:themeTint="99"/>
+          <w:szCs w:val="21"/>
+        </w:rPr>
+        <w:t>[</w:t>
+      </w:r>
+      <w:r>
+        <w:rPr>
+          <w:rFonts w:asciiTheme="minorEastAsia" w:hAnsiTheme="minorEastAsia" w:hint="eastAsia"/>
+          <w:b/>
+          <w:color w:val="548DD4" w:themeColor="text2" w:themeTint="99"/>
+          <w:szCs w:val="21"/>
+        </w:rPr>
+        <w:t>&lt;</w:t>
+      </w:r>
+      <w:r>
+        <w:rPr>
+          <w:rFonts w:asciiTheme="minorEastAsia" w:hAnsiTheme="minorEastAsia" w:hint="eastAsia"/>
+          <w:b/>
+          <w:color w:val="548DD4" w:themeColor="text2" w:themeTint="99"/>
+          <w:szCs w:val="21"/>
+        </w:rPr>
+        <w:t>type</w:t>
+      </w:r>
+      <w:r>
+        <w:rPr>
+          <w:rFonts w:asciiTheme="minorEastAsia" w:hAnsiTheme="minorEastAsia" w:hint="eastAsia"/>
+          <w:b/>
+          <w:color w:val="548DD4" w:themeColor="text2" w:themeTint="99"/>
+          <w:szCs w:val="21"/>
+        </w:rPr>
+        <w:t>1</w:t>
+      </w:r>
+      <w:r>
+        <w:rPr>
+          <w:rFonts w:asciiTheme="minorEastAsia" w:hAnsiTheme="minorEastAsia" w:hint="eastAsia"/>
+          <w:b/>
+          <w:color w:val="548DD4" w:themeColor="text2" w:themeTint="99"/>
+          <w:szCs w:val="21"/>
+        </w:rPr>
+        <w:t>&gt;[</w:t>
+      </w:r>
+      <w:r>
+        <w:rPr>
+          <w:rFonts w:asciiTheme="minorEastAsia" w:hAnsiTheme="minorEastAsia" w:hint="eastAsia"/>
+          <w:b/>
+          <w:color w:val="548DD4" w:themeColor="text2" w:themeTint="99"/>
+          <w:szCs w:val="21"/>
+        </w:rPr>
+        <w:t>,type2...</w:t>
+      </w:r>
+      <w:r>
+        <w:rPr>
+          <w:rFonts w:asciiTheme="minorEastAsia" w:hAnsiTheme="minorEastAsia" w:hint="eastAsia"/>
+          <w:b/>
+          <w:color w:val="548DD4" w:themeColor="text2" w:themeTint="99"/>
+          <w:szCs w:val="21"/>
+        </w:rPr>
+        <w:t>]</w:t>
       </w:r>
       <w:r>
         <w:rPr>
@@ -1995,7 +2936,25 @@
                 <w:bCs/>
                 <w:szCs w:val="21"/>
               </w:rPr>
-              <w:t>int</w:t>
+              <w:t>i</w:t>
+            </w:r>
+            <w:r>
+              <w:rPr>
+                <w:rFonts w:asciiTheme="minorEastAsia" w:hAnsiTheme="minorEastAsia" w:hint="eastAsia"/>
+                <w:b/>
+                <w:bCs/>
+                <w:szCs w:val="21"/>
+              </w:rPr>
+              <w:t>nt</w:t>
+            </w:r>
+            <w:r>
+              <w:rPr>
+                <w:rFonts w:asciiTheme="minorEastAsia" w:hAnsiTheme="minorEastAsia" w:hint="eastAsia"/>
+                <w:b/>
+                <w:bCs/>
+                <w:szCs w:val="21"/>
+              </w:rPr>
+              <w:t>/array</w:t>
             </w:r>
           </w:p>
         </w:tc>
@@ -2078,6 +3037,7 @@
                 <w:color w:val="548DD4" w:themeColor="text2" w:themeTint="99"/>
                 <w:szCs w:val="21"/>
               </w:rPr>
+              <w:lastRenderedPageBreak/>
               <w:t>function</w:t>
             </w:r>
             <w:r>
@@ -2346,578 +3306,607 @@
           <w:rFonts w:hint="eastAsia"/>
           <w:color w:val="548DD4" w:themeColor="text2" w:themeTint="99"/>
         </w:rPr>
+        <w:t>functionName</w:t>
+      </w:r>
+      <w:r>
+        <w:rPr>
+          <w:rFonts w:hint="eastAsia"/>
+          <w:color w:val="548DD4" w:themeColor="text2" w:themeTint="99"/>
+        </w:rPr>
+        <w:t>s</w:t>
+      </w:r>
+    </w:p>
+    <w:p>
+      <w:pPr>
+        <w:spacing w:line="360" w:lineRule="auto"/>
+      </w:pPr>
+      <w:r>
+        <w:rPr>
+          <w:rFonts w:hint="eastAsia"/>
+        </w:rPr>
+        <w:t>指定</w:t>
+      </w:r>
+      <w:r>
+        <w:rPr>
+          <w:rFonts w:hint="eastAsia"/>
+        </w:rPr>
+        <w:t>函数名，目前函数名可选值存放于文件</w:t>
+      </w:r>
+      <w:r>
+        <w:rPr>
+          <w:rFonts w:hint="eastAsia"/>
+        </w:rPr>
+        <w:t xml:space="preserve"> pdFuntioncList.cpp </w:t>
+      </w:r>
+      <w:r>
+        <w:rPr>
+          <w:rFonts w:hint="eastAsia"/>
+        </w:rPr>
+        <w:t>中的</w:t>
+      </w:r>
+      <w:r>
+        <w:rPr>
+          <w:rFonts w:hint="eastAsia"/>
+        </w:rPr>
+        <w:t xml:space="preserve"> </w:t>
+      </w:r>
+      <w:r>
+        <w:t>_pTraceFunctionList</w:t>
+      </w:r>
+      <w:r>
+        <w:rPr>
+          <w:rFonts w:hint="eastAsia"/>
+        </w:rPr>
+        <w:t xml:space="preserve"> </w:t>
+      </w:r>
+      <w:r>
+        <w:rPr>
+          <w:rFonts w:hint="eastAsia"/>
+        </w:rPr>
+        <w:t>数组中，该文件是在项目编译时自动生成</w:t>
+      </w:r>
+      <w:r>
+        <w:rPr>
+          <w:rFonts w:hint="eastAsia"/>
+        </w:rPr>
+        <w:t>。</w:t>
+      </w:r>
+    </w:p>
+    <w:p>
+      <w:pPr>
+        <w:pStyle w:val="Heading5"/>
+        <w:rPr>
+          <w:color w:val="548DD4" w:themeColor="text2" w:themeTint="99"/>
+        </w:rPr>
+      </w:pPr>
+      <w:r>
+        <w:rPr>
+          <w:rFonts w:hint="eastAsia"/>
+          <w:color w:val="548DD4" w:themeColor="text2" w:themeTint="99"/>
+        </w:rPr>
+        <w:t>threadType</w:t>
+      </w:r>
+      <w:r>
+        <w:rPr>
+          <w:rFonts w:hint="eastAsia"/>
+          <w:color w:val="548DD4" w:themeColor="text2" w:themeTint="99"/>
+        </w:rPr>
+        <w:t>s</w:t>
+      </w:r>
+    </w:p>
+    <w:p>
+      <w:pPr>
+        <w:spacing w:line="360" w:lineRule="auto"/>
+      </w:pPr>
+      <w:r>
+        <w:rPr>
+          <w:rFonts w:hint="eastAsia"/>
+        </w:rPr>
+        <w:t>指定</w:t>
+      </w:r>
+      <w:r>
+        <w:rPr>
+          <w:rFonts w:hint="eastAsia"/>
+        </w:rPr>
+        <w:t>线程类型，目前</w:t>
+      </w:r>
+      <w:r>
+        <w:rPr>
+          <w:rFonts w:hint="eastAsia"/>
+        </w:rPr>
+        <w:t>的</w:t>
+      </w:r>
+      <w:r>
+        <w:rPr>
+          <w:rFonts w:hint="eastAsia"/>
+        </w:rPr>
+        <w:t>线程类型如下：</w:t>
+      </w:r>
+    </w:p>
+    <w:p>
+      <w:pPr>
+        <w:spacing w:line="360" w:lineRule="auto"/>
+      </w:pPr>
+      <w:r>
+        <w:t>TCPListener</w:t>
+      </w:r>
+    </w:p>
+    <w:p>
+      <w:pPr>
+        <w:spacing w:line="360" w:lineRule="auto"/>
+      </w:pPr>
+      <w:r>
+        <w:t>RestListener</w:t>
+      </w:r>
+    </w:p>
+    <w:p>
+      <w:pPr>
+        <w:spacing w:line="360" w:lineRule="auto"/>
+      </w:pPr>
+      <w:r>
+        <w:t>ReplReader</w:t>
+      </w:r>
+    </w:p>
+    <w:p>
+      <w:pPr>
+        <w:spacing w:line="360" w:lineRule="auto"/>
+      </w:pPr>
+      <w:r>
+        <w:t>LogWriter</w:t>
+      </w:r>
+    </w:p>
+    <w:p>
+      <w:pPr>
+        <w:spacing w:line="360" w:lineRule="auto"/>
+      </w:pPr>
+      <w:r>
+        <w:t>LogArchiveMgr</w:t>
+      </w:r>
+    </w:p>
+    <w:p>
+      <w:pPr>
+        <w:spacing w:line="360" w:lineRule="auto"/>
+      </w:pPr>
+      <w:r>
+        <w:t>DpsRollback</w:t>
+      </w:r>
+    </w:p>
+    <w:p>
+      <w:pPr>
+        <w:spacing w:line="360" w:lineRule="auto"/>
+      </w:pPr>
+      <w:r>
+        <w:t>ShardReader</w:t>
+      </w:r>
+    </w:p>
+    <w:p>
+      <w:pPr>
+        <w:spacing w:line="360" w:lineRule="auto"/>
+      </w:pPr>
+      <w:r>
+        <w:t>Cluster</w:t>
+      </w:r>
+    </w:p>
+    <w:p>
+      <w:pPr>
+        <w:spacing w:line="360" w:lineRule="auto"/>
+      </w:pPr>
+      <w:r>
+        <w:t>ClusterShard</w:t>
+      </w:r>
+    </w:p>
+    <w:p>
+      <w:pPr>
+        <w:spacing w:line="360" w:lineRule="auto"/>
+      </w:pPr>
+      <w:r>
+        <w:t>ClusterLogNotify</w:t>
+      </w:r>
+    </w:p>
+    <w:p>
+      <w:pPr>
+        <w:spacing w:line="360" w:lineRule="auto"/>
+      </w:pPr>
+      <w:r>
+        <w:t>CatalogMgr</w:t>
+      </w:r>
+    </w:p>
+    <w:p>
+      <w:pPr>
+        <w:spacing w:line="360" w:lineRule="auto"/>
+      </w:pPr>
+      <w:r>
+        <w:t>CatalogNetwork</w:t>
+      </w:r>
+    </w:p>
+    <w:p>
+      <w:pPr>
+        <w:spacing w:line="360" w:lineRule="auto"/>
+      </w:pPr>
+      <w:r>
+        <w:t>CoordNetwork</w:t>
+      </w:r>
+    </w:p>
+    <w:p>
+      <w:pPr>
+        <w:spacing w:line="360" w:lineRule="auto"/>
+      </w:pPr>
+      <w:r>
+        <w:t>CoordMgr</w:t>
+      </w:r>
+    </w:p>
+    <w:p>
+      <w:pPr>
+        <w:spacing w:line="360" w:lineRule="auto"/>
+      </w:pPr>
+      <w:r>
+        <w:t>OMManager</w:t>
+      </w:r>
+    </w:p>
+    <w:p>
+      <w:pPr>
+        <w:spacing w:line="360" w:lineRule="auto"/>
+      </w:pPr>
+      <w:r>
+        <w:t>OMNet</w:t>
+      </w:r>
+    </w:p>
+    <w:p>
+      <w:pPr>
+        <w:spacing w:line="360" w:lineRule="auto"/>
+      </w:pPr>
+      <w:r>
+        <w:t>SyncClockWorker</w:t>
+      </w:r>
+    </w:p>
+    <w:p>
+      <w:pPr>
+        <w:spacing w:line="360" w:lineRule="auto"/>
+      </w:pPr>
+      <w:r>
         <w:lastRenderedPageBreak/>
-        <w:t>functionName</w:t>
+        <w:t>PipeListener</w:t>
+      </w:r>
+    </w:p>
+    <w:p>
+      <w:pPr>
+        <w:spacing w:line="360" w:lineRule="auto"/>
+      </w:pPr>
+      <w:r>
+        <w:t>FAPListener</w:t>
+      </w:r>
+    </w:p>
+    <w:p>
+      <w:pPr>
+        <w:spacing w:line="360" w:lineRule="auto"/>
+      </w:pPr>
+      <w:r>
+        <w:t>DBMonitor</w:t>
+      </w:r>
+    </w:p>
+    <w:p>
+      <w:pPr>
+        <w:spacing w:line="360" w:lineRule="auto"/>
+      </w:pPr>
+      <w:r>
+        <w:t>RtnNetwork</w:t>
+      </w:r>
+    </w:p>
+    <w:p>
+      <w:pPr>
+        <w:spacing w:line="360" w:lineRule="auto"/>
+      </w:pPr>
+      <w:r>
+        <w:t>SignalTest</w:t>
+      </w:r>
+    </w:p>
+    <w:p>
+      <w:pPr>
+        <w:spacing w:line="360" w:lineRule="auto"/>
+      </w:pPr>
+      <w:r>
+        <w:t>Agent</w:t>
+      </w:r>
+    </w:p>
+    <w:p>
+      <w:pPr>
+        <w:spacing w:line="360" w:lineRule="auto"/>
+      </w:pPr>
+      <w:r>
+        <w:t>ShardAgent</w:t>
+      </w:r>
+    </w:p>
+    <w:p>
+      <w:pPr>
+        <w:spacing w:line="360" w:lineRule="auto"/>
+      </w:pPr>
+      <w:r>
+        <w:t>ReplAgent</w:t>
+      </w:r>
+    </w:p>
+    <w:p>
+      <w:pPr>
+        <w:spacing w:line="360" w:lineRule="auto"/>
+      </w:pPr>
+      <w:r>
+        <w:t>RestAgent</w:t>
+      </w:r>
+    </w:p>
+    <w:p>
+      <w:pPr>
+        <w:spacing w:line="360" w:lineRule="auto"/>
+      </w:pPr>
+      <w:r>
+        <w:t>FAPAgent</w:t>
+      </w:r>
+    </w:p>
+    <w:p>
+      <w:pPr>
+        <w:spacing w:line="360" w:lineRule="auto"/>
+      </w:pPr>
+      <w:r>
+        <w:t>OMAAgent</w:t>
+      </w:r>
+    </w:p>
+    <w:p>
+      <w:pPr>
+        <w:spacing w:line="360" w:lineRule="auto"/>
+      </w:pPr>
+      <w:r>
+        <w:t>Task</w:t>
+      </w:r>
+    </w:p>
+    <w:p>
+      <w:pPr>
+        <w:spacing w:line="360" w:lineRule="auto"/>
+      </w:pPr>
+      <w:r>
+        <w:t>MigLoadWork</w:t>
+      </w:r>
+    </w:p>
+    <w:p>
+      <w:pPr>
+        <w:spacing w:line="360" w:lineRule="auto"/>
+      </w:pPr>
+      <w:r>
+        <w:t>PreLoader</w:t>
+      </w:r>
+    </w:p>
+    <w:p>
+      <w:pPr>
+        <w:spacing w:line="360" w:lineRule="auto"/>
+      </w:pPr>
+      <w:r>
+        <w:t>SeAdapterMgr</w:t>
+      </w:r>
+    </w:p>
+    <w:p>
+      <w:pPr>
+        <w:spacing w:line="360" w:lineRule="auto"/>
+      </w:pPr>
+      <w:r>
+        <w:t>SeService</w:t>
+      </w:r>
+    </w:p>
+    <w:p>
+      <w:pPr>
+        <w:spacing w:line="360" w:lineRule="auto"/>
+      </w:pPr>
+      <w:r>
+        <w:t>SeIndexerReader</w:t>
+      </w:r>
+    </w:p>
+    <w:p>
+      <w:pPr>
+        <w:spacing w:line="360" w:lineRule="auto"/>
+      </w:pPr>
+      <w:r>
+        <w:t>SeIndexAgent</w:t>
+      </w:r>
+    </w:p>
+    <w:p>
+      <w:pPr>
+        <w:spacing w:line="360" w:lineRule="auto"/>
+      </w:pPr>
+      <w:r>
+        <w:t>SeAgent</w:t>
+      </w:r>
+    </w:p>
+    <w:p>
+      <w:pPr>
+        <w:spacing w:line="360" w:lineRule="auto"/>
+      </w:pPr>
+      <w:r>
+        <w:t>Unknow</w:t>
       </w:r>
       <w:r>
         <w:rPr>
           <w:rFonts w:hint="eastAsia"/>
-          <w:color w:val="548DD4" w:themeColor="text2" w:themeTint="99"/>
-        </w:rPr>
-        <w:t>s</w:t>
-      </w:r>
-    </w:p>
-    <w:p>
-      <w:pPr>
-        <w:spacing w:line="360" w:lineRule="auto"/>
+        </w:rPr>
+        <w:t xml:space="preserve">  </w:t>
+      </w:r>
+    </w:p>
+    <w:p>
+      <w:pPr>
+        <w:pStyle w:val="Heading4"/>
       </w:pPr>
       <w:r>
         <w:rPr>
           <w:rFonts w:hint="eastAsia"/>
         </w:rPr>
-        <w:t>指定</w:t>
-      </w:r>
-      <w:r>
-        <w:rPr>
-          <w:rFonts w:hint="eastAsia"/>
-        </w:rPr>
-        <w:t>函数名，目前函数名可选值存放于文件</w:t>
-      </w:r>
-      <w:r>
-        <w:rPr>
-          <w:rFonts w:hint="eastAsia"/>
-        </w:rPr>
-        <w:t xml:space="preserve"> pdFuntioncList.cpp </w:t>
-      </w:r>
-      <w:r>
-        <w:rPr>
-          <w:rFonts w:hint="eastAsia"/>
-        </w:rPr>
-        <w:t>中的</w:t>
-      </w:r>
-      <w:r>
-        <w:rPr>
-          <w:rFonts w:hint="eastAsia"/>
+        <w:t>输出格式</w:t>
+      </w:r>
+    </w:p>
+    <w:p>
+      <w:pPr>
+        <w:spacing w:line="360" w:lineRule="auto"/>
+        <w:rPr>
+          <w:rFonts w:asciiTheme="minorEastAsia" w:hAnsiTheme="minorEastAsia"/>
+          <w:b/>
+          <w:bCs/>
+          <w:color w:val="548DD4" w:themeColor="text2" w:themeTint="99"/>
+          <w:szCs w:val="21"/>
+        </w:rPr>
+      </w:pPr>
+      <w:r>
+        <w:rPr>
+          <w:rFonts w:asciiTheme="minorEastAsia" w:hAnsiTheme="minorEastAsia" w:hint="eastAsia"/>
+          <w:b/>
+          <w:bCs/>
+          <w:color w:val="548DD4" w:themeColor="text2" w:themeTint="99"/>
+          <w:szCs w:val="21"/>
+        </w:rPr>
+        <w:t>SdbTraceOption</w:t>
+      </w:r>
+      <w:r>
+        <w:rPr>
+          <w:rFonts w:asciiTheme="minorEastAsia" w:hAnsiTheme="minorEastAsia" w:hint="eastAsia"/>
+          <w:b/>
+          <w:bCs/>
+          <w:color w:val="548DD4" w:themeColor="text2" w:themeTint="99"/>
+          <w:szCs w:val="21"/>
+        </w:rPr>
+        <w:t xml:space="preserve">( </w:t>
+      </w:r>
+      <w:r>
+        <w:rPr>
+          <w:rFonts w:asciiTheme="minorEastAsia" w:hAnsiTheme="minorEastAsia" w:hint="eastAsia"/>
+          <w:b/>
+          <w:bCs/>
+          <w:color w:val="548DD4" w:themeColor="text2" w:themeTint="99"/>
+          <w:szCs w:val="21"/>
         </w:rPr>
         <w:t xml:space="preserve"> </w:t>
       </w:r>
       <w:r>
-        <w:t>_pTraceFunctionList</w:t>
-      </w:r>
-      <w:r>
-        <w:rPr>
-          <w:rFonts w:hint="eastAsia"/>
+        <w:rPr>
+          <w:rFonts w:asciiTheme="minorEastAsia" w:hAnsiTheme="minorEastAsia" w:hint="eastAsia"/>
+          <w:b/>
+          <w:bCs/>
+          <w:color w:val="548DD4" w:themeColor="text2" w:themeTint="99"/>
+          <w:szCs w:val="21"/>
+        </w:rPr>
+        <w:t>"</w:t>
+      </w:r>
+      <w:r>
+        <w:rPr>
+          <w:rFonts w:asciiTheme="minorEastAsia" w:hAnsiTheme="minorEastAsia"/>
+          <w:b/>
+          <w:bCs/>
+          <w:color w:val="548DD4" w:themeColor="text2" w:themeTint="99"/>
+          <w:szCs w:val="21"/>
+        </w:rPr>
+        <w:t>components</w:t>
+      </w:r>
+      <w:r>
+        <w:rPr>
+          <w:rFonts w:asciiTheme="minorEastAsia" w:hAnsiTheme="minorEastAsia" w:hint="eastAsia"/>
+          <w:b/>
+          <w:bCs/>
+          <w:color w:val="548DD4" w:themeColor="text2" w:themeTint="99"/>
+          <w:szCs w:val="21"/>
+        </w:rPr>
+        <w:t>"</w:t>
+      </w:r>
+      <w:r>
+        <w:rPr>
+          <w:rFonts w:asciiTheme="minorEastAsia" w:hAnsiTheme="minorEastAsia" w:hint="eastAsia"/>
+          <w:b/>
+          <w:bCs/>
+          <w:color w:val="548DD4" w:themeColor="text2" w:themeTint="99"/>
+          <w:szCs w:val="21"/>
+        </w:rPr>
+        <w:t xml:space="preserve">: </w:t>
+      </w:r>
+      <w:r>
+        <w:rPr>
+          <w:rFonts w:asciiTheme="minorEastAsia" w:hAnsiTheme="minorEastAsia" w:hint="eastAsia"/>
+          <w:b/>
+          <w:bCs/>
+          <w:color w:val="548DD4" w:themeColor="text2" w:themeTint="99"/>
+          <w:szCs w:val="21"/>
+        </w:rPr>
+        <w:t>[</w:t>
+      </w:r>
+      <w:r>
+        <w:rPr>
+          <w:rFonts w:asciiTheme="minorEastAsia" w:hAnsiTheme="minorEastAsia" w:hint="eastAsia"/>
+          <w:b/>
+          <w:bCs/>
+          <w:color w:val="548DD4" w:themeColor="text2" w:themeTint="99"/>
+          <w:szCs w:val="21"/>
+        </w:rPr>
+        <w:t>"</w:t>
+      </w:r>
+      <w:r>
+        <w:rPr>
+          <w:rFonts w:asciiTheme="minorEastAsia" w:hAnsiTheme="minorEastAsia" w:hint="eastAsia"/>
+          <w:b/>
+          <w:bCs/>
+          <w:color w:val="548DD4" w:themeColor="text2" w:themeTint="99"/>
+          <w:szCs w:val="21"/>
+        </w:rPr>
+        <w:t>comp1</w:t>
+      </w:r>
+      <w:r>
+        <w:rPr>
+          <w:rFonts w:asciiTheme="minorEastAsia" w:hAnsiTheme="minorEastAsia" w:hint="eastAsia"/>
+          <w:b/>
+          <w:bCs/>
+          <w:color w:val="548DD4" w:themeColor="text2" w:themeTint="99"/>
+          <w:szCs w:val="21"/>
+        </w:rPr>
+        <w:t>"</w:t>
+      </w:r>
+      <w:r>
+        <w:rPr>
+          <w:rFonts w:asciiTheme="minorEastAsia" w:hAnsiTheme="minorEastAsia"/>
+          <w:b/>
+          <w:bCs/>
+          <w:color w:val="548DD4" w:themeColor="text2" w:themeTint="99"/>
+          <w:szCs w:val="21"/>
+        </w:rPr>
+        <w:t>,</w:t>
+      </w:r>
+      <w:r>
+        <w:rPr>
+          <w:rFonts w:asciiTheme="minorEastAsia" w:hAnsiTheme="minorEastAsia" w:hint="eastAsia"/>
+          <w:b/>
+          <w:bCs/>
+          <w:color w:val="548DD4" w:themeColor="text2" w:themeTint="99"/>
+          <w:szCs w:val="21"/>
+        </w:rPr>
+        <w:t>"comp2</w:t>
+      </w:r>
+      <w:r>
+        <w:rPr>
+          <w:rFonts w:asciiTheme="minorEastAsia" w:hAnsiTheme="minorEastAsia" w:hint="eastAsia"/>
+          <w:b/>
+          <w:bCs/>
+          <w:color w:val="548DD4" w:themeColor="text2" w:themeTint="99"/>
+          <w:szCs w:val="21"/>
+        </w:rPr>
+        <w:t>"</w:t>
+      </w:r>
+      <w:r>
+        <w:rPr>
+          <w:rFonts w:asciiTheme="minorEastAsia" w:hAnsiTheme="minorEastAsia" w:hint="eastAsia"/>
+          <w:b/>
+          <w:bCs/>
+          <w:color w:val="548DD4" w:themeColor="text2" w:themeTint="99"/>
+          <w:szCs w:val="21"/>
+        </w:rPr>
+        <w:t>...],</w:t>
+      </w:r>
+      <w:r>
+        <w:rPr>
+          <w:rFonts w:asciiTheme="minorEastAsia" w:hAnsiTheme="minorEastAsia" w:hint="eastAsia"/>
+          <w:b/>
+          <w:bCs/>
+          <w:color w:val="548DD4" w:themeColor="text2" w:themeTint="99"/>
+          <w:szCs w:val="21"/>
         </w:rPr>
         <w:t xml:space="preserve"> </w:t>
-      </w:r>
-      <w:r>
-        <w:rPr>
-          <w:rFonts w:hint="eastAsia"/>
-        </w:rPr>
-        <w:t>数组中，该文件是在项目编译时自动生成</w:t>
-      </w:r>
-      <w:r>
-        <w:rPr>
-          <w:rFonts w:hint="eastAsia"/>
-        </w:rPr>
-        <w:t>。</w:t>
-      </w:r>
-    </w:p>
-    <w:p>
-      <w:pPr>
-        <w:pStyle w:val="Heading5"/>
-        <w:rPr>
-          <w:color w:val="548DD4" w:themeColor="text2" w:themeTint="99"/>
-        </w:rPr>
-      </w:pPr>
-      <w:r>
-        <w:rPr>
-          <w:rFonts w:hint="eastAsia"/>
-          <w:color w:val="548DD4" w:themeColor="text2" w:themeTint="99"/>
-        </w:rPr>
-        <w:t>threadType</w:t>
-      </w:r>
-      <w:r>
-        <w:rPr>
-          <w:rFonts w:hint="eastAsia"/>
-          <w:color w:val="548DD4" w:themeColor="text2" w:themeTint="99"/>
-        </w:rPr>
-        <w:t>s</w:t>
-      </w:r>
-    </w:p>
-    <w:p>
-      <w:pPr>
-        <w:spacing w:line="360" w:lineRule="auto"/>
-      </w:pPr>
-      <w:r>
-        <w:rPr>
-          <w:rFonts w:hint="eastAsia"/>
-        </w:rPr>
-        <w:t>指定</w:t>
-      </w:r>
-      <w:r>
-        <w:rPr>
-          <w:rFonts w:hint="eastAsia"/>
-        </w:rPr>
-        <w:t>线程类型，目前</w:t>
-      </w:r>
-      <w:r>
-        <w:rPr>
-          <w:rFonts w:hint="eastAsia"/>
-        </w:rPr>
-        <w:t>的</w:t>
-      </w:r>
-      <w:r>
-        <w:rPr>
-          <w:rFonts w:hint="eastAsia"/>
-        </w:rPr>
-        <w:t>线程类型如下：</w:t>
-      </w:r>
-    </w:p>
-    <w:p>
-      <w:pPr>
-        <w:spacing w:line="360" w:lineRule="auto"/>
-      </w:pPr>
-      <w:r>
-        <w:t>TCPListener</w:t>
-      </w:r>
-    </w:p>
-    <w:p>
-      <w:pPr>
-        <w:spacing w:line="360" w:lineRule="auto"/>
-      </w:pPr>
-      <w:r>
-        <w:t>RestListener</w:t>
-      </w:r>
-    </w:p>
-    <w:p>
-      <w:pPr>
-        <w:spacing w:line="360" w:lineRule="auto"/>
-      </w:pPr>
-      <w:r>
-        <w:t>ReplReader</w:t>
-      </w:r>
-    </w:p>
-    <w:p>
-      <w:pPr>
-        <w:spacing w:line="360" w:lineRule="auto"/>
-      </w:pPr>
-      <w:r>
-        <w:t>LogWriter</w:t>
-      </w:r>
-    </w:p>
-    <w:p>
-      <w:pPr>
-        <w:spacing w:line="360" w:lineRule="auto"/>
-      </w:pPr>
-      <w:r>
-        <w:t>LogArchiveMgr</w:t>
-      </w:r>
-    </w:p>
-    <w:p>
-      <w:pPr>
-        <w:spacing w:line="360" w:lineRule="auto"/>
-      </w:pPr>
-      <w:r>
-        <w:t>DpsRollback</w:t>
-      </w:r>
-    </w:p>
-    <w:p>
-      <w:pPr>
-        <w:spacing w:line="360" w:lineRule="auto"/>
-      </w:pPr>
-      <w:r>
-        <w:t>ShardReader</w:t>
-      </w:r>
-    </w:p>
-    <w:p>
-      <w:pPr>
-        <w:spacing w:line="360" w:lineRule="auto"/>
-      </w:pPr>
-      <w:r>
-        <w:t>Cluster</w:t>
-      </w:r>
-    </w:p>
-    <w:p>
-      <w:pPr>
-        <w:spacing w:line="360" w:lineRule="auto"/>
-      </w:pPr>
-      <w:r>
-        <w:t>ClusterShard</w:t>
-      </w:r>
-    </w:p>
-    <w:p>
-      <w:pPr>
-        <w:spacing w:line="360" w:lineRule="auto"/>
-      </w:pPr>
-      <w:r>
-        <w:t>ClusterLogNotify</w:t>
-      </w:r>
-    </w:p>
-    <w:p>
-      <w:pPr>
-        <w:spacing w:line="360" w:lineRule="auto"/>
-      </w:pPr>
-      <w:r>
-        <w:t>CatalogMgr</w:t>
-      </w:r>
-    </w:p>
-    <w:p>
-      <w:pPr>
-        <w:spacing w:line="360" w:lineRule="auto"/>
-      </w:pPr>
-      <w:r>
-        <w:t>CatalogNetwork</w:t>
-      </w:r>
-    </w:p>
-    <w:p>
-      <w:pPr>
-        <w:spacing w:line="360" w:lineRule="auto"/>
-      </w:pPr>
-      <w:r>
-        <w:t>CoordNetwork</w:t>
-      </w:r>
-    </w:p>
-    <w:p>
-      <w:pPr>
-        <w:spacing w:line="360" w:lineRule="auto"/>
-      </w:pPr>
-      <w:r>
-        <w:t>CoordMgr</w:t>
-      </w:r>
-    </w:p>
-    <w:p>
-      <w:pPr>
-        <w:spacing w:line="360" w:lineRule="auto"/>
-      </w:pPr>
-      <w:r>
-        <w:t>OMManager</w:t>
-      </w:r>
-    </w:p>
-    <w:p>
-      <w:pPr>
-        <w:spacing w:line="360" w:lineRule="auto"/>
-      </w:pPr>
-      <w:r>
-        <w:t>OMNet</w:t>
-      </w:r>
-    </w:p>
-    <w:p>
-      <w:pPr>
-        <w:spacing w:line="360" w:lineRule="auto"/>
-      </w:pPr>
-      <w:r>
-        <w:t>SyncClockWorker</w:t>
-      </w:r>
-    </w:p>
-    <w:p>
-      <w:pPr>
-        <w:spacing w:line="360" w:lineRule="auto"/>
-      </w:pPr>
-      <w:r>
-        <w:t>PipeListener</w:t>
-      </w:r>
-    </w:p>
-    <w:p>
-      <w:pPr>
-        <w:spacing w:line="360" w:lineRule="auto"/>
-      </w:pPr>
-      <w:r>
-        <w:t>FAPListener</w:t>
-      </w:r>
-    </w:p>
-    <w:p>
-      <w:pPr>
-        <w:spacing w:line="360" w:lineRule="auto"/>
-      </w:pPr>
-      <w:r>
-        <w:t>DBMonitor</w:t>
-      </w:r>
-    </w:p>
-    <w:p>
-      <w:pPr>
-        <w:spacing w:line="360" w:lineRule="auto"/>
-      </w:pPr>
-      <w:r>
-        <w:t>RtnNetwork</w:t>
-      </w:r>
-    </w:p>
-    <w:p>
-      <w:pPr>
-        <w:spacing w:line="360" w:lineRule="auto"/>
-      </w:pPr>
-      <w:r>
-        <w:t>SignalTest</w:t>
-      </w:r>
-    </w:p>
-    <w:p>
-      <w:pPr>
-        <w:spacing w:line="360" w:lineRule="auto"/>
-      </w:pPr>
-      <w:r>
-        <w:lastRenderedPageBreak/>
-        <w:t>Agent</w:t>
-      </w:r>
-    </w:p>
-    <w:p>
-      <w:pPr>
-        <w:spacing w:line="360" w:lineRule="auto"/>
-      </w:pPr>
-      <w:r>
-        <w:t>ShardAgent</w:t>
-      </w:r>
-    </w:p>
-    <w:p>
-      <w:pPr>
-        <w:spacing w:line="360" w:lineRule="auto"/>
-      </w:pPr>
-      <w:r>
-        <w:t>ReplAgent</w:t>
-      </w:r>
-    </w:p>
-    <w:p>
-      <w:pPr>
-        <w:spacing w:line="360" w:lineRule="auto"/>
-      </w:pPr>
-      <w:r>
-        <w:t>RestAgent</w:t>
-      </w:r>
-    </w:p>
-    <w:p>
-      <w:pPr>
-        <w:spacing w:line="360" w:lineRule="auto"/>
-      </w:pPr>
-      <w:r>
-        <w:t>FAPAgent</w:t>
-      </w:r>
-    </w:p>
-    <w:p>
-      <w:pPr>
-        <w:spacing w:line="360" w:lineRule="auto"/>
-      </w:pPr>
-      <w:r>
-        <w:t>OMAAgent</w:t>
-      </w:r>
-    </w:p>
-    <w:p>
-      <w:pPr>
-        <w:spacing w:line="360" w:lineRule="auto"/>
-      </w:pPr>
-      <w:r>
-        <w:t>Task</w:t>
-      </w:r>
-    </w:p>
-    <w:p>
-      <w:pPr>
-        <w:spacing w:line="360" w:lineRule="auto"/>
-      </w:pPr>
-      <w:r>
-        <w:t>MigLoadWork</w:t>
-      </w:r>
-    </w:p>
-    <w:p>
-      <w:pPr>
-        <w:spacing w:line="360" w:lineRule="auto"/>
-      </w:pPr>
-      <w:r>
-        <w:t>PreLoader</w:t>
-      </w:r>
-    </w:p>
-    <w:p>
-      <w:pPr>
-        <w:spacing w:line="360" w:lineRule="auto"/>
-      </w:pPr>
-      <w:r>
-        <w:t>SeAdapterMgr</w:t>
-      </w:r>
-    </w:p>
-    <w:p>
-      <w:pPr>
-        <w:spacing w:line="360" w:lineRule="auto"/>
-      </w:pPr>
-      <w:r>
-        <w:t>SeService</w:t>
-      </w:r>
-    </w:p>
-    <w:p>
-      <w:pPr>
-        <w:spacing w:line="360" w:lineRule="auto"/>
-      </w:pPr>
-      <w:r>
-        <w:t>SeIndexerReader</w:t>
-      </w:r>
-    </w:p>
-    <w:p>
-      <w:pPr>
-        <w:spacing w:line="360" w:lineRule="auto"/>
-      </w:pPr>
-      <w:r>
-        <w:t>SeIndexAgent</w:t>
-      </w:r>
-    </w:p>
-    <w:p>
-      <w:pPr>
-        <w:spacing w:line="360" w:lineRule="auto"/>
-      </w:pPr>
-      <w:r>
-        <w:t>SeAgent</w:t>
-      </w:r>
-    </w:p>
-    <w:p>
-      <w:pPr>
-        <w:spacing w:line="360" w:lineRule="auto"/>
-      </w:pPr>
-      <w:r>
-        <w:t>Unknow</w:t>
-      </w:r>
-      <w:r>
-        <w:rPr>
-          <w:rFonts w:hint="eastAsia"/>
-        </w:rPr>
-        <w:t xml:space="preserve">  </w:t>
-      </w:r>
-    </w:p>
-    <w:p>
-      <w:pPr>
-        <w:pStyle w:val="Heading4"/>
-      </w:pPr>
-      <w:r>
-        <w:rPr>
-          <w:rFonts w:hint="eastAsia"/>
-        </w:rPr>
-        <w:t>输出格式</w:t>
-      </w:r>
-    </w:p>
-    <w:p>
-      <w:pPr>
-        <w:spacing w:line="360" w:lineRule="auto"/>
-        <w:rPr>
-          <w:rFonts w:asciiTheme="minorEastAsia" w:hAnsiTheme="minorEastAsia"/>
-          <w:b/>
-          <w:bCs/>
-          <w:color w:val="548DD4" w:themeColor="text2" w:themeTint="99"/>
-          <w:szCs w:val="21"/>
-        </w:rPr>
-      </w:pPr>
-      <w:r>
-        <w:rPr>
-          <w:rFonts w:asciiTheme="minorEastAsia" w:hAnsiTheme="minorEastAsia" w:hint="eastAsia"/>
-          <w:b/>
-          <w:bCs/>
-          <w:color w:val="548DD4" w:themeColor="text2" w:themeTint="99"/>
-          <w:szCs w:val="21"/>
-        </w:rPr>
-        <w:t>SdbTraceOption</w:t>
-      </w:r>
-      <w:r>
-        <w:rPr>
-          <w:rFonts w:asciiTheme="minorEastAsia" w:hAnsiTheme="minorEastAsia" w:hint="eastAsia"/>
-          <w:b/>
-          <w:bCs/>
-          <w:color w:val="548DD4" w:themeColor="text2" w:themeTint="99"/>
-          <w:szCs w:val="21"/>
-        </w:rPr>
-        <w:t xml:space="preserve">( </w:t>
-      </w:r>
-      <w:r>
-        <w:rPr>
-          <w:rFonts w:asciiTheme="minorEastAsia" w:hAnsiTheme="minorEastAsia" w:hint="eastAsia"/>
-          <w:b/>
-          <w:bCs/>
-          <w:color w:val="548DD4" w:themeColor="text2" w:themeTint="99"/>
-          <w:szCs w:val="21"/>
-        </w:rPr>
-        <w:t xml:space="preserve"> </w:t>
-      </w:r>
-      <w:r>
-        <w:rPr>
-          <w:rFonts w:asciiTheme="minorEastAsia" w:hAnsiTheme="minorEastAsia" w:hint="eastAsia"/>
-          <w:b/>
-          <w:bCs/>
-          <w:color w:val="548DD4" w:themeColor="text2" w:themeTint="99"/>
-          <w:szCs w:val="21"/>
-        </w:rPr>
-        <w:t>{</w:t>
-      </w:r>
-      <w:r>
-        <w:rPr>
-          <w:rFonts w:asciiTheme="minorEastAsia" w:hAnsiTheme="minorEastAsia" w:hint="eastAsia"/>
-          <w:b/>
-          <w:bCs/>
-          <w:color w:val="548DD4" w:themeColor="text2" w:themeTint="99"/>
-          <w:szCs w:val="21"/>
-        </w:rPr>
-        <w:t xml:space="preserve"> </w:t>
-      </w:r>
-      <w:r>
-        <w:rPr>
-          <w:rFonts w:asciiTheme="minorEastAsia" w:hAnsiTheme="minorEastAsia" w:hint="eastAsia"/>
-          <w:b/>
-          <w:bCs/>
-          <w:color w:val="548DD4" w:themeColor="text2" w:themeTint="99"/>
-          <w:szCs w:val="21"/>
-        </w:rPr>
-        <w:t>"</w:t>
-      </w:r>
-      <w:r>
-        <w:rPr>
-          <w:rFonts w:asciiTheme="minorEastAsia" w:hAnsiTheme="minorEastAsia" w:hint="eastAsia"/>
-          <w:b/>
-          <w:bCs/>
-          <w:color w:val="548DD4" w:themeColor="text2" w:themeTint="99"/>
-          <w:szCs w:val="21"/>
-        </w:rPr>
-        <w:t>c</w:t>
-      </w:r>
-      <w:r>
-        <w:rPr>
-          <w:rFonts w:asciiTheme="minorEastAsia" w:hAnsiTheme="minorEastAsia" w:hint="eastAsia"/>
-          <w:b/>
-          <w:bCs/>
-          <w:color w:val="548DD4" w:themeColor="text2" w:themeTint="99"/>
-          <w:szCs w:val="21"/>
-        </w:rPr>
-        <w:t>omponents</w:t>
-      </w:r>
-      <w:r>
-        <w:rPr>
-          <w:rFonts w:asciiTheme="minorEastAsia" w:hAnsiTheme="minorEastAsia" w:hint="eastAsia"/>
-          <w:b/>
-          <w:bCs/>
-          <w:color w:val="548DD4" w:themeColor="text2" w:themeTint="99"/>
-          <w:szCs w:val="21"/>
-        </w:rPr>
-        <w:t>" : [</w:t>
-      </w:r>
-      <w:r>
-        <w:rPr>
-          <w:rFonts w:asciiTheme="minorEastAsia" w:hAnsiTheme="minorEastAsia" w:hint="eastAsia"/>
-          <w:b/>
-          <w:bCs/>
-          <w:color w:val="548DD4" w:themeColor="text2" w:themeTint="99"/>
-          <w:szCs w:val="21"/>
-        </w:rPr>
-        <w:t>comp1</w:t>
-      </w:r>
-      <w:r>
-        <w:rPr>
-          <w:rFonts w:asciiTheme="minorEastAsia" w:hAnsiTheme="minorEastAsia"/>
-          <w:b/>
-          <w:bCs/>
-          <w:color w:val="548DD4" w:themeColor="text2" w:themeTint="99"/>
-          <w:szCs w:val="21"/>
-        </w:rPr>
-        <w:t>,</w:t>
-      </w:r>
-      <w:r>
-        <w:rPr>
-          <w:rFonts w:asciiTheme="minorEastAsia" w:hAnsiTheme="minorEastAsia" w:hint="eastAsia"/>
-          <w:b/>
-          <w:bCs/>
-          <w:color w:val="548DD4" w:themeColor="text2" w:themeTint="99"/>
-          <w:szCs w:val="21"/>
-        </w:rPr>
-        <w:t>comp2...]</w:t>
-      </w:r>
-      <w:r>
-        <w:rPr>
-          <w:rFonts w:asciiTheme="minorEastAsia" w:hAnsiTheme="minorEastAsia" w:hint="eastAsia"/>
-          <w:b/>
-          <w:bCs/>
-          <w:color w:val="548DD4" w:themeColor="text2" w:themeTint="99"/>
-          <w:szCs w:val="21"/>
-        </w:rPr>
-        <w:t xml:space="preserve">, </w:t>
       </w:r>
     </w:p>
     <w:p>
@@ -2980,16 +3969,6 @@
           <w:color w:val="548DD4" w:themeColor="text2" w:themeTint="99"/>
           <w:szCs w:val="21"/>
         </w:rPr>
-        <w:t xml:space="preserve">  </w:t>
-      </w:r>
-      <w:r>
-        <w:rPr>
-          <w:rFonts w:asciiTheme="minorEastAsia" w:hAnsiTheme="minorEastAsia" w:hint="eastAsia"/>
-          <w:b/>
-          <w:bCs/>
-          <w:color w:val="548DD4" w:themeColor="text2" w:themeTint="99"/>
-          <w:szCs w:val="21"/>
-        </w:rPr>
         <w:t xml:space="preserve"> </w:t>
       </w:r>
       <w:r>
@@ -3014,43 +3993,63 @@
       </w:r>
       <w:r>
         <w:rPr>
-          <w:rFonts w:asciiTheme="minorEastAsia" w:hAnsiTheme="minorEastAsia" w:hint="eastAsia"/>
-          <w:b/>
-          <w:bCs/>
-          <w:color w:val="548DD4" w:themeColor="text2" w:themeTint="99"/>
-          <w:szCs w:val="21"/>
-        </w:rPr>
-        <w:t>b</w:t>
-      </w:r>
-      <w:r>
-        <w:rPr>
-          <w:rFonts w:asciiTheme="minorEastAsia" w:hAnsiTheme="minorEastAsia" w:hint="eastAsia"/>
-          <w:b/>
-          <w:bCs/>
-          <w:color w:val="548DD4" w:themeColor="text2" w:themeTint="99"/>
-          <w:szCs w:val="21"/>
-        </w:rPr>
-        <w:t>reakPoint</w:t>
-      </w:r>
-      <w:r>
-        <w:rPr>
-          <w:rFonts w:asciiTheme="minorEastAsia" w:hAnsiTheme="minorEastAsia" w:hint="eastAsia"/>
-          <w:b/>
-          <w:bCs/>
-          <w:color w:val="548DD4" w:themeColor="text2" w:themeTint="99"/>
-          <w:szCs w:val="21"/>
-        </w:rPr>
-        <w:t xml:space="preserve">" : </w:t>
-      </w:r>
-      <w:r>
-        <w:rPr>
-          <w:rFonts w:asciiTheme="minorEastAsia" w:hAnsiTheme="minorEastAsia" w:hint="eastAsia"/>
-          <w:b/>
-          <w:bCs/>
-          <w:color w:val="548DD4" w:themeColor="text2" w:themeTint="99"/>
-          <w:szCs w:val="21"/>
-        </w:rPr>
-        <w:t>[b1,b2...]</w:t>
+          <w:rFonts w:asciiTheme="minorEastAsia" w:hAnsiTheme="minorEastAsia"/>
+          <w:b/>
+          <w:bCs/>
+          <w:color w:val="548DD4" w:themeColor="text2" w:themeTint="99"/>
+          <w:szCs w:val="21"/>
+        </w:rPr>
+        <w:t>breakPoints</w:t>
+      </w:r>
+      <w:r>
+        <w:rPr>
+          <w:rFonts w:asciiTheme="minorEastAsia" w:hAnsiTheme="minorEastAsia" w:hint="eastAsia"/>
+          <w:b/>
+          <w:bCs/>
+          <w:color w:val="548DD4" w:themeColor="text2" w:themeTint="99"/>
+          <w:szCs w:val="21"/>
+        </w:rPr>
+        <w:t>"</w:t>
+      </w:r>
+      <w:r>
+        <w:rPr>
+          <w:rFonts w:asciiTheme="minorEastAsia" w:hAnsiTheme="minorEastAsia" w:hint="eastAsia"/>
+          <w:b/>
+          <w:bCs/>
+          <w:color w:val="548DD4" w:themeColor="text2" w:themeTint="99"/>
+          <w:szCs w:val="21"/>
+        </w:rPr>
+        <w:t xml:space="preserve">: </w:t>
+      </w:r>
+      <w:r>
+        <w:rPr>
+          <w:rFonts w:asciiTheme="minorEastAsia" w:hAnsiTheme="minorEastAsia" w:hint="eastAsia"/>
+          <w:b/>
+          <w:bCs/>
+          <w:color w:val="548DD4" w:themeColor="text2" w:themeTint="99"/>
+          <w:szCs w:val="21"/>
+        </w:rPr>
+        <w:t>["b1","b2</w:t>
+      </w:r>
+      <w:r>
+        <w:rPr>
+          <w:rFonts w:asciiTheme="minorEastAsia" w:hAnsiTheme="minorEastAsia" w:hint="eastAsia"/>
+          <w:b/>
+          <w:bCs/>
+          <w:color w:val="548DD4" w:themeColor="text2" w:themeTint="99"/>
+          <w:szCs w:val="21"/>
+        </w:rPr>
+        <w:t>"</w:t>
+      </w:r>
+      <w:r>
+        <w:rPr>
+          <w:rFonts w:asciiTheme="minorEastAsia" w:hAnsiTheme="minorEastAsia" w:hint="eastAsia"/>
+          <w:b/>
+          <w:bCs/>
+          <w:color w:val="548DD4" w:themeColor="text2" w:themeTint="99"/>
+          <w:szCs w:val="21"/>
+        </w:rPr>
+        <w:t>...]</w:t>
       </w:r>
       <w:r>
         <w:rPr>
@@ -3123,16 +4122,6 @@
           <w:color w:val="548DD4" w:themeColor="text2" w:themeTint="99"/>
           <w:szCs w:val="21"/>
         </w:rPr>
-        <w:t xml:space="preserve">  </w:t>
-      </w:r>
-      <w:r>
-        <w:rPr>
-          <w:rFonts w:asciiTheme="minorEastAsia" w:hAnsiTheme="minorEastAsia" w:hint="eastAsia"/>
-          <w:b/>
-          <w:bCs/>
-          <w:color w:val="548DD4" w:themeColor="text2" w:themeTint="99"/>
-          <w:szCs w:val="21"/>
-        </w:rPr>
         <w:t xml:space="preserve"> </w:t>
       </w:r>
       <w:r>
@@ -3157,43 +4146,63 @@
       </w:r>
       <w:r>
         <w:rPr>
-          <w:rFonts w:asciiTheme="minorEastAsia" w:hAnsiTheme="minorEastAsia" w:hint="eastAsia"/>
-          <w:b/>
-          <w:bCs/>
-          <w:color w:val="548DD4" w:themeColor="text2" w:themeTint="99"/>
-          <w:szCs w:val="21"/>
-        </w:rPr>
-        <w:t>t</w:t>
-      </w:r>
-      <w:r>
-        <w:rPr>
-          <w:rFonts w:asciiTheme="minorEastAsia" w:hAnsiTheme="minorEastAsia"/>
-          <w:b/>
-          <w:bCs/>
-          <w:color w:val="548DD4" w:themeColor="text2" w:themeTint="99"/>
-          <w:szCs w:val="21"/>
-        </w:rPr>
-        <w:t>ids"</w:t>
-      </w:r>
-      <w:r>
-        <w:rPr>
-          <w:rFonts w:asciiTheme="minorEastAsia" w:hAnsiTheme="minorEastAsia" w:hint="eastAsia"/>
-          <w:b/>
-          <w:bCs/>
-          <w:color w:val="548DD4" w:themeColor="text2" w:themeTint="99"/>
-          <w:szCs w:val="21"/>
-        </w:rPr>
-        <w:t xml:space="preserve"> : </w:t>
-      </w:r>
-      <w:r>
-        <w:rPr>
-          <w:rFonts w:asciiTheme="minorEastAsia" w:hAnsiTheme="minorEastAsia" w:hint="eastAsia"/>
-          <w:b/>
-          <w:bCs/>
-          <w:color w:val="548DD4" w:themeColor="text2" w:themeTint="99"/>
-          <w:szCs w:val="21"/>
-        </w:rPr>
-        <w:t>[tid1,tid2...]</w:t>
+          <w:rFonts w:asciiTheme="minorEastAsia" w:hAnsiTheme="minorEastAsia"/>
+          <w:b/>
+          <w:bCs/>
+          <w:color w:val="548DD4" w:themeColor="text2" w:themeTint="99"/>
+          <w:szCs w:val="21"/>
+        </w:rPr>
+        <w:t>tids</w:t>
+      </w:r>
+      <w:r>
+        <w:rPr>
+          <w:rFonts w:asciiTheme="minorEastAsia" w:hAnsiTheme="minorEastAsia"/>
+          <w:b/>
+          <w:bCs/>
+          <w:color w:val="548DD4" w:themeColor="text2" w:themeTint="99"/>
+          <w:szCs w:val="21"/>
+        </w:rPr>
+        <w:t>"</w:t>
+      </w:r>
+      <w:r>
+        <w:rPr>
+          <w:rFonts w:asciiTheme="minorEastAsia" w:hAnsiTheme="minorEastAsia" w:hint="eastAsia"/>
+          <w:b/>
+          <w:bCs/>
+          <w:color w:val="548DD4" w:themeColor="text2" w:themeTint="99"/>
+          <w:szCs w:val="21"/>
+        </w:rPr>
+        <w:t xml:space="preserve">: </w:t>
+      </w:r>
+      <w:r>
+        <w:rPr>
+          <w:rFonts w:asciiTheme="minorEastAsia" w:hAnsiTheme="minorEastAsia" w:hint="eastAsia"/>
+          <w:b/>
+          <w:bCs/>
+          <w:color w:val="548DD4" w:themeColor="text2" w:themeTint="99"/>
+          <w:szCs w:val="21"/>
+        </w:rPr>
+        <w:t>[</w:t>
+      </w:r>
+      <w:r>
+        <w:rPr>
+          <w:rFonts w:asciiTheme="minorEastAsia" w:hAnsiTheme="minorEastAsia" w:hint="eastAsia"/>
+          <w:b/>
+          <w:bCs/>
+          <w:color w:val="548DD4" w:themeColor="text2" w:themeTint="99"/>
+          <w:szCs w:val="21"/>
+        </w:rPr>
+        <w:t>tid1,tid2...</w:t>
+      </w:r>
+      <w:r>
+        <w:rPr>
+          <w:rFonts w:asciiTheme="minorEastAsia" w:hAnsiTheme="minorEastAsia" w:hint="eastAsia"/>
+          <w:b/>
+          <w:bCs/>
+          <w:color w:val="548DD4" w:themeColor="text2" w:themeTint="99"/>
+          <w:szCs w:val="21"/>
+        </w:rPr>
+        <w:t>]</w:t>
       </w:r>
       <w:r>
         <w:rPr>
@@ -3256,16 +4265,6 @@
           <w:szCs w:val="21"/>
         </w:rPr>
         <w:tab/>
-        <w:t xml:space="preserve">  </w:t>
-      </w:r>
-      <w:r>
-        <w:rPr>
-          <w:rFonts w:asciiTheme="minorEastAsia" w:hAnsiTheme="minorEastAsia" w:hint="eastAsia"/>
-          <w:b/>
-          <w:bCs/>
-          <w:color w:val="548DD4" w:themeColor="text2" w:themeTint="99"/>
-          <w:szCs w:val="21"/>
-        </w:rPr>
         <w:t xml:space="preserve"> </w:t>
       </w:r>
       <w:r>
@@ -3290,63 +4289,33 @@
       </w:r>
       <w:r>
         <w:rPr>
-          <w:rFonts w:asciiTheme="minorEastAsia" w:hAnsiTheme="minorEastAsia" w:hint="eastAsia"/>
-          <w:b/>
-          <w:bCs/>
-          <w:color w:val="548DD4" w:themeColor="text2" w:themeTint="99"/>
-          <w:szCs w:val="21"/>
-        </w:rPr>
-        <w:t>f</w:t>
-      </w:r>
-      <w:r>
-        <w:rPr>
-          <w:rFonts w:asciiTheme="minorEastAsia" w:hAnsiTheme="minorEastAsia"/>
-          <w:b/>
-          <w:bCs/>
-          <w:color w:val="548DD4" w:themeColor="text2" w:themeTint="99"/>
-          <w:szCs w:val="21"/>
-        </w:rPr>
-        <w:t>unc</w:t>
-      </w:r>
-      <w:r>
-        <w:rPr>
-          <w:rFonts w:asciiTheme="minorEastAsia" w:hAnsiTheme="minorEastAsia" w:hint="eastAsia"/>
-          <w:b/>
-          <w:bCs/>
-          <w:color w:val="548DD4" w:themeColor="text2" w:themeTint="99"/>
-          <w:szCs w:val="21"/>
-        </w:rPr>
-        <w:t>tio</w:t>
-      </w:r>
-      <w:r>
-        <w:rPr>
-          <w:rFonts w:asciiTheme="minorEastAsia" w:hAnsiTheme="minorEastAsia" w:hint="eastAsia"/>
-          <w:b/>
-          <w:bCs/>
-          <w:color w:val="548DD4" w:themeColor="text2" w:themeTint="99"/>
-          <w:szCs w:val="21"/>
-        </w:rPr>
-        <w:t>N</w:t>
-      </w:r>
-      <w:r>
-        <w:rPr>
-          <w:rFonts w:asciiTheme="minorEastAsia" w:hAnsiTheme="minorEastAsia"/>
-          <w:b/>
-          <w:bCs/>
-          <w:color w:val="548DD4" w:themeColor="text2" w:themeTint="99"/>
-          <w:szCs w:val="21"/>
-        </w:rPr>
-        <w:t>ames"</w:t>
-      </w:r>
-      <w:r>
-        <w:rPr>
-          <w:rFonts w:asciiTheme="minorEastAsia" w:hAnsiTheme="minorEastAsia" w:hint="eastAsia"/>
-          <w:b/>
-          <w:bCs/>
-          <w:color w:val="548DD4" w:themeColor="text2" w:themeTint="99"/>
-          <w:szCs w:val="21"/>
-        </w:rPr>
-        <w:t xml:space="preserve"> : </w:t>
+          <w:rFonts w:asciiTheme="minorEastAsia" w:hAnsiTheme="minorEastAsia"/>
+          <w:b/>
+          <w:bCs/>
+          <w:color w:val="548DD4" w:themeColor="text2" w:themeTint="99"/>
+          <w:szCs w:val="21"/>
+        </w:rPr>
+        <w:t>functionNames</w:t>
+      </w:r>
+      <w:r>
+        <w:rPr>
+          <w:rFonts w:asciiTheme="minorEastAsia" w:hAnsiTheme="minorEastAsia"/>
+          <w:b/>
+          <w:bCs/>
+          <w:color w:val="548DD4" w:themeColor="text2" w:themeTint="99"/>
+          <w:szCs w:val="21"/>
+        </w:rPr>
+        <w:t>"</w:t>
+      </w:r>
+      <w:r>
+        <w:rPr>
+          <w:rFonts w:asciiTheme="minorEastAsia" w:hAnsiTheme="minorEastAsia" w:hint="eastAsia"/>
+          <w:b/>
+          <w:bCs/>
+          <w:color w:val="548DD4" w:themeColor="text2" w:themeTint="99"/>
+          <w:szCs w:val="21"/>
+        </w:rPr>
+        <w:t xml:space="preserve">: </w:t>
       </w:r>
       <w:r>
         <w:rPr>
@@ -3360,23 +4329,93 @@
       </w:r>
       <w:r>
         <w:rPr>
-          <w:rFonts w:asciiTheme="minorEastAsia" w:hAnsiTheme="minorEastAsia"/>
-          <w:b/>
-          <w:bCs/>
-          <w:color w:val="548DD4" w:themeColor="text2" w:themeTint="99"/>
-          <w:szCs w:val="21"/>
-        </w:rPr>
-        <w:t>func1,func2</w:t>
-      </w:r>
-      <w:r>
-        <w:rPr>
-          <w:rFonts w:asciiTheme="minorEastAsia" w:hAnsiTheme="minorEastAsia" w:hint="eastAsia"/>
-          <w:b/>
-          <w:bCs/>
-          <w:color w:val="548DD4" w:themeColor="text2" w:themeTint="99"/>
-          <w:szCs w:val="21"/>
-        </w:rPr>
-        <w:t>...]</w:t>
+          <w:rFonts w:asciiTheme="minorEastAsia" w:hAnsiTheme="minorEastAsia" w:hint="eastAsia"/>
+          <w:b/>
+          <w:bCs/>
+          <w:color w:val="548DD4" w:themeColor="text2" w:themeTint="99"/>
+          <w:szCs w:val="21"/>
+        </w:rPr>
+        <w:t>"</w:t>
+      </w:r>
+      <w:r>
+        <w:rPr>
+          <w:rFonts w:asciiTheme="minorEastAsia" w:hAnsiTheme="minorEastAsia"/>
+          <w:b/>
+          <w:bCs/>
+          <w:color w:val="548DD4" w:themeColor="text2" w:themeTint="99"/>
+          <w:szCs w:val="21"/>
+        </w:rPr>
+        <w:t>func1</w:t>
+      </w:r>
+      <w:r>
+        <w:rPr>
+          <w:rFonts w:asciiTheme="minorEastAsia" w:hAnsiTheme="minorEastAsia" w:hint="eastAsia"/>
+          <w:b/>
+          <w:bCs/>
+          <w:color w:val="548DD4" w:themeColor="text2" w:themeTint="99"/>
+          <w:szCs w:val="21"/>
+        </w:rPr>
+        <w:t>"</w:t>
+      </w:r>
+      <w:r>
+        <w:rPr>
+          <w:rFonts w:asciiTheme="minorEastAsia" w:hAnsiTheme="minorEastAsia"/>
+          <w:b/>
+          <w:bCs/>
+          <w:color w:val="548DD4" w:themeColor="text2" w:themeTint="99"/>
+          <w:szCs w:val="21"/>
+        </w:rPr>
+        <w:t>,</w:t>
+      </w:r>
+      <w:r>
+        <w:rPr>
+          <w:rFonts w:asciiTheme="minorEastAsia" w:hAnsiTheme="minorEastAsia" w:hint="eastAsia"/>
+          <w:b/>
+          <w:bCs/>
+          <w:color w:val="548DD4" w:themeColor="text2" w:themeTint="99"/>
+          <w:szCs w:val="21"/>
+        </w:rPr>
+        <w:t>"</w:t>
+      </w:r>
+      <w:r>
+        <w:rPr>
+          <w:rFonts w:asciiTheme="minorEastAsia" w:hAnsiTheme="minorEastAsia"/>
+          <w:b/>
+          <w:bCs/>
+          <w:color w:val="548DD4" w:themeColor="text2" w:themeTint="99"/>
+          <w:szCs w:val="21"/>
+        </w:rPr>
+        <w:t>func2</w:t>
+      </w:r>
+      <w:r>
+        <w:rPr>
+          <w:rFonts w:asciiTheme="minorEastAsia" w:hAnsiTheme="minorEastAsia" w:hint="eastAsia"/>
+          <w:b/>
+          <w:bCs/>
+          <w:color w:val="548DD4" w:themeColor="text2" w:themeTint="99"/>
+          <w:szCs w:val="21"/>
+        </w:rPr>
+        <w:t>"</w:t>
+      </w:r>
+      <w:r>
+        <w:rPr>
+          <w:rFonts w:asciiTheme="minorEastAsia" w:hAnsiTheme="minorEastAsia" w:hint="eastAsia"/>
+          <w:b/>
+          <w:bCs/>
+          <w:color w:val="548DD4" w:themeColor="text2" w:themeTint="99"/>
+          <w:szCs w:val="21"/>
+        </w:rPr>
+        <w:t>...</w:t>
+      </w:r>
+      <w:r>
+        <w:rPr>
+          <w:rFonts w:asciiTheme="minorEastAsia" w:hAnsiTheme="minorEastAsia" w:hint="eastAsia"/>
+          <w:b/>
+          <w:bCs/>
+          <w:color w:val="548DD4" w:themeColor="text2" w:themeTint="99"/>
+          <w:szCs w:val="21"/>
+        </w:rPr>
+        <w:t>]</w:t>
       </w:r>
       <w:r>
         <w:rPr>
@@ -3429,17 +4468,7 @@
           <w:szCs w:val="21"/>
         </w:rPr>
         <w:tab/>
-      </w:r>
-      <w:r>
-        <w:rPr>
-          <w:rFonts w:asciiTheme="minorEastAsia" w:hAnsiTheme="minorEastAsia" w:hint="eastAsia"/>
-          <w:b/>
-          <w:bCs/>
-          <w:color w:val="548DD4" w:themeColor="text2" w:themeTint="99"/>
-          <w:szCs w:val="21"/>
-        </w:rPr>
-        <w:tab/>
-        <w:t xml:space="preserve">  </w:t>
+        <w:t xml:space="preserve">   </w:t>
       </w:r>
       <w:r>
         <w:rPr>
@@ -3459,6 +4488,16 @@
           <w:color w:val="548DD4" w:themeColor="text2" w:themeTint="99"/>
           <w:szCs w:val="21"/>
         </w:rPr>
+        <w:t xml:space="preserve"> </w:t>
+      </w:r>
+      <w:r>
+        <w:rPr>
+          <w:rFonts w:asciiTheme="minorEastAsia" w:hAnsiTheme="minorEastAsia" w:hint="eastAsia"/>
+          <w:b/>
+          <w:bCs/>
+          <w:color w:val="548DD4" w:themeColor="text2" w:themeTint="99"/>
+          <w:szCs w:val="21"/>
+        </w:rPr>
         <w:t xml:space="preserve">   </w:t>
       </w:r>
       <w:r>
@@ -3473,23 +4512,13 @@
       </w:r>
       <w:r>
         <w:rPr>
-          <w:rFonts w:asciiTheme="minorEastAsia" w:hAnsiTheme="minorEastAsia" w:hint="eastAsia"/>
-          <w:b/>
-          <w:bCs/>
-          <w:color w:val="548DD4" w:themeColor="text2" w:themeTint="99"/>
-          <w:szCs w:val="21"/>
-        </w:rPr>
-        <w:t>t</w:t>
-      </w:r>
-      <w:r>
-        <w:rPr>
-          <w:rFonts w:asciiTheme="minorEastAsia" w:hAnsiTheme="minorEastAsia"/>
-          <w:b/>
-          <w:bCs/>
-          <w:color w:val="548DD4" w:themeColor="text2" w:themeTint="99"/>
-          <w:szCs w:val="21"/>
-        </w:rPr>
-        <w:t>hreadTypes</w:t>
+          <w:rFonts w:asciiTheme="minorEastAsia" w:hAnsiTheme="minorEastAsia"/>
+          <w:b/>
+          <w:bCs/>
+          <w:color w:val="548DD4" w:themeColor="text2" w:themeTint="99"/>
+          <w:szCs w:val="21"/>
+        </w:rPr>
+        <w:t>threadTypes</w:t>
       </w:r>
       <w:r>
         <w:rPr>
@@ -3509,7 +4538,97 @@
           <w:color w:val="548DD4" w:themeColor="text2" w:themeTint="99"/>
           <w:szCs w:val="21"/>
         </w:rPr>
-        <w:t xml:space="preserve"> : [type1,type2...] }</w:t>
+        <w:t xml:space="preserve">: </w:t>
+      </w:r>
+      <w:r>
+        <w:rPr>
+          <w:rFonts w:asciiTheme="minorEastAsia" w:hAnsiTheme="minorEastAsia" w:hint="eastAsia"/>
+          <w:b/>
+          <w:bCs/>
+          <w:color w:val="548DD4" w:themeColor="text2" w:themeTint="99"/>
+          <w:szCs w:val="21"/>
+        </w:rPr>
+        <w:t>[</w:t>
+      </w:r>
+      <w:r>
+        <w:rPr>
+          <w:rFonts w:asciiTheme="minorEastAsia" w:hAnsiTheme="minorEastAsia" w:hint="eastAsia"/>
+          <w:b/>
+          <w:bCs/>
+          <w:color w:val="548DD4" w:themeColor="text2" w:themeTint="99"/>
+          <w:szCs w:val="21"/>
+        </w:rPr>
+        <w:t>"type1</w:t>
+      </w:r>
+      <w:r>
+        <w:rPr>
+          <w:rFonts w:asciiTheme="minorEastAsia" w:hAnsiTheme="minorEastAsia" w:hint="eastAsia"/>
+          <w:b/>
+          <w:bCs/>
+          <w:color w:val="548DD4" w:themeColor="text2" w:themeTint="99"/>
+          <w:szCs w:val="21"/>
+        </w:rPr>
+        <w:t>"</w:t>
+      </w:r>
+      <w:r>
+        <w:rPr>
+          <w:rFonts w:asciiTheme="minorEastAsia" w:hAnsiTheme="minorEastAsia" w:hint="eastAsia"/>
+          <w:b/>
+          <w:bCs/>
+          <w:color w:val="548DD4" w:themeColor="text2" w:themeTint="99"/>
+          <w:szCs w:val="21"/>
+        </w:rPr>
+        <w:t>,</w:t>
+      </w:r>
+      <w:r>
+        <w:rPr>
+          <w:rFonts w:asciiTheme="minorEastAsia" w:hAnsiTheme="minorEastAsia" w:hint="eastAsia"/>
+          <w:b/>
+          <w:bCs/>
+          <w:color w:val="548DD4" w:themeColor="text2" w:themeTint="99"/>
+          <w:szCs w:val="21"/>
+        </w:rPr>
+        <w:t>"</w:t>
+      </w:r>
+      <w:r>
+        <w:rPr>
+          <w:rFonts w:asciiTheme="minorEastAsia" w:hAnsiTheme="minorEastAsia" w:hint="eastAsia"/>
+          <w:b/>
+          <w:bCs/>
+          <w:color w:val="548DD4" w:themeColor="text2" w:themeTint="99"/>
+          <w:szCs w:val="21"/>
+        </w:rPr>
+        <w:t>type2</w:t>
+      </w:r>
+      <w:r>
+        <w:rPr>
+          <w:rFonts w:asciiTheme="minorEastAsia" w:hAnsiTheme="minorEastAsia" w:hint="eastAsia"/>
+          <w:b/>
+          <w:bCs/>
+          <w:color w:val="548DD4" w:themeColor="text2" w:themeTint="99"/>
+          <w:szCs w:val="21"/>
+        </w:rPr>
+        <w:t>"</w:t>
+      </w:r>
+      <w:r>
+        <w:rPr>
+          <w:rFonts w:asciiTheme="minorEastAsia" w:hAnsiTheme="minorEastAsia" w:hint="eastAsia"/>
+          <w:b/>
+          <w:bCs/>
+          <w:color w:val="548DD4" w:themeColor="text2" w:themeTint="99"/>
+          <w:szCs w:val="21"/>
+        </w:rPr>
+        <w:t>...</w:t>
+      </w:r>
+      <w:r>
+        <w:rPr>
+          <w:rFonts w:asciiTheme="minorEastAsia" w:hAnsiTheme="minorEastAsia" w:hint="eastAsia"/>
+          <w:b/>
+          <w:bCs/>
+          <w:color w:val="548DD4" w:themeColor="text2" w:themeTint="99"/>
+          <w:szCs w:val="21"/>
+        </w:rPr>
+        <w:t>]</w:t>
       </w:r>
       <w:r>
         <w:rPr>
@@ -3531,6 +4650,7 @@
         <w:rPr>
           <w:rFonts w:hint="eastAsia"/>
         </w:rPr>
+        <w:lastRenderedPageBreak/>
         <w:t>新接口</w:t>
       </w:r>
     </w:p>
@@ -3625,15 +4745,6 @@
           <w:bCs/>
           <w:color w:val="548DD4" w:themeColor="text2" w:themeTint="99"/>
         </w:rPr>
-        <w:t>Obj</w:t>
-      </w:r>
-      <w:r>
-        <w:rPr>
-          <w:rFonts w:asciiTheme="minorEastAsia" w:hAnsiTheme="minorEastAsia" w:hint="eastAsia"/>
-          <w:b/>
-          <w:bCs/>
-          <w:color w:val="548DD4" w:themeColor="text2" w:themeTint="99"/>
-        </w:rPr>
         <w:t>]</w:t>
       </w:r>
       <w:r>
@@ -3653,7 +4764,6 @@
         <w:rPr>
           <w:rFonts w:hint="eastAsia"/>
         </w:rPr>
-        <w:lastRenderedPageBreak/>
         <w:t>参数说明</w:t>
       </w:r>
     </w:p>
@@ -3663,10 +4773,15 @@
       </w:pPr>
       <w:r>
         <w:rPr>
-          <w:rFonts w:asciiTheme="minorEastAsia" w:hAnsiTheme="minorEastAsia" w:hint="eastAsia"/>
-          <w:bCs/>
-        </w:rPr>
-        <w:t>参数</w:t>
+          <w:rFonts w:hint="eastAsia"/>
+        </w:rPr>
+        <w:t>如果不指定</w:t>
+      </w:r>
+      <w:r>
+        <w:rPr>
+          <w:rFonts w:hint="eastAsia"/>
+        </w:rPr>
+        <w:t xml:space="preserve"> </w:t>
       </w:r>
       <w:r>
         <w:rPr>
@@ -3680,136 +4795,103 @@
           <w:rFonts w:asciiTheme="minorEastAsia" w:hAnsiTheme="minorEastAsia" w:hint="eastAsia"/>
           <w:bCs/>
         </w:rPr>
-        <w:t xml:space="preserve">Obj 是新增加的 </w:t>
-      </w:r>
-      <w:r>
-        <w:rPr>
-          <w:rFonts w:asciiTheme="minorEastAsia" w:hAnsiTheme="minorEastAsia" w:hint="eastAsia"/>
-          <w:bCs/>
-        </w:rPr>
-        <w:t>SdbTraceOption</w:t>
-      </w:r>
-      <w:r>
-        <w:rPr>
-          <w:rFonts w:asciiTheme="minorEastAsia" w:hAnsiTheme="minorEastAsia" w:hint="eastAsia"/>
-          <w:bCs/>
-        </w:rPr>
-        <w:t xml:space="preserve"> 类对象</w:t>
-      </w:r>
-      <w:r>
-        <w:rPr>
-          <w:rFonts w:asciiTheme="minorEastAsia" w:hAnsiTheme="minorEastAsia" w:hint="eastAsia"/>
-          <w:bCs/>
+        <w:t xml:space="preserve"> </w:t>
+      </w:r>
+      <w:r>
+        <w:rPr>
+          <w:rFonts w:hint="eastAsia"/>
+        </w:rPr>
+        <w:t>参数，则默认监控所有可监控的模块</w:t>
+      </w:r>
+      <w:r>
+        <w:rPr>
+          <w:rFonts w:hint="eastAsia"/>
+        </w:rPr>
+        <w:t>和线程</w:t>
+      </w:r>
+      <w:r>
+        <w:rPr>
+          <w:rFonts w:hint="eastAsia"/>
         </w:rPr>
         <w:t>。</w:t>
       </w:r>
+    </w:p>
+    <w:p>
+      <w:pPr>
+        <w:spacing w:line="360" w:lineRule="auto"/>
+      </w:pPr>
+    </w:p>
+    <w:p>
+      <w:pPr>
+        <w:pStyle w:val="Heading3"/>
+      </w:pPr>
       <w:r>
         <w:rPr>
           <w:rFonts w:hint="eastAsia"/>
         </w:rPr>
-        <w:t>如果不指定</w:t>
-      </w:r>
+        <w:t>驱动变更</w:t>
+      </w:r>
+    </w:p>
+    <w:p>
+      <w:pPr>
+        <w:spacing w:line="360" w:lineRule="auto"/>
+        <w:rPr>
+          <w:rFonts w:asciiTheme="minorEastAsia" w:hAnsiTheme="minorEastAsia"/>
+          <w:bCs/>
+        </w:rPr>
+      </w:pPr>
+      <w:r>
+        <w:rPr>
+          <w:rFonts w:asciiTheme="minorEastAsia" w:hAnsiTheme="minorEastAsia" w:hint="eastAsia"/>
+          <w:bCs/>
+        </w:rPr>
+        <w:t xml:space="preserve">  由于接口的变更，</w:t>
+      </w:r>
+      <w:r>
+        <w:rPr>
+          <w:rFonts w:asciiTheme="minorEastAsia" w:hAnsiTheme="minorEastAsia" w:hint="eastAsia"/>
+          <w:bCs/>
+        </w:rPr>
+        <w:t xml:space="preserve"> </w:t>
+      </w:r>
+      <w:r>
+        <w:rPr>
+          <w:rFonts w:asciiTheme="minorEastAsia" w:hAnsiTheme="minorEastAsia" w:hint="eastAsia"/>
+          <w:bCs/>
+        </w:rPr>
+        <w:t>C++ 驱动</w:t>
+      </w:r>
+      <w:r>
+        <w:rPr>
+          <w:rFonts w:asciiTheme="minorEastAsia" w:hAnsiTheme="minorEastAsia" w:hint="eastAsia"/>
+          <w:bCs/>
+        </w:rPr>
+        <w:t>接口</w:t>
+      </w:r>
+      <w:r>
+        <w:rPr>
+          <w:rFonts w:asciiTheme="minorEastAsia" w:hAnsiTheme="minorEastAsia" w:hint="eastAsia"/>
+          <w:bCs/>
+        </w:rPr>
+        <w:t>需要做相应的修改</w:t>
+      </w:r>
+      <w:r>
+        <w:rPr>
+          <w:rFonts w:asciiTheme="minorEastAsia" w:hAnsiTheme="minorEastAsia" w:hint="eastAsia"/>
+          <w:bCs/>
+        </w:rPr>
+        <w:t>。详细修改如下：</w:t>
+      </w:r>
+    </w:p>
+    <w:p>
+      <w:pPr>
+        <w:pStyle w:val="Heading4"/>
+      </w:pPr>
       <w:r>
         <w:rPr>
           <w:rFonts w:hint="eastAsia"/>
         </w:rPr>
-        <w:t xml:space="preserve">  </w:t>
-      </w:r>
-      <w:r>
-        <w:rPr>
-          <w:rFonts w:asciiTheme="minorEastAsia" w:hAnsiTheme="minorEastAsia" w:hint="eastAsia"/>
-          <w:bCs/>
-        </w:rPr>
-        <w:t>SdbTraceOptions</w:t>
-      </w:r>
-      <w:r>
-        <w:rPr>
-          <w:rFonts w:asciiTheme="minorEastAsia" w:hAnsiTheme="minorEastAsia" w:hint="eastAsia"/>
-          <w:bCs/>
-        </w:rPr>
-        <w:t>Obj</w:t>
-      </w:r>
-      <w:r>
-        <w:rPr>
-          <w:rFonts w:hint="eastAsia"/>
-        </w:rPr>
-        <w:t>参数，则默认监控所有可监控的模块</w:t>
-      </w:r>
-      <w:r>
-        <w:rPr>
-          <w:rFonts w:hint="eastAsia"/>
-        </w:rPr>
-        <w:t>和线程</w:t>
-      </w:r>
-      <w:r>
-        <w:rPr>
-          <w:rFonts w:hint="eastAsia"/>
-        </w:rPr>
-        <w:t>。</w:t>
-      </w:r>
-    </w:p>
-    <w:p>
-      <w:pPr>
-        <w:spacing w:line="360" w:lineRule="auto"/>
-      </w:pPr>
-    </w:p>
-    <w:p>
-      <w:pPr>
-        <w:pStyle w:val="Heading3"/>
-      </w:pPr>
-      <w:r>
-        <w:rPr>
-          <w:rFonts w:hint="eastAsia"/>
-        </w:rPr>
-        <w:t>驱动变更</w:t>
-      </w:r>
-    </w:p>
-    <w:p>
-      <w:pPr>
-        <w:spacing w:line="360" w:lineRule="auto"/>
-        <w:rPr>
-          <w:rFonts w:asciiTheme="minorEastAsia" w:hAnsiTheme="minorEastAsia"/>
-          <w:bCs/>
-        </w:rPr>
-      </w:pPr>
-      <w:r>
-        <w:rPr>
-          <w:rFonts w:asciiTheme="minorEastAsia" w:hAnsiTheme="minorEastAsia" w:hint="eastAsia"/>
-          <w:bCs/>
-        </w:rPr>
-        <w:t xml:space="preserve">  由于接口的变更， </w:t>
-      </w:r>
-      <w:r>
-        <w:rPr>
-          <w:rFonts w:asciiTheme="minorEastAsia" w:hAnsiTheme="minorEastAsia" w:hint="eastAsia"/>
-          <w:bCs/>
-        </w:rPr>
-        <w:t xml:space="preserve">C 和 </w:t>
-      </w:r>
-      <w:r>
-        <w:rPr>
-          <w:rFonts w:asciiTheme="minorEastAsia" w:hAnsiTheme="minorEastAsia" w:hint="eastAsia"/>
-          <w:bCs/>
-        </w:rPr>
-        <w:t>C++ 驱动需要做相应的修改</w:t>
-      </w:r>
-      <w:r>
-        <w:rPr>
-          <w:rFonts w:asciiTheme="minorEastAsia" w:hAnsiTheme="minorEastAsia" w:hint="eastAsia"/>
-          <w:bCs/>
-        </w:rPr>
-        <w:t>。详细修改如下：</w:t>
-      </w:r>
-    </w:p>
-    <w:p>
-      <w:pPr>
-        <w:pStyle w:val="Heading4"/>
-      </w:pPr>
-      <w:r>
-        <w:rPr>
-          <w:rFonts w:hint="eastAsia"/>
-        </w:rPr>
-        <w:t xml:space="preserve">C </w:t>
+        <w:t xml:space="preserve">C++ </w:t>
       </w:r>
       <w:r>
         <w:rPr>
@@ -3825,11 +4907,17 @@
           <w:ilvl w:val="0"/>
           <w:numId w:val="12"/>
         </w:numPr>
+        <w:spacing w:line="360" w:lineRule="auto"/>
         <w:ind w:firstLineChars="0"/>
-      </w:pPr>
-      <w:r>
-        <w:rPr>
-          <w:rFonts w:hint="eastAsia"/>
+        <w:rPr>
+          <w:rFonts w:asciiTheme="minorEastAsia" w:hAnsiTheme="minorEastAsia"/>
+          <w:bCs/>
+        </w:rPr>
+      </w:pPr>
+      <w:r>
+        <w:rPr>
+          <w:rFonts w:asciiTheme="minorEastAsia" w:hAnsiTheme="minorEastAsia" w:hint="eastAsia"/>
+          <w:bCs/>
         </w:rPr>
         <w:t>新接口</w:t>
       </w:r>
@@ -3853,49 +4941,49 @@
           <w:color w:val="548DD4" w:themeColor="text2" w:themeTint="99"/>
           <w:szCs w:val="21"/>
         </w:rPr>
-        <w:t>SDB_EXPORT INT32 sdbTraceStart</w:t>
-      </w:r>
-      <w:r>
-        <w:rPr>
-          <w:rFonts w:asciiTheme="minorEastAsia" w:hAnsiTheme="minorEastAsia" w:hint="eastAsia"/>
-          <w:b/>
-          <w:bCs/>
-          <w:color w:val="548DD4" w:themeColor="text2" w:themeTint="99"/>
-          <w:szCs w:val="21"/>
-        </w:rPr>
-        <w:t>1</w:t>
-      </w:r>
-      <w:r>
-        <w:rPr>
-          <w:rFonts w:asciiTheme="minorEastAsia" w:hAnsiTheme="minorEastAsia"/>
-          <w:b/>
-          <w:bCs/>
-          <w:color w:val="548DD4" w:themeColor="text2" w:themeTint="99"/>
-          <w:szCs w:val="21"/>
-        </w:rPr>
-        <w:t xml:space="preserve"> ( sdbConnectionHandle cHandle,</w:t>
-      </w:r>
-    </w:p>
-    <w:p>
-      <w:pPr>
-        <w:spacing w:line="360" w:lineRule="auto"/>
-        <w:rPr>
-          <w:rFonts w:asciiTheme="minorEastAsia" w:hAnsiTheme="minorEastAsia"/>
-          <w:b/>
-          <w:bCs/>
-          <w:color w:val="548DD4" w:themeColor="text2" w:themeTint="99"/>
-          <w:szCs w:val="21"/>
-        </w:rPr>
-      </w:pPr>
-      <w:r>
-        <w:rPr>
-          <w:rFonts w:asciiTheme="minorEastAsia" w:hAnsiTheme="minorEastAsia"/>
-          <w:b/>
-          <w:bCs/>
-          <w:color w:val="548DD4" w:themeColor="text2" w:themeTint="99"/>
-          <w:szCs w:val="21"/>
-        </w:rPr>
-        <w:t xml:space="preserve">                                 </w:t>
+        <w:t xml:space="preserve">  INT32 traceStart( UINT32 traceBufferSize,</w:t>
+      </w:r>
+    </w:p>
+    <w:p>
+      <w:pPr>
+        <w:spacing w:line="360" w:lineRule="auto"/>
+        <w:rPr>
+          <w:rFonts w:asciiTheme="minorEastAsia" w:hAnsiTheme="minorEastAsia"/>
+          <w:b/>
+          <w:bCs/>
+          <w:color w:val="548DD4" w:themeColor="text2" w:themeTint="99"/>
+          <w:szCs w:val="21"/>
+        </w:rPr>
+      </w:pPr>
+      <w:r>
+        <w:rPr>
+          <w:rFonts w:asciiTheme="minorEastAsia" w:hAnsiTheme="minorEastAsia"/>
+          <w:b/>
+          <w:bCs/>
+          <w:color w:val="548DD4" w:themeColor="text2" w:themeTint="99"/>
+          <w:szCs w:val="21"/>
+        </w:rPr>
+        <w:t xml:space="preserve">                    </w:t>
+      </w:r>
+      <w:r>
+        <w:rPr>
+          <w:rFonts w:asciiTheme="minorEastAsia" w:hAnsiTheme="minorEastAsia"/>
+          <w:b/>
+          <w:bCs/>
+          <w:color w:val="548DD4" w:themeColor="text2" w:themeTint="99"/>
+          <w:szCs w:val="21"/>
+        </w:rPr>
+        <w:t>const BSONObj &amp;</w:t>
+      </w:r>
+      <w:r>
+        <w:rPr>
+          <w:rFonts w:asciiTheme="minorEastAsia" w:hAnsiTheme="minorEastAsia" w:hint="eastAsia"/>
+          <w:b/>
+          <w:bCs/>
+          <w:color w:val="548DD4" w:themeColor="text2" w:themeTint="99"/>
+          <w:szCs w:val="21"/>
+        </w:rPr>
+        <w:t>options</w:t>
       </w:r>
       <w:r>
         <w:rPr>
@@ -3915,33 +5003,35 @@
           <w:color w:val="548DD4" w:themeColor="text2" w:themeTint="99"/>
           <w:szCs w:val="21"/>
         </w:rPr>
-        <w:t>UINT32 traceBufferSize,</w:t>
-      </w:r>
-    </w:p>
-    <w:p>
-      <w:pPr>
-        <w:spacing w:line="360" w:lineRule="auto"/>
-        <w:rPr>
-          <w:rFonts w:asciiTheme="minorEastAsia" w:hAnsiTheme="minorEastAsia"/>
-          <w:b/>
-          <w:bCs/>
-          <w:color w:val="548DD4" w:themeColor="text2" w:themeTint="99"/>
-          <w:szCs w:val="21"/>
-        </w:rPr>
-      </w:pPr>
-      <w:r>
-        <w:rPr>
-          <w:rFonts w:asciiTheme="minorEastAsia" w:hAnsiTheme="minorEastAsia"/>
-          <w:b/>
-          <w:bCs/>
-          <w:color w:val="548DD4" w:themeColor="text2" w:themeTint="99"/>
-          <w:szCs w:val="21"/>
-        </w:rPr>
-        <w:t xml:space="preserve">                                 </w:t>
-      </w:r>
-      <w:r>
-        <w:rPr>
-          <w:rFonts w:asciiTheme="minorEastAsia" w:hAnsiTheme="minorEastAsia" w:hint="eastAsia"/>
+        <w:t>)</w:t>
+      </w:r>
+    </w:p>
+    <w:p>
+      <w:pPr>
+        <w:spacing w:line="360" w:lineRule="auto"/>
+        <w:rPr>
+          <w:rFonts w:asciiTheme="minorEastAsia" w:hAnsiTheme="minorEastAsia"/>
+          <w:b/>
+          <w:bCs/>
+          <w:color w:val="548DD4" w:themeColor="text2" w:themeTint="99"/>
+          <w:szCs w:val="21"/>
+        </w:rPr>
+      </w:pPr>
+    </w:p>
+    <w:p>
+      <w:pPr>
+        <w:spacing w:line="360" w:lineRule="auto"/>
+        <w:rPr>
+          <w:rFonts w:asciiTheme="minorEastAsia" w:hAnsiTheme="minorEastAsia"/>
+          <w:b/>
+          <w:bCs/>
+          <w:color w:val="548DD4" w:themeColor="text2" w:themeTint="99"/>
+          <w:szCs w:val="21"/>
+        </w:rPr>
+      </w:pPr>
+      <w:r>
+        <w:rPr>
+          <w:rFonts w:asciiTheme="minorEastAsia" w:hAnsiTheme="minorEastAsia"/>
           <w:b/>
           <w:bCs/>
           <w:color w:val="548DD4" w:themeColor="text2" w:themeTint="99"/>
@@ -3957,325 +5047,59 @@
           <w:color w:val="548DD4" w:themeColor="text2" w:themeTint="99"/>
           <w:szCs w:val="21"/>
         </w:rPr>
-        <w:t>bson</w:t>
-      </w:r>
-      <w:r>
-        <w:rPr>
-          <w:rFonts w:asciiTheme="minorEastAsia" w:hAnsiTheme="minorEastAsia"/>
-          <w:b/>
-          <w:bCs/>
-          <w:color w:val="548DD4" w:themeColor="text2" w:themeTint="99"/>
-          <w:szCs w:val="21"/>
-        </w:rPr>
-        <w:t xml:space="preserve"> * comp</w:t>
-      </w:r>
-      <w:r>
-        <w:rPr>
-          <w:rFonts w:asciiTheme="minorEastAsia" w:hAnsiTheme="minorEastAsia" w:hint="eastAsia"/>
-          <w:b/>
-          <w:bCs/>
-          <w:color w:val="548DD4" w:themeColor="text2" w:themeTint="99"/>
-          <w:szCs w:val="21"/>
-        </w:rPr>
-        <w:t>s</w:t>
-      </w:r>
-      <w:r>
-        <w:rPr>
-          <w:rFonts w:asciiTheme="minorEastAsia" w:hAnsiTheme="minorEastAsia"/>
-          <w:b/>
-          <w:bCs/>
-          <w:color w:val="548DD4" w:themeColor="text2" w:themeTint="99"/>
-          <w:szCs w:val="21"/>
-        </w:rPr>
-        <w:t>,</w:t>
-      </w:r>
-    </w:p>
-    <w:p>
-      <w:pPr>
-        <w:spacing w:line="360" w:lineRule="auto"/>
-        <w:rPr>
-          <w:rFonts w:asciiTheme="minorEastAsia" w:hAnsiTheme="minorEastAsia"/>
-          <w:b/>
-          <w:bCs/>
-          <w:color w:val="548DD4" w:themeColor="text2" w:themeTint="99"/>
-          <w:szCs w:val="21"/>
-        </w:rPr>
-      </w:pPr>
-      <w:r>
-        <w:rPr>
-          <w:rFonts w:asciiTheme="minorEastAsia" w:hAnsiTheme="minorEastAsia"/>
-          <w:b/>
-          <w:bCs/>
-          <w:color w:val="548DD4" w:themeColor="text2" w:themeTint="99"/>
-          <w:szCs w:val="21"/>
-        </w:rPr>
-        <w:t xml:space="preserve">                                 </w:t>
-      </w:r>
-      <w:r>
-        <w:rPr>
-          <w:rFonts w:asciiTheme="minorEastAsia" w:hAnsiTheme="minorEastAsia" w:hint="eastAsia"/>
-          <w:b/>
-          <w:bCs/>
-          <w:color w:val="548DD4" w:themeColor="text2" w:themeTint="99"/>
-          <w:szCs w:val="21"/>
-        </w:rPr>
         <w:t xml:space="preserve"> </w:t>
       </w:r>
       <w:r>
         <w:rPr>
-          <w:rFonts w:asciiTheme="minorEastAsia" w:hAnsiTheme="minorEastAsia" w:hint="eastAsia"/>
-          <w:b/>
-          <w:bCs/>
-          <w:color w:val="548DD4" w:themeColor="text2" w:themeTint="99"/>
-          <w:szCs w:val="21"/>
-        </w:rPr>
-        <w:t>bson</w:t>
-      </w:r>
-      <w:r>
-        <w:rPr>
-          <w:rFonts w:asciiTheme="minorEastAsia" w:hAnsiTheme="minorEastAsia"/>
-          <w:b/>
-          <w:bCs/>
-          <w:color w:val="548DD4" w:themeColor="text2" w:themeTint="99"/>
-          <w:szCs w:val="21"/>
-        </w:rPr>
-        <w:t xml:space="preserve"> </w:t>
-      </w:r>
-      <w:r>
-        <w:rPr>
-          <w:rFonts w:asciiTheme="minorEastAsia" w:hAnsiTheme="minorEastAsia"/>
-          <w:b/>
-          <w:bCs/>
-          <w:color w:val="548DD4" w:themeColor="text2" w:themeTint="99"/>
-          <w:szCs w:val="21"/>
-        </w:rPr>
-        <w:t>* breakPoint</w:t>
-      </w:r>
-      <w:r>
-        <w:rPr>
-          <w:rFonts w:asciiTheme="minorEastAsia" w:hAnsiTheme="minorEastAsia" w:hint="eastAsia"/>
-          <w:b/>
-          <w:bCs/>
-          <w:color w:val="548DD4" w:themeColor="text2" w:themeTint="99"/>
-          <w:szCs w:val="21"/>
-        </w:rPr>
-        <w:t>s</w:t>
-      </w:r>
-      <w:r>
-        <w:rPr>
-          <w:rFonts w:asciiTheme="minorEastAsia" w:hAnsiTheme="minorEastAsia"/>
-          <w:b/>
-          <w:bCs/>
-          <w:color w:val="548DD4" w:themeColor="text2" w:themeTint="99"/>
-          <w:szCs w:val="21"/>
-        </w:rPr>
-        <w:t xml:space="preserve"> ,</w:t>
-      </w:r>
-    </w:p>
-    <w:p>
-      <w:pPr>
-        <w:spacing w:line="360" w:lineRule="auto"/>
-        <w:rPr>
-          <w:rFonts w:asciiTheme="minorEastAsia" w:hAnsiTheme="minorEastAsia"/>
-          <w:b/>
-          <w:bCs/>
-          <w:color w:val="548DD4" w:themeColor="text2" w:themeTint="99"/>
-          <w:szCs w:val="21"/>
-        </w:rPr>
-      </w:pPr>
-      <w:r>
-        <w:rPr>
-          <w:rFonts w:asciiTheme="minorEastAsia" w:hAnsiTheme="minorEastAsia"/>
-          <w:b/>
-          <w:bCs/>
-          <w:color w:val="548DD4" w:themeColor="text2" w:themeTint="99"/>
-          <w:szCs w:val="21"/>
-        </w:rPr>
-        <w:t xml:space="preserve">                                 </w:t>
-      </w:r>
-      <w:r>
-        <w:rPr>
-          <w:rFonts w:asciiTheme="minorEastAsia" w:hAnsiTheme="minorEastAsia" w:hint="eastAsia"/>
-          <w:b/>
-          <w:bCs/>
-          <w:color w:val="548DD4" w:themeColor="text2" w:themeTint="99"/>
-          <w:szCs w:val="21"/>
-        </w:rPr>
-        <w:t xml:space="preserve"> </w:t>
-      </w:r>
-      <w:r>
-        <w:rPr>
-          <w:rFonts w:asciiTheme="minorEastAsia" w:hAnsiTheme="minorEastAsia" w:hint="eastAsia"/>
-          <w:b/>
-          <w:bCs/>
-          <w:color w:val="548DD4" w:themeColor="text2" w:themeTint="99"/>
-          <w:szCs w:val="21"/>
-        </w:rPr>
-        <w:t>bson</w:t>
-      </w:r>
-      <w:r>
-        <w:rPr>
-          <w:rFonts w:asciiTheme="minorEastAsia" w:hAnsiTheme="minorEastAsia"/>
-          <w:b/>
-          <w:bCs/>
-          <w:color w:val="548DD4" w:themeColor="text2" w:themeTint="99"/>
-          <w:szCs w:val="21"/>
-        </w:rPr>
-        <w:t xml:space="preserve"> </w:t>
-      </w:r>
-      <w:r>
-        <w:rPr>
-          <w:rFonts w:asciiTheme="minorEastAsia" w:hAnsiTheme="minorEastAsia"/>
-          <w:b/>
-          <w:bCs/>
-          <w:color w:val="548DD4" w:themeColor="text2" w:themeTint="99"/>
-          <w:szCs w:val="21"/>
-        </w:rPr>
-        <w:t>*tids,</w:t>
-      </w:r>
-    </w:p>
-    <w:p>
-      <w:pPr>
-        <w:spacing w:line="360" w:lineRule="auto"/>
-        <w:rPr>
-          <w:rFonts w:asciiTheme="minorEastAsia" w:hAnsiTheme="minorEastAsia"/>
-          <w:b/>
-          <w:bCs/>
-          <w:color w:val="548DD4" w:themeColor="text2" w:themeTint="99"/>
-          <w:szCs w:val="21"/>
-        </w:rPr>
-      </w:pPr>
-      <w:r>
-        <w:rPr>
-          <w:rFonts w:asciiTheme="minorEastAsia" w:hAnsiTheme="minorEastAsia"/>
-          <w:b/>
-          <w:bCs/>
-          <w:color w:val="548DD4" w:themeColor="text2" w:themeTint="99"/>
-          <w:szCs w:val="21"/>
-        </w:rPr>
-        <w:t xml:space="preserve">                                 </w:t>
-      </w:r>
-      <w:r>
-        <w:rPr>
-          <w:rFonts w:asciiTheme="minorEastAsia" w:hAnsiTheme="minorEastAsia" w:hint="eastAsia"/>
-          <w:b/>
-          <w:bCs/>
-          <w:color w:val="548DD4" w:themeColor="text2" w:themeTint="99"/>
-          <w:szCs w:val="21"/>
-        </w:rPr>
-        <w:t xml:space="preserve"> </w:t>
-      </w:r>
-      <w:r>
-        <w:rPr>
-          <w:rFonts w:asciiTheme="minorEastAsia" w:hAnsiTheme="minorEastAsia" w:hint="eastAsia"/>
-          <w:b/>
-          <w:bCs/>
-          <w:color w:val="548DD4" w:themeColor="text2" w:themeTint="99"/>
-          <w:szCs w:val="21"/>
-        </w:rPr>
-        <w:t>bson</w:t>
-      </w:r>
-      <w:r>
-        <w:rPr>
-          <w:rFonts w:asciiTheme="minorEastAsia" w:hAnsiTheme="minorEastAsia"/>
-          <w:b/>
-          <w:bCs/>
-          <w:color w:val="548DD4" w:themeColor="text2" w:themeTint="99"/>
-          <w:szCs w:val="21"/>
-        </w:rPr>
-        <w:t xml:space="preserve"> </w:t>
-      </w:r>
-      <w:r>
-        <w:rPr>
-          <w:rFonts w:asciiTheme="minorEastAsia" w:hAnsiTheme="minorEastAsia" w:hint="eastAsia"/>
-          <w:b/>
-          <w:bCs/>
-          <w:color w:val="548DD4" w:themeColor="text2" w:themeTint="99"/>
-          <w:szCs w:val="21"/>
-        </w:rPr>
-        <w:t>*</w:t>
-      </w:r>
-      <w:r>
-        <w:rPr>
-          <w:rFonts w:asciiTheme="minorEastAsia" w:hAnsiTheme="minorEastAsia" w:hint="eastAsia"/>
-          <w:b/>
-          <w:bCs/>
-          <w:color w:val="548DD4" w:themeColor="text2" w:themeTint="99"/>
-          <w:szCs w:val="21"/>
-        </w:rPr>
-        <w:t>function</w:t>
-      </w:r>
-      <w:r>
-        <w:rPr>
-          <w:rFonts w:asciiTheme="minorEastAsia" w:hAnsiTheme="minorEastAsia" w:hint="eastAsia"/>
-          <w:b/>
-          <w:bCs/>
-          <w:color w:val="548DD4" w:themeColor="text2" w:themeTint="99"/>
-          <w:szCs w:val="21"/>
-        </w:rPr>
-        <w:t>Names，</w:t>
-      </w:r>
-    </w:p>
-    <w:p>
-      <w:pPr>
-        <w:spacing w:line="360" w:lineRule="auto"/>
-        <w:rPr>
-          <w:rFonts w:asciiTheme="minorEastAsia" w:hAnsiTheme="minorEastAsia"/>
-          <w:b/>
-          <w:bCs/>
-          <w:color w:val="548DD4" w:themeColor="text2" w:themeTint="99"/>
-          <w:szCs w:val="21"/>
-        </w:rPr>
-      </w:pPr>
-      <w:r>
-        <w:rPr>
-          <w:rFonts w:asciiTheme="minorEastAsia" w:hAnsiTheme="minorEastAsia" w:hint="eastAsia"/>
-          <w:b/>
-          <w:bCs/>
-          <w:color w:val="548DD4" w:themeColor="text2" w:themeTint="99"/>
-          <w:szCs w:val="21"/>
-        </w:rPr>
-        <w:t xml:space="preserve">                                  </w:t>
-      </w:r>
-      <w:r>
-        <w:rPr>
-          <w:rFonts w:asciiTheme="minorEastAsia" w:hAnsiTheme="minorEastAsia" w:hint="eastAsia"/>
-          <w:b/>
-          <w:bCs/>
-          <w:color w:val="548DD4" w:themeColor="text2" w:themeTint="99"/>
-          <w:szCs w:val="21"/>
-        </w:rPr>
-        <w:t>bson</w:t>
-      </w:r>
-      <w:r>
-        <w:rPr>
-          <w:rFonts w:asciiTheme="minorEastAsia" w:hAnsiTheme="minorEastAsia"/>
-          <w:b/>
-          <w:bCs/>
-          <w:color w:val="548DD4" w:themeColor="text2" w:themeTint="99"/>
-          <w:szCs w:val="21"/>
-        </w:rPr>
-        <w:t xml:space="preserve"> </w:t>
-      </w:r>
-      <w:r>
-        <w:rPr>
-          <w:rFonts w:asciiTheme="minorEastAsia" w:hAnsiTheme="minorEastAsia" w:hint="eastAsia"/>
-          <w:b/>
-          <w:bCs/>
-          <w:color w:val="548DD4" w:themeColor="text2" w:themeTint="99"/>
-          <w:szCs w:val="21"/>
-        </w:rPr>
-        <w:t>*thread</w:t>
-      </w:r>
-      <w:r>
-        <w:rPr>
-          <w:rFonts w:asciiTheme="minorEastAsia" w:hAnsiTheme="minorEastAsia" w:hint="eastAsia"/>
-          <w:b/>
-          <w:bCs/>
-          <w:color w:val="548DD4" w:themeColor="text2" w:themeTint="99"/>
-          <w:szCs w:val="21"/>
-        </w:rPr>
-        <w:t xml:space="preserve">Types </w:t>
+          <w:rFonts w:asciiTheme="minorEastAsia" w:hAnsiTheme="minorEastAsia"/>
+          <w:b/>
+          <w:bCs/>
+          <w:color w:val="548DD4" w:themeColor="text2" w:themeTint="99"/>
+          <w:szCs w:val="21"/>
+        </w:rPr>
+        <w:t>INT32 _sdbImpl::traceStart( UINT32 traceBufferSize,</w:t>
+      </w:r>
+    </w:p>
+    <w:p>
+      <w:pPr>
+        <w:spacing w:line="360" w:lineRule="auto"/>
+        <w:rPr>
+          <w:rFonts w:asciiTheme="minorEastAsia" w:hAnsiTheme="minorEastAsia"/>
+          <w:b/>
+          <w:bCs/>
+          <w:color w:val="548DD4" w:themeColor="text2" w:themeTint="99"/>
+          <w:szCs w:val="21"/>
+        </w:rPr>
+      </w:pPr>
+      <w:r>
+        <w:rPr>
+          <w:rFonts w:asciiTheme="minorEastAsia" w:hAnsiTheme="minorEastAsia"/>
+          <w:b/>
+          <w:bCs/>
+          <w:color w:val="548DD4" w:themeColor="text2" w:themeTint="99"/>
+          <w:szCs w:val="21"/>
+        </w:rPr>
+        <w:t xml:space="preserve">                              </w:t>
+      </w:r>
+      <w:r>
+        <w:rPr>
+          <w:rFonts w:asciiTheme="minorEastAsia" w:hAnsiTheme="minorEastAsia"/>
+          <w:b/>
+          <w:bCs/>
+          <w:color w:val="548DD4" w:themeColor="text2" w:themeTint="99"/>
+          <w:szCs w:val="21"/>
+        </w:rPr>
+        <w:t>const BSONObj &amp;</w:t>
+      </w:r>
+      <w:r>
+        <w:rPr>
+          <w:rFonts w:asciiTheme="minorEastAsia" w:hAnsiTheme="minorEastAsia" w:hint="eastAsia"/>
+          <w:b/>
+          <w:bCs/>
+          <w:color w:val="548DD4" w:themeColor="text2" w:themeTint="99"/>
+          <w:szCs w:val="21"/>
+        </w:rPr>
+        <w:t xml:space="preserve">options </w:t>
       </w:r>
       <w:r>
         <w:rPr>
@@ -4286,6 +5110,16 @@
           <w:szCs w:val="21"/>
         </w:rPr>
         <w:t>)</w:t>
+      </w:r>
+      <w:r>
+        <w:rPr>
+          <w:rFonts w:asciiTheme="minorEastAsia" w:hAnsiTheme="minorEastAsia" w:hint="eastAsia"/>
+          <w:b/>
+          <w:bCs/>
+          <w:color w:val="548DD4" w:themeColor="text2" w:themeTint="99"/>
+          <w:szCs w:val="21"/>
+        </w:rPr>
+        <w:t xml:space="preserve">   </w:t>
       </w:r>
     </w:p>
     <w:p>
@@ -4299,17 +5133,13 @@
         <w:ind w:firstLineChars="0"/>
         <w:rPr>
           <w:rFonts w:asciiTheme="minorEastAsia" w:hAnsiTheme="minorEastAsia"/>
-          <w:b/>
-          <w:bCs/>
-          <w:szCs w:val="21"/>
-        </w:rPr>
-      </w:pPr>
-      <w:r>
-        <w:rPr>
-          <w:rFonts w:asciiTheme="minorEastAsia" w:hAnsiTheme="minorEastAsia" w:hint="eastAsia"/>
-          <w:b/>
-          <w:bCs/>
-          <w:szCs w:val="21"/>
+          <w:bCs/>
+        </w:rPr>
+      </w:pPr>
+      <w:r>
+        <w:rPr>
+          <w:rFonts w:asciiTheme="minorEastAsia" w:hAnsiTheme="minorEastAsia" w:hint="eastAsia"/>
+          <w:bCs/>
         </w:rPr>
         <w:t>消息结构</w:t>
       </w:r>
@@ -4694,54 +5524,45 @@
           <w:bCs/>
           <w:szCs w:val="21"/>
         </w:rPr>
-        <w:t>"</w:t>
-      </w:r>
-      <w:r>
-        <w:rPr>
-          <w:rFonts w:asciiTheme="minorEastAsia" w:hAnsiTheme="minorEastAsia" w:hint="eastAsia"/>
-          <w:b/>
-          <w:bCs/>
-          <w:szCs w:val="21"/>
-        </w:rPr>
-        <w:t>:size,</w:t>
-      </w:r>
-    </w:p>
-    <w:p>
-      <w:pPr>
-        <w:spacing w:line="360" w:lineRule="auto"/>
-        <w:rPr>
-          <w:rFonts w:asciiTheme="minorEastAsia" w:hAnsiTheme="minorEastAsia"/>
-          <w:b/>
-          <w:bCs/>
-          <w:szCs w:val="21"/>
-        </w:rPr>
-      </w:pPr>
-      <w:r>
-        <w:rPr>
-          <w:rFonts w:asciiTheme="minorEastAsia" w:hAnsiTheme="minorEastAsia" w:hint="eastAsia"/>
-          <w:b/>
-          <w:bCs/>
-          <w:szCs w:val="21"/>
-        </w:rPr>
-        <w:t xml:space="preserve">  "</w:t>
-      </w:r>
-      <w:r>
-        <w:rPr>
-          <w:rFonts w:asciiTheme="minorEastAsia" w:hAnsiTheme="minorEastAsia" w:hint="eastAsia"/>
-          <w:b/>
-          <w:bCs/>
-          <w:szCs w:val="21"/>
-        </w:rPr>
-        <w:t>C</w:t>
-      </w:r>
-      <w:r>
-        <w:rPr>
-          <w:rFonts w:asciiTheme="minorEastAsia" w:hAnsiTheme="minorEastAsia" w:hint="eastAsia"/>
-          <w:b/>
-          <w:bCs/>
-          <w:szCs w:val="21"/>
-        </w:rPr>
-        <w:t>omponents" : &lt;comp1</w:t>
+        <w:t>":size,</w:t>
+      </w:r>
+    </w:p>
+    <w:p>
+      <w:pPr>
+        <w:spacing w:line="360" w:lineRule="auto"/>
+        <w:rPr>
+          <w:rFonts w:asciiTheme="minorEastAsia" w:hAnsiTheme="minorEastAsia"/>
+          <w:b/>
+          <w:bCs/>
+          <w:szCs w:val="21"/>
+        </w:rPr>
+      </w:pPr>
+      <w:r>
+        <w:rPr>
+          <w:rFonts w:asciiTheme="minorEastAsia" w:hAnsiTheme="minorEastAsia" w:hint="eastAsia"/>
+          <w:b/>
+          <w:bCs/>
+          <w:szCs w:val="21"/>
+        </w:rPr>
+        <w:t xml:space="preserve">  "C</w:t>
+      </w:r>
+      <w:r>
+        <w:rPr>
+          <w:rFonts w:asciiTheme="minorEastAsia" w:hAnsiTheme="minorEastAsia" w:hint="eastAsia"/>
+          <w:b/>
+          <w:bCs/>
+          <w:szCs w:val="21"/>
+        </w:rPr>
+        <w:t>omponents" : [c</w:t>
+      </w:r>
+      <w:r>
+        <w:rPr>
+          <w:rFonts w:asciiTheme="minorEastAsia" w:hAnsiTheme="minorEastAsia" w:hint="eastAsia"/>
+          <w:b/>
+          <w:bCs/>
+          <w:szCs w:val="21"/>
+        </w:rPr>
+        <w:t>omp1</w:t>
       </w:r>
       <w:r>
         <w:rPr>
@@ -4759,27 +5580,16 @@
           <w:bCs/>
           <w:szCs w:val="21"/>
         </w:rPr>
-        <w:t xml:space="preserve">comp2...&gt;, </w:t>
-      </w:r>
-    </w:p>
-    <w:p>
-      <w:pPr>
-        <w:spacing w:line="360" w:lineRule="auto"/>
-        <w:rPr>
-          <w:rFonts w:asciiTheme="minorEastAsia" w:hAnsiTheme="minorEastAsia"/>
-          <w:b/>
-          <w:bCs/>
-          <w:szCs w:val="21"/>
-        </w:rPr>
-      </w:pPr>
-      <w:r>
-        <w:rPr>
-          <w:rFonts w:asciiTheme="minorEastAsia" w:hAnsiTheme="minorEastAsia" w:hint="eastAsia"/>
-          <w:b/>
-          <w:bCs/>
-          <w:szCs w:val="21"/>
-        </w:rPr>
-        <w:t xml:space="preserve">  "BreakPoint" : &lt;b1,b2...&gt;, </w:t>
+        <w:t>comp2...]</w:t>
+      </w:r>
+      <w:r>
+        <w:rPr>
+          <w:rFonts w:asciiTheme="minorEastAsia" w:hAnsiTheme="minorEastAsia" w:hint="eastAsia"/>
+          <w:b/>
+          <w:bCs/>
+          <w:szCs w:val="21"/>
+        </w:rPr>
+        <w:t xml:space="preserve">, </w:t>
       </w:r>
     </w:p>
     <w:p>
@@ -4800,6 +5610,35 @@
           <w:szCs w:val="21"/>
         </w:rPr>
         <w:lastRenderedPageBreak/>
+        <w:t xml:space="preserve">  "BreakPoint" : [b1,b2...]</w:t>
+      </w:r>
+      <w:r>
+        <w:rPr>
+          <w:rFonts w:asciiTheme="minorEastAsia" w:hAnsiTheme="minorEastAsia" w:hint="eastAsia"/>
+          <w:b/>
+          <w:bCs/>
+          <w:szCs w:val="21"/>
+        </w:rPr>
+        <w:t xml:space="preserve">, </w:t>
+      </w:r>
+    </w:p>
+    <w:p>
+      <w:pPr>
+        <w:spacing w:line="360" w:lineRule="auto"/>
+        <w:rPr>
+          <w:rFonts w:asciiTheme="minorEastAsia" w:hAnsiTheme="minorEastAsia"/>
+          <w:b/>
+          <w:bCs/>
+          <w:szCs w:val="21"/>
+        </w:rPr>
+      </w:pPr>
+      <w:r>
+        <w:rPr>
+          <w:rFonts w:asciiTheme="minorEastAsia" w:hAnsiTheme="minorEastAsia" w:hint="eastAsia"/>
+          <w:b/>
+          <w:bCs/>
+          <w:szCs w:val="21"/>
+        </w:rPr>
         <w:tab/>
         <w:t xml:space="preserve"> "</w:t>
       </w:r>
@@ -4810,25 +5649,25 @@
           <w:bCs/>
           <w:szCs w:val="21"/>
         </w:rPr>
-        <w:t>Threads</w:t>
-      </w:r>
-      <w:r>
-        <w:rPr>
-          <w:rFonts w:asciiTheme="minorEastAsia" w:hAnsiTheme="minorEastAsia"/>
-          <w:b/>
-          <w:bCs/>
-          <w:szCs w:val="21"/>
-        </w:rPr>
-        <w:t>"</w:t>
-      </w:r>
-      <w:r>
-        <w:rPr>
-          <w:rFonts w:asciiTheme="minorEastAsia" w:hAnsiTheme="minorEastAsia" w:hint="eastAsia"/>
-          <w:b/>
-          <w:bCs/>
-          <w:szCs w:val="21"/>
-        </w:rPr>
-        <w:t xml:space="preserve"> : &lt;tid1,tid2...&gt;, </w:t>
+        <w:t>Threads"</w:t>
+      </w:r>
+      <w:r>
+        <w:rPr>
+          <w:rFonts w:asciiTheme="minorEastAsia" w:hAnsiTheme="minorEastAsia" w:hint="eastAsia"/>
+          <w:b/>
+          <w:bCs/>
+          <w:szCs w:val="21"/>
+        </w:rPr>
+        <w:t xml:space="preserve"> : [tid1,tid2...]</w:t>
+      </w:r>
+      <w:r>
+        <w:rPr>
+          <w:rFonts w:asciiTheme="minorEastAsia" w:hAnsiTheme="minorEastAsia" w:hint="eastAsia"/>
+          <w:b/>
+          <w:bCs/>
+          <w:szCs w:val="21"/>
+        </w:rPr>
+        <w:t xml:space="preserve">, </w:t>
       </w:r>
     </w:p>
     <w:p>
@@ -4921,7 +5760,7 @@
           <w:color w:val="548DD4" w:themeColor="text2" w:themeTint="99"/>
           <w:szCs w:val="21"/>
         </w:rPr>
-        <w:t xml:space="preserve"> : &lt;</w:t>
+        <w:t xml:space="preserve"> : [</w:t>
       </w:r>
       <w:r>
         <w:rPr>
@@ -4941,7 +5780,17 @@
           <w:color w:val="548DD4" w:themeColor="text2" w:themeTint="99"/>
           <w:szCs w:val="21"/>
         </w:rPr>
-        <w:t xml:space="preserve">...&gt;, </w:t>
+        <w:t>...]</w:t>
+      </w:r>
+      <w:r>
+        <w:rPr>
+          <w:rFonts w:asciiTheme="minorEastAsia" w:hAnsiTheme="minorEastAsia" w:hint="eastAsia"/>
+          <w:b/>
+          <w:bCs/>
+          <w:color w:val="548DD4" w:themeColor="text2" w:themeTint="99"/>
+          <w:szCs w:val="21"/>
+        </w:rPr>
+        <w:t xml:space="preserve">, </w:t>
       </w:r>
     </w:p>
     <w:p>
@@ -5004,22 +5853,7 @@
           <w:color w:val="548DD4" w:themeColor="text2" w:themeTint="99"/>
           <w:szCs w:val="21"/>
         </w:rPr>
-        <w:t xml:space="preserve"> : &lt;type1,type2...&gt; </w:t>
-      </w:r>
-    </w:p>
-    <w:p>
-      <w:pPr>
-        <w:spacing w:line="360" w:lineRule="auto"/>
-      </w:pPr>
-      <w:r>
-        <w:rPr>
-          <w:rFonts w:asciiTheme="minorEastAsia" w:hAnsiTheme="minorEastAsia" w:hint="eastAsia"/>
-          <w:b/>
-          <w:bCs/>
-          <w:color w:val="FF0000"/>
-          <w:szCs w:val="21"/>
-        </w:rPr>
-        <w:t>}</w:t>
+        <w:t xml:space="preserve"> : [type1,type2...]</w:t>
       </w:r>
       <w:r>
         <w:rPr>
@@ -5030,970 +5864,6 @@
           <w:szCs w:val="21"/>
         </w:rPr>
         <w:t xml:space="preserve"> </w:t>
-      </w:r>
-    </w:p>
-    <w:p>
-      <w:pPr>
-        <w:spacing w:line="360" w:lineRule="auto"/>
-      </w:pPr>
-    </w:p>
-    <w:p>
-      <w:pPr>
-        <w:pStyle w:val="Heading4"/>
-      </w:pPr>
-      <w:r>
-        <w:rPr>
-          <w:rFonts w:hint="eastAsia"/>
-        </w:rPr>
-        <w:t xml:space="preserve">C++ </w:t>
-      </w:r>
-      <w:r>
-        <w:rPr>
-          <w:rFonts w:hint="eastAsia"/>
-        </w:rPr>
-        <w:t>驱动</w:t>
-      </w:r>
-    </w:p>
-    <w:p>
-      <w:pPr>
-        <w:pStyle w:val="ListParagraph"/>
-        <w:numPr>
-          <w:ilvl w:val="0"/>
-          <w:numId w:val="12"/>
-        </w:numPr>
-        <w:spacing w:line="360" w:lineRule="auto"/>
-        <w:ind w:firstLineChars="0"/>
-        <w:rPr>
-          <w:rFonts w:asciiTheme="minorEastAsia" w:hAnsiTheme="minorEastAsia"/>
-          <w:bCs/>
-        </w:rPr>
-      </w:pPr>
-      <w:r>
-        <w:rPr>
-          <w:rFonts w:asciiTheme="minorEastAsia" w:hAnsiTheme="minorEastAsia" w:hint="eastAsia"/>
-          <w:bCs/>
-        </w:rPr>
-        <w:t>新接口</w:t>
-      </w:r>
-    </w:p>
-    <w:p>
-      <w:pPr>
-        <w:spacing w:line="360" w:lineRule="auto"/>
-        <w:rPr>
-          <w:rFonts w:asciiTheme="minorEastAsia" w:hAnsiTheme="minorEastAsia"/>
-          <w:b/>
-          <w:bCs/>
-          <w:color w:val="548DD4" w:themeColor="text2" w:themeTint="99"/>
-          <w:szCs w:val="21"/>
-        </w:rPr>
-      </w:pPr>
-      <w:r>
-        <w:rPr>
-          <w:rFonts w:asciiTheme="minorEastAsia" w:hAnsiTheme="minorEastAsia"/>
-          <w:b/>
-          <w:bCs/>
-          <w:color w:val="548DD4" w:themeColor="text2" w:themeTint="99"/>
-          <w:szCs w:val="21"/>
-        </w:rPr>
-        <w:t xml:space="preserve">   INT32 _sdbImpl::traceStart( UINT32 traceBufferSize,</w:t>
-      </w:r>
-    </w:p>
-    <w:p>
-      <w:pPr>
-        <w:spacing w:line="360" w:lineRule="auto"/>
-        <w:rPr>
-          <w:rFonts w:asciiTheme="minorEastAsia" w:hAnsiTheme="minorEastAsia"/>
-          <w:b/>
-          <w:bCs/>
-          <w:color w:val="548DD4" w:themeColor="text2" w:themeTint="99"/>
-          <w:szCs w:val="21"/>
-        </w:rPr>
-      </w:pPr>
-      <w:r>
-        <w:rPr>
-          <w:rFonts w:asciiTheme="minorEastAsia" w:hAnsiTheme="minorEastAsia"/>
-          <w:b/>
-          <w:bCs/>
-          <w:color w:val="548DD4" w:themeColor="text2" w:themeTint="99"/>
-          <w:szCs w:val="21"/>
-        </w:rPr>
-        <w:t xml:space="preserve">                               const BSONObj &amp;component</w:t>
-      </w:r>
-      <w:r>
-        <w:rPr>
-          <w:rFonts w:asciiTheme="minorEastAsia" w:hAnsiTheme="minorEastAsia" w:hint="eastAsia"/>
-          <w:b/>
-          <w:bCs/>
-          <w:color w:val="548DD4" w:themeColor="text2" w:themeTint="99"/>
-          <w:szCs w:val="21"/>
-        </w:rPr>
-        <w:t>s</w:t>
-      </w:r>
-      <w:r>
-        <w:rPr>
-          <w:rFonts w:asciiTheme="minorEastAsia" w:hAnsiTheme="minorEastAsia"/>
-          <w:b/>
-          <w:bCs/>
-          <w:color w:val="548DD4" w:themeColor="text2" w:themeTint="99"/>
-          <w:szCs w:val="21"/>
-        </w:rPr>
-        <w:t>,</w:t>
-      </w:r>
-    </w:p>
-    <w:p>
-      <w:pPr>
-        <w:spacing w:line="360" w:lineRule="auto"/>
-        <w:rPr>
-          <w:rFonts w:asciiTheme="minorEastAsia" w:hAnsiTheme="minorEastAsia"/>
-          <w:b/>
-          <w:bCs/>
-          <w:color w:val="548DD4" w:themeColor="text2" w:themeTint="99"/>
-          <w:szCs w:val="21"/>
-        </w:rPr>
-      </w:pPr>
-      <w:r>
-        <w:rPr>
-          <w:rFonts w:asciiTheme="minorEastAsia" w:hAnsiTheme="minorEastAsia"/>
-          <w:b/>
-          <w:bCs/>
-          <w:color w:val="548DD4" w:themeColor="text2" w:themeTint="99"/>
-          <w:szCs w:val="21"/>
-        </w:rPr>
-        <w:t xml:space="preserve">                               const BSONObj &amp;breakpoint</w:t>
-      </w:r>
-      <w:r>
-        <w:rPr>
-          <w:rFonts w:asciiTheme="minorEastAsia" w:hAnsiTheme="minorEastAsia" w:hint="eastAsia"/>
-          <w:b/>
-          <w:bCs/>
-          <w:color w:val="548DD4" w:themeColor="text2" w:themeTint="99"/>
-          <w:szCs w:val="21"/>
-        </w:rPr>
-        <w:t>s</w:t>
-      </w:r>
-      <w:r>
-        <w:rPr>
-          <w:rFonts w:asciiTheme="minorEastAsia" w:hAnsiTheme="minorEastAsia"/>
-          <w:b/>
-          <w:bCs/>
-          <w:color w:val="548DD4" w:themeColor="text2" w:themeTint="99"/>
-          <w:szCs w:val="21"/>
-        </w:rPr>
-        <w:t>,</w:t>
-      </w:r>
-    </w:p>
-    <w:p>
-      <w:pPr>
-        <w:spacing w:line="360" w:lineRule="auto"/>
-        <w:rPr>
-          <w:rFonts w:asciiTheme="minorEastAsia" w:hAnsiTheme="minorEastAsia"/>
-          <w:b/>
-          <w:bCs/>
-          <w:color w:val="548DD4" w:themeColor="text2" w:themeTint="99"/>
-          <w:szCs w:val="21"/>
-        </w:rPr>
-      </w:pPr>
-      <w:r>
-        <w:rPr>
-          <w:rFonts w:asciiTheme="minorEastAsia" w:hAnsiTheme="minorEastAsia"/>
-          <w:b/>
-          <w:bCs/>
-          <w:color w:val="548DD4" w:themeColor="text2" w:themeTint="99"/>
-          <w:szCs w:val="21"/>
-        </w:rPr>
-        <w:t xml:space="preserve">                               const BSONObj &amp;tid</w:t>
-      </w:r>
-      <w:r>
-        <w:rPr>
-          <w:rFonts w:asciiTheme="minorEastAsia" w:hAnsiTheme="minorEastAsia" w:hint="eastAsia"/>
-          <w:b/>
-          <w:bCs/>
-          <w:color w:val="548DD4" w:themeColor="text2" w:themeTint="99"/>
-          <w:szCs w:val="21"/>
-        </w:rPr>
-        <w:t>s,</w:t>
-      </w:r>
-    </w:p>
-    <w:p>
-      <w:pPr>
-        <w:spacing w:line="360" w:lineRule="auto"/>
-        <w:rPr>
-          <w:rFonts w:asciiTheme="minorEastAsia" w:hAnsiTheme="minorEastAsia"/>
-          <w:b/>
-          <w:bCs/>
-          <w:color w:val="548DD4" w:themeColor="text2" w:themeTint="99"/>
-          <w:szCs w:val="21"/>
-        </w:rPr>
-      </w:pPr>
-      <w:r>
-        <w:rPr>
-          <w:rFonts w:asciiTheme="minorEastAsia" w:hAnsiTheme="minorEastAsia" w:hint="eastAsia"/>
-          <w:b/>
-          <w:bCs/>
-          <w:color w:val="548DD4" w:themeColor="text2" w:themeTint="99"/>
-          <w:szCs w:val="21"/>
-        </w:rPr>
-        <w:t xml:space="preserve">                               </w:t>
-      </w:r>
-      <w:r>
-        <w:rPr>
-          <w:rFonts w:asciiTheme="minorEastAsia" w:hAnsiTheme="minorEastAsia"/>
-          <w:b/>
-          <w:bCs/>
-          <w:color w:val="548DD4" w:themeColor="text2" w:themeTint="99"/>
-          <w:szCs w:val="21"/>
-        </w:rPr>
-        <w:t>const BSONObj &amp;</w:t>
-      </w:r>
-      <w:r>
-        <w:rPr>
-          <w:rFonts w:asciiTheme="minorEastAsia" w:hAnsiTheme="minorEastAsia" w:hint="eastAsia"/>
-          <w:b/>
-          <w:bCs/>
-          <w:color w:val="548DD4" w:themeColor="text2" w:themeTint="99"/>
-          <w:szCs w:val="21"/>
-        </w:rPr>
-        <w:t>threadTypes,</w:t>
-      </w:r>
-      <w:r>
-        <w:rPr>
-          <w:rFonts w:asciiTheme="minorEastAsia" w:hAnsiTheme="minorEastAsia"/>
-          <w:b/>
-          <w:bCs/>
-          <w:color w:val="548DD4" w:themeColor="text2" w:themeTint="99"/>
-          <w:szCs w:val="21"/>
-        </w:rPr>
-        <w:t xml:space="preserve"> </w:t>
-      </w:r>
-    </w:p>
-    <w:p>
-      <w:pPr>
-        <w:spacing w:line="360" w:lineRule="auto"/>
-        <w:rPr>
-          <w:rFonts w:asciiTheme="minorEastAsia" w:hAnsiTheme="minorEastAsia"/>
-          <w:b/>
-          <w:bCs/>
-          <w:color w:val="548DD4" w:themeColor="text2" w:themeTint="99"/>
-          <w:szCs w:val="21"/>
-        </w:rPr>
-      </w:pPr>
-      <w:r>
-        <w:rPr>
-          <w:rFonts w:asciiTheme="minorEastAsia" w:hAnsiTheme="minorEastAsia" w:hint="eastAsia"/>
-          <w:b/>
-          <w:bCs/>
-          <w:color w:val="548DD4" w:themeColor="text2" w:themeTint="99"/>
-          <w:szCs w:val="21"/>
-        </w:rPr>
-        <w:t xml:space="preserve">                               </w:t>
-      </w:r>
-      <w:r>
-        <w:rPr>
-          <w:rFonts w:asciiTheme="minorEastAsia" w:hAnsiTheme="minorEastAsia"/>
-          <w:b/>
-          <w:bCs/>
-          <w:color w:val="548DD4" w:themeColor="text2" w:themeTint="99"/>
-          <w:szCs w:val="21"/>
-        </w:rPr>
-        <w:t>const BSONObj &amp;</w:t>
-      </w:r>
-      <w:r>
-        <w:rPr>
-          <w:rFonts w:asciiTheme="minorEastAsia" w:hAnsiTheme="minorEastAsia" w:hint="eastAsia"/>
-          <w:b/>
-          <w:bCs/>
-          <w:color w:val="548DD4" w:themeColor="text2" w:themeTint="99"/>
-          <w:szCs w:val="21"/>
-        </w:rPr>
-        <w:t xml:space="preserve">functionNames </w:t>
-      </w:r>
-      <w:r>
-        <w:rPr>
-          <w:rFonts w:asciiTheme="minorEastAsia" w:hAnsiTheme="minorEastAsia"/>
-          <w:b/>
-          <w:bCs/>
-          <w:color w:val="548DD4" w:themeColor="text2" w:themeTint="99"/>
-          <w:szCs w:val="21"/>
-        </w:rPr>
-        <w:t>)</w:t>
-      </w:r>
-    </w:p>
-    <w:p>
-      <w:pPr>
-        <w:pStyle w:val="ListParagraph"/>
-        <w:numPr>
-          <w:ilvl w:val="0"/>
-          <w:numId w:val="12"/>
-        </w:numPr>
-        <w:spacing w:line="360" w:lineRule="auto"/>
-        <w:ind w:firstLineChars="0"/>
-        <w:rPr>
-          <w:rFonts w:asciiTheme="minorEastAsia" w:hAnsiTheme="minorEastAsia"/>
-          <w:bCs/>
-        </w:rPr>
-      </w:pPr>
-      <w:r>
-        <w:rPr>
-          <w:rFonts w:asciiTheme="minorEastAsia" w:hAnsiTheme="minorEastAsia" w:hint="eastAsia"/>
-          <w:bCs/>
-        </w:rPr>
-        <w:t>消息结构</w:t>
-      </w:r>
-    </w:p>
-    <w:p>
-      <w:pPr>
-        <w:spacing w:line="360" w:lineRule="auto"/>
-      </w:pPr>
-      <w:r>
-        <w:rPr>
-          <w:rFonts w:hint="eastAsia"/>
-          <w:szCs w:val="21"/>
-        </w:rPr>
-        <w:t>该</w:t>
-      </w:r>
-      <w:r>
-        <w:rPr>
-          <w:rFonts w:hint="eastAsia"/>
-          <w:szCs w:val="21"/>
-        </w:rPr>
-        <w:t>消息</w:t>
-      </w:r>
-      <w:r>
-        <w:rPr>
-          <w:rFonts w:hint="eastAsia"/>
-        </w:rPr>
-        <w:t>结构为</w:t>
-      </w:r>
-      <w:r>
-        <w:t>MsgOpQuery</w:t>
-      </w:r>
-      <w:r>
-        <w:rPr>
-          <w:rFonts w:hint="eastAsia"/>
-        </w:rPr>
-        <w:t>，由</w:t>
-      </w:r>
-      <w:r>
-        <w:t>MsgHeader</w:t>
-      </w:r>
-      <w:r>
-        <w:rPr>
-          <w:rFonts w:hint="eastAsia"/>
-        </w:rPr>
-        <w:t xml:space="preserve"> + BSON </w:t>
-      </w:r>
-      <w:r>
-        <w:rPr>
-          <w:rFonts w:hint="eastAsia"/>
-        </w:rPr>
-        <w:t>组成，</w:t>
-      </w:r>
-      <w:r>
-        <w:rPr>
-          <w:rFonts w:hint="eastAsia"/>
-        </w:rPr>
-        <w:t>BSON</w:t>
-      </w:r>
-      <w:r>
-        <w:rPr>
-          <w:rFonts w:hint="eastAsia"/>
-        </w:rPr>
-        <w:t>的结构为：</w:t>
-      </w:r>
-    </w:p>
-    <w:p>
-      <w:pPr>
-        <w:pStyle w:val="ListParagraph"/>
-        <w:pBdr>
-          <w:top w:val="single" w:sz="4" w:space="1" w:color="000000" w:themeColor="text1"/>
-          <w:left w:val="single" w:sz="4" w:space="4" w:color="000000" w:themeColor="text1"/>
-          <w:bottom w:val="single" w:sz="4" w:space="1" w:color="000000" w:themeColor="text1"/>
-          <w:right w:val="single" w:sz="4" w:space="0" w:color="000000" w:themeColor="text1"/>
-        </w:pBdr>
-        <w:ind w:left="1196" w:firstLineChars="0" w:firstLine="0"/>
-        <w:rPr>
-          <w:szCs w:val="21"/>
-        </w:rPr>
-      </w:pPr>
-      <w:r>
-        <w:rPr>
-          <w:rFonts w:hint="eastAsia"/>
-          <w:szCs w:val="21"/>
-        </w:rPr>
-        <w:t>{</w:t>
-      </w:r>
-    </w:p>
-    <w:p>
-      <w:pPr>
-        <w:pStyle w:val="ListParagraph"/>
-        <w:pBdr>
-          <w:top w:val="single" w:sz="4" w:space="1" w:color="000000" w:themeColor="text1"/>
-          <w:left w:val="single" w:sz="4" w:space="4" w:color="000000" w:themeColor="text1"/>
-          <w:bottom w:val="single" w:sz="4" w:space="1" w:color="000000" w:themeColor="text1"/>
-          <w:right w:val="single" w:sz="4" w:space="0" w:color="000000" w:themeColor="text1"/>
-        </w:pBdr>
-        <w:ind w:left="1196" w:firstLineChars="150" w:firstLine="315"/>
-        <w:rPr>
-          <w:color w:val="FF0000"/>
-          <w:szCs w:val="21"/>
-        </w:rPr>
-      </w:pPr>
-      <w:r>
-        <w:rPr>
-          <w:color w:val="FF0000"/>
-          <w:szCs w:val="21"/>
-        </w:rPr>
-        <w:t>query</w:t>
-      </w:r>
-      <w:r>
-        <w:rPr>
-          <w:rFonts w:hint="eastAsia"/>
-          <w:color w:val="FF0000"/>
-          <w:szCs w:val="21"/>
-        </w:rPr>
-        <w:t>:     O</w:t>
-      </w:r>
-      <w:r>
-        <w:rPr>
-          <w:color w:val="FF0000"/>
-          <w:szCs w:val="21"/>
-        </w:rPr>
-        <w:t>bject</w:t>
-      </w:r>
-      <w:r>
-        <w:rPr>
-          <w:rFonts w:hint="eastAsia"/>
-          <w:color w:val="FF0000"/>
-          <w:szCs w:val="21"/>
-        </w:rPr>
-        <w:t>,</w:t>
-      </w:r>
-    </w:p>
-    <w:p>
-      <w:pPr>
-        <w:pStyle w:val="ListParagraph"/>
-        <w:pBdr>
-          <w:top w:val="single" w:sz="4" w:space="1" w:color="000000" w:themeColor="text1"/>
-          <w:left w:val="single" w:sz="4" w:space="4" w:color="000000" w:themeColor="text1"/>
-          <w:bottom w:val="single" w:sz="4" w:space="1" w:color="000000" w:themeColor="text1"/>
-          <w:right w:val="single" w:sz="4" w:space="0" w:color="000000" w:themeColor="text1"/>
-        </w:pBdr>
-        <w:ind w:left="1196" w:firstLineChars="150" w:firstLine="315"/>
-        <w:rPr>
-          <w:szCs w:val="21"/>
-        </w:rPr>
-      </w:pPr>
-      <w:r>
-        <w:rPr>
-          <w:szCs w:val="21"/>
-        </w:rPr>
-        <w:t>fieldSelector</w:t>
-      </w:r>
-      <w:r>
-        <w:rPr>
-          <w:rFonts w:hint="eastAsia"/>
-          <w:szCs w:val="21"/>
-        </w:rPr>
-        <w:t xml:space="preserve">:   </w:t>
-      </w:r>
-      <w:r>
-        <w:rPr>
-          <w:rFonts w:hint="eastAsia"/>
-          <w:szCs w:val="21"/>
-        </w:rPr>
-        <w:t>O</w:t>
-      </w:r>
-      <w:r>
-        <w:rPr>
-          <w:szCs w:val="21"/>
-        </w:rPr>
-        <w:t>bject</w:t>
-      </w:r>
-      <w:r>
-        <w:rPr>
-          <w:rFonts w:hint="eastAsia"/>
-          <w:szCs w:val="21"/>
-        </w:rPr>
-        <w:t>,</w:t>
-      </w:r>
-    </w:p>
-    <w:p>
-      <w:pPr>
-        <w:pStyle w:val="ListParagraph"/>
-        <w:pBdr>
-          <w:top w:val="single" w:sz="4" w:space="1" w:color="000000" w:themeColor="text1"/>
-          <w:left w:val="single" w:sz="4" w:space="4" w:color="000000" w:themeColor="text1"/>
-          <w:bottom w:val="single" w:sz="4" w:space="1" w:color="000000" w:themeColor="text1"/>
-          <w:right w:val="single" w:sz="4" w:space="0" w:color="000000" w:themeColor="text1"/>
-        </w:pBdr>
-        <w:ind w:left="1196" w:firstLineChars="150" w:firstLine="315"/>
-        <w:rPr>
-          <w:szCs w:val="21"/>
-        </w:rPr>
-      </w:pPr>
-      <w:r>
-        <w:rPr>
-          <w:szCs w:val="21"/>
-        </w:rPr>
-        <w:t>orderBy</w:t>
-      </w:r>
-      <w:r>
-        <w:rPr>
-          <w:rFonts w:hint="eastAsia"/>
-          <w:szCs w:val="21"/>
-        </w:rPr>
-        <w:t xml:space="preserve">:  </w:t>
-      </w:r>
-      <w:r>
-        <w:rPr>
-          <w:rFonts w:hint="eastAsia"/>
-          <w:szCs w:val="21"/>
-        </w:rPr>
-        <w:t>O</w:t>
-      </w:r>
-      <w:r>
-        <w:rPr>
-          <w:szCs w:val="21"/>
-        </w:rPr>
-        <w:t>bject</w:t>
-      </w:r>
-      <w:r>
-        <w:rPr>
-          <w:rFonts w:hint="eastAsia"/>
-          <w:szCs w:val="21"/>
-        </w:rPr>
-        <w:t>,</w:t>
-      </w:r>
-    </w:p>
-    <w:p>
-      <w:pPr>
-        <w:pStyle w:val="ListParagraph"/>
-        <w:pBdr>
-          <w:top w:val="single" w:sz="4" w:space="1" w:color="000000" w:themeColor="text1"/>
-          <w:left w:val="single" w:sz="4" w:space="4" w:color="000000" w:themeColor="text1"/>
-          <w:bottom w:val="single" w:sz="4" w:space="1" w:color="000000" w:themeColor="text1"/>
-          <w:right w:val="single" w:sz="4" w:space="0" w:color="000000" w:themeColor="text1"/>
-        </w:pBdr>
-        <w:ind w:left="1196" w:firstLineChars="150" w:firstLine="315"/>
-        <w:rPr>
-          <w:szCs w:val="21"/>
-        </w:rPr>
-      </w:pPr>
-      <w:r>
-        <w:rPr>
-          <w:szCs w:val="21"/>
-        </w:rPr>
-        <w:t>hint</w:t>
-      </w:r>
-      <w:r>
-        <w:rPr>
-          <w:rFonts w:hint="eastAsia"/>
-          <w:szCs w:val="21"/>
-        </w:rPr>
-        <w:t xml:space="preserve">:  </w:t>
-      </w:r>
-      <w:r>
-        <w:rPr>
-          <w:rFonts w:hint="eastAsia"/>
-          <w:szCs w:val="21"/>
-        </w:rPr>
-        <w:t>O</w:t>
-      </w:r>
-      <w:r>
-        <w:rPr>
-          <w:szCs w:val="21"/>
-        </w:rPr>
-        <w:t>bject</w:t>
-      </w:r>
-    </w:p>
-    <w:p>
-      <w:pPr>
-        <w:pStyle w:val="ListParagraph"/>
-        <w:pBdr>
-          <w:top w:val="single" w:sz="4" w:space="1" w:color="000000" w:themeColor="text1"/>
-          <w:left w:val="single" w:sz="4" w:space="4" w:color="000000" w:themeColor="text1"/>
-          <w:bottom w:val="single" w:sz="4" w:space="1" w:color="000000" w:themeColor="text1"/>
-          <w:right w:val="single" w:sz="4" w:space="0" w:color="000000" w:themeColor="text1"/>
-        </w:pBdr>
-        <w:ind w:left="1196" w:firstLineChars="0" w:firstLine="0"/>
-        <w:rPr>
-          <w:color w:val="000099"/>
-          <w:szCs w:val="21"/>
-        </w:rPr>
-      </w:pPr>
-      <w:r>
-        <w:rPr>
-          <w:rFonts w:hint="eastAsia"/>
-          <w:color w:val="000099"/>
-          <w:szCs w:val="21"/>
-        </w:rPr>
-        <w:t>}</w:t>
-      </w:r>
-    </w:p>
-    <w:p>
-      <w:pPr>
-        <w:spacing w:line="360" w:lineRule="auto"/>
-      </w:pPr>
-      <w:r>
-        <w:rPr>
-          <w:rFonts w:hint="eastAsia"/>
-        </w:rPr>
-        <w:t>其中</w:t>
-      </w:r>
-      <w:r>
-        <w:rPr>
-          <w:rFonts w:hint="eastAsia"/>
-        </w:rPr>
-        <w:t xml:space="preserve"> query </w:t>
-      </w:r>
-      <w:r>
-        <w:rPr>
-          <w:rFonts w:hint="eastAsia"/>
-        </w:rPr>
-        <w:t>有成员：</w:t>
-      </w:r>
-    </w:p>
-    <w:p>
-      <w:pPr>
-        <w:spacing w:line="360" w:lineRule="auto"/>
-        <w:rPr>
-          <w:rFonts w:asciiTheme="minorEastAsia" w:hAnsiTheme="minorEastAsia"/>
-          <w:b/>
-          <w:bCs/>
-          <w:color w:val="FF0000"/>
-          <w:szCs w:val="21"/>
-        </w:rPr>
-      </w:pPr>
-      <w:r>
-        <w:rPr>
-          <w:rFonts w:asciiTheme="minorEastAsia" w:hAnsiTheme="minorEastAsia" w:hint="eastAsia"/>
-          <w:b/>
-          <w:bCs/>
-          <w:color w:val="FF0000"/>
-          <w:szCs w:val="21"/>
-        </w:rPr>
-        <w:t xml:space="preserve">{ </w:t>
-      </w:r>
-    </w:p>
-    <w:p>
-      <w:pPr>
-        <w:spacing w:line="360" w:lineRule="auto"/>
-        <w:rPr>
-          <w:rFonts w:asciiTheme="minorEastAsia" w:hAnsiTheme="minorEastAsia"/>
-          <w:b/>
-          <w:bCs/>
-          <w:szCs w:val="21"/>
-        </w:rPr>
-      </w:pPr>
-      <w:r>
-        <w:rPr>
-          <w:rFonts w:asciiTheme="minorEastAsia" w:hAnsiTheme="minorEastAsia" w:hint="eastAsia"/>
-          <w:b/>
-          <w:bCs/>
-          <w:color w:val="FF0000"/>
-          <w:szCs w:val="21"/>
-        </w:rPr>
-        <w:t xml:space="preserve">  </w:t>
-      </w:r>
-      <w:r>
-        <w:rPr>
-          <w:rFonts w:asciiTheme="minorEastAsia" w:hAnsiTheme="minorEastAsia" w:hint="eastAsia"/>
-          <w:b/>
-          <w:bCs/>
-          <w:szCs w:val="21"/>
-        </w:rPr>
-        <w:t>"</w:t>
-      </w:r>
-      <w:r>
-        <w:rPr>
-          <w:rFonts w:asciiTheme="minorEastAsia" w:hAnsiTheme="minorEastAsia"/>
-          <w:b/>
-          <w:bCs/>
-          <w:szCs w:val="21"/>
-        </w:rPr>
-        <w:t>Size</w:t>
-      </w:r>
-      <w:r>
-        <w:rPr>
-          <w:rFonts w:asciiTheme="minorEastAsia" w:hAnsiTheme="minorEastAsia" w:hint="eastAsia"/>
-          <w:b/>
-          <w:bCs/>
-          <w:szCs w:val="21"/>
-        </w:rPr>
-        <w:t>":size,</w:t>
-      </w:r>
-    </w:p>
-    <w:p>
-      <w:pPr>
-        <w:spacing w:line="360" w:lineRule="auto"/>
-        <w:rPr>
-          <w:rFonts w:asciiTheme="minorEastAsia" w:hAnsiTheme="minorEastAsia"/>
-          <w:b/>
-          <w:bCs/>
-          <w:szCs w:val="21"/>
-        </w:rPr>
-      </w:pPr>
-      <w:r>
-        <w:rPr>
-          <w:rFonts w:asciiTheme="minorEastAsia" w:hAnsiTheme="minorEastAsia" w:hint="eastAsia"/>
-          <w:b/>
-          <w:bCs/>
-          <w:szCs w:val="21"/>
-        </w:rPr>
-        <w:t xml:space="preserve">  "Components" : &lt;comp1</w:t>
-      </w:r>
-      <w:r>
-        <w:rPr>
-          <w:rFonts w:asciiTheme="minorEastAsia" w:hAnsiTheme="minorEastAsia"/>
-          <w:b/>
-          <w:bCs/>
-          <w:szCs w:val="21"/>
-        </w:rPr>
-        <w:t>,</w:t>
-      </w:r>
-      <w:r>
-        <w:rPr>
-          <w:rFonts w:asciiTheme="minorEastAsia" w:hAnsiTheme="minorEastAsia" w:hint="eastAsia"/>
-          <w:b/>
-          <w:bCs/>
-          <w:szCs w:val="21"/>
-        </w:rPr>
-        <w:t xml:space="preserve">comp2...&gt;, </w:t>
-      </w:r>
-    </w:p>
-    <w:p>
-      <w:pPr>
-        <w:spacing w:line="360" w:lineRule="auto"/>
-        <w:rPr>
-          <w:rFonts w:asciiTheme="minorEastAsia" w:hAnsiTheme="minorEastAsia"/>
-          <w:b/>
-          <w:bCs/>
-          <w:szCs w:val="21"/>
-        </w:rPr>
-      </w:pPr>
-      <w:r>
-        <w:rPr>
-          <w:rFonts w:asciiTheme="minorEastAsia" w:hAnsiTheme="minorEastAsia" w:hint="eastAsia"/>
-          <w:b/>
-          <w:bCs/>
-          <w:szCs w:val="21"/>
-        </w:rPr>
-        <w:t xml:space="preserve">  "BreakPoint" : &lt;b1,b2...&gt;, </w:t>
-      </w:r>
-    </w:p>
-    <w:p>
-      <w:pPr>
-        <w:spacing w:line="360" w:lineRule="auto"/>
-        <w:rPr>
-          <w:rFonts w:asciiTheme="minorEastAsia" w:hAnsiTheme="minorEastAsia"/>
-          <w:b/>
-          <w:bCs/>
-          <w:szCs w:val="21"/>
-        </w:rPr>
-      </w:pPr>
-      <w:r>
-        <w:rPr>
-          <w:rFonts w:asciiTheme="minorEastAsia" w:hAnsiTheme="minorEastAsia" w:hint="eastAsia"/>
-          <w:b/>
-          <w:bCs/>
-          <w:szCs w:val="21"/>
-        </w:rPr>
-        <w:tab/>
-        <w:t xml:space="preserve"> "</w:t>
-      </w:r>
-      <w:r>
-        <w:rPr>
-          <w:rFonts w:asciiTheme="minorEastAsia" w:hAnsiTheme="minorEastAsia"/>
-          <w:b/>
-          <w:bCs/>
-          <w:szCs w:val="21"/>
-        </w:rPr>
-        <w:t>Threads"</w:t>
-      </w:r>
-      <w:r>
-        <w:rPr>
-          <w:rFonts w:asciiTheme="minorEastAsia" w:hAnsiTheme="minorEastAsia" w:hint="eastAsia"/>
-          <w:b/>
-          <w:bCs/>
-          <w:szCs w:val="21"/>
-        </w:rPr>
-        <w:t xml:space="preserve"> : &lt;tid1,tid2...&gt;, </w:t>
-      </w:r>
-    </w:p>
-    <w:p>
-      <w:pPr>
-        <w:spacing w:line="360" w:lineRule="auto"/>
-        <w:rPr>
-          <w:rFonts w:asciiTheme="minorEastAsia" w:hAnsiTheme="minorEastAsia"/>
-          <w:b/>
-          <w:bCs/>
-          <w:color w:val="548DD4" w:themeColor="text2" w:themeTint="99"/>
-          <w:szCs w:val="21"/>
-        </w:rPr>
-      </w:pPr>
-      <w:r>
-        <w:rPr>
-          <w:rFonts w:asciiTheme="minorEastAsia" w:hAnsiTheme="minorEastAsia" w:hint="eastAsia"/>
-          <w:b/>
-          <w:bCs/>
-          <w:color w:val="548DD4" w:themeColor="text2" w:themeTint="99"/>
-          <w:szCs w:val="21"/>
-        </w:rPr>
-        <w:tab/>
-        <w:t xml:space="preserve"> </w:t>
-      </w:r>
-      <w:r>
-        <w:rPr>
-          <w:rFonts w:asciiTheme="minorEastAsia" w:hAnsiTheme="minorEastAsia" w:hint="eastAsia"/>
-          <w:b/>
-          <w:bCs/>
-          <w:color w:val="548DD4" w:themeColor="text2" w:themeTint="99"/>
-          <w:szCs w:val="21"/>
-        </w:rPr>
-        <w:t>"</w:t>
-      </w:r>
-      <w:r>
-        <w:rPr>
-          <w:rFonts w:asciiTheme="minorEastAsia" w:hAnsiTheme="minorEastAsia" w:hint="eastAsia"/>
-          <w:b/>
-          <w:bCs/>
-          <w:color w:val="548DD4" w:themeColor="text2" w:themeTint="99"/>
-          <w:szCs w:val="21"/>
-        </w:rPr>
-        <w:t>F</w:t>
-      </w:r>
-      <w:r>
-        <w:rPr>
-          <w:rFonts w:asciiTheme="minorEastAsia" w:hAnsiTheme="minorEastAsia"/>
-          <w:b/>
-          <w:bCs/>
-          <w:color w:val="548DD4" w:themeColor="text2" w:themeTint="99"/>
-          <w:szCs w:val="21"/>
-        </w:rPr>
-        <w:t>unc</w:t>
-      </w:r>
-      <w:r>
-        <w:rPr>
-          <w:rFonts w:asciiTheme="minorEastAsia" w:hAnsiTheme="minorEastAsia" w:hint="eastAsia"/>
-          <w:b/>
-          <w:bCs/>
-          <w:color w:val="548DD4" w:themeColor="text2" w:themeTint="99"/>
-          <w:szCs w:val="21"/>
-        </w:rPr>
-        <w:t>tio</w:t>
-      </w:r>
-      <w:r>
-        <w:rPr>
-          <w:rFonts w:asciiTheme="minorEastAsia" w:hAnsiTheme="minorEastAsia" w:hint="eastAsia"/>
-          <w:b/>
-          <w:bCs/>
-          <w:color w:val="548DD4" w:themeColor="text2" w:themeTint="99"/>
-          <w:szCs w:val="21"/>
-        </w:rPr>
-        <w:t>N</w:t>
-      </w:r>
-      <w:r>
-        <w:rPr>
-          <w:rFonts w:asciiTheme="minorEastAsia" w:hAnsiTheme="minorEastAsia"/>
-          <w:b/>
-          <w:bCs/>
-          <w:color w:val="548DD4" w:themeColor="text2" w:themeTint="99"/>
-          <w:szCs w:val="21"/>
-        </w:rPr>
-        <w:t>ames"</w:t>
-      </w:r>
-      <w:r>
-        <w:rPr>
-          <w:rFonts w:asciiTheme="minorEastAsia" w:hAnsiTheme="minorEastAsia" w:hint="eastAsia"/>
-          <w:b/>
-          <w:bCs/>
-          <w:color w:val="548DD4" w:themeColor="text2" w:themeTint="99"/>
-          <w:szCs w:val="21"/>
-        </w:rPr>
-        <w:t xml:space="preserve"> : &lt;</w:t>
-      </w:r>
-      <w:r>
-        <w:rPr>
-          <w:rFonts w:asciiTheme="minorEastAsia" w:hAnsiTheme="minorEastAsia"/>
-          <w:b/>
-          <w:bCs/>
-          <w:color w:val="548DD4" w:themeColor="text2" w:themeTint="99"/>
-          <w:szCs w:val="21"/>
-        </w:rPr>
-        <w:t>func1,func2</w:t>
-      </w:r>
-      <w:r>
-        <w:rPr>
-          <w:rFonts w:asciiTheme="minorEastAsia" w:hAnsiTheme="minorEastAsia" w:hint="eastAsia"/>
-          <w:b/>
-          <w:bCs/>
-          <w:color w:val="548DD4" w:themeColor="text2" w:themeTint="99"/>
-          <w:szCs w:val="21"/>
-        </w:rPr>
-        <w:t xml:space="preserve">...&gt;, </w:t>
-      </w:r>
-    </w:p>
-    <w:p>
-      <w:pPr>
-        <w:spacing w:line="360" w:lineRule="auto"/>
-        <w:rPr>
-          <w:rFonts w:asciiTheme="minorEastAsia" w:hAnsiTheme="minorEastAsia"/>
-          <w:b/>
-          <w:bCs/>
-          <w:color w:val="548DD4" w:themeColor="text2" w:themeTint="99"/>
-          <w:szCs w:val="21"/>
-        </w:rPr>
-      </w:pPr>
-      <w:r>
-        <w:rPr>
-          <w:rFonts w:asciiTheme="minorEastAsia" w:hAnsiTheme="minorEastAsia" w:hint="eastAsia"/>
-          <w:b/>
-          <w:bCs/>
-          <w:color w:val="548DD4" w:themeColor="text2" w:themeTint="99"/>
-          <w:szCs w:val="21"/>
-        </w:rPr>
-        <w:tab/>
-        <w:t xml:space="preserve"> </w:t>
-      </w:r>
-      <w:r>
-        <w:rPr>
-          <w:rFonts w:asciiTheme="minorEastAsia" w:hAnsiTheme="minorEastAsia" w:hint="eastAsia"/>
-          <w:b/>
-          <w:bCs/>
-          <w:color w:val="548DD4" w:themeColor="text2" w:themeTint="99"/>
-          <w:szCs w:val="21"/>
-        </w:rPr>
-        <w:t>"</w:t>
-      </w:r>
-      <w:r>
-        <w:rPr>
-          <w:rFonts w:asciiTheme="minorEastAsia" w:hAnsiTheme="minorEastAsia" w:hint="eastAsia"/>
-          <w:b/>
-          <w:bCs/>
-          <w:color w:val="548DD4" w:themeColor="text2" w:themeTint="99"/>
-          <w:szCs w:val="21"/>
-        </w:rPr>
-        <w:t>T</w:t>
-      </w:r>
-      <w:r>
-        <w:rPr>
-          <w:rFonts w:asciiTheme="minorEastAsia" w:hAnsiTheme="minorEastAsia"/>
-          <w:b/>
-          <w:bCs/>
-          <w:color w:val="548DD4" w:themeColor="text2" w:themeTint="99"/>
-          <w:szCs w:val="21"/>
-        </w:rPr>
-        <w:t>hreadTypes"</w:t>
-      </w:r>
-      <w:r>
-        <w:rPr>
-          <w:rFonts w:asciiTheme="minorEastAsia" w:hAnsiTheme="minorEastAsia" w:hint="eastAsia"/>
-          <w:b/>
-          <w:bCs/>
-          <w:color w:val="548DD4" w:themeColor="text2" w:themeTint="99"/>
-          <w:szCs w:val="21"/>
-        </w:rPr>
-        <w:t xml:space="preserve"> : &lt;type1,type2...&gt; </w:t>
       </w:r>
     </w:p>
     <w:p>
@@ -6368,7 +6238,7 @@
           <v:shape id="_x0000_i1025" type="#_x0000_t75" style="width:232.15pt;height:394.8pt" o:ole="">
             <v:imagedata r:id="rId7" o:title=""/>
           </v:shape>
-          <o:OLEObject Type="Embed" ProgID="Visio.Drawing.11" ShapeID="_x0000_i1025" DrawAspect="Content" ObjectID="_1614428853" r:id="rId8"/>
+          <o:OLEObject Type="Embed" ProgID="Visio.Drawing.11" ShapeID="_x0000_i1025" DrawAspect="Content" ObjectID="_1617780297" r:id="rId8"/>
         </w:object>
       </w:r>
     </w:p>
@@ -6500,6 +6370,13 @@
           <w:rFonts w:asciiTheme="minorEastAsia" w:hAnsiTheme="minorEastAsia" w:hint="eastAsia"/>
           <w:szCs w:val="21"/>
         </w:rPr>
+        <w:t xml:space="preserve">通过在内部维持一个用户指定监控的函数名称数组（存放函数的编号而不是函数名称字符串）。 </w:t>
+      </w:r>
+      <w:r>
+        <w:rPr>
+          <w:rFonts w:asciiTheme="minorEastAsia" w:hAnsiTheme="minorEastAsia" w:hint="eastAsia"/>
+          <w:szCs w:val="21"/>
+        </w:rPr>
         <w:t xml:space="preserve">funcCode 的后 32 位表示当前函数的编号，所以在调用宏指令之后，可以利用 funcCode 的后 32 </w:t>
       </w:r>
       <w:r>
@@ -6507,7 +6384,21 @@
           <w:rFonts w:asciiTheme="minorEastAsia" w:hAnsiTheme="minorEastAsia" w:hint="eastAsia"/>
           <w:szCs w:val="21"/>
         </w:rPr>
-        <w:t>位跟用户指定的函数的编号进行运算（采用位运算，减少开销）</w:t>
+        <w:t>位跟</w:t>
+      </w:r>
+      <w:r>
+        <w:rPr>
+          <w:rFonts w:asciiTheme="minorEastAsia" w:hAnsiTheme="minorEastAsia" w:hint="eastAsia"/>
+          <w:szCs w:val="21"/>
+        </w:rPr>
+        <w:t>数组内的函数</w:t>
+      </w:r>
+      <w:r>
+        <w:rPr>
+          <w:rFonts w:asciiTheme="minorEastAsia" w:hAnsiTheme="minorEastAsia" w:hint="eastAsia"/>
+          <w:szCs w:val="21"/>
+        </w:rPr>
+        <w:t>编号进行运算（采用位运算，减少开销）</w:t>
       </w:r>
       <w:r>
         <w:rPr>
@@ -6523,12 +6414,52 @@
         </w:rPr>
         <w:t>。</w:t>
       </w:r>
-      <w:r>
-        <w:rPr>
-          <w:rFonts w:asciiTheme="minorEastAsia" w:hAnsiTheme="minorEastAsia" w:hint="eastAsia"/>
-          <w:szCs w:val="21"/>
-        </w:rPr>
-        <w:t>与指定模块一样，参数个数不受限。</w:t>
+    </w:p>
+    <w:p>
+      <w:pPr>
+        <w:spacing w:line="360" w:lineRule="auto"/>
+        <w:rPr>
+          <w:rFonts w:asciiTheme="minorEastAsia" w:hAnsiTheme="minorEastAsia"/>
+          <w:szCs w:val="21"/>
+        </w:rPr>
+      </w:pPr>
+      <w:r>
+        <w:rPr>
+          <w:rFonts w:asciiTheme="minorEastAsia" w:hAnsiTheme="minorEastAsia" w:hint="eastAsia"/>
+          <w:szCs w:val="21"/>
+        </w:rPr>
+        <w:t xml:space="preserve">  如果指定函数名参数，而不指定模块参数， trace 只会监控指定的函数（之前 </w:t>
+      </w:r>
+      <w:r>
+        <w:rPr>
+          <w:rFonts w:asciiTheme="minorEastAsia" w:hAnsiTheme="minorEastAsia" w:hint="eastAsia"/>
+          <w:szCs w:val="21"/>
+        </w:rPr>
+        <w:lastRenderedPageBreak/>
+        <w:t>traceOn 的设计中，如果不指定模块参数， trace 会监控所有的模块）</w:t>
+      </w:r>
+    </w:p>
+    <w:p>
+      <w:pPr>
+        <w:spacing w:line="360" w:lineRule="auto"/>
+        <w:rPr>
+          <w:rFonts w:asciiTheme="minorEastAsia" w:hAnsiTheme="minorEastAsia"/>
+          <w:szCs w:val="21"/>
+        </w:rPr>
+      </w:pPr>
+      <w:r>
+        <w:rPr>
+          <w:rFonts w:asciiTheme="minorEastAsia" w:hAnsiTheme="minorEastAsia" w:hint="eastAsia"/>
+          <w:szCs w:val="21"/>
+        </w:rPr>
+        <w:t xml:space="preserve">  </w:t>
+      </w:r>
+      <w:r>
+        <w:rPr>
+          <w:rFonts w:asciiTheme="minorEastAsia" w:hAnsiTheme="minorEastAsia" w:hint="eastAsia"/>
+          <w:szCs w:val="21"/>
+        </w:rPr>
+        <w:t>为了性能需求，用户最多只能指定 10 个函数名。</w:t>
       </w:r>
     </w:p>
     <w:p>
@@ -6577,7 +6508,6 @@
           <w:rFonts w:asciiTheme="minorEastAsia" w:hAnsiTheme="minorEastAsia" w:hint="eastAsia"/>
           <w:szCs w:val="21"/>
         </w:rPr>
-        <w:lastRenderedPageBreak/>
         <w:t xml:space="preserve">  </w:t>
       </w:r>
       <w:r>
@@ -6627,7 +6557,7 @@
           <w:rFonts w:asciiTheme="minorEastAsia" w:hAnsiTheme="minorEastAsia" w:hint="eastAsia"/>
           <w:szCs w:val="21"/>
         </w:rPr>
-        <w:t>同样为了性能需求，用户最多只能指定 10 个线程类型。</w:t>
+        <w:t>为了性能需求，用户最多只能指定 10 个线程类型。</w:t>
       </w:r>
     </w:p>
     <w:p>
@@ -6710,7 +6640,7 @@
           <v:shape id="_x0000_i1026" type="#_x0000_t75" style="width:232.15pt;height:423.2pt" o:ole="">
             <v:imagedata r:id="rId9" o:title=""/>
           </v:shape>
-          <o:OLEObject Type="Embed" ProgID="Visio.Drawing.11" ShapeID="_x0000_i1026" DrawAspect="Content" ObjectID="_1614428854" r:id="rId10"/>
+          <o:OLEObject Type="Embed" ProgID="Visio.Drawing.11" ShapeID="_x0000_i1026" DrawAspect="Content" ObjectID="_1617780298" r:id="rId10"/>
         </w:object>
       </w:r>
     </w:p>
@@ -6842,29 +6772,14 @@
           <w:rFonts w:asciiTheme="minorEastAsia" w:hAnsiTheme="minorEastAsia" w:hint="eastAsia"/>
           <w:szCs w:val="21"/>
         </w:rPr>
-        <w:t>说明</w:t>
-      </w:r>
-      <w:r>
-        <w:rPr>
-          <w:rFonts w:asciiTheme="minorEastAsia" w:hAnsiTheme="minorEastAsia" w:hint="eastAsia"/>
-          <w:szCs w:val="21"/>
-        </w:rPr>
-        <w:t>如下</w:t>
-      </w:r>
-      <w:r>
-        <w:rPr>
-          <w:rFonts w:asciiTheme="minorEastAsia" w:hAnsiTheme="minorEastAsia" w:hint="eastAsia"/>
-          <w:szCs w:val="21"/>
-        </w:rPr>
-        <w:t>（下面A和B只</w:t>
-      </w:r>
-      <w:r>
-        <w:rPr>
-          <w:rFonts w:asciiTheme="minorEastAsia" w:hAnsiTheme="minorEastAsia" w:hint="eastAsia"/>
-          <w:szCs w:val="21"/>
-        </w:rPr>
-        <w:lastRenderedPageBreak/>
-        <w:t>是举例子，无实际含义）</w:t>
+        <w:t>,模块和函数是并集关系，线程类型和线程也是并集关系，举例如下</w:t>
+      </w:r>
+      <w:r>
+        <w:rPr>
+          <w:rFonts w:asciiTheme="minorEastAsia" w:hAnsiTheme="minorEastAsia" w:hint="eastAsia"/>
+          <w:szCs w:val="21"/>
+        </w:rPr>
+        <w:t>（下面A和B只是举例子，无实际含义）</w:t>
       </w:r>
       <w:r>
         <w:rPr>
@@ -6936,7 +6851,7 @@
           <w:rFonts w:asciiTheme="minorEastAsia" w:hAnsiTheme="minorEastAsia" w:hint="eastAsia"/>
           <w:szCs w:val="21"/>
         </w:rPr>
-        <w:t>模块，监控程序会忽略指定的函数名，并给出提示信息</w:t>
+        <w:t>模块，监控程序会忽略指定的函数名</w:t>
       </w:r>
     </w:p>
     <w:p>
@@ -7059,23 +6974,30 @@
           <w:rFonts w:asciiTheme="minorEastAsia" w:hAnsiTheme="minorEastAsia" w:hint="eastAsia"/>
           <w:szCs w:val="21"/>
         </w:rPr>
-        <w:t>监控程序也会忽略指定的线程号，并给出提示信息</w:t>
-      </w:r>
-    </w:p>
-    <w:p>
-      <w:pPr>
-        <w:spacing w:line="360" w:lineRule="auto"/>
-        <w:rPr>
-          <w:rFonts w:asciiTheme="minorEastAsia" w:hAnsiTheme="minorEastAsia"/>
-          <w:szCs w:val="21"/>
-        </w:rPr>
-      </w:pPr>
-      <w:r>
-        <w:rPr>
-          <w:rFonts w:asciiTheme="minorEastAsia" w:hAnsiTheme="minorEastAsia" w:hint="eastAsia"/>
-          <w:szCs w:val="21"/>
-        </w:rPr>
-        <w:t xml:space="preserve">  4、</w:t>
+        <w:t>监控程序也会忽略指定的线程号</w:t>
+      </w:r>
+    </w:p>
+    <w:p>
+      <w:pPr>
+        <w:spacing w:line="360" w:lineRule="auto"/>
+        <w:rPr>
+          <w:rFonts w:asciiTheme="minorEastAsia" w:hAnsiTheme="minorEastAsia"/>
+          <w:szCs w:val="21"/>
+        </w:rPr>
+      </w:pPr>
+      <w:r>
+        <w:rPr>
+          <w:rFonts w:asciiTheme="minorEastAsia" w:hAnsiTheme="minorEastAsia" w:hint="eastAsia"/>
+          <w:szCs w:val="21"/>
+        </w:rPr>
+        <w:t xml:space="preserve">  </w:t>
+      </w:r>
+      <w:r>
+        <w:rPr>
+          <w:rFonts w:asciiTheme="minorEastAsia" w:hAnsiTheme="minorEastAsia" w:hint="eastAsia"/>
+          <w:szCs w:val="21"/>
+        </w:rPr>
+        <w:t>4、</w:t>
       </w:r>
       <w:r>
         <w:rPr>
@@ -7171,7 +7093,7 @@
           <v:shape id="_x0000_i1027" type="#_x0000_t75" style="width:232.15pt;height:595.1pt" o:ole="">
             <v:imagedata r:id="rId11" o:title=""/>
           </v:shape>
-          <o:OLEObject Type="Embed" ProgID="Visio.Drawing.11" ShapeID="_x0000_i1027" DrawAspect="Content" ObjectID="_1614428855" r:id="rId12"/>
+          <o:OLEObject Type="Embed" ProgID="Visio.Drawing.11" ShapeID="_x0000_i1027" DrawAspect="Content" ObjectID="_1617780299" r:id="rId12"/>
         </w:object>
       </w:r>
     </w:p>
@@ -7242,7 +7164,7 @@
           <v:shape id="_x0000_i1028" type="#_x0000_t75" style="width:345.8pt;height:600pt" o:ole="">
             <v:imagedata r:id="rId13" o:title=""/>
           </v:shape>
-          <o:OLEObject Type="Embed" ProgID="Visio.Drawing.11" ShapeID="_x0000_i1028" DrawAspect="Content" ObjectID="_1614428856" r:id="rId14"/>
+          <o:OLEObject Type="Embed" ProgID="Visio.Drawing.11" ShapeID="_x0000_i1028" DrawAspect="Content" ObjectID="_1617780300" r:id="rId14"/>
         </w:object>
       </w:r>
     </w:p>
@@ -8156,14 +8078,14 @@
       </w:tblPr>
       <w:tblGrid>
         <w:gridCol w:w="786"/>
-        <w:gridCol w:w="1284"/>
-        <w:gridCol w:w="4727"/>
-        <w:gridCol w:w="1604"/>
+        <w:gridCol w:w="1230"/>
+        <w:gridCol w:w="4895"/>
+        <w:gridCol w:w="1490"/>
       </w:tblGrid>
       <w:tr>
         <w:tc>
           <w:tcPr>
-            <w:tcW w:w="786" w:type="dxa"/>
+            <w:tcW w:w="769" w:type="dxa"/>
             <w:shd w:val="clear" w:color="auto" w:fill="BFBFBF" w:themeFill="background1" w:themeFillShade="BF"/>
           </w:tcPr>
           <w:p>
@@ -8186,7 +8108,7 @@
         </w:tc>
         <w:tc>
           <w:tcPr>
-            <w:tcW w:w="2084" w:type="dxa"/>
+            <w:tcW w:w="1235" w:type="dxa"/>
             <w:shd w:val="clear" w:color="auto" w:fill="BFBFBF" w:themeFill="background1" w:themeFillShade="BF"/>
           </w:tcPr>
           <w:p>
@@ -8209,7 +8131,7 @@
         </w:tc>
         <w:tc>
           <w:tcPr>
-            <w:tcW w:w="3902" w:type="dxa"/>
+            <w:tcW w:w="4895" w:type="dxa"/>
             <w:shd w:val="clear" w:color="auto" w:fill="BFBFBF" w:themeFill="background1" w:themeFillShade="BF"/>
           </w:tcPr>
           <w:p>
@@ -8232,7 +8154,7 @@
         </w:tc>
         <w:tc>
           <w:tcPr>
-            <w:tcW w:w="1629" w:type="dxa"/>
+            <w:tcW w:w="1502" w:type="dxa"/>
             <w:shd w:val="clear" w:color="auto" w:fill="BFBFBF" w:themeFill="background1" w:themeFillShade="BF"/>
           </w:tcPr>
           <w:p>
@@ -8257,7 +8179,7 @@
       <w:tr>
         <w:tc>
           <w:tcPr>
-            <w:tcW w:w="786" w:type="dxa"/>
+            <w:tcW w:w="769" w:type="dxa"/>
           </w:tcPr>
           <w:p>
             <w:pPr>
@@ -8278,7 +8200,7 @@
         </w:tc>
         <w:tc>
           <w:tcPr>
-            <w:tcW w:w="2084" w:type="dxa"/>
+            <w:tcW w:w="1235" w:type="dxa"/>
           </w:tcPr>
           <w:p>
             <w:pPr>
@@ -8307,7 +8229,7 @@
                 <w:rFonts w:hint="eastAsia"/>
                 <w:szCs w:val="21"/>
               </w:rPr>
-              <w:t>函数</w:t>
+              <w:t>或者</w:t>
             </w:r>
             <w:r>
               <w:rPr>
@@ -8315,13 +8237,20 @@
                 <w:szCs w:val="21"/>
               </w:rPr>
               <w:lastRenderedPageBreak/>
-              <w:t>跟踪数据库引擎</w:t>
-            </w:r>
-          </w:p>
-        </w:tc>
-        <w:tc>
-          <w:tcPr>
-            <w:tcW w:w="3902" w:type="dxa"/>
+              <w:t>多个</w:t>
+            </w:r>
+            <w:r>
+              <w:rPr>
+                <w:rFonts w:hint="eastAsia"/>
+                <w:szCs w:val="21"/>
+              </w:rPr>
+              <w:t>函数跟踪数据库引擎</w:t>
+            </w:r>
+          </w:p>
+        </w:tc>
+        <w:tc>
+          <w:tcPr>
+            <w:tcW w:w="4895" w:type="dxa"/>
           </w:tcPr>
           <w:p>
             <w:pPr>
@@ -8399,6 +8328,13 @@
             </w:r>
             <w:r>
               <w:rPr>
+                <w:rFonts w:hint="eastAsia"/>
+                <w:szCs w:val="21"/>
+              </w:rPr>
+              <w:t>"</w:t>
+            </w:r>
+            <w:r>
+              <w:rPr>
                 <w:szCs w:val="21"/>
               </w:rPr>
               <w:t>_dmsStorageUnit::insertRecord</w:t>
@@ -8408,6 +8344,13 @@
                 <w:rFonts w:hint="eastAsia"/>
                 <w:szCs w:val="21"/>
               </w:rPr>
+              <w:t>"</w:t>
+            </w:r>
+            <w:r>
+              <w:rPr>
+                <w:rFonts w:hint="eastAsia"/>
+                <w:szCs w:val="21"/>
+              </w:rPr>
               <w:t>)</w:t>
             </w:r>
             <w:r>
@@ -8417,11 +8360,114 @@
               </w:rPr>
               <w:t>)</w:t>
             </w:r>
-          </w:p>
-        </w:tc>
-        <w:tc>
-          <w:tcPr>
-            <w:tcW w:w="1629" w:type="dxa"/>
+            <w:r>
+              <w:rPr>
+                <w:rFonts w:hint="eastAsia"/>
+                <w:szCs w:val="21"/>
+              </w:rPr>
+              <w:t xml:space="preserve"> </w:t>
+            </w:r>
+            <w:r>
+              <w:rPr>
+                <w:rFonts w:hint="eastAsia"/>
+                <w:szCs w:val="21"/>
+              </w:rPr>
+              <w:t>或者</w:t>
+            </w:r>
+          </w:p>
+          <w:p>
+            <w:pPr>
+              <w:spacing w:line="360" w:lineRule="auto"/>
+              <w:jc w:val="left"/>
+              <w:rPr>
+                <w:szCs w:val="21"/>
+              </w:rPr>
+            </w:pPr>
+            <w:r>
+              <w:rPr>
+                <w:szCs w:val="21"/>
+              </w:rPr>
+              <w:t>D</w:t>
+            </w:r>
+            <w:r>
+              <w:rPr>
+                <w:rFonts w:hint="eastAsia"/>
+                <w:szCs w:val="21"/>
+              </w:rPr>
+              <w:t>ata.traceOn(1000,</w:t>
+            </w:r>
+          </w:p>
+          <w:p>
+            <w:pPr>
+              <w:spacing w:line="360" w:lineRule="auto"/>
+              <w:jc w:val="left"/>
+              <w:rPr>
+                <w:szCs w:val="21"/>
+              </w:rPr>
+            </w:pPr>
+            <w:r>
+              <w:rPr>
+                <w:rFonts w:hint="eastAsia"/>
+                <w:szCs w:val="21"/>
+              </w:rPr>
+              <w:t>new SdbtraceOption().functionNames</w:t>
+            </w:r>
+          </w:p>
+          <w:p>
+            <w:pPr>
+              <w:spacing w:line="360" w:lineRule="auto"/>
+              <w:jc w:val="left"/>
+              <w:rPr>
+                <w:szCs w:val="21"/>
+              </w:rPr>
+            </w:pPr>
+            <w:r>
+              <w:rPr>
+                <w:rFonts w:hint="eastAsia"/>
+                <w:szCs w:val="21"/>
+              </w:rPr>
+              <w:t>("</w:t>
+            </w:r>
+            <w:r>
+              <w:rPr>
+                <w:szCs w:val="21"/>
+              </w:rPr>
+              <w:t>_dmsStorageUnit::insertRecord</w:t>
+            </w:r>
+            <w:r>
+              <w:rPr>
+                <w:rFonts w:hint="eastAsia"/>
+                <w:szCs w:val="21"/>
+              </w:rPr>
+              <w:t>,</w:t>
+            </w:r>
+          </w:p>
+          <w:p>
+            <w:pPr>
+              <w:spacing w:line="360" w:lineRule="auto"/>
+              <w:jc w:val="left"/>
+              <w:rPr>
+                <w:szCs w:val="21"/>
+              </w:rPr>
+            </w:pPr>
+            <w:r>
+              <w:rPr>
+                <w:szCs w:val="21"/>
+              </w:rPr>
+              <w:t>_dmsStorageUnit::open</w:t>
+            </w:r>
+            <w:r>
+              <w:rPr>
+                <w:rFonts w:hint="eastAsia"/>
+                <w:szCs w:val="21"/>
+              </w:rPr>
+              <w:t>"))</w:t>
+            </w:r>
+          </w:p>
+        </w:tc>
+        <w:tc>
+          <w:tcPr>
+            <w:tcW w:w="1502" w:type="dxa"/>
           </w:tcPr>
           <w:p>
             <w:pPr>
@@ -8445,7 +8491,7 @@
       <w:tr>
         <w:tc>
           <w:tcPr>
-            <w:tcW w:w="786" w:type="dxa"/>
+            <w:tcW w:w="769" w:type="dxa"/>
           </w:tcPr>
           <w:p>
             <w:pPr>
@@ -8467,7 +8513,7 @@
         </w:tc>
         <w:tc>
           <w:tcPr>
-            <w:tcW w:w="2084" w:type="dxa"/>
+            <w:tcW w:w="1235" w:type="dxa"/>
           </w:tcPr>
           <w:p>
             <w:pPr>
@@ -8482,13 +8528,13 @@
                 <w:rFonts w:hint="eastAsia"/>
                 <w:szCs w:val="21"/>
               </w:rPr>
-              <w:t>指定多个函数名跟踪数据库引擎</w:t>
-            </w:r>
-          </w:p>
-        </w:tc>
-        <w:tc>
-          <w:tcPr>
-            <w:tcW w:w="3902" w:type="dxa"/>
+              <w:t>指定单个或者多个函数跟踪数据库引擎</w:t>
+            </w:r>
+          </w:p>
+        </w:tc>
+        <w:tc>
+          <w:tcPr>
+            <w:tcW w:w="4895" w:type="dxa"/>
           </w:tcPr>
           <w:p>
             <w:pPr>
@@ -8500,117 +8546,37 @@
             </w:pPr>
             <w:r>
               <w:rPr>
-                <w:szCs w:val="21"/>
-              </w:rPr>
-              <w:t>D</w:t>
-            </w:r>
-            <w:r>
-              <w:rPr>
-                <w:rFonts w:hint="eastAsia"/>
-                <w:szCs w:val="21"/>
-              </w:rPr>
-              <w:t>ata.traceOn(100</w:t>
-            </w:r>
-            <w:r>
-              <w:rPr>
-                <w:rFonts w:hint="eastAsia"/>
-                <w:szCs w:val="21"/>
-              </w:rPr>
-              <w:t>0,</w:t>
-            </w:r>
-          </w:p>
-          <w:p>
-            <w:pPr>
-              <w:spacing w:line="360" w:lineRule="auto"/>
-              <w:jc w:val="left"/>
-              <w:rPr>
-                <w:szCs w:val="21"/>
-              </w:rPr>
-            </w:pPr>
-            <w:r>
-              <w:rPr>
-                <w:rFonts w:hint="eastAsia"/>
-                <w:szCs w:val="21"/>
-              </w:rPr>
-              <w:t xml:space="preserve">new </w:t>
-            </w:r>
-            <w:r>
-              <w:rPr>
-                <w:rFonts w:hint="eastAsia"/>
-                <w:szCs w:val="21"/>
-              </w:rPr>
-              <w:t>SdbtraceOption().function</w:t>
-            </w:r>
-            <w:r>
-              <w:rPr>
-                <w:rFonts w:hint="eastAsia"/>
-                <w:szCs w:val="21"/>
-              </w:rPr>
-              <w:t>Names</w:t>
-            </w:r>
-          </w:p>
-          <w:p>
-            <w:pPr>
-              <w:spacing w:line="360" w:lineRule="auto"/>
-              <w:jc w:val="left"/>
-              <w:rPr>
-                <w:szCs w:val="21"/>
-              </w:rPr>
-            </w:pPr>
-            <w:r>
-              <w:rPr>
-                <w:rFonts w:hint="eastAsia"/>
-                <w:szCs w:val="21"/>
-              </w:rPr>
-              <w:t>(</w:t>
-            </w:r>
-            <w:r>
-              <w:rPr>
-                <w:szCs w:val="21"/>
-              </w:rPr>
-              <w:t>_dmsStorageUnit::insertRecord</w:t>
-            </w:r>
-            <w:r>
-              <w:rPr>
-                <w:rFonts w:hint="eastAsia"/>
-                <w:szCs w:val="21"/>
-              </w:rPr>
-              <w:t>,</w:t>
-            </w:r>
-          </w:p>
-          <w:p>
-            <w:pPr>
-              <w:spacing w:line="360" w:lineRule="auto"/>
-              <w:jc w:val="left"/>
-              <w:rPr>
-                <w:szCs w:val="21"/>
-              </w:rPr>
-            </w:pPr>
-            <w:r>
-              <w:rPr>
-                <w:szCs w:val="21"/>
-              </w:rPr>
-              <w:t>_dmsStorageUnit::open</w:t>
-            </w:r>
-            <w:r>
-              <w:rPr>
-                <w:rFonts w:hint="eastAsia"/>
-                <w:szCs w:val="21"/>
-              </w:rPr>
-              <w:t>)</w:t>
-            </w:r>
-            <w:r>
-              <w:rPr>
-                <w:rFonts w:hint="eastAsia"/>
-                <w:szCs w:val="21"/>
-              </w:rPr>
-              <w:t>)</w:t>
-            </w:r>
-          </w:p>
-        </w:tc>
-        <w:tc>
-          <w:tcPr>
-            <w:tcW w:w="1629" w:type="dxa"/>
+                <w:rFonts w:hint="eastAsia"/>
+                <w:szCs w:val="21"/>
+              </w:rPr>
+              <w:t>（以上</w:t>
+            </w:r>
+            <w:r>
+              <w:rPr>
+                <w:rFonts w:hint="eastAsia"/>
+                <w:szCs w:val="21"/>
+              </w:rPr>
+              <w:t xml:space="preserve"> functionNames </w:t>
+            </w:r>
+            <w:r>
+              <w:rPr>
+                <w:rFonts w:hint="eastAsia"/>
+                <w:szCs w:val="21"/>
+              </w:rPr>
+              <w:t>方法的</w:t>
+            </w:r>
+            <w:r>
+              <w:rPr>
+                <w:rFonts w:hint="eastAsia"/>
+                <w:szCs w:val="21"/>
+              </w:rPr>
+              <w:t>函数名参数以字符串数组的形式输入）</w:t>
+            </w:r>
+          </w:p>
+        </w:tc>
+        <w:tc>
+          <w:tcPr>
+            <w:tcW w:w="1502" w:type="dxa"/>
           </w:tcPr>
           <w:p>
             <w:pPr>
@@ -8633,7 +8599,7 @@
       <w:tr>
         <w:tc>
           <w:tcPr>
-            <w:tcW w:w="786" w:type="dxa"/>
+            <w:tcW w:w="769" w:type="dxa"/>
           </w:tcPr>
           <w:p>
             <w:pPr>
@@ -8654,7 +8620,7 @@
         </w:tc>
         <w:tc>
           <w:tcPr>
-            <w:tcW w:w="2084" w:type="dxa"/>
+            <w:tcW w:w="1235" w:type="dxa"/>
           </w:tcPr>
           <w:p>
             <w:pPr>
@@ -8669,13 +8635,13 @@
                 <w:rFonts w:hint="eastAsia"/>
                 <w:szCs w:val="21"/>
               </w:rPr>
-              <w:t>指定不存在于函数列表中的函数名</w:t>
-            </w:r>
-          </w:p>
-        </w:tc>
-        <w:tc>
-          <w:tcPr>
-            <w:tcW w:w="3902" w:type="dxa"/>
+              <w:t>指定单个或者多个线程类型</w:t>
+            </w:r>
+          </w:p>
+        </w:tc>
+        <w:tc>
+          <w:tcPr>
+            <w:tcW w:w="4895" w:type="dxa"/>
           </w:tcPr>
           <w:p>
             <w:pPr>
@@ -8696,14 +8662,7 @@
                 <w:rFonts w:hint="eastAsia"/>
                 <w:szCs w:val="21"/>
               </w:rPr>
-              <w:t>ata.traceOn(10</w:t>
-            </w:r>
-            <w:r>
-              <w:rPr>
-                <w:rFonts w:hint="eastAsia"/>
-                <w:szCs w:val="21"/>
-              </w:rPr>
-              <w:t xml:space="preserve">00, </w:t>
+              <w:t>ata.traceOn(1000,</w:t>
             </w:r>
           </w:p>
           <w:p>
@@ -8719,14 +8678,7 @@
                 <w:rFonts w:hint="eastAsia"/>
                 <w:szCs w:val="21"/>
               </w:rPr>
-              <w:t>new SdbtraceOption().function</w:t>
-            </w:r>
-            <w:r>
-              <w:rPr>
-                <w:rFonts w:hint="eastAsia"/>
-                <w:szCs w:val="21"/>
-              </w:rPr>
-              <w:t>Names</w:t>
+              <w:t>new SdbtraceOption().threadTypes</w:t>
             </w:r>
           </w:p>
           <w:p>
@@ -8742,34 +8694,22 @@
                 <w:rFonts w:hint="eastAsia"/>
                 <w:szCs w:val="21"/>
               </w:rPr>
-              <w:t>(</w:t>
-            </w:r>
-            <w:r>
-              <w:rPr>
-                <w:szCs w:val="21"/>
-              </w:rPr>
-              <w:t>_pdTraceCB::start</w:t>
-            </w:r>
-            <w:r>
-              <w:rPr>
-                <w:rFonts w:hint="eastAsia"/>
-                <w:szCs w:val="21"/>
-              </w:rPr>
-              <w:t>)</w:t>
-            </w:r>
-            <w:r>
-              <w:rPr>
-                <w:rFonts w:hint="eastAsia"/>
-                <w:szCs w:val="21"/>
-              </w:rPr>
-              <w:t>)</w:t>
-            </w:r>
-          </w:p>
-        </w:tc>
-        <w:tc>
-          <w:tcPr>
-            <w:tcW w:w="1629" w:type="dxa"/>
-          </w:tcPr>
+              <w:t>("</w:t>
+            </w:r>
+            <w:r>
+              <w:rPr>
+                <w:szCs w:val="21"/>
+              </w:rPr>
+              <w:t>CoordNetwork</w:t>
+            </w:r>
+            <w:r>
+              <w:rPr>
+                <w:rFonts w:hint="eastAsia"/>
+                <w:szCs w:val="21"/>
+              </w:rPr>
+              <w:t>"))</w:t>
+            </w:r>
+          </w:p>
           <w:p>
             <w:pPr>
               <w:spacing w:line="360" w:lineRule="auto"/>
@@ -8783,7 +8723,114 @@
                 <w:rFonts w:hint="eastAsia"/>
                 <w:szCs w:val="21"/>
               </w:rPr>
-              <w:t>报错，无法跟踪该函数</w:t>
+              <w:t>或者</w:t>
+            </w:r>
+          </w:p>
+          <w:p>
+            <w:pPr>
+              <w:spacing w:line="360" w:lineRule="auto"/>
+              <w:jc w:val="left"/>
+              <w:rPr>
+                <w:szCs w:val="21"/>
+              </w:rPr>
+            </w:pPr>
+            <w:r>
+              <w:rPr>
+                <w:szCs w:val="21"/>
+              </w:rPr>
+              <w:t>D</w:t>
+            </w:r>
+            <w:r>
+              <w:rPr>
+                <w:rFonts w:hint="eastAsia"/>
+                <w:szCs w:val="21"/>
+              </w:rPr>
+              <w:t xml:space="preserve">ata.traceOn(1000, </w:t>
+            </w:r>
+          </w:p>
+          <w:p>
+            <w:pPr>
+              <w:spacing w:line="360" w:lineRule="auto"/>
+              <w:jc w:val="left"/>
+              <w:rPr>
+                <w:szCs w:val="21"/>
+              </w:rPr>
+            </w:pPr>
+            <w:r>
+              <w:rPr>
+                <w:rFonts w:hint="eastAsia"/>
+                <w:szCs w:val="21"/>
+              </w:rPr>
+              <w:t>new SdbtraceOption().threadTypes</w:t>
+            </w:r>
+            <w:r>
+              <w:t xml:space="preserve"> </w:t>
+            </w:r>
+            <w:r>
+              <w:rPr>
+                <w:rFonts w:hint="eastAsia"/>
+              </w:rPr>
+              <w:t>("</w:t>
+            </w:r>
+            <w:r>
+              <w:t>CoordNetwork</w:t>
+            </w:r>
+            <w:r>
+              <w:rPr>
+                <w:rFonts w:hint="eastAsia"/>
+              </w:rPr>
+              <w:t>"</w:t>
+            </w:r>
+            <w:r>
+              <w:rPr>
+                <w:rFonts w:hint="eastAsia"/>
+                <w:szCs w:val="21"/>
+              </w:rPr>
+              <w:t>，</w:t>
+            </w:r>
+            <w:r>
+              <w:rPr>
+                <w:rFonts w:hint="eastAsia"/>
+                <w:szCs w:val="21"/>
+              </w:rPr>
+              <w:t>"</w:t>
+            </w:r>
+            <w:r>
+              <w:t>OMManager</w:t>
+            </w:r>
+            <w:r>
+              <w:rPr>
+                <w:rFonts w:hint="eastAsia"/>
+              </w:rPr>
+              <w:t>"</w:t>
+            </w:r>
+            <w:r>
+              <w:rPr>
+                <w:rFonts w:hint="eastAsia"/>
+                <w:szCs w:val="21"/>
+              </w:rPr>
+              <w:t>))</w:t>
+            </w:r>
+          </w:p>
+        </w:tc>
+        <w:tc>
+          <w:tcPr>
+            <w:tcW w:w="1502" w:type="dxa"/>
+          </w:tcPr>
+          <w:p>
+            <w:pPr>
+              <w:spacing w:line="360" w:lineRule="auto"/>
+              <w:jc w:val="left"/>
+              <w:rPr>
+                <w:szCs w:val="21"/>
+              </w:rPr>
+            </w:pPr>
+            <w:r>
+              <w:rPr>
+                <w:rFonts w:hint="eastAsia"/>
+                <w:szCs w:val="21"/>
+              </w:rPr>
+              <w:t>成功跟踪指定类型的线程</w:t>
             </w:r>
           </w:p>
         </w:tc>
@@ -8791,7 +8838,7 @@
       <w:tr>
         <w:tc>
           <w:tcPr>
-            <w:tcW w:w="786" w:type="dxa"/>
+            <w:tcW w:w="769" w:type="dxa"/>
           </w:tcPr>
           <w:p>
             <w:pPr>
@@ -8812,7 +8859,7 @@
         </w:tc>
         <w:tc>
           <w:tcPr>
-            <w:tcW w:w="2084" w:type="dxa"/>
+            <w:tcW w:w="1235" w:type="dxa"/>
           </w:tcPr>
           <w:p>
             <w:pPr>
@@ -8827,13 +8874,13 @@
                 <w:rFonts w:hint="eastAsia"/>
                 <w:szCs w:val="21"/>
               </w:rPr>
-              <w:t>指定单个线程类型</w:t>
-            </w:r>
-          </w:p>
-        </w:tc>
-        <w:tc>
-          <w:tcPr>
-            <w:tcW w:w="3902" w:type="dxa"/>
+              <w:t>指定单个或者多个线程类型</w:t>
+            </w:r>
+          </w:p>
+        </w:tc>
+        <w:tc>
+          <w:tcPr>
+            <w:tcW w:w="4895" w:type="dxa"/>
           </w:tcPr>
           <w:p>
             <w:pPr>
@@ -8845,95 +8892,37 @@
             </w:pPr>
             <w:r>
               <w:rPr>
-                <w:szCs w:val="21"/>
-              </w:rPr>
-              <w:t>D</w:t>
-            </w:r>
-            <w:r>
-              <w:rPr>
-                <w:rFonts w:hint="eastAsia"/>
-                <w:szCs w:val="21"/>
-              </w:rPr>
-              <w:t>ata.traceOn(100</w:t>
-            </w:r>
-            <w:r>
-              <w:rPr>
-                <w:rFonts w:hint="eastAsia"/>
-                <w:szCs w:val="21"/>
-              </w:rPr>
-              <w:t>0,</w:t>
-            </w:r>
-          </w:p>
-          <w:p>
-            <w:pPr>
-              <w:spacing w:line="360" w:lineRule="auto"/>
-              <w:jc w:val="left"/>
-              <w:rPr>
-                <w:szCs w:val="21"/>
-              </w:rPr>
-            </w:pPr>
-            <w:r>
-              <w:rPr>
-                <w:rFonts w:hint="eastAsia"/>
-                <w:szCs w:val="21"/>
-              </w:rPr>
-              <w:t xml:space="preserve">new </w:t>
-            </w:r>
-            <w:r>
-              <w:rPr>
-                <w:rFonts w:hint="eastAsia"/>
-                <w:szCs w:val="21"/>
-              </w:rPr>
-              <w:t>SdbtraceOption().thread</w:t>
-            </w:r>
-            <w:r>
-              <w:rPr>
-                <w:rFonts w:hint="eastAsia"/>
-                <w:szCs w:val="21"/>
-              </w:rPr>
-              <w:t>Types</w:t>
-            </w:r>
-          </w:p>
-          <w:p>
-            <w:pPr>
-              <w:spacing w:line="360" w:lineRule="auto"/>
-              <w:jc w:val="left"/>
-              <w:rPr>
-                <w:szCs w:val="21"/>
-              </w:rPr>
-            </w:pPr>
-            <w:r>
-              <w:rPr>
-                <w:rFonts w:hint="eastAsia"/>
-                <w:szCs w:val="21"/>
-              </w:rPr>
-              <w:t>(</w:t>
-            </w:r>
-            <w:r>
-              <w:rPr>
-                <w:szCs w:val="21"/>
-              </w:rPr>
-              <w:t>CoordNetwork</w:t>
-            </w:r>
-            <w:r>
-              <w:rPr>
-                <w:rFonts w:hint="eastAsia"/>
-                <w:szCs w:val="21"/>
-              </w:rPr>
-              <w:t>)</w:t>
-            </w:r>
-            <w:r>
-              <w:rPr>
-                <w:rFonts w:hint="eastAsia"/>
-                <w:szCs w:val="21"/>
-              </w:rPr>
-              <w:t>)</w:t>
-            </w:r>
-          </w:p>
-        </w:tc>
-        <w:tc>
-          <w:tcPr>
-            <w:tcW w:w="1629" w:type="dxa"/>
+                <w:rFonts w:hint="eastAsia"/>
+                <w:szCs w:val="21"/>
+              </w:rPr>
+              <w:t>（以上</w:t>
+            </w:r>
+            <w:r>
+              <w:rPr>
+                <w:rFonts w:hint="eastAsia"/>
+                <w:szCs w:val="21"/>
+              </w:rPr>
+              <w:t xml:space="preserve"> threadTypes </w:t>
+            </w:r>
+            <w:r>
+              <w:rPr>
+                <w:rFonts w:hint="eastAsia"/>
+                <w:szCs w:val="21"/>
+              </w:rPr>
+              <w:t>方法的</w:t>
+            </w:r>
+            <w:r>
+              <w:rPr>
+                <w:rFonts w:hint="eastAsia"/>
+                <w:szCs w:val="21"/>
+              </w:rPr>
+              <w:t>线程类型参数以字符串数组的形式输入）</w:t>
+            </w:r>
+          </w:p>
+        </w:tc>
+        <w:tc>
+          <w:tcPr>
+            <w:tcW w:w="1502" w:type="dxa"/>
           </w:tcPr>
           <w:p>
             <w:pPr>
@@ -8956,7 +8945,7 @@
       <w:tr>
         <w:tc>
           <w:tcPr>
-            <w:tcW w:w="786" w:type="dxa"/>
+            <w:tcW w:w="769" w:type="dxa"/>
           </w:tcPr>
           <w:p>
             <w:pPr>
@@ -8977,7 +8966,7 @@
         </w:tc>
         <w:tc>
           <w:tcPr>
-            <w:tcW w:w="2084" w:type="dxa"/>
+            <w:tcW w:w="1235" w:type="dxa"/>
           </w:tcPr>
           <w:p>
             <w:pPr>
@@ -8992,13 +8981,13 @@
                 <w:rFonts w:hint="eastAsia"/>
                 <w:szCs w:val="21"/>
               </w:rPr>
-              <w:t>指定多个线程类型</w:t>
-            </w:r>
-          </w:p>
-        </w:tc>
-        <w:tc>
-          <w:tcPr>
-            <w:tcW w:w="3902" w:type="dxa"/>
+              <w:t>同时指定模块，断点，函数名和线程类型</w:t>
+            </w:r>
+          </w:p>
+        </w:tc>
+        <w:tc>
+          <w:tcPr>
+            <w:tcW w:w="4895" w:type="dxa"/>
           </w:tcPr>
           <w:p>
             <w:pPr>
@@ -9019,14 +9008,7 @@
                 <w:rFonts w:hint="eastAsia"/>
                 <w:szCs w:val="21"/>
               </w:rPr>
-              <w:t>ata.traceOn(10</w:t>
-            </w:r>
-            <w:r>
-              <w:rPr>
-                <w:rFonts w:hint="eastAsia"/>
-                <w:szCs w:val="21"/>
-              </w:rPr>
-              <w:t xml:space="preserve">00, </w:t>
+              <w:t>ata.traceOn(1000, new SdbtraceOption().</w:t>
             </w:r>
           </w:p>
           <w:p>
@@ -9042,30 +9024,52 @@
                 <w:rFonts w:hint="eastAsia"/>
                 <w:szCs w:val="21"/>
               </w:rPr>
-              <w:t xml:space="preserve">new </w:t>
-            </w:r>
-            <w:r>
-              <w:rPr>
-                <w:rFonts w:hint="eastAsia"/>
-                <w:szCs w:val="21"/>
-              </w:rPr>
-              <w:t>SdbtraceOption().thread</w:t>
-            </w:r>
-            <w:r>
-              <w:rPr>
-                <w:rFonts w:hint="eastAsia"/>
-                <w:szCs w:val="21"/>
-              </w:rPr>
-              <w:t>Types</w:t>
-            </w:r>
-            <w:r>
-              <w:t xml:space="preserve"> </w:t>
-            </w:r>
-            <w:r>
-              <w:rPr>
-                <w:rFonts w:hint="eastAsia"/>
-              </w:rPr>
-              <w:t>(</w:t>
+              <w:t>compoents("dms").</w:t>
+            </w:r>
+          </w:p>
+          <w:p>
+            <w:pPr>
+              <w:spacing w:line="360" w:lineRule="auto"/>
+              <w:jc w:val="left"/>
+              <w:rPr>
+                <w:szCs w:val="21"/>
+              </w:rPr>
+            </w:pPr>
+            <w:r>
+              <w:rPr>
+                <w:rFonts w:hint="eastAsia"/>
+                <w:szCs w:val="21"/>
+              </w:rPr>
+              <w:t>breakPoints("_dmsStorageUint::insertRecord"). functionNames("</w:t>
+            </w:r>
+            <w:r>
+              <w:rPr>
+                <w:szCs w:val="21"/>
+              </w:rPr>
+              <w:t>_dmsStorageUnit::insertRecord</w:t>
+            </w:r>
+            <w:r>
+              <w:rPr>
+                <w:rFonts w:hint="eastAsia"/>
+                <w:szCs w:val="21"/>
+              </w:rPr>
+              <w:t>").</w:t>
+            </w:r>
+          </w:p>
+          <w:p>
+            <w:pPr>
+              <w:spacing w:line="360" w:lineRule="auto"/>
+              <w:jc w:val="left"/>
+              <w:rPr>
+                <w:szCs w:val="21"/>
+              </w:rPr>
+            </w:pPr>
+            <w:r>
+              <w:rPr>
+                <w:rFonts w:hint="eastAsia"/>
+                <w:szCs w:val="21"/>
+              </w:rPr>
+              <w:t>threadTypes("</w:t>
             </w:r>
             <w:r>
               <w:t>CoordNetwork</w:t>
@@ -9073,32 +9077,21 @@
             <w:r>
               <w:rPr>
                 <w:rFonts w:hint="eastAsia"/>
-                <w:szCs w:val="21"/>
-              </w:rPr>
-              <w:t>，</w:t>
-            </w:r>
-            <w:r>
-              <w:t>OMManager</w:t>
-            </w:r>
-            <w:r>
-              <w:rPr>
-                <w:rFonts w:hint="eastAsia"/>
-                <w:szCs w:val="21"/>
-              </w:rPr>
-              <w:t>)</w:t>
-            </w:r>
-            <w:r>
-              <w:rPr>
-                <w:rFonts w:hint="eastAsia"/>
-                <w:szCs w:val="21"/>
-              </w:rPr>
-              <w:t>)</w:t>
-            </w:r>
-          </w:p>
-        </w:tc>
-        <w:tc>
-          <w:tcPr>
-            <w:tcW w:w="1629" w:type="dxa"/>
+              </w:rPr>
+              <w:t>"</w:t>
+            </w:r>
+            <w:r>
+              <w:rPr>
+                <w:rFonts w:hint="eastAsia"/>
+                <w:szCs w:val="21"/>
+              </w:rPr>
+              <w:t>))</w:t>
+            </w:r>
+          </w:p>
+        </w:tc>
+        <w:tc>
+          <w:tcPr>
+            <w:tcW w:w="1502" w:type="dxa"/>
           </w:tcPr>
           <w:p>
             <w:pPr>
@@ -9113,7 +9106,15 @@
                 <w:rFonts w:hint="eastAsia"/>
                 <w:szCs w:val="21"/>
               </w:rPr>
-              <w:t>成功跟踪指定类型的线程</w:t>
+              <w:t>成功跟踪指定模块，指定函数和指定类型的线程，并可以打断</w:t>
+            </w:r>
+            <w:r>
+              <w:rPr>
+                <w:rFonts w:hint="eastAsia"/>
+                <w:szCs w:val="21"/>
+              </w:rPr>
+              <w:lastRenderedPageBreak/>
+              <w:t>点</w:t>
             </w:r>
           </w:p>
         </w:tc>
@@ -9121,7 +9122,7 @@
       <w:tr>
         <w:tc>
           <w:tcPr>
-            <w:tcW w:w="786" w:type="dxa"/>
+            <w:tcW w:w="769" w:type="dxa"/>
           </w:tcPr>
           <w:p>
             <w:pPr>
@@ -9136,13 +9137,14 @@
                 <w:rFonts w:hint="eastAsia"/>
                 <w:szCs w:val="21"/>
               </w:rPr>
+              <w:lastRenderedPageBreak/>
               <w:t>6</w:t>
             </w:r>
           </w:p>
         </w:tc>
         <w:tc>
           <w:tcPr>
-            <w:tcW w:w="2084" w:type="dxa"/>
+            <w:tcW w:w="1235" w:type="dxa"/>
           </w:tcPr>
           <w:p>
             <w:pPr>
@@ -9157,13 +9159,13 @@
                 <w:rFonts w:hint="eastAsia"/>
                 <w:szCs w:val="21"/>
               </w:rPr>
-              <w:t>指定不存在线程类型</w:t>
-            </w:r>
-          </w:p>
-        </w:tc>
-        <w:tc>
-          <w:tcPr>
-            <w:tcW w:w="3902" w:type="dxa"/>
+              <w:t>测试老接口</w:t>
+            </w:r>
+          </w:p>
+        </w:tc>
+        <w:tc>
+          <w:tcPr>
+            <w:tcW w:w="4895" w:type="dxa"/>
           </w:tcPr>
           <w:p>
             <w:pPr>
@@ -9184,7 +9186,7 @@
                 <w:rFonts w:hint="eastAsia"/>
                 <w:szCs w:val="21"/>
               </w:rPr>
-              <w:t>ata.traceOn(10000,</w:t>
+              <w:t>ata.traceOn(1000,</w:t>
             </w:r>
           </w:p>
           <w:p>
@@ -9200,35 +9202,9 @@
                 <w:rFonts w:hint="eastAsia"/>
                 <w:szCs w:val="21"/>
               </w:rPr>
-              <w:t xml:space="preserve">new </w:t>
-            </w:r>
-            <w:r>
-              <w:rPr>
-                <w:rFonts w:hint="eastAsia"/>
-                <w:szCs w:val="21"/>
-              </w:rPr>
-              <w:t>SdbtraceOption().thread</w:t>
-            </w:r>
-            <w:r>
-              <w:rPr>
-                <w:rFonts w:hint="eastAsia"/>
-                <w:szCs w:val="21"/>
-              </w:rPr>
-              <w:t>Types(AB)</w:t>
-            </w:r>
-            <w:r>
-              <w:rPr>
-                <w:rFonts w:hint="eastAsia"/>
-                <w:szCs w:val="21"/>
-              </w:rPr>
-              <w:t>)</w:t>
-            </w:r>
-          </w:p>
-        </w:tc>
-        <w:tc>
-          <w:tcPr>
-            <w:tcW w:w="1629" w:type="dxa"/>
-          </w:tcPr>
+              <w:t>"dms",</w:t>
+            </w:r>
+          </w:p>
           <w:p>
             <w:pPr>
               <w:spacing w:line="360" w:lineRule="auto"/>
@@ -9242,7 +9218,44 @@
                 <w:rFonts w:hint="eastAsia"/>
                 <w:szCs w:val="21"/>
               </w:rPr>
-              <w:t>报错，不存在该线程类型</w:t>
+              <w:t>"_dmsStorageUint::insertRecord",</w:t>
+            </w:r>
+          </w:p>
+          <w:p>
+            <w:pPr>
+              <w:spacing w:line="360" w:lineRule="auto"/>
+              <w:jc w:val="left"/>
+              <w:rPr>
+                <w:szCs w:val="21"/>
+              </w:rPr>
+            </w:pPr>
+            <w:r>
+              <w:rPr>
+                <w:rFonts w:hint="eastAsia"/>
+                <w:szCs w:val="21"/>
+              </w:rPr>
+              <w:t>[15963,15964])</w:t>
+            </w:r>
+          </w:p>
+        </w:tc>
+        <w:tc>
+          <w:tcPr>
+            <w:tcW w:w="1502" w:type="dxa"/>
+          </w:tcPr>
+          <w:p>
+            <w:pPr>
+              <w:spacing w:line="360" w:lineRule="auto"/>
+              <w:jc w:val="left"/>
+              <w:rPr>
+                <w:szCs w:val="21"/>
+              </w:rPr>
+            </w:pPr>
+            <w:r>
+              <w:rPr>
+                <w:rFonts w:hint="eastAsia"/>
+                <w:szCs w:val="21"/>
+              </w:rPr>
+              <w:t>成功跟踪指定模块和指定类型的线程，并可以打断点</w:t>
             </w:r>
           </w:p>
         </w:tc>
@@ -9250,7 +9263,7 @@
       <w:tr>
         <w:tc>
           <w:tcPr>
-            <w:tcW w:w="786" w:type="dxa"/>
+            <w:tcW w:w="769" w:type="dxa"/>
           </w:tcPr>
           <w:p>
             <w:pPr>
@@ -9271,7 +9284,7 @@
         </w:tc>
         <w:tc>
           <w:tcPr>
-            <w:tcW w:w="2084" w:type="dxa"/>
+            <w:tcW w:w="1235" w:type="dxa"/>
           </w:tcPr>
           <w:p>
             <w:pPr>
@@ -9286,20 +9299,13 @@
                 <w:rFonts w:hint="eastAsia"/>
                 <w:szCs w:val="21"/>
               </w:rPr>
-              <w:t>参数</w:t>
-            </w:r>
-            <w:r>
-              <w:rPr>
-                <w:rFonts w:hint="eastAsia"/>
-                <w:szCs w:val="21"/>
-              </w:rPr>
-              <w:t>格式不正确</w:t>
-            </w:r>
-          </w:p>
-        </w:tc>
-        <w:tc>
-          <w:tcPr>
-            <w:tcW w:w="3902" w:type="dxa"/>
+              <w:t>连续指定多个参数</w:t>
+            </w:r>
+          </w:p>
+        </w:tc>
+        <w:tc>
+          <w:tcPr>
+            <w:tcW w:w="4895" w:type="dxa"/>
           </w:tcPr>
           <w:p>
             <w:pPr>
@@ -9320,14 +9326,39 @@
                 <w:rFonts w:hint="eastAsia"/>
                 <w:szCs w:val="21"/>
               </w:rPr>
-              <w:t>ata.traceOn(100</w:t>
-            </w:r>
-            <w:r>
-              <w:rPr>
-                <w:rFonts w:hint="eastAsia"/>
-                <w:szCs w:val="21"/>
-              </w:rPr>
-              <w:t>0, {</w:t>
+              <w:t>ata.traceOn(1000,</w:t>
+            </w:r>
+          </w:p>
+          <w:p>
+            <w:pPr>
+              <w:spacing w:line="360" w:lineRule="auto"/>
+              <w:jc w:val="left"/>
+              <w:rPr>
+                <w:szCs w:val="21"/>
+              </w:rPr>
+            </w:pPr>
+            <w:r>
+              <w:rPr>
+                <w:rFonts w:hint="eastAsia"/>
+                <w:szCs w:val="21"/>
+              </w:rPr>
+              <w:t>new SdbtraceOption().functionNames</w:t>
+            </w:r>
+          </w:p>
+          <w:p>
+            <w:pPr>
+              <w:spacing w:line="360" w:lineRule="auto"/>
+              <w:jc w:val="left"/>
+              <w:rPr>
+                <w:szCs w:val="21"/>
+              </w:rPr>
+            </w:pPr>
+            <w:r>
+              <w:rPr>
+                <w:rFonts w:hint="eastAsia"/>
+                <w:szCs w:val="21"/>
+              </w:rPr>
+              <w:t>("</w:t>
             </w:r>
             <w:r>
               <w:rPr>
@@ -9340,14 +9371,9 @@
                 <w:rFonts w:hint="eastAsia"/>
                 <w:szCs w:val="21"/>
               </w:rPr>
-              <w:t>})</w:t>
-            </w:r>
-          </w:p>
-        </w:tc>
-        <w:tc>
-          <w:tcPr>
-            <w:tcW w:w="1629" w:type="dxa"/>
-          </w:tcPr>
+              <w:t>"). functionNames</w:t>
+            </w:r>
+          </w:p>
           <w:p>
             <w:pPr>
               <w:spacing w:line="360" w:lineRule="auto"/>
@@ -9361,28 +9387,102 @@
                 <w:rFonts w:hint="eastAsia"/>
                 <w:szCs w:val="21"/>
               </w:rPr>
-              <w:t>报错，</w:t>
-            </w:r>
-            <w:r>
-              <w:rPr>
-                <w:rFonts w:hint="eastAsia"/>
-                <w:szCs w:val="21"/>
-              </w:rPr>
-              <w:t>第二个参数必须为</w:t>
-            </w:r>
-            <w:r>
-              <w:rPr>
-                <w:rFonts w:hint="eastAsia"/>
-                <w:szCs w:val="21"/>
-              </w:rPr>
-              <w:t xml:space="preserve"> traceOption</w:t>
-            </w:r>
-            <w:r>
-              <w:rPr>
-                <w:rFonts w:hint="eastAsia"/>
-                <w:szCs w:val="21"/>
-              </w:rPr>
-              <w:t>对象</w:t>
+              <w:t>("</w:t>
+            </w:r>
+            <w:r>
+              <w:rPr>
+                <w:szCs w:val="21"/>
+              </w:rPr>
+              <w:t>_dmsStorageUnit::open</w:t>
+            </w:r>
+            <w:r>
+              <w:rPr>
+                <w:rFonts w:hint="eastAsia"/>
+                <w:szCs w:val="21"/>
+              </w:rPr>
+              <w:t xml:space="preserve">"). </w:t>
+            </w:r>
+          </w:p>
+          <w:p>
+            <w:pPr>
+              <w:spacing w:line="360" w:lineRule="auto"/>
+              <w:jc w:val="left"/>
+              <w:rPr>
+                <w:szCs w:val="21"/>
+              </w:rPr>
+            </w:pPr>
+            <w:r>
+              <w:rPr>
+                <w:rFonts w:hint="eastAsia"/>
+                <w:szCs w:val="21"/>
+              </w:rPr>
+              <w:t>functionNames</w:t>
+            </w:r>
+          </w:p>
+          <w:p>
+            <w:pPr>
+              <w:spacing w:line="360" w:lineRule="auto"/>
+              <w:jc w:val="left"/>
+              <w:rPr>
+                <w:szCs w:val="21"/>
+              </w:rPr>
+            </w:pPr>
+            <w:r>
+              <w:rPr>
+                <w:rFonts w:hint="eastAsia"/>
+                <w:szCs w:val="21"/>
+              </w:rPr>
+              <w:t>(["</w:t>
+            </w:r>
+            <w:r>
+              <w:rPr>
+                <w:szCs w:val="21"/>
+              </w:rPr>
+              <w:t>_dmsStatUnit::init</w:t>
+            </w:r>
+            <w:r>
+              <w:rPr>
+                <w:rFonts w:hint="eastAsia"/>
+                <w:szCs w:val="21"/>
+              </w:rPr>
+              <w:t>"])</w:t>
+            </w:r>
+          </w:p>
+          <w:p>
+            <w:pPr>
+              <w:spacing w:line="360" w:lineRule="auto"/>
+              <w:jc w:val="left"/>
+              <w:rPr>
+                <w:szCs w:val="21"/>
+              </w:rPr>
+            </w:pPr>
+            <w:r>
+              <w:rPr>
+                <w:rFonts w:hint="eastAsia"/>
+                <w:szCs w:val="21"/>
+              </w:rPr>
+              <w:t>)</w:t>
+            </w:r>
+          </w:p>
+        </w:tc>
+        <w:tc>
+          <w:tcPr>
+            <w:tcW w:w="1502" w:type="dxa"/>
+          </w:tcPr>
+          <w:p>
+            <w:pPr>
+              <w:spacing w:line="360" w:lineRule="auto"/>
+              <w:jc w:val="left"/>
+              <w:rPr>
+                <w:szCs w:val="21"/>
+              </w:rPr>
+            </w:pPr>
+            <w:r>
+              <w:rPr>
+                <w:rFonts w:hint="eastAsia"/>
+                <w:szCs w:val="21"/>
+              </w:rPr>
+              <w:t>成功跟踪指定的函数</w:t>
             </w:r>
           </w:p>
         </w:tc>
@@ -9390,13 +9490,14 @@
       <w:tr>
         <w:tc>
           <w:tcPr>
-            <w:tcW w:w="786" w:type="dxa"/>
+            <w:tcW w:w="769" w:type="dxa"/>
           </w:tcPr>
           <w:p>
             <w:pPr>
               <w:spacing w:line="360" w:lineRule="auto"/>
               <w:jc w:val="left"/>
               <w:rPr>
+                <w:rFonts w:hint="eastAsia"/>
                 <w:szCs w:val="21"/>
               </w:rPr>
             </w:pPr>
@@ -9411,36 +9512,29 @@
         </w:tc>
         <w:tc>
           <w:tcPr>
-            <w:tcW w:w="2084" w:type="dxa"/>
+            <w:tcW w:w="1235" w:type="dxa"/>
           </w:tcPr>
           <w:p>
             <w:pPr>
               <w:spacing w:line="360" w:lineRule="auto"/>
               <w:jc w:val="left"/>
               <w:rPr>
-                <w:szCs w:val="21"/>
-              </w:rPr>
-            </w:pPr>
-            <w:r>
-              <w:rPr>
-                <w:rFonts w:hint="eastAsia"/>
-                <w:szCs w:val="21"/>
-              </w:rPr>
-              <w:t>同时指定模</w:t>
-            </w:r>
-            <w:r>
-              <w:rPr>
-                <w:rFonts w:hint="eastAsia"/>
-                <w:szCs w:val="21"/>
-              </w:rPr>
-              <w:lastRenderedPageBreak/>
-              <w:t>块，断点，函数名和线程类型</w:t>
-            </w:r>
-          </w:p>
-        </w:tc>
-        <w:tc>
-          <w:tcPr>
-            <w:tcW w:w="3902" w:type="dxa"/>
+                <w:rFonts w:hint="eastAsia"/>
+                <w:szCs w:val="21"/>
+              </w:rPr>
+            </w:pPr>
+            <w:r>
+              <w:rPr>
+                <w:rFonts w:hint="eastAsia"/>
+                <w:szCs w:val="21"/>
+              </w:rPr>
+              <w:t>指定不存在的函数</w:t>
+            </w:r>
+          </w:p>
+        </w:tc>
+        <w:tc>
+          <w:tcPr>
+            <w:tcW w:w="4895" w:type="dxa"/>
           </w:tcPr>
           <w:p>
             <w:pPr>
@@ -9454,7 +9548,6 @@
               <w:rPr>
                 <w:szCs w:val="21"/>
               </w:rPr>
-              <w:lastRenderedPageBreak/>
               <w:t>D</w:t>
             </w:r>
             <w:r>
@@ -9462,35 +9555,7 @@
                 <w:rFonts w:hint="eastAsia"/>
                 <w:szCs w:val="21"/>
               </w:rPr>
-              <w:t>ata.traceOn(1000</w:t>
-            </w:r>
-            <w:r>
-              <w:rPr>
-                <w:rFonts w:hint="eastAsia"/>
-                <w:szCs w:val="21"/>
-              </w:rPr>
-              <w:t xml:space="preserve">, </w:t>
-            </w:r>
-            <w:r>
-              <w:rPr>
-                <w:rFonts w:hint="eastAsia"/>
-                <w:szCs w:val="21"/>
-              </w:rPr>
-              <w:t xml:space="preserve">new </w:t>
-            </w:r>
-            <w:r>
-              <w:rPr>
-                <w:rFonts w:hint="eastAsia"/>
-                <w:szCs w:val="21"/>
-              </w:rPr>
-              <w:t>Sdb</w:t>
-            </w:r>
-            <w:r>
-              <w:rPr>
-                <w:rFonts w:hint="eastAsia"/>
-                <w:szCs w:val="21"/>
-              </w:rPr>
-              <w:t>traceOption().</w:t>
+              <w:t>ata.traceOn(1000, new SdbtraceOption().functionNames</w:t>
             </w:r>
           </w:p>
           <w:p>
@@ -9506,163 +9571,36 @@
                 <w:rFonts w:hint="eastAsia"/>
                 <w:szCs w:val="21"/>
               </w:rPr>
-              <w:t>compoent</w:t>
-            </w:r>
-            <w:r>
-              <w:rPr>
-                <w:rFonts w:hint="eastAsia"/>
-                <w:szCs w:val="21"/>
-              </w:rPr>
-              <w:t>s</w:t>
-            </w:r>
-            <w:r>
-              <w:rPr>
-                <w:rFonts w:hint="eastAsia"/>
-                <w:szCs w:val="21"/>
-              </w:rPr>
-              <w:t>(dms).</w:t>
-            </w:r>
-          </w:p>
+              <w:t>("abc"))</w:t>
+            </w:r>
+          </w:p>
+        </w:tc>
+        <w:tc>
+          <w:tcPr>
+            <w:tcW w:w="1502" w:type="dxa"/>
+          </w:tcPr>
           <w:p>
             <w:pPr>
               <w:spacing w:line="360" w:lineRule="auto"/>
               <w:jc w:val="left"/>
               <w:rPr>
-                <w:szCs w:val="21"/>
-              </w:rPr>
-            </w:pPr>
-            <w:r>
-              <w:rPr>
-                <w:rFonts w:hint="eastAsia"/>
-                <w:szCs w:val="21"/>
-              </w:rPr>
-              <w:lastRenderedPageBreak/>
-              <w:t>b</w:t>
-            </w:r>
-            <w:r>
-              <w:rPr>
-                <w:rFonts w:hint="eastAsia"/>
-                <w:szCs w:val="21"/>
-              </w:rPr>
-              <w:t>reakPoint</w:t>
-            </w:r>
-            <w:r>
-              <w:rPr>
-                <w:rFonts w:hint="eastAsia"/>
-                <w:szCs w:val="21"/>
-              </w:rPr>
-              <w:t>s</w:t>
-            </w:r>
-            <w:r>
-              <w:rPr>
-                <w:rFonts w:hint="eastAsia"/>
-                <w:szCs w:val="21"/>
-              </w:rPr>
-              <w:t>(_dmsStorageUint::insertRecord).</w:t>
-            </w:r>
-            <w:r>
-              <w:rPr>
-                <w:rFonts w:hint="eastAsia"/>
-                <w:szCs w:val="21"/>
-              </w:rPr>
-              <w:t xml:space="preserve"> </w:t>
-            </w:r>
-            <w:r>
-              <w:rPr>
-                <w:rFonts w:hint="eastAsia"/>
-                <w:szCs w:val="21"/>
-              </w:rPr>
-              <w:t>function</w:t>
-            </w:r>
-            <w:r>
-              <w:rPr>
-                <w:rFonts w:hint="eastAsia"/>
-                <w:szCs w:val="21"/>
-              </w:rPr>
-              <w:t>Names(</w:t>
-            </w:r>
-            <w:r>
-              <w:rPr>
-                <w:szCs w:val="21"/>
-              </w:rPr>
-              <w:t>_dmsStorageUnit::insertRecord</w:t>
-            </w:r>
-            <w:r>
-              <w:rPr>
-                <w:rFonts w:hint="eastAsia"/>
-                <w:szCs w:val="21"/>
-              </w:rPr>
-              <w:t>).</w:t>
-            </w:r>
-          </w:p>
-          <w:p>
-            <w:pPr>
-              <w:spacing w:line="360" w:lineRule="auto"/>
-              <w:jc w:val="left"/>
-              <w:rPr>
-                <w:szCs w:val="21"/>
-              </w:rPr>
-            </w:pPr>
-            <w:r>
-              <w:rPr>
-                <w:rFonts w:hint="eastAsia"/>
-                <w:szCs w:val="21"/>
-              </w:rPr>
-              <w:t>thread</w:t>
-            </w:r>
-            <w:r>
-              <w:rPr>
-                <w:rFonts w:hint="eastAsia"/>
-                <w:szCs w:val="21"/>
-              </w:rPr>
-              <w:t>Types(</w:t>
-            </w:r>
-            <w:r>
-              <w:t>CoordNetwork</w:t>
-            </w:r>
-            <w:r>
-              <w:rPr>
-                <w:rFonts w:hint="eastAsia"/>
-                <w:szCs w:val="21"/>
-              </w:rPr>
-              <w:t>)</w:t>
-            </w:r>
-            <w:r>
-              <w:rPr>
-                <w:rFonts w:hint="eastAsia"/>
-                <w:szCs w:val="21"/>
-              </w:rPr>
-              <w:t>)</w:t>
-            </w:r>
-          </w:p>
-        </w:tc>
-        <w:tc>
-          <w:tcPr>
-            <w:tcW w:w="1629" w:type="dxa"/>
-          </w:tcPr>
-          <w:p>
-            <w:pPr>
-              <w:spacing w:line="360" w:lineRule="auto"/>
-              <w:jc w:val="left"/>
-              <w:rPr>
-                <w:szCs w:val="21"/>
-              </w:rPr>
-            </w:pPr>
-            <w:r>
-              <w:rPr>
-                <w:rFonts w:hint="eastAsia"/>
-                <w:szCs w:val="21"/>
-              </w:rPr>
-              <w:lastRenderedPageBreak/>
-              <w:t>成功跟踪指定模块，</w:t>
-            </w:r>
-            <w:r>
-              <w:rPr>
-                <w:rFonts w:hint="eastAsia"/>
-                <w:szCs w:val="21"/>
-              </w:rPr>
-              <w:lastRenderedPageBreak/>
-              <w:t>指定函数和指定类型的线程，并可以打断点</w:t>
+                <w:rFonts w:hint="eastAsia"/>
+                <w:szCs w:val="21"/>
+              </w:rPr>
+            </w:pPr>
+            <w:r>
+              <w:rPr>
+                <w:rFonts w:hint="eastAsia"/>
+                <w:szCs w:val="21"/>
+              </w:rPr>
+              <w:t>报错</w:t>
+            </w:r>
+            <w:r>
+              <w:rPr>
+                <w:rFonts w:hint="eastAsia"/>
+                <w:szCs w:val="21"/>
+              </w:rPr>
+              <w:t xml:space="preserve"> -6</w:t>
             </w:r>
           </w:p>
         </w:tc>
@@ -9670,50 +9608,51 @@
       <w:tr>
         <w:tc>
           <w:tcPr>
-            <w:tcW w:w="786" w:type="dxa"/>
+            <w:tcW w:w="769" w:type="dxa"/>
           </w:tcPr>
           <w:p>
             <w:pPr>
               <w:spacing w:line="360" w:lineRule="auto"/>
               <w:jc w:val="left"/>
               <w:rPr>
-                <w:szCs w:val="21"/>
-              </w:rPr>
-            </w:pPr>
-            <w:r>
-              <w:rPr>
-                <w:rFonts w:hint="eastAsia"/>
-                <w:szCs w:val="21"/>
-              </w:rPr>
-              <w:lastRenderedPageBreak/>
+                <w:rFonts w:hint="eastAsia"/>
+                <w:szCs w:val="21"/>
+              </w:rPr>
+            </w:pPr>
+            <w:r>
+              <w:rPr>
+                <w:rFonts w:hint="eastAsia"/>
+                <w:szCs w:val="21"/>
+              </w:rPr>
               <w:t>9</w:t>
             </w:r>
           </w:p>
         </w:tc>
         <w:tc>
           <w:tcPr>
-            <w:tcW w:w="2084" w:type="dxa"/>
+            <w:tcW w:w="1235" w:type="dxa"/>
           </w:tcPr>
           <w:p>
             <w:pPr>
               <w:spacing w:line="360" w:lineRule="auto"/>
               <w:jc w:val="left"/>
               <w:rPr>
-                <w:szCs w:val="21"/>
-              </w:rPr>
-            </w:pPr>
-            <w:r>
-              <w:rPr>
-                <w:rFonts w:hint="eastAsia"/>
-                <w:szCs w:val="21"/>
-              </w:rPr>
-              <w:t>测试老接口</w:t>
-            </w:r>
-          </w:p>
-        </w:tc>
-        <w:tc>
-          <w:tcPr>
-            <w:tcW w:w="3902" w:type="dxa"/>
+                <w:rFonts w:hint="eastAsia"/>
+                <w:szCs w:val="21"/>
+              </w:rPr>
+            </w:pPr>
+            <w:r>
+              <w:rPr>
+                <w:rFonts w:hint="eastAsia"/>
+                <w:szCs w:val="21"/>
+              </w:rPr>
+              <w:t>指定不存在的线程类型</w:t>
+            </w:r>
+          </w:p>
+        </w:tc>
+        <w:tc>
+          <w:tcPr>
+            <w:tcW w:w="4895" w:type="dxa"/>
           </w:tcPr>
           <w:p>
             <w:pPr>
@@ -9750,7 +9689,7 @@
                 <w:rFonts w:hint="eastAsia"/>
                 <w:szCs w:val="21"/>
               </w:rPr>
-              <w:t>"dms",</w:t>
+              <w:t>new SdbtraceOption().threadTypes</w:t>
             </w:r>
           </w:p>
           <w:p>
@@ -9766,7 +9705,7 @@
                 <w:rFonts w:hint="eastAsia"/>
                 <w:szCs w:val="21"/>
               </w:rPr>
-              <w:t>"_dmsStorageUint::insertRecord",</w:t>
+              <w:t>("abc"))</w:t>
             </w:r>
           </w:p>
           <w:p>
@@ -9777,33 +9716,34 @@
                 <w:szCs w:val="21"/>
               </w:rPr>
             </w:pPr>
-            <w:r>
-              <w:rPr>
-                <w:rFonts w:hint="eastAsia"/>
-                <w:szCs w:val="21"/>
-              </w:rPr>
-              <w:t>[15963,15964])</w:t>
-            </w:r>
-          </w:p>
-        </w:tc>
-        <w:tc>
-          <w:tcPr>
-            <w:tcW w:w="1629" w:type="dxa"/>
+          </w:p>
+        </w:tc>
+        <w:tc>
+          <w:tcPr>
+            <w:tcW w:w="1502" w:type="dxa"/>
           </w:tcPr>
           <w:p>
             <w:pPr>
               <w:spacing w:line="360" w:lineRule="auto"/>
               <w:jc w:val="left"/>
               <w:rPr>
-                <w:szCs w:val="21"/>
-              </w:rPr>
-            </w:pPr>
-            <w:r>
-              <w:rPr>
-                <w:rFonts w:hint="eastAsia"/>
-                <w:szCs w:val="21"/>
-              </w:rPr>
-              <w:t>成功跟踪指定模块和指定类型的线程，并可以打断点</w:t>
+                <w:rFonts w:hint="eastAsia"/>
+                <w:szCs w:val="21"/>
+              </w:rPr>
+            </w:pPr>
+            <w:r>
+              <w:rPr>
+                <w:rFonts w:hint="eastAsia"/>
+                <w:szCs w:val="21"/>
+              </w:rPr>
+              <w:t>报错</w:t>
+            </w:r>
+            <w:r>
+              <w:rPr>
+                <w:rFonts w:hint="eastAsia"/>
+                <w:szCs w:val="21"/>
+              </w:rPr>
+              <w:t xml:space="preserve"> -6</w:t>
             </w:r>
           </w:p>
         </w:tc>
@@ -9811,7 +9751,7 @@
       <w:tr>
         <w:tc>
           <w:tcPr>
-            <w:tcW w:w="786" w:type="dxa"/>
+            <w:tcW w:w="769" w:type="dxa"/>
           </w:tcPr>
           <w:p>
             <w:pPr>
@@ -9832,7 +9772,7 @@
         </w:tc>
         <w:tc>
           <w:tcPr>
-            <w:tcW w:w="2084" w:type="dxa"/>
+            <w:tcW w:w="1235" w:type="dxa"/>
           </w:tcPr>
           <w:p>
             <w:pPr>
@@ -9853,7 +9793,7 @@
         </w:tc>
         <w:tc>
           <w:tcPr>
-            <w:tcW w:w="3902" w:type="dxa"/>
+            <w:tcW w:w="4895" w:type="dxa"/>
           </w:tcPr>
           <w:p>
             <w:pPr>
@@ -9874,7 +9814,7 @@
         </w:tc>
         <w:tc>
           <w:tcPr>
-            <w:tcW w:w="1629" w:type="dxa"/>
+            <w:tcW w:w="1502" w:type="dxa"/>
           </w:tcPr>
           <w:p>
             <w:pPr>
@@ -9970,6 +9910,7 @@
               <w:rPr>
                 <w:rFonts w:hint="eastAsia"/>
               </w:rPr>
+              <w:lastRenderedPageBreak/>
               <w:t>（</w:t>
             </w:r>
             <w:r>
@@ -10000,6 +9941,7 @@
               <w:rPr>
                 <w:rFonts w:hint="eastAsia"/>
               </w:rPr>
+              <w:lastRenderedPageBreak/>
               <w:t>备注</w:t>
             </w:r>
           </w:p>
@@ -10019,6 +9961,7 @@
               <w:rPr>
                 <w:rFonts w:hint="eastAsia"/>
               </w:rPr>
+              <w:lastRenderedPageBreak/>
               <w:t>代码是否全部提交</w:t>
             </w:r>
             <w:r>
